--- a/A3工具箱_用户手册.docx
+++ b/A3工具箱_用户手册.docx
@@ -690,6 +690,74 @@
           </w:p>
         </w:tc>
       </w:tr>
+      <w:tr>
+        <w:tblPrEx>
+          <w:tblBorders>
+            <w:top w:val="single" w:color="auto" w:sz="4" w:space="0"/>
+            <w:left w:val="single" w:color="auto" w:sz="4" w:space="0"/>
+            <w:bottom w:val="single" w:color="auto" w:sz="4" w:space="0"/>
+            <w:right w:val="single" w:color="auto" w:sz="4" w:space="0"/>
+            <w:insideH w:val="single" w:color="auto" w:sz="4" w:space="0"/>
+            <w:insideV w:val="single" w:color="auto" w:sz="4" w:space="0"/>
+          </w:tblBorders>
+        </w:tblPrEx>
+        <w:tc>
+          <w:tcPr>
+            <w:tcW w:w="2400" w:type="dxa"/>
+            <w:shd w:val="clear" w:color="auto" w:fill="F5F5F5"/>
+          </w:tcPr>
+          <w:p>
+            <w:r>
+              <w:t>跨库复制单据流转</w:t>
+            </w:r>
+          </w:p>
+        </w:tc>
+        <w:tc>
+          <w:tcPr>
+            <w:tcW w:w="6960" w:type="dxa"/>
+            <w:shd w:val="clear" w:color="auto" w:fill="F5F5F5"/>
+          </w:tcPr>
+          <w:p>
+            <w:r>
+              <w:t>通过CODE复制单据流转到目标账套，支持批量（用分号隔开）</w:t>
+            </w:r>
+          </w:p>
+        </w:tc>
+      </w:tr>
+      <w:tr>
+        <w:tblPrEx>
+          <w:tblBorders>
+            <w:top w:val="single" w:color="auto" w:sz="4" w:space="0"/>
+            <w:left w:val="single" w:color="auto" w:sz="4" w:space="0"/>
+            <w:bottom w:val="single" w:color="auto" w:sz="4" w:space="0"/>
+            <w:right w:val="single" w:color="auto" w:sz="4" w:space="0"/>
+            <w:insideH w:val="single" w:color="auto" w:sz="4" w:space="0"/>
+            <w:insideV w:val="single" w:color="auto" w:sz="4" w:space="0"/>
+          </w:tblBorders>
+        </w:tblPrEx>
+        <w:tc>
+          <w:tcPr>
+            <w:tcW w:w="2400" w:type="dxa"/>
+            <w:shd w:val="clear" w:color="auto" w:fill="F5F5F5"/>
+          </w:tcPr>
+          <w:p>
+            <w:r>
+              <w:t>跨库复制报表</w:t>
+            </w:r>
+          </w:p>
+        </w:tc>
+        <w:tc>
+          <w:tcPr>
+            <w:tcW w:w="6960" w:type="dxa"/>
+            <w:shd w:val="clear" w:color="auto" w:fill="F5F5F5"/>
+          </w:tcPr>
+          <w:p>
+            <w:r>
+              <w:t>通过CODE复制报表到目标账套，支持批量（用分号隔开）</w:t>
+            </w:r>
+          </w:p>
+        </w:tc>
+      </w:tr>
     </w:tbl>
     <w:p>
       <w:pPr>
@@ -1226,6 +1294,77 @@
       </w:pPr>
       <w:r>
         <w:t>4.3 跨库复制APP表单</w:t>
+      </w:r>
+    </w:p>
+    <w:p>
+      <w:r>
+        <w:t>此工具用于通过OBJECTGUID将APP表单从一个账套复制到另一个账套：</w:t>
+      </w:r>
+    </w:p>
+    <w:p>
+      <w:r>
+        <w:t>1. 弹出操作窗体，左右两侧分别显示源数据库和目标数据库区域</w:t>
+      </w:r>
+    </w:p>
+    <w:p>
+      <w:r>
+        <w:t>2. 点击"选择账套"按钮，从账套列表中选择源/目标账套（支持拼音首字母搜索）</w:t>
+      </w:r>
+    </w:p>
+    <w:p>
+      <w:r>
+        <w:t>3. 在下方多行文本框中输入要复制的APP表单OBJECTGUID，每行一个</w:t>
+      </w:r>
+    </w:p>
+    <w:p>
+      <w:r>
+        <w:t>4. 点击"确认"开始复制</w:t>
+      </w:r>
+    </w:p>
+    <w:p>
+      <w:r>
+        <w:rPr>
+          <w:b/>
+        </w:rPr>
+        <w:t>4.4 跨库复制单据流转</w:t>
+      </w:r>
+    </w:p>
+    <w:p>
+      <w:r>
+        <w:t>此工具用于通过CODE将单据流转从一个账套复制到另一个账套：</w:t>
+      </w:r>
+    </w:p>
+    <w:p>
+      <w:r>
+        <w:t>1. 在下方多行文本框中输入要复制的单据流转CODE，多个用英文分号隔开</w:t>
+      </w:r>
+    </w:p>
+    <w:p>
+      <w:r>
+        <w:t>2. 点击"确认"开始复制（涉及S_OBJECTLINK、S_OBJECTLINKDETAIL、S_OBJECTLINKCROSSCHECK三张表）</w:t>
+      </w:r>
+    </w:p>
+    <w:p>
+      <w:r>
+        <w:rPr>
+          <w:b/>
+        </w:rPr>
+        <w:t>4.5 跨库复制报表</w:t>
+      </w:r>
+    </w:p>
+    <w:p>
+      <w:r>
+        <w:t>此工具用于通过CODE将报表从一个账套复制到另一个账套：</w:t>
+      </w:r>
+    </w:p>
+    <w:p>
+      <w:r>
+        <w:t>1. 在下方多行文本框中输入要复制的报表CODE，多个用英文分号隔开</w:t>
+      </w:r>
+    </w:p>
+    <w:p>
+      <w:r>
+        <w:t>2. 点击"确认"开始复制（涉及S_REPORT、S_REPORTDOUBLECLICK、S_REPORTLINKDEFINE、S_REPORTSCHEME四张表）</w:t>
       </w:r>
     </w:p>
     <w:p>

--- a/A3工具箱_用户手册.docx
+++ b/A3工具箱_用户手册.docx
@@ -7,7 +7,7 @@
     <w:p/>
     <w:p>
       <w:pPr>
-        <w:pStyle w:val="10"/>
+        <w:pStyle w:val="12"/>
       </w:pPr>
       <w:r>
         <w:t>A3工具箱</w:t>
@@ -31,6 +31,10 @@
       <w:pPr>
         <w:spacing w:after="480"/>
         <w:jc w:val="center"/>
+        <w:rPr>
+          <w:rFonts w:hint="default" w:eastAsia="微软雅黑"/>
+          <w:lang w:val="en-US" w:eastAsia="zh-CN"/>
+        </w:rPr>
       </w:pPr>
       <w:r>
         <w:rPr>
@@ -38,7 +42,17 @@
           <w:sz w:val="24"/>
           <w:szCs w:val="24"/>
         </w:rPr>
-        <w:t>v1.1</w:t>
+        <w:t>v1.</w:t>
+      </w:r>
+      <w:r>
+        <w:rPr>
+          <w:rFonts w:hint="eastAsia"/>
+          <w:color w:val="999999"/>
+          <w:sz w:val="24"/>
+          <w:szCs w:val="24"/>
+          <w:lang w:val="en-US" w:eastAsia="zh-CN"/>
+        </w:rPr>
+        <w:t>2.0</w:t>
       </w:r>
     </w:p>
     <w:p/>
@@ -53,54 +67,2556 @@
       <w:pPr>
         <w:pStyle w:val="2"/>
       </w:pPr>
+      <w:bookmarkStart w:id="0" w:name="_Toc15175"/>
       <w:r>
         <w:t>目录</w:t>
       </w:r>
-    </w:p>
-    <w:p>
-      <w:r>
-        <w:rPr>
+      <w:bookmarkEnd w:id="0"/>
+    </w:p>
+    <w:sdt>
+      <w:sdtPr>
+        <w:rPr>
+          <w:rFonts w:ascii="宋体" w:hAnsi="宋体" w:eastAsia="宋体" w:cs="微软雅黑"/>
+          <w:sz w:val="21"/>
+          <w:szCs w:val="22"/>
+        </w:rPr>
+        <w:id w:val="147458732"/>
+        <w15:color w:val="DBDBDB"/>
+        <w:docPartObj>
+          <w:docPartGallery w:val="Table of Contents"/>
+          <w:docPartUnique/>
+        </w:docPartObj>
+      </w:sdtPr>
+      <w:sdtEndPr>
+        <w:rPr>
+          <w:rFonts w:ascii="微软雅黑" w:hAnsi="微软雅黑" w:eastAsia="微软雅黑" w:cs="微软雅黑"/>
           <w:sz w:val="22"/>
           <w:szCs w:val="22"/>
         </w:rPr>
-        <w:t>1. 产品简介</w:t>
-      </w:r>
-    </w:p>
-    <w:p>
-      <w:r>
-        <w:rPr>
+      </w:sdtEndPr>
+      <w:sdtContent>
+        <w:p>
+          <w:pPr>
+            <w:spacing w:before="0" w:beforeLines="0" w:after="0" w:afterLines="0" w:line="240" w:lineRule="auto"/>
+            <w:ind w:left="0" w:leftChars="0" w:right="0" w:rightChars="0" w:firstLine="0" w:firstLineChars="0"/>
+            <w:jc w:val="center"/>
+          </w:pPr>
+          <w:r>
+            <w:rPr>
+              <w:rFonts w:ascii="宋体" w:hAnsi="宋体" w:eastAsia="宋体"/>
+              <w:sz w:val="21"/>
+            </w:rPr>
+            <w:t>目录</w:t>
+          </w:r>
+        </w:p>
+        <w:p>
+          <w:pPr>
+            <w:pStyle w:val="9"/>
+            <w:tabs>
+              <w:tab w:val="right" w:leader="dot" w:pos="9746"/>
+            </w:tabs>
+          </w:pPr>
+          <w:r>
+            <w:fldChar w:fldCharType="begin"/>
+          </w:r>
+          <w:r>
+            <w:instrText xml:space="preserve">TOC \o "1-2" \h \u </w:instrText>
+          </w:r>
+          <w:r>
+            <w:fldChar w:fldCharType="separate"/>
+          </w:r>
+          <w:r>
+            <w:fldChar w:fldCharType="begin"/>
+          </w:r>
+          <w:r>
+            <w:instrText xml:space="preserve"> HYPERLINK \l _Toc15175 </w:instrText>
+          </w:r>
+          <w:r>
+            <w:fldChar w:fldCharType="separate"/>
+          </w:r>
+          <w:r>
+            <w:t>目录</w:t>
+          </w:r>
+          <w:r>
+            <w:tab/>
+          </w:r>
+          <w:r>
+            <w:fldChar w:fldCharType="begin"/>
+          </w:r>
+          <w:r>
+            <w:instrText xml:space="preserve"> PAGEREF _Toc15175 \h </w:instrText>
+          </w:r>
+          <w:r>
+            <w:fldChar w:fldCharType="separate"/>
+          </w:r>
+          <w:r>
+            <w:t>2</w:t>
+          </w:r>
+          <w:r>
+            <w:fldChar w:fldCharType="end"/>
+          </w:r>
+          <w:r>
+            <w:fldChar w:fldCharType="end"/>
+          </w:r>
+        </w:p>
+        <w:p>
+          <w:pPr>
+            <w:pStyle w:val="9"/>
+            <w:tabs>
+              <w:tab w:val="right" w:leader="dot" w:pos="9746"/>
+            </w:tabs>
+          </w:pPr>
+          <w:r>
+            <w:fldChar w:fldCharType="begin"/>
+          </w:r>
+          <w:r>
+            <w:instrText xml:space="preserve"> HYPERLINK \l _Toc21158 </w:instrText>
+          </w:r>
+          <w:r>
+            <w:fldChar w:fldCharType="separate"/>
+          </w:r>
+          <w:r>
+            <w:t>1. 产品简介</w:t>
+          </w:r>
+          <w:r>
+            <w:tab/>
+          </w:r>
+          <w:r>
+            <w:fldChar w:fldCharType="begin"/>
+          </w:r>
+          <w:r>
+            <w:instrText xml:space="preserve"> PAGEREF _Toc21158 \h </w:instrText>
+          </w:r>
+          <w:r>
+            <w:fldChar w:fldCharType="separate"/>
+          </w:r>
+          <w:r>
+            <w:t>4</w:t>
+          </w:r>
+          <w:r>
+            <w:fldChar w:fldCharType="end"/>
+          </w:r>
+          <w:r>
+            <w:fldChar w:fldCharType="end"/>
+          </w:r>
+        </w:p>
+        <w:p>
+          <w:pPr>
+            <w:pStyle w:val="11"/>
+            <w:tabs>
+              <w:tab w:val="right" w:leader="dot" w:pos="9746"/>
+            </w:tabs>
+          </w:pPr>
+          <w:r>
+            <w:fldChar w:fldCharType="begin"/>
+          </w:r>
+          <w:r>
+            <w:instrText xml:space="preserve"> HYPERLINK \l _Toc25118 </w:instrText>
+          </w:r>
+          <w:r>
+            <w:fldChar w:fldCharType="separate"/>
+          </w:r>
+          <w:r>
+            <w:t>1.1 主要特性</w:t>
+          </w:r>
+          <w:r>
+            <w:tab/>
+          </w:r>
+          <w:r>
+            <w:fldChar w:fldCharType="begin"/>
+          </w:r>
+          <w:r>
+            <w:instrText xml:space="preserve"> PAGEREF _Toc25118 \h </w:instrText>
+          </w:r>
+          <w:r>
+            <w:fldChar w:fldCharType="separate"/>
+          </w:r>
+          <w:r>
+            <w:t>4</w:t>
+          </w:r>
+          <w:r>
+            <w:fldChar w:fldCharType="end"/>
+          </w:r>
+          <w:r>
+            <w:fldChar w:fldCharType="end"/>
+          </w:r>
+        </w:p>
+        <w:p>
+          <w:pPr>
+            <w:pStyle w:val="9"/>
+            <w:tabs>
+              <w:tab w:val="right" w:leader="dot" w:pos="9746"/>
+            </w:tabs>
+          </w:pPr>
+          <w:r>
+            <w:fldChar w:fldCharType="begin"/>
+          </w:r>
+          <w:r>
+            <w:instrText xml:space="preserve"> HYPERLINK \l _Toc31530 </w:instrText>
+          </w:r>
+          <w:r>
+            <w:fldChar w:fldCharType="separate"/>
+          </w:r>
+          <w:r>
+            <w:t>2. 功能说明</w:t>
+          </w:r>
+          <w:r>
+            <w:tab/>
+          </w:r>
+          <w:r>
+            <w:fldChar w:fldCharType="begin"/>
+          </w:r>
+          <w:r>
+            <w:instrText xml:space="preserve"> PAGEREF _Toc31530 \h </w:instrText>
+          </w:r>
+          <w:r>
+            <w:fldChar w:fldCharType="separate"/>
+          </w:r>
+          <w:r>
+            <w:t>5</w:t>
+          </w:r>
+          <w:r>
+            <w:fldChar w:fldCharType="end"/>
+          </w:r>
+          <w:r>
+            <w:fldChar w:fldCharType="end"/>
+          </w:r>
+        </w:p>
+        <w:p>
+          <w:pPr>
+            <w:pStyle w:val="11"/>
+            <w:tabs>
+              <w:tab w:val="right" w:leader="dot" w:pos="9746"/>
+            </w:tabs>
+          </w:pPr>
+          <w:r>
+            <w:fldChar w:fldCharType="begin"/>
+          </w:r>
+          <w:r>
+            <w:instrText xml:space="preserve"> HYPERLINK \l _Toc16668 </w:instrText>
+          </w:r>
+          <w:r>
+            <w:fldChar w:fldCharType="separate"/>
+          </w:r>
+          <w:r>
+            <w:t>2.1 账套管理（Tab1）</w:t>
+          </w:r>
+          <w:r>
+            <w:tab/>
+          </w:r>
+          <w:r>
+            <w:fldChar w:fldCharType="begin"/>
+          </w:r>
+          <w:r>
+            <w:instrText xml:space="preserve"> PAGEREF _Toc16668 \h </w:instrText>
+          </w:r>
+          <w:r>
+            <w:fldChar w:fldCharType="separate"/>
+          </w:r>
+          <w:r>
+            <w:t>5</w:t>
+          </w:r>
+          <w:r>
+            <w:fldChar w:fldCharType="end"/>
+          </w:r>
+          <w:r>
+            <w:fldChar w:fldCharType="end"/>
+          </w:r>
+        </w:p>
+        <w:p>
+          <w:pPr>
+            <w:pStyle w:val="11"/>
+            <w:tabs>
+              <w:tab w:val="right" w:leader="dot" w:pos="9746"/>
+            </w:tabs>
+          </w:pPr>
+          <w:r>
+            <w:fldChar w:fldCharType="begin"/>
+          </w:r>
+          <w:r>
+            <w:instrText xml:space="preserve"> HYPERLINK \l _Toc17841 </w:instrText>
+          </w:r>
+          <w:r>
+            <w:fldChar w:fldCharType="separate"/>
+          </w:r>
+          <w:r>
+            <w:t>2.2 工具箱（Tab2）</w:t>
+          </w:r>
+          <w:r>
+            <w:tab/>
+          </w:r>
+          <w:r>
+            <w:fldChar w:fldCharType="begin"/>
+          </w:r>
+          <w:r>
+            <w:instrText xml:space="preserve"> PAGEREF _Toc17841 \h </w:instrText>
+          </w:r>
+          <w:r>
+            <w:fldChar w:fldCharType="separate"/>
+          </w:r>
+          <w:r>
+            <w:t>6</w:t>
+          </w:r>
+          <w:r>
+            <w:fldChar w:fldCharType="end"/>
+          </w:r>
+          <w:r>
+            <w:fldChar w:fldCharType="end"/>
+          </w:r>
+        </w:p>
+        <w:p>
+          <w:pPr>
+            <w:pStyle w:val="9"/>
+            <w:tabs>
+              <w:tab w:val="right" w:leader="dot" w:pos="9746"/>
+            </w:tabs>
+          </w:pPr>
+          <w:r>
+            <w:fldChar w:fldCharType="begin"/>
+          </w:r>
+          <w:r>
+            <w:instrText xml:space="preserve"> HYPERLINK \l _Toc22430 </w:instrText>
+          </w:r>
+          <w:r>
+            <w:fldChar w:fldCharType="separate"/>
+          </w:r>
+          <w:r>
+            <w:t>3. 账套管理</w:t>
+          </w:r>
+          <w:r>
+            <w:tab/>
+          </w:r>
+          <w:r>
+            <w:fldChar w:fldCharType="begin"/>
+          </w:r>
+          <w:r>
+            <w:instrText xml:space="preserve"> PAGEREF _Toc22430 \h </w:instrText>
+          </w:r>
+          <w:r>
+            <w:fldChar w:fldCharType="separate"/>
+          </w:r>
+          <w:r>
+            <w:t>7</w:t>
+          </w:r>
+          <w:r>
+            <w:fldChar w:fldCharType="end"/>
+          </w:r>
+          <w:r>
+            <w:fldChar w:fldCharType="end"/>
+          </w:r>
+        </w:p>
+        <w:p>
+          <w:pPr>
+            <w:pStyle w:val="11"/>
+            <w:tabs>
+              <w:tab w:val="right" w:leader="dot" w:pos="9746"/>
+            </w:tabs>
+          </w:pPr>
+          <w:r>
+            <w:fldChar w:fldCharType="begin"/>
+          </w:r>
+          <w:r>
+            <w:instrText xml:space="preserve"> HYPERLINK \l _Toc6659 </w:instrText>
+          </w:r>
+          <w:r>
+            <w:fldChar w:fldCharType="separate"/>
+          </w:r>
+          <w:r>
+            <w:t>3.1 添加账套</w:t>
+          </w:r>
+          <w:r>
+            <w:tab/>
+          </w:r>
+          <w:r>
+            <w:fldChar w:fldCharType="begin"/>
+          </w:r>
+          <w:r>
+            <w:instrText xml:space="preserve"> PAGEREF _Toc6659 \h </w:instrText>
+          </w:r>
+          <w:r>
+            <w:fldChar w:fldCharType="separate"/>
+          </w:r>
+          <w:r>
+            <w:t>7</w:t>
+          </w:r>
+          <w:r>
+            <w:fldChar w:fldCharType="end"/>
+          </w:r>
+          <w:r>
+            <w:fldChar w:fldCharType="end"/>
+          </w:r>
+        </w:p>
+        <w:p>
+          <w:pPr>
+            <w:pStyle w:val="11"/>
+            <w:tabs>
+              <w:tab w:val="right" w:leader="dot" w:pos="9746"/>
+            </w:tabs>
+          </w:pPr>
+          <w:r>
+            <w:fldChar w:fldCharType="begin"/>
+          </w:r>
+          <w:r>
+            <w:instrText xml:space="preserve"> HYPERLINK \l _Toc9409 </w:instrText>
+          </w:r>
+          <w:r>
+            <w:fldChar w:fldCharType="separate"/>
+          </w:r>
+          <w:r>
+            <w:t>3.2 账套数据存储</w:t>
+          </w:r>
+          <w:r>
+            <w:tab/>
+          </w:r>
+          <w:r>
+            <w:fldChar w:fldCharType="begin"/>
+          </w:r>
+          <w:r>
+            <w:instrText xml:space="preserve"> PAGEREF _Toc9409 \h </w:instrText>
+          </w:r>
+          <w:r>
+            <w:fldChar w:fldCharType="separate"/>
+          </w:r>
+          <w:r>
+            <w:t>7</w:t>
+          </w:r>
+          <w:r>
+            <w:fldChar w:fldCharType="end"/>
+          </w:r>
+          <w:r>
+            <w:fldChar w:fldCharType="end"/>
+          </w:r>
+        </w:p>
+        <w:p>
+          <w:pPr>
+            <w:pStyle w:val="11"/>
+            <w:tabs>
+              <w:tab w:val="right" w:leader="dot" w:pos="9746"/>
+            </w:tabs>
+          </w:pPr>
+          <w:r>
+            <w:fldChar w:fldCharType="begin"/>
+          </w:r>
+          <w:r>
+            <w:instrText xml:space="preserve"> HYPERLINK \l _Toc8050 </w:instrText>
+          </w:r>
+          <w:r>
+            <w:fldChar w:fldCharType="separate"/>
+          </w:r>
+          <w:r>
+            <w:t>3.3 启动账套</w:t>
+          </w:r>
+          <w:r>
+            <w:tab/>
+          </w:r>
+          <w:r>
+            <w:fldChar w:fldCharType="begin"/>
+          </w:r>
+          <w:r>
+            <w:instrText xml:space="preserve"> PAGEREF _Toc8050 \h </w:instrText>
+          </w:r>
+          <w:r>
+            <w:fldChar w:fldCharType="separate"/>
+          </w:r>
+          <w:r>
+            <w:t>7</w:t>
+          </w:r>
+          <w:r>
+            <w:fldChar w:fldCharType="end"/>
+          </w:r>
+          <w:r>
+            <w:fldChar w:fldCharType="end"/>
+          </w:r>
+        </w:p>
+        <w:p>
+          <w:pPr>
+            <w:pStyle w:val="11"/>
+            <w:tabs>
+              <w:tab w:val="right" w:leader="dot" w:pos="9746"/>
+            </w:tabs>
+          </w:pPr>
+          <w:r>
+            <w:fldChar w:fldCharType="begin"/>
+          </w:r>
+          <w:r>
+            <w:instrText xml:space="preserve"> HYPERLINK \l _Toc27791 </w:instrText>
+          </w:r>
+          <w:r>
+            <w:fldChar w:fldCharType="separate"/>
+          </w:r>
+          <w:r>
+            <w:t>3.</w:t>
+          </w:r>
+          <w:r>
+            <w:rPr>
+              <w:rFonts w:hint="eastAsia"/>
+              <w:lang w:val="en-US" w:eastAsia="zh-CN"/>
+            </w:rPr>
+            <w:t>4 链接</w:t>
+          </w:r>
+          <w:r>
+            <w:tab/>
+          </w:r>
+          <w:r>
+            <w:fldChar w:fldCharType="begin"/>
+          </w:r>
+          <w:r>
+            <w:instrText xml:space="preserve"> PAGEREF _Toc27791 \h </w:instrText>
+          </w:r>
+          <w:r>
+            <w:fldChar w:fldCharType="separate"/>
+          </w:r>
+          <w:r>
+            <w:t>7</w:t>
+          </w:r>
+          <w:r>
+            <w:fldChar w:fldCharType="end"/>
+          </w:r>
+          <w:r>
+            <w:fldChar w:fldCharType="end"/>
+          </w:r>
+        </w:p>
+        <w:p>
+          <w:pPr>
+            <w:pStyle w:val="11"/>
+            <w:tabs>
+              <w:tab w:val="right" w:leader="dot" w:pos="9746"/>
+            </w:tabs>
+          </w:pPr>
+          <w:r>
+            <w:fldChar w:fldCharType="begin"/>
+          </w:r>
+          <w:r>
+            <w:instrText xml:space="preserve"> HYPERLINK \l _Toc25562 </w:instrText>
+          </w:r>
+          <w:r>
+            <w:fldChar w:fldCharType="separate"/>
+          </w:r>
+          <w:r>
+            <w:t>3.</w:t>
+          </w:r>
+          <w:r>
+            <w:rPr>
+              <w:rFonts w:hint="eastAsia"/>
+              <w:lang w:val="en-US" w:eastAsia="zh-CN"/>
+            </w:rPr>
+            <w:t>4 远程</w:t>
+          </w:r>
+          <w:r>
+            <w:tab/>
+          </w:r>
+          <w:r>
+            <w:fldChar w:fldCharType="begin"/>
+          </w:r>
+          <w:r>
+            <w:instrText xml:space="preserve"> PAGEREF _Toc25562 \h </w:instrText>
+          </w:r>
+          <w:r>
+            <w:fldChar w:fldCharType="separate"/>
+          </w:r>
+          <w:r>
+            <w:t>7</w:t>
+          </w:r>
+          <w:r>
+            <w:fldChar w:fldCharType="end"/>
+          </w:r>
+          <w:r>
+            <w:fldChar w:fldCharType="end"/>
+          </w:r>
+        </w:p>
+        <w:p>
+          <w:pPr>
+            <w:pStyle w:val="11"/>
+            <w:tabs>
+              <w:tab w:val="right" w:leader="dot" w:pos="9746"/>
+            </w:tabs>
+          </w:pPr>
+          <w:r>
+            <w:fldChar w:fldCharType="begin"/>
+          </w:r>
+          <w:r>
+            <w:instrText xml:space="preserve"> HYPERLINK \l _Toc24455 </w:instrText>
+          </w:r>
+          <w:r>
+            <w:fldChar w:fldCharType="separate"/>
+          </w:r>
+          <w:r>
+            <w:t>3.</w:t>
+          </w:r>
+          <w:r>
+            <w:rPr>
+              <w:rFonts w:hint="eastAsia"/>
+              <w:lang w:val="en-US" w:eastAsia="zh-CN"/>
+            </w:rPr>
+            <w:t>5 账套搜索</w:t>
+          </w:r>
+          <w:r>
+            <w:tab/>
+          </w:r>
+          <w:r>
+            <w:fldChar w:fldCharType="begin"/>
+          </w:r>
+          <w:r>
+            <w:instrText xml:space="preserve"> PAGEREF _Toc24455 \h </w:instrText>
+          </w:r>
+          <w:r>
+            <w:fldChar w:fldCharType="separate"/>
+          </w:r>
+          <w:r>
+            <w:t>7</w:t>
+          </w:r>
+          <w:r>
+            <w:fldChar w:fldCharType="end"/>
+          </w:r>
+          <w:r>
+            <w:fldChar w:fldCharType="end"/>
+          </w:r>
+        </w:p>
+        <w:p>
+          <w:pPr>
+            <w:pStyle w:val="9"/>
+            <w:tabs>
+              <w:tab w:val="right" w:leader="dot" w:pos="9746"/>
+            </w:tabs>
+          </w:pPr>
+          <w:r>
+            <w:fldChar w:fldCharType="begin"/>
+          </w:r>
+          <w:r>
+            <w:instrText xml:space="preserve"> HYPERLINK \l _Toc3972 </w:instrText>
+          </w:r>
+          <w:r>
+            <w:fldChar w:fldCharType="separate"/>
+          </w:r>
+          <w:r>
+            <w:t>4. 工具箱使用</w:t>
+          </w:r>
+          <w:r>
+            <w:tab/>
+          </w:r>
+          <w:r>
+            <w:fldChar w:fldCharType="begin"/>
+          </w:r>
+          <w:r>
+            <w:instrText xml:space="preserve"> PAGEREF _Toc3972 \h </w:instrText>
+          </w:r>
+          <w:r>
+            <w:fldChar w:fldCharType="separate"/>
+          </w:r>
+          <w:r>
+            <w:t>9</w:t>
+          </w:r>
+          <w:r>
+            <w:fldChar w:fldCharType="end"/>
+          </w:r>
+          <w:r>
+            <w:fldChar w:fldCharType="end"/>
+          </w:r>
+        </w:p>
+        <w:p>
+          <w:pPr>
+            <w:pStyle w:val="11"/>
+            <w:tabs>
+              <w:tab w:val="right" w:leader="dot" w:pos="9746"/>
+            </w:tabs>
+          </w:pPr>
+          <w:r>
+            <w:fldChar w:fldCharType="begin"/>
+          </w:r>
+          <w:r>
+            <w:instrText xml:space="preserve"> HYPERLINK \l _Toc32622 </w:instrText>
+          </w:r>
+          <w:r>
+            <w:fldChar w:fldCharType="separate"/>
+          </w:r>
+          <w:r>
+            <w:t>4.1 跨库复制</w:t>
+          </w:r>
+          <w:r>
+            <w:rPr>
+              <w:rFonts w:hint="eastAsia"/>
+              <w:lang w:val="en-US" w:eastAsia="zh-CN"/>
+            </w:rPr>
+            <w:t>对象</w:t>
+          </w:r>
+          <w:r>
+            <w:tab/>
+          </w:r>
+          <w:r>
+            <w:fldChar w:fldCharType="begin"/>
+          </w:r>
+          <w:r>
+            <w:instrText xml:space="preserve"> PAGEREF _Toc32622 \h </w:instrText>
+          </w:r>
+          <w:r>
+            <w:fldChar w:fldCharType="separate"/>
+          </w:r>
+          <w:r>
+            <w:t>9</w:t>
+          </w:r>
+          <w:r>
+            <w:fldChar w:fldCharType="end"/>
+          </w:r>
+          <w:r>
+            <w:fldChar w:fldCharType="end"/>
+          </w:r>
+        </w:p>
+        <w:p>
+          <w:pPr>
+            <w:pStyle w:val="11"/>
+            <w:tabs>
+              <w:tab w:val="right" w:leader="dot" w:pos="9746"/>
+            </w:tabs>
+          </w:pPr>
+          <w:r>
+            <w:fldChar w:fldCharType="begin"/>
+          </w:r>
+          <w:r>
+            <w:instrText xml:space="preserve"> HYPERLINK \l _Toc13633 </w:instrText>
+          </w:r>
+          <w:r>
+            <w:fldChar w:fldCharType="separate"/>
+          </w:r>
+          <w:r>
+            <w:t>4.2 跨库复制Win表单</w:t>
+          </w:r>
+          <w:r>
+            <w:tab/>
+          </w:r>
+          <w:r>
+            <w:fldChar w:fldCharType="begin"/>
+          </w:r>
+          <w:r>
+            <w:instrText xml:space="preserve"> PAGEREF _Toc13633 \h </w:instrText>
+          </w:r>
+          <w:r>
+            <w:fldChar w:fldCharType="separate"/>
+          </w:r>
+          <w:r>
+            <w:t>10</w:t>
+          </w:r>
+          <w:r>
+            <w:fldChar w:fldCharType="end"/>
+          </w:r>
+          <w:r>
+            <w:fldChar w:fldCharType="end"/>
+          </w:r>
+        </w:p>
+        <w:p>
+          <w:pPr>
+            <w:pStyle w:val="11"/>
+            <w:tabs>
+              <w:tab w:val="right" w:leader="dot" w:pos="9746"/>
+            </w:tabs>
+          </w:pPr>
+          <w:r>
+            <w:fldChar w:fldCharType="begin"/>
+          </w:r>
+          <w:r>
+            <w:instrText xml:space="preserve"> HYPERLINK \l _Toc13188 </w:instrText>
+          </w:r>
+          <w:r>
+            <w:fldChar w:fldCharType="separate"/>
+          </w:r>
+          <w:r>
+            <w:t>4.3 跨库复制APP表单</w:t>
+          </w:r>
+          <w:r>
+            <w:tab/>
+          </w:r>
+          <w:r>
+            <w:fldChar w:fldCharType="begin"/>
+          </w:r>
+          <w:r>
+            <w:instrText xml:space="preserve"> PAGEREF _Toc13188 \h </w:instrText>
+          </w:r>
+          <w:r>
+            <w:fldChar w:fldCharType="separate"/>
+          </w:r>
+          <w:r>
+            <w:t>10</w:t>
+          </w:r>
+          <w:r>
+            <w:fldChar w:fldCharType="end"/>
+          </w:r>
+          <w:r>
+            <w:fldChar w:fldCharType="end"/>
+          </w:r>
+        </w:p>
+        <w:p>
+          <w:pPr>
+            <w:pStyle w:val="11"/>
+            <w:tabs>
+              <w:tab w:val="right" w:leader="dot" w:pos="9746"/>
+            </w:tabs>
+          </w:pPr>
+          <w:r>
+            <w:fldChar w:fldCharType="begin"/>
+          </w:r>
+          <w:r>
+            <w:instrText xml:space="preserve"> HYPERLINK \l _Toc2104 </w:instrText>
+          </w:r>
+          <w:r>
+            <w:fldChar w:fldCharType="separate"/>
+          </w:r>
+          <w:r>
+            <w:t>4.4 跨库复制单据流转</w:t>
+          </w:r>
+          <w:r>
+            <w:tab/>
+          </w:r>
+          <w:r>
+            <w:fldChar w:fldCharType="begin"/>
+          </w:r>
+          <w:r>
+            <w:instrText xml:space="preserve"> PAGEREF _Toc2104 \h </w:instrText>
+          </w:r>
+          <w:r>
+            <w:fldChar w:fldCharType="separate"/>
+          </w:r>
+          <w:r>
+            <w:t>11</w:t>
+          </w:r>
+          <w:r>
+            <w:fldChar w:fldCharType="end"/>
+          </w:r>
+          <w:r>
+            <w:fldChar w:fldCharType="end"/>
+          </w:r>
+        </w:p>
+        <w:p>
+          <w:pPr>
+            <w:pStyle w:val="11"/>
+            <w:tabs>
+              <w:tab w:val="right" w:leader="dot" w:pos="9746"/>
+            </w:tabs>
+          </w:pPr>
+          <w:r>
+            <w:fldChar w:fldCharType="begin"/>
+          </w:r>
+          <w:r>
+            <w:instrText xml:space="preserve"> HYPERLINK \l _Toc20376 </w:instrText>
+          </w:r>
+          <w:r>
+            <w:fldChar w:fldCharType="separate"/>
+          </w:r>
+          <w:r>
+            <w:t>4.5 跨库复制报表</w:t>
+          </w:r>
+          <w:r>
+            <w:tab/>
+          </w:r>
+          <w:r>
+            <w:fldChar w:fldCharType="begin"/>
+          </w:r>
+          <w:r>
+            <w:instrText xml:space="preserve"> PAGEREF _Toc20376 \h </w:instrText>
+          </w:r>
+          <w:r>
+            <w:fldChar w:fldCharType="separate"/>
+          </w:r>
+          <w:r>
+            <w:t>12</w:t>
+          </w:r>
+          <w:r>
+            <w:fldChar w:fldCharType="end"/>
+          </w:r>
+          <w:r>
+            <w:fldChar w:fldCharType="end"/>
+          </w:r>
+        </w:p>
+        <w:p>
+          <w:pPr>
+            <w:pStyle w:val="11"/>
+            <w:tabs>
+              <w:tab w:val="right" w:leader="dot" w:pos="9746"/>
+            </w:tabs>
+          </w:pPr>
+          <w:r>
+            <w:fldChar w:fldCharType="begin"/>
+          </w:r>
+          <w:r>
+            <w:instrText xml:space="preserve"> HYPERLINK \l _Toc19765 </w:instrText>
+          </w:r>
+          <w:r>
+            <w:fldChar w:fldCharType="separate"/>
+          </w:r>
+          <w:r>
+            <w:rPr>
+              <w:rFonts w:hint="eastAsia"/>
+              <w:lang w:val="en-US" w:eastAsia="zh-CN"/>
+            </w:rPr>
+            <w:t>4.6 搜索后台表单</w:t>
+          </w:r>
+          <w:r>
+            <w:tab/>
+          </w:r>
+          <w:r>
+            <w:fldChar w:fldCharType="begin"/>
+          </w:r>
+          <w:r>
+            <w:instrText xml:space="preserve"> PAGEREF _Toc19765 \h </w:instrText>
+          </w:r>
+          <w:r>
+            <w:fldChar w:fldCharType="separate"/>
+          </w:r>
+          <w:r>
+            <w:t>13</w:t>
+          </w:r>
+          <w:r>
+            <w:fldChar w:fldCharType="end"/>
+          </w:r>
+          <w:r>
+            <w:fldChar w:fldCharType="end"/>
+          </w:r>
+        </w:p>
+        <w:p>
+          <w:pPr>
+            <w:pStyle w:val="11"/>
+            <w:tabs>
+              <w:tab w:val="right" w:leader="dot" w:pos="9746"/>
+            </w:tabs>
+          </w:pPr>
+          <w:r>
+            <w:fldChar w:fldCharType="begin"/>
+          </w:r>
+          <w:r>
+            <w:instrText xml:space="preserve"> HYPERLINK \l _Toc11411 </w:instrText>
+          </w:r>
+          <w:r>
+            <w:fldChar w:fldCharType="separate"/>
+          </w:r>
+          <w:r>
+            <w:rPr>
+              <w:rFonts w:hint="eastAsia"/>
+              <w:lang w:val="en-US" w:eastAsia="zh-CN"/>
+            </w:rPr>
+            <w:t>4.7 搜索前台菜单</w:t>
+          </w:r>
+          <w:r>
+            <w:tab/>
+          </w:r>
+          <w:r>
+            <w:fldChar w:fldCharType="begin"/>
+          </w:r>
+          <w:r>
+            <w:instrText xml:space="preserve"> PAGEREF _Toc11411 \h </w:instrText>
+          </w:r>
+          <w:r>
+            <w:fldChar w:fldCharType="separate"/>
+          </w:r>
+          <w:r>
+            <w:t>13</w:t>
+          </w:r>
+          <w:r>
+            <w:fldChar w:fldCharType="end"/>
+          </w:r>
+          <w:r>
+            <w:fldChar w:fldCharType="end"/>
+          </w:r>
+        </w:p>
+        <w:p>
+          <w:pPr>
+            <w:pStyle w:val="11"/>
+            <w:tabs>
+              <w:tab w:val="right" w:leader="dot" w:pos="9746"/>
+            </w:tabs>
+          </w:pPr>
+          <w:r>
+            <w:fldChar w:fldCharType="begin"/>
+          </w:r>
+          <w:r>
+            <w:instrText xml:space="preserve"> HYPERLINK \l _Toc19337 </w:instrText>
+          </w:r>
+          <w:r>
+            <w:fldChar w:fldCharType="separate"/>
+          </w:r>
+          <w:r>
+            <w:t>4.</w:t>
+          </w:r>
+          <w:r>
+            <w:rPr>
+              <w:rFonts w:hint="eastAsia"/>
+              <w:lang w:val="en-US" w:eastAsia="zh-CN"/>
+            </w:rPr>
+            <w:t>8</w:t>
+          </w:r>
+          <w:r>
+            <w:t xml:space="preserve"> 工具扩展</w:t>
+          </w:r>
+          <w:r>
+            <w:tab/>
+          </w:r>
+          <w:r>
+            <w:fldChar w:fldCharType="begin"/>
+          </w:r>
+          <w:r>
+            <w:instrText xml:space="preserve"> PAGEREF _Toc19337 \h </w:instrText>
+          </w:r>
+          <w:r>
+            <w:fldChar w:fldCharType="separate"/>
+          </w:r>
+          <w:r>
+            <w:t>14</w:t>
+          </w:r>
+          <w:r>
+            <w:fldChar w:fldCharType="end"/>
+          </w:r>
+          <w:r>
+            <w:fldChar w:fldCharType="end"/>
+          </w:r>
+        </w:p>
+        <w:p>
+          <w:pPr>
+            <w:pStyle w:val="9"/>
+            <w:tabs>
+              <w:tab w:val="right" w:leader="dot" w:pos="9746"/>
+            </w:tabs>
+          </w:pPr>
+          <w:r>
+            <w:fldChar w:fldCharType="begin"/>
+          </w:r>
+          <w:r>
+            <w:instrText xml:space="preserve"> HYPERLINK \l _Toc9834 </w:instrText>
+          </w:r>
+          <w:r>
+            <w:fldChar w:fldCharType="separate"/>
+          </w:r>
+          <w:r>
+            <w:rPr>
+              <w:rFonts w:hint="eastAsia"/>
+              <w:lang w:val="en-US" w:eastAsia="zh-CN"/>
+            </w:rPr>
+            <w:t>5</w:t>
+          </w:r>
+          <w:r>
+            <w:t>. 系统托盘与快捷键</w:t>
+          </w:r>
+          <w:r>
+            <w:tab/>
+          </w:r>
+          <w:r>
+            <w:fldChar w:fldCharType="begin"/>
+          </w:r>
+          <w:r>
+            <w:instrText xml:space="preserve"> PAGEREF _Toc9834 \h </w:instrText>
+          </w:r>
+          <w:r>
+            <w:fldChar w:fldCharType="separate"/>
+          </w:r>
+          <w:r>
+            <w:t>15</w:t>
+          </w:r>
+          <w:r>
+            <w:fldChar w:fldCharType="end"/>
+          </w:r>
+          <w:r>
+            <w:fldChar w:fldCharType="end"/>
+          </w:r>
+        </w:p>
+        <w:p>
+          <w:pPr>
+            <w:pStyle w:val="11"/>
+            <w:tabs>
+              <w:tab w:val="right" w:leader="dot" w:pos="9746"/>
+            </w:tabs>
+          </w:pPr>
+          <w:r>
+            <w:fldChar w:fldCharType="begin"/>
+          </w:r>
+          <w:r>
+            <w:instrText xml:space="preserve"> HYPERLINK \l _Toc25006 </w:instrText>
+          </w:r>
+          <w:r>
+            <w:fldChar w:fldCharType="separate"/>
+          </w:r>
+          <w:r>
+            <w:rPr>
+              <w:rFonts w:hint="eastAsia"/>
+              <w:lang w:val="en-US" w:eastAsia="zh-CN"/>
+            </w:rPr>
+            <w:t>5</w:t>
+          </w:r>
+          <w:r>
+            <w:t>.1 自动隐藏到托盘</w:t>
+          </w:r>
+          <w:r>
+            <w:tab/>
+          </w:r>
+          <w:r>
+            <w:fldChar w:fldCharType="begin"/>
+          </w:r>
+          <w:r>
+            <w:instrText xml:space="preserve"> PAGEREF _Toc25006 \h </w:instrText>
+          </w:r>
+          <w:r>
+            <w:fldChar w:fldCharType="separate"/>
+          </w:r>
+          <w:r>
+            <w:t>15</w:t>
+          </w:r>
+          <w:r>
+            <w:fldChar w:fldCharType="end"/>
+          </w:r>
+          <w:r>
+            <w:fldChar w:fldCharType="end"/>
+          </w:r>
+        </w:p>
+        <w:p>
+          <w:pPr>
+            <w:pStyle w:val="11"/>
+            <w:tabs>
+              <w:tab w:val="right" w:leader="dot" w:pos="9746"/>
+            </w:tabs>
+          </w:pPr>
+          <w:r>
+            <w:fldChar w:fldCharType="begin"/>
+          </w:r>
+          <w:r>
+            <w:instrText xml:space="preserve"> HYPERLINK \l _Toc12955 </w:instrText>
+          </w:r>
+          <w:r>
+            <w:fldChar w:fldCharType="separate"/>
+          </w:r>
+          <w:r>
+            <w:rPr>
+              <w:rFonts w:hint="eastAsia"/>
+              <w:lang w:val="en-US" w:eastAsia="zh-CN"/>
+            </w:rPr>
+            <w:t>5</w:t>
+          </w:r>
+          <w:r>
+            <w:t>.2 从托盘恢复</w:t>
+          </w:r>
+          <w:r>
+            <w:tab/>
+          </w:r>
+          <w:r>
+            <w:fldChar w:fldCharType="begin"/>
+          </w:r>
+          <w:r>
+            <w:instrText xml:space="preserve"> PAGEREF _Toc12955 \h </w:instrText>
+          </w:r>
+          <w:r>
+            <w:fldChar w:fldCharType="separate"/>
+          </w:r>
+          <w:r>
+            <w:t>15</w:t>
+          </w:r>
+          <w:r>
+            <w:fldChar w:fldCharType="end"/>
+          </w:r>
+          <w:r>
+            <w:fldChar w:fldCharType="end"/>
+          </w:r>
+        </w:p>
+        <w:p>
+          <w:pPr>
+            <w:pStyle w:val="11"/>
+            <w:tabs>
+              <w:tab w:val="right" w:leader="dot" w:pos="9746"/>
+            </w:tabs>
+          </w:pPr>
+          <w:r>
+            <w:fldChar w:fldCharType="begin"/>
+          </w:r>
+          <w:r>
+            <w:instrText xml:space="preserve"> HYPERLINK \l _Toc17490 </w:instrText>
+          </w:r>
+          <w:r>
+            <w:fldChar w:fldCharType="separate"/>
+          </w:r>
+          <w:r>
+            <w:rPr>
+              <w:rFonts w:hint="eastAsia"/>
+              <w:lang w:val="en-US" w:eastAsia="zh-CN"/>
+            </w:rPr>
+            <w:t>5</w:t>
+          </w:r>
+          <w:r>
+            <w:t>.3 托盘快捷键</w:t>
+          </w:r>
+          <w:r>
+            <w:tab/>
+          </w:r>
+          <w:r>
+            <w:fldChar w:fldCharType="begin"/>
+          </w:r>
+          <w:r>
+            <w:instrText xml:space="preserve"> PAGEREF _Toc17490 \h </w:instrText>
+          </w:r>
+          <w:r>
+            <w:fldChar w:fldCharType="separate"/>
+          </w:r>
+          <w:r>
+            <w:t>15</w:t>
+          </w:r>
+          <w:r>
+            <w:fldChar w:fldCharType="end"/>
+          </w:r>
+          <w:r>
+            <w:fldChar w:fldCharType="end"/>
+          </w:r>
+        </w:p>
+        <w:p>
+          <w:pPr>
+            <w:pStyle w:val="9"/>
+            <w:tabs>
+              <w:tab w:val="right" w:leader="dot" w:pos="9746"/>
+            </w:tabs>
+          </w:pPr>
+          <w:r>
+            <w:fldChar w:fldCharType="begin"/>
+          </w:r>
+          <w:r>
+            <w:instrText xml:space="preserve"> HYPERLINK \l _Toc7078 </w:instrText>
+          </w:r>
+          <w:r>
+            <w:fldChar w:fldCharType="separate"/>
+          </w:r>
+          <w:r>
+            <w:rPr>
+              <w:rFonts w:hint="eastAsia"/>
+              <w:lang w:val="en-US" w:eastAsia="zh-CN"/>
+            </w:rPr>
+            <w:t>6</w:t>
+          </w:r>
+          <w:r>
+            <w:t>. Root模式</w:t>
+          </w:r>
+          <w:r>
+            <w:tab/>
+          </w:r>
+          <w:r>
+            <w:fldChar w:fldCharType="begin"/>
+          </w:r>
+          <w:r>
+            <w:instrText xml:space="preserve"> PAGEREF _Toc7078 \h </w:instrText>
+          </w:r>
+          <w:r>
+            <w:fldChar w:fldCharType="separate"/>
+          </w:r>
+          <w:r>
+            <w:t>15</w:t>
+          </w:r>
+          <w:r>
+            <w:fldChar w:fldCharType="end"/>
+          </w:r>
+          <w:r>
+            <w:fldChar w:fldCharType="end"/>
+          </w:r>
+        </w:p>
+        <w:p>
+          <w:pPr>
+            <w:pStyle w:val="11"/>
+            <w:tabs>
+              <w:tab w:val="right" w:leader="dot" w:pos="9746"/>
+            </w:tabs>
+          </w:pPr>
+          <w:r>
+            <w:fldChar w:fldCharType="begin"/>
+          </w:r>
+          <w:r>
+            <w:instrText xml:space="preserve"> HYPERLINK \l _Toc25205 </w:instrText>
+          </w:r>
+          <w:r>
+            <w:fldChar w:fldCharType="separate"/>
+          </w:r>
+          <w:r>
+            <w:rPr>
+              <w:rFonts w:hint="eastAsia"/>
+              <w:lang w:val="en-US" w:eastAsia="zh-CN"/>
+            </w:rPr>
+            <w:t>6</w:t>
+          </w:r>
+          <w:r>
+            <w:t>.1 进入Root模式</w:t>
+          </w:r>
+          <w:r>
+            <w:tab/>
+          </w:r>
+          <w:r>
+            <w:fldChar w:fldCharType="begin"/>
+          </w:r>
+          <w:r>
+            <w:instrText xml:space="preserve"> PAGEREF _Toc25205 \h </w:instrText>
+          </w:r>
+          <w:r>
+            <w:fldChar w:fldCharType="separate"/>
+          </w:r>
+          <w:r>
+            <w:t>15</w:t>
+          </w:r>
+          <w:r>
+            <w:fldChar w:fldCharType="end"/>
+          </w:r>
+          <w:r>
+            <w:fldChar w:fldCharType="end"/>
+          </w:r>
+        </w:p>
+        <w:p>
+          <w:pPr>
+            <w:pStyle w:val="11"/>
+            <w:tabs>
+              <w:tab w:val="right" w:leader="dot" w:pos="9746"/>
+            </w:tabs>
+          </w:pPr>
+          <w:r>
+            <w:fldChar w:fldCharType="begin"/>
+          </w:r>
+          <w:r>
+            <w:instrText xml:space="preserve"> HYPERLINK \l _Toc4373 </w:instrText>
+          </w:r>
+          <w:r>
+            <w:fldChar w:fldCharType="separate"/>
+          </w:r>
+          <w:r>
+            <w:rPr>
+              <w:rFonts w:hint="eastAsia"/>
+              <w:lang w:val="en-US" w:eastAsia="zh-CN"/>
+            </w:rPr>
+            <w:t>6</w:t>
+          </w:r>
+          <w:r>
+            <w:t>.2 查看明文密码</w:t>
+          </w:r>
+          <w:r>
+            <w:tab/>
+          </w:r>
+          <w:r>
+            <w:fldChar w:fldCharType="begin"/>
+          </w:r>
+          <w:r>
+            <w:instrText xml:space="preserve"> PAGEREF _Toc4373 \h </w:instrText>
+          </w:r>
+          <w:r>
+            <w:fldChar w:fldCharType="separate"/>
+          </w:r>
+          <w:r>
+            <w:t>15</w:t>
+          </w:r>
+          <w:r>
+            <w:fldChar w:fldCharType="end"/>
+          </w:r>
+          <w:r>
+            <w:fldChar w:fldCharType="end"/>
+          </w:r>
+        </w:p>
+        <w:p>
+          <w:pPr>
+            <w:pStyle w:val="9"/>
+            <w:tabs>
+              <w:tab w:val="right" w:leader="dot" w:pos="9746"/>
+            </w:tabs>
+          </w:pPr>
+          <w:r>
+            <w:fldChar w:fldCharType="begin"/>
+          </w:r>
+          <w:r>
+            <w:instrText xml:space="preserve"> HYPERLINK \l _Toc32702 </w:instrText>
+          </w:r>
+          <w:r>
+            <w:fldChar w:fldCharType="separate"/>
+          </w:r>
+          <w:r>
+            <w:rPr>
+              <w:rFonts w:hint="eastAsia"/>
+              <w:lang w:val="en-US" w:eastAsia="zh-CN"/>
+            </w:rPr>
+            <w:t>7</w:t>
+          </w:r>
+          <w:r>
+            <w:t>. 一键启动</w:t>
+          </w:r>
+          <w:r>
+            <w:tab/>
+          </w:r>
+          <w:r>
+            <w:fldChar w:fldCharType="begin"/>
+          </w:r>
+          <w:r>
+            <w:instrText xml:space="preserve"> PAGEREF _Toc32702 \h </w:instrText>
+          </w:r>
+          <w:r>
+            <w:fldChar w:fldCharType="separate"/>
+          </w:r>
+          <w:r>
+            <w:t>15</w:t>
+          </w:r>
+          <w:r>
+            <w:fldChar w:fldCharType="end"/>
+          </w:r>
+          <w:r>
+            <w:fldChar w:fldCharType="end"/>
+          </w:r>
+        </w:p>
+        <w:p>
+          <w:pPr>
+            <w:pStyle w:val="11"/>
+            <w:tabs>
+              <w:tab w:val="right" w:leader="dot" w:pos="9746"/>
+            </w:tabs>
+          </w:pPr>
+          <w:r>
+            <w:fldChar w:fldCharType="begin"/>
+          </w:r>
+          <w:r>
+            <w:instrText xml:space="preserve"> HYPERLINK \l _Toc31000 </w:instrText>
+          </w:r>
+          <w:r>
+            <w:fldChar w:fldCharType="separate"/>
+          </w:r>
+          <w:r>
+            <w:rPr>
+              <w:rFonts w:hint="eastAsia"/>
+              <w:lang w:val="en-US" w:eastAsia="zh-CN"/>
+            </w:rPr>
+            <w:t>7</w:t>
+          </w:r>
+          <w:r>
+            <w:t>.1 启动选项</w:t>
+          </w:r>
+          <w:r>
+            <w:tab/>
+          </w:r>
+          <w:r>
+            <w:fldChar w:fldCharType="begin"/>
+          </w:r>
+          <w:r>
+            <w:instrText xml:space="preserve"> PAGEREF _Toc31000 \h </w:instrText>
+          </w:r>
+          <w:r>
+            <w:fldChar w:fldCharType="separate"/>
+          </w:r>
+          <w:r>
+            <w:t>15</w:t>
+          </w:r>
+          <w:r>
+            <w:fldChar w:fldCharType="end"/>
+          </w:r>
+          <w:r>
+            <w:fldChar w:fldCharType="end"/>
+          </w:r>
+        </w:p>
+        <w:p>
+          <w:pPr>
+            <w:pStyle w:val="11"/>
+            <w:tabs>
+              <w:tab w:val="right" w:leader="dot" w:pos="9746"/>
+            </w:tabs>
+          </w:pPr>
+          <w:r>
+            <w:fldChar w:fldCharType="begin"/>
+          </w:r>
+          <w:r>
+            <w:instrText xml:space="preserve"> HYPERLINK \l _Toc24118 </w:instrText>
+          </w:r>
+          <w:r>
+            <w:fldChar w:fldCharType="separate"/>
+          </w:r>
+          <w:r>
+            <w:rPr>
+              <w:rFonts w:hint="eastAsia"/>
+              <w:lang w:val="en-US" w:eastAsia="zh-CN"/>
+            </w:rPr>
+            <w:t>7</w:t>
+          </w:r>
+          <w:r>
+            <w:t>.2 浏览器选择</w:t>
+          </w:r>
+          <w:r>
+            <w:tab/>
+          </w:r>
+          <w:r>
+            <w:fldChar w:fldCharType="begin"/>
+          </w:r>
+          <w:r>
+            <w:instrText xml:space="preserve"> PAGEREF _Toc24118 \h </w:instrText>
+          </w:r>
+          <w:r>
+            <w:fldChar w:fldCharType="separate"/>
+          </w:r>
+          <w:r>
+            <w:t>16</w:t>
+          </w:r>
+          <w:r>
+            <w:fldChar w:fldCharType="end"/>
+          </w:r>
+          <w:r>
+            <w:fldChar w:fldCharType="end"/>
+          </w:r>
+        </w:p>
+        <w:p>
+          <w:pPr>
+            <w:pStyle w:val="11"/>
+            <w:tabs>
+              <w:tab w:val="right" w:leader="dot" w:pos="9746"/>
+            </w:tabs>
+          </w:pPr>
+          <w:r>
+            <w:fldChar w:fldCharType="begin"/>
+          </w:r>
+          <w:r>
+            <w:instrText xml:space="preserve"> HYPERLINK \l _Toc6088 </w:instrText>
+          </w:r>
+          <w:r>
+            <w:fldChar w:fldCharType="separate"/>
+          </w:r>
+          <w:r>
+            <w:rPr>
+              <w:rFonts w:hint="eastAsia"/>
+              <w:lang w:val="en-US" w:eastAsia="zh-CN"/>
+            </w:rPr>
+            <w:t>7</w:t>
+          </w:r>
+          <w:r>
+            <w:t>.3 新窗口/新Tab</w:t>
+          </w:r>
+          <w:r>
+            <w:tab/>
+          </w:r>
+          <w:r>
+            <w:fldChar w:fldCharType="begin"/>
+          </w:r>
+          <w:r>
+            <w:instrText xml:space="preserve"> PAGEREF _Toc6088 \h </w:instrText>
+          </w:r>
+          <w:r>
+            <w:fldChar w:fldCharType="separate"/>
+          </w:r>
+          <w:r>
+            <w:t>16</w:t>
+          </w:r>
+          <w:r>
+            <w:fldChar w:fldCharType="end"/>
+          </w:r>
+          <w:r>
+            <w:fldChar w:fldCharType="end"/>
+          </w:r>
+        </w:p>
+        <w:p>
+          <w:pPr>
+            <w:pStyle w:val="11"/>
+            <w:tabs>
+              <w:tab w:val="right" w:leader="dot" w:pos="9746"/>
+            </w:tabs>
+          </w:pPr>
+          <w:r>
+            <w:fldChar w:fldCharType="begin"/>
+          </w:r>
+          <w:r>
+            <w:instrText xml:space="preserve"> HYPERLINK \l _Toc23296 </w:instrText>
+          </w:r>
+          <w:r>
+            <w:fldChar w:fldCharType="separate"/>
+          </w:r>
+          <w:r>
+            <w:rPr>
+              <w:rFonts w:hint="eastAsia"/>
+              <w:lang w:val="en-US" w:eastAsia="zh-CN"/>
+            </w:rPr>
+            <w:t>7</w:t>
+          </w:r>
+          <w:r>
+            <w:t>.4 快捷启动按钮</w:t>
+          </w:r>
+          <w:r>
+            <w:tab/>
+          </w:r>
+          <w:r>
+            <w:fldChar w:fldCharType="begin"/>
+          </w:r>
+          <w:r>
+            <w:instrText xml:space="preserve"> PAGEREF _Toc23296 \h </w:instrText>
+          </w:r>
+          <w:r>
+            <w:fldChar w:fldCharType="separate"/>
+          </w:r>
+          <w:r>
+            <w:t>16</w:t>
+          </w:r>
+          <w:r>
+            <w:fldChar w:fldCharType="end"/>
+          </w:r>
+          <w:r>
+            <w:fldChar w:fldCharType="end"/>
+          </w:r>
+        </w:p>
+        <w:p>
+          <w:pPr>
+            <w:pStyle w:val="9"/>
+            <w:tabs>
+              <w:tab w:val="right" w:leader="dot" w:pos="9746"/>
+            </w:tabs>
+          </w:pPr>
+          <w:r>
+            <w:fldChar w:fldCharType="begin"/>
+          </w:r>
+          <w:r>
+            <w:instrText xml:space="preserve"> HYPERLINK \l _Toc378 </w:instrText>
+          </w:r>
+          <w:r>
+            <w:fldChar w:fldCharType="separate"/>
+          </w:r>
+          <w:r>
+            <w:rPr>
+              <w:rFonts w:hint="eastAsia"/>
+              <w:lang w:val="en-US" w:eastAsia="zh-CN"/>
+            </w:rPr>
+            <w:t>8</w:t>
+          </w:r>
+          <w:r>
+            <w:t>. 数据库连接与远程访问</w:t>
+          </w:r>
+          <w:r>
+            <w:tab/>
+          </w:r>
+          <w:r>
+            <w:fldChar w:fldCharType="begin"/>
+          </w:r>
+          <w:r>
+            <w:instrText xml:space="preserve"> PAGEREF _Toc378 \h </w:instrText>
+          </w:r>
+          <w:r>
+            <w:fldChar w:fldCharType="separate"/>
+          </w:r>
+          <w:r>
+            <w:t>16</w:t>
+          </w:r>
+          <w:r>
+            <w:fldChar w:fldCharType="end"/>
+          </w:r>
+          <w:r>
+            <w:fldChar w:fldCharType="end"/>
+          </w:r>
+        </w:p>
+        <w:p>
+          <w:pPr>
+            <w:pStyle w:val="11"/>
+            <w:tabs>
+              <w:tab w:val="right" w:leader="dot" w:pos="9746"/>
+            </w:tabs>
+          </w:pPr>
+          <w:r>
+            <w:fldChar w:fldCharType="begin"/>
+          </w:r>
+          <w:r>
+            <w:instrText xml:space="preserve"> HYPERLINK \l _Toc15830 </w:instrText>
+          </w:r>
+          <w:r>
+            <w:fldChar w:fldCharType="separate"/>
+          </w:r>
+          <w:r>
+            <w:rPr>
+              <w:rFonts w:hint="eastAsia"/>
+              <w:lang w:val="en-US" w:eastAsia="zh-CN"/>
+            </w:rPr>
+            <w:t>8</w:t>
+          </w:r>
+          <w:r>
+            <w:t>.1 启动SSMS</w:t>
+          </w:r>
+          <w:r>
+            <w:tab/>
+          </w:r>
+          <w:r>
+            <w:fldChar w:fldCharType="begin"/>
+          </w:r>
+          <w:r>
+            <w:instrText xml:space="preserve"> PAGEREF _Toc15830 \h </w:instrText>
+          </w:r>
+          <w:r>
+            <w:fldChar w:fldCharType="separate"/>
+          </w:r>
+          <w:r>
+            <w:t>16</w:t>
+          </w:r>
+          <w:r>
+            <w:fldChar w:fldCharType="end"/>
+          </w:r>
+          <w:r>
+            <w:fldChar w:fldCharType="end"/>
+          </w:r>
+        </w:p>
+        <w:p>
+          <w:pPr>
+            <w:pStyle w:val="11"/>
+            <w:tabs>
+              <w:tab w:val="right" w:leader="dot" w:pos="9746"/>
+            </w:tabs>
+          </w:pPr>
+          <w:r>
+            <w:fldChar w:fldCharType="begin"/>
+          </w:r>
+          <w:r>
+            <w:instrText xml:space="preserve"> HYPERLINK \l _Toc14551 </w:instrText>
+          </w:r>
+          <w:r>
+            <w:fldChar w:fldCharType="separate"/>
+          </w:r>
+          <w:r>
+            <w:rPr>
+              <w:rFonts w:hint="eastAsia"/>
+              <w:lang w:val="en-US" w:eastAsia="zh-CN"/>
+            </w:rPr>
+            <w:t>8</w:t>
+          </w:r>
+          <w:r>
+            <w:t>.2 RDP远程桌面</w:t>
+          </w:r>
+          <w:r>
+            <w:tab/>
+          </w:r>
+          <w:r>
+            <w:fldChar w:fldCharType="begin"/>
+          </w:r>
+          <w:r>
+            <w:instrText xml:space="preserve"> PAGEREF _Toc14551 \h </w:instrText>
+          </w:r>
+          <w:r>
+            <w:fldChar w:fldCharType="separate"/>
+          </w:r>
+          <w:r>
+            <w:t>16</w:t>
+          </w:r>
+          <w:r>
+            <w:fldChar w:fldCharType="end"/>
+          </w:r>
+          <w:r>
+            <w:fldChar w:fldCharType="end"/>
+          </w:r>
+        </w:p>
+        <w:p>
+          <w:pPr>
+            <w:pStyle w:val="11"/>
+            <w:tabs>
+              <w:tab w:val="right" w:leader="dot" w:pos="9746"/>
+            </w:tabs>
+          </w:pPr>
+          <w:r>
+            <w:fldChar w:fldCharType="begin"/>
+          </w:r>
+          <w:r>
+            <w:instrText xml:space="preserve"> HYPERLINK \l _Toc14661 </w:instrText>
+          </w:r>
+          <w:r>
+            <w:fldChar w:fldCharType="separate"/>
+          </w:r>
+          <w:r>
+            <w:rPr>
+              <w:rFonts w:hint="eastAsia"/>
+              <w:lang w:val="en-US" w:eastAsia="zh-CN"/>
+            </w:rPr>
+            <w:t>8</w:t>
+          </w:r>
+          <w:r>
+            <w:t>.3 向日葵</w:t>
+          </w:r>
+          <w:r>
+            <w:tab/>
+          </w:r>
+          <w:r>
+            <w:fldChar w:fldCharType="begin"/>
+          </w:r>
+          <w:r>
+            <w:instrText xml:space="preserve"> PAGEREF _Toc14661 \h </w:instrText>
+          </w:r>
+          <w:r>
+            <w:fldChar w:fldCharType="separate"/>
+          </w:r>
+          <w:r>
+            <w:t>16</w:t>
+          </w:r>
+          <w:r>
+            <w:fldChar w:fldCharType="end"/>
+          </w:r>
+          <w:r>
+            <w:fldChar w:fldCharType="end"/>
+          </w:r>
+        </w:p>
+        <w:p>
+          <w:pPr>
+            <w:pStyle w:val="9"/>
+            <w:tabs>
+              <w:tab w:val="right" w:leader="dot" w:pos="9746"/>
+            </w:tabs>
+          </w:pPr>
+          <w:r>
+            <w:fldChar w:fldCharType="begin"/>
+          </w:r>
+          <w:r>
+            <w:instrText xml:space="preserve"> HYPERLINK \l _Toc7830 </w:instrText>
+          </w:r>
+          <w:r>
+            <w:fldChar w:fldCharType="separate"/>
+          </w:r>
+          <w:r>
+            <w:rPr>
+              <w:rFonts w:hint="eastAsia"/>
+              <w:lang w:val="en-US" w:eastAsia="zh-CN"/>
+            </w:rPr>
+            <w:t>9</w:t>
+          </w:r>
+          <w:r>
+            <w:t>. 设置</w:t>
+          </w:r>
+          <w:r>
+            <w:tab/>
+          </w:r>
+          <w:r>
+            <w:fldChar w:fldCharType="begin"/>
+          </w:r>
+          <w:r>
+            <w:instrText xml:space="preserve"> PAGEREF _Toc7830 \h </w:instrText>
+          </w:r>
+          <w:r>
+            <w:fldChar w:fldCharType="separate"/>
+          </w:r>
+          <w:r>
+            <w:t>16</w:t>
+          </w:r>
+          <w:r>
+            <w:fldChar w:fldCharType="end"/>
+          </w:r>
+          <w:r>
+            <w:fldChar w:fldCharType="end"/>
+          </w:r>
+        </w:p>
+        <w:p>
+          <w:pPr>
+            <w:pStyle w:val="11"/>
+            <w:tabs>
+              <w:tab w:val="right" w:leader="dot" w:pos="9746"/>
+            </w:tabs>
+          </w:pPr>
+          <w:r>
+            <w:fldChar w:fldCharType="begin"/>
+          </w:r>
+          <w:r>
+            <w:instrText xml:space="preserve"> HYPERLINK \l _Toc18950 </w:instrText>
+          </w:r>
+          <w:r>
+            <w:fldChar w:fldCharType="separate"/>
+          </w:r>
+          <w:r>
+            <w:rPr>
+              <w:rFonts w:hint="eastAsia"/>
+              <w:lang w:val="en-US" w:eastAsia="zh-CN"/>
+            </w:rPr>
+            <w:t>9</w:t>
+          </w:r>
+          <w:r>
+            <w:t>.1 应用程序目录</w:t>
+          </w:r>
+          <w:r>
+            <w:tab/>
+          </w:r>
+          <w:r>
+            <w:fldChar w:fldCharType="begin"/>
+          </w:r>
+          <w:r>
+            <w:instrText xml:space="preserve"> PAGEREF _Toc18950 \h </w:instrText>
+          </w:r>
+          <w:r>
+            <w:fldChar w:fldCharType="separate"/>
+          </w:r>
+          <w:r>
+            <w:t>16</w:t>
+          </w:r>
+          <w:r>
+            <w:fldChar w:fldCharType="end"/>
+          </w:r>
+          <w:r>
+            <w:fldChar w:fldCharType="end"/>
+          </w:r>
+        </w:p>
+        <w:p>
+          <w:pPr>
+            <w:pStyle w:val="11"/>
+            <w:tabs>
+              <w:tab w:val="right" w:leader="dot" w:pos="9746"/>
+            </w:tabs>
+          </w:pPr>
+          <w:r>
+            <w:fldChar w:fldCharType="begin"/>
+          </w:r>
+          <w:r>
+            <w:instrText xml:space="preserve"> HYPERLINK \l _Toc18430 </w:instrText>
+          </w:r>
+          <w:r>
+            <w:fldChar w:fldCharType="separate"/>
+          </w:r>
+          <w:r>
+            <w:rPr>
+              <w:rFonts w:hint="eastAsia"/>
+              <w:lang w:val="en-US" w:eastAsia="zh-CN"/>
+            </w:rPr>
+            <w:t>9</w:t>
+          </w:r>
+          <w:r>
+            <w:t>.2 数据库管理器路径</w:t>
+          </w:r>
+          <w:r>
+            <w:tab/>
+          </w:r>
+          <w:r>
+            <w:fldChar w:fldCharType="begin"/>
+          </w:r>
+          <w:r>
+            <w:instrText xml:space="preserve"> PAGEREF _Toc18430 \h </w:instrText>
+          </w:r>
+          <w:r>
+            <w:fldChar w:fldCharType="separate"/>
+          </w:r>
+          <w:r>
+            <w:t>17</w:t>
+          </w:r>
+          <w:r>
+            <w:fldChar w:fldCharType="end"/>
+          </w:r>
+          <w:r>
+            <w:fldChar w:fldCharType="end"/>
+          </w:r>
+        </w:p>
+        <w:p>
+          <w:pPr>
+            <w:pStyle w:val="11"/>
+            <w:tabs>
+              <w:tab w:val="right" w:leader="dot" w:pos="9746"/>
+            </w:tabs>
+          </w:pPr>
+          <w:r>
+            <w:fldChar w:fldCharType="begin"/>
+          </w:r>
+          <w:r>
+            <w:instrText xml:space="preserve"> HYPERLINK \l _Toc21991 </w:instrText>
+          </w:r>
+          <w:r>
+            <w:fldChar w:fldCharType="separate"/>
+          </w:r>
+          <w:r>
+            <w:rPr>
+              <w:rFonts w:hint="eastAsia"/>
+              <w:lang w:val="en-US" w:eastAsia="zh-CN"/>
+            </w:rPr>
+            <w:t>9</w:t>
+          </w:r>
+          <w:r>
+            <w:t>.3 启动选项</w:t>
+          </w:r>
+          <w:r>
+            <w:tab/>
+          </w:r>
+          <w:r>
+            <w:fldChar w:fldCharType="begin"/>
+          </w:r>
+          <w:r>
+            <w:instrText xml:space="preserve"> PAGEREF _Toc21991 \h </w:instrText>
+          </w:r>
+          <w:r>
+            <w:fldChar w:fldCharType="separate"/>
+          </w:r>
+          <w:r>
+            <w:t>17</w:t>
+          </w:r>
+          <w:r>
+            <w:fldChar w:fldCharType="end"/>
+          </w:r>
+          <w:r>
+            <w:fldChar w:fldCharType="end"/>
+          </w:r>
+        </w:p>
+        <w:p>
+          <w:pPr>
+            <w:pStyle w:val="11"/>
+            <w:tabs>
+              <w:tab w:val="right" w:leader="dot" w:pos="9746"/>
+            </w:tabs>
+          </w:pPr>
+          <w:r>
+            <w:fldChar w:fldCharType="begin"/>
+          </w:r>
+          <w:r>
+            <w:instrText xml:space="preserve"> HYPERLINK \l _Toc15018 </w:instrText>
+          </w:r>
+          <w:r>
+            <w:fldChar w:fldCharType="separate"/>
+          </w:r>
+          <w:r>
+            <w:rPr>
+              <w:rFonts w:hint="eastAsia"/>
+              <w:lang w:val="en-US" w:eastAsia="zh-CN"/>
+            </w:rPr>
+            <w:t>9</w:t>
+          </w:r>
+          <w:r>
+            <w:t>.</w:t>
+          </w:r>
+          <w:r>
+            <w:rPr>
+              <w:rFonts w:hint="eastAsia"/>
+              <w:lang w:val="en-US" w:eastAsia="zh-CN"/>
+            </w:rPr>
+            <w:t>4</w:t>
+          </w:r>
+          <w:r>
+            <w:t xml:space="preserve"> 浏览器启动方式</w:t>
+          </w:r>
+          <w:r>
+            <w:tab/>
+          </w:r>
+          <w:r>
+            <w:fldChar w:fldCharType="begin"/>
+          </w:r>
+          <w:r>
+            <w:instrText xml:space="preserve"> PAGEREF _Toc15018 \h </w:instrText>
+          </w:r>
+          <w:r>
+            <w:fldChar w:fldCharType="separate"/>
+          </w:r>
+          <w:r>
+            <w:t>17</w:t>
+          </w:r>
+          <w:r>
+            <w:fldChar w:fldCharType="end"/>
+          </w:r>
+          <w:r>
+            <w:fldChar w:fldCharType="end"/>
+          </w:r>
+        </w:p>
+        <w:p>
+          <w:pPr>
+            <w:pStyle w:val="9"/>
+            <w:tabs>
+              <w:tab w:val="right" w:leader="dot" w:pos="9746"/>
+            </w:tabs>
+          </w:pPr>
+          <w:r>
+            <w:fldChar w:fldCharType="begin"/>
+          </w:r>
+          <w:r>
+            <w:instrText xml:space="preserve"> HYPERLINK \l _Toc12057 </w:instrText>
+          </w:r>
+          <w:r>
+            <w:fldChar w:fldCharType="separate"/>
+          </w:r>
+          <w:r>
+            <w:t>1</w:t>
+          </w:r>
+          <w:r>
+            <w:rPr>
+              <w:rFonts w:hint="eastAsia"/>
+              <w:lang w:val="en-US" w:eastAsia="zh-CN"/>
+            </w:rPr>
+            <w:t>0</w:t>
+          </w:r>
+          <w:r>
+            <w:t>. 设置</w:t>
+          </w:r>
+          <w:r>
+            <w:tab/>
+          </w:r>
+          <w:r>
+            <w:fldChar w:fldCharType="begin"/>
+          </w:r>
+          <w:r>
+            <w:instrText xml:space="preserve"> PAGEREF _Toc12057 \h </w:instrText>
+          </w:r>
+          <w:r>
+            <w:fldChar w:fldCharType="separate"/>
+          </w:r>
+          <w:r>
+            <w:t>17</w:t>
+          </w:r>
+          <w:r>
+            <w:fldChar w:fldCharType="end"/>
+          </w:r>
+          <w:r>
+            <w:fldChar w:fldCharType="end"/>
+          </w:r>
+        </w:p>
+        <w:p>
+          <w:pPr>
+            <w:pStyle w:val="9"/>
+            <w:tabs>
+              <w:tab w:val="right" w:leader="dot" w:pos="9746"/>
+            </w:tabs>
+          </w:pPr>
+          <w:r>
+            <w:fldChar w:fldCharType="begin"/>
+          </w:r>
+          <w:r>
+            <w:instrText xml:space="preserve"> HYPERLINK \l _Toc16153 </w:instrText>
+          </w:r>
+          <w:r>
+            <w:fldChar w:fldCharType="separate"/>
+          </w:r>
+          <w:r>
+            <w:rPr>
+              <w:rFonts w:hint="eastAsia"/>
+              <w:lang w:val="en-US" w:eastAsia="zh-CN"/>
+            </w:rPr>
+            <w:t>11</w:t>
+          </w:r>
+          <w:r>
+            <w:t>. 常见问题</w:t>
+          </w:r>
+          <w:r>
+            <w:tab/>
+          </w:r>
+          <w:r>
+            <w:fldChar w:fldCharType="begin"/>
+          </w:r>
+          <w:r>
+            <w:instrText xml:space="preserve"> PAGEREF _Toc16153 \h </w:instrText>
+          </w:r>
+          <w:r>
+            <w:fldChar w:fldCharType="separate"/>
+          </w:r>
+          <w:r>
+            <w:t>18</w:t>
+          </w:r>
+          <w:r>
+            <w:fldChar w:fldCharType="end"/>
+          </w:r>
+          <w:r>
+            <w:fldChar w:fldCharType="end"/>
+          </w:r>
+        </w:p>
+        <w:p>
+          <w:pPr>
+            <w:pStyle w:val="11"/>
+            <w:tabs>
+              <w:tab w:val="right" w:leader="dot" w:pos="9746"/>
+            </w:tabs>
+          </w:pPr>
+          <w:r>
+            <w:fldChar w:fldCharType="begin"/>
+          </w:r>
+          <w:r>
+            <w:instrText xml:space="preserve"> HYPERLINK \l _Toc1764 </w:instrText>
+          </w:r>
+          <w:r>
+            <w:fldChar w:fldCharType="separate"/>
+          </w:r>
+          <w:r>
+            <w:t>Q1: 账套密码忘记怎么办？</w:t>
+          </w:r>
+          <w:r>
+            <w:tab/>
+          </w:r>
+          <w:r>
+            <w:fldChar w:fldCharType="begin"/>
+          </w:r>
+          <w:r>
+            <w:instrText xml:space="preserve"> PAGEREF _Toc1764 \h </w:instrText>
+          </w:r>
+          <w:r>
+            <w:fldChar w:fldCharType="separate"/>
+          </w:r>
+          <w:r>
+            <w:t>18</w:t>
+          </w:r>
+          <w:r>
+            <w:fldChar w:fldCharType="end"/>
+          </w:r>
+          <w:r>
+            <w:fldChar w:fldCharType="end"/>
+          </w:r>
+        </w:p>
+        <w:p>
+          <w:pPr>
+            <w:pStyle w:val="11"/>
+            <w:tabs>
+              <w:tab w:val="right" w:leader="dot" w:pos="9746"/>
+            </w:tabs>
+          </w:pPr>
+          <w:r>
+            <w:fldChar w:fldCharType="begin"/>
+          </w:r>
+          <w:r>
+            <w:instrText xml:space="preserve"> HYPERLINK \l _Toc18704 </w:instrText>
+          </w:r>
+          <w:r>
+            <w:fldChar w:fldCharType="separate"/>
+          </w:r>
+          <w:r>
+            <w:t>Q2: 工具箱不显示自定义工具？</w:t>
+          </w:r>
+          <w:r>
+            <w:tab/>
+          </w:r>
+          <w:r>
+            <w:fldChar w:fldCharType="begin"/>
+          </w:r>
+          <w:r>
+            <w:instrText xml:space="preserve"> PAGEREF _Toc18704 \h </w:instrText>
+          </w:r>
+          <w:r>
+            <w:fldChar w:fldCharType="separate"/>
+          </w:r>
+          <w:r>
+            <w:t>18</w:t>
+          </w:r>
+          <w:r>
+            <w:fldChar w:fldCharType="end"/>
+          </w:r>
+          <w:r>
+            <w:fldChar w:fldCharType="end"/>
+          </w:r>
+        </w:p>
+        <w:p>
+          <w:pPr>
+            <w:pStyle w:val="11"/>
+            <w:tabs>
+              <w:tab w:val="right" w:leader="dot" w:pos="9746"/>
+            </w:tabs>
+          </w:pPr>
+          <w:r>
+            <w:fldChar w:fldCharType="begin"/>
+          </w:r>
+          <w:r>
+            <w:instrText xml:space="preserve"> HYPERLINK \l _Toc29458 </w:instrText>
+          </w:r>
+          <w:r>
+            <w:fldChar w:fldCharType="separate"/>
+          </w:r>
+          <w:r>
+            <w:t>Q3: 复制操作失败？</w:t>
+          </w:r>
+          <w:r>
+            <w:tab/>
+          </w:r>
+          <w:r>
+            <w:fldChar w:fldCharType="begin"/>
+          </w:r>
+          <w:r>
+            <w:instrText xml:space="preserve"> PAGEREF _Toc29458 \h </w:instrText>
+          </w:r>
+          <w:r>
+            <w:fldChar w:fldCharType="separate"/>
+          </w:r>
+          <w:r>
+            <w:t>18</w:t>
+          </w:r>
+          <w:r>
+            <w:fldChar w:fldCharType="end"/>
+          </w:r>
+          <w:r>
+            <w:fldChar w:fldCharType="end"/>
+          </w:r>
+        </w:p>
+        <w:p>
+          <w:pPr>
+            <w:pStyle w:val="11"/>
+            <w:tabs>
+              <w:tab w:val="right" w:leader="dot" w:pos="9746"/>
+            </w:tabs>
+          </w:pPr>
+          <w:r>
+            <w:fldChar w:fldCharType="begin"/>
+          </w:r>
+          <w:r>
+            <w:instrText xml:space="preserve"> HYPERLINK \l _Toc11238 </w:instrText>
+          </w:r>
+          <w:r>
+            <w:fldChar w:fldCharType="separate"/>
+          </w:r>
+          <w:r>
+            <w:t>Q4: 程序无法启动？</w:t>
+          </w:r>
+          <w:r>
+            <w:tab/>
+          </w:r>
+          <w:r>
+            <w:fldChar w:fldCharType="begin"/>
+          </w:r>
+          <w:r>
+            <w:instrText xml:space="preserve"> PAGEREF _Toc11238 \h </w:instrText>
+          </w:r>
+          <w:r>
+            <w:fldChar w:fldCharType="separate"/>
+          </w:r>
+          <w:r>
+            <w:t>18</w:t>
+          </w:r>
+          <w:r>
+            <w:fldChar w:fldCharType="end"/>
+          </w:r>
+          <w:r>
+            <w:fldChar w:fldCharType="end"/>
+          </w:r>
+        </w:p>
+        <w:p>
+          <w:pPr>
+            <w:pStyle w:val="11"/>
+            <w:tabs>
+              <w:tab w:val="right" w:leader="dot" w:pos="9746"/>
+            </w:tabs>
+          </w:pPr>
+          <w:r>
+            <w:fldChar w:fldCharType="begin"/>
+          </w:r>
+          <w:r>
+            <w:instrText xml:space="preserve"> HYPERLINK \l _Toc910 </w:instrText>
+          </w:r>
+          <w:r>
+            <w:fldChar w:fldCharType="separate"/>
+          </w:r>
+          <w:r>
+            <w:t>Q5: 托盘快捷键不生效？</w:t>
+          </w:r>
+          <w:r>
+            <w:tab/>
+          </w:r>
+          <w:r>
+            <w:fldChar w:fldCharType="begin"/>
+          </w:r>
+          <w:r>
+            <w:instrText xml:space="preserve"> PAGEREF _Toc910 \h </w:instrText>
+          </w:r>
+          <w:r>
+            <w:fldChar w:fldCharType="separate"/>
+          </w:r>
+          <w:r>
+            <w:t>18</w:t>
+          </w:r>
+          <w:r>
+            <w:fldChar w:fldCharType="end"/>
+          </w:r>
+          <w:r>
+            <w:fldChar w:fldCharType="end"/>
+          </w:r>
+        </w:p>
+        <w:p>
+          <w:pPr>
+            <w:pStyle w:val="11"/>
+            <w:tabs>
+              <w:tab w:val="right" w:leader="dot" w:pos="9746"/>
+            </w:tabs>
+          </w:pPr>
+          <w:r>
+            <w:fldChar w:fldCharType="begin"/>
+          </w:r>
+          <w:r>
+            <w:instrText xml:space="preserve"> HYPERLINK \l _Toc16926 </w:instrText>
+          </w:r>
+          <w:r>
+            <w:fldChar w:fldCharType="separate"/>
+          </w:r>
+          <w:r>
+            <w:t>A: 快捷键可能被其他程序占用。建议换一个不常用的快捷键组合，或关闭其他可能占用快捷键的程序后再试。</w:t>
+          </w:r>
+          <w:r>
+            <w:tab/>
+          </w:r>
+          <w:r>
+            <w:fldChar w:fldCharType="begin"/>
+          </w:r>
+          <w:r>
+            <w:instrText xml:space="preserve"> PAGEREF _Toc16926 \h </w:instrText>
+          </w:r>
+          <w:r>
+            <w:fldChar w:fldCharType="separate"/>
+          </w:r>
+          <w:r>
+            <w:t>18</w:t>
+          </w:r>
+          <w:r>
+            <w:fldChar w:fldCharType="end"/>
+          </w:r>
+          <w:r>
+            <w:fldChar w:fldCharType="end"/>
+          </w:r>
+        </w:p>
+        <w:p>
+          <w:pPr>
+            <w:pStyle w:val="11"/>
+            <w:tabs>
+              <w:tab w:val="right" w:leader="dot" w:pos="9746"/>
+            </w:tabs>
+          </w:pPr>
+          <w:r>
+            <w:fldChar w:fldCharType="begin"/>
+          </w:r>
+          <w:r>
+            <w:instrText xml:space="preserve"> HYPERLINK \l _Toc4610 </w:instrText>
+          </w:r>
+          <w:r>
+            <w:fldChar w:fldCharType="separate"/>
+          </w:r>
+          <w:r>
+            <w:t>Q6: 复制表单后目标账套报错？</w:t>
+          </w:r>
+          <w:r>
+            <w:tab/>
+          </w:r>
+          <w:r>
+            <w:fldChar w:fldCharType="begin"/>
+          </w:r>
+          <w:r>
+            <w:instrText xml:space="preserve"> PAGEREF _Toc4610 \h </w:instrText>
+          </w:r>
+          <w:r>
+            <w:fldChar w:fldCharType="separate"/>
+          </w:r>
+          <w:r>
+            <w:t>18</w:t>
+          </w:r>
+          <w:r>
+            <w:fldChar w:fldCharType="end"/>
+          </w:r>
+          <w:r>
+            <w:fldChar w:fldCharType="end"/>
+          </w:r>
+        </w:p>
+        <w:p>
+          <w:pPr>
+            <w:pStyle w:val="11"/>
+            <w:tabs>
+              <w:tab w:val="right" w:leader="dot" w:pos="9746"/>
+            </w:tabs>
+          </w:pPr>
+          <w:r>
+            <w:fldChar w:fldCharType="begin"/>
+          </w:r>
+          <w:r>
+            <w:instrText xml:space="preserve"> HYPERLINK \l _Toc11019 </w:instrText>
+          </w:r>
+          <w:r>
+            <w:fldChar w:fldCharType="separate"/>
+          </w:r>
+          <w:r>
+            <w:t>A: 使用"复制Win表单"时，建议勾选"同时复制关联存储过程"、"复制编码规则"、"复制标准查询"选项，确保关联数据完整复制到目标账套。</w:t>
+          </w:r>
+          <w:r>
+            <w:tab/>
+          </w:r>
+          <w:r>
+            <w:fldChar w:fldCharType="begin"/>
+          </w:r>
+          <w:r>
+            <w:instrText xml:space="preserve"> PAGEREF _Toc11019 \h </w:instrText>
+          </w:r>
+          <w:r>
+            <w:fldChar w:fldCharType="separate"/>
+          </w:r>
+          <w:r>
+            <w:t>18</w:t>
+          </w:r>
+          <w:r>
+            <w:fldChar w:fldCharType="end"/>
+          </w:r>
+          <w:r>
+            <w:fldChar w:fldCharType="end"/>
+          </w:r>
+        </w:p>
+        <w:p>
+          <w:pPr>
+            <w:pStyle w:val="11"/>
+            <w:tabs>
+              <w:tab w:val="right" w:leader="dot" w:pos="9746"/>
+            </w:tabs>
+          </w:pPr>
+          <w:r>
+            <w:fldChar w:fldCharType="begin"/>
+          </w:r>
+          <w:r>
+            <w:instrText xml:space="preserve"> HYPERLINK \l _Toc900 </w:instrText>
+          </w:r>
+          <w:r>
+            <w:fldChar w:fldCharType="separate"/>
+          </w:r>
+          <w:r>
+            <w:t>Q7: 账套搜索不到？</w:t>
+          </w:r>
+          <w:r>
+            <w:tab/>
+          </w:r>
+          <w:r>
+            <w:fldChar w:fldCharType="begin"/>
+          </w:r>
+          <w:r>
+            <w:instrText xml:space="preserve"> PAGEREF _Toc900 \h </w:instrText>
+          </w:r>
+          <w:r>
+            <w:fldChar w:fldCharType="separate"/>
+          </w:r>
+          <w:r>
+            <w:t>18</w:t>
+          </w:r>
+          <w:r>
+            <w:fldChar w:fldCharType="end"/>
+          </w:r>
+          <w:r>
+            <w:fldChar w:fldCharType="end"/>
+          </w:r>
+        </w:p>
+        <w:p>
+          <w:pPr>
+            <w:pStyle w:val="11"/>
+            <w:tabs>
+              <w:tab w:val="right" w:leader="dot" w:pos="9746"/>
+            </w:tabs>
+          </w:pPr>
+          <w:r>
+            <w:fldChar w:fldCharType="begin"/>
+          </w:r>
+          <w:r>
+            <w:instrText xml:space="preserve"> HYPERLINK \l _Toc5708 </w:instrText>
+          </w:r>
+          <w:r>
+            <w:fldChar w:fldCharType="separate"/>
+          </w:r>
+          <w:r>
+            <w:t>A: 账套搜索支持拼音首字母搜索（如输入"CS"可找到"测试"账套），也支持账套代码、名称和服务器地址的模糊搜索。请检查搜索关键词是否正确。</w:t>
+          </w:r>
+          <w:r>
+            <w:tab/>
+          </w:r>
+          <w:r>
+            <w:fldChar w:fldCharType="begin"/>
+          </w:r>
+          <w:r>
+            <w:instrText xml:space="preserve"> PAGEREF _Toc5708 \h </w:instrText>
+          </w:r>
+          <w:r>
+            <w:fldChar w:fldCharType="separate"/>
+          </w:r>
+          <w:r>
+            <w:t>18</w:t>
+          </w:r>
+          <w:r>
+            <w:fldChar w:fldCharType="end"/>
+          </w:r>
+          <w:r>
+            <w:fldChar w:fldCharType="end"/>
+          </w:r>
+        </w:p>
+        <w:p>
+          <w:pPr>
+            <w:rPr>
+              <w:rFonts w:ascii="微软雅黑" w:hAnsi="微软雅黑" w:eastAsia="微软雅黑" w:cs="微软雅黑"/>
+              <w:sz w:val="22"/>
+              <w:szCs w:val="22"/>
+            </w:rPr>
+          </w:pPr>
+          <w:r>
+            <w:fldChar w:fldCharType="end"/>
+          </w:r>
+        </w:p>
+      </w:sdtContent>
+    </w:sdt>
+    <w:p>
+      <w:pPr>
+        <w:rPr>
+          <w:rFonts w:ascii="微软雅黑" w:hAnsi="微软雅黑" w:eastAsia="微软雅黑" w:cs="微软雅黑"/>
           <w:sz w:val="22"/>
           <w:szCs w:val="22"/>
         </w:rPr>
-        <w:t>2. 功能说明</w:t>
-      </w:r>
-    </w:p>
-    <w:p>
-      <w:r>
-        <w:rPr>
-          <w:sz w:val="22"/>
-          <w:szCs w:val="22"/>
-        </w:rPr>
-        <w:t>3. 账套管理</w:t>
-      </w:r>
-    </w:p>
-    <w:p>
-      <w:r>
-        <w:rPr>
-          <w:sz w:val="22"/>
-          <w:szCs w:val="22"/>
-        </w:rPr>
-        <w:t>4. 工具箱使用</w:t>
-      </w:r>
-    </w:p>
-    <w:p>
-      <w:r>
-        <w:rPr>
-          <w:sz w:val="22"/>
-          <w:szCs w:val="22"/>
-        </w:rPr>
-        <w:t>5. 常见问题</w:t>
-      </w:r>
+      </w:pPr>
+      <w:bookmarkStart w:id="55" w:name="_GoBack"/>
+      <w:bookmarkEnd w:id="55"/>
     </w:p>
     <w:p>
       <w:pPr>
@@ -111,9 +2627,11 @@
       <w:pPr>
         <w:pStyle w:val="2"/>
       </w:pPr>
+      <w:bookmarkStart w:id="1" w:name="_Toc21158"/>
       <w:r>
         <w:t>1. 产品简介</w:t>
       </w:r>
+      <w:bookmarkEnd w:id="1"/>
     </w:p>
     <w:p>
       <w:pPr>
@@ -127,13 +2645,15 @@
       <w:pPr>
         <w:pStyle w:val="3"/>
       </w:pPr>
+      <w:bookmarkStart w:id="2" w:name="_Toc25118"/>
       <w:r>
         <w:t>1.1 主要特性</w:t>
       </w:r>
-    </w:p>
-    <w:p>
-      <w:pPr>
-        <w:pStyle w:val="16"/>
+      <w:bookmarkEnd w:id="2"/>
+    </w:p>
+    <w:p>
+      <w:pPr>
+        <w:pStyle w:val="18"/>
         <w:numPr>
           <w:ilvl w:val="0"/>
           <w:numId w:val="1"/>
@@ -145,7 +2665,7 @@
     </w:p>
     <w:p>
       <w:pPr>
-        <w:pStyle w:val="16"/>
+        <w:pStyle w:val="18"/>
         <w:numPr>
           <w:ilvl w:val="0"/>
           <w:numId w:val="1"/>
@@ -157,7 +2677,7 @@
     </w:p>
     <w:p>
       <w:pPr>
-        <w:pStyle w:val="16"/>
+        <w:pStyle w:val="18"/>
         <w:numPr>
           <w:ilvl w:val="0"/>
           <w:numId w:val="1"/>
@@ -169,7 +2689,7 @@
     </w:p>
     <w:p>
       <w:pPr>
-        <w:pStyle w:val="16"/>
+        <w:pStyle w:val="18"/>
         <w:numPr>
           <w:ilvl w:val="0"/>
           <w:numId w:val="1"/>
@@ -181,7 +2701,7 @@
     </w:p>
     <w:p>
       <w:pPr>
-        <w:pStyle w:val="16"/>
+        <w:pStyle w:val="18"/>
         <w:numPr>
           <w:ilvl w:val="0"/>
           <w:numId w:val="1"/>
@@ -193,7 +2713,7 @@
     </w:p>
     <w:p>
       <w:pPr>
-        <w:pStyle w:val="16"/>
+        <w:pStyle w:val="18"/>
         <w:numPr>
           <w:ilvl w:val="0"/>
           <w:numId w:val="1"/>
@@ -209,7 +2729,7 @@
     </w:p>
     <w:p>
       <w:pPr>
-        <w:pStyle w:val="16"/>
+        <w:pStyle w:val="18"/>
         <w:numPr>
           <w:ilvl w:val="0"/>
           <w:numId w:val="1"/>
@@ -232,17 +2752,21 @@
       <w:pPr>
         <w:pStyle w:val="2"/>
       </w:pPr>
+      <w:bookmarkStart w:id="3" w:name="_Toc31530"/>
       <w:r>
         <w:t>2. 功能说明</w:t>
       </w:r>
+      <w:bookmarkEnd w:id="3"/>
     </w:p>
     <w:p>
       <w:pPr>
         <w:pStyle w:val="3"/>
       </w:pPr>
+      <w:bookmarkStart w:id="4" w:name="_Toc16668"/>
       <w:r>
         <w:t>2.1 账套管理（Tab1）</w:t>
       </w:r>
+      <w:bookmarkEnd w:id="4"/>
     </w:p>
     <w:p>
       <w:pPr>
@@ -254,7 +2778,55 @@
     </w:p>
     <w:p>
       <w:pPr>
-        <w:pStyle w:val="16"/>
+        <w:spacing w:after="120"/>
+      </w:pPr>
+      <w:r>
+        <w:drawing>
+          <wp:inline distT="0" distB="0" distL="114300" distR="114300">
+            <wp:extent cx="6188075" cy="4224655"/>
+            <wp:effectExtent l="0" t="0" r="8255" b="6985"/>
+            <wp:docPr id="2" name="图片 1"/>
+            <wp:cNvGraphicFramePr>
+              <a:graphicFrameLocks xmlns:a="http://schemas.openxmlformats.org/drawingml/2006/main" noChangeAspect="1"/>
+            </wp:cNvGraphicFramePr>
+            <a:graphic xmlns:a="http://schemas.openxmlformats.org/drawingml/2006/main">
+              <a:graphicData uri="http://schemas.openxmlformats.org/drawingml/2006/picture">
+                <pic:pic xmlns:pic="http://schemas.openxmlformats.org/drawingml/2006/picture">
+                  <pic:nvPicPr>
+                    <pic:cNvPr id="2" name="图片 1"/>
+                    <pic:cNvPicPr>
+                      <a:picLocks noChangeAspect="1"/>
+                    </pic:cNvPicPr>
+                  </pic:nvPicPr>
+                  <pic:blipFill>
+                    <a:blip r:embed="rId6"/>
+                    <a:stretch>
+                      <a:fillRect/>
+                    </a:stretch>
+                  </pic:blipFill>
+                  <pic:spPr>
+                    <a:xfrm>
+                      <a:off x="0" y="0"/>
+                      <a:ext cx="6188075" cy="4224655"/>
+                    </a:xfrm>
+                    <a:prstGeom prst="rect">
+                      <a:avLst/>
+                    </a:prstGeom>
+                    <a:noFill/>
+                    <a:ln>
+                      <a:noFill/>
+                    </a:ln>
+                  </pic:spPr>
+                </pic:pic>
+              </a:graphicData>
+            </a:graphic>
+          </wp:inline>
+        </w:drawing>
+      </w:r>
+    </w:p>
+    <w:p>
+      <w:pPr>
+        <w:pStyle w:val="18"/>
         <w:numPr>
           <w:ilvl w:val="0"/>
           <w:numId w:val="1"/>
@@ -270,24 +2842,35 @@
       <w:r>
         <w:t>点击顶部"+"按钮添加新账套</w:t>
       </w:r>
-      <w:r>
-        <w:rPr>
-          <w:rFonts w:hint="eastAsia"/>
-          <w:lang w:eastAsia="zh-CN"/>
-        </w:rPr>
-        <w:t>，</w:t>
-      </w:r>
-      <w:r>
-        <w:rPr>
-          <w:rFonts w:hint="eastAsia"/>
-          <w:lang w:val="en-US" w:eastAsia="zh-CN"/>
-        </w:rPr>
-        <w:t>也可以直接导入原工具TblYBillSet.xml文件</w:t>
-      </w:r>
-    </w:p>
-    <w:p>
-      <w:pPr>
-        <w:pStyle w:val="16"/>
+    </w:p>
+    <w:p>
+      <w:pPr>
+        <w:pStyle w:val="18"/>
+        <w:numPr>
+          <w:ilvl w:val="0"/>
+          <w:numId w:val="1"/>
+        </w:numPr>
+      </w:pPr>
+      <w:r>
+        <w:rPr>
+          <w:rFonts w:hint="eastAsia"/>
+          <w:b/>
+          <w:bCs/>
+          <w:lang w:val="en-US" w:eastAsia="zh-CN"/>
+        </w:rPr>
+        <w:t>导入账套</w:t>
+      </w:r>
+      <w:r>
+        <w:rPr>
+          <w:rFonts w:hint="eastAsia"/>
+          <w:lang w:val="en-US" w:eastAsia="zh-CN"/>
+        </w:rPr>
+        <w:t>：也可以直接导入原工具目录下TblYBillSet.xml文件</w:t>
+      </w:r>
+    </w:p>
+    <w:p>
+      <w:pPr>
+        <w:pStyle w:val="18"/>
         <w:numPr>
           <w:ilvl w:val="0"/>
           <w:numId w:val="1"/>
@@ -312,7 +2895,7 @@
                     </pic:cNvPicPr>
                   </pic:nvPicPr>
                   <pic:blipFill>
-                    <a:blip r:embed="rId6"/>
+                    <a:blip r:embed="rId7"/>
                     <a:stretch>
                       <a:fillRect/>
                     </a:stretch>
@@ -339,7 +2922,7 @@
     </w:p>
     <w:p>
       <w:pPr>
-        <w:pStyle w:val="16"/>
+        <w:pStyle w:val="18"/>
         <w:numPr>
           <w:ilvl w:val="0"/>
           <w:numId w:val="1"/>
@@ -358,7 +2941,7 @@
     </w:p>
     <w:p>
       <w:pPr>
-        <w:pStyle w:val="16"/>
+        <w:pStyle w:val="18"/>
         <w:numPr>
           <w:ilvl w:val="0"/>
           <w:numId w:val="1"/>
@@ -377,7 +2960,7 @@
     </w:p>
     <w:p>
       <w:pPr>
-        <w:pStyle w:val="16"/>
+        <w:pStyle w:val="18"/>
         <w:numPr>
           <w:ilvl w:val="0"/>
           <w:numId w:val="1"/>
@@ -393,14 +2976,121 @@
       <w:r>
         <w:t>选中账套后点击"启动"按钮</w:t>
       </w:r>
+      <w:r>
+        <w:rPr>
+          <w:rFonts w:hint="eastAsia"/>
+          <w:lang w:eastAsia="zh-CN"/>
+        </w:rPr>
+        <w:t>，</w:t>
+      </w:r>
+      <w:r>
+        <w:rPr>
+          <w:rFonts w:hint="eastAsia"/>
+          <w:lang w:val="en-US" w:eastAsia="zh-CN"/>
+        </w:rPr>
+        <w:t>可以快速启动开发工具、web、客户端程序，并自动把维护账套密码复制到粘贴板</w:t>
+      </w:r>
+    </w:p>
+    <w:p>
+      <w:pPr>
+        <w:pStyle w:val="18"/>
+        <w:numPr>
+          <w:ilvl w:val="0"/>
+          <w:numId w:val="1"/>
+        </w:numPr>
+        <w:rPr>
+          <w:rFonts w:hint="eastAsia"/>
+          <w:b/>
+          <w:bCs/>
+          <w:lang w:val="en-US" w:eastAsia="zh-CN"/>
+        </w:rPr>
+      </w:pPr>
+      <w:r>
+        <w:rPr>
+          <w:rFonts w:hint="eastAsia"/>
+          <w:b/>
+          <w:bCs/>
+          <w:lang w:val="en-US" w:eastAsia="zh-CN"/>
+        </w:rPr>
+        <w:t>设置：</w:t>
+      </w:r>
+      <w:r>
+        <w:rPr>
+          <w:rFonts w:hint="eastAsia"/>
+          <w:lang w:val="en-US" w:eastAsia="zh-CN"/>
+        </w:rPr>
+        <w:t>可以设置应用程序目录，数据库运行目录以及启动参数</w:t>
+      </w:r>
+    </w:p>
+    <w:p>
+      <w:pPr>
+        <w:pStyle w:val="18"/>
+        <w:numPr>
+          <w:ilvl w:val="0"/>
+          <w:numId w:val="1"/>
+        </w:numPr>
+        <w:rPr>
+          <w:rFonts w:hint="eastAsia"/>
+          <w:lang w:val="en-US" w:eastAsia="zh-CN"/>
+        </w:rPr>
+      </w:pPr>
+      <w:r>
+        <w:rPr>
+          <w:rFonts w:hint="eastAsia"/>
+          <w:b/>
+          <w:bCs/>
+          <w:lang w:val="en-US" w:eastAsia="zh-CN"/>
+        </w:rPr>
+        <w:t>链接：</w:t>
+      </w:r>
+      <w:r>
+        <w:rPr>
+          <w:rFonts w:hint="eastAsia"/>
+          <w:lang w:val="en-US" w:eastAsia="zh-CN"/>
+        </w:rPr>
+        <w:t>如维护数据库信息并且数据库可本地直连，自动打开SSMS工具并自动连接对应数据库，如未维护数据库名称链接到master。并自动把维护数据库密码自动复制到粘贴板</w:t>
+      </w:r>
+    </w:p>
+    <w:p>
+      <w:pPr>
+        <w:pStyle w:val="18"/>
+        <w:numPr>
+          <w:ilvl w:val="0"/>
+          <w:numId w:val="1"/>
+        </w:numPr>
+        <w:rPr>
+          <w:rFonts w:hint="eastAsia"/>
+          <w:b/>
+          <w:bCs/>
+          <w:lang w:val="en-US" w:eastAsia="zh-CN"/>
+        </w:rPr>
+      </w:pPr>
+      <w:r>
+        <w:rPr>
+          <w:rFonts w:hint="eastAsia"/>
+          <w:b/>
+          <w:bCs/>
+          <w:lang w:val="en-US" w:eastAsia="zh-CN"/>
+        </w:rPr>
+        <w:t>远程：</w:t>
+      </w:r>
+      <w:r>
+        <w:rPr>
+          <w:rFonts w:hint="eastAsia"/>
+          <w:lang w:val="en-US" w:eastAsia="zh-CN"/>
+        </w:rPr>
+        <w:t>如维护远程信息并且服务器可连接则会自动打开远程连接。并自动把远程密码复制到粘贴板</w:t>
+      </w:r>
     </w:p>
     <w:p>
       <w:pPr>
         <w:pStyle w:val="3"/>
       </w:pPr>
+      <w:bookmarkStart w:id="5" w:name="_Toc17841"/>
       <w:r>
         <w:t>2.2 工具箱（Tab2）</w:t>
       </w:r>
+      <w:bookmarkEnd w:id="5"/>
     </w:p>
     <w:p>
       <w:pPr>
@@ -412,7 +3102,7 @@
     </w:p>
     <w:tbl>
       <w:tblPr>
-        <w:tblStyle w:val="11"/>
+        <w:tblStyle w:val="13"/>
         <w:tblW w:w="0" w:type="auto"/>
         <w:tblInd w:w="0" w:type="dxa"/>
         <w:tblBorders>
@@ -541,12 +3231,27 @@
             <w:shd w:val="clear" w:color="auto" w:fill="F5F5F5"/>
           </w:tcPr>
           <w:p>
+            <w:pPr>
+              <w:rPr>
+                <w:rFonts w:hint="default" w:eastAsia="微软雅黑"/>
+                <w:lang w:val="en-US" w:eastAsia="zh-CN"/>
+              </w:rPr>
+            </w:pPr>
             <w:r>
               <w:rPr>
                 <w:sz w:val="22"/>
                 <w:szCs w:val="22"/>
               </w:rPr>
-              <w:t>跨库复制表结构</w:t>
+              <w:t>跨库复制</w:t>
+            </w:r>
+            <w:r>
+              <w:rPr>
+                <w:rFonts w:hint="eastAsia"/>
+                <w:sz w:val="22"/>
+                <w:szCs w:val="22"/>
+                <w:lang w:val="en-US" w:eastAsia="zh-CN"/>
+              </w:rPr>
+              <w:t>数据库对象</w:t>
             </w:r>
           </w:p>
         </w:tc>
@@ -567,7 +3272,23 @@
                 <w:sz w:val="22"/>
                 <w:szCs w:val="22"/>
               </w:rPr>
-              <w:t>将源数据库的表结构复制到目标数据库，支持批量操作</w:t>
+              <w:t>将源数据库的</w:t>
+            </w:r>
+            <w:r>
+              <w:rPr>
+                <w:rFonts w:hint="eastAsia"/>
+                <w:sz w:val="22"/>
+                <w:szCs w:val="22"/>
+                <w:lang w:val="en-US" w:eastAsia="zh-CN"/>
+              </w:rPr>
+              <w:t>对象</w:t>
+            </w:r>
+            <w:r>
+              <w:rPr>
+                <w:sz w:val="22"/>
+                <w:szCs w:val="22"/>
+              </w:rPr>
+              <w:t>复制到目标数据库，支持批量操作</w:t>
             </w:r>
           </w:p>
         </w:tc>
@@ -700,6 +3421,12 @@
             <w:insideH w:val="single" w:color="auto" w:sz="4" w:space="0"/>
             <w:insideV w:val="single" w:color="auto" w:sz="4" w:space="0"/>
           </w:tblBorders>
+          <w:tblCellMar>
+            <w:top w:w="0" w:type="dxa"/>
+            <w:left w:w="10" w:type="dxa"/>
+            <w:bottom w:w="0" w:type="dxa"/>
+            <w:right w:w="10" w:type="dxa"/>
+          </w:tblCellMar>
         </w:tblPrEx>
         <w:tc>
           <w:tcPr>
@@ -734,6 +3461,12 @@
             <w:insideH w:val="single" w:color="auto" w:sz="4" w:space="0"/>
             <w:insideV w:val="single" w:color="auto" w:sz="4" w:space="0"/>
           </w:tblBorders>
+          <w:tblCellMar>
+            <w:top w:w="0" w:type="dxa"/>
+            <w:left w:w="10" w:type="dxa"/>
+            <w:bottom w:w="0" w:type="dxa"/>
+            <w:right w:w="10" w:type="dxa"/>
+          </w:tblCellMar>
         </w:tblPrEx>
         <w:tc>
           <w:tcPr>
@@ -758,6 +3491,126 @@
           </w:p>
         </w:tc>
       </w:tr>
+      <w:tr>
+        <w:tblPrEx>
+          <w:tblBorders>
+            <w:top w:val="single" w:color="auto" w:sz="4" w:space="0"/>
+            <w:left w:val="single" w:color="auto" w:sz="4" w:space="0"/>
+            <w:bottom w:val="single" w:color="auto" w:sz="4" w:space="0"/>
+            <w:right w:val="single" w:color="auto" w:sz="4" w:space="0"/>
+            <w:insideH w:val="single" w:color="auto" w:sz="4" w:space="0"/>
+            <w:insideV w:val="single" w:color="auto" w:sz="4" w:space="0"/>
+          </w:tblBorders>
+          <w:tblCellMar>
+            <w:top w:w="0" w:type="dxa"/>
+            <w:left w:w="10" w:type="dxa"/>
+            <w:bottom w:w="0" w:type="dxa"/>
+            <w:right w:w="10" w:type="dxa"/>
+          </w:tblCellMar>
+        </w:tblPrEx>
+        <w:tc>
+          <w:tcPr>
+            <w:tcW w:w="2400" w:type="dxa"/>
+            <w:shd w:val="clear" w:color="auto" w:fill="F5F5F5"/>
+          </w:tcPr>
+          <w:p>
+            <w:pPr>
+              <w:rPr>
+                <w:rFonts w:hint="default" w:eastAsia="微软雅黑"/>
+                <w:lang w:val="en-US" w:eastAsia="zh-CN"/>
+              </w:rPr>
+            </w:pPr>
+            <w:r>
+              <w:rPr>
+                <w:rFonts w:hint="eastAsia"/>
+                <w:lang w:val="en-US" w:eastAsia="zh-CN"/>
+              </w:rPr>
+              <w:t>搜索后台表单</w:t>
+            </w:r>
+          </w:p>
+        </w:tc>
+        <w:tc>
+          <w:tcPr>
+            <w:tcW w:w="6960" w:type="dxa"/>
+            <w:shd w:val="clear" w:color="auto" w:fill="F5F5F5"/>
+          </w:tcPr>
+          <w:p>
+            <w:pPr>
+              <w:rPr>
+                <w:rFonts w:hint="default" w:eastAsia="微软雅黑"/>
+                <w:lang w:val="en-US" w:eastAsia="zh-CN"/>
+              </w:rPr>
+            </w:pPr>
+            <w:r>
+              <w:rPr>
+                <w:rFonts w:hint="eastAsia"/>
+                <w:lang w:val="en-US" w:eastAsia="zh-CN"/>
+              </w:rPr>
+              <w:t>通过表单名称搜索表单所在路径及位置</w:t>
+            </w:r>
+          </w:p>
+        </w:tc>
+      </w:tr>
+      <w:tr>
+        <w:tblPrEx>
+          <w:tblBorders>
+            <w:top w:val="single" w:color="auto" w:sz="4" w:space="0"/>
+            <w:left w:val="single" w:color="auto" w:sz="4" w:space="0"/>
+            <w:bottom w:val="single" w:color="auto" w:sz="4" w:space="0"/>
+            <w:right w:val="single" w:color="auto" w:sz="4" w:space="0"/>
+            <w:insideH w:val="single" w:color="auto" w:sz="4" w:space="0"/>
+            <w:insideV w:val="single" w:color="auto" w:sz="4" w:space="0"/>
+          </w:tblBorders>
+          <w:tblCellMar>
+            <w:top w:w="0" w:type="dxa"/>
+            <w:left w:w="10" w:type="dxa"/>
+            <w:bottom w:w="0" w:type="dxa"/>
+            <w:right w:w="10" w:type="dxa"/>
+          </w:tblCellMar>
+        </w:tblPrEx>
+        <w:tc>
+          <w:tcPr>
+            <w:tcW w:w="2400" w:type="dxa"/>
+            <w:shd w:val="clear" w:color="auto" w:fill="F5F5F5"/>
+          </w:tcPr>
+          <w:p>
+            <w:pPr>
+              <w:rPr>
+                <w:rFonts w:hint="default"/>
+                <w:lang w:val="en-US" w:eastAsia="zh-CN"/>
+              </w:rPr>
+            </w:pPr>
+            <w:r>
+              <w:rPr>
+                <w:rFonts w:hint="eastAsia"/>
+                <w:lang w:val="en-US" w:eastAsia="zh-CN"/>
+              </w:rPr>
+              <w:t>搜索前台菜单</w:t>
+            </w:r>
+          </w:p>
+        </w:tc>
+        <w:tc>
+          <w:tcPr>
+            <w:tcW w:w="6960" w:type="dxa"/>
+            <w:shd w:val="clear" w:color="auto" w:fill="F5F5F5"/>
+          </w:tcPr>
+          <w:p>
+            <w:pPr>
+              <w:rPr>
+                <w:rFonts w:hint="default"/>
+                <w:lang w:val="en-US" w:eastAsia="zh-CN"/>
+              </w:rPr>
+            </w:pPr>
+            <w:r>
+              <w:rPr>
+                <w:rFonts w:hint="eastAsia"/>
+                <w:lang w:val="en-US" w:eastAsia="zh-CN"/>
+              </w:rPr>
+              <w:t>通过菜单名称搜索菜单所在位置</w:t>
+            </w:r>
+          </w:p>
+        </w:tc>
+      </w:tr>
     </w:tbl>
     <w:p>
       <w:pPr>
@@ -768,17 +3621,21 @@
       <w:pPr>
         <w:pStyle w:val="2"/>
       </w:pPr>
+      <w:bookmarkStart w:id="6" w:name="_Toc22430"/>
       <w:r>
         <w:t>3. 账套管理</w:t>
       </w:r>
+      <w:bookmarkEnd w:id="6"/>
     </w:p>
     <w:p>
       <w:pPr>
         <w:pStyle w:val="3"/>
       </w:pPr>
+      <w:bookmarkStart w:id="7" w:name="_Toc6659"/>
       <w:r>
         <w:t>3.1 添加账套</w:t>
       </w:r>
+      <w:bookmarkEnd w:id="7"/>
     </w:p>
     <w:p>
       <w:pPr>
@@ -790,7 +3647,7 @@
     </w:p>
     <w:p>
       <w:pPr>
-        <w:pStyle w:val="16"/>
+        <w:pStyle w:val="18"/>
         <w:numPr>
           <w:ilvl w:val="0"/>
           <w:numId w:val="2"/>
@@ -809,7 +3666,7 @@
     </w:p>
     <w:p>
       <w:pPr>
-        <w:pStyle w:val="16"/>
+        <w:pStyle w:val="18"/>
         <w:numPr>
           <w:ilvl w:val="0"/>
           <w:numId w:val="2"/>
@@ -828,7 +3685,7 @@
     </w:p>
     <w:p>
       <w:pPr>
-        <w:pStyle w:val="16"/>
+        <w:pStyle w:val="18"/>
         <w:numPr>
           <w:ilvl w:val="0"/>
           <w:numId w:val="2"/>
@@ -847,7 +3704,7 @@
     </w:p>
     <w:p>
       <w:pPr>
-        <w:pStyle w:val="16"/>
+        <w:pStyle w:val="18"/>
         <w:numPr>
           <w:ilvl w:val="0"/>
           <w:numId w:val="2"/>
@@ -866,7 +3723,7 @@
     </w:p>
     <w:p>
       <w:pPr>
-        <w:pStyle w:val="16"/>
+        <w:pStyle w:val="18"/>
         <w:numPr>
           <w:ilvl w:val="0"/>
           <w:numId w:val="2"/>
@@ -885,7 +3742,7 @@
     </w:p>
     <w:p>
       <w:pPr>
-        <w:pStyle w:val="16"/>
+        <w:pStyle w:val="18"/>
         <w:numPr>
           <w:ilvl w:val="0"/>
           <w:numId w:val="2"/>
@@ -906,9 +3763,11 @@
       <w:pPr>
         <w:pStyle w:val="3"/>
       </w:pPr>
+      <w:bookmarkStart w:id="8" w:name="_Toc9409"/>
       <w:r>
         <w:t>3.2 账套数据存储</w:t>
       </w:r>
+      <w:bookmarkEnd w:id="8"/>
     </w:p>
     <w:p>
       <w:pPr>
@@ -922,9 +3781,11 @@
       <w:pPr>
         <w:pStyle w:val="3"/>
       </w:pPr>
+      <w:bookmarkStart w:id="9" w:name="_Toc8050"/>
       <w:r>
         <w:t>3.3 启动账套</w:t>
       </w:r>
+      <w:bookmarkEnd w:id="9"/>
     </w:p>
     <w:p>
       <w:pPr>
@@ -958,6 +3819,7 @@
           <w:lang w:val="en-US" w:eastAsia="zh-CN"/>
         </w:rPr>
       </w:pPr>
+      <w:bookmarkStart w:id="10" w:name="_Toc27791"/>
       <w:r>
         <w:t>3.</w:t>
       </w:r>
@@ -968,6 +3830,7 @@
         </w:rPr>
         <w:t>4 链接</w:t>
       </w:r>
+      <w:bookmarkEnd w:id="10"/>
     </w:p>
     <w:p>
       <w:pPr>
@@ -1031,6 +3894,7 @@
           <w:lang w:val="en-US" w:eastAsia="zh-CN"/>
         </w:rPr>
       </w:pPr>
+      <w:bookmarkStart w:id="11" w:name="_Toc25562"/>
       <w:r>
         <w:t>3.</w:t>
       </w:r>
@@ -1041,6 +3905,7 @@
         </w:rPr>
         <w:t>4 远程</w:t>
       </w:r>
+      <w:bookmarkEnd w:id="11"/>
     </w:p>
     <w:p>
       <w:pPr>
@@ -1084,6 +3949,299 @@
       <w:pPr>
         <w:spacing w:after="200"/>
         <w:rPr>
+          <w:rFonts w:hint="eastAsia"/>
+          <w:lang w:val="en-US" w:eastAsia="zh-CN"/>
+        </w:rPr>
+      </w:pPr>
+      <w:r>
+        <w:rPr>
+          <w:rFonts w:hint="eastAsia"/>
+          <w:lang w:val="en-US" w:eastAsia="zh-CN"/>
+        </w:rPr>
+        <w:t>第一次远程，会提示链接失败，需要勾选记住信息，远程对应密码会自动复制至粘贴板，只需要在密码框直接黏贴链接即可，下次就会自动连接</w:t>
+      </w:r>
+    </w:p>
+    <w:p>
+      <w:pPr>
+        <w:pStyle w:val="3"/>
+        <w:rPr>
+          <w:rFonts w:hint="eastAsia"/>
+          <w:lang w:val="en-US" w:eastAsia="zh-CN"/>
+        </w:rPr>
+      </w:pPr>
+      <w:bookmarkStart w:id="12" w:name="_Toc24455"/>
+      <w:r>
+        <w:t>3.</w:t>
+      </w:r>
+      <w:r>
+        <w:rPr>
+          <w:rFonts w:hint="eastAsia"/>
+          <w:lang w:val="en-US" w:eastAsia="zh-CN"/>
+        </w:rPr>
+        <w:t>5 账套搜索</w:t>
+      </w:r>
+      <w:bookmarkEnd w:id="12"/>
+    </w:p>
+    <w:p>
+      <w:pPr>
+        <w:rPr>
+          <w:rFonts w:hint="eastAsia"/>
+          <w:lang w:val="en-US" w:eastAsia="zh-CN"/>
+        </w:rPr>
+      </w:pPr>
+      <w:r>
+        <w:rPr>
+          <w:rFonts w:hint="eastAsia"/>
+          <w:lang w:val="en-US" w:eastAsia="zh-CN"/>
+        </w:rPr>
+        <w:t>账套支持搜索，再输入框中输入对应代码、名称、或服务器地址即可搜索。账套搜索还支持账套名称首字母搜索，如标准账套，只需要输入 bzz 即可查询。账套信息支持上下键选择</w:t>
+      </w:r>
+    </w:p>
+    <w:p>
+      <w:pPr>
+        <w:rPr>
+          <w:rFonts w:hint="default"/>
+          <w:lang w:val="en-US" w:eastAsia="zh-CN"/>
+        </w:rPr>
+      </w:pPr>
+      <w:r>
+        <w:drawing>
+          <wp:inline distT="0" distB="0" distL="114300" distR="114300">
+            <wp:extent cx="6178550" cy="4158615"/>
+            <wp:effectExtent l="0" t="0" r="6985" b="8255"/>
+            <wp:docPr id="3" name="图片 2"/>
+            <wp:cNvGraphicFramePr>
+              <a:graphicFrameLocks xmlns:a="http://schemas.openxmlformats.org/drawingml/2006/main" noChangeAspect="1"/>
+            </wp:cNvGraphicFramePr>
+            <a:graphic xmlns:a="http://schemas.openxmlformats.org/drawingml/2006/main">
+              <a:graphicData uri="http://schemas.openxmlformats.org/drawingml/2006/picture">
+                <pic:pic xmlns:pic="http://schemas.openxmlformats.org/drawingml/2006/picture">
+                  <pic:nvPicPr>
+                    <pic:cNvPr id="3" name="图片 2"/>
+                    <pic:cNvPicPr>
+                      <a:picLocks noChangeAspect="1"/>
+                    </pic:cNvPicPr>
+                  </pic:nvPicPr>
+                  <pic:blipFill>
+                    <a:blip r:embed="rId8"/>
+                    <a:stretch>
+                      <a:fillRect/>
+                    </a:stretch>
+                  </pic:blipFill>
+                  <pic:spPr>
+                    <a:xfrm>
+                      <a:off x="0" y="0"/>
+                      <a:ext cx="6178550" cy="4158615"/>
+                    </a:xfrm>
+                    <a:prstGeom prst="rect">
+                      <a:avLst/>
+                    </a:prstGeom>
+                    <a:noFill/>
+                    <a:ln>
+                      <a:noFill/>
+                    </a:ln>
+                  </pic:spPr>
+                </pic:pic>
+              </a:graphicData>
+            </a:graphic>
+          </wp:inline>
+        </w:drawing>
+      </w:r>
+    </w:p>
+    <w:p>
+      <w:pPr>
+        <w:spacing w:after="200"/>
+        <w:rPr>
+          <w:rFonts w:hint="default"/>
+          <w:lang w:val="en-US" w:eastAsia="zh-CN"/>
+        </w:rPr>
+      </w:pPr>
+    </w:p>
+    <w:p>
+      <w:pPr>
+        <w:spacing w:after="200"/>
+        <w:rPr>
+          <w:rFonts w:hint="default"/>
+          <w:lang w:val="en-US" w:eastAsia="zh-CN"/>
+        </w:rPr>
+      </w:pPr>
+    </w:p>
+    <w:p>
+      <w:pPr>
+        <w:spacing w:after="200"/>
+        <w:rPr>
+          <w:rFonts w:hint="default"/>
+          <w:lang w:val="en-US" w:eastAsia="zh-CN"/>
+        </w:rPr>
+      </w:pPr>
+    </w:p>
+    <w:p>
+      <w:pPr>
+        <w:pageBreakBefore/>
+      </w:pPr>
+    </w:p>
+    <w:p>
+      <w:pPr>
+        <w:pStyle w:val="2"/>
+      </w:pPr>
+      <w:bookmarkStart w:id="13" w:name="_Toc3972"/>
+      <w:r>
+        <w:t>4. 工具箱使用</w:t>
+      </w:r>
+      <w:bookmarkEnd w:id="13"/>
+    </w:p>
+    <w:p>
+      <w:pPr>
+        <w:pStyle w:val="3"/>
+        <w:rPr>
+          <w:rFonts w:hint="eastAsia" w:eastAsia="微软雅黑"/>
+          <w:lang w:eastAsia="zh-CN"/>
+        </w:rPr>
+      </w:pPr>
+      <w:bookmarkStart w:id="14" w:name="_Toc32622"/>
+      <w:r>
+        <w:t>4.1 跨库复制</w:t>
+      </w:r>
+      <w:r>
+        <w:rPr>
+          <w:rFonts w:hint="eastAsia"/>
+          <w:lang w:val="en-US" w:eastAsia="zh-CN"/>
+        </w:rPr>
+        <w:t>对象</w:t>
+      </w:r>
+      <w:bookmarkEnd w:id="14"/>
+    </w:p>
+    <w:p>
+      <w:pPr>
+        <w:spacing w:after="120"/>
+      </w:pPr>
+      <w:r>
+        <w:t>此工具用于将一个数据库的</w:t>
+      </w:r>
+      <w:r>
+        <w:rPr>
+          <w:rFonts w:hint="eastAsia"/>
+          <w:lang w:val="en-US" w:eastAsia="zh-CN"/>
+        </w:rPr>
+        <w:t>对象</w:t>
+      </w:r>
+      <w:r>
+        <w:t>复制到另一个数据库：</w:t>
+      </w:r>
+    </w:p>
+    <w:p>
+      <w:pPr>
+        <w:spacing w:after="120"/>
+      </w:pPr>
+      <w:r>
+        <w:drawing>
+          <wp:inline distT="0" distB="0" distL="114300" distR="114300">
+            <wp:extent cx="5375275" cy="4874895"/>
+            <wp:effectExtent l="0" t="0" r="635" b="4445"/>
+            <wp:docPr id="5" name="图片 4"/>
+            <wp:cNvGraphicFramePr>
+              <a:graphicFrameLocks xmlns:a="http://schemas.openxmlformats.org/drawingml/2006/main" noChangeAspect="1"/>
+            </wp:cNvGraphicFramePr>
+            <a:graphic xmlns:a="http://schemas.openxmlformats.org/drawingml/2006/main">
+              <a:graphicData uri="http://schemas.openxmlformats.org/drawingml/2006/picture">
+                <pic:pic xmlns:pic="http://schemas.openxmlformats.org/drawingml/2006/picture">
+                  <pic:nvPicPr>
+                    <pic:cNvPr id="5" name="图片 4"/>
+                    <pic:cNvPicPr>
+                      <a:picLocks noChangeAspect="1"/>
+                    </pic:cNvPicPr>
+                  </pic:nvPicPr>
+                  <pic:blipFill>
+                    <a:blip r:embed="rId9"/>
+                    <a:stretch>
+                      <a:fillRect/>
+                    </a:stretch>
+                  </pic:blipFill>
+                  <pic:spPr>
+                    <a:xfrm>
+                      <a:off x="0" y="0"/>
+                      <a:ext cx="5375275" cy="4874895"/>
+                    </a:xfrm>
+                    <a:prstGeom prst="rect">
+                      <a:avLst/>
+                    </a:prstGeom>
+                    <a:noFill/>
+                    <a:ln>
+                      <a:noFill/>
+                    </a:ln>
+                  </pic:spPr>
+                </pic:pic>
+              </a:graphicData>
+            </a:graphic>
+          </wp:inline>
+        </w:drawing>
+      </w:r>
+    </w:p>
+    <w:p>
+      <w:pPr>
+        <w:pStyle w:val="18"/>
+        <w:numPr>
+          <w:numId w:val="0"/>
+        </w:numPr>
+        <w:ind w:left="360" w:leftChars="0"/>
+      </w:pPr>
+      <w:r>
+        <w:rPr>
+          <w:rFonts w:hint="eastAsia"/>
+          <w:lang w:val="en-US" w:eastAsia="zh-CN"/>
+        </w:rPr>
+        <w:t>1.</w:t>
+      </w:r>
+      <w:r>
+        <w:t>弹出操作窗体，左右两侧分别显示源数据库和目标数据库区域</w:t>
+      </w:r>
+    </w:p>
+    <w:p>
+      <w:pPr>
+        <w:pStyle w:val="18"/>
+        <w:numPr>
+          <w:numId w:val="0"/>
+        </w:numPr>
+        <w:ind w:left="360" w:leftChars="0"/>
+      </w:pPr>
+      <w:r>
+        <w:rPr>
+          <w:rFonts w:hint="eastAsia"/>
+          <w:lang w:val="en-US" w:eastAsia="zh-CN"/>
+        </w:rPr>
+        <w:t>2.</w:t>
+      </w:r>
+      <w:r>
+        <w:t>点击“选择账套”按钮，从账套列表中选择源/目标账套（支持拼音首字母搜索）</w:t>
+      </w:r>
+    </w:p>
+    <w:p>
+      <w:pPr>
+        <w:pStyle w:val="18"/>
+        <w:numPr>
+          <w:numId w:val="0"/>
+        </w:numPr>
+        <w:ind w:left="360" w:leftChars="0"/>
+      </w:pPr>
+      <w:r>
+        <w:rPr>
+          <w:rFonts w:hint="eastAsia"/>
+          <w:lang w:val="en-US" w:eastAsia="zh-CN"/>
+        </w:rPr>
+        <w:t>3.</w:t>
+      </w:r>
+      <w:r>
+        <w:t>也可手动输入数据库地址、用户名、密码</w:t>
+      </w:r>
+    </w:p>
+    <w:p>
+      <w:pPr>
+        <w:pStyle w:val="18"/>
+        <w:numPr>
+          <w:numId w:val="0"/>
+        </w:numPr>
+        <w:ind w:left="360" w:leftChars="0"/>
+        <w:rPr>
           <w:rFonts w:hint="default" w:eastAsia="微软雅黑"/>
           <w:lang w:val="en-US" w:eastAsia="zh-CN"/>
         </w:rPr>
@@ -1093,440 +4251,1762 @@
           <w:rFonts w:hint="eastAsia"/>
           <w:lang w:val="en-US" w:eastAsia="zh-CN"/>
         </w:rPr>
-        <w:t>第一次远程，会提示链接失败，需要勾选记住信息，远程</w:t>
-      </w:r>
-      <w:bookmarkStart w:id="0" w:name="_GoBack"/>
-      <w:bookmarkEnd w:id="0"/>
-      <w:r>
-        <w:rPr>
-          <w:rFonts w:hint="eastAsia"/>
-          <w:lang w:val="en-US" w:eastAsia="zh-CN"/>
-        </w:rPr>
-        <w:t>对应密码会自动复制至粘贴板，只需要在密码框直接黏贴链接即可，下次就会自动连接</w:t>
-      </w:r>
-    </w:p>
-    <w:p>
-      <w:pPr>
-        <w:spacing w:after="200"/>
+        <w:t>4.选择对应对象类型，可以是表、视图、函数及存储过程</w:t>
+      </w:r>
+    </w:p>
+    <w:p>
+      <w:pPr>
+        <w:pStyle w:val="18"/>
+        <w:numPr>
+          <w:numId w:val="0"/>
+        </w:numPr>
+        <w:ind w:left="360" w:leftChars="0"/>
+        <w:rPr>
+          <w:rFonts w:hint="eastAsia"/>
+          <w:lang w:val="en-US" w:eastAsia="zh-CN"/>
+        </w:rPr>
+      </w:pPr>
+      <w:r>
+        <w:rPr>
+          <w:rFonts w:hint="eastAsia"/>
+          <w:lang w:val="en-US" w:eastAsia="zh-CN"/>
+        </w:rPr>
+        <w:t>5.</w:t>
+      </w:r>
+      <w:r>
+        <w:t>在下方多行文本框中输入要复制的</w:t>
+      </w:r>
+      <w:r>
+        <w:rPr>
+          <w:rFonts w:hint="eastAsia"/>
+          <w:lang w:val="en-US" w:eastAsia="zh-CN"/>
+        </w:rPr>
+        <w:t>对象</w:t>
+      </w:r>
+      <w:r>
+        <w:t>名称，</w:t>
+      </w:r>
+      <w:r>
+        <w:rPr>
+          <w:rFonts w:hint="eastAsia"/>
+          <w:lang w:val="en-US" w:eastAsia="zh-CN"/>
+        </w:rPr>
+        <w:t>多个用英文分号隔开</w:t>
+      </w:r>
+    </w:p>
+    <w:p>
+      <w:pPr>
+        <w:pStyle w:val="18"/>
+        <w:numPr>
+          <w:numId w:val="0"/>
+        </w:numPr>
+        <w:ind w:left="360" w:leftChars="0"/>
         <w:rPr>
           <w:rFonts w:hint="default"/>
           <w:lang w:val="en-US" w:eastAsia="zh-CN"/>
         </w:rPr>
       </w:pPr>
-    </w:p>
-    <w:p>
-      <w:pPr>
-        <w:spacing w:after="200"/>
-        <w:rPr>
-          <w:rFonts w:hint="default"/>
-          <w:lang w:val="en-US" w:eastAsia="zh-CN"/>
-        </w:rPr>
-      </w:pPr>
-    </w:p>
-    <w:p>
-      <w:pPr>
-        <w:pageBreakBefore/>
-      </w:pPr>
-    </w:p>
-    <w:p>
-      <w:pPr>
-        <w:pStyle w:val="2"/>
-      </w:pPr>
-      <w:r>
-        <w:t>4. 工具箱使用</w:t>
+      <w:r>
+        <w:rPr>
+          <w:rFonts w:hint="eastAsia"/>
+          <w:lang w:val="en-US" w:eastAsia="zh-CN"/>
+        </w:rPr>
+        <w:t>6.选择是否删除已存在对象，如勾选目标库中存在对象则会先删除再创建，如未勾选若存在则会跳过</w:t>
+      </w:r>
+    </w:p>
+    <w:p>
+      <w:pPr>
+        <w:pStyle w:val="18"/>
+        <w:numPr>
+          <w:numId w:val="0"/>
+        </w:numPr>
+        <w:ind w:left="360" w:leftChars="0"/>
+      </w:pPr>
+      <w:r>
+        <w:rPr>
+          <w:rFonts w:hint="eastAsia"/>
+          <w:lang w:val="en-US" w:eastAsia="zh-CN"/>
+        </w:rPr>
+        <w:t>7.</w:t>
+      </w:r>
+      <w:r>
+        <w:t>点击“确认”开始复制</w:t>
       </w:r>
     </w:p>
     <w:p>
       <w:pPr>
         <w:pStyle w:val="3"/>
       </w:pPr>
-      <w:r>
-        <w:t>4.1 跨库复制表结构</w:t>
-      </w:r>
+      <w:bookmarkStart w:id="15" w:name="_Toc13633"/>
+      <w:r>
+        <w:t>4.2 跨库复制Win表单</w:t>
+      </w:r>
+      <w:bookmarkEnd w:id="15"/>
     </w:p>
     <w:p>
       <w:pPr>
         <w:spacing w:after="120"/>
       </w:pPr>
       <w:r>
-        <w:t>此工具用于将一个数据库的表结构复制到另一个数据库：</w:t>
-      </w:r>
-    </w:p>
-    <w:p>
-      <w:pPr>
-        <w:pStyle w:val="16"/>
+        <w:t>此工具用于通过OBJECTGUID将Win表单从一个账套复制到另一个账套：</w:t>
+      </w:r>
+    </w:p>
+    <w:p>
+      <w:pPr>
+        <w:spacing w:after="120"/>
+      </w:pPr>
+      <w:r>
+        <w:drawing>
+          <wp:inline distT="0" distB="0" distL="114300" distR="114300">
+            <wp:extent cx="4828540" cy="4316095"/>
+            <wp:effectExtent l="0" t="0" r="7620" b="1905"/>
+            <wp:docPr id="6" name="图片 5"/>
+            <wp:cNvGraphicFramePr>
+              <a:graphicFrameLocks xmlns:a="http://schemas.openxmlformats.org/drawingml/2006/main" noChangeAspect="1"/>
+            </wp:cNvGraphicFramePr>
+            <a:graphic xmlns:a="http://schemas.openxmlformats.org/drawingml/2006/main">
+              <a:graphicData uri="http://schemas.openxmlformats.org/drawingml/2006/picture">
+                <pic:pic xmlns:pic="http://schemas.openxmlformats.org/drawingml/2006/picture">
+                  <pic:nvPicPr>
+                    <pic:cNvPr id="6" name="图片 5"/>
+                    <pic:cNvPicPr>
+                      <a:picLocks noChangeAspect="1"/>
+                    </pic:cNvPicPr>
+                  </pic:nvPicPr>
+                  <pic:blipFill>
+                    <a:blip r:embed="rId10"/>
+                    <a:stretch>
+                      <a:fillRect/>
+                    </a:stretch>
+                  </pic:blipFill>
+                  <pic:spPr>
+                    <a:xfrm>
+                      <a:off x="0" y="0"/>
+                      <a:ext cx="4828540" cy="4316095"/>
+                    </a:xfrm>
+                    <a:prstGeom prst="rect">
+                      <a:avLst/>
+                    </a:prstGeom>
+                    <a:noFill/>
+                    <a:ln>
+                      <a:noFill/>
+                    </a:ln>
+                  </pic:spPr>
+                </pic:pic>
+              </a:graphicData>
+            </a:graphic>
+          </wp:inline>
+        </w:drawing>
+      </w:r>
+    </w:p>
+    <w:p>
+      <w:pPr>
+        <w:pStyle w:val="18"/>
+        <w:numPr>
+          <w:numId w:val="0"/>
+        </w:numPr>
+        <w:ind w:left="360" w:leftChars="0"/>
+      </w:pPr>
+      <w:r>
+        <w:rPr>
+          <w:rFonts w:hint="eastAsia"/>
+          <w:lang w:val="en-US" w:eastAsia="zh-CN"/>
+        </w:rPr>
+        <w:t>1.</w:t>
+      </w:r>
+      <w:r>
+        <w:t>弹出操作窗体，左右两侧分别显示源数据库和目标数据库区域</w:t>
+      </w:r>
+    </w:p>
+    <w:p>
+      <w:pPr>
+        <w:pStyle w:val="18"/>
+        <w:numPr>
+          <w:numId w:val="0"/>
+        </w:numPr>
+        <w:ind w:left="360" w:leftChars="0"/>
+      </w:pPr>
+      <w:r>
+        <w:rPr>
+          <w:rFonts w:hint="eastAsia"/>
+          <w:lang w:val="en-US" w:eastAsia="zh-CN"/>
+        </w:rPr>
+        <w:t>2.</w:t>
+      </w:r>
+      <w:r>
+        <w:t>点击“选择账套”按钮，从账套列表中选择源/目标账套（支持拼音首字母搜索）</w:t>
+      </w:r>
+    </w:p>
+    <w:p>
+      <w:pPr>
+        <w:pStyle w:val="18"/>
+        <w:numPr>
+          <w:numId w:val="0"/>
+        </w:numPr>
+        <w:ind w:left="360" w:leftChars="0"/>
+      </w:pPr>
+      <w:r>
+        <w:rPr>
+          <w:rFonts w:hint="eastAsia"/>
+          <w:lang w:val="en-US" w:eastAsia="zh-CN"/>
+        </w:rPr>
+        <w:t>3.</w:t>
+      </w:r>
+      <w:r>
+        <w:t>也可手动输入数据库地址、用户名、密码</w:t>
+      </w:r>
+    </w:p>
+    <w:p>
+      <w:pPr>
+        <w:pStyle w:val="18"/>
+        <w:numPr>
+          <w:numId w:val="0"/>
+        </w:numPr>
+        <w:ind w:left="360" w:leftChars="0"/>
+        <w:rPr>
+          <w:rFonts w:hint="eastAsia"/>
+          <w:lang w:val="en-US" w:eastAsia="zh-CN"/>
+        </w:rPr>
+      </w:pPr>
+      <w:r>
+        <w:rPr>
+          <w:rFonts w:hint="eastAsia"/>
+          <w:lang w:val="en-US" w:eastAsia="zh-CN"/>
+        </w:rPr>
+        <w:t>4.</w:t>
+      </w:r>
+      <w:r>
+        <w:t>在下方多行文本框中输入要复制的Win表单OBJECTGUID，</w:t>
+      </w:r>
+      <w:r>
+        <w:rPr>
+          <w:rFonts w:hint="eastAsia"/>
+          <w:lang w:val="en-US" w:eastAsia="zh-CN"/>
+        </w:rPr>
+        <w:t>如多个用英文分号隔开</w:t>
+      </w:r>
+    </w:p>
+    <w:p>
+      <w:pPr>
+        <w:pStyle w:val="18"/>
         <w:numPr>
           <w:ilvl w:val="0"/>
-          <w:numId w:val="2"/>
+          <w:numId w:val="0"/>
         </w:numPr>
-      </w:pPr>
-      <w:r>
-        <w:t>弹出操作窗体，左右两侧分别显示源数据库和目标数据库区域</w:t>
-      </w:r>
-    </w:p>
-    <w:p>
-      <w:pPr>
-        <w:pStyle w:val="16"/>
+        <w:ind w:left="360" w:leftChars="0"/>
+        <w:rPr>
+          <w:rFonts w:hint="default"/>
+          <w:lang w:val="en-US" w:eastAsia="zh-CN"/>
+        </w:rPr>
+      </w:pPr>
+      <w:r>
+        <w:rPr>
+          <w:rFonts w:hint="eastAsia"/>
+          <w:lang w:val="en-US" w:eastAsia="zh-CN"/>
+        </w:rPr>
+        <w:t>5.选择是否删除已存在表单，如勾选目标库中存在表单则会先删除再创建，如未勾选若存在则会跳过</w:t>
+      </w:r>
+    </w:p>
+    <w:p>
+      <w:pPr>
+        <w:pStyle w:val="18"/>
+        <w:numPr>
+          <w:numId w:val="0"/>
+        </w:numPr>
+        <w:ind w:left="360" w:leftChars="0"/>
+        <w:rPr>
+          <w:rFonts w:hint="default"/>
+          <w:lang w:val="en-US" w:eastAsia="zh-CN"/>
+        </w:rPr>
+      </w:pPr>
+      <w:r>
+        <w:rPr>
+          <w:rFonts w:hint="eastAsia"/>
+          <w:lang w:val="en-US" w:eastAsia="zh-CN"/>
+        </w:rPr>
+        <w:t>6.选择是否复制存储过程，如勾选则会复制配置标准存储过程，如审核、反审、删除</w:t>
+      </w:r>
+    </w:p>
+    <w:p>
+      <w:pPr>
+        <w:pStyle w:val="18"/>
+        <w:numPr>
+          <w:numId w:val="0"/>
+        </w:numPr>
+        <w:ind w:left="360" w:leftChars="0"/>
+      </w:pPr>
+      <w:r>
+        <w:rPr>
+          <w:rFonts w:hint="eastAsia"/>
+          <w:lang w:val="en-US" w:eastAsia="zh-CN"/>
+        </w:rPr>
+        <w:t>7.</w:t>
+      </w:r>
+      <w:r>
+        <w:t>点击“确认”开始复制</w:t>
+      </w:r>
+    </w:p>
+    <w:p>
+      <w:pPr>
+        <w:pStyle w:val="3"/>
+      </w:pPr>
+      <w:bookmarkStart w:id="16" w:name="_Toc13188"/>
+      <w:r>
+        <w:t>4.3 跨库复制APP表单</w:t>
+      </w:r>
+      <w:bookmarkEnd w:id="16"/>
+    </w:p>
+    <w:p>
+      <w:r>
+        <w:t>此工具用于通过OBJECTGUID将APP表单从一个账套复制到另一个账套：</w:t>
+      </w:r>
+    </w:p>
+    <w:p>
+      <w:r>
+        <w:drawing>
+          <wp:inline distT="0" distB="0" distL="114300" distR="114300">
+            <wp:extent cx="4504055" cy="3825875"/>
+            <wp:effectExtent l="0" t="0" r="8255" b="6350"/>
+            <wp:docPr id="7" name="图片 6"/>
+            <wp:cNvGraphicFramePr>
+              <a:graphicFrameLocks xmlns:a="http://schemas.openxmlformats.org/drawingml/2006/main" noChangeAspect="1"/>
+            </wp:cNvGraphicFramePr>
+            <a:graphic xmlns:a="http://schemas.openxmlformats.org/drawingml/2006/main">
+              <a:graphicData uri="http://schemas.openxmlformats.org/drawingml/2006/picture">
+                <pic:pic xmlns:pic="http://schemas.openxmlformats.org/drawingml/2006/picture">
+                  <pic:nvPicPr>
+                    <pic:cNvPr id="7" name="图片 6"/>
+                    <pic:cNvPicPr>
+                      <a:picLocks noChangeAspect="1"/>
+                    </pic:cNvPicPr>
+                  </pic:nvPicPr>
+                  <pic:blipFill>
+                    <a:blip r:embed="rId11"/>
+                    <a:stretch>
+                      <a:fillRect/>
+                    </a:stretch>
+                  </pic:blipFill>
+                  <pic:spPr>
+                    <a:xfrm>
+                      <a:off x="0" y="0"/>
+                      <a:ext cx="4504055" cy="3825875"/>
+                    </a:xfrm>
+                    <a:prstGeom prst="rect">
+                      <a:avLst/>
+                    </a:prstGeom>
+                    <a:noFill/>
+                    <a:ln>
+                      <a:noFill/>
+                    </a:ln>
+                  </pic:spPr>
+                </pic:pic>
+              </a:graphicData>
+            </a:graphic>
+          </wp:inline>
+        </w:drawing>
+      </w:r>
+    </w:p>
+    <w:p>
+      <w:r>
+        <w:t>1. 弹出操作窗体，左右两侧分别显示源数据库和目标数据库区域</w:t>
+      </w:r>
+    </w:p>
+    <w:p>
+      <w:r>
+        <w:t>2. 点击"选择账套"按钮，从账套列表中选择源/目标账套（支持拼音首字母搜索）</w:t>
+      </w:r>
+    </w:p>
+    <w:p>
+      <w:r>
+        <w:t>3. 在下方多行文本框中输入要复制的APP表单OBJECTGUID，</w:t>
+      </w:r>
+      <w:r>
+        <w:rPr>
+          <w:rFonts w:hint="eastAsia"/>
+          <w:lang w:val="en-US" w:eastAsia="zh-CN"/>
+        </w:rPr>
+        <w:t>如多个用英文分号隔开</w:t>
+      </w:r>
+    </w:p>
+    <w:p>
+      <w:pPr>
+        <w:pStyle w:val="18"/>
         <w:numPr>
           <w:ilvl w:val="0"/>
-          <w:numId w:val="2"/>
+          <w:numId w:val="0"/>
         </w:numPr>
       </w:pPr>
       <w:r>
-        <w:t>点击“选择账套”按钮，从账套列表中选择源/目标账套（支持拼音首字母搜索）</w:t>
-      </w:r>
-    </w:p>
-    <w:p>
-      <w:pPr>
-        <w:pStyle w:val="16"/>
+        <w:rPr>
+          <w:rFonts w:hint="eastAsia"/>
+          <w:lang w:val="en-US" w:eastAsia="zh-CN"/>
+        </w:rPr>
+        <w:t>4.选择是否删除已存在表单，如勾选目标库中存在表单则会先删除再创建，如未勾选若存在则会跳过</w:t>
+      </w:r>
+    </w:p>
+    <w:p>
+      <w:r>
+        <w:rPr>
+          <w:rFonts w:hint="eastAsia"/>
+          <w:lang w:val="en-US" w:eastAsia="zh-CN"/>
+        </w:rPr>
+        <w:t>5</w:t>
+      </w:r>
+      <w:r>
+        <w:t>. 点击"确认"开始复制</w:t>
+      </w:r>
+    </w:p>
+    <w:p/>
+    <w:p>
+      <w:pPr>
+        <w:pStyle w:val="3"/>
+        <w:bidi w:val="0"/>
+      </w:pPr>
+      <w:bookmarkStart w:id="17" w:name="_Toc2104"/>
+      <w:r>
+        <w:t>4.4 跨库复制单据流转</w:t>
+      </w:r>
+      <w:bookmarkEnd w:id="17"/>
+    </w:p>
+    <w:p>
+      <w:r>
+        <w:t>此工具用于通过CODE将单据流转从一个账套复制到另一个账套：</w:t>
+      </w:r>
+    </w:p>
+    <w:p>
+      <w:r>
+        <w:drawing>
+          <wp:inline distT="0" distB="0" distL="114300" distR="114300">
+            <wp:extent cx="3532505" cy="3158490"/>
+            <wp:effectExtent l="0" t="0" r="8255" b="4445"/>
+            <wp:docPr id="8" name="图片 7"/>
+            <wp:cNvGraphicFramePr>
+              <a:graphicFrameLocks xmlns:a="http://schemas.openxmlformats.org/drawingml/2006/main" noChangeAspect="1"/>
+            </wp:cNvGraphicFramePr>
+            <a:graphic xmlns:a="http://schemas.openxmlformats.org/drawingml/2006/main">
+              <a:graphicData uri="http://schemas.openxmlformats.org/drawingml/2006/picture">
+                <pic:pic xmlns:pic="http://schemas.openxmlformats.org/drawingml/2006/picture">
+                  <pic:nvPicPr>
+                    <pic:cNvPr id="8" name="图片 7"/>
+                    <pic:cNvPicPr>
+                      <a:picLocks noChangeAspect="1"/>
+                    </pic:cNvPicPr>
+                  </pic:nvPicPr>
+                  <pic:blipFill>
+                    <a:blip r:embed="rId12"/>
+                    <a:stretch>
+                      <a:fillRect/>
+                    </a:stretch>
+                  </pic:blipFill>
+                  <pic:spPr>
+                    <a:xfrm>
+                      <a:off x="0" y="0"/>
+                      <a:ext cx="3532505" cy="3158490"/>
+                    </a:xfrm>
+                    <a:prstGeom prst="rect">
+                      <a:avLst/>
+                    </a:prstGeom>
+                    <a:noFill/>
+                    <a:ln>
+                      <a:noFill/>
+                    </a:ln>
+                  </pic:spPr>
+                </pic:pic>
+              </a:graphicData>
+            </a:graphic>
+          </wp:inline>
+        </w:drawing>
+      </w:r>
+    </w:p>
+    <w:p>
+      <w:r>
+        <w:t>1. 弹出操作窗体，左右两侧分别显示源数据库和目标数据库区域</w:t>
+      </w:r>
+    </w:p>
+    <w:p>
+      <w:r>
+        <w:t>2. 点击"选择账套"按钮，从账套列表中选择源/目标账套（支持拼音首字母搜索）</w:t>
+      </w:r>
+    </w:p>
+    <w:p>
+      <w:r>
+        <w:rPr>
+          <w:rFonts w:hint="eastAsia"/>
+          <w:lang w:val="en-US" w:eastAsia="zh-CN"/>
+        </w:rPr>
+        <w:t>3</w:t>
+      </w:r>
+      <w:r>
+        <w:t>. 在下方多行文本框中输入要复制的单据流转CODE，多个用英文分号隔开</w:t>
+      </w:r>
+    </w:p>
+    <w:p>
+      <w:pPr>
+        <w:pStyle w:val="18"/>
         <w:numPr>
           <w:ilvl w:val="0"/>
-          <w:numId w:val="2"/>
+          <w:numId w:val="0"/>
         </w:numPr>
       </w:pPr>
       <w:r>
-        <w:t>也可手动输入数据库地址、用户名、密码</w:t>
-      </w:r>
-    </w:p>
-    <w:p>
-      <w:pPr>
-        <w:pStyle w:val="16"/>
+        <w:rPr>
+          <w:rFonts w:hint="eastAsia"/>
+          <w:lang w:val="en-US" w:eastAsia="zh-CN"/>
+        </w:rPr>
+        <w:t>4.选择是否删除已存在单据流转，如勾选目标库中存在单据流转则会先删除再创建，如未勾选若存在则会跳过</w:t>
+      </w:r>
+    </w:p>
+    <w:p>
+      <w:r>
+        <w:rPr>
+          <w:rFonts w:hint="eastAsia"/>
+          <w:lang w:val="en-US" w:eastAsia="zh-CN"/>
+        </w:rPr>
+        <w:t>5</w:t>
+      </w:r>
+      <w:r>
+        <w:t>. 点击"确认"开始复制（涉及S_OBJECTLINK、S_OBJECTLINKDETAIL、S_OBJECTLINKCROSSCHECK三张表）</w:t>
+      </w:r>
+    </w:p>
+    <w:p/>
+    <w:p>
+      <w:pPr>
+        <w:pStyle w:val="3"/>
+        <w:bidi w:val="0"/>
+      </w:pPr>
+      <w:bookmarkStart w:id="18" w:name="_Toc20376"/>
+      <w:r>
+        <w:t>4.5 跨库复制报表</w:t>
+      </w:r>
+      <w:bookmarkEnd w:id="18"/>
+    </w:p>
+    <w:p>
+      <w:r>
+        <w:t>此工具用于通过CODE将报表从一个账套复制到另一个账套：</w:t>
+      </w:r>
+    </w:p>
+    <w:p>
+      <w:r>
+        <w:drawing>
+          <wp:inline distT="0" distB="0" distL="114300" distR="114300">
+            <wp:extent cx="3174365" cy="2837815"/>
+            <wp:effectExtent l="0" t="0" r="10160" b="1270"/>
+            <wp:docPr id="9" name="图片 8"/>
+            <wp:cNvGraphicFramePr>
+              <a:graphicFrameLocks xmlns:a="http://schemas.openxmlformats.org/drawingml/2006/main" noChangeAspect="1"/>
+            </wp:cNvGraphicFramePr>
+            <a:graphic xmlns:a="http://schemas.openxmlformats.org/drawingml/2006/main">
+              <a:graphicData uri="http://schemas.openxmlformats.org/drawingml/2006/picture">
+                <pic:pic xmlns:pic="http://schemas.openxmlformats.org/drawingml/2006/picture">
+                  <pic:nvPicPr>
+                    <pic:cNvPr id="9" name="图片 8"/>
+                    <pic:cNvPicPr>
+                      <a:picLocks noChangeAspect="1"/>
+                    </pic:cNvPicPr>
+                  </pic:nvPicPr>
+                  <pic:blipFill>
+                    <a:blip r:embed="rId13"/>
+                    <a:stretch>
+                      <a:fillRect/>
+                    </a:stretch>
+                  </pic:blipFill>
+                  <pic:spPr>
+                    <a:xfrm>
+                      <a:off x="0" y="0"/>
+                      <a:ext cx="3174365" cy="2837815"/>
+                    </a:xfrm>
+                    <a:prstGeom prst="rect">
+                      <a:avLst/>
+                    </a:prstGeom>
+                    <a:noFill/>
+                    <a:ln>
+                      <a:noFill/>
+                    </a:ln>
+                  </pic:spPr>
+                </pic:pic>
+              </a:graphicData>
+            </a:graphic>
+          </wp:inline>
+        </w:drawing>
+      </w:r>
+    </w:p>
+    <w:p>
+      <w:r>
+        <w:t>1. 弹出操作窗体，左右两侧分别显示源数据库和目标数据库区域</w:t>
+      </w:r>
+    </w:p>
+    <w:p>
+      <w:r>
+        <w:t>2. 点击"选择账套"按钮，从账套列表中选择源/目标账套（支持拼音首字母搜索）</w:t>
+      </w:r>
+    </w:p>
+    <w:p>
+      <w:r>
+        <w:rPr>
+          <w:rFonts w:hint="eastAsia"/>
+          <w:lang w:val="en-US" w:eastAsia="zh-CN"/>
+        </w:rPr>
+        <w:t>3</w:t>
+      </w:r>
+      <w:r>
+        <w:t>. 在下方多行文本框中输入要复制的报表CODE，多个用英文分号隔开</w:t>
+      </w:r>
+    </w:p>
+    <w:p>
+      <w:pPr>
+        <w:pStyle w:val="18"/>
         <w:numPr>
           <w:ilvl w:val="0"/>
-          <w:numId w:val="2"/>
+          <w:numId w:val="0"/>
         </w:numPr>
       </w:pPr>
       <w:r>
-        <w:t>在下方多行文本框中输入要复制的表名称，每行一个表名</w:t>
-      </w:r>
-    </w:p>
-    <w:p>
-      <w:pPr>
-        <w:pStyle w:val="16"/>
-        <w:numPr>
-          <w:ilvl w:val="0"/>
-          <w:numId w:val="2"/>
-        </w:numPr>
-      </w:pPr>
-      <w:r>
-        <w:t>点击“确认”开始复制</w:t>
-      </w:r>
-    </w:p>
+        <w:rPr>
+          <w:rFonts w:hint="eastAsia"/>
+          <w:lang w:val="en-US" w:eastAsia="zh-CN"/>
+        </w:rPr>
+        <w:t>4.选择是否删除已存在报表，如勾选目标库中存在报表则会先删除再创建，如未勾选若存在则会跳过</w:t>
+      </w:r>
+    </w:p>
+    <w:p>
+      <w:r>
+        <w:rPr>
+          <w:rFonts w:hint="eastAsia"/>
+          <w:lang w:val="en-US" w:eastAsia="zh-CN"/>
+        </w:rPr>
+        <w:t>5</w:t>
+      </w:r>
+      <w:r>
+        <w:t>. 点击"确认"开始复制（涉及S_REPORT、S_REPORTDOUBLECLICK、S_REPORTLINKDEFINE、S_REPORTSCHEME四张表）</w:t>
+      </w:r>
+    </w:p>
+    <w:p/>
     <w:p>
       <w:pPr>
         <w:pStyle w:val="3"/>
-      </w:pPr>
-      <w:r>
-        <w:t>4.2 跨库复制Win表单</w:t>
-      </w:r>
+        <w:bidi w:val="0"/>
+        <w:rPr>
+          <w:rFonts w:hint="eastAsia"/>
+          <w:lang w:val="en-US" w:eastAsia="zh-CN"/>
+        </w:rPr>
+      </w:pPr>
+      <w:bookmarkStart w:id="19" w:name="_Toc19765"/>
+      <w:r>
+        <w:rPr>
+          <w:rFonts w:hint="eastAsia"/>
+          <w:lang w:val="en-US" w:eastAsia="zh-CN"/>
+        </w:rPr>
+        <w:t>4.6 搜索后台表单</w:t>
+      </w:r>
+      <w:bookmarkEnd w:id="19"/>
+    </w:p>
+    <w:p>
+      <w:r>
+        <w:t>此工具用于通过</w:t>
+      </w:r>
+      <w:r>
+        <w:rPr>
+          <w:rFonts w:hint="eastAsia"/>
+          <w:lang w:val="en-US" w:eastAsia="zh-CN"/>
+        </w:rPr>
+        <w:t>名称搜索表单在IDE所在位置</w:t>
+      </w:r>
+      <w:r>
+        <w:t>：</w:t>
+      </w:r>
+    </w:p>
+    <w:p>
+      <w:pPr>
+        <w:rPr>
+          <w:rFonts w:hint="eastAsia"/>
+          <w:lang w:val="en-US" w:eastAsia="zh-CN"/>
+        </w:rPr>
+      </w:pPr>
+      <w:r>
+        <w:drawing>
+          <wp:inline distT="0" distB="0" distL="114300" distR="114300">
+            <wp:extent cx="6181090" cy="4532630"/>
+            <wp:effectExtent l="0" t="0" r="4445" b="1270"/>
+            <wp:docPr id="10" name="图片 9"/>
+            <wp:cNvGraphicFramePr>
+              <a:graphicFrameLocks xmlns:a="http://schemas.openxmlformats.org/drawingml/2006/main" noChangeAspect="1"/>
+            </wp:cNvGraphicFramePr>
+            <a:graphic xmlns:a="http://schemas.openxmlformats.org/drawingml/2006/main">
+              <a:graphicData uri="http://schemas.openxmlformats.org/drawingml/2006/picture">
+                <pic:pic xmlns:pic="http://schemas.openxmlformats.org/drawingml/2006/picture">
+                  <pic:nvPicPr>
+                    <pic:cNvPr id="10" name="图片 9"/>
+                    <pic:cNvPicPr>
+                      <a:picLocks noChangeAspect="1"/>
+                    </pic:cNvPicPr>
+                  </pic:nvPicPr>
+                  <pic:blipFill>
+                    <a:blip r:embed="rId14"/>
+                    <a:stretch>
+                      <a:fillRect/>
+                    </a:stretch>
+                  </pic:blipFill>
+                  <pic:spPr>
+                    <a:xfrm>
+                      <a:off x="0" y="0"/>
+                      <a:ext cx="6181090" cy="4532630"/>
+                    </a:xfrm>
+                    <a:prstGeom prst="rect">
+                      <a:avLst/>
+                    </a:prstGeom>
+                    <a:noFill/>
+                    <a:ln>
+                      <a:noFill/>
+                    </a:ln>
+                  </pic:spPr>
+                </pic:pic>
+              </a:graphicData>
+            </a:graphic>
+          </wp:inline>
+        </w:drawing>
+      </w:r>
+    </w:p>
+    <w:p>
+      <w:pPr>
+        <w:rPr>
+          <w:rFonts w:hint="default" w:eastAsia="微软雅黑"/>
+          <w:lang w:val="en-US" w:eastAsia="zh-CN"/>
+        </w:rPr>
+      </w:pPr>
+      <w:r>
+        <w:t>1. 弹出操作窗体，</w:t>
+      </w:r>
+      <w:r>
+        <w:rPr>
+          <w:rFonts w:hint="eastAsia"/>
+          <w:lang w:val="en-US" w:eastAsia="zh-CN"/>
+        </w:rPr>
+        <w:t>选择账套或手动输入数据库链接信息</w:t>
+      </w:r>
+    </w:p>
+    <w:p>
+      <w:pPr>
+        <w:rPr>
+          <w:rFonts w:hint="eastAsia"/>
+          <w:lang w:val="en-US" w:eastAsia="zh-CN"/>
+        </w:rPr>
+      </w:pPr>
+      <w:r>
+        <w:rPr>
+          <w:rFonts w:hint="eastAsia"/>
+          <w:lang w:val="en-US" w:eastAsia="zh-CN"/>
+        </w:rPr>
+        <w:t>2. 数据表单名称关键字</w:t>
+      </w:r>
+    </w:p>
+    <w:p>
+      <w:pPr>
+        <w:rPr>
+          <w:rFonts w:hint="eastAsia"/>
+          <w:lang w:val="en-US" w:eastAsia="zh-CN"/>
+        </w:rPr>
+      </w:pPr>
+      <w:r>
+        <w:rPr>
+          <w:rFonts w:hint="eastAsia"/>
+          <w:lang w:val="en-US" w:eastAsia="zh-CN"/>
+        </w:rPr>
+        <w:t>3. 点击查询</w:t>
+      </w:r>
+    </w:p>
+    <w:p>
+      <w:pPr>
+        <w:rPr>
+          <w:rFonts w:hint="default"/>
+          <w:lang w:val="en-US" w:eastAsia="zh-CN"/>
+        </w:rPr>
+      </w:pPr>
+    </w:p>
+    <w:p>
+      <w:pPr>
+        <w:pStyle w:val="3"/>
+        <w:bidi w:val="0"/>
+        <w:rPr>
+          <w:rFonts w:hint="eastAsia"/>
+          <w:lang w:val="en-US" w:eastAsia="zh-CN"/>
+        </w:rPr>
+      </w:pPr>
+      <w:bookmarkStart w:id="20" w:name="_Toc11411"/>
+      <w:r>
+        <w:rPr>
+          <w:rFonts w:hint="eastAsia"/>
+          <w:lang w:val="en-US" w:eastAsia="zh-CN"/>
+        </w:rPr>
+        <w:t>4.7 搜索前台菜单</w:t>
+      </w:r>
+      <w:bookmarkEnd w:id="20"/>
+    </w:p>
+    <w:p>
+      <w:r>
+        <w:t>此工具用于通过</w:t>
+      </w:r>
+      <w:r>
+        <w:rPr>
+          <w:rFonts w:hint="eastAsia"/>
+          <w:lang w:val="en-US" w:eastAsia="zh-CN"/>
+        </w:rPr>
+        <w:t>名称搜索菜单在前台所在位置</w:t>
+      </w:r>
+      <w:r>
+        <w:t>：</w:t>
+      </w:r>
+    </w:p>
+    <w:p>
+      <w:r>
+        <w:drawing>
+          <wp:inline distT="0" distB="0" distL="114300" distR="114300">
+            <wp:extent cx="6184265" cy="4542790"/>
+            <wp:effectExtent l="0" t="0" r="1270" b="1905"/>
+            <wp:docPr id="11" name="图片 10"/>
+            <wp:cNvGraphicFramePr>
+              <a:graphicFrameLocks xmlns:a="http://schemas.openxmlformats.org/drawingml/2006/main" noChangeAspect="1"/>
+            </wp:cNvGraphicFramePr>
+            <a:graphic xmlns:a="http://schemas.openxmlformats.org/drawingml/2006/main">
+              <a:graphicData uri="http://schemas.openxmlformats.org/drawingml/2006/picture">
+                <pic:pic xmlns:pic="http://schemas.openxmlformats.org/drawingml/2006/picture">
+                  <pic:nvPicPr>
+                    <pic:cNvPr id="11" name="图片 10"/>
+                    <pic:cNvPicPr>
+                      <a:picLocks noChangeAspect="1"/>
+                    </pic:cNvPicPr>
+                  </pic:nvPicPr>
+                  <pic:blipFill>
+                    <a:blip r:embed="rId15"/>
+                    <a:stretch>
+                      <a:fillRect/>
+                    </a:stretch>
+                  </pic:blipFill>
+                  <pic:spPr>
+                    <a:xfrm>
+                      <a:off x="0" y="0"/>
+                      <a:ext cx="6184265" cy="4542790"/>
+                    </a:xfrm>
+                    <a:prstGeom prst="rect">
+                      <a:avLst/>
+                    </a:prstGeom>
+                    <a:noFill/>
+                    <a:ln>
+                      <a:noFill/>
+                    </a:ln>
+                  </pic:spPr>
+                </pic:pic>
+              </a:graphicData>
+            </a:graphic>
+          </wp:inline>
+        </w:drawing>
+      </w:r>
+    </w:p>
+    <w:p>
+      <w:pPr>
+        <w:rPr>
+          <w:rFonts w:hint="eastAsia"/>
+          <w:lang w:val="en-US" w:eastAsia="zh-CN"/>
+        </w:rPr>
+      </w:pPr>
+    </w:p>
+    <w:p>
+      <w:pPr>
+        <w:rPr>
+          <w:rFonts w:hint="default" w:eastAsia="微软雅黑"/>
+          <w:lang w:val="en-US" w:eastAsia="zh-CN"/>
+        </w:rPr>
+      </w:pPr>
+      <w:r>
+        <w:t>1. 弹出操作窗体，</w:t>
+      </w:r>
+      <w:r>
+        <w:rPr>
+          <w:rFonts w:hint="eastAsia"/>
+          <w:lang w:val="en-US" w:eastAsia="zh-CN"/>
+        </w:rPr>
+        <w:t>选择账套或手动输入数据库链接信息</w:t>
+      </w:r>
+    </w:p>
+    <w:p>
+      <w:pPr>
+        <w:rPr>
+          <w:rFonts w:hint="eastAsia"/>
+          <w:lang w:val="en-US" w:eastAsia="zh-CN"/>
+        </w:rPr>
+      </w:pPr>
+      <w:r>
+        <w:rPr>
+          <w:rFonts w:hint="eastAsia"/>
+          <w:lang w:val="en-US" w:eastAsia="zh-CN"/>
+        </w:rPr>
+        <w:t>2. 数据菜单名称关键字</w:t>
+      </w:r>
+    </w:p>
+    <w:p>
+      <w:pPr>
+        <w:rPr>
+          <w:rFonts w:hint="eastAsia"/>
+          <w:lang w:val="en-US" w:eastAsia="zh-CN"/>
+        </w:rPr>
+      </w:pPr>
+      <w:r>
+        <w:rPr>
+          <w:rFonts w:hint="eastAsia"/>
+          <w:lang w:val="en-US" w:eastAsia="zh-CN"/>
+        </w:rPr>
+        <w:t>3. 点击查询</w:t>
+      </w:r>
+    </w:p>
+    <w:p>
+      <w:pPr>
+        <w:rPr>
+          <w:rFonts w:hint="default"/>
+          <w:lang w:val="en-US" w:eastAsia="zh-CN"/>
+        </w:rPr>
+      </w:pPr>
+    </w:p>
+    <w:p>
+      <w:pPr>
+        <w:pStyle w:val="3"/>
+      </w:pPr>
+      <w:bookmarkStart w:id="21" w:name="_Toc19337"/>
+      <w:r>
+        <w:t>4.</w:t>
+      </w:r>
+      <w:r>
+        <w:rPr>
+          <w:rFonts w:hint="eastAsia"/>
+          <w:lang w:val="en-US" w:eastAsia="zh-CN"/>
+        </w:rPr>
+        <w:t>8</w:t>
+      </w:r>
+      <w:r>
+        <w:t xml:space="preserve"> 工具扩展</w:t>
+      </w:r>
+      <w:bookmarkEnd w:id="21"/>
+    </w:p>
+    <w:p>
+      <w:pPr>
+        <w:spacing w:after="200"/>
+      </w:pPr>
+      <w:r>
+        <w:t>工具箱支持插件扩展。开发者可编写自定义工具DLL，添加到Plugins目录并在tools.json中配置，即可出现在工具箱中。详见《开发者文档》。</w:t>
+      </w:r>
+    </w:p>
+    <w:p>
+      <w:pPr>
+        <w:pageBreakBefore/>
+      </w:pPr>
+    </w:p>
+    <w:p>
+      <w:pPr>
+        <w:pStyle w:val="2"/>
+      </w:pPr>
+      <w:bookmarkStart w:id="22" w:name="_Toc9834"/>
+      <w:r>
+        <w:rPr>
+          <w:rFonts w:hint="eastAsia"/>
+          <w:lang w:val="en-US" w:eastAsia="zh-CN"/>
+        </w:rPr>
+        <w:t>5</w:t>
+      </w:r>
+      <w:r>
+        <w:t>. 系统托盘与快捷键</w:t>
+      </w:r>
+      <w:bookmarkEnd w:id="22"/>
+    </w:p>
+    <w:p>
+      <w:pPr>
+        <w:pStyle w:val="3"/>
+      </w:pPr>
+      <w:bookmarkStart w:id="23" w:name="_Toc25006"/>
+      <w:r>
+        <w:rPr>
+          <w:rFonts w:hint="eastAsia"/>
+          <w:lang w:val="en-US" w:eastAsia="zh-CN"/>
+        </w:rPr>
+        <w:t>5</w:t>
+      </w:r>
+      <w:r>
+        <w:t>.1 自动隐藏到托盘</w:t>
+      </w:r>
+      <w:bookmarkEnd w:id="23"/>
     </w:p>
     <w:p>
       <w:pPr>
         <w:spacing w:after="120"/>
       </w:pPr>
       <w:r>
-        <w:t>此工具用于通过OBJECTGUID将Win表单从一个账套复制到另一个账套：</w:t>
-      </w:r>
-    </w:p>
-    <w:p>
-      <w:pPr>
-        <w:pStyle w:val="16"/>
-        <w:numPr>
-          <w:ilvl w:val="0"/>
-          <w:numId w:val="2"/>
-        </w:numPr>
-      </w:pPr>
-      <w:r>
-        <w:t>弹出操作窗体，左右两侧分别显示源数据库和目标数据库区域</w:t>
-      </w:r>
-    </w:p>
-    <w:p>
-      <w:pPr>
-        <w:pStyle w:val="16"/>
-        <w:numPr>
-          <w:ilvl w:val="0"/>
-          <w:numId w:val="2"/>
-        </w:numPr>
-      </w:pPr>
-      <w:r>
-        <w:t>点击“选择账套”按钮，从账套列表中选择源/目标账套（支持拼音首字母搜索）</w:t>
-      </w:r>
-    </w:p>
-    <w:p>
-      <w:pPr>
-        <w:pStyle w:val="16"/>
-        <w:numPr>
-          <w:ilvl w:val="0"/>
-          <w:numId w:val="2"/>
-        </w:numPr>
-      </w:pPr>
-      <w:r>
-        <w:t>也可手动输入数据库地址、用户名、密码</w:t>
-      </w:r>
-    </w:p>
-    <w:p>
-      <w:pPr>
-        <w:pStyle w:val="16"/>
-        <w:numPr>
-          <w:ilvl w:val="0"/>
-          <w:numId w:val="2"/>
-        </w:numPr>
-      </w:pPr>
-      <w:r>
-        <w:t>在下方多行文本框中输入要复制的Win表单OBJECTGUID，每行一个</w:t>
-      </w:r>
-    </w:p>
-    <w:p>
-      <w:pPr>
-        <w:pStyle w:val="16"/>
-        <w:numPr>
-          <w:ilvl w:val="0"/>
-          <w:numId w:val="2"/>
-        </w:numPr>
-      </w:pPr>
-      <w:r>
-        <w:t>点击“确认”开始复制</w:t>
+        <w:t>程序支持贴边自动隐藏功能。将窗体拖到屏幕顶部边缘，鼠标离开窗体区域约400毫秒后，窗体自动隐藏到系统托盘。如果有子窗体（如对话框）在显示，不会触发自动隐藏。</w:t>
       </w:r>
     </w:p>
     <w:p>
       <w:pPr>
         <w:pStyle w:val="3"/>
       </w:pPr>
-      <w:r>
-        <w:t>4.3 跨库复制APP表单</w:t>
-      </w:r>
-    </w:p>
-    <w:p>
-      <w:r>
-        <w:t>此工具用于通过OBJECTGUID将APP表单从一个账套复制到另一个账套：</w:t>
-      </w:r>
-    </w:p>
-    <w:p>
-      <w:r>
-        <w:t>1. 弹出操作窗体，左右两侧分别显示源数据库和目标数据库区域</w:t>
-      </w:r>
-    </w:p>
-    <w:p>
-      <w:r>
-        <w:t>2. 点击"选择账套"按钮，从账套列表中选择源/目标账套（支持拼音首字母搜索）</w:t>
-      </w:r>
-    </w:p>
-    <w:p>
-      <w:r>
-        <w:t>3. 在下方多行文本框中输入要复制的APP表单OBJECTGUID，每行一个</w:t>
-      </w:r>
-    </w:p>
-    <w:p>
-      <w:r>
-        <w:t>4. 点击"确认"开始复制</w:t>
-      </w:r>
-    </w:p>
-    <w:p>
-      <w:r>
-        <w:rPr>
-          <w:b/>
-        </w:rPr>
-        <w:t>4.4 跨库复制单据流转</w:t>
-      </w:r>
-    </w:p>
-    <w:p>
-      <w:r>
-        <w:t>此工具用于通过CODE将单据流转从一个账套复制到另一个账套：</w:t>
-      </w:r>
-    </w:p>
-    <w:p>
-      <w:r>
-        <w:t>1. 在下方多行文本框中输入要复制的单据流转CODE，多个用英文分号隔开</w:t>
-      </w:r>
-    </w:p>
-    <w:p>
-      <w:r>
-        <w:t>2. 点击"确认"开始复制（涉及S_OBJECTLINK、S_OBJECTLINKDETAIL、S_OBJECTLINKCROSSCHECK三张表）</w:t>
-      </w:r>
-    </w:p>
-    <w:p>
-      <w:r>
-        <w:rPr>
-          <w:b/>
-        </w:rPr>
-        <w:t>4.5 跨库复制报表</w:t>
-      </w:r>
-    </w:p>
-    <w:p>
-      <w:r>
-        <w:t>此工具用于通过CODE将报表从一个账套复制到另一个账套：</w:t>
-      </w:r>
-    </w:p>
-    <w:p>
-      <w:r>
-        <w:t>1. 在下方多行文本框中输入要复制的报表CODE，多个用英文分号隔开</w:t>
-      </w:r>
-    </w:p>
-    <w:p>
-      <w:r>
-        <w:t>2. 点击"确认"开始复制（涉及S_REPORT、S_REPORTDOUBLECLICK、S_REPORTLINKDEFINE、S_REPORTSCHEME四张表）</w:t>
-      </w:r>
+      <w:bookmarkStart w:id="24" w:name="_Toc12955"/>
+      <w:r>
+        <w:rPr>
+          <w:rFonts w:hint="eastAsia"/>
+          <w:lang w:val="en-US" w:eastAsia="zh-CN"/>
+        </w:rPr>
+        <w:t>5</w:t>
+      </w:r>
+      <w:r>
+        <w:t>.2 从托盘恢复</w:t>
+      </w:r>
+      <w:bookmarkEnd w:id="24"/>
     </w:p>
     <w:p>
       <w:pPr>
         <w:spacing w:after="120"/>
       </w:pPr>
       <w:r>
-        <w:t>此工具用于通过OBJECTGUID将APP表单从一个账套复制到另一个账套：</w:t>
-      </w:r>
-    </w:p>
-    <w:p>
-      <w:pPr>
-        <w:pStyle w:val="16"/>
-        <w:numPr>
-          <w:ilvl w:val="0"/>
-          <w:numId w:val="2"/>
-        </w:numPr>
-      </w:pPr>
-      <w:r>
-        <w:t>弹出操作窗体，左右两侧分别显示源数据库和目标数据库区域</w:t>
-      </w:r>
-    </w:p>
-    <w:p>
-      <w:pPr>
-        <w:pStyle w:val="16"/>
-        <w:numPr>
-          <w:ilvl w:val="0"/>
-          <w:numId w:val="2"/>
-        </w:numPr>
-      </w:pPr>
-      <w:r>
-        <w:t>点击“选择账套”按钮，从账套列表中选择源/目标账套（支持拼音首字母搜索）</w:t>
-      </w:r>
-    </w:p>
-    <w:p>
-      <w:pPr>
-        <w:pStyle w:val="16"/>
-        <w:numPr>
-          <w:ilvl w:val="0"/>
-          <w:numId w:val="2"/>
-        </w:numPr>
-      </w:pPr>
-      <w:r>
-        <w:t>也可手动输入数据库地址、用户名、密码</w:t>
-      </w:r>
-    </w:p>
-    <w:p>
-      <w:pPr>
-        <w:pStyle w:val="16"/>
-        <w:numPr>
-          <w:ilvl w:val="0"/>
-          <w:numId w:val="2"/>
-        </w:numPr>
-      </w:pPr>
-      <w:r>
-        <w:t>在下方多行文本框中输入要复制的APP表单OBJECTGUID，每行一个</w:t>
-      </w:r>
-    </w:p>
-    <w:p>
-      <w:pPr>
-        <w:pStyle w:val="16"/>
-        <w:numPr>
-          <w:ilvl w:val="0"/>
-          <w:numId w:val="2"/>
-        </w:numPr>
-      </w:pPr>
-      <w:r>
-        <w:t>点击“确认”开始复制</w:t>
+        <w:t>两种方式恢复显示窗体：① 将鼠标移到屏幕顶部边缘，窗体自动显示；② 双击托盘图标，或右键选择"显示"。</w:t>
       </w:r>
     </w:p>
     <w:p>
       <w:pPr>
         <w:pStyle w:val="3"/>
       </w:pPr>
-      <w:r>
-        <w:t>4.4 工具扩展</w:t>
-      </w:r>
+      <w:bookmarkStart w:id="25" w:name="_Toc17490"/>
+      <w:r>
+        <w:rPr>
+          <w:rFonts w:hint="eastAsia"/>
+          <w:lang w:val="en-US" w:eastAsia="zh-CN"/>
+        </w:rPr>
+        <w:t>5</w:t>
+      </w:r>
+      <w:r>
+        <w:t>.3 托盘快捷键</w:t>
+      </w:r>
+      <w:bookmarkEnd w:id="25"/>
+    </w:p>
+    <w:p>
+      <w:pPr>
+        <w:spacing w:after="120"/>
+      </w:pPr>
+      <w:r>
+        <w:t>在"设置"中可配置快捷键（如Ctrl+Shift+Z），用于从托盘恢复显示窗体。快捷键在窗体隐藏时也能响应，无需聚焦程序窗口。设置方法：打开"</w:t>
+      </w:r>
+      <w:r>
+        <w:rPr>
+          <w:rFonts w:hint="eastAsia"/>
+          <w:lang w:val="en-US" w:eastAsia="zh-CN"/>
+        </w:rPr>
+        <w:t>文件</w:t>
+      </w:r>
+      <w:r>
+        <w:t>"→"快捷键</w:t>
+      </w:r>
+      <w:r>
+        <w:rPr>
+          <w:rFonts w:hint="eastAsia"/>
+          <w:lang w:val="en-US" w:eastAsia="zh-CN"/>
+        </w:rPr>
+        <w:t>设置</w:t>
+      </w:r>
+      <w:r>
+        <w:t>"，点击文本框后按下组合键即可。</w:t>
+      </w:r>
+    </w:p>
+    <w:p>
+      <w:pPr>
+        <w:pStyle w:val="2"/>
+      </w:pPr>
+      <w:bookmarkStart w:id="26" w:name="_Toc7078"/>
+      <w:r>
+        <w:rPr>
+          <w:rFonts w:hint="eastAsia"/>
+          <w:lang w:val="en-US" w:eastAsia="zh-CN"/>
+        </w:rPr>
+        <w:t>6</w:t>
+      </w:r>
+      <w:r>
+        <w:t>. Root模式</w:t>
+      </w:r>
+      <w:bookmarkEnd w:id="26"/>
+    </w:p>
+    <w:p>
+      <w:pPr>
+        <w:pStyle w:val="3"/>
+      </w:pPr>
+      <w:bookmarkStart w:id="27" w:name="_Toc25205"/>
+      <w:r>
+        <w:rPr>
+          <w:rFonts w:hint="eastAsia"/>
+          <w:lang w:val="en-US" w:eastAsia="zh-CN"/>
+        </w:rPr>
+        <w:t>6</w:t>
+      </w:r>
+      <w:r>
+        <w:t>.1 进入Root模式</w:t>
+      </w:r>
+      <w:bookmarkEnd w:id="27"/>
+    </w:p>
+    <w:p>
+      <w:pPr>
+        <w:spacing w:after="120"/>
+      </w:pPr>
+      <w:r>
+        <w:t>连续点击窗体标题栏5次，弹出密码输入框，输入密码</w:t>
+      </w:r>
+      <w:r>
+        <w:rPr>
+          <w:rFonts w:hint="eastAsia"/>
+          <w:lang w:val="en-US" w:eastAsia="zh-CN"/>
+        </w:rPr>
+        <w:t>xiaopacai</w:t>
+      </w:r>
+      <w:r>
+        <w:t>后进入Root模式。Root模式用于查看账套明文密码（账套密码、数据库密码、远程密码）</w:t>
+      </w:r>
+      <w:r>
+        <w:rPr>
+          <w:rFonts w:hint="eastAsia"/>
+          <w:lang w:eastAsia="zh-CN"/>
+        </w:rPr>
+        <w:t>，</w:t>
+      </w:r>
+      <w:r>
+        <w:rPr>
+          <w:rFonts w:hint="eastAsia"/>
+          <w:lang w:val="en-US" w:eastAsia="zh-CN"/>
+        </w:rPr>
+        <w:t>一键复制账套信息</w:t>
+      </w:r>
+      <w:r>
+        <w:t>。</w:t>
+      </w:r>
+    </w:p>
+    <w:p>
+      <w:pPr>
+        <w:pStyle w:val="3"/>
+      </w:pPr>
+      <w:bookmarkStart w:id="28" w:name="_Toc4373"/>
+      <w:r>
+        <w:rPr>
+          <w:rFonts w:hint="eastAsia"/>
+          <w:lang w:val="en-US" w:eastAsia="zh-CN"/>
+        </w:rPr>
+        <w:t>6</w:t>
+      </w:r>
+      <w:r>
+        <w:t>.2 查看明文密码</w:t>
+      </w:r>
+      <w:bookmarkEnd w:id="28"/>
+    </w:p>
+    <w:p>
+      <w:pPr>
+        <w:spacing w:after="120"/>
+      </w:pPr>
+      <w:r>
+        <w:t>进入Root模式后，在账套列表中密码字段显示为●●●●●●。新增/编辑账套时，密码字段右侧显示"显示密码"按钮，点击可查看或复制明文密码。关闭程序后自动退出Root模式。</w:t>
+      </w:r>
+    </w:p>
+    <w:p>
+      <w:pPr>
+        <w:pStyle w:val="2"/>
+      </w:pPr>
+      <w:bookmarkStart w:id="29" w:name="_Toc32702"/>
+      <w:r>
+        <w:rPr>
+          <w:rFonts w:hint="eastAsia"/>
+          <w:lang w:val="en-US" w:eastAsia="zh-CN"/>
+        </w:rPr>
+        <w:t>7</w:t>
+      </w:r>
+      <w:r>
+        <w:t>. 一键启动</w:t>
+      </w:r>
+      <w:bookmarkEnd w:id="29"/>
+    </w:p>
+    <w:p>
+      <w:pPr>
+        <w:pStyle w:val="3"/>
+      </w:pPr>
+      <w:bookmarkStart w:id="30" w:name="_Toc31000"/>
+      <w:r>
+        <w:rPr>
+          <w:rFonts w:hint="eastAsia"/>
+          <w:lang w:val="en-US" w:eastAsia="zh-CN"/>
+        </w:rPr>
+        <w:t>7</w:t>
+      </w:r>
+      <w:r>
+        <w:t>.1 启动选项</w:t>
+      </w:r>
+      <w:bookmarkEnd w:id="30"/>
+    </w:p>
+    <w:p>
+      <w:pPr>
+        <w:spacing w:after="120"/>
+      </w:pPr>
+      <w:r>
+        <w:t>点击账套列表右侧的"启动"按钮，弹出"启动选项"对话框，可选择：① 启动电脑端（君则A3.exe客户端程序）；② 启动开发工具（君则A3集成开发工具.exe）；③ 启动网页版（打开H5网页端）。</w:t>
+      </w:r>
+    </w:p>
+    <w:p>
+      <w:pPr>
+        <w:spacing w:after="120"/>
+        <w:rPr>
+          <w:rFonts w:hint="default" w:eastAsia="微软雅黑"/>
+          <w:lang w:val="en-US" w:eastAsia="zh-CN"/>
+        </w:rPr>
+      </w:pPr>
+      <w:r>
+        <w:rPr>
+          <w:rFonts w:hint="eastAsia"/>
+          <w:lang w:val="en-US" w:eastAsia="zh-CN"/>
+        </w:rPr>
+        <w:t>支持快捷键 1,2,3  对应勾选取消对应选项</w:t>
+      </w:r>
+    </w:p>
+    <w:p>
+      <w:pPr>
+        <w:pStyle w:val="3"/>
+      </w:pPr>
+      <w:bookmarkStart w:id="31" w:name="_Toc24118"/>
+      <w:r>
+        <w:rPr>
+          <w:rFonts w:hint="eastAsia"/>
+          <w:lang w:val="en-US" w:eastAsia="zh-CN"/>
+        </w:rPr>
+        <w:t>7</w:t>
+      </w:r>
+      <w:r>
+        <w:t>.2 浏览器选择</w:t>
+      </w:r>
+      <w:bookmarkEnd w:id="31"/>
+    </w:p>
+    <w:p>
+      <w:pPr>
+        <w:spacing w:after="120"/>
+      </w:pPr>
+      <w:r>
+        <w:t>启动网页版时支持选择浏览器：Chrome / Microsoft Edge / Firefox / 360安全浏览器。程序自动从注册表查找浏览器路径，找不到时使用系统默认浏览器。</w:t>
+      </w:r>
+    </w:p>
+    <w:p>
+      <w:pPr>
+        <w:pStyle w:val="3"/>
+      </w:pPr>
+      <w:bookmarkStart w:id="32" w:name="_Toc6088"/>
+      <w:r>
+        <w:rPr>
+          <w:rFonts w:hint="eastAsia"/>
+          <w:lang w:val="en-US" w:eastAsia="zh-CN"/>
+        </w:rPr>
+        <w:t>7</w:t>
+      </w:r>
+      <w:r>
+        <w:t>.3 新窗口/新Tab</w:t>
+      </w:r>
+      <w:bookmarkEnd w:id="32"/>
+    </w:p>
+    <w:p>
+      <w:pPr>
+        <w:spacing w:after="120"/>
+      </w:pPr>
+      <w:r>
+        <w:t>在"设置"中可以切换：勾选"启动新窗口"则每次在新浏览器窗口中打开；取消勾选则在当前浏览器窗口中新增Tab页。</w:t>
+      </w:r>
+    </w:p>
+    <w:p>
+      <w:pPr>
+        <w:pStyle w:val="3"/>
+      </w:pPr>
+      <w:bookmarkStart w:id="33" w:name="_Toc23296"/>
+      <w:r>
+        <w:rPr>
+          <w:rFonts w:hint="eastAsia"/>
+          <w:lang w:val="en-US" w:eastAsia="zh-CN"/>
+        </w:rPr>
+        <w:t>7</w:t>
+      </w:r>
+      <w:r>
+        <w:t>.4 快捷启动按钮</w:t>
+      </w:r>
+      <w:bookmarkEnd w:id="33"/>
+    </w:p>
+    <w:p>
+      <w:pPr>
+        <w:spacing w:after="120"/>
+      </w:pPr>
+      <w:r>
+        <w:t>在账套列表每行右侧有以下快捷按钮：电脑端（直接启动客户端）、开发工具（直接启动开发工具）、网页版（直接启动网页端）。</w:t>
+      </w:r>
+    </w:p>
+    <w:p>
+      <w:pPr>
+        <w:pStyle w:val="2"/>
+      </w:pPr>
+      <w:bookmarkStart w:id="34" w:name="_Toc378"/>
+      <w:r>
+        <w:rPr>
+          <w:rFonts w:hint="eastAsia"/>
+          <w:lang w:val="en-US" w:eastAsia="zh-CN"/>
+        </w:rPr>
+        <w:t>8</w:t>
+      </w:r>
+      <w:r>
+        <w:t>. 数据库连接与远程访问</w:t>
+      </w:r>
+      <w:bookmarkEnd w:id="34"/>
+    </w:p>
+    <w:p>
+      <w:pPr>
+        <w:pStyle w:val="3"/>
+      </w:pPr>
+      <w:bookmarkStart w:id="35" w:name="_Toc15830"/>
+      <w:r>
+        <w:rPr>
+          <w:rFonts w:hint="eastAsia"/>
+          <w:lang w:val="en-US" w:eastAsia="zh-CN"/>
+        </w:rPr>
+        <w:t>8</w:t>
+      </w:r>
+      <w:r>
+        <w:t>.1 启动SSMS</w:t>
+      </w:r>
+      <w:bookmarkEnd w:id="35"/>
+    </w:p>
+    <w:p>
+      <w:pPr>
+        <w:spacing w:after="120"/>
+      </w:pPr>
+      <w:r>
+        <w:t>选中账套，点击右侧"数据库"按钮，程序自动启动SQL Server Management Studio（SSMS），自动填充服务器地址、数据库名称、用户名，数据库密码自动复制到剪贴板，粘贴即可使用。首次使用需在"设置"中配置SSMS路径。</w:t>
+      </w:r>
+    </w:p>
+    <w:p>
+      <w:pPr>
+        <w:pStyle w:val="3"/>
+      </w:pPr>
+      <w:bookmarkStart w:id="36" w:name="_Toc14551"/>
+      <w:r>
+        <w:rPr>
+          <w:rFonts w:hint="eastAsia"/>
+          <w:lang w:val="en-US" w:eastAsia="zh-CN"/>
+        </w:rPr>
+        <w:t>8</w:t>
+      </w:r>
+      <w:r>
+        <w:t>.2 RDP远程桌面</w:t>
+      </w:r>
+      <w:bookmarkEnd w:id="36"/>
+    </w:p>
+    <w:p>
+      <w:pPr>
+        <w:spacing w:after="120"/>
+      </w:pPr>
+      <w:r>
+        <w:t>选中账套，点击"远程"按钮，选择"RDP"模式，程序自动生成.rdp远程桌面连接文件，自动填充远程地址和用户名，密码自动复制到剪贴板，然后自动启动远程桌面连接。</w:t>
+      </w:r>
+    </w:p>
+    <w:p>
+      <w:pPr>
+        <w:pStyle w:val="3"/>
+      </w:pPr>
+      <w:bookmarkStart w:id="37" w:name="_Toc14661"/>
+      <w:r>
+        <w:rPr>
+          <w:rFonts w:hint="eastAsia"/>
+          <w:lang w:val="en-US" w:eastAsia="zh-CN"/>
+        </w:rPr>
+        <w:t>8</w:t>
+      </w:r>
+      <w:r>
+        <w:t>.3 向日葵</w:t>
+      </w:r>
+      <w:bookmarkEnd w:id="37"/>
+    </w:p>
+    <w:p>
+      <w:pPr>
+        <w:spacing w:after="120"/>
+      </w:pPr>
+      <w:r>
+        <w:t>选中账套，点击"远程"按钮，选择"向日葵"模式，直接打开向日葵远程控制软件。</w:t>
+      </w:r>
+    </w:p>
+    <w:p>
+      <w:pPr>
+        <w:pStyle w:val="2"/>
+      </w:pPr>
+      <w:bookmarkStart w:id="38" w:name="_Toc7830"/>
+      <w:r>
+        <w:rPr>
+          <w:rFonts w:hint="eastAsia"/>
+          <w:lang w:val="en-US" w:eastAsia="zh-CN"/>
+        </w:rPr>
+        <w:t>9</w:t>
+      </w:r>
+      <w:r>
+        <w:t>. 设置</w:t>
+      </w:r>
+      <w:bookmarkEnd w:id="38"/>
+    </w:p>
+    <w:p>
+      <w:pPr>
+        <w:pStyle w:val="3"/>
+      </w:pPr>
+      <w:bookmarkStart w:id="39" w:name="_Toc18950"/>
+      <w:r>
+        <w:rPr>
+          <w:rFonts w:hint="eastAsia"/>
+          <w:lang w:val="en-US" w:eastAsia="zh-CN"/>
+        </w:rPr>
+        <w:t>9</w:t>
+      </w:r>
+      <w:r>
+        <w:t>.1 应用程序目录</w:t>
+      </w:r>
+      <w:bookmarkEnd w:id="39"/>
+    </w:p>
+    <w:p>
+      <w:pPr>
+        <w:spacing w:after="120"/>
+      </w:pPr>
+      <w:r>
+        <w:t>设置A3应用程序所在目录，用于启动账套时定位程序文件。点击"浏览…"选择文件夹。</w:t>
+      </w:r>
+    </w:p>
+    <w:p>
+      <w:pPr>
+        <w:pStyle w:val="3"/>
+      </w:pPr>
+      <w:bookmarkStart w:id="40" w:name="_Toc18430"/>
+      <w:r>
+        <w:rPr>
+          <w:rFonts w:hint="eastAsia"/>
+          <w:lang w:val="en-US" w:eastAsia="zh-CN"/>
+        </w:rPr>
+        <w:t>9</w:t>
+      </w:r>
+      <w:r>
+        <w:t>.2 数据库管理器路径</w:t>
+      </w:r>
+      <w:bookmarkEnd w:id="40"/>
+    </w:p>
+    <w:p>
+      <w:pPr>
+        <w:spacing w:after="120"/>
+      </w:pPr>
+      <w:r>
+        <w:t>设置SSMS可执行文件路径。为空时程序自动查找；点击"浏览…"手动选择Ssms.exe；点击"清除"可清空设置。</w:t>
+      </w:r>
+    </w:p>
+    <w:p>
+      <w:pPr>
+        <w:pStyle w:val="3"/>
+      </w:pPr>
+      <w:bookmarkStart w:id="41" w:name="_Toc21991"/>
+      <w:r>
+        <w:rPr>
+          <w:rFonts w:hint="eastAsia"/>
+          <w:lang w:val="en-US" w:eastAsia="zh-CN"/>
+        </w:rPr>
+        <w:t>9</w:t>
+      </w:r>
+      <w:r>
+        <w:t>.3 启动选项</w:t>
+      </w:r>
+      <w:bookmarkEnd w:id="41"/>
+    </w:p>
+    <w:p>
+      <w:pPr>
+        <w:spacing w:after="120"/>
+      </w:pPr>
+      <w:r>
+        <w:t>勾选"启动时弹出启动选项选择窗口"，则每次启动账套会弹出选项对话框，可选择启动项和浏览器；取消勾选则按上次选择直接启动（首次使用仍会弹出选择）。</w:t>
+      </w:r>
+    </w:p>
+    <w:p>
+      <w:pPr>
+        <w:pStyle w:val="3"/>
+      </w:pPr>
+      <w:bookmarkStart w:id="42" w:name="_Toc15018"/>
+      <w:r>
+        <w:rPr>
+          <w:rFonts w:hint="eastAsia"/>
+          <w:lang w:val="en-US" w:eastAsia="zh-CN"/>
+        </w:rPr>
+        <w:t>9</w:t>
+      </w:r>
+      <w:r>
+        <w:t>.</w:t>
+      </w:r>
+      <w:r>
+        <w:rPr>
+          <w:rFonts w:hint="eastAsia"/>
+          <w:lang w:val="en-US" w:eastAsia="zh-CN"/>
+        </w:rPr>
+        <w:t>4</w:t>
+      </w:r>
+      <w:r>
+        <w:t xml:space="preserve"> 浏览器启动方式</w:t>
+      </w:r>
+      <w:bookmarkEnd w:id="42"/>
+    </w:p>
+    <w:p>
+      <w:pPr>
+        <w:spacing w:after="120"/>
+      </w:pPr>
+      <w:r>
+        <w:t>勾选"启动新窗口"：每次在新浏览器窗口中打开（默认）。取消勾选：在当前浏览器中打开新Tab。</w:t>
+      </w:r>
+    </w:p>
+    <w:p>
+      <w:pPr>
+        <w:pStyle w:val="2"/>
+      </w:pPr>
+      <w:bookmarkStart w:id="43" w:name="_Toc12057"/>
+      <w:r>
+        <w:t>1</w:t>
+      </w:r>
+      <w:r>
+        <w:rPr>
+          <w:rFonts w:hint="eastAsia"/>
+          <w:lang w:val="en-US" w:eastAsia="zh-CN"/>
+        </w:rPr>
+        <w:t>0</w:t>
+      </w:r>
+      <w:r>
+        <w:t>. 设置</w:t>
+      </w:r>
+      <w:bookmarkEnd w:id="43"/>
+    </w:p>
+    <w:p>
+      <w:pPr>
+        <w:spacing w:after="120"/>
+        <w:rPr>
+          <w:rFonts w:hint="eastAsia"/>
+          <w:lang w:val="en-US" w:eastAsia="zh-CN"/>
+        </w:rPr>
+      </w:pPr>
+      <w:r>
+        <w:rPr>
+          <w:rFonts w:hint="eastAsia"/>
+          <w:lang w:val="en-US" w:eastAsia="zh-CN"/>
+        </w:rPr>
+        <w:t>打开   文件-》快捷键设置  可以设置对应快捷键</w:t>
+      </w:r>
+    </w:p>
+    <w:p>
+      <w:pPr>
+        <w:spacing w:after="120"/>
+      </w:pPr>
+      <w:r>
+        <w:drawing>
+          <wp:inline distT="0" distB="0" distL="114300" distR="114300">
+            <wp:extent cx="5065395" cy="3785870"/>
+            <wp:effectExtent l="0" t="0" r="8255" b="3175"/>
+            <wp:docPr id="4" name="图片 3"/>
+            <wp:cNvGraphicFramePr>
+              <a:graphicFrameLocks xmlns:a="http://schemas.openxmlformats.org/drawingml/2006/main" noChangeAspect="1"/>
+            </wp:cNvGraphicFramePr>
+            <a:graphic xmlns:a="http://schemas.openxmlformats.org/drawingml/2006/main">
+              <a:graphicData uri="http://schemas.openxmlformats.org/drawingml/2006/picture">
+                <pic:pic xmlns:pic="http://schemas.openxmlformats.org/drawingml/2006/picture">
+                  <pic:nvPicPr>
+                    <pic:cNvPr id="4" name="图片 3"/>
+                    <pic:cNvPicPr>
+                      <a:picLocks noChangeAspect="1"/>
+                    </pic:cNvPicPr>
+                  </pic:nvPicPr>
+                  <pic:blipFill>
+                    <a:blip r:embed="rId16"/>
+                    <a:stretch>
+                      <a:fillRect/>
+                    </a:stretch>
+                  </pic:blipFill>
+                  <pic:spPr>
+                    <a:xfrm>
+                      <a:off x="0" y="0"/>
+                      <a:ext cx="5065395" cy="3785870"/>
+                    </a:xfrm>
+                    <a:prstGeom prst="rect">
+                      <a:avLst/>
+                    </a:prstGeom>
+                    <a:noFill/>
+                    <a:ln>
+                      <a:noFill/>
+                    </a:ln>
+                  </pic:spPr>
+                </pic:pic>
+              </a:graphicData>
+            </a:graphic>
+          </wp:inline>
+        </w:drawing>
+      </w:r>
+    </w:p>
+    <w:p>
+      <w:pPr>
+        <w:spacing w:after="120"/>
+      </w:pPr>
+    </w:p>
+    <w:p>
+      <w:pPr>
+        <w:spacing w:after="120"/>
+      </w:pPr>
+    </w:p>
+    <w:p>
+      <w:pPr>
+        <w:spacing w:after="120"/>
+      </w:pPr>
+    </w:p>
+    <w:p>
+      <w:pPr>
+        <w:pStyle w:val="2"/>
+        <w:rPr>
+          <w:rFonts w:hint="default"/>
+          <w:lang w:val="en-US" w:eastAsia="zh-CN"/>
+        </w:rPr>
+      </w:pPr>
+      <w:bookmarkStart w:id="44" w:name="_Toc16153"/>
+      <w:r>
+        <w:rPr>
+          <w:rFonts w:hint="eastAsia"/>
+          <w:lang w:val="en-US" w:eastAsia="zh-CN"/>
+        </w:rPr>
+        <w:t>11</w:t>
+      </w:r>
+      <w:r>
+        <w:t>. 常见问题</w:t>
+      </w:r>
+      <w:bookmarkEnd w:id="44"/>
+    </w:p>
+    <w:p>
+      <w:pPr>
+        <w:pStyle w:val="3"/>
+      </w:pPr>
+      <w:bookmarkStart w:id="45" w:name="_Toc1764"/>
+      <w:r>
+        <w:t>Q1: 账套密码忘记怎么办？</w:t>
+      </w:r>
+      <w:bookmarkEnd w:id="45"/>
     </w:p>
     <w:p>
       <w:pPr>
         <w:spacing w:after="200"/>
       </w:pPr>
       <w:r>
-        <w:t>工具箱支持插件扩展。开发者可编写自定义工具DLL，添加到Plugins目录并在tools.json中配置，即可出现在工具箱中。详见《开发者文档》。</w:t>
-      </w:r>
-    </w:p>
-    <w:p>
-      <w:pPr>
-        <w:pageBreakBefore/>
-      </w:pPr>
-    </w:p>
-    <w:p>
-      <w:pPr>
-        <w:pStyle w:val="2"/>
-      </w:pPr>
-      <w:r>
-        <w:t>5. 常见问题</w:t>
+        <w:t>A: 账套密码存储在accounts.json中，为加密后的状态。如忘记密码，需要联系数据库管理员重置。</w:t>
       </w:r>
     </w:p>
     <w:p>
       <w:pPr>
         <w:pStyle w:val="3"/>
       </w:pPr>
-      <w:r>
-        <w:t>Q1: 账套密码忘记怎么办？</w:t>
-      </w:r>
+      <w:bookmarkStart w:id="46" w:name="_Toc18704"/>
+      <w:r>
+        <w:t>Q2: 工具箱不显示自定义工具？</w:t>
+      </w:r>
+      <w:bookmarkEnd w:id="46"/>
     </w:p>
     <w:p>
       <w:pPr>
         <w:spacing w:after="200"/>
       </w:pPr>
       <w:r>
-        <w:t>A: 账套密码存储在accounts.json中，为加密后的状态。如忘记密码，需要联系数据库管理员重置。</w:t>
+        <w:t>A: 请检查：1) DLL是否放在正确目录；2) tools.json配置是否正确；3) 类名和方法名是否匹配。</w:t>
       </w:r>
     </w:p>
     <w:p>
       <w:pPr>
         <w:pStyle w:val="3"/>
       </w:pPr>
-      <w:r>
-        <w:t>Q2: 工具箱不显示自定义工具？</w:t>
-      </w:r>
+      <w:bookmarkStart w:id="47" w:name="_Toc29458"/>
+      <w:r>
+        <w:t>Q3: 复制操作失败？</w:t>
+      </w:r>
+      <w:bookmarkEnd w:id="47"/>
     </w:p>
     <w:p>
       <w:pPr>
         <w:spacing w:after="200"/>
       </w:pPr>
       <w:r>
-        <w:t>A: 请检查：1) DLL是否放在正确目录；2) tools.json配置是否正确；3) 类名和方法名是否匹配。</w:t>
+        <w:t>A: 请检查：1) 源/目标数据库地址是否可访问；2) 用户名密码是否正确；3) 表名或OBJECTGUID是否正确存在于源数据库。</w:t>
       </w:r>
     </w:p>
     <w:p>
       <w:pPr>
         <w:pStyle w:val="3"/>
       </w:pPr>
-      <w:r>
-        <w:t>Q3: 复制操作失败？</w:t>
-      </w:r>
+      <w:bookmarkStart w:id="48" w:name="_Toc11238"/>
+      <w:r>
+        <w:t>Q4: 程序无法启动？</w:t>
+      </w:r>
+      <w:bookmarkEnd w:id="48"/>
     </w:p>
     <w:p>
       <w:pPr>
         <w:spacing w:after="200"/>
       </w:pPr>
       <w:r>
-        <w:t>A: 请检查：1) 源/目标数据库地址是否可访问；2) 用户名密码是否正确；3) 表名或OBJECTGUID是否正确存在于源数据库。</w:t>
+        <w:t>A: 请确认已安装 .NET 7 运行时。如仍无法启动，查看程序目录下的日志文件或联系技术支持。</w:t>
       </w:r>
     </w:p>
     <w:p>
       <w:pPr>
         <w:pStyle w:val="3"/>
       </w:pPr>
-      <w:r>
-        <w:t>Q4: 程序无法启动？</w:t>
-      </w:r>
-    </w:p>
-    <w:p>
-      <w:pPr>
-        <w:spacing w:after="200"/>
-      </w:pPr>
-      <w:r>
-        <w:t>A: 请确认已安装 .NET 7 运行时。如仍无法启动，查看程序目录下的日志文件或联系技术支持。</w:t>
-      </w:r>
+      <w:bookmarkStart w:id="49" w:name="_Toc910"/>
+      <w:r>
+        <w:t>Q5: 托盘快捷键不生效？</w:t>
+      </w:r>
+      <w:bookmarkEnd w:id="49"/>
+    </w:p>
+    <w:p>
+      <w:pPr>
+        <w:pStyle w:val="3"/>
+      </w:pPr>
+      <w:bookmarkStart w:id="50" w:name="_Toc16926"/>
+      <w:r>
+        <w:t>A: 快捷键可能被其他程序占用。建议换一个不常用的快捷键组合，或关闭其他可能占用快捷键的程序后再试。</w:t>
+      </w:r>
+      <w:bookmarkEnd w:id="50"/>
+    </w:p>
+    <w:p>
+      <w:pPr>
+        <w:pStyle w:val="3"/>
+      </w:pPr>
+      <w:bookmarkStart w:id="51" w:name="_Toc4610"/>
+      <w:r>
+        <w:t>Q6: 复制表单后目标账套报错？</w:t>
+      </w:r>
+      <w:bookmarkEnd w:id="51"/>
+    </w:p>
+    <w:p>
+      <w:pPr>
+        <w:pStyle w:val="3"/>
+      </w:pPr>
+      <w:bookmarkStart w:id="52" w:name="_Toc11019"/>
+      <w:r>
+        <w:t>A: 使用"复制Win表单"时，建议勾选"同时复制关联存储过程"、"复制编码规则"、"复制标准查询"选项，确保关联数据完整复制到目标账套。</w:t>
+      </w:r>
+      <w:bookmarkEnd w:id="52"/>
+    </w:p>
+    <w:p>
+      <w:pPr>
+        <w:pStyle w:val="3"/>
+      </w:pPr>
+      <w:bookmarkStart w:id="53" w:name="_Toc900"/>
+      <w:r>
+        <w:t>Q7: 账套搜索不到？</w:t>
+      </w:r>
+      <w:bookmarkEnd w:id="53"/>
+    </w:p>
+    <w:p>
+      <w:pPr>
+        <w:pStyle w:val="3"/>
+      </w:pPr>
+      <w:bookmarkStart w:id="54" w:name="_Toc5708"/>
+      <w:r>
+        <w:t>A: 账套搜索支持拼音首字母搜索（如输入"CS"可找到"测试"账套），也支持账套代码、名称和服务器地址的模糊搜索。请检查搜索关键词是否正确。</w:t>
+      </w:r>
+      <w:bookmarkEnd w:id="54"/>
     </w:p>
     <w:p>
       <w:pPr>
@@ -1709,7 +6189,7 @@
     <w:lsdException w:unhideWhenUsed="0" w:uiPriority="0" w:semiHidden="0" w:name="toc 8"/>
     <w:lsdException w:unhideWhenUsed="0" w:uiPriority="0" w:semiHidden="0" w:name="toc 9"/>
     <w:lsdException w:unhideWhenUsed="0" w:uiPriority="0" w:semiHidden="0" w:name="Normal Indent"/>
-    <w:lsdException w:uiPriority="99" w:name="footnote text"/>
+    <w:lsdException w:qFormat="1" w:uiPriority="99" w:name="footnote text"/>
     <w:lsdException w:unhideWhenUsed="0" w:uiPriority="0" w:semiHidden="0" w:name="annotation text"/>
     <w:lsdException w:unhideWhenUsed="0" w:uiPriority="0" w:semiHidden="0" w:name="header"/>
     <w:lsdException w:unhideWhenUsed="0" w:uiPriority="0" w:semiHidden="0" w:name="footer"/>
@@ -1722,8 +6202,8 @@
     <w:lsdException w:unhideWhenUsed="0" w:uiPriority="0" w:semiHidden="0" w:name="annotation reference"/>
     <w:lsdException w:unhideWhenUsed="0" w:uiPriority="0" w:semiHidden="0" w:name="line number"/>
     <w:lsdException w:unhideWhenUsed="0" w:uiPriority="0" w:semiHidden="0" w:name="page number"/>
-    <w:lsdException w:uiPriority="99" w:name="endnote reference"/>
-    <w:lsdException w:uiPriority="99" w:name="endnote text"/>
+    <w:lsdException w:qFormat="1" w:uiPriority="99" w:name="endnote reference"/>
+    <w:lsdException w:qFormat="1" w:uiPriority="99" w:name="endnote text"/>
     <w:lsdException w:unhideWhenUsed="0" w:uiPriority="0" w:semiHidden="0" w:name="table of authorities"/>
     <w:lsdException w:unhideWhenUsed="0" w:uiPriority="0" w:semiHidden="0" w:name="macro"/>
     <w:lsdException w:unhideWhenUsed="0" w:uiPriority="0" w:semiHidden="0" w:name="toa heading"/>
@@ -1745,7 +6225,7 @@
     <w:lsdException w:unhideWhenUsed="0" w:uiPriority="0" w:semiHidden="0" w:name="Title"/>
     <w:lsdException w:unhideWhenUsed="0" w:uiPriority="0" w:semiHidden="0" w:name="Closing"/>
     <w:lsdException w:unhideWhenUsed="0" w:uiPriority="0" w:semiHidden="0" w:name="Signature"/>
-    <w:lsdException w:unhideWhenUsed="0" w:uiPriority="0" w:name="Default Paragraph Font"/>
+    <w:lsdException w:qFormat="1" w:unhideWhenUsed="0" w:uiPriority="0" w:name="Default Paragraph Font"/>
     <w:lsdException w:unhideWhenUsed="0" w:uiPriority="0" w:semiHidden="0" w:name="Body Text"/>
     <w:lsdException w:unhideWhenUsed="0" w:uiPriority="0" w:semiHidden="0" w:name="Body Text Indent"/>
     <w:lsdException w:unhideWhenUsed="0" w:uiPriority="0" w:semiHidden="0" w:name="List Continue"/>
@@ -1765,7 +6245,7 @@
     <w:lsdException w:unhideWhenUsed="0" w:uiPriority="0" w:semiHidden="0" w:name="Body Text Indent 2"/>
     <w:lsdException w:unhideWhenUsed="0" w:uiPriority="0" w:semiHidden="0" w:name="Body Text Indent 3"/>
     <w:lsdException w:unhideWhenUsed="0" w:uiPriority="0" w:semiHidden="0" w:name="Block Text"/>
-    <w:lsdException w:uiPriority="99" w:semiHidden="0" w:name="Hyperlink"/>
+    <w:lsdException w:qFormat="1" w:uiPriority="99" w:semiHidden="0" w:name="Hyperlink"/>
     <w:lsdException w:unhideWhenUsed="0" w:uiPriority="0" w:semiHidden="0" w:name="FollowedHyperlink"/>
     <w:lsdException w:qFormat="1" w:unhideWhenUsed="0" w:uiPriority="0" w:semiHidden="0" w:name="Strong"/>
     <w:lsdException w:qFormat="1" w:unhideWhenUsed="0" w:uiPriority="0" w:semiHidden="0" w:name="Emphasis"/>
@@ -1783,7 +6263,7 @@
     <w:lsdException w:unhideWhenUsed="0" w:uiPriority="0" w:semiHidden="0" w:name="HTML Sample"/>
     <w:lsdException w:unhideWhenUsed="0" w:uiPriority="0" w:semiHidden="0" w:name="HTML Typewriter"/>
     <w:lsdException w:unhideWhenUsed="0" w:uiPriority="0" w:semiHidden="0" w:name="HTML Variable"/>
-    <w:lsdException w:unhideWhenUsed="0" w:uiPriority="0" w:name="Normal Table"/>
+    <w:lsdException w:qFormat="1" w:unhideWhenUsed="0" w:uiPriority="0" w:name="Normal Table"/>
     <w:lsdException w:unhideWhenUsed="0" w:uiPriority="0" w:semiHidden="0" w:name="annotation subject"/>
     <w:lsdException w:unhideWhenUsed="0" w:uiPriority="0" w:semiHidden="0" w:name="Table Simple 1"/>
     <w:lsdException w:unhideWhenUsed="0" w:uiPriority="0" w:semiHidden="0" w:name="Table Simple 2"/>
@@ -2036,14 +6516,16 @@
       <w:szCs w:val="22"/>
     </w:rPr>
   </w:style>
-  <w:style w:type="character" w:default="1" w:styleId="12">
+  <w:style w:type="character" w:default="1" w:styleId="14">
     <w:name w:val="Default Paragraph Font"/>
     <w:semiHidden/>
+    <w:qFormat/>
     <w:uiPriority w:val="0"/>
   </w:style>
-  <w:style w:type="table" w:default="1" w:styleId="11">
+  <w:style w:type="table" w:default="1" w:styleId="13">
     <w:name w:val="Normal Table"/>
     <w:semiHidden/>
+    <w:qFormat/>
     <w:uiPriority w:val="0"/>
     <w:tblPr>
       <w:tblCellMar>
@@ -2056,9 +6538,10 @@
   </w:style>
   <w:style w:type="paragraph" w:styleId="8">
     <w:name w:val="endnote text"/>
-    <w:link w:val="18"/>
+    <w:link w:val="20"/>
     <w:semiHidden/>
     <w:unhideWhenUsed/>
+    <w:qFormat/>
     <w:uiPriority w:val="99"/>
     <w:pPr>
       <w:spacing w:after="0" w:line="240" w:lineRule="auto"/>
@@ -2070,10 +6553,17 @@
     </w:rPr>
   </w:style>
   <w:style w:type="paragraph" w:styleId="9">
+    <w:name w:val="toc 1"/>
+    <w:basedOn w:val="1"/>
+    <w:next w:val="1"/>
+    <w:uiPriority w:val="0"/>
+  </w:style>
+  <w:style w:type="paragraph" w:styleId="10">
     <w:name w:val="footnote text"/>
-    <w:link w:val="17"/>
+    <w:link w:val="19"/>
     <w:semiHidden/>
     <w:unhideWhenUsed/>
+    <w:qFormat/>
     <w:uiPriority w:val="99"/>
     <w:pPr>
       <w:spacing w:after="0" w:line="240" w:lineRule="auto"/>
@@ -2084,7 +6574,16 @@
       <w:szCs w:val="20"/>
     </w:rPr>
   </w:style>
-  <w:style w:type="paragraph" w:styleId="10">
+  <w:style w:type="paragraph" w:styleId="11">
+    <w:name w:val="toc 2"/>
+    <w:basedOn w:val="1"/>
+    <w:next w:val="1"/>
+    <w:uiPriority w:val="0"/>
+    <w:pPr>
+      <w:ind w:left="420" w:leftChars="200"/>
+    </w:pPr>
+  </w:style>
+  <w:style w:type="paragraph" w:styleId="12">
     <w:name w:val="Title"/>
     <w:uiPriority w:val="0"/>
     <w:pPr>
@@ -2100,25 +6599,27 @@
       <w:szCs w:val="52"/>
     </w:rPr>
   </w:style>
-  <w:style w:type="character" w:styleId="13">
+  <w:style w:type="character" w:styleId="15">
     <w:name w:val="endnote reference"/>
     <w:semiHidden/>
     <w:unhideWhenUsed/>
+    <w:qFormat/>
     <w:uiPriority w:val="99"/>
     <w:rPr>
       <w:vertAlign w:val="superscript"/>
     </w:rPr>
   </w:style>
-  <w:style w:type="character" w:styleId="14">
+  <w:style w:type="character" w:styleId="16">
     <w:name w:val="Hyperlink"/>
     <w:unhideWhenUsed/>
+    <w:qFormat/>
     <w:uiPriority w:val="99"/>
     <w:rPr>
       <w:color w:val="0563C1"/>
       <w:u w:val="single"/>
     </w:rPr>
   </w:style>
-  <w:style w:type="character" w:styleId="15">
+  <w:style w:type="character" w:styleId="17">
     <w:name w:val="footnote reference"/>
     <w:semiHidden/>
     <w:unhideWhenUsed/>
@@ -2127,7 +6628,7 @@
       <w:vertAlign w:val="superscript"/>
     </w:rPr>
   </w:style>
-  <w:style w:type="paragraph" w:styleId="16">
+  <w:style w:type="paragraph" w:styleId="18">
     <w:name w:val="List Paragraph"/>
     <w:qFormat/>
     <w:uiPriority w:val="0"/>
@@ -2137,9 +6638,9 @@
       <w:szCs w:val="22"/>
     </w:rPr>
   </w:style>
-  <w:style w:type="character" w:customStyle="1" w:styleId="17">
+  <w:style w:type="character" w:customStyle="1" w:styleId="19">
     <w:name w:val="Footnote Text Char"/>
-    <w:link w:val="9"/>
+    <w:link w:val="10"/>
     <w:semiHidden/>
     <w:unhideWhenUsed/>
     <w:qFormat/>
@@ -2149,11 +6650,12 @@
       <w:szCs w:val="20"/>
     </w:rPr>
   </w:style>
-  <w:style w:type="character" w:customStyle="1" w:styleId="18">
+  <w:style w:type="character" w:customStyle="1" w:styleId="20">
     <w:name w:val="Endnote Text Char"/>
     <w:link w:val="8"/>
     <w:semiHidden/>
     <w:unhideWhenUsed/>
+    <w:qFormat/>
     <w:uiPriority w:val="99"/>
     <w:rPr>
       <w:sz w:val="20"/>

--- a/A3工具箱_用户手册.docx
+++ b/A3工具箱_用户手册.docx
@@ -67,7 +67,7 @@
       <w:pPr>
         <w:pStyle w:val="2"/>
       </w:pPr>
-      <w:bookmarkStart w:id="0" w:name="_Toc15175"/>
+      <w:bookmarkStart w:id="0" w:name="_Toc24883"/>
       <w:r>
         <w:t>目录</w:t>
       </w:r>
@@ -116,6 +116,8 @@
               <w:tab w:val="right" w:leader="dot" w:pos="9746"/>
             </w:tabs>
           </w:pPr>
+          <w:bookmarkStart w:id="67" w:name="_GoBack"/>
+          <w:bookmarkEnd w:id="67"/>
           <w:r>
             <w:fldChar w:fldCharType="begin"/>
           </w:r>
@@ -129,7 +131,7 @@
             <w:fldChar w:fldCharType="begin"/>
           </w:r>
           <w:r>
-            <w:instrText xml:space="preserve"> HYPERLINK \l _Toc15175 </w:instrText>
+            <w:instrText xml:space="preserve"> HYPERLINK \l _Toc24883 </w:instrText>
           </w:r>
           <w:r>
             <w:fldChar w:fldCharType="separate"/>
@@ -144,7 +146,7 @@
             <w:fldChar w:fldCharType="begin"/>
           </w:r>
           <w:r>
-            <w:instrText xml:space="preserve"> PAGEREF _Toc15175 \h </w:instrText>
+            <w:instrText xml:space="preserve"> PAGEREF _Toc24883 \h </w:instrText>
           </w:r>
           <w:r>
             <w:fldChar w:fldCharType="separate"/>
@@ -170,7 +172,7 @@
             <w:fldChar w:fldCharType="begin"/>
           </w:r>
           <w:r>
-            <w:instrText xml:space="preserve"> HYPERLINK \l _Toc21158 </w:instrText>
+            <w:instrText xml:space="preserve"> HYPERLINK \l _Toc25082 </w:instrText>
           </w:r>
           <w:r>
             <w:fldChar w:fldCharType="separate"/>
@@ -185,7 +187,7 @@
             <w:fldChar w:fldCharType="begin"/>
           </w:r>
           <w:r>
-            <w:instrText xml:space="preserve"> PAGEREF _Toc21158 \h </w:instrText>
+            <w:instrText xml:space="preserve"> PAGEREF _Toc25082 \h </w:instrText>
           </w:r>
           <w:r>
             <w:fldChar w:fldCharType="separate"/>
@@ -211,7 +213,7 @@
             <w:fldChar w:fldCharType="begin"/>
           </w:r>
           <w:r>
-            <w:instrText xml:space="preserve"> HYPERLINK \l _Toc25118 </w:instrText>
+            <w:instrText xml:space="preserve"> HYPERLINK \l _Toc4288 </w:instrText>
           </w:r>
           <w:r>
             <w:fldChar w:fldCharType="separate"/>
@@ -226,7 +228,7 @@
             <w:fldChar w:fldCharType="begin"/>
           </w:r>
           <w:r>
-            <w:instrText xml:space="preserve"> PAGEREF _Toc25118 \h </w:instrText>
+            <w:instrText xml:space="preserve"> PAGEREF _Toc4288 \h </w:instrText>
           </w:r>
           <w:r>
             <w:fldChar w:fldCharType="separate"/>
@@ -252,7 +254,7 @@
             <w:fldChar w:fldCharType="begin"/>
           </w:r>
           <w:r>
-            <w:instrText xml:space="preserve"> HYPERLINK \l _Toc31530 </w:instrText>
+            <w:instrText xml:space="preserve"> HYPERLINK \l _Toc14799 </w:instrText>
           </w:r>
           <w:r>
             <w:fldChar w:fldCharType="separate"/>
@@ -267,7 +269,7 @@
             <w:fldChar w:fldCharType="begin"/>
           </w:r>
           <w:r>
-            <w:instrText xml:space="preserve"> PAGEREF _Toc31530 \h </w:instrText>
+            <w:instrText xml:space="preserve"> PAGEREF _Toc14799 \h </w:instrText>
           </w:r>
           <w:r>
             <w:fldChar w:fldCharType="separate"/>
@@ -293,7 +295,7 @@
             <w:fldChar w:fldCharType="begin"/>
           </w:r>
           <w:r>
-            <w:instrText xml:space="preserve"> HYPERLINK \l _Toc16668 </w:instrText>
+            <w:instrText xml:space="preserve"> HYPERLINK \l _Toc1136 </w:instrText>
           </w:r>
           <w:r>
             <w:fldChar w:fldCharType="separate"/>
@@ -308,7 +310,7 @@
             <w:fldChar w:fldCharType="begin"/>
           </w:r>
           <w:r>
-            <w:instrText xml:space="preserve"> PAGEREF _Toc16668 \h </w:instrText>
+            <w:instrText xml:space="preserve"> PAGEREF _Toc1136 \h </w:instrText>
           </w:r>
           <w:r>
             <w:fldChar w:fldCharType="separate"/>
@@ -334,7 +336,7 @@
             <w:fldChar w:fldCharType="begin"/>
           </w:r>
           <w:r>
-            <w:instrText xml:space="preserve"> HYPERLINK \l _Toc17841 </w:instrText>
+            <w:instrText xml:space="preserve"> HYPERLINK \l _Toc24913 </w:instrText>
           </w:r>
           <w:r>
             <w:fldChar w:fldCharType="separate"/>
@@ -349,7 +351,7 @@
             <w:fldChar w:fldCharType="begin"/>
           </w:r>
           <w:r>
-            <w:instrText xml:space="preserve"> PAGEREF _Toc17841 \h </w:instrText>
+            <w:instrText xml:space="preserve"> PAGEREF _Toc24913 \h </w:instrText>
           </w:r>
           <w:r>
             <w:fldChar w:fldCharType="separate"/>
@@ -375,7 +377,7 @@
             <w:fldChar w:fldCharType="begin"/>
           </w:r>
           <w:r>
-            <w:instrText xml:space="preserve"> HYPERLINK \l _Toc22430 </w:instrText>
+            <w:instrText xml:space="preserve"> HYPERLINK \l _Toc10699 </w:instrText>
           </w:r>
           <w:r>
             <w:fldChar w:fldCharType="separate"/>
@@ -390,7 +392,7 @@
             <w:fldChar w:fldCharType="begin"/>
           </w:r>
           <w:r>
-            <w:instrText xml:space="preserve"> PAGEREF _Toc22430 \h </w:instrText>
+            <w:instrText xml:space="preserve"> PAGEREF _Toc10699 \h </w:instrText>
           </w:r>
           <w:r>
             <w:fldChar w:fldCharType="separate"/>
@@ -416,7 +418,7 @@
             <w:fldChar w:fldCharType="begin"/>
           </w:r>
           <w:r>
-            <w:instrText xml:space="preserve"> HYPERLINK \l _Toc6659 </w:instrText>
+            <w:instrText xml:space="preserve"> HYPERLINK \l _Toc12986 </w:instrText>
           </w:r>
           <w:r>
             <w:fldChar w:fldCharType="separate"/>
@@ -431,7 +433,7 @@
             <w:fldChar w:fldCharType="begin"/>
           </w:r>
           <w:r>
-            <w:instrText xml:space="preserve"> PAGEREF _Toc6659 \h </w:instrText>
+            <w:instrText xml:space="preserve"> PAGEREF _Toc12986 \h </w:instrText>
           </w:r>
           <w:r>
             <w:fldChar w:fldCharType="separate"/>
@@ -457,7 +459,7 @@
             <w:fldChar w:fldCharType="begin"/>
           </w:r>
           <w:r>
-            <w:instrText xml:space="preserve"> HYPERLINK \l _Toc9409 </w:instrText>
+            <w:instrText xml:space="preserve"> HYPERLINK \l _Toc12747 </w:instrText>
           </w:r>
           <w:r>
             <w:fldChar w:fldCharType="separate"/>
@@ -472,7 +474,7 @@
             <w:fldChar w:fldCharType="begin"/>
           </w:r>
           <w:r>
-            <w:instrText xml:space="preserve"> PAGEREF _Toc9409 \h </w:instrText>
+            <w:instrText xml:space="preserve"> PAGEREF _Toc12747 \h </w:instrText>
           </w:r>
           <w:r>
             <w:fldChar w:fldCharType="separate"/>
@@ -498,7 +500,7 @@
             <w:fldChar w:fldCharType="begin"/>
           </w:r>
           <w:r>
-            <w:instrText xml:space="preserve"> HYPERLINK \l _Toc8050 </w:instrText>
+            <w:instrText xml:space="preserve"> HYPERLINK \l _Toc25647 </w:instrText>
           </w:r>
           <w:r>
             <w:fldChar w:fldCharType="separate"/>
@@ -513,7 +515,7 @@
             <w:fldChar w:fldCharType="begin"/>
           </w:r>
           <w:r>
-            <w:instrText xml:space="preserve"> PAGEREF _Toc8050 \h </w:instrText>
+            <w:instrText xml:space="preserve"> PAGEREF _Toc25647 \h </w:instrText>
           </w:r>
           <w:r>
             <w:fldChar w:fldCharType="separate"/>
@@ -539,7 +541,7 @@
             <w:fldChar w:fldCharType="begin"/>
           </w:r>
           <w:r>
-            <w:instrText xml:space="preserve"> HYPERLINK \l _Toc27791 </w:instrText>
+            <w:instrText xml:space="preserve"> HYPERLINK \l _Toc1707 </w:instrText>
           </w:r>
           <w:r>
             <w:fldChar w:fldCharType="separate"/>
@@ -561,7 +563,7 @@
             <w:fldChar w:fldCharType="begin"/>
           </w:r>
           <w:r>
-            <w:instrText xml:space="preserve"> PAGEREF _Toc27791 \h </w:instrText>
+            <w:instrText xml:space="preserve"> PAGEREF _Toc1707 \h </w:instrText>
           </w:r>
           <w:r>
             <w:fldChar w:fldCharType="separate"/>
@@ -587,7 +589,7 @@
             <w:fldChar w:fldCharType="begin"/>
           </w:r>
           <w:r>
-            <w:instrText xml:space="preserve"> HYPERLINK \l _Toc25562 </w:instrText>
+            <w:instrText xml:space="preserve"> HYPERLINK \l _Toc22762 </w:instrText>
           </w:r>
           <w:r>
             <w:fldChar w:fldCharType="separate"/>
@@ -609,7 +611,7 @@
             <w:fldChar w:fldCharType="begin"/>
           </w:r>
           <w:r>
-            <w:instrText xml:space="preserve"> PAGEREF _Toc25562 \h </w:instrText>
+            <w:instrText xml:space="preserve"> PAGEREF _Toc22762 \h </w:instrText>
           </w:r>
           <w:r>
             <w:fldChar w:fldCharType="separate"/>
@@ -635,7 +637,7 @@
             <w:fldChar w:fldCharType="begin"/>
           </w:r>
           <w:r>
-            <w:instrText xml:space="preserve"> HYPERLINK \l _Toc24455 </w:instrText>
+            <w:instrText xml:space="preserve"> HYPERLINK \l _Toc16648 </w:instrText>
           </w:r>
           <w:r>
             <w:fldChar w:fldCharType="separate"/>
@@ -657,7 +659,7 @@
             <w:fldChar w:fldCharType="begin"/>
           </w:r>
           <w:r>
-            <w:instrText xml:space="preserve"> PAGEREF _Toc24455 \h </w:instrText>
+            <w:instrText xml:space="preserve"> PAGEREF _Toc16648 \h </w:instrText>
           </w:r>
           <w:r>
             <w:fldChar w:fldCharType="separate"/>
@@ -683,7 +685,7 @@
             <w:fldChar w:fldCharType="begin"/>
           </w:r>
           <w:r>
-            <w:instrText xml:space="preserve"> HYPERLINK \l _Toc3972 </w:instrText>
+            <w:instrText xml:space="preserve"> HYPERLINK \l _Toc2130 </w:instrText>
           </w:r>
           <w:r>
             <w:fldChar w:fldCharType="separate"/>
@@ -698,7 +700,7 @@
             <w:fldChar w:fldCharType="begin"/>
           </w:r>
           <w:r>
-            <w:instrText xml:space="preserve"> PAGEREF _Toc3972 \h </w:instrText>
+            <w:instrText xml:space="preserve"> PAGEREF _Toc2130 \h </w:instrText>
           </w:r>
           <w:r>
             <w:fldChar w:fldCharType="separate"/>
@@ -724,7 +726,7 @@
             <w:fldChar w:fldCharType="begin"/>
           </w:r>
           <w:r>
-            <w:instrText xml:space="preserve"> HYPERLINK \l _Toc32622 </w:instrText>
+            <w:instrText xml:space="preserve"> HYPERLINK \l _Toc7927 </w:instrText>
           </w:r>
           <w:r>
             <w:fldChar w:fldCharType="separate"/>
@@ -746,7 +748,7 @@
             <w:fldChar w:fldCharType="begin"/>
           </w:r>
           <w:r>
-            <w:instrText xml:space="preserve"> PAGEREF _Toc32622 \h </w:instrText>
+            <w:instrText xml:space="preserve"> PAGEREF _Toc7927 \h </w:instrText>
           </w:r>
           <w:r>
             <w:fldChar w:fldCharType="separate"/>
@@ -772,7 +774,7 @@
             <w:fldChar w:fldCharType="begin"/>
           </w:r>
           <w:r>
-            <w:instrText xml:space="preserve"> HYPERLINK \l _Toc13633 </w:instrText>
+            <w:instrText xml:space="preserve"> HYPERLINK \l _Toc4908 </w:instrText>
           </w:r>
           <w:r>
             <w:fldChar w:fldCharType="separate"/>
@@ -787,7 +789,7 @@
             <w:fldChar w:fldCharType="begin"/>
           </w:r>
           <w:r>
-            <w:instrText xml:space="preserve"> PAGEREF _Toc13633 \h </w:instrText>
+            <w:instrText xml:space="preserve"> PAGEREF _Toc4908 \h </w:instrText>
           </w:r>
           <w:r>
             <w:fldChar w:fldCharType="separate"/>
@@ -813,7 +815,7 @@
             <w:fldChar w:fldCharType="begin"/>
           </w:r>
           <w:r>
-            <w:instrText xml:space="preserve"> HYPERLINK \l _Toc13188 </w:instrText>
+            <w:instrText xml:space="preserve"> HYPERLINK \l _Toc21775 </w:instrText>
           </w:r>
           <w:r>
             <w:fldChar w:fldCharType="separate"/>
@@ -828,13 +830,13 @@
             <w:fldChar w:fldCharType="begin"/>
           </w:r>
           <w:r>
-            <w:instrText xml:space="preserve"> PAGEREF _Toc13188 \h </w:instrText>
-          </w:r>
-          <w:r>
-            <w:fldChar w:fldCharType="separate"/>
-          </w:r>
-          <w:r>
-            <w:t>10</w:t>
+            <w:instrText xml:space="preserve"> PAGEREF _Toc21775 \h </w:instrText>
+          </w:r>
+          <w:r>
+            <w:fldChar w:fldCharType="separate"/>
+          </w:r>
+          <w:r>
+            <w:t>11</w:t>
           </w:r>
           <w:r>
             <w:fldChar w:fldCharType="end"/>
@@ -854,7 +856,7 @@
             <w:fldChar w:fldCharType="begin"/>
           </w:r>
           <w:r>
-            <w:instrText xml:space="preserve"> HYPERLINK \l _Toc2104 </w:instrText>
+            <w:instrText xml:space="preserve"> HYPERLINK \l _Toc7955 </w:instrText>
           </w:r>
           <w:r>
             <w:fldChar w:fldCharType="separate"/>
@@ -869,13 +871,13 @@
             <w:fldChar w:fldCharType="begin"/>
           </w:r>
           <w:r>
-            <w:instrText xml:space="preserve"> PAGEREF _Toc2104 \h </w:instrText>
-          </w:r>
-          <w:r>
-            <w:fldChar w:fldCharType="separate"/>
-          </w:r>
-          <w:r>
-            <w:t>11</w:t>
+            <w:instrText xml:space="preserve"> PAGEREF _Toc7955 \h </w:instrText>
+          </w:r>
+          <w:r>
+            <w:fldChar w:fldCharType="separate"/>
+          </w:r>
+          <w:r>
+            <w:t>12</w:t>
           </w:r>
           <w:r>
             <w:fldChar w:fldCharType="end"/>
@@ -895,7 +897,7 @@
             <w:fldChar w:fldCharType="begin"/>
           </w:r>
           <w:r>
-            <w:instrText xml:space="preserve"> HYPERLINK \l _Toc20376 </w:instrText>
+            <w:instrText xml:space="preserve"> HYPERLINK \l _Toc4208 </w:instrText>
           </w:r>
           <w:r>
             <w:fldChar w:fldCharType="separate"/>
@@ -910,7 +912,7 @@
             <w:fldChar w:fldCharType="begin"/>
           </w:r>
           <w:r>
-            <w:instrText xml:space="preserve"> PAGEREF _Toc20376 \h </w:instrText>
+            <w:instrText xml:space="preserve"> PAGEREF _Toc4208 \h </w:instrText>
           </w:r>
           <w:r>
             <w:fldChar w:fldCharType="separate"/>
@@ -936,7 +938,7 @@
             <w:fldChar w:fldCharType="begin"/>
           </w:r>
           <w:r>
-            <w:instrText xml:space="preserve"> HYPERLINK \l _Toc19765 </w:instrText>
+            <w:instrText xml:space="preserve"> HYPERLINK \l _Toc4812 </w:instrText>
           </w:r>
           <w:r>
             <w:fldChar w:fldCharType="separate"/>
@@ -955,7 +957,7 @@
             <w:fldChar w:fldCharType="begin"/>
           </w:r>
           <w:r>
-            <w:instrText xml:space="preserve"> PAGEREF _Toc19765 \h </w:instrText>
+            <w:instrText xml:space="preserve"> PAGEREF _Toc4812 \h </w:instrText>
           </w:r>
           <w:r>
             <w:fldChar w:fldCharType="separate"/>
@@ -981,7 +983,7 @@
             <w:fldChar w:fldCharType="begin"/>
           </w:r>
           <w:r>
-            <w:instrText xml:space="preserve"> HYPERLINK \l _Toc11411 </w:instrText>
+            <w:instrText xml:space="preserve"> HYPERLINK \l _Toc31309 </w:instrText>
           </w:r>
           <w:r>
             <w:fldChar w:fldCharType="separate"/>
@@ -1000,13 +1002,13 @@
             <w:fldChar w:fldCharType="begin"/>
           </w:r>
           <w:r>
-            <w:instrText xml:space="preserve"> PAGEREF _Toc11411 \h </w:instrText>
-          </w:r>
-          <w:r>
-            <w:fldChar w:fldCharType="separate"/>
-          </w:r>
-          <w:r>
-            <w:t>13</w:t>
+            <w:instrText xml:space="preserve"> PAGEREF _Toc31309 \h </w:instrText>
+          </w:r>
+          <w:r>
+            <w:fldChar w:fldCharType="separate"/>
+          </w:r>
+          <w:r>
+            <w:t>14</w:t>
           </w:r>
           <w:r>
             <w:fldChar w:fldCharType="end"/>
@@ -1026,7 +1028,7 @@
             <w:fldChar w:fldCharType="begin"/>
           </w:r>
           <w:r>
-            <w:instrText xml:space="preserve"> HYPERLINK \l _Toc19337 </w:instrText>
+            <w:instrText xml:space="preserve"> HYPERLINK \l _Toc25149 </w:instrText>
           </w:r>
           <w:r>
             <w:fldChar w:fldCharType="separate"/>
@@ -1042,7 +1044,14 @@
             <w:t>8</w:t>
           </w:r>
           <w:r>
-            <w:t xml:space="preserve"> 工具扩展</w:t>
+            <w:t xml:space="preserve"> 跨库复制</w:t>
+          </w:r>
+          <w:r>
+            <w:rPr>
+              <w:rFonts w:hint="eastAsia"/>
+              <w:lang w:val="en-US" w:eastAsia="zh-CN"/>
+            </w:rPr>
+            <w:t>WEB看板</w:t>
           </w:r>
           <w:r>
             <w:tab/>
@@ -1051,13 +1060,122 @@
             <w:fldChar w:fldCharType="begin"/>
           </w:r>
           <w:r>
-            <w:instrText xml:space="preserve"> PAGEREF _Toc19337 \h </w:instrText>
-          </w:r>
-          <w:r>
-            <w:fldChar w:fldCharType="separate"/>
-          </w:r>
-          <w:r>
-            <w:t>14</w:t>
+            <w:instrText xml:space="preserve"> PAGEREF _Toc25149 \h </w:instrText>
+          </w:r>
+          <w:r>
+            <w:fldChar w:fldCharType="separate"/>
+          </w:r>
+          <w:r>
+            <w:t>15</w:t>
+          </w:r>
+          <w:r>
+            <w:fldChar w:fldCharType="end"/>
+          </w:r>
+          <w:r>
+            <w:fldChar w:fldCharType="end"/>
+          </w:r>
+        </w:p>
+        <w:p>
+          <w:pPr>
+            <w:pStyle w:val="11"/>
+            <w:tabs>
+              <w:tab w:val="right" w:leader="dot" w:pos="9746"/>
+            </w:tabs>
+          </w:pPr>
+          <w:r>
+            <w:fldChar w:fldCharType="begin"/>
+          </w:r>
+          <w:r>
+            <w:instrText xml:space="preserve"> HYPERLINK \l _Toc20615 </w:instrText>
+          </w:r>
+          <w:r>
+            <w:fldChar w:fldCharType="separate"/>
+          </w:r>
+          <w:r>
+            <w:t>4.</w:t>
+          </w:r>
+          <w:r>
+            <w:rPr>
+              <w:rFonts w:hint="eastAsia"/>
+              <w:lang w:val="en-US" w:eastAsia="zh-CN"/>
+            </w:rPr>
+            <w:t>9</w:t>
+          </w:r>
+          <w:r>
+            <w:t xml:space="preserve"> 跨库复制</w:t>
+          </w:r>
+          <w:r>
+            <w:rPr>
+              <w:rFonts w:hint="eastAsia"/>
+              <w:lang w:val="en-US" w:eastAsia="zh-CN"/>
+            </w:rPr>
+            <w:t>移动看板</w:t>
+          </w:r>
+          <w:r>
+            <w:tab/>
+          </w:r>
+          <w:r>
+            <w:fldChar w:fldCharType="begin"/>
+          </w:r>
+          <w:r>
+            <w:instrText xml:space="preserve"> PAGEREF _Toc20615 \h </w:instrText>
+          </w:r>
+          <w:r>
+            <w:fldChar w:fldCharType="separate"/>
+          </w:r>
+          <w:r>
+            <w:t>16</w:t>
+          </w:r>
+          <w:r>
+            <w:fldChar w:fldCharType="end"/>
+          </w:r>
+          <w:r>
+            <w:fldChar w:fldCharType="end"/>
+          </w:r>
+        </w:p>
+        <w:p>
+          <w:pPr>
+            <w:pStyle w:val="11"/>
+            <w:tabs>
+              <w:tab w:val="right" w:leader="dot" w:pos="9746"/>
+            </w:tabs>
+          </w:pPr>
+          <w:r>
+            <w:fldChar w:fldCharType="begin"/>
+          </w:r>
+          <w:r>
+            <w:instrText xml:space="preserve"> HYPERLINK \l _Toc20233 </w:instrText>
+          </w:r>
+          <w:r>
+            <w:fldChar w:fldCharType="separate"/>
+          </w:r>
+          <w:r>
+            <w:t>4.</w:t>
+          </w:r>
+          <w:r>
+            <w:rPr>
+              <w:rFonts w:hint="eastAsia"/>
+              <w:lang w:val="en-US" w:eastAsia="zh-CN"/>
+            </w:rPr>
+            <w:t>10</w:t>
+          </w:r>
+          <w:r>
+            <w:t>工具扩展</w:t>
+          </w:r>
+          <w:r>
+            <w:tab/>
+          </w:r>
+          <w:r>
+            <w:fldChar w:fldCharType="begin"/>
+          </w:r>
+          <w:r>
+            <w:instrText xml:space="preserve"> PAGEREF _Toc20233 \h </w:instrText>
+          </w:r>
+          <w:r>
+            <w:fldChar w:fldCharType="separate"/>
+          </w:r>
+          <w:r>
+            <w:t>17</w:t>
           </w:r>
           <w:r>
             <w:fldChar w:fldCharType="end"/>
@@ -1077,7 +1195,7 @@
             <w:fldChar w:fldCharType="begin"/>
           </w:r>
           <w:r>
-            <w:instrText xml:space="preserve"> HYPERLINK \l _Toc9834 </w:instrText>
+            <w:instrText xml:space="preserve"> HYPERLINK \l _Toc1111 </w:instrText>
           </w:r>
           <w:r>
             <w:fldChar w:fldCharType="separate"/>
@@ -1099,13 +1217,13 @@
             <w:fldChar w:fldCharType="begin"/>
           </w:r>
           <w:r>
-            <w:instrText xml:space="preserve"> PAGEREF _Toc9834 \h </w:instrText>
-          </w:r>
-          <w:r>
-            <w:fldChar w:fldCharType="separate"/>
-          </w:r>
-          <w:r>
-            <w:t>15</w:t>
+            <w:instrText xml:space="preserve"> PAGEREF _Toc1111 \h </w:instrText>
+          </w:r>
+          <w:r>
+            <w:fldChar w:fldCharType="separate"/>
+          </w:r>
+          <w:r>
+            <w:t>18</w:t>
           </w:r>
           <w:r>
             <w:fldChar w:fldCharType="end"/>
@@ -1125,7 +1243,7 @@
             <w:fldChar w:fldCharType="begin"/>
           </w:r>
           <w:r>
-            <w:instrText xml:space="preserve"> HYPERLINK \l _Toc25006 </w:instrText>
+            <w:instrText xml:space="preserve"> HYPERLINK \l _Toc27423 </w:instrText>
           </w:r>
           <w:r>
             <w:fldChar w:fldCharType="separate"/>
@@ -1147,13 +1265,13 @@
             <w:fldChar w:fldCharType="begin"/>
           </w:r>
           <w:r>
-            <w:instrText xml:space="preserve"> PAGEREF _Toc25006 \h </w:instrText>
-          </w:r>
-          <w:r>
-            <w:fldChar w:fldCharType="separate"/>
-          </w:r>
-          <w:r>
-            <w:t>15</w:t>
+            <w:instrText xml:space="preserve"> PAGEREF _Toc27423 \h </w:instrText>
+          </w:r>
+          <w:r>
+            <w:fldChar w:fldCharType="separate"/>
+          </w:r>
+          <w:r>
+            <w:t>18</w:t>
           </w:r>
           <w:r>
             <w:fldChar w:fldCharType="end"/>
@@ -1173,7 +1291,7 @@
             <w:fldChar w:fldCharType="begin"/>
           </w:r>
           <w:r>
-            <w:instrText xml:space="preserve"> HYPERLINK \l _Toc12955 </w:instrText>
+            <w:instrText xml:space="preserve"> HYPERLINK \l _Toc5919 </w:instrText>
           </w:r>
           <w:r>
             <w:fldChar w:fldCharType="separate"/>
@@ -1195,13 +1313,13 @@
             <w:fldChar w:fldCharType="begin"/>
           </w:r>
           <w:r>
-            <w:instrText xml:space="preserve"> PAGEREF _Toc12955 \h </w:instrText>
-          </w:r>
-          <w:r>
-            <w:fldChar w:fldCharType="separate"/>
-          </w:r>
-          <w:r>
-            <w:t>15</w:t>
+            <w:instrText xml:space="preserve"> PAGEREF _Toc5919 \h </w:instrText>
+          </w:r>
+          <w:r>
+            <w:fldChar w:fldCharType="separate"/>
+          </w:r>
+          <w:r>
+            <w:t>18</w:t>
           </w:r>
           <w:r>
             <w:fldChar w:fldCharType="end"/>
@@ -1221,7 +1339,7 @@
             <w:fldChar w:fldCharType="begin"/>
           </w:r>
           <w:r>
-            <w:instrText xml:space="preserve"> HYPERLINK \l _Toc17490 </w:instrText>
+            <w:instrText xml:space="preserve"> HYPERLINK \l _Toc21702 </w:instrText>
           </w:r>
           <w:r>
             <w:fldChar w:fldCharType="separate"/>
@@ -1243,13 +1361,13 @@
             <w:fldChar w:fldCharType="begin"/>
           </w:r>
           <w:r>
-            <w:instrText xml:space="preserve"> PAGEREF _Toc17490 \h </w:instrText>
-          </w:r>
-          <w:r>
-            <w:fldChar w:fldCharType="separate"/>
-          </w:r>
-          <w:r>
-            <w:t>15</w:t>
+            <w:instrText xml:space="preserve"> PAGEREF _Toc21702 \h </w:instrText>
+          </w:r>
+          <w:r>
+            <w:fldChar w:fldCharType="separate"/>
+          </w:r>
+          <w:r>
+            <w:t>18</w:t>
           </w:r>
           <w:r>
             <w:fldChar w:fldCharType="end"/>
@@ -1269,7 +1387,7 @@
             <w:fldChar w:fldCharType="begin"/>
           </w:r>
           <w:r>
-            <w:instrText xml:space="preserve"> HYPERLINK \l _Toc7078 </w:instrText>
+            <w:instrText xml:space="preserve"> HYPERLINK \l _Toc28368 </w:instrText>
           </w:r>
           <w:r>
             <w:fldChar w:fldCharType="separate"/>
@@ -1291,13 +1409,13 @@
             <w:fldChar w:fldCharType="begin"/>
           </w:r>
           <w:r>
-            <w:instrText xml:space="preserve"> PAGEREF _Toc7078 \h </w:instrText>
-          </w:r>
-          <w:r>
-            <w:fldChar w:fldCharType="separate"/>
-          </w:r>
-          <w:r>
-            <w:t>15</w:t>
+            <w:instrText xml:space="preserve"> PAGEREF _Toc28368 \h </w:instrText>
+          </w:r>
+          <w:r>
+            <w:fldChar w:fldCharType="separate"/>
+          </w:r>
+          <w:r>
+            <w:t>18</w:t>
           </w:r>
           <w:r>
             <w:fldChar w:fldCharType="end"/>
@@ -1317,7 +1435,7 @@
             <w:fldChar w:fldCharType="begin"/>
           </w:r>
           <w:r>
-            <w:instrText xml:space="preserve"> HYPERLINK \l _Toc25205 </w:instrText>
+            <w:instrText xml:space="preserve"> HYPERLINK \l _Toc8160 </w:instrText>
           </w:r>
           <w:r>
             <w:fldChar w:fldCharType="separate"/>
@@ -1339,13 +1457,13 @@
             <w:fldChar w:fldCharType="begin"/>
           </w:r>
           <w:r>
-            <w:instrText xml:space="preserve"> PAGEREF _Toc25205 \h </w:instrText>
-          </w:r>
-          <w:r>
-            <w:fldChar w:fldCharType="separate"/>
-          </w:r>
-          <w:r>
-            <w:t>15</w:t>
+            <w:instrText xml:space="preserve"> PAGEREF _Toc8160 \h </w:instrText>
+          </w:r>
+          <w:r>
+            <w:fldChar w:fldCharType="separate"/>
+          </w:r>
+          <w:r>
+            <w:t>18</w:t>
           </w:r>
           <w:r>
             <w:fldChar w:fldCharType="end"/>
@@ -1365,7 +1483,7 @@
             <w:fldChar w:fldCharType="begin"/>
           </w:r>
           <w:r>
-            <w:instrText xml:space="preserve"> HYPERLINK \l _Toc4373 </w:instrText>
+            <w:instrText xml:space="preserve"> HYPERLINK \l _Toc26259 </w:instrText>
           </w:r>
           <w:r>
             <w:fldChar w:fldCharType="separate"/>
@@ -1387,13 +1505,78 @@
             <w:fldChar w:fldCharType="begin"/>
           </w:r>
           <w:r>
-            <w:instrText xml:space="preserve"> PAGEREF _Toc4373 \h </w:instrText>
-          </w:r>
-          <w:r>
-            <w:fldChar w:fldCharType="separate"/>
-          </w:r>
-          <w:r>
-            <w:t>15</w:t>
+            <w:instrText xml:space="preserve"> PAGEREF _Toc26259 \h </w:instrText>
+          </w:r>
+          <w:r>
+            <w:fldChar w:fldCharType="separate"/>
+          </w:r>
+          <w:r>
+            <w:t>18</w:t>
+          </w:r>
+          <w:r>
+            <w:fldChar w:fldCharType="end"/>
+          </w:r>
+          <w:r>
+            <w:fldChar w:fldCharType="end"/>
+          </w:r>
+        </w:p>
+        <w:p>
+          <w:pPr>
+            <w:pStyle w:val="11"/>
+            <w:tabs>
+              <w:tab w:val="right" w:leader="dot" w:pos="9746"/>
+            </w:tabs>
+          </w:pPr>
+          <w:r>
+            <w:fldChar w:fldCharType="begin"/>
+          </w:r>
+          <w:r>
+            <w:instrText xml:space="preserve"> HYPERLINK \l _Toc16002 </w:instrText>
+          </w:r>
+          <w:r>
+            <w:fldChar w:fldCharType="separate"/>
+          </w:r>
+          <w:r>
+            <w:rPr>
+              <w:rFonts w:hint="eastAsia"/>
+              <w:lang w:val="en-US" w:eastAsia="zh-CN"/>
+            </w:rPr>
+            <w:t>6</w:t>
+          </w:r>
+          <w:r>
+            <w:t>.</w:t>
+          </w:r>
+          <w:r>
+            <w:rPr>
+              <w:rFonts w:hint="eastAsia"/>
+              <w:lang w:val="en-US" w:eastAsia="zh-CN"/>
+            </w:rPr>
+            <w:t>3</w:t>
+          </w:r>
+          <w:r>
+            <w:t xml:space="preserve"> </w:t>
+          </w:r>
+          <w:r>
+            <w:rPr>
+              <w:rFonts w:hint="eastAsia"/>
+              <w:lang w:val="en-US" w:eastAsia="zh-CN"/>
+            </w:rPr>
+            <w:t>复制账套信息</w:t>
+          </w:r>
+          <w:r>
+            <w:tab/>
+          </w:r>
+          <w:r>
+            <w:fldChar w:fldCharType="begin"/>
+          </w:r>
+          <w:r>
+            <w:instrText xml:space="preserve"> PAGEREF _Toc16002 \h </w:instrText>
+          </w:r>
+          <w:r>
+            <w:fldChar w:fldCharType="separate"/>
+          </w:r>
+          <w:r>
+            <w:t>18</w:t>
           </w:r>
           <w:r>
             <w:fldChar w:fldCharType="end"/>
@@ -1413,7 +1596,7 @@
             <w:fldChar w:fldCharType="begin"/>
           </w:r>
           <w:r>
-            <w:instrText xml:space="preserve"> HYPERLINK \l _Toc32702 </w:instrText>
+            <w:instrText xml:space="preserve"> HYPERLINK \l _Toc17806 </w:instrText>
           </w:r>
           <w:r>
             <w:fldChar w:fldCharType="separate"/>
@@ -1435,13 +1618,13 @@
             <w:fldChar w:fldCharType="begin"/>
           </w:r>
           <w:r>
-            <w:instrText xml:space="preserve"> PAGEREF _Toc32702 \h </w:instrText>
-          </w:r>
-          <w:r>
-            <w:fldChar w:fldCharType="separate"/>
-          </w:r>
-          <w:r>
-            <w:t>15</w:t>
+            <w:instrText xml:space="preserve"> PAGEREF _Toc17806 \h </w:instrText>
+          </w:r>
+          <w:r>
+            <w:fldChar w:fldCharType="separate"/>
+          </w:r>
+          <w:r>
+            <w:t>19</w:t>
           </w:r>
           <w:r>
             <w:fldChar w:fldCharType="end"/>
@@ -1461,7 +1644,7 @@
             <w:fldChar w:fldCharType="begin"/>
           </w:r>
           <w:r>
-            <w:instrText xml:space="preserve"> HYPERLINK \l _Toc31000 </w:instrText>
+            <w:instrText xml:space="preserve"> HYPERLINK \l _Toc2835 </w:instrText>
           </w:r>
           <w:r>
             <w:fldChar w:fldCharType="separate"/>
@@ -1483,13 +1666,13 @@
             <w:fldChar w:fldCharType="begin"/>
           </w:r>
           <w:r>
-            <w:instrText xml:space="preserve"> PAGEREF _Toc31000 \h </w:instrText>
-          </w:r>
-          <w:r>
-            <w:fldChar w:fldCharType="separate"/>
-          </w:r>
-          <w:r>
-            <w:t>15</w:t>
+            <w:instrText xml:space="preserve"> PAGEREF _Toc2835 \h </w:instrText>
+          </w:r>
+          <w:r>
+            <w:fldChar w:fldCharType="separate"/>
+          </w:r>
+          <w:r>
+            <w:t>19</w:t>
           </w:r>
           <w:r>
             <w:fldChar w:fldCharType="end"/>
@@ -1509,7 +1692,7 @@
             <w:fldChar w:fldCharType="begin"/>
           </w:r>
           <w:r>
-            <w:instrText xml:space="preserve"> HYPERLINK \l _Toc24118 </w:instrText>
+            <w:instrText xml:space="preserve"> HYPERLINK \l _Toc21755 </w:instrText>
           </w:r>
           <w:r>
             <w:fldChar w:fldCharType="separate"/>
@@ -1531,13 +1714,13 @@
             <w:fldChar w:fldCharType="begin"/>
           </w:r>
           <w:r>
-            <w:instrText xml:space="preserve"> PAGEREF _Toc24118 \h </w:instrText>
-          </w:r>
-          <w:r>
-            <w:fldChar w:fldCharType="separate"/>
-          </w:r>
-          <w:r>
-            <w:t>16</w:t>
+            <w:instrText xml:space="preserve"> PAGEREF _Toc21755 \h </w:instrText>
+          </w:r>
+          <w:r>
+            <w:fldChar w:fldCharType="separate"/>
+          </w:r>
+          <w:r>
+            <w:t>19</w:t>
           </w:r>
           <w:r>
             <w:fldChar w:fldCharType="end"/>
@@ -1557,7 +1740,7 @@
             <w:fldChar w:fldCharType="begin"/>
           </w:r>
           <w:r>
-            <w:instrText xml:space="preserve"> HYPERLINK \l _Toc6088 </w:instrText>
+            <w:instrText xml:space="preserve"> HYPERLINK \l _Toc26762 </w:instrText>
           </w:r>
           <w:r>
             <w:fldChar w:fldCharType="separate"/>
@@ -1579,13 +1762,13 @@
             <w:fldChar w:fldCharType="begin"/>
           </w:r>
           <w:r>
-            <w:instrText xml:space="preserve"> PAGEREF _Toc6088 \h </w:instrText>
-          </w:r>
-          <w:r>
-            <w:fldChar w:fldCharType="separate"/>
-          </w:r>
-          <w:r>
-            <w:t>16</w:t>
+            <w:instrText xml:space="preserve"> PAGEREF _Toc26762 \h </w:instrText>
+          </w:r>
+          <w:r>
+            <w:fldChar w:fldCharType="separate"/>
+          </w:r>
+          <w:r>
+            <w:t>19</w:t>
           </w:r>
           <w:r>
             <w:fldChar w:fldCharType="end"/>
@@ -1605,7 +1788,7 @@
             <w:fldChar w:fldCharType="begin"/>
           </w:r>
           <w:r>
-            <w:instrText xml:space="preserve"> HYPERLINK \l _Toc23296 </w:instrText>
+            <w:instrText xml:space="preserve"> HYPERLINK \l _Toc22520 </w:instrText>
           </w:r>
           <w:r>
             <w:fldChar w:fldCharType="separate"/>
@@ -1627,13 +1810,13 @@
             <w:fldChar w:fldCharType="begin"/>
           </w:r>
           <w:r>
-            <w:instrText xml:space="preserve"> PAGEREF _Toc23296 \h </w:instrText>
-          </w:r>
-          <w:r>
-            <w:fldChar w:fldCharType="separate"/>
-          </w:r>
-          <w:r>
-            <w:t>16</w:t>
+            <w:instrText xml:space="preserve"> PAGEREF _Toc22520 \h </w:instrText>
+          </w:r>
+          <w:r>
+            <w:fldChar w:fldCharType="separate"/>
+          </w:r>
+          <w:r>
+            <w:t>19</w:t>
           </w:r>
           <w:r>
             <w:fldChar w:fldCharType="end"/>
@@ -1653,7 +1836,7 @@
             <w:fldChar w:fldCharType="begin"/>
           </w:r>
           <w:r>
-            <w:instrText xml:space="preserve"> HYPERLINK \l _Toc378 </w:instrText>
+            <w:instrText xml:space="preserve"> HYPERLINK \l _Toc20875 </w:instrText>
           </w:r>
           <w:r>
             <w:fldChar w:fldCharType="separate"/>
@@ -1675,13 +1858,13 @@
             <w:fldChar w:fldCharType="begin"/>
           </w:r>
           <w:r>
-            <w:instrText xml:space="preserve"> PAGEREF _Toc378 \h </w:instrText>
-          </w:r>
-          <w:r>
-            <w:fldChar w:fldCharType="separate"/>
-          </w:r>
-          <w:r>
-            <w:t>16</w:t>
+            <w:instrText xml:space="preserve"> PAGEREF _Toc20875 \h </w:instrText>
+          </w:r>
+          <w:r>
+            <w:fldChar w:fldCharType="separate"/>
+          </w:r>
+          <w:r>
+            <w:t>19</w:t>
           </w:r>
           <w:r>
             <w:fldChar w:fldCharType="end"/>
@@ -1701,7 +1884,7 @@
             <w:fldChar w:fldCharType="begin"/>
           </w:r>
           <w:r>
-            <w:instrText xml:space="preserve"> HYPERLINK \l _Toc15830 </w:instrText>
+            <w:instrText xml:space="preserve"> HYPERLINK \l _Toc31403 </w:instrText>
           </w:r>
           <w:r>
             <w:fldChar w:fldCharType="separate"/>
@@ -1723,13 +1906,13 @@
             <w:fldChar w:fldCharType="begin"/>
           </w:r>
           <w:r>
-            <w:instrText xml:space="preserve"> PAGEREF _Toc15830 \h </w:instrText>
-          </w:r>
-          <w:r>
-            <w:fldChar w:fldCharType="separate"/>
-          </w:r>
-          <w:r>
-            <w:t>16</w:t>
+            <w:instrText xml:space="preserve"> PAGEREF _Toc31403 \h </w:instrText>
+          </w:r>
+          <w:r>
+            <w:fldChar w:fldCharType="separate"/>
+          </w:r>
+          <w:r>
+            <w:t>19</w:t>
           </w:r>
           <w:r>
             <w:fldChar w:fldCharType="end"/>
@@ -1749,7 +1932,7 @@
             <w:fldChar w:fldCharType="begin"/>
           </w:r>
           <w:r>
-            <w:instrText xml:space="preserve"> HYPERLINK \l _Toc14551 </w:instrText>
+            <w:instrText xml:space="preserve"> HYPERLINK \l _Toc13677 </w:instrText>
           </w:r>
           <w:r>
             <w:fldChar w:fldCharType="separate"/>
@@ -1771,13 +1954,13 @@
             <w:fldChar w:fldCharType="begin"/>
           </w:r>
           <w:r>
-            <w:instrText xml:space="preserve"> PAGEREF _Toc14551 \h </w:instrText>
-          </w:r>
-          <w:r>
-            <w:fldChar w:fldCharType="separate"/>
-          </w:r>
-          <w:r>
-            <w:t>16</w:t>
+            <w:instrText xml:space="preserve"> PAGEREF _Toc13677 \h </w:instrText>
+          </w:r>
+          <w:r>
+            <w:fldChar w:fldCharType="separate"/>
+          </w:r>
+          <w:r>
+            <w:t>19</w:t>
           </w:r>
           <w:r>
             <w:fldChar w:fldCharType="end"/>
@@ -1797,7 +1980,7 @@
             <w:fldChar w:fldCharType="begin"/>
           </w:r>
           <w:r>
-            <w:instrText xml:space="preserve"> HYPERLINK \l _Toc14661 </w:instrText>
+            <w:instrText xml:space="preserve"> HYPERLINK \l _Toc15282 </w:instrText>
           </w:r>
           <w:r>
             <w:fldChar w:fldCharType="separate"/>
@@ -1819,13 +2002,13 @@
             <w:fldChar w:fldCharType="begin"/>
           </w:r>
           <w:r>
-            <w:instrText xml:space="preserve"> PAGEREF _Toc14661 \h </w:instrText>
-          </w:r>
-          <w:r>
-            <w:fldChar w:fldCharType="separate"/>
-          </w:r>
-          <w:r>
-            <w:t>16</w:t>
+            <w:instrText xml:space="preserve"> PAGEREF _Toc15282 \h </w:instrText>
+          </w:r>
+          <w:r>
+            <w:fldChar w:fldCharType="separate"/>
+          </w:r>
+          <w:r>
+            <w:t>19</w:t>
           </w:r>
           <w:r>
             <w:fldChar w:fldCharType="end"/>
@@ -1845,7 +2028,7 @@
             <w:fldChar w:fldCharType="begin"/>
           </w:r>
           <w:r>
-            <w:instrText xml:space="preserve"> HYPERLINK \l _Toc7830 </w:instrText>
+            <w:instrText xml:space="preserve"> HYPERLINK \l _Toc14961 </w:instrText>
           </w:r>
           <w:r>
             <w:fldChar w:fldCharType="separate"/>
@@ -1867,13 +2050,13 @@
             <w:fldChar w:fldCharType="begin"/>
           </w:r>
           <w:r>
-            <w:instrText xml:space="preserve"> PAGEREF _Toc7830 \h </w:instrText>
-          </w:r>
-          <w:r>
-            <w:fldChar w:fldCharType="separate"/>
-          </w:r>
-          <w:r>
-            <w:t>16</w:t>
+            <w:instrText xml:space="preserve"> PAGEREF _Toc14961 \h </w:instrText>
+          </w:r>
+          <w:r>
+            <w:fldChar w:fldCharType="separate"/>
+          </w:r>
+          <w:r>
+            <w:t>20</w:t>
           </w:r>
           <w:r>
             <w:fldChar w:fldCharType="end"/>
@@ -1893,7 +2076,7 @@
             <w:fldChar w:fldCharType="begin"/>
           </w:r>
           <w:r>
-            <w:instrText xml:space="preserve"> HYPERLINK \l _Toc18950 </w:instrText>
+            <w:instrText xml:space="preserve"> HYPERLINK \l _Toc10749 </w:instrText>
           </w:r>
           <w:r>
             <w:fldChar w:fldCharType="separate"/>
@@ -1915,13 +2098,13 @@
             <w:fldChar w:fldCharType="begin"/>
           </w:r>
           <w:r>
-            <w:instrText xml:space="preserve"> PAGEREF _Toc18950 \h </w:instrText>
-          </w:r>
-          <w:r>
-            <w:fldChar w:fldCharType="separate"/>
-          </w:r>
-          <w:r>
-            <w:t>16</w:t>
+            <w:instrText xml:space="preserve"> PAGEREF _Toc10749 \h </w:instrText>
+          </w:r>
+          <w:r>
+            <w:fldChar w:fldCharType="separate"/>
+          </w:r>
+          <w:r>
+            <w:t>20</w:t>
           </w:r>
           <w:r>
             <w:fldChar w:fldCharType="end"/>
@@ -1941,7 +2124,7 @@
             <w:fldChar w:fldCharType="begin"/>
           </w:r>
           <w:r>
-            <w:instrText xml:space="preserve"> HYPERLINK \l _Toc18430 </w:instrText>
+            <w:instrText xml:space="preserve"> HYPERLINK \l _Toc30385 </w:instrText>
           </w:r>
           <w:r>
             <w:fldChar w:fldCharType="separate"/>
@@ -1963,13 +2146,13 @@
             <w:fldChar w:fldCharType="begin"/>
           </w:r>
           <w:r>
-            <w:instrText xml:space="preserve"> PAGEREF _Toc18430 \h </w:instrText>
-          </w:r>
-          <w:r>
-            <w:fldChar w:fldCharType="separate"/>
-          </w:r>
-          <w:r>
-            <w:t>17</w:t>
+            <w:instrText xml:space="preserve"> PAGEREF _Toc30385 \h </w:instrText>
+          </w:r>
+          <w:r>
+            <w:fldChar w:fldCharType="separate"/>
+          </w:r>
+          <w:r>
+            <w:t>20</w:t>
           </w:r>
           <w:r>
             <w:fldChar w:fldCharType="end"/>
@@ -1989,7 +2172,7 @@
             <w:fldChar w:fldCharType="begin"/>
           </w:r>
           <w:r>
-            <w:instrText xml:space="preserve"> HYPERLINK \l _Toc21991 </w:instrText>
+            <w:instrText xml:space="preserve"> HYPERLINK \l _Toc25213 </w:instrText>
           </w:r>
           <w:r>
             <w:fldChar w:fldCharType="separate"/>
@@ -2011,13 +2194,13 @@
             <w:fldChar w:fldCharType="begin"/>
           </w:r>
           <w:r>
-            <w:instrText xml:space="preserve"> PAGEREF _Toc21991 \h </w:instrText>
-          </w:r>
-          <w:r>
-            <w:fldChar w:fldCharType="separate"/>
-          </w:r>
-          <w:r>
-            <w:t>17</w:t>
+            <w:instrText xml:space="preserve"> PAGEREF _Toc25213 \h </w:instrText>
+          </w:r>
+          <w:r>
+            <w:fldChar w:fldCharType="separate"/>
+          </w:r>
+          <w:r>
+            <w:t>20</w:t>
           </w:r>
           <w:r>
             <w:fldChar w:fldCharType="end"/>
@@ -2037,7 +2220,7 @@
             <w:fldChar w:fldCharType="begin"/>
           </w:r>
           <w:r>
-            <w:instrText xml:space="preserve"> HYPERLINK \l _Toc15018 </w:instrText>
+            <w:instrText xml:space="preserve"> HYPERLINK \l _Toc32147 </w:instrText>
           </w:r>
           <w:r>
             <w:fldChar w:fldCharType="separate"/>
@@ -2069,13 +2252,13 @@
             <w:fldChar w:fldCharType="begin"/>
           </w:r>
           <w:r>
-            <w:instrText xml:space="preserve"> PAGEREF _Toc15018 \h </w:instrText>
-          </w:r>
-          <w:r>
-            <w:fldChar w:fldCharType="separate"/>
-          </w:r>
-          <w:r>
-            <w:t>17</w:t>
+            <w:instrText xml:space="preserve"> PAGEREF _Toc32147 \h </w:instrText>
+          </w:r>
+          <w:r>
+            <w:fldChar w:fldCharType="separate"/>
+          </w:r>
+          <w:r>
+            <w:t>20</w:t>
           </w:r>
           <w:r>
             <w:fldChar w:fldCharType="end"/>
@@ -2095,7 +2278,7 @@
             <w:fldChar w:fldCharType="begin"/>
           </w:r>
           <w:r>
-            <w:instrText xml:space="preserve"> HYPERLINK \l _Toc12057 </w:instrText>
+            <w:instrText xml:space="preserve"> HYPERLINK \l _Toc21585 </w:instrText>
           </w:r>
           <w:r>
             <w:fldChar w:fldCharType="separate"/>
@@ -2120,13 +2303,13 @@
             <w:fldChar w:fldCharType="begin"/>
           </w:r>
           <w:r>
-            <w:instrText xml:space="preserve"> PAGEREF _Toc12057 \h </w:instrText>
-          </w:r>
-          <w:r>
-            <w:fldChar w:fldCharType="separate"/>
-          </w:r>
-          <w:r>
-            <w:t>17</w:t>
+            <w:instrText xml:space="preserve"> PAGEREF _Toc21585 \h </w:instrText>
+          </w:r>
+          <w:r>
+            <w:fldChar w:fldCharType="separate"/>
+          </w:r>
+          <w:r>
+            <w:t>20</w:t>
           </w:r>
           <w:r>
             <w:fldChar w:fldCharType="end"/>
@@ -2146,7 +2329,7 @@
             <w:fldChar w:fldCharType="begin"/>
           </w:r>
           <w:r>
-            <w:instrText xml:space="preserve"> HYPERLINK \l _Toc16153 </w:instrText>
+            <w:instrText xml:space="preserve"> HYPERLINK \l _Toc19908 </w:instrText>
           </w:r>
           <w:r>
             <w:fldChar w:fldCharType="separate"/>
@@ -2168,13 +2351,13 @@
             <w:fldChar w:fldCharType="begin"/>
           </w:r>
           <w:r>
-            <w:instrText xml:space="preserve"> PAGEREF _Toc16153 \h </w:instrText>
-          </w:r>
-          <w:r>
-            <w:fldChar w:fldCharType="separate"/>
-          </w:r>
-          <w:r>
-            <w:t>18</w:t>
+            <w:instrText xml:space="preserve"> PAGEREF _Toc19908 \h </w:instrText>
+          </w:r>
+          <w:r>
+            <w:fldChar w:fldCharType="separate"/>
+          </w:r>
+          <w:r>
+            <w:t>21</w:t>
           </w:r>
           <w:r>
             <w:fldChar w:fldCharType="end"/>
@@ -2194,7 +2377,7 @@
             <w:fldChar w:fldCharType="begin"/>
           </w:r>
           <w:r>
-            <w:instrText xml:space="preserve"> HYPERLINK \l _Toc1764 </w:instrText>
+            <w:instrText xml:space="preserve"> HYPERLINK \l _Toc18264 </w:instrText>
           </w:r>
           <w:r>
             <w:fldChar w:fldCharType="separate"/>
@@ -2209,13 +2392,13 @@
             <w:fldChar w:fldCharType="begin"/>
           </w:r>
           <w:r>
-            <w:instrText xml:space="preserve"> PAGEREF _Toc1764 \h </w:instrText>
-          </w:r>
-          <w:r>
-            <w:fldChar w:fldCharType="separate"/>
-          </w:r>
-          <w:r>
-            <w:t>18</w:t>
+            <w:instrText xml:space="preserve"> PAGEREF _Toc18264 \h </w:instrText>
+          </w:r>
+          <w:r>
+            <w:fldChar w:fldCharType="separate"/>
+          </w:r>
+          <w:r>
+            <w:t>21</w:t>
           </w:r>
           <w:r>
             <w:fldChar w:fldCharType="end"/>
@@ -2235,7 +2418,7 @@
             <w:fldChar w:fldCharType="begin"/>
           </w:r>
           <w:r>
-            <w:instrText xml:space="preserve"> HYPERLINK \l _Toc18704 </w:instrText>
+            <w:instrText xml:space="preserve"> HYPERLINK \l _Toc19455 </w:instrText>
           </w:r>
           <w:r>
             <w:fldChar w:fldCharType="separate"/>
@@ -2250,13 +2433,13 @@
             <w:fldChar w:fldCharType="begin"/>
           </w:r>
           <w:r>
-            <w:instrText xml:space="preserve"> PAGEREF _Toc18704 \h </w:instrText>
-          </w:r>
-          <w:r>
-            <w:fldChar w:fldCharType="separate"/>
-          </w:r>
-          <w:r>
-            <w:t>18</w:t>
+            <w:instrText xml:space="preserve"> PAGEREF _Toc19455 \h </w:instrText>
+          </w:r>
+          <w:r>
+            <w:fldChar w:fldCharType="separate"/>
+          </w:r>
+          <w:r>
+            <w:t>21</w:t>
           </w:r>
           <w:r>
             <w:fldChar w:fldCharType="end"/>
@@ -2276,7 +2459,7 @@
             <w:fldChar w:fldCharType="begin"/>
           </w:r>
           <w:r>
-            <w:instrText xml:space="preserve"> HYPERLINK \l _Toc29458 </w:instrText>
+            <w:instrText xml:space="preserve"> HYPERLINK \l _Toc16465 </w:instrText>
           </w:r>
           <w:r>
             <w:fldChar w:fldCharType="separate"/>
@@ -2291,13 +2474,13 @@
             <w:fldChar w:fldCharType="begin"/>
           </w:r>
           <w:r>
-            <w:instrText xml:space="preserve"> PAGEREF _Toc29458 \h </w:instrText>
-          </w:r>
-          <w:r>
-            <w:fldChar w:fldCharType="separate"/>
-          </w:r>
-          <w:r>
-            <w:t>18</w:t>
+            <w:instrText xml:space="preserve"> PAGEREF _Toc16465 \h </w:instrText>
+          </w:r>
+          <w:r>
+            <w:fldChar w:fldCharType="separate"/>
+          </w:r>
+          <w:r>
+            <w:t>21</w:t>
           </w:r>
           <w:r>
             <w:fldChar w:fldCharType="end"/>
@@ -2317,7 +2500,7 @@
             <w:fldChar w:fldCharType="begin"/>
           </w:r>
           <w:r>
-            <w:instrText xml:space="preserve"> HYPERLINK \l _Toc11238 </w:instrText>
+            <w:instrText xml:space="preserve"> HYPERLINK \l _Toc6453 </w:instrText>
           </w:r>
           <w:r>
             <w:fldChar w:fldCharType="separate"/>
@@ -2332,13 +2515,13 @@
             <w:fldChar w:fldCharType="begin"/>
           </w:r>
           <w:r>
-            <w:instrText xml:space="preserve"> PAGEREF _Toc11238 \h </w:instrText>
-          </w:r>
-          <w:r>
-            <w:fldChar w:fldCharType="separate"/>
-          </w:r>
-          <w:r>
-            <w:t>18</w:t>
+            <w:instrText xml:space="preserve"> PAGEREF _Toc6453 \h </w:instrText>
+          </w:r>
+          <w:r>
+            <w:fldChar w:fldCharType="separate"/>
+          </w:r>
+          <w:r>
+            <w:t>21</w:t>
           </w:r>
           <w:r>
             <w:fldChar w:fldCharType="end"/>
@@ -2358,7 +2541,7 @@
             <w:fldChar w:fldCharType="begin"/>
           </w:r>
           <w:r>
-            <w:instrText xml:space="preserve"> HYPERLINK \l _Toc910 </w:instrText>
+            <w:instrText xml:space="preserve"> HYPERLINK \l _Toc30443 </w:instrText>
           </w:r>
           <w:r>
             <w:fldChar w:fldCharType="separate"/>
@@ -2373,13 +2556,13 @@
             <w:fldChar w:fldCharType="begin"/>
           </w:r>
           <w:r>
-            <w:instrText xml:space="preserve"> PAGEREF _Toc910 \h </w:instrText>
-          </w:r>
-          <w:r>
-            <w:fldChar w:fldCharType="separate"/>
-          </w:r>
-          <w:r>
-            <w:t>18</w:t>
+            <w:instrText xml:space="preserve"> PAGEREF _Toc30443 \h </w:instrText>
+          </w:r>
+          <w:r>
+            <w:fldChar w:fldCharType="separate"/>
+          </w:r>
+          <w:r>
+            <w:t>22</w:t>
           </w:r>
           <w:r>
             <w:fldChar w:fldCharType="end"/>
@@ -2399,7 +2582,7 @@
             <w:fldChar w:fldCharType="begin"/>
           </w:r>
           <w:r>
-            <w:instrText xml:space="preserve"> HYPERLINK \l _Toc16926 </w:instrText>
+            <w:instrText xml:space="preserve"> HYPERLINK \l _Toc18129 </w:instrText>
           </w:r>
           <w:r>
             <w:fldChar w:fldCharType="separate"/>
@@ -2414,13 +2597,13 @@
             <w:fldChar w:fldCharType="begin"/>
           </w:r>
           <w:r>
-            <w:instrText xml:space="preserve"> PAGEREF _Toc16926 \h </w:instrText>
-          </w:r>
-          <w:r>
-            <w:fldChar w:fldCharType="separate"/>
-          </w:r>
-          <w:r>
-            <w:t>18</w:t>
+            <w:instrText xml:space="preserve"> PAGEREF _Toc18129 \h </w:instrText>
+          </w:r>
+          <w:r>
+            <w:fldChar w:fldCharType="separate"/>
+          </w:r>
+          <w:r>
+            <w:t>22</w:t>
           </w:r>
           <w:r>
             <w:fldChar w:fldCharType="end"/>
@@ -2440,7 +2623,7 @@
             <w:fldChar w:fldCharType="begin"/>
           </w:r>
           <w:r>
-            <w:instrText xml:space="preserve"> HYPERLINK \l _Toc4610 </w:instrText>
+            <w:instrText xml:space="preserve"> HYPERLINK \l _Toc30074 </w:instrText>
           </w:r>
           <w:r>
             <w:fldChar w:fldCharType="separate"/>
@@ -2455,13 +2638,13 @@
             <w:fldChar w:fldCharType="begin"/>
           </w:r>
           <w:r>
-            <w:instrText xml:space="preserve"> PAGEREF _Toc4610 \h </w:instrText>
-          </w:r>
-          <w:r>
-            <w:fldChar w:fldCharType="separate"/>
-          </w:r>
-          <w:r>
-            <w:t>18</w:t>
+            <w:instrText xml:space="preserve"> PAGEREF _Toc30074 \h </w:instrText>
+          </w:r>
+          <w:r>
+            <w:fldChar w:fldCharType="separate"/>
+          </w:r>
+          <w:r>
+            <w:t>22</w:t>
           </w:r>
           <w:r>
             <w:fldChar w:fldCharType="end"/>
@@ -2481,7 +2664,7 @@
             <w:fldChar w:fldCharType="begin"/>
           </w:r>
           <w:r>
-            <w:instrText xml:space="preserve"> HYPERLINK \l _Toc11019 </w:instrText>
+            <w:instrText xml:space="preserve"> HYPERLINK \l _Toc16932 </w:instrText>
           </w:r>
           <w:r>
             <w:fldChar w:fldCharType="separate"/>
@@ -2496,13 +2679,13 @@
             <w:fldChar w:fldCharType="begin"/>
           </w:r>
           <w:r>
-            <w:instrText xml:space="preserve"> PAGEREF _Toc11019 \h </w:instrText>
-          </w:r>
-          <w:r>
-            <w:fldChar w:fldCharType="separate"/>
-          </w:r>
-          <w:r>
-            <w:t>18</w:t>
+            <w:instrText xml:space="preserve"> PAGEREF _Toc16932 \h </w:instrText>
+          </w:r>
+          <w:r>
+            <w:fldChar w:fldCharType="separate"/>
+          </w:r>
+          <w:r>
+            <w:t>22</w:t>
           </w:r>
           <w:r>
             <w:fldChar w:fldCharType="end"/>
@@ -2522,7 +2705,7 @@
             <w:fldChar w:fldCharType="begin"/>
           </w:r>
           <w:r>
-            <w:instrText xml:space="preserve"> HYPERLINK \l _Toc900 </w:instrText>
+            <w:instrText xml:space="preserve"> HYPERLINK \l _Toc30502 </w:instrText>
           </w:r>
           <w:r>
             <w:fldChar w:fldCharType="separate"/>
@@ -2537,13 +2720,13 @@
             <w:fldChar w:fldCharType="begin"/>
           </w:r>
           <w:r>
-            <w:instrText xml:space="preserve"> PAGEREF _Toc900 \h </w:instrText>
-          </w:r>
-          <w:r>
-            <w:fldChar w:fldCharType="separate"/>
-          </w:r>
-          <w:r>
-            <w:t>18</w:t>
+            <w:instrText xml:space="preserve"> PAGEREF _Toc30502 \h </w:instrText>
+          </w:r>
+          <w:r>
+            <w:fldChar w:fldCharType="separate"/>
+          </w:r>
+          <w:r>
+            <w:t>22</w:t>
           </w:r>
           <w:r>
             <w:fldChar w:fldCharType="end"/>
@@ -2563,7 +2746,7 @@
             <w:fldChar w:fldCharType="begin"/>
           </w:r>
           <w:r>
-            <w:instrText xml:space="preserve"> HYPERLINK \l _Toc5708 </w:instrText>
+            <w:instrText xml:space="preserve"> HYPERLINK \l _Toc22601 </w:instrText>
           </w:r>
           <w:r>
             <w:fldChar w:fldCharType="separate"/>
@@ -2578,13 +2761,13 @@
             <w:fldChar w:fldCharType="begin"/>
           </w:r>
           <w:r>
-            <w:instrText xml:space="preserve"> PAGEREF _Toc5708 \h </w:instrText>
-          </w:r>
-          <w:r>
-            <w:fldChar w:fldCharType="separate"/>
-          </w:r>
-          <w:r>
-            <w:t>18</w:t>
+            <w:instrText xml:space="preserve"> PAGEREF _Toc22601 \h </w:instrText>
+          </w:r>
+          <w:r>
+            <w:fldChar w:fldCharType="separate"/>
+          </w:r>
+          <w:r>
+            <w:t>22</w:t>
           </w:r>
           <w:r>
             <w:fldChar w:fldCharType="end"/>
@@ -2615,8 +2798,6 @@
           <w:szCs w:val="22"/>
         </w:rPr>
       </w:pPr>
-      <w:bookmarkStart w:id="55" w:name="_GoBack"/>
-      <w:bookmarkEnd w:id="55"/>
     </w:p>
     <w:p>
       <w:pPr>
@@ -2627,7 +2808,7 @@
       <w:pPr>
         <w:pStyle w:val="2"/>
       </w:pPr>
-      <w:bookmarkStart w:id="1" w:name="_Toc21158"/>
+      <w:bookmarkStart w:id="1" w:name="_Toc25082"/>
       <w:r>
         <w:t>1. 产品简介</w:t>
       </w:r>
@@ -2645,7 +2826,7 @@
       <w:pPr>
         <w:pStyle w:val="3"/>
       </w:pPr>
-      <w:bookmarkStart w:id="2" w:name="_Toc25118"/>
+      <w:bookmarkStart w:id="2" w:name="_Toc4288"/>
       <w:r>
         <w:t>1.1 主要特性</w:t>
       </w:r>
@@ -2752,7 +2933,7 @@
       <w:pPr>
         <w:pStyle w:val="2"/>
       </w:pPr>
-      <w:bookmarkStart w:id="3" w:name="_Toc31530"/>
+      <w:bookmarkStart w:id="3" w:name="_Toc14799"/>
       <w:r>
         <w:t>2. 功能说明</w:t>
       </w:r>
@@ -2762,7 +2943,7 @@
       <w:pPr>
         <w:pStyle w:val="3"/>
       </w:pPr>
-      <w:bookmarkStart w:id="4" w:name="_Toc16668"/>
+      <w:bookmarkStart w:id="4" w:name="_Toc1136"/>
       <w:r>
         <w:t>2.1 账套管理（Tab1）</w:t>
       </w:r>
@@ -3086,7 +3267,7 @@
       <w:pPr>
         <w:pStyle w:val="3"/>
       </w:pPr>
-      <w:bookmarkStart w:id="5" w:name="_Toc17841"/>
+      <w:bookmarkStart w:id="5" w:name="_Toc24913"/>
       <w:r>
         <w:t>2.2 工具箱（Tab2）</w:t>
       </w:r>
@@ -3135,12 +3316,6 @@
             <w:insideH w:val="single" w:color="auto" w:sz="4" w:space="0"/>
             <w:insideV w:val="single" w:color="auto" w:sz="4" w:space="0"/>
           </w:tblBorders>
-          <w:tblCellMar>
-            <w:top w:w="0" w:type="dxa"/>
-            <w:left w:w="10" w:type="dxa"/>
-            <w:bottom w:w="0" w:type="dxa"/>
-            <w:right w:w="10" w:type="dxa"/>
-          </w:tblCellMar>
         </w:tblPrEx>
         <w:trPr>
           <w:tblHeader/>
@@ -3242,16 +3417,46 @@
                 <w:sz w:val="22"/>
                 <w:szCs w:val="22"/>
               </w:rPr>
+              <w:fldChar w:fldCharType="begin"/>
+            </w:r>
+            <w:r>
+              <w:rPr>
+                <w:sz w:val="22"/>
+                <w:szCs w:val="22"/>
+              </w:rPr>
+              <w:instrText xml:space="preserve"> HYPERLINK \l "_4.1 跨库复制对象" </w:instrText>
+            </w:r>
+            <w:r>
+              <w:rPr>
+                <w:sz w:val="22"/>
+                <w:szCs w:val="22"/>
+              </w:rPr>
+              <w:fldChar w:fldCharType="separate"/>
+            </w:r>
+            <w:r>
+              <w:rPr>
+                <w:rStyle w:val="16"/>
+                <w:sz w:val="22"/>
+                <w:szCs w:val="22"/>
+              </w:rPr>
               <w:t>跨库复制</w:t>
             </w:r>
             <w:r>
               <w:rPr>
+                <w:rStyle w:val="16"/>
                 <w:rFonts w:hint="eastAsia"/>
                 <w:sz w:val="22"/>
                 <w:szCs w:val="22"/>
                 <w:lang w:val="en-US" w:eastAsia="zh-CN"/>
               </w:rPr>
               <w:t>数据库对象</w:t>
+            </w:r>
+            <w:r>
+              <w:rPr>
+                <w:sz w:val="22"/>
+                <w:szCs w:val="22"/>
+              </w:rPr>
+              <w:fldChar w:fldCharType="end"/>
             </w:r>
           </w:p>
         </w:tc>
@@ -3326,7 +3531,36 @@
                 <w:sz w:val="22"/>
                 <w:szCs w:val="22"/>
               </w:rPr>
+              <w:fldChar w:fldCharType="begin"/>
+            </w:r>
+            <w:r>
+              <w:rPr>
+                <w:sz w:val="22"/>
+                <w:szCs w:val="22"/>
+              </w:rPr>
+              <w:instrText xml:space="preserve"> HYPERLINK \l "_4.2 跨库复制Win表单" </w:instrText>
+            </w:r>
+            <w:r>
+              <w:rPr>
+                <w:sz w:val="22"/>
+                <w:szCs w:val="22"/>
+              </w:rPr>
+              <w:fldChar w:fldCharType="separate"/>
+            </w:r>
+            <w:r>
+              <w:rPr>
+                <w:rStyle w:val="16"/>
+                <w:sz w:val="22"/>
+                <w:szCs w:val="22"/>
+              </w:rPr>
               <w:t>跨库复制Win表单</w:t>
+            </w:r>
+            <w:r>
+              <w:rPr>
+                <w:sz w:val="22"/>
+                <w:szCs w:val="22"/>
+              </w:rPr>
+              <w:fldChar w:fldCharType="end"/>
             </w:r>
           </w:p>
         </w:tc>
@@ -3347,6 +3581,19 @@
                 <w:szCs w:val="22"/>
               </w:rPr>
               <w:t>通过OBJECTGUID复制Win表单到目标账套</w:t>
+            </w:r>
+            <w:r>
+              <w:t>，支持批量（用</w:t>
+            </w:r>
+            <w:r>
+              <w:rPr>
+                <w:rFonts w:hint="eastAsia"/>
+                <w:lang w:val="en-US" w:eastAsia="zh-CN"/>
+              </w:rPr>
+              <w:t>;</w:t>
+            </w:r>
+            <w:r>
+              <w:t>隔开）</w:t>
             </w:r>
           </w:p>
         </w:tc>
@@ -3385,7 +3632,36 @@
                 <w:sz w:val="22"/>
                 <w:szCs w:val="22"/>
               </w:rPr>
+              <w:fldChar w:fldCharType="begin"/>
+            </w:r>
+            <w:r>
+              <w:rPr>
+                <w:sz w:val="22"/>
+                <w:szCs w:val="22"/>
+              </w:rPr>
+              <w:instrText xml:space="preserve"> HYPERLINK \l "_4.3 跨库复制APP表单" </w:instrText>
+            </w:r>
+            <w:r>
+              <w:rPr>
+                <w:sz w:val="22"/>
+                <w:szCs w:val="22"/>
+              </w:rPr>
+              <w:fldChar w:fldCharType="separate"/>
+            </w:r>
+            <w:r>
+              <w:rPr>
+                <w:rStyle w:val="16"/>
+                <w:sz w:val="22"/>
+                <w:szCs w:val="22"/>
+              </w:rPr>
               <w:t>跨库复制APP表单</w:t>
+            </w:r>
+            <w:r>
+              <w:rPr>
+                <w:sz w:val="22"/>
+                <w:szCs w:val="22"/>
+              </w:rPr>
+              <w:fldChar w:fldCharType="end"/>
             </w:r>
           </w:p>
         </w:tc>
@@ -3407,6 +3683,9 @@
                 <w:szCs w:val="22"/>
               </w:rPr>
               <w:t>复制APP表单到目标账套</w:t>
+            </w:r>
+            <w:r>
+              <w:t>，支持批量（用分号隔开）</w:t>
             </w:r>
           </w:p>
         </w:tc>
@@ -3435,7 +3714,22 @@
           </w:tcPr>
           <w:p>
             <w:r>
+              <w:fldChar w:fldCharType="begin"/>
+            </w:r>
+            <w:r>
+              <w:instrText xml:space="preserve"> HYPERLINK \l "_4.4 跨库复制单据流转" </w:instrText>
+            </w:r>
+            <w:r>
+              <w:fldChar w:fldCharType="separate"/>
+            </w:r>
+            <w:r>
+              <w:rPr>
+                <w:rStyle w:val="16"/>
+              </w:rPr>
               <w:t>跨库复制单据流转</w:t>
+            </w:r>
+            <w:r>
+              <w:fldChar w:fldCharType="end"/>
             </w:r>
           </w:p>
         </w:tc>
@@ -3475,7 +3769,22 @@
           </w:tcPr>
           <w:p>
             <w:r>
+              <w:fldChar w:fldCharType="begin"/>
+            </w:r>
+            <w:r>
+              <w:instrText xml:space="preserve"> HYPERLINK \l "_4.5 跨库复制报表" </w:instrText>
+            </w:r>
+            <w:r>
+              <w:fldChar w:fldCharType="separate"/>
+            </w:r>
+            <w:r>
+              <w:rPr>
+                <w:rStyle w:val="16"/>
+              </w:rPr>
               <w:t>跨库复制报表</w:t>
+            </w:r>
+            <w:r>
+              <w:fldChar w:fldCharType="end"/>
             </w:r>
           </w:p>
         </w:tc>
@@ -3525,7 +3834,36 @@
                 <w:rFonts w:hint="eastAsia"/>
                 <w:lang w:val="en-US" w:eastAsia="zh-CN"/>
               </w:rPr>
+              <w:fldChar w:fldCharType="begin"/>
+            </w:r>
+            <w:r>
+              <w:rPr>
+                <w:rFonts w:hint="eastAsia"/>
+                <w:lang w:val="en-US" w:eastAsia="zh-CN"/>
+              </w:rPr>
+              <w:instrText xml:space="preserve"> HYPERLINK \l "_4.6 搜索后台表单" </w:instrText>
+            </w:r>
+            <w:r>
+              <w:rPr>
+                <w:rFonts w:hint="eastAsia"/>
+                <w:lang w:val="en-US" w:eastAsia="zh-CN"/>
+              </w:rPr>
+              <w:fldChar w:fldCharType="separate"/>
+            </w:r>
+            <w:r>
+              <w:rPr>
+                <w:rStyle w:val="16"/>
+                <w:rFonts w:hint="eastAsia"/>
+                <w:lang w:val="en-US" w:eastAsia="zh-CN"/>
+              </w:rPr>
               <w:t>搜索后台表单</w:t>
+            </w:r>
+            <w:r>
+              <w:rPr>
+                <w:rFonts w:hint="eastAsia"/>
+                <w:lang w:val="en-US" w:eastAsia="zh-CN"/>
+              </w:rPr>
+              <w:fldChar w:fldCharType="end"/>
             </w:r>
           </w:p>
         </w:tc>
@@ -3585,7 +3923,36 @@
                 <w:rFonts w:hint="eastAsia"/>
                 <w:lang w:val="en-US" w:eastAsia="zh-CN"/>
               </w:rPr>
+              <w:fldChar w:fldCharType="begin"/>
+            </w:r>
+            <w:r>
+              <w:rPr>
+                <w:rFonts w:hint="eastAsia"/>
+                <w:lang w:val="en-US" w:eastAsia="zh-CN"/>
+              </w:rPr>
+              <w:instrText xml:space="preserve"> HYPERLINK \l "_4.7 搜索前台菜单" </w:instrText>
+            </w:r>
+            <w:r>
+              <w:rPr>
+                <w:rFonts w:hint="eastAsia"/>
+                <w:lang w:val="en-US" w:eastAsia="zh-CN"/>
+              </w:rPr>
+              <w:fldChar w:fldCharType="separate"/>
+            </w:r>
+            <w:r>
+              <w:rPr>
+                <w:rStyle w:val="16"/>
+                <w:rFonts w:hint="eastAsia"/>
+                <w:lang w:val="en-US" w:eastAsia="zh-CN"/>
+              </w:rPr>
               <w:t>搜索前台菜单</w:t>
+            </w:r>
+            <w:r>
+              <w:rPr>
+                <w:rFonts w:hint="eastAsia"/>
+                <w:lang w:val="en-US" w:eastAsia="zh-CN"/>
+              </w:rPr>
+              <w:fldChar w:fldCharType="end"/>
             </w:r>
           </w:p>
         </w:tc>
@@ -3611,6 +3978,196 @@
           </w:p>
         </w:tc>
       </w:tr>
+      <w:tr>
+        <w:tblPrEx>
+          <w:tblBorders>
+            <w:top w:val="single" w:color="auto" w:sz="4" w:space="0"/>
+            <w:left w:val="single" w:color="auto" w:sz="4" w:space="0"/>
+            <w:bottom w:val="single" w:color="auto" w:sz="4" w:space="0"/>
+            <w:right w:val="single" w:color="auto" w:sz="4" w:space="0"/>
+            <w:insideH w:val="single" w:color="auto" w:sz="4" w:space="0"/>
+            <w:insideV w:val="single" w:color="auto" w:sz="4" w:space="0"/>
+          </w:tblBorders>
+          <w:tblCellMar>
+            <w:top w:w="0" w:type="dxa"/>
+            <w:left w:w="10" w:type="dxa"/>
+            <w:bottom w:w="0" w:type="dxa"/>
+            <w:right w:w="10" w:type="dxa"/>
+          </w:tblCellMar>
+        </w:tblPrEx>
+        <w:tc>
+          <w:tcPr>
+            <w:tcW w:w="2400" w:type="dxa"/>
+            <w:shd w:val="clear" w:color="auto" w:fill="F5F5F5"/>
+          </w:tcPr>
+          <w:p>
+            <w:pPr>
+              <w:rPr>
+                <w:rFonts w:hint="default"/>
+                <w:lang w:val="en-US" w:eastAsia="zh-CN"/>
+              </w:rPr>
+            </w:pPr>
+            <w:r>
+              <w:rPr>
+                <w:rFonts w:hint="eastAsia"/>
+                <w:lang w:val="en-US" w:eastAsia="zh-CN"/>
+              </w:rPr>
+              <w:fldChar w:fldCharType="begin"/>
+            </w:r>
+            <w:r>
+              <w:rPr>
+                <w:rFonts w:hint="eastAsia"/>
+                <w:lang w:val="en-US" w:eastAsia="zh-CN"/>
+              </w:rPr>
+              <w:instrText xml:space="preserve"> HYPERLINK \l "_4.8 跨库复制WEB看板" </w:instrText>
+            </w:r>
+            <w:r>
+              <w:rPr>
+                <w:rFonts w:hint="eastAsia"/>
+                <w:lang w:val="en-US" w:eastAsia="zh-CN"/>
+              </w:rPr>
+              <w:fldChar w:fldCharType="separate"/>
+            </w:r>
+            <w:r>
+              <w:rPr>
+                <w:rStyle w:val="16"/>
+                <w:rFonts w:hint="eastAsia"/>
+                <w:lang w:val="en-US" w:eastAsia="zh-CN"/>
+              </w:rPr>
+              <w:t>复制web看板</w:t>
+            </w:r>
+            <w:r>
+              <w:rPr>
+                <w:rFonts w:hint="eastAsia"/>
+                <w:lang w:val="en-US" w:eastAsia="zh-CN"/>
+              </w:rPr>
+              <w:fldChar w:fldCharType="end"/>
+            </w:r>
+          </w:p>
+        </w:tc>
+        <w:tc>
+          <w:tcPr>
+            <w:tcW w:w="6960" w:type="dxa"/>
+            <w:shd w:val="clear" w:color="auto" w:fill="F5F5F5"/>
+          </w:tcPr>
+          <w:p>
+            <w:pPr>
+              <w:rPr>
+                <w:rFonts w:hint="eastAsia"/>
+                <w:lang w:val="en-US" w:eastAsia="zh-CN"/>
+              </w:rPr>
+            </w:pPr>
+            <w:r>
+              <w:t>通过CODE复制</w:t>
+            </w:r>
+            <w:r>
+              <w:rPr>
+                <w:rFonts w:hint="eastAsia"/>
+                <w:lang w:val="en-US" w:eastAsia="zh-CN"/>
+              </w:rPr>
+              <w:t>web看板</w:t>
+            </w:r>
+            <w:r>
+              <w:t>到目标账套，支持批量（用分号隔开）</w:t>
+            </w:r>
+          </w:p>
+        </w:tc>
+      </w:tr>
+      <w:tr>
+        <w:tblPrEx>
+          <w:tblBorders>
+            <w:top w:val="single" w:color="auto" w:sz="4" w:space="0"/>
+            <w:left w:val="single" w:color="auto" w:sz="4" w:space="0"/>
+            <w:bottom w:val="single" w:color="auto" w:sz="4" w:space="0"/>
+            <w:right w:val="single" w:color="auto" w:sz="4" w:space="0"/>
+            <w:insideH w:val="single" w:color="auto" w:sz="4" w:space="0"/>
+            <w:insideV w:val="single" w:color="auto" w:sz="4" w:space="0"/>
+          </w:tblBorders>
+          <w:tblCellMar>
+            <w:top w:w="0" w:type="dxa"/>
+            <w:left w:w="10" w:type="dxa"/>
+            <w:bottom w:w="0" w:type="dxa"/>
+            <w:right w:w="10" w:type="dxa"/>
+          </w:tblCellMar>
+        </w:tblPrEx>
+        <w:tc>
+          <w:tcPr>
+            <w:tcW w:w="2400" w:type="dxa"/>
+            <w:shd w:val="clear" w:color="auto" w:fill="F5F5F5"/>
+          </w:tcPr>
+          <w:p>
+            <w:pPr>
+              <w:rPr>
+                <w:rFonts w:hint="default"/>
+                <w:lang w:val="en-US" w:eastAsia="zh-CN"/>
+              </w:rPr>
+            </w:pPr>
+            <w:r>
+              <w:rPr>
+                <w:rFonts w:hint="eastAsia"/>
+                <w:lang w:val="en-US" w:eastAsia="zh-CN"/>
+              </w:rPr>
+              <w:fldChar w:fldCharType="begin"/>
+            </w:r>
+            <w:r>
+              <w:rPr>
+                <w:rFonts w:hint="eastAsia"/>
+                <w:lang w:val="en-US" w:eastAsia="zh-CN"/>
+              </w:rPr>
+              <w:instrText xml:space="preserve"> HYPERLINK \l "_4.9 跨库复制移动看板" </w:instrText>
+            </w:r>
+            <w:r>
+              <w:rPr>
+                <w:rFonts w:hint="eastAsia"/>
+                <w:lang w:val="en-US" w:eastAsia="zh-CN"/>
+              </w:rPr>
+              <w:fldChar w:fldCharType="separate"/>
+            </w:r>
+            <w:r>
+              <w:rPr>
+                <w:rStyle w:val="16"/>
+                <w:rFonts w:hint="eastAsia"/>
+                <w:lang w:val="en-US" w:eastAsia="zh-CN"/>
+              </w:rPr>
+              <w:t>复制移动看板</w:t>
+            </w:r>
+            <w:r>
+              <w:rPr>
+                <w:rFonts w:hint="eastAsia"/>
+                <w:lang w:val="en-US" w:eastAsia="zh-CN"/>
+              </w:rPr>
+              <w:fldChar w:fldCharType="end"/>
+            </w:r>
+          </w:p>
+        </w:tc>
+        <w:tc>
+          <w:tcPr>
+            <w:tcW w:w="6960" w:type="dxa"/>
+            <w:shd w:val="clear" w:color="auto" w:fill="F5F5F5"/>
+          </w:tcPr>
+          <w:p>
+            <w:pPr>
+              <w:rPr>
+                <w:rFonts w:hint="eastAsia"/>
+                <w:lang w:val="en-US" w:eastAsia="zh-CN"/>
+              </w:rPr>
+            </w:pPr>
+            <w:r>
+              <w:t>通过CODE复制</w:t>
+            </w:r>
+            <w:r>
+              <w:rPr>
+                <w:rFonts w:hint="eastAsia"/>
+                <w:lang w:val="en-US" w:eastAsia="zh-CN"/>
+              </w:rPr>
+              <w:t>移动看板</w:t>
+            </w:r>
+            <w:r>
+              <w:t>到目标账套，支持批量（用分号隔开）</w:t>
+            </w:r>
+          </w:p>
+        </w:tc>
+      </w:tr>
     </w:tbl>
     <w:p>
       <w:pPr>
@@ -3621,7 +4178,7 @@
       <w:pPr>
         <w:pStyle w:val="2"/>
       </w:pPr>
-      <w:bookmarkStart w:id="6" w:name="_Toc22430"/>
+      <w:bookmarkStart w:id="6" w:name="_Toc10699"/>
       <w:r>
         <w:t>3. 账套管理</w:t>
       </w:r>
@@ -3631,7 +4188,7 @@
       <w:pPr>
         <w:pStyle w:val="3"/>
       </w:pPr>
-      <w:bookmarkStart w:id="7" w:name="_Toc6659"/>
+      <w:bookmarkStart w:id="7" w:name="_Toc12986"/>
       <w:r>
         <w:t>3.1 添加账套</w:t>
       </w:r>
@@ -3763,7 +4320,7 @@
       <w:pPr>
         <w:pStyle w:val="3"/>
       </w:pPr>
-      <w:bookmarkStart w:id="8" w:name="_Toc9409"/>
+      <w:bookmarkStart w:id="8" w:name="_Toc12747"/>
       <w:r>
         <w:t>3.2 账套数据存储</w:t>
       </w:r>
@@ -3781,7 +4338,7 @@
       <w:pPr>
         <w:pStyle w:val="3"/>
       </w:pPr>
-      <w:bookmarkStart w:id="9" w:name="_Toc8050"/>
+      <w:bookmarkStart w:id="9" w:name="_Toc25647"/>
       <w:r>
         <w:t>3.3 启动账套</w:t>
       </w:r>
@@ -3819,7 +4376,7 @@
           <w:lang w:val="en-US" w:eastAsia="zh-CN"/>
         </w:rPr>
       </w:pPr>
-      <w:bookmarkStart w:id="10" w:name="_Toc27791"/>
+      <w:bookmarkStart w:id="10" w:name="_Toc1707"/>
       <w:r>
         <w:t>3.</w:t>
       </w:r>
@@ -3894,7 +4451,7 @@
           <w:lang w:val="en-US" w:eastAsia="zh-CN"/>
         </w:rPr>
       </w:pPr>
-      <w:bookmarkStart w:id="11" w:name="_Toc25562"/>
+      <w:bookmarkStart w:id="11" w:name="_Toc22762"/>
       <w:r>
         <w:t>3.</w:t>
       </w:r>
@@ -3969,7 +4526,7 @@
           <w:lang w:val="en-US" w:eastAsia="zh-CN"/>
         </w:rPr>
       </w:pPr>
-      <w:bookmarkStart w:id="12" w:name="_Toc24455"/>
+      <w:bookmarkStart w:id="12" w:name="_Toc16648"/>
       <w:r>
         <w:t>3.</w:t>
       </w:r>
@@ -4084,7 +4641,7 @@
       <w:pPr>
         <w:pStyle w:val="2"/>
       </w:pPr>
-      <w:bookmarkStart w:id="13" w:name="_Toc3972"/>
+      <w:bookmarkStart w:id="13" w:name="_Toc2130"/>
       <w:r>
         <w:t>4. 工具箱使用</w:t>
       </w:r>
@@ -4098,7 +4655,8 @@
           <w:lang w:eastAsia="zh-CN"/>
         </w:rPr>
       </w:pPr>
-      <w:bookmarkStart w:id="14" w:name="_Toc32622"/>
+      <w:bookmarkStart w:id="14" w:name="_Toc7927"/>
+      <w:bookmarkStart w:id="15" w:name="_4.1 跨库复制对象"/>
       <w:r>
         <w:t>4.1 跨库复制</w:t>
       </w:r>
@@ -4111,6 +4669,7 @@
       </w:r>
       <w:bookmarkEnd w:id="14"/>
     </w:p>
+    <w:bookmarkEnd w:id="15"/>
     <w:p>
       <w:pPr>
         <w:spacing w:after="120"/>
@@ -4181,6 +4740,7 @@
       <w:pPr>
         <w:pStyle w:val="18"/>
         <w:numPr>
+          <w:ilvl w:val="0"/>
           <w:numId w:val="0"/>
         </w:numPr>
         <w:ind w:left="360" w:leftChars="0"/>
@@ -4200,9 +4760,14 @@
       <w:pPr>
         <w:pStyle w:val="18"/>
         <w:numPr>
+          <w:ilvl w:val="0"/>
           <w:numId w:val="0"/>
         </w:numPr>
         <w:ind w:left="360" w:leftChars="0"/>
+        <w:rPr>
+          <w:rFonts w:hint="default" w:eastAsia="微软雅黑"/>
+          <w:lang w:val="en-US" w:eastAsia="zh-CN"/>
+        </w:rPr>
       </w:pPr>
       <w:r>
         <w:rPr>
@@ -4213,12 +4778,28 @@
       </w:r>
       <w:r>
         <w:t>点击“选择账套”按钮，从账套列表中选择源/目标账套（支持拼音首字母搜索）</w:t>
+      </w:r>
+      <w:r>
+        <w:rPr>
+          <w:rFonts w:hint="eastAsia"/>
+          <w:lang w:eastAsia="zh-CN"/>
+        </w:rPr>
+        <w:t>，</w:t>
+      </w:r>
+      <w:r>
+        <w:rPr>
+          <w:rFonts w:hint="eastAsia"/>
+          <w:color w:val="E46C0A" w:themeColor="accent6" w:themeShade="BF"/>
+          <w:lang w:val="en-US" w:eastAsia="zh-CN"/>
+        </w:rPr>
+        <w:t>支持快捷键 Ctrl+S 选择源数据库信息，Ctrl+D 选择目标数据库信息</w:t>
       </w:r>
     </w:p>
     <w:p>
       <w:pPr>
         <w:pStyle w:val="18"/>
         <w:numPr>
+          <w:ilvl w:val="0"/>
           <w:numId w:val="0"/>
         </w:numPr>
         <w:ind w:left="360" w:leftChars="0"/>
@@ -4238,6 +4819,7 @@
       <w:pPr>
         <w:pStyle w:val="18"/>
         <w:numPr>
+          <w:ilvl w:val="0"/>
           <w:numId w:val="0"/>
         </w:numPr>
         <w:ind w:left="360" w:leftChars="0"/>
@@ -4258,6 +4840,7 @@
       <w:pPr>
         <w:pStyle w:val="18"/>
         <w:numPr>
+          <w:ilvl w:val="0"/>
           <w:numId w:val="0"/>
         </w:numPr>
         <w:ind w:left="360" w:leftChars="0"/>
@@ -4298,6 +4881,7 @@
       <w:pPr>
         <w:pStyle w:val="18"/>
         <w:numPr>
+          <w:ilvl w:val="0"/>
           <w:numId w:val="0"/>
         </w:numPr>
         <w:ind w:left="360" w:leftChars="0"/>
@@ -4318,9 +4902,14 @@
       <w:pPr>
         <w:pStyle w:val="18"/>
         <w:numPr>
+          <w:ilvl w:val="0"/>
           <w:numId w:val="0"/>
         </w:numPr>
         <w:ind w:left="360" w:leftChars="0"/>
+        <w:rPr>
+          <w:rFonts w:hint="default" w:eastAsia="微软雅黑"/>
+          <w:lang w:val="en-US" w:eastAsia="zh-CN"/>
+        </w:rPr>
       </w:pPr>
       <w:r>
         <w:rPr>
@@ -4332,17 +4921,34 @@
       <w:r>
         <w:t>点击“确认”开始复制</w:t>
       </w:r>
+      <w:r>
+        <w:rPr>
+          <w:rFonts w:hint="eastAsia"/>
+          <w:lang w:val="en-US" w:eastAsia="zh-CN"/>
+        </w:rPr>
+        <w:t xml:space="preserve"> </w:t>
+      </w:r>
+      <w:r>
+        <w:rPr>
+          <w:rFonts w:hint="eastAsia"/>
+          <w:color w:val="E46C0A" w:themeColor="accent6" w:themeShade="BF"/>
+          <w:lang w:val="en-US" w:eastAsia="zh-CN"/>
+        </w:rPr>
+        <w:t xml:space="preserve"> (支持快捷键Enter 确认，ESC取消。注意所有窗体都支持这两个快捷键)</w:t>
+      </w:r>
     </w:p>
     <w:p>
       <w:pPr>
         <w:pStyle w:val="3"/>
       </w:pPr>
-      <w:bookmarkStart w:id="15" w:name="_Toc13633"/>
+      <w:bookmarkStart w:id="16" w:name="_Toc4908"/>
+      <w:bookmarkStart w:id="17" w:name="_4.2 跨库复制Win表单"/>
       <w:r>
         <w:t>4.2 跨库复制Win表单</w:t>
       </w:r>
-      <w:bookmarkEnd w:id="15"/>
-    </w:p>
+      <w:bookmarkEnd w:id="16"/>
+    </w:p>
+    <w:bookmarkEnd w:id="17"/>
     <w:p>
       <w:pPr>
         <w:spacing w:after="120"/>
@@ -4358,9 +4964,9 @@
       <w:r>
         <w:drawing>
           <wp:inline distT="0" distB="0" distL="114300" distR="114300">
-            <wp:extent cx="4828540" cy="4316095"/>
-            <wp:effectExtent l="0" t="0" r="7620" b="1905"/>
-            <wp:docPr id="6" name="图片 5"/>
+            <wp:extent cx="6188075" cy="4939665"/>
+            <wp:effectExtent l="0" t="0" r="8255" b="4445"/>
+            <wp:docPr id="6" name="图片 1"/>
             <wp:cNvGraphicFramePr>
               <a:graphicFrameLocks xmlns:a="http://schemas.openxmlformats.org/drawingml/2006/main" noChangeAspect="1"/>
             </wp:cNvGraphicFramePr>
@@ -4368,7 +4974,7 @@
               <a:graphicData uri="http://schemas.openxmlformats.org/drawingml/2006/picture">
                 <pic:pic xmlns:pic="http://schemas.openxmlformats.org/drawingml/2006/picture">
                   <pic:nvPicPr>
-                    <pic:cNvPr id="6" name="图片 5"/>
+                    <pic:cNvPr id="6" name="图片 1"/>
                     <pic:cNvPicPr>
                       <a:picLocks noChangeAspect="1"/>
                     </pic:cNvPicPr>
@@ -4382,7 +4988,7 @@
                   <pic:spPr>
                     <a:xfrm>
                       <a:off x="0" y="0"/>
-                      <a:ext cx="4828540" cy="4316095"/>
+                      <a:ext cx="6188075" cy="4939665"/>
                     </a:xfrm>
                     <a:prstGeom prst="rect">
                       <a:avLst/>
@@ -4403,6 +5009,7 @@
       <w:pPr>
         <w:pStyle w:val="18"/>
         <w:numPr>
+          <w:ilvl w:val="0"/>
           <w:numId w:val="0"/>
         </w:numPr>
         <w:ind w:left="360" w:leftChars="0"/>
@@ -4416,74 +5023,6 @@
       </w:r>
       <w:r>
         <w:t>弹出操作窗体，左右两侧分别显示源数据库和目标数据库区域</w:t>
-      </w:r>
-    </w:p>
-    <w:p>
-      <w:pPr>
-        <w:pStyle w:val="18"/>
-        <w:numPr>
-          <w:numId w:val="0"/>
-        </w:numPr>
-        <w:ind w:left="360" w:leftChars="0"/>
-      </w:pPr>
-      <w:r>
-        <w:rPr>
-          <w:rFonts w:hint="eastAsia"/>
-          <w:lang w:val="en-US" w:eastAsia="zh-CN"/>
-        </w:rPr>
-        <w:t>2.</w:t>
-      </w:r>
-      <w:r>
-        <w:t>点击“选择账套”按钮，从账套列表中选择源/目标账套（支持拼音首字母搜索）</w:t>
-      </w:r>
-    </w:p>
-    <w:p>
-      <w:pPr>
-        <w:pStyle w:val="18"/>
-        <w:numPr>
-          <w:numId w:val="0"/>
-        </w:numPr>
-        <w:ind w:left="360" w:leftChars="0"/>
-      </w:pPr>
-      <w:r>
-        <w:rPr>
-          <w:rFonts w:hint="eastAsia"/>
-          <w:lang w:val="en-US" w:eastAsia="zh-CN"/>
-        </w:rPr>
-        <w:t>3.</w:t>
-      </w:r>
-      <w:r>
-        <w:t>也可手动输入数据库地址、用户名、密码</w:t>
-      </w:r>
-    </w:p>
-    <w:p>
-      <w:pPr>
-        <w:pStyle w:val="18"/>
-        <w:numPr>
-          <w:numId w:val="0"/>
-        </w:numPr>
-        <w:ind w:left="360" w:leftChars="0"/>
-        <w:rPr>
-          <w:rFonts w:hint="eastAsia"/>
-          <w:lang w:val="en-US" w:eastAsia="zh-CN"/>
-        </w:rPr>
-      </w:pPr>
-      <w:r>
-        <w:rPr>
-          <w:rFonts w:hint="eastAsia"/>
-          <w:lang w:val="en-US" w:eastAsia="zh-CN"/>
-        </w:rPr>
-        <w:t>4.</w:t>
-      </w:r>
-      <w:r>
-        <w:t>在下方多行文本框中输入要复制的Win表单OBJECTGUID，</w:t>
-      </w:r>
-      <w:r>
-        <w:rPr>
-          <w:rFonts w:hint="eastAsia"/>
-          <w:lang w:val="en-US" w:eastAsia="zh-CN"/>
-        </w:rPr>
-        <w:t>如多个用英文分号隔开</w:t>
       </w:r>
     </w:p>
     <w:p>
@@ -4494,46 +5033,144 @@
           <w:numId w:val="0"/>
         </w:numPr>
         <w:ind w:left="360" w:leftChars="0"/>
-        <w:rPr>
-          <w:rFonts w:hint="default"/>
-          <w:lang w:val="en-US" w:eastAsia="zh-CN"/>
-        </w:rPr>
-      </w:pPr>
-      <w:r>
-        <w:rPr>
-          <w:rFonts w:hint="eastAsia"/>
-          <w:lang w:val="en-US" w:eastAsia="zh-CN"/>
-        </w:rPr>
-        <w:t>5.选择是否删除已存在表单，如勾选目标库中存在表单则会先删除再创建，如未勾选若存在则会跳过</w:t>
+      </w:pPr>
+      <w:r>
+        <w:rPr>
+          <w:rFonts w:hint="eastAsia"/>
+          <w:lang w:val="en-US" w:eastAsia="zh-CN"/>
+        </w:rPr>
+        <w:t>2.</w:t>
+      </w:r>
+      <w:r>
+        <w:t>点击“选择账套”按钮，从账套列表中选择源/目标账套（支持拼音首字母搜索）</w:t>
       </w:r>
     </w:p>
     <w:p>
       <w:pPr>
         <w:pStyle w:val="18"/>
         <w:numPr>
+          <w:ilvl w:val="0"/>
           <w:numId w:val="0"/>
         </w:numPr>
         <w:ind w:left="360" w:leftChars="0"/>
-        <w:rPr>
-          <w:rFonts w:hint="default"/>
-          <w:lang w:val="en-US" w:eastAsia="zh-CN"/>
-        </w:rPr>
-      </w:pPr>
-      <w:r>
-        <w:rPr>
-          <w:rFonts w:hint="eastAsia"/>
-          <w:lang w:val="en-US" w:eastAsia="zh-CN"/>
-        </w:rPr>
-        <w:t>6.选择是否复制存储过程，如勾选则会复制配置标准存储过程，如审核、反审、删除</w:t>
+      </w:pPr>
+      <w:r>
+        <w:rPr>
+          <w:rFonts w:hint="eastAsia"/>
+          <w:lang w:val="en-US" w:eastAsia="zh-CN"/>
+        </w:rPr>
+        <w:t>3.</w:t>
+      </w:r>
+      <w:r>
+        <w:t>也可手动输入数据库地址、用户名、密码</w:t>
       </w:r>
     </w:p>
     <w:p>
       <w:pPr>
         <w:pStyle w:val="18"/>
         <w:numPr>
+          <w:ilvl w:val="0"/>
           <w:numId w:val="0"/>
         </w:numPr>
         <w:ind w:left="360" w:leftChars="0"/>
+        <w:rPr>
+          <w:rFonts w:hint="eastAsia"/>
+          <w:lang w:val="en-US" w:eastAsia="zh-CN"/>
+        </w:rPr>
+      </w:pPr>
+      <w:r>
+        <w:rPr>
+          <w:rFonts w:hint="eastAsia"/>
+          <w:lang w:val="en-US" w:eastAsia="zh-CN"/>
+        </w:rPr>
+        <w:t>4.</w:t>
+      </w:r>
+      <w:r>
+        <w:t>在下方多行文本框中输入要复制的Win表单OBJECTGUID，</w:t>
+      </w:r>
+      <w:r>
+        <w:rPr>
+          <w:rFonts w:hint="eastAsia"/>
+          <w:lang w:val="en-US" w:eastAsia="zh-CN"/>
+        </w:rPr>
+        <w:t>如多个用英文分号隔开；</w:t>
+      </w:r>
+    </w:p>
+    <w:p>
+      <w:pPr>
+        <w:pStyle w:val="18"/>
+        <w:numPr>
+          <w:ilvl w:val="0"/>
+          <w:numId w:val="0"/>
+        </w:numPr>
+        <w:ind w:left="360" w:leftChars="0"/>
+        <w:rPr>
+          <w:rFonts w:hint="default"/>
+          <w:lang w:val="en-US" w:eastAsia="zh-CN"/>
+        </w:rPr>
+      </w:pPr>
+      <w:r>
+        <w:rPr>
+          <w:rFonts w:hint="eastAsia"/>
+          <w:lang w:val="en-US" w:eastAsia="zh-CN"/>
+        </w:rPr>
+        <w:t>也可以通过下方搜索区域根据名称和代码搜索，搜索后单击选中，支持Ctrl+鼠标左键、Shift+鼠标左键 多选。选择完后单击添加选中项，可以把选中win表单OBJECTGUID自动填充至上方区域。</w:t>
+      </w:r>
+    </w:p>
+    <w:p>
+      <w:pPr>
+        <w:pStyle w:val="18"/>
+        <w:numPr>
+          <w:ilvl w:val="0"/>
+          <w:numId w:val="0"/>
+        </w:numPr>
+        <w:ind w:left="360" w:leftChars="0"/>
+        <w:rPr>
+          <w:rFonts w:hint="default"/>
+          <w:lang w:val="en-US" w:eastAsia="zh-CN"/>
+        </w:rPr>
+      </w:pPr>
+      <w:r>
+        <w:rPr>
+          <w:rFonts w:hint="eastAsia"/>
+          <w:lang w:val="en-US" w:eastAsia="zh-CN"/>
+        </w:rPr>
+        <w:t>5.选择是否删除已存在表单，如勾选目标库中存在表单则会先删除再创建，如未勾选若存在则会跳过</w:t>
+      </w:r>
+    </w:p>
+    <w:p>
+      <w:pPr>
+        <w:pStyle w:val="18"/>
+        <w:numPr>
+          <w:ilvl w:val="0"/>
+          <w:numId w:val="0"/>
+        </w:numPr>
+        <w:ind w:left="360" w:leftChars="0"/>
+        <w:rPr>
+          <w:rFonts w:hint="default"/>
+          <w:lang w:val="en-US" w:eastAsia="zh-CN"/>
+        </w:rPr>
+      </w:pPr>
+      <w:r>
+        <w:rPr>
+          <w:rFonts w:hint="eastAsia"/>
+          <w:lang w:val="en-US" w:eastAsia="zh-CN"/>
+        </w:rPr>
+        <w:t>6.选择是否复制存储过程，如勾选则会复制配置标准存储过程，如审核、反审、删除</w:t>
+      </w:r>
+    </w:p>
+    <w:p>
+      <w:pPr>
+        <w:pStyle w:val="18"/>
+        <w:numPr>
+          <w:ilvl w:val="0"/>
+          <w:numId w:val="0"/>
+        </w:numPr>
+        <w:ind w:left="360" w:leftChars="0"/>
+        <w:rPr>
+          <w:rFonts w:hint="eastAsia"/>
+          <w:lang w:eastAsia="zh-CN"/>
+        </w:rPr>
       </w:pPr>
       <w:r>
         <w:rPr>
@@ -4545,17 +5182,131 @@
       <w:r>
         <w:t>点击“确认”开始复制</w:t>
       </w:r>
+      <w:r>
+        <w:rPr>
+          <w:rFonts w:hint="eastAsia"/>
+          <w:lang w:eastAsia="zh-CN"/>
+        </w:rPr>
+        <w:t>（</w:t>
+      </w:r>
+      <w:r>
+        <w:rPr>
+          <w:rFonts w:hint="eastAsia"/>
+          <w:lang w:val="en-US" w:eastAsia="zh-CN"/>
+        </w:rPr>
+        <w:t>涉及表结构</w:t>
+      </w:r>
+      <w:r>
+        <w:rPr>
+          <w:rFonts w:hint="eastAsia" w:ascii="新宋体" w:hAnsi="新宋体" w:eastAsia="新宋体"/>
+          <w:color w:val="A31515"/>
+          <w:sz w:val="19"/>
+          <w:szCs w:val="24"/>
+        </w:rPr>
+        <w:t>S_OBJECT</w:t>
+      </w:r>
+      <w:r>
+        <w:rPr>
+          <w:rFonts w:hint="eastAsia" w:ascii="新宋体" w:hAnsi="新宋体" w:eastAsia="新宋体"/>
+          <w:color w:val="A31515"/>
+          <w:sz w:val="19"/>
+          <w:szCs w:val="24"/>
+          <w:lang w:eastAsia="zh-CN"/>
+        </w:rPr>
+        <w:t>、</w:t>
+      </w:r>
+      <w:r>
+        <w:rPr>
+          <w:rFonts w:hint="eastAsia" w:ascii="新宋体" w:hAnsi="新宋体" w:eastAsia="新宋体"/>
+          <w:color w:val="A31515"/>
+          <w:sz w:val="19"/>
+          <w:szCs w:val="24"/>
+        </w:rPr>
+        <w:t>S_CONTROL</w:t>
+      </w:r>
+      <w:r>
+        <w:rPr>
+          <w:rFonts w:hint="eastAsia" w:ascii="新宋体" w:hAnsi="新宋体" w:eastAsia="新宋体"/>
+          <w:color w:val="A31515"/>
+          <w:sz w:val="19"/>
+          <w:szCs w:val="24"/>
+          <w:lang w:eastAsia="zh-CN"/>
+        </w:rPr>
+        <w:t>、</w:t>
+      </w:r>
+      <w:r>
+        <w:rPr>
+          <w:rFonts w:hint="eastAsia" w:ascii="新宋体" w:hAnsi="新宋体" w:eastAsia="新宋体"/>
+          <w:color w:val="A31515"/>
+          <w:sz w:val="19"/>
+          <w:szCs w:val="24"/>
+        </w:rPr>
+        <w:t>S_DATA</w:t>
+      </w:r>
+      <w:r>
+        <w:rPr>
+          <w:rFonts w:hint="eastAsia" w:ascii="新宋体" w:hAnsi="新宋体" w:eastAsia="新宋体"/>
+          <w:color w:val="A31515"/>
+          <w:sz w:val="19"/>
+          <w:szCs w:val="24"/>
+          <w:lang w:eastAsia="zh-CN"/>
+        </w:rPr>
+        <w:t>、</w:t>
+      </w:r>
+      <w:r>
+        <w:rPr>
+          <w:rFonts w:hint="eastAsia" w:ascii="新宋体" w:hAnsi="新宋体" w:eastAsia="新宋体"/>
+          <w:color w:val="A31515"/>
+          <w:sz w:val="19"/>
+          <w:szCs w:val="24"/>
+        </w:rPr>
+        <w:t>S_OBJECTSTYLE</w:t>
+      </w:r>
+      <w:r>
+        <w:rPr>
+          <w:rFonts w:hint="eastAsia"/>
+          <w:lang w:eastAsia="zh-CN"/>
+        </w:rPr>
+        <w:t>）</w:t>
+      </w:r>
+    </w:p>
+    <w:p>
+      <w:pPr>
+        <w:pStyle w:val="18"/>
+        <w:numPr>
+          <w:ilvl w:val="0"/>
+          <w:numId w:val="0"/>
+        </w:numPr>
+        <w:ind w:left="360" w:leftChars="0"/>
+        <w:rPr>
+          <w:rFonts w:hint="default"/>
+          <w:color w:val="E46C0A" w:themeColor="accent6" w:themeShade="BF"/>
+          <w:highlight w:val="none"/>
+          <w:lang w:val="en-US"/>
+        </w:rPr>
+      </w:pPr>
+      <w:r>
+        <w:rPr>
+          <w:rFonts w:hint="eastAsia"/>
+          <w:color w:val="E46C0A" w:themeColor="accent6" w:themeShade="BF"/>
+          <w:highlight w:val="none"/>
+          <w:lang w:val="en-US" w:eastAsia="zh-CN"/>
+        </w:rPr>
+        <w:t>注：如果检测到表单中存在编码规则，及标准查询在目标库中不存在，也会一并复制</w:t>
+      </w:r>
     </w:p>
     <w:p>
       <w:pPr>
         <w:pStyle w:val="3"/>
       </w:pPr>
-      <w:bookmarkStart w:id="16" w:name="_Toc13188"/>
+      <w:bookmarkStart w:id="18" w:name="_Toc21775"/>
+      <w:bookmarkStart w:id="19" w:name="_4.3 跨库复制APP表单"/>
       <w:r>
         <w:t>4.3 跨库复制APP表单</w:t>
       </w:r>
-      <w:bookmarkEnd w:id="16"/>
-    </w:p>
+      <w:bookmarkEnd w:id="18"/>
+    </w:p>
+    <w:bookmarkEnd w:id="19"/>
     <w:p>
       <w:r>
         <w:t>此工具用于通过OBJECTGUID将APP表单从一个账套复制到另一个账套：</w:t>
@@ -4565,9 +5316,9 @@
       <w:r>
         <w:drawing>
           <wp:inline distT="0" distB="0" distL="114300" distR="114300">
-            <wp:extent cx="4504055" cy="3825875"/>
-            <wp:effectExtent l="0" t="0" r="8255" b="6350"/>
-            <wp:docPr id="7" name="图片 6"/>
+            <wp:extent cx="6179185" cy="5310505"/>
+            <wp:effectExtent l="0" t="0" r="6350" b="635"/>
+            <wp:docPr id="7" name="图片 2"/>
             <wp:cNvGraphicFramePr>
               <a:graphicFrameLocks xmlns:a="http://schemas.openxmlformats.org/drawingml/2006/main" noChangeAspect="1"/>
             </wp:cNvGraphicFramePr>
@@ -4575,7 +5326,7 @@
               <a:graphicData uri="http://schemas.openxmlformats.org/drawingml/2006/picture">
                 <pic:pic xmlns:pic="http://schemas.openxmlformats.org/drawingml/2006/picture">
                   <pic:nvPicPr>
-                    <pic:cNvPr id="7" name="图片 6"/>
+                    <pic:cNvPr id="7" name="图片 2"/>
                     <pic:cNvPicPr>
                       <a:picLocks noChangeAspect="1"/>
                     </pic:cNvPicPr>
@@ -4589,7 +5340,7 @@
                   <pic:spPr>
                     <a:xfrm>
                       <a:off x="0" y="0"/>
-                      <a:ext cx="4504055" cy="3825875"/>
+                      <a:ext cx="6179185" cy="5310505"/>
                     </a:xfrm>
                     <a:prstGeom prst="rect">
                       <a:avLst/>
@@ -4617,6 +5368,12 @@
       </w:r>
     </w:p>
     <w:p>
+      <w:pPr>
+        <w:rPr>
+          <w:rFonts w:hint="eastAsia"/>
+          <w:lang w:val="en-US" w:eastAsia="zh-CN"/>
+        </w:rPr>
+      </w:pPr>
       <w:r>
         <w:t>3. 在下方多行文本框中输入要复制的APP表单OBJECTGUID，</w:t>
       </w:r>
@@ -4635,6 +5392,26 @@
           <w:ilvl w:val="0"/>
           <w:numId w:val="0"/>
         </w:numPr>
+        <w:rPr>
+          <w:rFonts w:hint="eastAsia"/>
+          <w:lang w:val="en-US" w:eastAsia="zh-CN"/>
+        </w:rPr>
+      </w:pPr>
+      <w:r>
+        <w:rPr>
+          <w:rFonts w:hint="eastAsia"/>
+          <w:lang w:val="en-US" w:eastAsia="zh-CN"/>
+        </w:rPr>
+        <w:t>也可以通过下方搜索区域根据名称和代码搜索，搜索后单击选中，支持Ctrl+鼠标左键、Shift+鼠标左键 多选。选择完后单击添加选中项，可以把选中APP表单OBJECTGUID自动填充至上方区域。</w:t>
+      </w:r>
+    </w:p>
+    <w:p>
+      <w:pPr>
+        <w:pStyle w:val="18"/>
+        <w:numPr>
+          <w:ilvl w:val="0"/>
+          <w:numId w:val="0"/>
+        </w:numPr>
       </w:pPr>
       <w:r>
         <w:rPr>
@@ -4645,6 +5422,12 @@
       </w:r>
     </w:p>
     <w:p>
+      <w:pPr>
+        <w:rPr>
+          <w:rFonts w:hint="eastAsia" w:eastAsia="微软雅黑"/>
+          <w:lang w:val="en-US" w:eastAsia="zh-CN"/>
+        </w:rPr>
+      </w:pPr>
       <w:r>
         <w:rPr>
           <w:rFonts w:hint="eastAsia"/>
@@ -4654,6 +5437,112 @@
       </w:r>
       <w:r>
         <w:t>. 点击"确认"开始复制</w:t>
+      </w:r>
+      <w:r>
+        <w:rPr>
+          <w:rFonts w:hint="eastAsia"/>
+          <w:lang w:eastAsia="zh-CN"/>
+        </w:rPr>
+        <w:t>（</w:t>
+      </w:r>
+      <w:r>
+        <w:rPr>
+          <w:rFonts w:hint="eastAsia"/>
+          <w:lang w:val="en-US" w:eastAsia="zh-CN"/>
+        </w:rPr>
+        <w:t>涉及表结构</w:t>
+      </w:r>
+      <w:r>
+        <w:rPr>
+          <w:rFonts w:hint="eastAsia" w:ascii="新宋体" w:hAnsi="新宋体" w:eastAsia="新宋体"/>
+          <w:color w:val="A31515"/>
+          <w:sz w:val="19"/>
+          <w:szCs w:val="24"/>
+        </w:rPr>
+        <w:t>S_APP_OBJECT</w:t>
+      </w:r>
+      <w:r>
+        <w:rPr>
+          <w:rFonts w:hint="eastAsia" w:ascii="新宋体" w:hAnsi="新宋体" w:eastAsia="新宋体"/>
+          <w:color w:val="A31515"/>
+          <w:sz w:val="19"/>
+          <w:szCs w:val="24"/>
+          <w:lang w:eastAsia="zh-CN"/>
+        </w:rPr>
+        <w:t>、</w:t>
+      </w:r>
+      <w:r>
+        <w:rPr>
+          <w:rFonts w:hint="eastAsia" w:ascii="新宋体" w:hAnsi="新宋体" w:eastAsia="新宋体"/>
+          <w:color w:val="A31515"/>
+          <w:sz w:val="19"/>
+          <w:szCs w:val="24"/>
+        </w:rPr>
+        <w:t>S_APP_DATA</w:t>
+      </w:r>
+      <w:r>
+        <w:rPr>
+          <w:rFonts w:hint="eastAsia" w:ascii="新宋体" w:hAnsi="新宋体" w:eastAsia="新宋体"/>
+          <w:color w:val="A31515"/>
+          <w:sz w:val="19"/>
+          <w:szCs w:val="24"/>
+          <w:lang w:eastAsia="zh-CN"/>
+        </w:rPr>
+        <w:t>、</w:t>
+      </w:r>
+      <w:r>
+        <w:rPr>
+          <w:rFonts w:hint="eastAsia" w:ascii="新宋体" w:hAnsi="新宋体" w:eastAsia="新宋体"/>
+          <w:color w:val="A31515"/>
+          <w:sz w:val="19"/>
+          <w:szCs w:val="24"/>
+        </w:rPr>
+        <w:t>S_APP_CONTROL</w:t>
+      </w:r>
+      <w:r>
+        <w:rPr>
+          <w:rFonts w:hint="eastAsia" w:ascii="新宋体" w:hAnsi="新宋体" w:eastAsia="新宋体"/>
+          <w:color w:val="A31515"/>
+          <w:sz w:val="19"/>
+          <w:szCs w:val="24"/>
+          <w:lang w:eastAsia="zh-CN"/>
+        </w:rPr>
+        <w:t>、</w:t>
+      </w:r>
+      <w:r>
+        <w:rPr>
+          <w:rFonts w:hint="eastAsia" w:ascii="新宋体" w:hAnsi="新宋体" w:eastAsia="新宋体"/>
+          <w:color w:val="A31515"/>
+          <w:sz w:val="19"/>
+          <w:szCs w:val="24"/>
+        </w:rPr>
+        <w:t>S_APP_FILTER</w:t>
+      </w:r>
+      <w:r>
+        <w:rPr>
+          <w:rFonts w:hint="eastAsia" w:ascii="新宋体" w:hAnsi="新宋体" w:eastAsia="新宋体"/>
+          <w:color w:val="A31515"/>
+          <w:sz w:val="19"/>
+          <w:szCs w:val="24"/>
+          <w:lang w:eastAsia="zh-CN"/>
+        </w:rPr>
+        <w:t>、</w:t>
+      </w:r>
+      <w:r>
+        <w:rPr>
+          <w:rFonts w:hint="eastAsia" w:ascii="新宋体" w:hAnsi="新宋体" w:eastAsia="新宋体"/>
+          <w:color w:val="A31515"/>
+          <w:sz w:val="19"/>
+          <w:szCs w:val="24"/>
+        </w:rPr>
+        <w:t>S_APP_OBJECT_BACKGROUD</w:t>
+      </w:r>
+      <w:r>
+        <w:rPr>
+          <w:rFonts w:hint="eastAsia"/>
+          <w:lang w:eastAsia="zh-CN"/>
+        </w:rPr>
+        <w:t>）</w:t>
       </w:r>
     </w:p>
     <w:p/>
@@ -4662,12 +5551,14 @@
         <w:pStyle w:val="3"/>
         <w:bidi w:val="0"/>
       </w:pPr>
-      <w:bookmarkStart w:id="17" w:name="_Toc2104"/>
+      <w:bookmarkStart w:id="20" w:name="_Toc7955"/>
+      <w:bookmarkStart w:id="21" w:name="_4.4 跨库复制单据流转"/>
       <w:r>
         <w:t>4.4 跨库复制单据流转</w:t>
       </w:r>
-      <w:bookmarkEnd w:id="17"/>
-    </w:p>
+      <w:bookmarkEnd w:id="20"/>
+    </w:p>
+    <w:bookmarkEnd w:id="21"/>
     <w:p>
       <w:r>
         <w:t>此工具用于通过CODE将单据流转从一个账套复制到另一个账套：</w:t>
@@ -4677,9 +5568,9 @@
       <w:r>
         <w:drawing>
           <wp:inline distT="0" distB="0" distL="114300" distR="114300">
-            <wp:extent cx="3532505" cy="3158490"/>
-            <wp:effectExtent l="0" t="0" r="8255" b="4445"/>
-            <wp:docPr id="8" name="图片 7"/>
+            <wp:extent cx="6188710" cy="5276850"/>
+            <wp:effectExtent l="0" t="0" r="7620" b="1905"/>
+            <wp:docPr id="8" name="图片 3"/>
             <wp:cNvGraphicFramePr>
               <a:graphicFrameLocks xmlns:a="http://schemas.openxmlformats.org/drawingml/2006/main" noChangeAspect="1"/>
             </wp:cNvGraphicFramePr>
@@ -4687,7 +5578,7 @@
               <a:graphicData uri="http://schemas.openxmlformats.org/drawingml/2006/picture">
                 <pic:pic xmlns:pic="http://schemas.openxmlformats.org/drawingml/2006/picture">
                   <pic:nvPicPr>
-                    <pic:cNvPr id="8" name="图片 7"/>
+                    <pic:cNvPr id="8" name="图片 3"/>
                     <pic:cNvPicPr>
                       <a:picLocks noChangeAspect="1"/>
                     </pic:cNvPicPr>
@@ -4701,7 +5592,7 @@
                   <pic:spPr>
                     <a:xfrm>
                       <a:off x="0" y="0"/>
-                      <a:ext cx="3532505" cy="3158490"/>
+                      <a:ext cx="6188710" cy="5276850"/>
                     </a:xfrm>
                     <a:prstGeom prst="rect">
                       <a:avLst/>
@@ -4753,6 +5644,32 @@
           <w:rFonts w:hint="eastAsia"/>
           <w:lang w:val="en-US" w:eastAsia="zh-CN"/>
         </w:rPr>
+        <w:t>也可以通过下方搜索区域根据名称和代码搜索，搜索后单击选中，支持Ctrl+鼠标左键、Shift+鼠标左键 多选。选择完后单击添加选中项，可以把选中</w:t>
+      </w:r>
+      <w:r>
+        <w:t>单据流转CODE</w:t>
+      </w:r>
+      <w:r>
+        <w:rPr>
+          <w:rFonts w:hint="eastAsia"/>
+          <w:lang w:val="en-US" w:eastAsia="zh-CN"/>
+        </w:rPr>
+        <w:t>自动填充至上方区域。</w:t>
+      </w:r>
+    </w:p>
+    <w:p>
+      <w:pPr>
+        <w:pStyle w:val="18"/>
+        <w:numPr>
+          <w:ilvl w:val="0"/>
+          <w:numId w:val="0"/>
+        </w:numPr>
+      </w:pPr>
+      <w:r>
+        <w:rPr>
+          <w:rFonts w:hint="eastAsia"/>
+          <w:lang w:val="en-US" w:eastAsia="zh-CN"/>
+        </w:rPr>
         <w:t>4.选择是否删除已存在单据流转，如勾选目标库中存在单据流转则会先删除再创建，如未勾选若存在则会跳过</w:t>
       </w:r>
     </w:p>
@@ -4774,12 +5691,14 @@
         <w:pStyle w:val="3"/>
         <w:bidi w:val="0"/>
       </w:pPr>
-      <w:bookmarkStart w:id="18" w:name="_Toc20376"/>
+      <w:bookmarkStart w:id="22" w:name="_Toc4208"/>
+      <w:bookmarkStart w:id="23" w:name="_4.5 跨库复制报表"/>
       <w:r>
         <w:t>4.5 跨库复制报表</w:t>
       </w:r>
-      <w:bookmarkEnd w:id="18"/>
-    </w:p>
+      <w:bookmarkEnd w:id="22"/>
+    </w:p>
+    <w:bookmarkEnd w:id="23"/>
     <w:p>
       <w:r>
         <w:t>此工具用于通过CODE将报表从一个账套复制到另一个账套：</w:t>
@@ -4789,9 +5708,9 @@
       <w:r>
         <w:drawing>
           <wp:inline distT="0" distB="0" distL="114300" distR="114300">
-            <wp:extent cx="3174365" cy="2837815"/>
-            <wp:effectExtent l="0" t="0" r="10160" b="1270"/>
-            <wp:docPr id="9" name="图片 8"/>
+            <wp:extent cx="6181090" cy="4925060"/>
+            <wp:effectExtent l="0" t="0" r="4445" b="8255"/>
+            <wp:docPr id="9" name="图片 4"/>
             <wp:cNvGraphicFramePr>
               <a:graphicFrameLocks xmlns:a="http://schemas.openxmlformats.org/drawingml/2006/main" noChangeAspect="1"/>
             </wp:cNvGraphicFramePr>
@@ -4799,7 +5718,7 @@
               <a:graphicData uri="http://schemas.openxmlformats.org/drawingml/2006/picture">
                 <pic:pic xmlns:pic="http://schemas.openxmlformats.org/drawingml/2006/picture">
                   <pic:nvPicPr>
-                    <pic:cNvPr id="9" name="图片 8"/>
+                    <pic:cNvPr id="9" name="图片 4"/>
                     <pic:cNvPicPr>
                       <a:picLocks noChangeAspect="1"/>
                     </pic:cNvPicPr>
@@ -4813,7 +5732,7 @@
                   <pic:spPr>
                     <a:xfrm>
                       <a:off x="0" y="0"/>
-                      <a:ext cx="3174365" cy="2837815"/>
+                      <a:ext cx="6181090" cy="4925060"/>
                     </a:xfrm>
                     <a:prstGeom prst="rect">
                       <a:avLst/>
@@ -4865,6 +5784,32 @@
           <w:rFonts w:hint="eastAsia"/>
           <w:lang w:val="en-US" w:eastAsia="zh-CN"/>
         </w:rPr>
+        <w:t>也可以通过下方搜索区域根据名称和代码搜索，搜索后单击选中，支持Ctrl+鼠标左键、Shift+鼠标左键 多选。选择完后单击添加选中项，可以把选中报表</w:t>
+      </w:r>
+      <w:r>
+        <w:t>CODE</w:t>
+      </w:r>
+      <w:r>
+        <w:rPr>
+          <w:rFonts w:hint="eastAsia"/>
+          <w:lang w:val="en-US" w:eastAsia="zh-CN"/>
+        </w:rPr>
+        <w:t>自动填充至上方区域。</w:t>
+      </w:r>
+    </w:p>
+    <w:p>
+      <w:pPr>
+        <w:pStyle w:val="18"/>
+        <w:numPr>
+          <w:ilvl w:val="0"/>
+          <w:numId w:val="0"/>
+        </w:numPr>
+      </w:pPr>
+      <w:r>
+        <w:rPr>
+          <w:rFonts w:hint="eastAsia"/>
+          <w:lang w:val="en-US" w:eastAsia="zh-CN"/>
+        </w:rPr>
         <w:t>4.选择是否删除已存在报表，如勾选目标库中存在报表则会先删除再创建，如未勾选若存在则会跳过</w:t>
       </w:r>
     </w:p>
@@ -4890,7 +5835,8 @@
           <w:lang w:val="en-US" w:eastAsia="zh-CN"/>
         </w:rPr>
       </w:pPr>
-      <w:bookmarkStart w:id="19" w:name="_Toc19765"/>
+      <w:bookmarkStart w:id="24" w:name="_Toc4812"/>
+      <w:bookmarkStart w:id="25" w:name="_4.6 搜索后台表单"/>
       <w:r>
         <w:rPr>
           <w:rFonts w:hint="eastAsia"/>
@@ -4898,8 +5844,9 @@
         </w:rPr>
         <w:t>4.6 搜索后台表单</w:t>
       </w:r>
-      <w:bookmarkEnd w:id="19"/>
-    </w:p>
+      <w:bookmarkEnd w:id="24"/>
+    </w:p>
+    <w:bookmarkEnd w:id="25"/>
     <w:p>
       <w:r>
         <w:t>此工具用于通过</w:t>
@@ -4996,7 +5943,7 @@
           <w:rFonts w:hint="eastAsia"/>
           <w:lang w:val="en-US" w:eastAsia="zh-CN"/>
         </w:rPr>
-        <w:t>2. 数据表单名称关键字</w:t>
+        <w:t>2. 输入表单名称关键字</w:t>
       </w:r>
     </w:p>
     <w:p>
@@ -5031,7 +5978,8 @@
           <w:lang w:val="en-US" w:eastAsia="zh-CN"/>
         </w:rPr>
       </w:pPr>
-      <w:bookmarkStart w:id="20" w:name="_Toc11411"/>
+      <w:bookmarkStart w:id="26" w:name="_Toc31309"/>
+      <w:bookmarkStart w:id="27" w:name="_4.7 搜索前台菜单"/>
       <w:r>
         <w:rPr>
           <w:rFonts w:hint="eastAsia"/>
@@ -5039,8 +5987,9 @@
         </w:rPr>
         <w:t>4.7 搜索前台菜单</w:t>
       </w:r>
-      <w:bookmarkEnd w:id="20"/>
-    </w:p>
+      <w:bookmarkEnd w:id="26"/>
+    </w:p>
+    <w:bookmarkEnd w:id="27"/>
     <w:p>
       <w:r>
         <w:t>此工具用于通过</w:t>
@@ -5139,7 +6088,7 @@
           <w:rFonts w:hint="eastAsia"/>
           <w:lang w:val="en-US" w:eastAsia="zh-CN"/>
         </w:rPr>
-        <w:t>2. 数据菜单名称关键字</w:t>
+        <w:t>2. 输入菜单名称关键字</w:t>
       </w:r>
     </w:p>
     <w:p>
@@ -5160,6 +6109,616 @@
     <w:p>
       <w:pPr>
         <w:rPr>
+          <w:rFonts w:hint="eastAsia"/>
+          <w:lang w:val="en-US" w:eastAsia="zh-CN"/>
+        </w:rPr>
+      </w:pPr>
+    </w:p>
+    <w:p>
+      <w:pPr>
+        <w:pStyle w:val="3"/>
+        <w:rPr>
+          <w:rFonts w:hint="default" w:eastAsia="微软雅黑"/>
+          <w:lang w:val="en-US" w:eastAsia="zh-CN"/>
+        </w:rPr>
+      </w:pPr>
+      <w:bookmarkStart w:id="28" w:name="_Toc25149"/>
+      <w:bookmarkStart w:id="29" w:name="_4.8 跨库复制WEB看板"/>
+      <w:r>
+        <w:t>4.</w:t>
+      </w:r>
+      <w:r>
+        <w:rPr>
+          <w:rFonts w:hint="eastAsia"/>
+          <w:lang w:val="en-US" w:eastAsia="zh-CN"/>
+        </w:rPr>
+        <w:t>8</w:t>
+      </w:r>
+      <w:r>
+        <w:t xml:space="preserve"> 跨库复制</w:t>
+      </w:r>
+      <w:r>
+        <w:rPr>
+          <w:rFonts w:hint="eastAsia"/>
+          <w:lang w:val="en-US" w:eastAsia="zh-CN"/>
+        </w:rPr>
+        <w:t>WEB看板</w:t>
+      </w:r>
+      <w:bookmarkEnd w:id="28"/>
+    </w:p>
+    <w:bookmarkEnd w:id="29"/>
+    <w:p>
+      <w:r>
+        <w:t>此工具用于通过</w:t>
+      </w:r>
+      <w:r>
+        <w:rPr>
+          <w:rFonts w:hint="eastAsia"/>
+          <w:lang w:val="en-US" w:eastAsia="zh-CN"/>
+        </w:rPr>
+        <w:t>CODE</w:t>
+      </w:r>
+      <w:r>
+        <w:t>将</w:t>
+      </w:r>
+      <w:r>
+        <w:rPr>
+          <w:rFonts w:hint="eastAsia"/>
+          <w:lang w:val="en-US" w:eastAsia="zh-CN"/>
+        </w:rPr>
+        <w:t>Web看板</w:t>
+      </w:r>
+      <w:r>
+        <w:t>从一个账套复制到另一个账套：</w:t>
+      </w:r>
+    </w:p>
+    <w:p>
+      <w:r>
+        <w:drawing>
+          <wp:inline distT="0" distB="0" distL="114300" distR="114300">
+            <wp:extent cx="6177915" cy="4909820"/>
+            <wp:effectExtent l="0" t="0" r="7620" b="1905"/>
+            <wp:docPr id="14" name="图片 5"/>
+            <wp:cNvGraphicFramePr>
+              <a:graphicFrameLocks xmlns:a="http://schemas.openxmlformats.org/drawingml/2006/main" noChangeAspect="1"/>
+            </wp:cNvGraphicFramePr>
+            <a:graphic xmlns:a="http://schemas.openxmlformats.org/drawingml/2006/main">
+              <a:graphicData uri="http://schemas.openxmlformats.org/drawingml/2006/picture">
+                <pic:pic xmlns:pic="http://schemas.openxmlformats.org/drawingml/2006/picture">
+                  <pic:nvPicPr>
+                    <pic:cNvPr id="14" name="图片 5"/>
+                    <pic:cNvPicPr>
+                      <a:picLocks noChangeAspect="1"/>
+                    </pic:cNvPicPr>
+                  </pic:nvPicPr>
+                  <pic:blipFill>
+                    <a:blip r:embed="rId16"/>
+                    <a:stretch>
+                      <a:fillRect/>
+                    </a:stretch>
+                  </pic:blipFill>
+                  <pic:spPr>
+                    <a:xfrm>
+                      <a:off x="0" y="0"/>
+                      <a:ext cx="6177915" cy="4909820"/>
+                    </a:xfrm>
+                    <a:prstGeom prst="rect">
+                      <a:avLst/>
+                    </a:prstGeom>
+                    <a:noFill/>
+                    <a:ln>
+                      <a:noFill/>
+                    </a:ln>
+                  </pic:spPr>
+                </pic:pic>
+              </a:graphicData>
+            </a:graphic>
+          </wp:inline>
+        </w:drawing>
+      </w:r>
+    </w:p>
+    <w:p>
+      <w:r>
+        <w:t>1. 弹出操作窗体，左右两侧分别显示源数据库和目标数据库区域</w:t>
+      </w:r>
+    </w:p>
+    <w:p>
+      <w:r>
+        <w:t>2. 点击"选择账套"按钮，从账套列表中选择源/目标账套（支持拼音首字母搜索）</w:t>
+      </w:r>
+    </w:p>
+    <w:p>
+      <w:pPr>
+        <w:rPr>
+          <w:rFonts w:hint="eastAsia"/>
+          <w:lang w:val="en-US" w:eastAsia="zh-CN"/>
+        </w:rPr>
+      </w:pPr>
+      <w:r>
+        <w:t>3. 在下方多行文本框中输入要复制的</w:t>
+      </w:r>
+      <w:r>
+        <w:rPr>
+          <w:rFonts w:hint="eastAsia"/>
+          <w:lang w:val="en-US" w:eastAsia="zh-CN"/>
+        </w:rPr>
+        <w:t>WEB看板CODE</w:t>
+      </w:r>
+      <w:r>
+        <w:t>，</w:t>
+      </w:r>
+      <w:r>
+        <w:rPr>
+          <w:rFonts w:hint="eastAsia"/>
+          <w:lang w:val="en-US" w:eastAsia="zh-CN"/>
+        </w:rPr>
+        <w:t>如多个用英文分号隔开</w:t>
+      </w:r>
+    </w:p>
+    <w:p>
+      <w:pPr>
+        <w:pStyle w:val="18"/>
+        <w:numPr>
+          <w:ilvl w:val="0"/>
+          <w:numId w:val="0"/>
+        </w:numPr>
+        <w:rPr>
+          <w:rFonts w:hint="eastAsia"/>
+          <w:lang w:val="en-US" w:eastAsia="zh-CN"/>
+        </w:rPr>
+      </w:pPr>
+      <w:r>
+        <w:rPr>
+          <w:rFonts w:hint="eastAsia"/>
+          <w:lang w:val="en-US" w:eastAsia="zh-CN"/>
+        </w:rPr>
+        <w:t>也可以通过下方搜索区域根据名称和代码搜索，搜索后单击选中，支持Ctrl+鼠标左键、Shift+鼠标左键 多选。选择完后单击添加选中项，可以把选中WEB看板CODE自动填充至上方区域。</w:t>
+      </w:r>
+    </w:p>
+    <w:p>
+      <w:pPr>
+        <w:pStyle w:val="18"/>
+        <w:numPr>
+          <w:ilvl w:val="0"/>
+          <w:numId w:val="0"/>
+        </w:numPr>
+      </w:pPr>
+      <w:r>
+        <w:rPr>
+          <w:rFonts w:hint="eastAsia"/>
+          <w:lang w:val="en-US" w:eastAsia="zh-CN"/>
+        </w:rPr>
+        <w:t>4.选择是否删除已存在表单，如勾选目标库中存在表单则会先删除再创建，如未勾选若存在则会跳过</w:t>
+      </w:r>
+    </w:p>
+    <w:p>
+      <w:pPr>
+        <w:rPr>
+          <w:rFonts w:hint="eastAsia" w:eastAsia="微软雅黑"/>
+          <w:lang w:val="en-US" w:eastAsia="zh-CN"/>
+        </w:rPr>
+      </w:pPr>
+      <w:r>
+        <w:rPr>
+          <w:rFonts w:hint="eastAsia"/>
+          <w:lang w:val="en-US" w:eastAsia="zh-CN"/>
+        </w:rPr>
+        <w:t>5</w:t>
+      </w:r>
+      <w:r>
+        <w:t>. 点击"确认"开始复制</w:t>
+      </w:r>
+      <w:r>
+        <w:rPr>
+          <w:rFonts w:hint="eastAsia"/>
+          <w:lang w:eastAsia="zh-CN"/>
+        </w:rPr>
+        <w:t>（</w:t>
+      </w:r>
+      <w:r>
+        <w:rPr>
+          <w:rFonts w:hint="eastAsia"/>
+          <w:lang w:val="en-US" w:eastAsia="zh-CN"/>
+        </w:rPr>
+        <w:t>涉及表结构</w:t>
+      </w:r>
+      <w:r>
+        <w:rPr>
+          <w:rFonts w:hint="eastAsia" w:ascii="新宋体" w:hAnsi="新宋体" w:eastAsia="新宋体"/>
+          <w:color w:val="A31515"/>
+          <w:sz w:val="19"/>
+          <w:szCs w:val="24"/>
+        </w:rPr>
+        <w:t>S_WEBOBJECT</w:t>
+      </w:r>
+      <w:r>
+        <w:rPr>
+          <w:rFonts w:hint="eastAsia" w:ascii="新宋体" w:hAnsi="新宋体" w:eastAsia="新宋体"/>
+          <w:color w:val="A31515"/>
+          <w:sz w:val="19"/>
+          <w:szCs w:val="24"/>
+          <w:lang w:eastAsia="zh-CN"/>
+        </w:rPr>
+        <w:t>、</w:t>
+      </w:r>
+      <w:r>
+        <w:rPr>
+          <w:rFonts w:hint="eastAsia" w:ascii="新宋体" w:hAnsi="新宋体" w:eastAsia="新宋体"/>
+          <w:color w:val="A31515"/>
+          <w:sz w:val="19"/>
+          <w:szCs w:val="24"/>
+        </w:rPr>
+        <w:t>S_WEBCONTROL</w:t>
+      </w:r>
+      <w:r>
+        <w:rPr>
+          <w:rFonts w:hint="eastAsia" w:ascii="新宋体" w:hAnsi="新宋体" w:eastAsia="新宋体"/>
+          <w:color w:val="A31515"/>
+          <w:sz w:val="19"/>
+          <w:szCs w:val="24"/>
+          <w:lang w:eastAsia="zh-CN"/>
+        </w:rPr>
+        <w:t>、</w:t>
+      </w:r>
+      <w:r>
+        <w:rPr>
+          <w:rFonts w:hint="eastAsia" w:ascii="新宋体" w:hAnsi="新宋体" w:eastAsia="新宋体"/>
+          <w:color w:val="A31515"/>
+          <w:sz w:val="19"/>
+          <w:szCs w:val="24"/>
+        </w:rPr>
+        <w:t>S_WEBDATA</w:t>
+      </w:r>
+      <w:r>
+        <w:rPr>
+          <w:rFonts w:hint="eastAsia" w:ascii="新宋体" w:hAnsi="新宋体" w:eastAsia="新宋体"/>
+          <w:color w:val="A31515"/>
+          <w:sz w:val="19"/>
+          <w:szCs w:val="24"/>
+          <w:lang w:eastAsia="zh-CN"/>
+        </w:rPr>
+        <w:t>、</w:t>
+      </w:r>
+      <w:r>
+        <w:rPr>
+          <w:rFonts w:hint="eastAsia" w:ascii="新宋体" w:hAnsi="新宋体" w:eastAsia="新宋体"/>
+          <w:color w:val="A31515"/>
+          <w:sz w:val="19"/>
+          <w:szCs w:val="24"/>
+        </w:rPr>
+        <w:t>S_WEBSTYLE</w:t>
+      </w:r>
+      <w:r>
+        <w:rPr>
+          <w:rFonts w:hint="eastAsia" w:ascii="新宋体" w:hAnsi="新宋体" w:eastAsia="新宋体"/>
+          <w:color w:val="A31515"/>
+          <w:sz w:val="19"/>
+          <w:szCs w:val="24"/>
+          <w:lang w:eastAsia="zh-CN"/>
+        </w:rPr>
+        <w:t>、</w:t>
+      </w:r>
+      <w:r>
+        <w:rPr>
+          <w:rFonts w:hint="eastAsia" w:ascii="新宋体" w:hAnsi="新宋体" w:eastAsia="新宋体"/>
+          <w:color w:val="A31515"/>
+          <w:sz w:val="19"/>
+          <w:szCs w:val="24"/>
+        </w:rPr>
+        <w:t>S_WEBCMD</w:t>
+      </w:r>
+      <w:r>
+        <w:rPr>
+          <w:rFonts w:hint="eastAsia"/>
+          <w:lang w:eastAsia="zh-CN"/>
+        </w:rPr>
+        <w:t>）</w:t>
+      </w:r>
+    </w:p>
+    <w:p>
+      <w:pPr>
+        <w:pStyle w:val="3"/>
+        <w:rPr>
+          <w:rFonts w:hint="default" w:eastAsia="微软雅黑"/>
+          <w:lang w:val="en-US" w:eastAsia="zh-CN"/>
+        </w:rPr>
+      </w:pPr>
+      <w:bookmarkStart w:id="30" w:name="_Toc20615"/>
+      <w:bookmarkStart w:id="31" w:name="_4.9 跨库复制移动看板"/>
+      <w:r>
+        <w:t>4.</w:t>
+      </w:r>
+      <w:r>
+        <w:rPr>
+          <w:rFonts w:hint="eastAsia"/>
+          <w:lang w:val="en-US" w:eastAsia="zh-CN"/>
+        </w:rPr>
+        <w:t>9</w:t>
+      </w:r>
+      <w:r>
+        <w:t xml:space="preserve"> 跨库复制</w:t>
+      </w:r>
+      <w:r>
+        <w:rPr>
+          <w:rFonts w:hint="eastAsia"/>
+          <w:lang w:val="en-US" w:eastAsia="zh-CN"/>
+        </w:rPr>
+        <w:t>移动看板</w:t>
+      </w:r>
+      <w:bookmarkEnd w:id="30"/>
+    </w:p>
+    <w:bookmarkEnd w:id="31"/>
+    <w:p>
+      <w:r>
+        <w:t>此工具用于通过</w:t>
+      </w:r>
+      <w:r>
+        <w:rPr>
+          <w:rFonts w:hint="eastAsia"/>
+          <w:lang w:val="en-US" w:eastAsia="zh-CN"/>
+        </w:rPr>
+        <w:t>CODE</w:t>
+      </w:r>
+      <w:r>
+        <w:t>将</w:t>
+      </w:r>
+      <w:r>
+        <w:rPr>
+          <w:rFonts w:hint="eastAsia"/>
+          <w:lang w:val="en-US" w:eastAsia="zh-CN"/>
+        </w:rPr>
+        <w:t>移动看板</w:t>
+      </w:r>
+      <w:r>
+        <w:t>从一个账套复制到另一个账套：</w:t>
+      </w:r>
+    </w:p>
+    <w:p>
+      <w:r>
+        <w:drawing>
+          <wp:inline distT="0" distB="0" distL="114300" distR="114300">
+            <wp:extent cx="6177915" cy="4895215"/>
+            <wp:effectExtent l="0" t="0" r="7620" b="5715"/>
+            <wp:docPr id="15" name="图片 6"/>
+            <wp:cNvGraphicFramePr>
+              <a:graphicFrameLocks xmlns:a="http://schemas.openxmlformats.org/drawingml/2006/main" noChangeAspect="1"/>
+            </wp:cNvGraphicFramePr>
+            <a:graphic xmlns:a="http://schemas.openxmlformats.org/drawingml/2006/main">
+              <a:graphicData uri="http://schemas.openxmlformats.org/drawingml/2006/picture">
+                <pic:pic xmlns:pic="http://schemas.openxmlformats.org/drawingml/2006/picture">
+                  <pic:nvPicPr>
+                    <pic:cNvPr id="15" name="图片 6"/>
+                    <pic:cNvPicPr>
+                      <a:picLocks noChangeAspect="1"/>
+                    </pic:cNvPicPr>
+                  </pic:nvPicPr>
+                  <pic:blipFill>
+                    <a:blip r:embed="rId17"/>
+                    <a:stretch>
+                      <a:fillRect/>
+                    </a:stretch>
+                  </pic:blipFill>
+                  <pic:spPr>
+                    <a:xfrm>
+                      <a:off x="0" y="0"/>
+                      <a:ext cx="6177915" cy="4895215"/>
+                    </a:xfrm>
+                    <a:prstGeom prst="rect">
+                      <a:avLst/>
+                    </a:prstGeom>
+                    <a:noFill/>
+                    <a:ln>
+                      <a:noFill/>
+                    </a:ln>
+                  </pic:spPr>
+                </pic:pic>
+              </a:graphicData>
+            </a:graphic>
+          </wp:inline>
+        </w:drawing>
+      </w:r>
+    </w:p>
+    <w:p>
+      <w:r>
+        <w:t>1. 弹出操作窗体，左右两侧分别显示源数据库和目标数据库区域</w:t>
+      </w:r>
+    </w:p>
+    <w:p>
+      <w:r>
+        <w:t>2. 点击"选择账套"按钮，从账套列表中选择源/目标账套（支持拼音首字母搜索）</w:t>
+      </w:r>
+    </w:p>
+    <w:p>
+      <w:pPr>
+        <w:rPr>
+          <w:rFonts w:hint="eastAsia"/>
+          <w:lang w:val="en-US" w:eastAsia="zh-CN"/>
+        </w:rPr>
+      </w:pPr>
+      <w:r>
+        <w:t>3. 在下方多行文本框中输入要复制的</w:t>
+      </w:r>
+      <w:r>
+        <w:rPr>
+          <w:rFonts w:hint="eastAsia"/>
+          <w:lang w:val="en-US" w:eastAsia="zh-CN"/>
+        </w:rPr>
+        <w:t>移动看板CODE</w:t>
+      </w:r>
+      <w:r>
+        <w:t>，</w:t>
+      </w:r>
+      <w:r>
+        <w:rPr>
+          <w:rFonts w:hint="eastAsia"/>
+          <w:lang w:val="en-US" w:eastAsia="zh-CN"/>
+        </w:rPr>
+        <w:t>如多个用英文分号隔开</w:t>
+      </w:r>
+    </w:p>
+    <w:p>
+      <w:pPr>
+        <w:pStyle w:val="18"/>
+        <w:numPr>
+          <w:ilvl w:val="0"/>
+          <w:numId w:val="0"/>
+        </w:numPr>
+        <w:rPr>
+          <w:rFonts w:hint="eastAsia"/>
+          <w:lang w:val="en-US" w:eastAsia="zh-CN"/>
+        </w:rPr>
+      </w:pPr>
+      <w:r>
+        <w:rPr>
+          <w:rFonts w:hint="eastAsia"/>
+          <w:lang w:val="en-US" w:eastAsia="zh-CN"/>
+        </w:rPr>
+        <w:t>也可以通过下方搜索区域根据名称和代码搜索，搜索后单击选中，支持Ctrl+鼠标左键、Shift+鼠标左键 多选。选择完后单击添加选中项，可以把选中移动看板CODE自动填充至上方区域。</w:t>
+      </w:r>
+    </w:p>
+    <w:p>
+      <w:pPr>
+        <w:pStyle w:val="18"/>
+        <w:numPr>
+          <w:ilvl w:val="0"/>
+          <w:numId w:val="0"/>
+        </w:numPr>
+      </w:pPr>
+      <w:r>
+        <w:rPr>
+          <w:rFonts w:hint="eastAsia"/>
+          <w:lang w:val="en-US" w:eastAsia="zh-CN"/>
+        </w:rPr>
+        <w:t>4.选择是否删除已存在表单，如勾选目标库中存在表单则会先删除再创建，如未勾选若存在则会跳过</w:t>
+      </w:r>
+    </w:p>
+    <w:p>
+      <w:pPr>
+        <w:rPr>
+          <w:rFonts w:hint="eastAsia" w:eastAsia="微软雅黑"/>
+          <w:lang w:val="en-US" w:eastAsia="zh-CN"/>
+        </w:rPr>
+      </w:pPr>
+      <w:r>
+        <w:rPr>
+          <w:rFonts w:hint="eastAsia"/>
+          <w:lang w:val="en-US" w:eastAsia="zh-CN"/>
+        </w:rPr>
+        <w:t>5</w:t>
+      </w:r>
+      <w:r>
+        <w:t>. 点击"确认"开始复制</w:t>
+      </w:r>
+      <w:r>
+        <w:rPr>
+          <w:rFonts w:hint="eastAsia"/>
+          <w:lang w:eastAsia="zh-CN"/>
+        </w:rPr>
+        <w:t>（</w:t>
+      </w:r>
+      <w:r>
+        <w:rPr>
+          <w:rFonts w:hint="eastAsia"/>
+          <w:lang w:val="en-US" w:eastAsia="zh-CN"/>
+        </w:rPr>
+        <w:t>涉及表结构</w:t>
+      </w:r>
+      <w:r>
+        <w:rPr>
+          <w:rFonts w:hint="eastAsia" w:ascii="新宋体" w:hAnsi="新宋体" w:eastAsia="新宋体"/>
+          <w:color w:val="A31515"/>
+          <w:sz w:val="19"/>
+          <w:szCs w:val="24"/>
+        </w:rPr>
+        <w:t>S_APP_CHART</w:t>
+      </w:r>
+      <w:r>
+        <w:rPr>
+          <w:rFonts w:hint="eastAsia" w:ascii="新宋体" w:hAnsi="新宋体" w:eastAsia="新宋体"/>
+          <w:color w:val="A31515"/>
+          <w:sz w:val="19"/>
+          <w:szCs w:val="24"/>
+          <w:lang w:eastAsia="zh-CN"/>
+        </w:rPr>
+        <w:t>、</w:t>
+      </w:r>
+      <w:r>
+        <w:rPr>
+          <w:rFonts w:hint="eastAsia" w:ascii="新宋体" w:hAnsi="新宋体" w:eastAsia="新宋体"/>
+          <w:color w:val="A31515"/>
+          <w:sz w:val="19"/>
+          <w:szCs w:val="24"/>
+        </w:rPr>
+        <w:t>S_APP_CHARTDETAIL</w:t>
+      </w:r>
+      <w:r>
+        <w:rPr>
+          <w:rFonts w:hint="eastAsia" w:ascii="新宋体" w:hAnsi="新宋体" w:eastAsia="新宋体"/>
+          <w:color w:val="A31515"/>
+          <w:sz w:val="19"/>
+          <w:szCs w:val="24"/>
+          <w:lang w:eastAsia="zh-CN"/>
+        </w:rPr>
+        <w:t>、</w:t>
+      </w:r>
+      <w:r>
+        <w:rPr>
+          <w:rFonts w:hint="eastAsia" w:ascii="新宋体" w:hAnsi="新宋体" w:eastAsia="新宋体"/>
+          <w:color w:val="A31515"/>
+          <w:sz w:val="19"/>
+          <w:szCs w:val="24"/>
+        </w:rPr>
+        <w:t>S_APP_CHARTDATASOURCE</w:t>
+      </w:r>
+      <w:r>
+        <w:rPr>
+          <w:rFonts w:hint="eastAsia" w:ascii="新宋体" w:hAnsi="新宋体" w:eastAsia="新宋体"/>
+          <w:color w:val="A31515"/>
+          <w:sz w:val="19"/>
+          <w:szCs w:val="24"/>
+          <w:lang w:eastAsia="zh-CN"/>
+        </w:rPr>
+        <w:t>、</w:t>
+      </w:r>
+      <w:r>
+        <w:rPr>
+          <w:rFonts w:hint="eastAsia" w:ascii="新宋体" w:hAnsi="新宋体" w:eastAsia="新宋体"/>
+          <w:color w:val="A31515"/>
+          <w:sz w:val="19"/>
+          <w:szCs w:val="24"/>
+        </w:rPr>
+        <w:t>S_APP_CHARTROLE</w:t>
+      </w:r>
+      <w:r>
+        <w:rPr>
+          <w:rFonts w:hint="eastAsia" w:ascii="新宋体" w:hAnsi="新宋体" w:eastAsia="新宋体"/>
+          <w:color w:val="A31515"/>
+          <w:sz w:val="19"/>
+          <w:szCs w:val="24"/>
+          <w:lang w:eastAsia="zh-CN"/>
+        </w:rPr>
+        <w:t>、</w:t>
+      </w:r>
+      <w:r>
+        <w:rPr>
+          <w:rFonts w:hint="eastAsia" w:ascii="新宋体" w:hAnsi="新宋体" w:eastAsia="新宋体"/>
+          <w:color w:val="A31515"/>
+          <w:sz w:val="19"/>
+          <w:szCs w:val="24"/>
+        </w:rPr>
+        <w:t>S_APP_CHARTCMD</w:t>
+      </w:r>
+      <w:r>
+        <w:rPr>
+          <w:rFonts w:hint="eastAsia"/>
+          <w:lang w:eastAsia="zh-CN"/>
+        </w:rPr>
+        <w:t>）</w:t>
+      </w:r>
+    </w:p>
+    <w:p>
+      <w:pPr>
+        <w:rPr>
           <w:rFonts w:hint="default"/>
           <w:lang w:val="en-US" w:eastAsia="zh-CN"/>
         </w:rPr>
@@ -5169,7 +6728,7 @@
       <w:pPr>
         <w:pStyle w:val="3"/>
       </w:pPr>
-      <w:bookmarkStart w:id="21" w:name="_Toc19337"/>
+      <w:bookmarkStart w:id="32" w:name="_Toc20233"/>
       <w:r>
         <w:t>4.</w:t>
       </w:r>
@@ -5178,603 +6737,664 @@
           <w:rFonts w:hint="eastAsia"/>
           <w:lang w:val="en-US" w:eastAsia="zh-CN"/>
         </w:rPr>
+        <w:t>10</w:t>
+      </w:r>
+      <w:r>
+        <w:t>工具扩展</w:t>
+      </w:r>
+      <w:bookmarkEnd w:id="32"/>
+    </w:p>
+    <w:p>
+      <w:pPr>
+        <w:spacing w:after="200"/>
+      </w:pPr>
+      <w:r>
+        <w:t>工具箱支持插件扩展。开发者可编写自定义工具DLL，添加到Plugins目录并在tools.json中配置，即可出现在工具箱中。详见《开发者文档》。</w:t>
+      </w:r>
+    </w:p>
+    <w:p>
+      <w:pPr>
+        <w:pageBreakBefore/>
+      </w:pPr>
+    </w:p>
+    <w:p>
+      <w:pPr>
+        <w:pStyle w:val="2"/>
+      </w:pPr>
+      <w:bookmarkStart w:id="33" w:name="_Toc1111"/>
+      <w:r>
+        <w:rPr>
+          <w:rFonts w:hint="eastAsia"/>
+          <w:lang w:val="en-US" w:eastAsia="zh-CN"/>
+        </w:rPr>
+        <w:t>5</w:t>
+      </w:r>
+      <w:r>
+        <w:t>. 系统托盘与快捷键</w:t>
+      </w:r>
+      <w:bookmarkEnd w:id="33"/>
+    </w:p>
+    <w:p>
+      <w:pPr>
+        <w:pStyle w:val="3"/>
+      </w:pPr>
+      <w:bookmarkStart w:id="34" w:name="_Toc27423"/>
+      <w:r>
+        <w:rPr>
+          <w:rFonts w:hint="eastAsia"/>
+          <w:lang w:val="en-US" w:eastAsia="zh-CN"/>
+        </w:rPr>
+        <w:t>5</w:t>
+      </w:r>
+      <w:r>
+        <w:t>.1 自动隐藏到托盘</w:t>
+      </w:r>
+      <w:bookmarkEnd w:id="34"/>
+    </w:p>
+    <w:p>
+      <w:pPr>
+        <w:spacing w:after="120"/>
+      </w:pPr>
+      <w:r>
+        <w:t>程序支持贴边自动隐藏功能。将窗体拖到屏幕顶部边缘，鼠标离开窗体区域约400毫秒后，窗体自动隐藏到系统托盘。如果有子窗体（如对话框）在显示，不会触发自动隐藏。</w:t>
+      </w:r>
+    </w:p>
+    <w:p>
+      <w:pPr>
+        <w:pStyle w:val="3"/>
+      </w:pPr>
+      <w:bookmarkStart w:id="35" w:name="_Toc5919"/>
+      <w:r>
+        <w:rPr>
+          <w:rFonts w:hint="eastAsia"/>
+          <w:lang w:val="en-US" w:eastAsia="zh-CN"/>
+        </w:rPr>
+        <w:t>5</w:t>
+      </w:r>
+      <w:r>
+        <w:t>.2 从托盘恢复</w:t>
+      </w:r>
+      <w:bookmarkEnd w:id="35"/>
+    </w:p>
+    <w:p>
+      <w:pPr>
+        <w:spacing w:after="120"/>
+      </w:pPr>
+      <w:r>
+        <w:t>两种方式恢复显示窗体：① 将鼠标移到屏幕顶部边缘，窗体自动显示；② 双击托盘图标，或右键选择"显示"。</w:t>
+      </w:r>
+    </w:p>
+    <w:p>
+      <w:pPr>
+        <w:pStyle w:val="3"/>
+      </w:pPr>
+      <w:bookmarkStart w:id="36" w:name="_Toc21702"/>
+      <w:r>
+        <w:rPr>
+          <w:rFonts w:hint="eastAsia"/>
+          <w:lang w:val="en-US" w:eastAsia="zh-CN"/>
+        </w:rPr>
+        <w:t>5</w:t>
+      </w:r>
+      <w:r>
+        <w:t>.3 托盘快捷键</w:t>
+      </w:r>
+      <w:bookmarkEnd w:id="36"/>
+    </w:p>
+    <w:p>
+      <w:pPr>
+        <w:spacing w:after="120"/>
+      </w:pPr>
+      <w:r>
+        <w:t>在"设置"中可配置快捷键（如Ctrl+Shift+Z），用于从托盘恢复显示窗体。快捷键在窗体隐藏时也能响应，无需聚焦程序窗口。设置方法：打开"</w:t>
+      </w:r>
+      <w:r>
+        <w:rPr>
+          <w:rFonts w:hint="eastAsia"/>
+          <w:lang w:val="en-US" w:eastAsia="zh-CN"/>
+        </w:rPr>
+        <w:t>文件</w:t>
+      </w:r>
+      <w:r>
+        <w:t>"→"快捷键</w:t>
+      </w:r>
+      <w:r>
+        <w:rPr>
+          <w:rFonts w:hint="eastAsia"/>
+          <w:lang w:val="en-US" w:eastAsia="zh-CN"/>
+        </w:rPr>
+        <w:t>设置</w:t>
+      </w:r>
+      <w:r>
+        <w:t>"，点击文本框后按下组合键即可。</w:t>
+      </w:r>
+    </w:p>
+    <w:p>
+      <w:pPr>
+        <w:pStyle w:val="2"/>
+      </w:pPr>
+      <w:bookmarkStart w:id="37" w:name="_Toc28368"/>
+      <w:r>
+        <w:rPr>
+          <w:rFonts w:hint="eastAsia"/>
+          <w:lang w:val="en-US" w:eastAsia="zh-CN"/>
+        </w:rPr>
+        <w:t>6</w:t>
+      </w:r>
+      <w:r>
+        <w:t>. Root模式</w:t>
+      </w:r>
+      <w:bookmarkEnd w:id="37"/>
+    </w:p>
+    <w:p>
+      <w:pPr>
+        <w:pStyle w:val="3"/>
+      </w:pPr>
+      <w:bookmarkStart w:id="38" w:name="_Toc8160"/>
+      <w:r>
+        <w:rPr>
+          <w:rFonts w:hint="eastAsia"/>
+          <w:lang w:val="en-US" w:eastAsia="zh-CN"/>
+        </w:rPr>
+        <w:t>6</w:t>
+      </w:r>
+      <w:r>
+        <w:t>.1 进入Root模式</w:t>
+      </w:r>
+      <w:bookmarkEnd w:id="38"/>
+    </w:p>
+    <w:p>
+      <w:pPr>
+        <w:spacing w:after="120"/>
+      </w:pPr>
+      <w:r>
+        <w:t>连续点击窗体标题栏5次，弹出密码输入框，输入密码</w:t>
+      </w:r>
+      <w:r>
+        <w:rPr>
+          <w:rFonts w:hint="eastAsia"/>
+          <w:lang w:val="en-US" w:eastAsia="zh-CN"/>
+        </w:rPr>
+        <w:t>xiaopacai</w:t>
+      </w:r>
+      <w:r>
+        <w:t>后进入Root模式。Root模式用于查看账套明文密码（账套密码、数据库密码、远程密码）</w:t>
+      </w:r>
+      <w:r>
+        <w:rPr>
+          <w:rFonts w:hint="eastAsia"/>
+          <w:lang w:eastAsia="zh-CN"/>
+        </w:rPr>
+        <w:t>，</w:t>
+      </w:r>
+      <w:r>
+        <w:rPr>
+          <w:rFonts w:hint="eastAsia"/>
+          <w:lang w:val="en-US" w:eastAsia="zh-CN"/>
+        </w:rPr>
+        <w:t>一键复制账套信息</w:t>
+      </w:r>
+      <w:r>
+        <w:t>。</w:t>
+      </w:r>
+    </w:p>
+    <w:p>
+      <w:pPr>
+        <w:pStyle w:val="3"/>
+      </w:pPr>
+      <w:bookmarkStart w:id="39" w:name="_Toc26259"/>
+      <w:r>
+        <w:rPr>
+          <w:rFonts w:hint="eastAsia"/>
+          <w:lang w:val="en-US" w:eastAsia="zh-CN"/>
+        </w:rPr>
+        <w:t>6</w:t>
+      </w:r>
+      <w:r>
+        <w:t>.2 查看明文密码</w:t>
+      </w:r>
+      <w:bookmarkEnd w:id="39"/>
+    </w:p>
+    <w:p>
+      <w:pPr>
+        <w:spacing w:after="120"/>
+      </w:pPr>
+      <w:r>
+        <w:t>进入Root模式后，在账套列表中密码字段显示为●●●●●●。新增/编辑账套时，密码字段右侧显示"显示密码"按钮，点击可查看或复制明文密码。关闭程序后自动退出Root模式。</w:t>
+      </w:r>
+    </w:p>
+    <w:p>
+      <w:pPr>
+        <w:pStyle w:val="3"/>
+        <w:rPr>
+          <w:rFonts w:hint="default" w:eastAsia="微软雅黑"/>
+          <w:lang w:val="en-US" w:eastAsia="zh-CN"/>
+        </w:rPr>
+      </w:pPr>
+      <w:bookmarkStart w:id="40" w:name="_Toc16002"/>
+      <w:r>
+        <w:rPr>
+          <w:rFonts w:hint="eastAsia"/>
+          <w:lang w:val="en-US" w:eastAsia="zh-CN"/>
+        </w:rPr>
+        <w:t>6</w:t>
+      </w:r>
+      <w:r>
+        <w:t>.</w:t>
+      </w:r>
+      <w:r>
+        <w:rPr>
+          <w:rFonts w:hint="eastAsia"/>
+          <w:lang w:val="en-US" w:eastAsia="zh-CN"/>
+        </w:rPr>
+        <w:t>3</w:t>
+      </w:r>
+      <w:r>
+        <w:t xml:space="preserve"> </w:t>
+      </w:r>
+      <w:r>
+        <w:rPr>
+          <w:rFonts w:hint="eastAsia"/>
+          <w:lang w:val="en-US" w:eastAsia="zh-CN"/>
+        </w:rPr>
+        <w:t>复制账套信息</w:t>
+      </w:r>
+      <w:bookmarkEnd w:id="40"/>
+    </w:p>
+    <w:p>
+      <w:pPr>
+        <w:spacing w:after="120"/>
+      </w:pPr>
+      <w:r>
+        <w:t>进入Root模式后，</w:t>
+      </w:r>
+      <w:r>
+        <w:rPr>
+          <w:rFonts w:hint="eastAsia"/>
+          <w:lang w:val="en-US" w:eastAsia="zh-CN"/>
+        </w:rPr>
+        <w:t>选中账套，点击文件-》复制账套信息，可以复制账套信息，也可以直接按键Ctrl+C 一键复制账套信息</w:t>
+      </w:r>
+      <w:r>
+        <w:t>。</w:t>
+      </w:r>
+    </w:p>
+    <w:p>
+      <w:pPr>
+        <w:spacing w:after="120"/>
+      </w:pPr>
+    </w:p>
+    <w:p>
+      <w:pPr>
+        <w:pStyle w:val="2"/>
+      </w:pPr>
+      <w:bookmarkStart w:id="41" w:name="_Toc17806"/>
+      <w:r>
+        <w:rPr>
+          <w:rFonts w:hint="eastAsia"/>
+          <w:lang w:val="en-US" w:eastAsia="zh-CN"/>
+        </w:rPr>
+        <w:t>7</w:t>
+      </w:r>
+      <w:r>
+        <w:t>. 一键启动</w:t>
+      </w:r>
+      <w:bookmarkEnd w:id="41"/>
+    </w:p>
+    <w:p>
+      <w:pPr>
+        <w:pStyle w:val="3"/>
+      </w:pPr>
+      <w:bookmarkStart w:id="42" w:name="_Toc2835"/>
+      <w:r>
+        <w:rPr>
+          <w:rFonts w:hint="eastAsia"/>
+          <w:lang w:val="en-US" w:eastAsia="zh-CN"/>
+        </w:rPr>
+        <w:t>7</w:t>
+      </w:r>
+      <w:r>
+        <w:t>.1 启动选项</w:t>
+      </w:r>
+      <w:bookmarkEnd w:id="42"/>
+    </w:p>
+    <w:p>
+      <w:pPr>
+        <w:spacing w:after="120"/>
+      </w:pPr>
+      <w:r>
+        <w:t>点击账套列表右侧的"启动"按钮，弹出"启动选项"对话框，可选择：① 启动电脑端（君则A3.exe客户端程序）；② 启动开发工具（君则A3集成开发工具.exe）；③ 启动网页版（打开H5网页端）。</w:t>
+      </w:r>
+    </w:p>
+    <w:p>
+      <w:pPr>
+        <w:spacing w:after="120"/>
+        <w:rPr>
+          <w:rFonts w:hint="default" w:eastAsia="微软雅黑"/>
+          <w:lang w:val="en-US" w:eastAsia="zh-CN"/>
+        </w:rPr>
+      </w:pPr>
+      <w:r>
+        <w:rPr>
+          <w:rFonts w:hint="eastAsia"/>
+          <w:lang w:val="en-US" w:eastAsia="zh-CN"/>
+        </w:rPr>
+        <w:t>支持快捷键 1,2,3  对应勾选取消对应选项</w:t>
+      </w:r>
+    </w:p>
+    <w:p>
+      <w:pPr>
+        <w:pStyle w:val="3"/>
+      </w:pPr>
+      <w:bookmarkStart w:id="43" w:name="_Toc21755"/>
+      <w:r>
+        <w:rPr>
+          <w:rFonts w:hint="eastAsia"/>
+          <w:lang w:val="en-US" w:eastAsia="zh-CN"/>
+        </w:rPr>
+        <w:t>7</w:t>
+      </w:r>
+      <w:r>
+        <w:t>.2 浏览器选择</w:t>
+      </w:r>
+      <w:bookmarkEnd w:id="43"/>
+    </w:p>
+    <w:p>
+      <w:pPr>
+        <w:spacing w:after="120"/>
+      </w:pPr>
+      <w:r>
+        <w:t>启动网页版时支持选择浏览器：Chrome / Microsoft Edge / Firefox / 360安全浏览器。程序自动从注册表查找浏览器路径，找不到时使用系统默认浏览器。</w:t>
+      </w:r>
+    </w:p>
+    <w:p>
+      <w:pPr>
+        <w:pStyle w:val="3"/>
+      </w:pPr>
+      <w:bookmarkStart w:id="44" w:name="_Toc26762"/>
+      <w:r>
+        <w:rPr>
+          <w:rFonts w:hint="eastAsia"/>
+          <w:lang w:val="en-US" w:eastAsia="zh-CN"/>
+        </w:rPr>
+        <w:t>7</w:t>
+      </w:r>
+      <w:r>
+        <w:t>.3 新窗口/新Tab</w:t>
+      </w:r>
+      <w:bookmarkEnd w:id="44"/>
+    </w:p>
+    <w:p>
+      <w:pPr>
+        <w:spacing w:after="120"/>
+      </w:pPr>
+      <w:r>
+        <w:t>在"设置"中可以切换：勾选"启动新窗口"则每次在新浏览器窗口中打开；取消勾选则在当前浏览器窗口中新增Tab页。</w:t>
+      </w:r>
+    </w:p>
+    <w:p>
+      <w:pPr>
+        <w:pStyle w:val="3"/>
+      </w:pPr>
+      <w:bookmarkStart w:id="45" w:name="_Toc22520"/>
+      <w:r>
+        <w:rPr>
+          <w:rFonts w:hint="eastAsia"/>
+          <w:lang w:val="en-US" w:eastAsia="zh-CN"/>
+        </w:rPr>
+        <w:t>7</w:t>
+      </w:r>
+      <w:r>
+        <w:t>.4 快捷启动按钮</w:t>
+      </w:r>
+      <w:bookmarkEnd w:id="45"/>
+    </w:p>
+    <w:p>
+      <w:pPr>
+        <w:spacing w:after="120"/>
+      </w:pPr>
+      <w:r>
+        <w:t>在账套列表每行右侧有以下快捷按钮：电脑端（直接启动客户端）、开发工具（直接启动开发工具）、网页版（直接启动网页端）。</w:t>
+      </w:r>
+    </w:p>
+    <w:p>
+      <w:pPr>
+        <w:pStyle w:val="2"/>
+      </w:pPr>
+      <w:bookmarkStart w:id="46" w:name="_Toc20875"/>
+      <w:r>
+        <w:rPr>
+          <w:rFonts w:hint="eastAsia"/>
+          <w:lang w:val="en-US" w:eastAsia="zh-CN"/>
+        </w:rPr>
         <w:t>8</w:t>
       </w:r>
       <w:r>
-        <w:t xml:space="preserve"> 工具扩展</w:t>
-      </w:r>
-      <w:bookmarkEnd w:id="21"/>
-    </w:p>
-    <w:p>
-      <w:pPr>
-        <w:spacing w:after="200"/>
-      </w:pPr>
-      <w:r>
-        <w:t>工具箱支持插件扩展。开发者可编写自定义工具DLL，添加到Plugins目录并在tools.json中配置，即可出现在工具箱中。详见《开发者文档》。</w:t>
-      </w:r>
-    </w:p>
-    <w:p>
-      <w:pPr>
-        <w:pageBreakBefore/>
-      </w:pPr>
+        <w:t>. 数据库连接与远程访问</w:t>
+      </w:r>
+      <w:bookmarkEnd w:id="46"/>
+    </w:p>
+    <w:p>
+      <w:pPr>
+        <w:pStyle w:val="3"/>
+      </w:pPr>
+      <w:bookmarkStart w:id="47" w:name="_Toc31403"/>
+      <w:r>
+        <w:rPr>
+          <w:rFonts w:hint="eastAsia"/>
+          <w:lang w:val="en-US" w:eastAsia="zh-CN"/>
+        </w:rPr>
+        <w:t>8</w:t>
+      </w:r>
+      <w:r>
+        <w:t>.1 启动SSMS</w:t>
+      </w:r>
+      <w:bookmarkEnd w:id="47"/>
+    </w:p>
+    <w:p>
+      <w:pPr>
+        <w:spacing w:after="120"/>
+      </w:pPr>
+      <w:r>
+        <w:t>选中账套，点击右侧"数据库"按钮，程序自动启动SQL Server Management Studio（SSMS），自动填充服务器地址、数据库名称、用户名，数据库密码自动复制到剪贴板，粘贴即可使用。首次使用需在"设置"中配置SSMS路径。</w:t>
+      </w:r>
+    </w:p>
+    <w:p>
+      <w:pPr>
+        <w:pStyle w:val="3"/>
+      </w:pPr>
+      <w:bookmarkStart w:id="48" w:name="_Toc13677"/>
+      <w:r>
+        <w:rPr>
+          <w:rFonts w:hint="eastAsia"/>
+          <w:lang w:val="en-US" w:eastAsia="zh-CN"/>
+        </w:rPr>
+        <w:t>8</w:t>
+      </w:r>
+      <w:r>
+        <w:t>.2 RDP远程桌面</w:t>
+      </w:r>
+      <w:bookmarkEnd w:id="48"/>
+    </w:p>
+    <w:p>
+      <w:pPr>
+        <w:spacing w:after="120"/>
+      </w:pPr>
+      <w:r>
+        <w:t>选中账套，点击"远程"按钮，选择"RDP"模式，程序自动生成.rdp远程桌面连接文件，自动填充远程地址和用户名，密码自动复制到剪贴板，然后自动启动远程桌面连接。</w:t>
+      </w:r>
+    </w:p>
+    <w:p>
+      <w:pPr>
+        <w:pStyle w:val="3"/>
+      </w:pPr>
+      <w:bookmarkStart w:id="49" w:name="_Toc15282"/>
+      <w:r>
+        <w:rPr>
+          <w:rFonts w:hint="eastAsia"/>
+          <w:lang w:val="en-US" w:eastAsia="zh-CN"/>
+        </w:rPr>
+        <w:t>8</w:t>
+      </w:r>
+      <w:r>
+        <w:t>.3 向日葵</w:t>
+      </w:r>
+      <w:bookmarkEnd w:id="49"/>
+    </w:p>
+    <w:p>
+      <w:pPr>
+        <w:spacing w:after="120"/>
+      </w:pPr>
+      <w:r>
+        <w:t>选中账套，点击"远程"按钮，选择"向日葵"模式，直接打开向日葵远程控制软件。</w:t>
+      </w:r>
     </w:p>
     <w:p>
       <w:pPr>
         <w:pStyle w:val="2"/>
       </w:pPr>
-      <w:bookmarkStart w:id="22" w:name="_Toc9834"/>
-      <w:r>
-        <w:rPr>
-          <w:rFonts w:hint="eastAsia"/>
-          <w:lang w:val="en-US" w:eastAsia="zh-CN"/>
-        </w:rPr>
-        <w:t>5</w:t>
-      </w:r>
-      <w:r>
-        <w:t>. 系统托盘与快捷键</w:t>
-      </w:r>
-      <w:bookmarkEnd w:id="22"/>
+      <w:bookmarkStart w:id="50" w:name="_Toc14961"/>
+      <w:r>
+        <w:rPr>
+          <w:rFonts w:hint="eastAsia"/>
+          <w:lang w:val="en-US" w:eastAsia="zh-CN"/>
+        </w:rPr>
+        <w:t>9</w:t>
+      </w:r>
+      <w:r>
+        <w:t>. 设置</w:t>
+      </w:r>
+      <w:bookmarkEnd w:id="50"/>
     </w:p>
     <w:p>
       <w:pPr>
         <w:pStyle w:val="3"/>
       </w:pPr>
-      <w:bookmarkStart w:id="23" w:name="_Toc25006"/>
-      <w:r>
-        <w:rPr>
-          <w:rFonts w:hint="eastAsia"/>
-          <w:lang w:val="en-US" w:eastAsia="zh-CN"/>
-        </w:rPr>
-        <w:t>5</w:t>
-      </w:r>
-      <w:r>
-        <w:t>.1 自动隐藏到托盘</w:t>
-      </w:r>
-      <w:bookmarkEnd w:id="23"/>
+      <w:bookmarkStart w:id="51" w:name="_Toc10749"/>
+      <w:r>
+        <w:rPr>
+          <w:rFonts w:hint="eastAsia"/>
+          <w:lang w:val="en-US" w:eastAsia="zh-CN"/>
+        </w:rPr>
+        <w:t>9</w:t>
+      </w:r>
+      <w:r>
+        <w:t>.1 应用程序目录</w:t>
+      </w:r>
+      <w:bookmarkEnd w:id="51"/>
     </w:p>
     <w:p>
       <w:pPr>
         <w:spacing w:after="120"/>
       </w:pPr>
       <w:r>
-        <w:t>程序支持贴边自动隐藏功能。将窗体拖到屏幕顶部边缘，鼠标离开窗体区域约400毫秒后，窗体自动隐藏到系统托盘。如果有子窗体（如对话框）在显示，不会触发自动隐藏。</w:t>
+        <w:t>设置A3应用程序所在目录，用于启动账套时定位程序文件。点击"浏览…"选择文件夹。</w:t>
       </w:r>
     </w:p>
     <w:p>
       <w:pPr>
         <w:pStyle w:val="3"/>
       </w:pPr>
-      <w:bookmarkStart w:id="24" w:name="_Toc12955"/>
-      <w:r>
-        <w:rPr>
-          <w:rFonts w:hint="eastAsia"/>
-          <w:lang w:val="en-US" w:eastAsia="zh-CN"/>
-        </w:rPr>
-        <w:t>5</w:t>
-      </w:r>
-      <w:r>
-        <w:t>.2 从托盘恢复</w:t>
-      </w:r>
-      <w:bookmarkEnd w:id="24"/>
+      <w:bookmarkStart w:id="52" w:name="_Toc30385"/>
+      <w:r>
+        <w:rPr>
+          <w:rFonts w:hint="eastAsia"/>
+          <w:lang w:val="en-US" w:eastAsia="zh-CN"/>
+        </w:rPr>
+        <w:t>9</w:t>
+      </w:r>
+      <w:r>
+        <w:t>.2 数据库管理器路径</w:t>
+      </w:r>
+      <w:bookmarkEnd w:id="52"/>
     </w:p>
     <w:p>
       <w:pPr>
         <w:spacing w:after="120"/>
       </w:pPr>
       <w:r>
-        <w:t>两种方式恢复显示窗体：① 将鼠标移到屏幕顶部边缘，窗体自动显示；② 双击托盘图标，或右键选择"显示"。</w:t>
+        <w:t>设置SSMS可执行文件路径。为空时程序自动查找；点击"浏览…"手动选择Ssms.exe；点击"清除"可清空设置。</w:t>
       </w:r>
     </w:p>
     <w:p>
       <w:pPr>
         <w:pStyle w:val="3"/>
       </w:pPr>
-      <w:bookmarkStart w:id="25" w:name="_Toc17490"/>
-      <w:r>
-        <w:rPr>
-          <w:rFonts w:hint="eastAsia"/>
-          <w:lang w:val="en-US" w:eastAsia="zh-CN"/>
-        </w:rPr>
-        <w:t>5</w:t>
-      </w:r>
-      <w:r>
-        <w:t>.3 托盘快捷键</w:t>
-      </w:r>
-      <w:bookmarkEnd w:id="25"/>
+      <w:bookmarkStart w:id="53" w:name="_Toc25213"/>
+      <w:r>
+        <w:rPr>
+          <w:rFonts w:hint="eastAsia"/>
+          <w:lang w:val="en-US" w:eastAsia="zh-CN"/>
+        </w:rPr>
+        <w:t>9</w:t>
+      </w:r>
+      <w:r>
+        <w:t>.3 启动选项</w:t>
+      </w:r>
+      <w:bookmarkEnd w:id="53"/>
     </w:p>
     <w:p>
       <w:pPr>
         <w:spacing w:after="120"/>
       </w:pPr>
       <w:r>
-        <w:t>在"设置"中可配置快捷键（如Ctrl+Shift+Z），用于从托盘恢复显示窗体。快捷键在窗体隐藏时也能响应，无需聚焦程序窗口。设置方法：打开"</w:t>
-      </w:r>
-      <w:r>
-        <w:rPr>
-          <w:rFonts w:hint="eastAsia"/>
-          <w:lang w:val="en-US" w:eastAsia="zh-CN"/>
-        </w:rPr>
-        <w:t>文件</w:t>
-      </w:r>
-      <w:r>
-        <w:t>"→"快捷键</w:t>
-      </w:r>
-      <w:r>
-        <w:rPr>
-          <w:rFonts w:hint="eastAsia"/>
-          <w:lang w:val="en-US" w:eastAsia="zh-CN"/>
-        </w:rPr>
-        <w:t>设置</w:t>
-      </w:r>
-      <w:r>
-        <w:t>"，点击文本框后按下组合键即可。</w:t>
+        <w:t>勾选"启动时弹出启动选项选择窗口"，则每次启动账套会弹出选项对话框，可选择启动项和浏览器；取消勾选则按上次选择直接启动（首次使用仍会弹出选择）。</w:t>
+      </w:r>
+    </w:p>
+    <w:p>
+      <w:pPr>
+        <w:pStyle w:val="3"/>
+      </w:pPr>
+      <w:bookmarkStart w:id="54" w:name="_Toc32147"/>
+      <w:r>
+        <w:rPr>
+          <w:rFonts w:hint="eastAsia"/>
+          <w:lang w:val="en-US" w:eastAsia="zh-CN"/>
+        </w:rPr>
+        <w:t>9</w:t>
+      </w:r>
+      <w:r>
+        <w:t>.</w:t>
+      </w:r>
+      <w:r>
+        <w:rPr>
+          <w:rFonts w:hint="eastAsia"/>
+          <w:lang w:val="en-US" w:eastAsia="zh-CN"/>
+        </w:rPr>
+        <w:t>4</w:t>
+      </w:r>
+      <w:r>
+        <w:t xml:space="preserve"> 浏览器启动方式</w:t>
+      </w:r>
+      <w:bookmarkEnd w:id="54"/>
+    </w:p>
+    <w:p>
+      <w:pPr>
+        <w:spacing w:after="120"/>
+      </w:pPr>
+      <w:r>
+        <w:t>勾选"启动新窗口"：每次在新浏览器窗口中打开（默认）。取消勾选：在当前浏览器中打开新Tab。</w:t>
       </w:r>
     </w:p>
     <w:p>
       <w:pPr>
         <w:pStyle w:val="2"/>
       </w:pPr>
-      <w:bookmarkStart w:id="26" w:name="_Toc7078"/>
-      <w:r>
-        <w:rPr>
-          <w:rFonts w:hint="eastAsia"/>
-          <w:lang w:val="en-US" w:eastAsia="zh-CN"/>
-        </w:rPr>
-        <w:t>6</w:t>
-      </w:r>
-      <w:r>
-        <w:t>. Root模式</w:t>
-      </w:r>
-      <w:bookmarkEnd w:id="26"/>
-    </w:p>
-    <w:p>
-      <w:pPr>
-        <w:pStyle w:val="3"/>
-      </w:pPr>
-      <w:bookmarkStart w:id="27" w:name="_Toc25205"/>
-      <w:r>
-        <w:rPr>
-          <w:rFonts w:hint="eastAsia"/>
-          <w:lang w:val="en-US" w:eastAsia="zh-CN"/>
-        </w:rPr>
-        <w:t>6</w:t>
-      </w:r>
-      <w:r>
-        <w:t>.1 进入Root模式</w:t>
-      </w:r>
-      <w:bookmarkEnd w:id="27"/>
-    </w:p>
-    <w:p>
-      <w:pPr>
-        <w:spacing w:after="120"/>
-      </w:pPr>
-      <w:r>
-        <w:t>连续点击窗体标题栏5次，弹出密码输入框，输入密码</w:t>
-      </w:r>
-      <w:r>
-        <w:rPr>
-          <w:rFonts w:hint="eastAsia"/>
-          <w:lang w:val="en-US" w:eastAsia="zh-CN"/>
-        </w:rPr>
-        <w:t>xiaopacai</w:t>
-      </w:r>
-      <w:r>
-        <w:t>后进入Root模式。Root模式用于查看账套明文密码（账套密码、数据库密码、远程密码）</w:t>
-      </w:r>
-      <w:r>
-        <w:rPr>
-          <w:rFonts w:hint="eastAsia"/>
-          <w:lang w:eastAsia="zh-CN"/>
-        </w:rPr>
-        <w:t>，</w:t>
-      </w:r>
-      <w:r>
-        <w:rPr>
-          <w:rFonts w:hint="eastAsia"/>
-          <w:lang w:val="en-US" w:eastAsia="zh-CN"/>
-        </w:rPr>
-        <w:t>一键复制账套信息</w:t>
-      </w:r>
-      <w:r>
-        <w:t>。</w:t>
-      </w:r>
-    </w:p>
-    <w:p>
-      <w:pPr>
-        <w:pStyle w:val="3"/>
-      </w:pPr>
-      <w:bookmarkStart w:id="28" w:name="_Toc4373"/>
-      <w:r>
-        <w:rPr>
-          <w:rFonts w:hint="eastAsia"/>
-          <w:lang w:val="en-US" w:eastAsia="zh-CN"/>
-        </w:rPr>
-        <w:t>6</w:t>
-      </w:r>
-      <w:r>
-        <w:t>.2 查看明文密码</w:t>
-      </w:r>
-      <w:bookmarkEnd w:id="28"/>
-    </w:p>
-    <w:p>
-      <w:pPr>
-        <w:spacing w:after="120"/>
-      </w:pPr>
-      <w:r>
-        <w:t>进入Root模式后，在账套列表中密码字段显示为●●●●●●。新增/编辑账套时，密码字段右侧显示"显示密码"按钮，点击可查看或复制明文密码。关闭程序后自动退出Root模式。</w:t>
-      </w:r>
-    </w:p>
-    <w:p>
-      <w:pPr>
-        <w:pStyle w:val="2"/>
-      </w:pPr>
-      <w:bookmarkStart w:id="29" w:name="_Toc32702"/>
-      <w:r>
-        <w:rPr>
-          <w:rFonts w:hint="eastAsia"/>
-          <w:lang w:val="en-US" w:eastAsia="zh-CN"/>
-        </w:rPr>
-        <w:t>7</w:t>
-      </w:r>
-      <w:r>
-        <w:t>. 一键启动</w:t>
-      </w:r>
-      <w:bookmarkEnd w:id="29"/>
-    </w:p>
-    <w:p>
-      <w:pPr>
-        <w:pStyle w:val="3"/>
-      </w:pPr>
-      <w:bookmarkStart w:id="30" w:name="_Toc31000"/>
-      <w:r>
-        <w:rPr>
-          <w:rFonts w:hint="eastAsia"/>
-          <w:lang w:val="en-US" w:eastAsia="zh-CN"/>
-        </w:rPr>
-        <w:t>7</w:t>
-      </w:r>
-      <w:r>
-        <w:t>.1 启动选项</w:t>
-      </w:r>
-      <w:bookmarkEnd w:id="30"/>
-    </w:p>
-    <w:p>
-      <w:pPr>
-        <w:spacing w:after="120"/>
-      </w:pPr>
-      <w:r>
-        <w:t>点击账套列表右侧的"启动"按钮，弹出"启动选项"对话框，可选择：① 启动电脑端（君则A3.exe客户端程序）；② 启动开发工具（君则A3集成开发工具.exe）；③ 启动网页版（打开H5网页端）。</w:t>
-      </w:r>
-    </w:p>
-    <w:p>
-      <w:pPr>
-        <w:spacing w:after="120"/>
-        <w:rPr>
-          <w:rFonts w:hint="default" w:eastAsia="微软雅黑"/>
-          <w:lang w:val="en-US" w:eastAsia="zh-CN"/>
-        </w:rPr>
-      </w:pPr>
-      <w:r>
-        <w:rPr>
-          <w:rFonts w:hint="eastAsia"/>
-          <w:lang w:val="en-US" w:eastAsia="zh-CN"/>
-        </w:rPr>
-        <w:t>支持快捷键 1,2,3  对应勾选取消对应选项</w:t>
-      </w:r>
-    </w:p>
-    <w:p>
-      <w:pPr>
-        <w:pStyle w:val="3"/>
-      </w:pPr>
-      <w:bookmarkStart w:id="31" w:name="_Toc24118"/>
-      <w:r>
-        <w:rPr>
-          <w:rFonts w:hint="eastAsia"/>
-          <w:lang w:val="en-US" w:eastAsia="zh-CN"/>
-        </w:rPr>
-        <w:t>7</w:t>
-      </w:r>
-      <w:r>
-        <w:t>.2 浏览器选择</w:t>
-      </w:r>
-      <w:bookmarkEnd w:id="31"/>
-    </w:p>
-    <w:p>
-      <w:pPr>
-        <w:spacing w:after="120"/>
-      </w:pPr>
-      <w:r>
-        <w:t>启动网页版时支持选择浏览器：Chrome / Microsoft Edge / Firefox / 360安全浏览器。程序自动从注册表查找浏览器路径，找不到时使用系统默认浏览器。</w:t>
-      </w:r>
-    </w:p>
-    <w:p>
-      <w:pPr>
-        <w:pStyle w:val="3"/>
-      </w:pPr>
-      <w:bookmarkStart w:id="32" w:name="_Toc6088"/>
-      <w:r>
-        <w:rPr>
-          <w:rFonts w:hint="eastAsia"/>
-          <w:lang w:val="en-US" w:eastAsia="zh-CN"/>
-        </w:rPr>
-        <w:t>7</w:t>
-      </w:r>
-      <w:r>
-        <w:t>.3 新窗口/新Tab</w:t>
-      </w:r>
-      <w:bookmarkEnd w:id="32"/>
-    </w:p>
-    <w:p>
-      <w:pPr>
-        <w:spacing w:after="120"/>
-      </w:pPr>
-      <w:r>
-        <w:t>在"设置"中可以切换：勾选"启动新窗口"则每次在新浏览器窗口中打开；取消勾选则在当前浏览器窗口中新增Tab页。</w:t>
-      </w:r>
-    </w:p>
-    <w:p>
-      <w:pPr>
-        <w:pStyle w:val="3"/>
-      </w:pPr>
-      <w:bookmarkStart w:id="33" w:name="_Toc23296"/>
-      <w:r>
-        <w:rPr>
-          <w:rFonts w:hint="eastAsia"/>
-          <w:lang w:val="en-US" w:eastAsia="zh-CN"/>
-        </w:rPr>
-        <w:t>7</w:t>
-      </w:r>
-      <w:r>
-        <w:t>.4 快捷启动按钮</w:t>
-      </w:r>
-      <w:bookmarkEnd w:id="33"/>
-    </w:p>
-    <w:p>
-      <w:pPr>
-        <w:spacing w:after="120"/>
-      </w:pPr>
-      <w:r>
-        <w:t>在账套列表每行右侧有以下快捷按钮：电脑端（直接启动客户端）、开发工具（直接启动开发工具）、网页版（直接启动网页端）。</w:t>
-      </w:r>
-    </w:p>
-    <w:p>
-      <w:pPr>
-        <w:pStyle w:val="2"/>
-      </w:pPr>
-      <w:bookmarkStart w:id="34" w:name="_Toc378"/>
-      <w:r>
-        <w:rPr>
-          <w:rFonts w:hint="eastAsia"/>
-          <w:lang w:val="en-US" w:eastAsia="zh-CN"/>
-        </w:rPr>
-        <w:t>8</w:t>
-      </w:r>
-      <w:r>
-        <w:t>. 数据库连接与远程访问</w:t>
-      </w:r>
-      <w:bookmarkEnd w:id="34"/>
-    </w:p>
-    <w:p>
-      <w:pPr>
-        <w:pStyle w:val="3"/>
-      </w:pPr>
-      <w:bookmarkStart w:id="35" w:name="_Toc15830"/>
-      <w:r>
-        <w:rPr>
-          <w:rFonts w:hint="eastAsia"/>
-          <w:lang w:val="en-US" w:eastAsia="zh-CN"/>
-        </w:rPr>
-        <w:t>8</w:t>
-      </w:r>
-      <w:r>
-        <w:t>.1 启动SSMS</w:t>
-      </w:r>
-      <w:bookmarkEnd w:id="35"/>
-    </w:p>
-    <w:p>
-      <w:pPr>
-        <w:spacing w:after="120"/>
-      </w:pPr>
-      <w:r>
-        <w:t>选中账套，点击右侧"数据库"按钮，程序自动启动SQL Server Management Studio（SSMS），自动填充服务器地址、数据库名称、用户名，数据库密码自动复制到剪贴板，粘贴即可使用。首次使用需在"设置"中配置SSMS路径。</w:t>
-      </w:r>
-    </w:p>
-    <w:p>
-      <w:pPr>
-        <w:pStyle w:val="3"/>
-      </w:pPr>
-      <w:bookmarkStart w:id="36" w:name="_Toc14551"/>
-      <w:r>
-        <w:rPr>
-          <w:rFonts w:hint="eastAsia"/>
-          <w:lang w:val="en-US" w:eastAsia="zh-CN"/>
-        </w:rPr>
-        <w:t>8</w:t>
-      </w:r>
-      <w:r>
-        <w:t>.2 RDP远程桌面</w:t>
-      </w:r>
-      <w:bookmarkEnd w:id="36"/>
-    </w:p>
-    <w:p>
-      <w:pPr>
-        <w:spacing w:after="120"/>
-      </w:pPr>
-      <w:r>
-        <w:t>选中账套，点击"远程"按钮，选择"RDP"模式，程序自动生成.rdp远程桌面连接文件，自动填充远程地址和用户名，密码自动复制到剪贴板，然后自动启动远程桌面连接。</w:t>
-      </w:r>
-    </w:p>
-    <w:p>
-      <w:pPr>
-        <w:pStyle w:val="3"/>
-      </w:pPr>
-      <w:bookmarkStart w:id="37" w:name="_Toc14661"/>
-      <w:r>
-        <w:rPr>
-          <w:rFonts w:hint="eastAsia"/>
-          <w:lang w:val="en-US" w:eastAsia="zh-CN"/>
-        </w:rPr>
-        <w:t>8</w:t>
-      </w:r>
-      <w:r>
-        <w:t>.3 向日葵</w:t>
-      </w:r>
-      <w:bookmarkEnd w:id="37"/>
-    </w:p>
-    <w:p>
-      <w:pPr>
-        <w:spacing w:after="120"/>
-      </w:pPr>
-      <w:r>
-        <w:t>选中账套，点击"远程"按钮，选择"向日葵"模式，直接打开向日葵远程控制软件。</w:t>
-      </w:r>
-    </w:p>
-    <w:p>
-      <w:pPr>
-        <w:pStyle w:val="2"/>
-      </w:pPr>
-      <w:bookmarkStart w:id="38" w:name="_Toc7830"/>
-      <w:r>
-        <w:rPr>
-          <w:rFonts w:hint="eastAsia"/>
-          <w:lang w:val="en-US" w:eastAsia="zh-CN"/>
-        </w:rPr>
-        <w:t>9</w:t>
+      <w:bookmarkStart w:id="55" w:name="_Toc21585"/>
+      <w:r>
+        <w:t>1</w:t>
+      </w:r>
+      <w:r>
+        <w:rPr>
+          <w:rFonts w:hint="eastAsia"/>
+          <w:lang w:val="en-US" w:eastAsia="zh-CN"/>
+        </w:rPr>
+        <w:t>0</w:t>
       </w:r>
       <w:r>
         <w:t>. 设置</w:t>
       </w:r>
-      <w:bookmarkEnd w:id="38"/>
-    </w:p>
-    <w:p>
-      <w:pPr>
-        <w:pStyle w:val="3"/>
-      </w:pPr>
-      <w:bookmarkStart w:id="39" w:name="_Toc18950"/>
-      <w:r>
-        <w:rPr>
-          <w:rFonts w:hint="eastAsia"/>
-          <w:lang w:val="en-US" w:eastAsia="zh-CN"/>
-        </w:rPr>
-        <w:t>9</w:t>
-      </w:r>
-      <w:r>
-        <w:t>.1 应用程序目录</w:t>
-      </w:r>
-      <w:bookmarkEnd w:id="39"/>
-    </w:p>
-    <w:p>
-      <w:pPr>
-        <w:spacing w:after="120"/>
-      </w:pPr>
-      <w:r>
-        <w:t>设置A3应用程序所在目录，用于启动账套时定位程序文件。点击"浏览…"选择文件夹。</w:t>
-      </w:r>
-    </w:p>
-    <w:p>
-      <w:pPr>
-        <w:pStyle w:val="3"/>
-      </w:pPr>
-      <w:bookmarkStart w:id="40" w:name="_Toc18430"/>
-      <w:r>
-        <w:rPr>
-          <w:rFonts w:hint="eastAsia"/>
-          <w:lang w:val="en-US" w:eastAsia="zh-CN"/>
-        </w:rPr>
-        <w:t>9</w:t>
-      </w:r>
-      <w:r>
-        <w:t>.2 数据库管理器路径</w:t>
-      </w:r>
-      <w:bookmarkEnd w:id="40"/>
-    </w:p>
-    <w:p>
-      <w:pPr>
-        <w:spacing w:after="120"/>
-      </w:pPr>
-      <w:r>
-        <w:t>设置SSMS可执行文件路径。为空时程序自动查找；点击"浏览…"手动选择Ssms.exe；点击"清除"可清空设置。</w:t>
-      </w:r>
-    </w:p>
-    <w:p>
-      <w:pPr>
-        <w:pStyle w:val="3"/>
-      </w:pPr>
-      <w:bookmarkStart w:id="41" w:name="_Toc21991"/>
-      <w:r>
-        <w:rPr>
-          <w:rFonts w:hint="eastAsia"/>
-          <w:lang w:val="en-US" w:eastAsia="zh-CN"/>
-        </w:rPr>
-        <w:t>9</w:t>
-      </w:r>
-      <w:r>
-        <w:t>.3 启动选项</w:t>
-      </w:r>
-      <w:bookmarkEnd w:id="41"/>
-    </w:p>
-    <w:p>
-      <w:pPr>
-        <w:spacing w:after="120"/>
-      </w:pPr>
-      <w:r>
-        <w:t>勾选"启动时弹出启动选项选择窗口"，则每次启动账套会弹出选项对话框，可选择启动项和浏览器；取消勾选则按上次选择直接启动（首次使用仍会弹出选择）。</w:t>
-      </w:r>
-    </w:p>
-    <w:p>
-      <w:pPr>
-        <w:pStyle w:val="3"/>
-      </w:pPr>
-      <w:bookmarkStart w:id="42" w:name="_Toc15018"/>
-      <w:r>
-        <w:rPr>
-          <w:rFonts w:hint="eastAsia"/>
-          <w:lang w:val="en-US" w:eastAsia="zh-CN"/>
-        </w:rPr>
-        <w:t>9</w:t>
-      </w:r>
-      <w:r>
-        <w:t>.</w:t>
-      </w:r>
-      <w:r>
-        <w:rPr>
-          <w:rFonts w:hint="eastAsia"/>
-          <w:lang w:val="en-US" w:eastAsia="zh-CN"/>
-        </w:rPr>
-        <w:t>4</w:t>
-      </w:r>
-      <w:r>
-        <w:t xml:space="preserve"> 浏览器启动方式</w:t>
-      </w:r>
-      <w:bookmarkEnd w:id="42"/>
-    </w:p>
-    <w:p>
-      <w:pPr>
-        <w:spacing w:after="120"/>
-      </w:pPr>
-      <w:r>
-        <w:t>勾选"启动新窗口"：每次在新浏览器窗口中打开（默认）。取消勾选：在当前浏览器中打开新Tab。</w:t>
-      </w:r>
-    </w:p>
-    <w:p>
-      <w:pPr>
-        <w:pStyle w:val="2"/>
-      </w:pPr>
-      <w:bookmarkStart w:id="43" w:name="_Toc12057"/>
-      <w:r>
-        <w:t>1</w:t>
-      </w:r>
-      <w:r>
-        <w:rPr>
-          <w:rFonts w:hint="eastAsia"/>
-          <w:lang w:val="en-US" w:eastAsia="zh-CN"/>
-        </w:rPr>
-        <w:t>0</w:t>
-      </w:r>
-      <w:r>
-        <w:t>. 设置</w:t>
-      </w:r>
-      <w:bookmarkEnd w:id="43"/>
+      <w:bookmarkEnd w:id="55"/>
     </w:p>
     <w:p>
       <w:pPr>
@@ -5815,7 +7435,7 @@
                     </pic:cNvPicPr>
                   </pic:nvPicPr>
                   <pic:blipFill>
-                    <a:blip r:embed="rId16"/>
+                    <a:blip r:embed="rId18"/>
                     <a:stretch>
                       <a:fillRect/>
                     </a:stretch>
@@ -5863,7 +7483,7 @@
           <w:lang w:val="en-US" w:eastAsia="zh-CN"/>
         </w:rPr>
       </w:pPr>
-      <w:bookmarkStart w:id="44" w:name="_Toc16153"/>
+      <w:bookmarkStart w:id="56" w:name="_Toc19908"/>
       <w:r>
         <w:rPr>
           <w:rFonts w:hint="eastAsia"/>
@@ -5874,17 +7494,17 @@
       <w:r>
         <w:t>. 常见问题</w:t>
       </w:r>
-      <w:bookmarkEnd w:id="44"/>
+      <w:bookmarkEnd w:id="56"/>
     </w:p>
     <w:p>
       <w:pPr>
         <w:pStyle w:val="3"/>
       </w:pPr>
-      <w:bookmarkStart w:id="45" w:name="_Toc1764"/>
+      <w:bookmarkStart w:id="57" w:name="_Toc18264"/>
       <w:r>
         <w:t>Q1: 账套密码忘记怎么办？</w:t>
       </w:r>
-      <w:bookmarkEnd w:id="45"/>
+      <w:bookmarkEnd w:id="57"/>
     </w:p>
     <w:p>
       <w:pPr>
@@ -5898,11 +7518,11 @@
       <w:pPr>
         <w:pStyle w:val="3"/>
       </w:pPr>
-      <w:bookmarkStart w:id="46" w:name="_Toc18704"/>
+      <w:bookmarkStart w:id="58" w:name="_Toc19455"/>
       <w:r>
         <w:t>Q2: 工具箱不显示自定义工具？</w:t>
       </w:r>
-      <w:bookmarkEnd w:id="46"/>
+      <w:bookmarkEnd w:id="58"/>
     </w:p>
     <w:p>
       <w:pPr>
@@ -5916,11 +7536,11 @@
       <w:pPr>
         <w:pStyle w:val="3"/>
       </w:pPr>
-      <w:bookmarkStart w:id="47" w:name="_Toc29458"/>
+      <w:bookmarkStart w:id="59" w:name="_Toc16465"/>
       <w:r>
         <w:t>Q3: 复制操作失败？</w:t>
       </w:r>
-      <w:bookmarkEnd w:id="47"/>
+      <w:bookmarkEnd w:id="59"/>
     </w:p>
     <w:p>
       <w:pPr>
@@ -5934,11 +7554,11 @@
       <w:pPr>
         <w:pStyle w:val="3"/>
       </w:pPr>
-      <w:bookmarkStart w:id="48" w:name="_Toc11238"/>
+      <w:bookmarkStart w:id="60" w:name="_Toc6453"/>
       <w:r>
         <w:t>Q4: 程序无法启动？</w:t>
       </w:r>
-      <w:bookmarkEnd w:id="48"/>
+      <w:bookmarkEnd w:id="60"/>
     </w:p>
     <w:p>
       <w:pPr>
@@ -5952,61 +7572,61 @@
       <w:pPr>
         <w:pStyle w:val="3"/>
       </w:pPr>
-      <w:bookmarkStart w:id="49" w:name="_Toc910"/>
+      <w:bookmarkStart w:id="61" w:name="_Toc30443"/>
       <w:r>
         <w:t>Q5: 托盘快捷键不生效？</w:t>
       </w:r>
-      <w:bookmarkEnd w:id="49"/>
+      <w:bookmarkEnd w:id="61"/>
     </w:p>
     <w:p>
       <w:pPr>
         <w:pStyle w:val="3"/>
       </w:pPr>
-      <w:bookmarkStart w:id="50" w:name="_Toc16926"/>
+      <w:bookmarkStart w:id="62" w:name="_Toc18129"/>
       <w:r>
         <w:t>A: 快捷键可能被其他程序占用。建议换一个不常用的快捷键组合，或关闭其他可能占用快捷键的程序后再试。</w:t>
       </w:r>
-      <w:bookmarkEnd w:id="50"/>
+      <w:bookmarkEnd w:id="62"/>
     </w:p>
     <w:p>
       <w:pPr>
         <w:pStyle w:val="3"/>
       </w:pPr>
-      <w:bookmarkStart w:id="51" w:name="_Toc4610"/>
+      <w:bookmarkStart w:id="63" w:name="_Toc30074"/>
       <w:r>
         <w:t>Q6: 复制表单后目标账套报错？</w:t>
       </w:r>
-      <w:bookmarkEnd w:id="51"/>
+      <w:bookmarkEnd w:id="63"/>
     </w:p>
     <w:p>
       <w:pPr>
         <w:pStyle w:val="3"/>
       </w:pPr>
-      <w:bookmarkStart w:id="52" w:name="_Toc11019"/>
+      <w:bookmarkStart w:id="64" w:name="_Toc16932"/>
       <w:r>
         <w:t>A: 使用"复制Win表单"时，建议勾选"同时复制关联存储过程"、"复制编码规则"、"复制标准查询"选项，确保关联数据完整复制到目标账套。</w:t>
       </w:r>
-      <w:bookmarkEnd w:id="52"/>
+      <w:bookmarkEnd w:id="64"/>
     </w:p>
     <w:p>
       <w:pPr>
         <w:pStyle w:val="3"/>
       </w:pPr>
-      <w:bookmarkStart w:id="53" w:name="_Toc900"/>
+      <w:bookmarkStart w:id="65" w:name="_Toc30502"/>
       <w:r>
         <w:t>Q7: 账套搜索不到？</w:t>
       </w:r>
-      <w:bookmarkEnd w:id="53"/>
+      <w:bookmarkEnd w:id="65"/>
     </w:p>
     <w:p>
       <w:pPr>
         <w:pStyle w:val="3"/>
       </w:pPr>
-      <w:bookmarkStart w:id="54" w:name="_Toc5708"/>
+      <w:bookmarkStart w:id="66" w:name="_Toc22601"/>
       <w:r>
         <w:t>A: 账套搜索支持拼音首字母搜索（如输入"CS"可找到"测试"账套），也支持账套代码、名称和服务器地址的模糊搜索。请检查搜索关键词是否正确。</w:t>
       </w:r>
-      <w:bookmarkEnd w:id="54"/>
+      <w:bookmarkEnd w:id="66"/>
     </w:p>
     <w:p>
       <w:pPr>

--- a/A3工具箱_用户手册.docx
+++ b/A3工具箱_用户手册.docx
@@ -116,8 +116,6 @@
               <w:tab w:val="right" w:leader="dot" w:pos="9746"/>
             </w:tabs>
           </w:pPr>
-          <w:bookmarkStart w:id="67" w:name="_GoBack"/>
-          <w:bookmarkEnd w:id="67"/>
           <w:r>
             <w:fldChar w:fldCharType="begin"/>
           </w:r>
@@ -918,7 +916,7 @@
             <w:fldChar w:fldCharType="separate"/>
           </w:r>
           <w:r>
-            <w:t>12</w:t>
+            <w:t>13</w:t>
           </w:r>
           <w:r>
             <w:fldChar w:fldCharType="end"/>
@@ -963,7 +961,7 @@
             <w:fldChar w:fldCharType="separate"/>
           </w:r>
           <w:r>
-            <w:t>13</w:t>
+            <w:t>14</w:t>
           </w:r>
           <w:r>
             <w:fldChar w:fldCharType="end"/>
@@ -1008,7 +1006,7 @@
             <w:fldChar w:fldCharType="separate"/>
           </w:r>
           <w:r>
-            <w:t>14</w:t>
+            <w:t>15</w:t>
           </w:r>
           <w:r>
             <w:fldChar w:fldCharType="end"/>
@@ -1066,7 +1064,7 @@
             <w:fldChar w:fldCharType="separate"/>
           </w:r>
           <w:r>
-            <w:t>15</w:t>
+            <w:t>16</w:t>
           </w:r>
           <w:r>
             <w:fldChar w:fldCharType="end"/>
@@ -1124,7 +1122,7 @@
             <w:fldChar w:fldCharType="separate"/>
           </w:r>
           <w:r>
-            <w:t>16</w:t>
+            <w:t>17</w:t>
           </w:r>
           <w:r>
             <w:fldChar w:fldCharType="end"/>
@@ -1162,6 +1160,8 @@
           <w:r>
             <w:t>工具扩展</w:t>
           </w:r>
+          <w:bookmarkStart w:id="67" w:name="_GoBack"/>
+          <w:bookmarkEnd w:id="67"/>
           <w:r>
             <w:tab/>
           </w:r>
@@ -1175,7 +1175,7 @@
             <w:fldChar w:fldCharType="separate"/>
           </w:r>
           <w:r>
-            <w:t>17</w:t>
+            <w:t>18</w:t>
           </w:r>
           <w:r>
             <w:fldChar w:fldCharType="end"/>
@@ -1223,7 +1223,7 @@
             <w:fldChar w:fldCharType="separate"/>
           </w:r>
           <w:r>
-            <w:t>18</w:t>
+            <w:t>19</w:t>
           </w:r>
           <w:r>
             <w:fldChar w:fldCharType="end"/>
@@ -1271,7 +1271,7 @@
             <w:fldChar w:fldCharType="separate"/>
           </w:r>
           <w:r>
-            <w:t>18</w:t>
+            <w:t>19</w:t>
           </w:r>
           <w:r>
             <w:fldChar w:fldCharType="end"/>
@@ -1319,7 +1319,7 @@
             <w:fldChar w:fldCharType="separate"/>
           </w:r>
           <w:r>
-            <w:t>18</w:t>
+            <w:t>19</w:t>
           </w:r>
           <w:r>
             <w:fldChar w:fldCharType="end"/>
@@ -1367,7 +1367,7 @@
             <w:fldChar w:fldCharType="separate"/>
           </w:r>
           <w:r>
-            <w:t>18</w:t>
+            <w:t>19</w:t>
           </w:r>
           <w:r>
             <w:fldChar w:fldCharType="end"/>
@@ -1415,7 +1415,7 @@
             <w:fldChar w:fldCharType="separate"/>
           </w:r>
           <w:r>
-            <w:t>18</w:t>
+            <w:t>19</w:t>
           </w:r>
           <w:r>
             <w:fldChar w:fldCharType="end"/>
@@ -1463,7 +1463,7 @@
             <w:fldChar w:fldCharType="separate"/>
           </w:r>
           <w:r>
-            <w:t>18</w:t>
+            <w:t>19</w:t>
           </w:r>
           <w:r>
             <w:fldChar w:fldCharType="end"/>
@@ -1511,7 +1511,7 @@
             <w:fldChar w:fldCharType="separate"/>
           </w:r>
           <w:r>
-            <w:t>18</w:t>
+            <w:t>19</w:t>
           </w:r>
           <w:r>
             <w:fldChar w:fldCharType="end"/>
@@ -1576,7 +1576,7 @@
             <w:fldChar w:fldCharType="separate"/>
           </w:r>
           <w:r>
-            <w:t>18</w:t>
+            <w:t>19</w:t>
           </w:r>
           <w:r>
             <w:fldChar w:fldCharType="end"/>
@@ -1624,7 +1624,7 @@
             <w:fldChar w:fldCharType="separate"/>
           </w:r>
           <w:r>
-            <w:t>19</w:t>
+            <w:t>20</w:t>
           </w:r>
           <w:r>
             <w:fldChar w:fldCharType="end"/>
@@ -1672,7 +1672,7 @@
             <w:fldChar w:fldCharType="separate"/>
           </w:r>
           <w:r>
-            <w:t>19</w:t>
+            <w:t>20</w:t>
           </w:r>
           <w:r>
             <w:fldChar w:fldCharType="end"/>
@@ -1720,7 +1720,7 @@
             <w:fldChar w:fldCharType="separate"/>
           </w:r>
           <w:r>
-            <w:t>19</w:t>
+            <w:t>20</w:t>
           </w:r>
           <w:r>
             <w:fldChar w:fldCharType="end"/>
@@ -1768,7 +1768,7 @@
             <w:fldChar w:fldCharType="separate"/>
           </w:r>
           <w:r>
-            <w:t>19</w:t>
+            <w:t>20</w:t>
           </w:r>
           <w:r>
             <w:fldChar w:fldCharType="end"/>
@@ -1816,7 +1816,7 @@
             <w:fldChar w:fldCharType="separate"/>
           </w:r>
           <w:r>
-            <w:t>19</w:t>
+            <w:t>20</w:t>
           </w:r>
           <w:r>
             <w:fldChar w:fldCharType="end"/>
@@ -1864,7 +1864,7 @@
             <w:fldChar w:fldCharType="separate"/>
           </w:r>
           <w:r>
-            <w:t>19</w:t>
+            <w:t>20</w:t>
           </w:r>
           <w:r>
             <w:fldChar w:fldCharType="end"/>
@@ -1912,7 +1912,7 @@
             <w:fldChar w:fldCharType="separate"/>
           </w:r>
           <w:r>
-            <w:t>19</w:t>
+            <w:t>20</w:t>
           </w:r>
           <w:r>
             <w:fldChar w:fldCharType="end"/>
@@ -1960,7 +1960,7 @@
             <w:fldChar w:fldCharType="separate"/>
           </w:r>
           <w:r>
-            <w:t>19</w:t>
+            <w:t>20</w:t>
           </w:r>
           <w:r>
             <w:fldChar w:fldCharType="end"/>
@@ -2008,7 +2008,7 @@
             <w:fldChar w:fldCharType="separate"/>
           </w:r>
           <w:r>
-            <w:t>19</w:t>
+            <w:t>20</w:t>
           </w:r>
           <w:r>
             <w:fldChar w:fldCharType="end"/>
@@ -2056,7 +2056,7 @@
             <w:fldChar w:fldCharType="separate"/>
           </w:r>
           <w:r>
-            <w:t>20</w:t>
+            <w:t>21</w:t>
           </w:r>
           <w:r>
             <w:fldChar w:fldCharType="end"/>
@@ -2104,7 +2104,7 @@
             <w:fldChar w:fldCharType="separate"/>
           </w:r>
           <w:r>
-            <w:t>20</w:t>
+            <w:t>21</w:t>
           </w:r>
           <w:r>
             <w:fldChar w:fldCharType="end"/>
@@ -2152,7 +2152,7 @@
             <w:fldChar w:fldCharType="separate"/>
           </w:r>
           <w:r>
-            <w:t>20</w:t>
+            <w:t>21</w:t>
           </w:r>
           <w:r>
             <w:fldChar w:fldCharType="end"/>
@@ -2200,7 +2200,7 @@
             <w:fldChar w:fldCharType="separate"/>
           </w:r>
           <w:r>
-            <w:t>20</w:t>
+            <w:t>21</w:t>
           </w:r>
           <w:r>
             <w:fldChar w:fldCharType="end"/>
@@ -2258,7 +2258,7 @@
             <w:fldChar w:fldCharType="separate"/>
           </w:r>
           <w:r>
-            <w:t>20</w:t>
+            <w:t>21</w:t>
           </w:r>
           <w:r>
             <w:fldChar w:fldCharType="end"/>
@@ -2309,7 +2309,7 @@
             <w:fldChar w:fldCharType="separate"/>
           </w:r>
           <w:r>
-            <w:t>20</w:t>
+            <w:t>21</w:t>
           </w:r>
           <w:r>
             <w:fldChar w:fldCharType="end"/>
@@ -2357,7 +2357,7 @@
             <w:fldChar w:fldCharType="separate"/>
           </w:r>
           <w:r>
-            <w:t>21</w:t>
+            <w:t>22</w:t>
           </w:r>
           <w:r>
             <w:fldChar w:fldCharType="end"/>
@@ -2398,7 +2398,7 @@
             <w:fldChar w:fldCharType="separate"/>
           </w:r>
           <w:r>
-            <w:t>21</w:t>
+            <w:t>22</w:t>
           </w:r>
           <w:r>
             <w:fldChar w:fldCharType="end"/>
@@ -2439,7 +2439,7 @@
             <w:fldChar w:fldCharType="separate"/>
           </w:r>
           <w:r>
-            <w:t>21</w:t>
+            <w:t>22</w:t>
           </w:r>
           <w:r>
             <w:fldChar w:fldCharType="end"/>
@@ -2480,7 +2480,7 @@
             <w:fldChar w:fldCharType="separate"/>
           </w:r>
           <w:r>
-            <w:t>21</w:t>
+            <w:t>22</w:t>
           </w:r>
           <w:r>
             <w:fldChar w:fldCharType="end"/>
@@ -2521,7 +2521,7 @@
             <w:fldChar w:fldCharType="separate"/>
           </w:r>
           <w:r>
-            <w:t>21</w:t>
+            <w:t>22</w:t>
           </w:r>
           <w:r>
             <w:fldChar w:fldCharType="end"/>
@@ -2562,7 +2562,7 @@
             <w:fldChar w:fldCharType="separate"/>
           </w:r>
           <w:r>
-            <w:t>22</w:t>
+            <w:t>23</w:t>
           </w:r>
           <w:r>
             <w:fldChar w:fldCharType="end"/>
@@ -2603,7 +2603,7 @@
             <w:fldChar w:fldCharType="separate"/>
           </w:r>
           <w:r>
-            <w:t>22</w:t>
+            <w:t>23</w:t>
           </w:r>
           <w:r>
             <w:fldChar w:fldCharType="end"/>
@@ -2644,7 +2644,7 @@
             <w:fldChar w:fldCharType="separate"/>
           </w:r>
           <w:r>
-            <w:t>22</w:t>
+            <w:t>23</w:t>
           </w:r>
           <w:r>
             <w:fldChar w:fldCharType="end"/>
@@ -2685,7 +2685,7 @@
             <w:fldChar w:fldCharType="separate"/>
           </w:r>
           <w:r>
-            <w:t>22</w:t>
+            <w:t>23</w:t>
           </w:r>
           <w:r>
             <w:fldChar w:fldCharType="end"/>
@@ -2726,7 +2726,7 @@
             <w:fldChar w:fldCharType="separate"/>
           </w:r>
           <w:r>
-            <w:t>22</w:t>
+            <w:t>23</w:t>
           </w:r>
           <w:r>
             <w:fldChar w:fldCharType="end"/>
@@ -2767,7 +2767,7 @@
             <w:fldChar w:fldCharType="separate"/>
           </w:r>
           <w:r>
-            <w:t>22</w:t>
+            <w:t>23</w:t>
           </w:r>
           <w:r>
             <w:fldChar w:fldCharType="end"/>
@@ -3316,6 +3316,12 @@
             <w:insideH w:val="single" w:color="auto" w:sz="4" w:space="0"/>
             <w:insideV w:val="single" w:color="auto" w:sz="4" w:space="0"/>
           </w:tblBorders>
+          <w:tblCellMar>
+            <w:top w:w="0" w:type="dxa"/>
+            <w:left w:w="10" w:type="dxa"/>
+            <w:bottom w:w="0" w:type="dxa"/>
+            <w:right w:w="10" w:type="dxa"/>
+          </w:tblCellMar>
         </w:tblPrEx>
         <w:trPr>
           <w:tblHeader/>
@@ -4695,9 +4701,9 @@
       <w:r>
         <w:drawing>
           <wp:inline distT="0" distB="0" distL="114300" distR="114300">
-            <wp:extent cx="5375275" cy="4874895"/>
-            <wp:effectExtent l="0" t="0" r="635" b="4445"/>
-            <wp:docPr id="5" name="图片 4"/>
+            <wp:extent cx="6183630" cy="5604510"/>
+            <wp:effectExtent l="0" t="0" r="1905" b="8890"/>
+            <wp:docPr id="5" name="图片 1"/>
             <wp:cNvGraphicFramePr>
               <a:graphicFrameLocks xmlns:a="http://schemas.openxmlformats.org/drawingml/2006/main" noChangeAspect="1"/>
             </wp:cNvGraphicFramePr>
@@ -4705,7 +4711,7 @@
               <a:graphicData uri="http://schemas.openxmlformats.org/drawingml/2006/picture">
                 <pic:pic xmlns:pic="http://schemas.openxmlformats.org/drawingml/2006/picture">
                   <pic:nvPicPr>
-                    <pic:cNvPr id="5" name="图片 4"/>
+                    <pic:cNvPr id="5" name="图片 1"/>
                     <pic:cNvPicPr>
                       <a:picLocks noChangeAspect="1"/>
                     </pic:cNvPicPr>
@@ -4719,7 +4725,7 @@
                   <pic:spPr>
                     <a:xfrm>
                       <a:off x="0" y="0"/>
-                      <a:ext cx="5375275" cy="4874895"/>
+                      <a:ext cx="6183630" cy="5604510"/>
                     </a:xfrm>
                     <a:prstGeom prst="rect">
                       <a:avLst/>
@@ -4886,16 +4892,16 @@
         </w:numPr>
         <w:ind w:left="360" w:leftChars="0"/>
         <w:rPr>
-          <w:rFonts w:hint="default"/>
-          <w:lang w:val="en-US" w:eastAsia="zh-CN"/>
-        </w:rPr>
-      </w:pPr>
-      <w:r>
-        <w:rPr>
-          <w:rFonts w:hint="eastAsia"/>
-          <w:lang w:val="en-US" w:eastAsia="zh-CN"/>
-        </w:rPr>
-        <w:t>6.选择是否删除已存在对象，如勾选目标库中存在对象则会先删除再创建，如未勾选若存在则会跳过</w:t>
+          <w:rFonts w:hint="eastAsia"/>
+          <w:lang w:val="en-US" w:eastAsia="zh-CN"/>
+        </w:rPr>
+      </w:pPr>
+      <w:r>
+        <w:rPr>
+          <w:rFonts w:hint="eastAsia"/>
+          <w:lang w:val="en-US" w:eastAsia="zh-CN"/>
+        </w:rPr>
+        <w:t>也可以通过下方搜索区域根据对象名称搜索，搜索后单击选中，支持Ctrl+鼠标左键、Shift+鼠标左键 多选。选择完后单击添加选中项，可以把选中数据库对象自动填充至上方区域。</w:t>
       </w:r>
     </w:p>
     <w:p>
@@ -4907,7 +4913,29 @@
         </w:numPr>
         <w:ind w:left="360" w:leftChars="0"/>
         <w:rPr>
-          <w:rFonts w:hint="default" w:eastAsia="微软雅黑"/>
+          <w:rFonts w:hint="default"/>
+          <w:lang w:val="en-US" w:eastAsia="zh-CN"/>
+        </w:rPr>
+      </w:pPr>
+      <w:r>
+        <w:rPr>
+          <w:rFonts w:hint="eastAsia"/>
+          <w:lang w:val="en-US" w:eastAsia="zh-CN"/>
+        </w:rPr>
+        <w:t>6.选择是否删除已存在对象，如勾选目标库中存在对象则会先删除再创建，如未勾选若存在则会跳过</w:t>
+      </w:r>
+    </w:p>
+    <w:p>
+      <w:pPr>
+        <w:pStyle w:val="18"/>
+        <w:numPr>
+          <w:ilvl w:val="0"/>
+          <w:numId w:val="0"/>
+        </w:numPr>
+        <w:ind w:left="360" w:leftChars="0"/>
+        <w:rPr>
+          <w:rFonts w:hint="eastAsia"/>
+          <w:color w:val="E46C0A" w:themeColor="accent6" w:themeShade="BF"/>
           <w:lang w:val="en-US" w:eastAsia="zh-CN"/>
         </w:rPr>
       </w:pPr>
@@ -4936,6 +4964,94 @@
         </w:rPr>
         <w:t xml:space="preserve"> (支持快捷键Enter 确认，ESC取消。注意所有窗体都支持这两个快捷键)</w:t>
       </w:r>
+    </w:p>
+    <w:p>
+      <w:pPr>
+        <w:pStyle w:val="18"/>
+        <w:numPr>
+          <w:ilvl w:val="0"/>
+          <w:numId w:val="0"/>
+        </w:numPr>
+        <w:ind w:left="360" w:leftChars="0"/>
+        <w:rPr>
+          <w:rFonts w:hint="eastAsia"/>
+          <w:lang w:val="en-US" w:eastAsia="zh-CN"/>
+        </w:rPr>
+      </w:pPr>
+      <w:r>
+        <w:rPr>
+          <w:rFonts w:hint="eastAsia"/>
+          <w:lang w:val="en-US" w:eastAsia="zh-CN"/>
+        </w:rPr>
+        <w:t>8.如果对象类型选择是表结构，可以根据勾选表名称，自动对比源、目标数据库表结构差异，并生成相应脚本，可直接在目标库执行。</w:t>
+      </w:r>
+    </w:p>
+    <w:p>
+      <w:pPr>
+        <w:pStyle w:val="18"/>
+        <w:numPr>
+          <w:ilvl w:val="0"/>
+          <w:numId w:val="0"/>
+        </w:numPr>
+        <w:ind w:left="360" w:leftChars="0"/>
+      </w:pPr>
+      <w:r>
+        <w:drawing>
+          <wp:inline distT="0" distB="0" distL="114300" distR="114300">
+            <wp:extent cx="6177280" cy="4076065"/>
+            <wp:effectExtent l="0" t="0" r="8255" b="4445"/>
+            <wp:docPr id="12" name="图片 2"/>
+            <wp:cNvGraphicFramePr>
+              <a:graphicFrameLocks xmlns:a="http://schemas.openxmlformats.org/drawingml/2006/main" noChangeAspect="1"/>
+            </wp:cNvGraphicFramePr>
+            <a:graphic xmlns:a="http://schemas.openxmlformats.org/drawingml/2006/main">
+              <a:graphicData uri="http://schemas.openxmlformats.org/drawingml/2006/picture">
+                <pic:pic xmlns:pic="http://schemas.openxmlformats.org/drawingml/2006/picture">
+                  <pic:nvPicPr>
+                    <pic:cNvPr id="12" name="图片 2"/>
+                    <pic:cNvPicPr>
+                      <a:picLocks noChangeAspect="1"/>
+                    </pic:cNvPicPr>
+                  </pic:nvPicPr>
+                  <pic:blipFill>
+                    <a:blip r:embed="rId10"/>
+                    <a:stretch>
+                      <a:fillRect/>
+                    </a:stretch>
+                  </pic:blipFill>
+                  <pic:spPr>
+                    <a:xfrm>
+                      <a:off x="0" y="0"/>
+                      <a:ext cx="6177280" cy="4076065"/>
+                    </a:xfrm>
+                    <a:prstGeom prst="rect">
+                      <a:avLst/>
+                    </a:prstGeom>
+                    <a:noFill/>
+                    <a:ln>
+                      <a:noFill/>
+                    </a:ln>
+                  </pic:spPr>
+                </pic:pic>
+              </a:graphicData>
+            </a:graphic>
+          </wp:inline>
+        </w:drawing>
+      </w:r>
+    </w:p>
+    <w:p>
+      <w:pPr>
+        <w:pStyle w:val="18"/>
+        <w:numPr>
+          <w:ilvl w:val="0"/>
+          <w:numId w:val="0"/>
+        </w:numPr>
+        <w:ind w:left="360" w:leftChars="0"/>
+        <w:rPr>
+          <w:rFonts w:hint="default"/>
+          <w:lang w:val="en-US" w:eastAsia="zh-CN"/>
+        </w:rPr>
+      </w:pPr>
     </w:p>
     <w:p>
       <w:pPr>
@@ -4980,7 +5096,7 @@
                     </pic:cNvPicPr>
                   </pic:nvPicPr>
                   <pic:blipFill>
-                    <a:blip r:embed="rId10"/>
+                    <a:blip r:embed="rId11"/>
                     <a:stretch>
                       <a:fillRect/>
                     </a:stretch>
@@ -5332,7 +5448,7 @@
                     </pic:cNvPicPr>
                   </pic:nvPicPr>
                   <pic:blipFill>
-                    <a:blip r:embed="rId11"/>
+                    <a:blip r:embed="rId12"/>
                     <a:stretch>
                       <a:fillRect/>
                     </a:stretch>
@@ -5584,7 +5700,7 @@
                     </pic:cNvPicPr>
                   </pic:nvPicPr>
                   <pic:blipFill>
-                    <a:blip r:embed="rId12"/>
+                    <a:blip r:embed="rId13"/>
                     <a:stretch>
                       <a:fillRect/>
                     </a:stretch>
@@ -5724,7 +5840,7 @@
                     </pic:cNvPicPr>
                   </pic:nvPicPr>
                   <pic:blipFill>
-                    <a:blip r:embed="rId13"/>
+                    <a:blip r:embed="rId14"/>
                     <a:stretch>
                       <a:fillRect/>
                     </a:stretch>
@@ -5888,7 +6004,7 @@
                     </pic:cNvPicPr>
                   </pic:nvPicPr>
                   <pic:blipFill>
-                    <a:blip r:embed="rId14"/>
+                    <a:blip r:embed="rId15"/>
                     <a:stretch>
                       <a:fillRect/>
                     </a:stretch>
@@ -6025,7 +6141,7 @@
                     </pic:cNvPicPr>
                   </pic:nvPicPr>
                   <pic:blipFill>
-                    <a:blip r:embed="rId15"/>
+                    <a:blip r:embed="rId16"/>
                     <a:stretch>
                       <a:fillRect/>
                     </a:stretch>
@@ -6192,7 +6308,7 @@
                     </pic:cNvPicPr>
                   </pic:nvPicPr>
                   <pic:blipFill>
-                    <a:blip r:embed="rId16"/>
+                    <a:blip r:embed="rId17"/>
                     <a:stretch>
                       <a:fillRect/>
                     </a:stretch>
@@ -6493,7 +6609,7 @@
                     </pic:cNvPicPr>
                   </pic:nvPicPr>
                   <pic:blipFill>
-                    <a:blip r:embed="rId17"/>
+                    <a:blip r:embed="rId18"/>
                     <a:stretch>
                       <a:fillRect/>
                     </a:stretch>
@@ -7435,7 +7551,7 @@
                     </pic:cNvPicPr>
                   </pic:nvPicPr>
                   <pic:blipFill>
-                    <a:blip r:embed="rId18"/>
+                    <a:blip r:embed="rId19"/>
                     <a:stretch>
                       <a:fillRect/>
                     </a:stretch>
@@ -7799,8 +7915,8 @@
     <w:lsdException w:unhideWhenUsed="0" w:uiPriority="0" w:semiHidden="0" w:name="index 7"/>
     <w:lsdException w:unhideWhenUsed="0" w:uiPriority="0" w:semiHidden="0" w:name="index 8"/>
     <w:lsdException w:unhideWhenUsed="0" w:uiPriority="0" w:semiHidden="0" w:name="index 9"/>
-    <w:lsdException w:unhideWhenUsed="0" w:uiPriority="0" w:semiHidden="0" w:name="toc 1"/>
-    <w:lsdException w:unhideWhenUsed="0" w:uiPriority="0" w:semiHidden="0" w:name="toc 2"/>
+    <w:lsdException w:qFormat="1" w:unhideWhenUsed="0" w:uiPriority="0" w:semiHidden="0" w:name="toc 1"/>
+    <w:lsdException w:qFormat="1" w:unhideWhenUsed="0" w:uiPriority="0" w:semiHidden="0" w:name="toc 2"/>
     <w:lsdException w:unhideWhenUsed="0" w:uiPriority="0" w:semiHidden="0" w:name="toc 3"/>
     <w:lsdException w:unhideWhenUsed="0" w:uiPriority="0" w:semiHidden="0" w:name="toc 4"/>
     <w:lsdException w:unhideWhenUsed="0" w:uiPriority="0" w:semiHidden="0" w:name="toc 5"/>
@@ -7818,7 +7934,7 @@
     <w:lsdException w:unhideWhenUsed="0" w:uiPriority="0" w:semiHidden="0" w:name="table of figures"/>
     <w:lsdException w:unhideWhenUsed="0" w:uiPriority="0" w:semiHidden="0" w:name="envelope address"/>
     <w:lsdException w:unhideWhenUsed="0" w:uiPriority="0" w:semiHidden="0" w:name="envelope return"/>
-    <w:lsdException w:uiPriority="99" w:name="footnote reference"/>
+    <w:lsdException w:qFormat="1" w:uiPriority="99" w:name="footnote reference"/>
     <w:lsdException w:unhideWhenUsed="0" w:uiPriority="0" w:semiHidden="0" w:name="annotation reference"/>
     <w:lsdException w:unhideWhenUsed="0" w:uiPriority="0" w:semiHidden="0" w:name="line number"/>
     <w:lsdException w:unhideWhenUsed="0" w:uiPriority="0" w:semiHidden="0" w:name="page number"/>
@@ -7842,7 +7958,7 @@
     <w:lsdException w:unhideWhenUsed="0" w:uiPriority="0" w:semiHidden="0" w:name="List Number 3"/>
     <w:lsdException w:unhideWhenUsed="0" w:uiPriority="0" w:semiHidden="0" w:name="List Number 4"/>
     <w:lsdException w:unhideWhenUsed="0" w:uiPriority="0" w:semiHidden="0" w:name="List Number 5"/>
-    <w:lsdException w:unhideWhenUsed="0" w:uiPriority="0" w:semiHidden="0" w:name="Title"/>
+    <w:lsdException w:qFormat="1" w:unhideWhenUsed="0" w:uiPriority="0" w:semiHidden="0" w:name="Title"/>
     <w:lsdException w:unhideWhenUsed="0" w:uiPriority="0" w:semiHidden="0" w:name="Closing"/>
     <w:lsdException w:unhideWhenUsed="0" w:uiPriority="0" w:semiHidden="0" w:name="Signature"/>
     <w:lsdException w:qFormat="1" w:unhideWhenUsed="0" w:uiPriority="0" w:name="Default Paragraph Font"/>
@@ -8176,6 +8292,7 @@
     <w:name w:val="toc 1"/>
     <w:basedOn w:val="1"/>
     <w:next w:val="1"/>
+    <w:qFormat/>
     <w:uiPriority w:val="0"/>
   </w:style>
   <w:style w:type="paragraph" w:styleId="10">
@@ -8198,6 +8315,7 @@
     <w:name w:val="toc 2"/>
     <w:basedOn w:val="1"/>
     <w:next w:val="1"/>
+    <w:qFormat/>
     <w:uiPriority w:val="0"/>
     <w:pPr>
       <w:ind w:left="420" w:leftChars="200"/>
@@ -8205,6 +8323,7 @@
   </w:style>
   <w:style w:type="paragraph" w:styleId="12">
     <w:name w:val="Title"/>
+    <w:qFormat/>
     <w:uiPriority w:val="0"/>
     <w:pPr>
       <w:spacing w:before="240" w:after="120"/>
@@ -8243,6 +8362,7 @@
     <w:name w:val="footnote reference"/>
     <w:semiHidden/>
     <w:unhideWhenUsed/>
+    <w:qFormat/>
     <w:uiPriority w:val="99"/>
     <w:rPr>
       <w:vertAlign w:val="superscript"/>

--- a/A3工具箱_用户手册.docx
+++ b/A3工具箱_用户手册.docx
@@ -42,7 +42,7 @@
           <w:sz w:val="24"/>
           <w:szCs w:val="24"/>
         </w:rPr>
-        <w:t>v1.</w:t>
+        <w:t>V</w:t>
       </w:r>
       <w:r>
         <w:rPr>
@@ -52,7 +52,25 @@
           <w:szCs w:val="24"/>
           <w:lang w:val="en-US" w:eastAsia="zh-CN"/>
         </w:rPr>
-        <w:t>2.0</w:t>
+        <w:t>2</w:t>
+      </w:r>
+      <w:r>
+        <w:rPr>
+          <w:color w:val="999999"/>
+          <w:sz w:val="24"/>
+          <w:szCs w:val="24"/>
+        </w:rPr>
+        <w:t>.</w:t>
+      </w:r>
+      <w:r>
+        <w:rPr>
+          <w:rFonts w:hint="eastAsia"/>
+          <w:color w:val="999999"/>
+          <w:sz w:val="24"/>
+          <w:szCs w:val="24"/>
+          <w:lang w:val="en-US" w:eastAsia="zh-CN"/>
+        </w:rPr>
+        <w:t>0.0</w:t>
       </w:r>
     </w:p>
     <w:p/>
@@ -67,7 +85,7 @@
       <w:pPr>
         <w:pStyle w:val="2"/>
       </w:pPr>
-      <w:bookmarkStart w:id="0" w:name="_Toc24883"/>
+      <w:bookmarkStart w:id="0" w:name="_Toc3119"/>
       <w:r>
         <w:t>目录</w:t>
       </w:r>
@@ -116,6 +134,8 @@
               <w:tab w:val="right" w:leader="dot" w:pos="9746"/>
             </w:tabs>
           </w:pPr>
+          <w:bookmarkStart w:id="69" w:name="_GoBack"/>
+          <w:bookmarkEnd w:id="69"/>
           <w:r>
             <w:fldChar w:fldCharType="begin"/>
           </w:r>
@@ -129,7 +149,7 @@
             <w:fldChar w:fldCharType="begin"/>
           </w:r>
           <w:r>
-            <w:instrText xml:space="preserve"> HYPERLINK \l _Toc24883 </w:instrText>
+            <w:instrText xml:space="preserve"> HYPERLINK \l _Toc3119 </w:instrText>
           </w:r>
           <w:r>
             <w:fldChar w:fldCharType="separate"/>
@@ -144,7 +164,7 @@
             <w:fldChar w:fldCharType="begin"/>
           </w:r>
           <w:r>
-            <w:instrText xml:space="preserve"> PAGEREF _Toc24883 \h </w:instrText>
+            <w:instrText xml:space="preserve"> PAGEREF _Toc3119 \h </w:instrText>
           </w:r>
           <w:r>
             <w:fldChar w:fldCharType="separate"/>
@@ -170,7 +190,7 @@
             <w:fldChar w:fldCharType="begin"/>
           </w:r>
           <w:r>
-            <w:instrText xml:space="preserve"> HYPERLINK \l _Toc25082 </w:instrText>
+            <w:instrText xml:space="preserve"> HYPERLINK \l _Toc4592 </w:instrText>
           </w:r>
           <w:r>
             <w:fldChar w:fldCharType="separate"/>
@@ -185,7 +205,7 @@
             <w:fldChar w:fldCharType="begin"/>
           </w:r>
           <w:r>
-            <w:instrText xml:space="preserve"> PAGEREF _Toc25082 \h </w:instrText>
+            <w:instrText xml:space="preserve"> PAGEREF _Toc4592 \h </w:instrText>
           </w:r>
           <w:r>
             <w:fldChar w:fldCharType="separate"/>
@@ -211,7 +231,7 @@
             <w:fldChar w:fldCharType="begin"/>
           </w:r>
           <w:r>
-            <w:instrText xml:space="preserve"> HYPERLINK \l _Toc4288 </w:instrText>
+            <w:instrText xml:space="preserve"> HYPERLINK \l _Toc7652 </w:instrText>
           </w:r>
           <w:r>
             <w:fldChar w:fldCharType="separate"/>
@@ -226,7 +246,7 @@
             <w:fldChar w:fldCharType="begin"/>
           </w:r>
           <w:r>
-            <w:instrText xml:space="preserve"> PAGEREF _Toc4288 \h </w:instrText>
+            <w:instrText xml:space="preserve"> PAGEREF _Toc7652 \h </w:instrText>
           </w:r>
           <w:r>
             <w:fldChar w:fldCharType="separate"/>
@@ -252,7 +272,7 @@
             <w:fldChar w:fldCharType="begin"/>
           </w:r>
           <w:r>
-            <w:instrText xml:space="preserve"> HYPERLINK \l _Toc14799 </w:instrText>
+            <w:instrText xml:space="preserve"> HYPERLINK \l _Toc11282 </w:instrText>
           </w:r>
           <w:r>
             <w:fldChar w:fldCharType="separate"/>
@@ -267,7 +287,7 @@
             <w:fldChar w:fldCharType="begin"/>
           </w:r>
           <w:r>
-            <w:instrText xml:space="preserve"> PAGEREF _Toc14799 \h </w:instrText>
+            <w:instrText xml:space="preserve"> PAGEREF _Toc11282 \h </w:instrText>
           </w:r>
           <w:r>
             <w:fldChar w:fldCharType="separate"/>
@@ -293,7 +313,7 @@
             <w:fldChar w:fldCharType="begin"/>
           </w:r>
           <w:r>
-            <w:instrText xml:space="preserve"> HYPERLINK \l _Toc1136 </w:instrText>
+            <w:instrText xml:space="preserve"> HYPERLINK \l _Toc3669 </w:instrText>
           </w:r>
           <w:r>
             <w:fldChar w:fldCharType="separate"/>
@@ -308,7 +328,7 @@
             <w:fldChar w:fldCharType="begin"/>
           </w:r>
           <w:r>
-            <w:instrText xml:space="preserve"> PAGEREF _Toc1136 \h </w:instrText>
+            <w:instrText xml:space="preserve"> PAGEREF _Toc3669 \h </w:instrText>
           </w:r>
           <w:r>
             <w:fldChar w:fldCharType="separate"/>
@@ -334,7 +354,7 @@
             <w:fldChar w:fldCharType="begin"/>
           </w:r>
           <w:r>
-            <w:instrText xml:space="preserve"> HYPERLINK \l _Toc24913 </w:instrText>
+            <w:instrText xml:space="preserve"> HYPERLINK \l _Toc6233 </w:instrText>
           </w:r>
           <w:r>
             <w:fldChar w:fldCharType="separate"/>
@@ -349,13 +369,13 @@
             <w:fldChar w:fldCharType="begin"/>
           </w:r>
           <w:r>
-            <w:instrText xml:space="preserve"> PAGEREF _Toc24913 \h </w:instrText>
-          </w:r>
-          <w:r>
-            <w:fldChar w:fldCharType="separate"/>
-          </w:r>
-          <w:r>
-            <w:t>6</w:t>
+            <w:instrText xml:space="preserve"> PAGEREF _Toc6233 \h </w:instrText>
+          </w:r>
+          <w:r>
+            <w:fldChar w:fldCharType="separate"/>
+          </w:r>
+          <w:r>
+            <w:t>8</w:t>
           </w:r>
           <w:r>
             <w:fldChar w:fldCharType="end"/>
@@ -375,7 +395,7 @@
             <w:fldChar w:fldCharType="begin"/>
           </w:r>
           <w:r>
-            <w:instrText xml:space="preserve"> HYPERLINK \l _Toc10699 </w:instrText>
+            <w:instrText xml:space="preserve"> HYPERLINK \l _Toc8793 </w:instrText>
           </w:r>
           <w:r>
             <w:fldChar w:fldCharType="separate"/>
@@ -390,13 +410,13 @@
             <w:fldChar w:fldCharType="begin"/>
           </w:r>
           <w:r>
-            <w:instrText xml:space="preserve"> PAGEREF _Toc10699 \h </w:instrText>
-          </w:r>
-          <w:r>
-            <w:fldChar w:fldCharType="separate"/>
-          </w:r>
-          <w:r>
-            <w:t>7</w:t>
+            <w:instrText xml:space="preserve"> PAGEREF _Toc8793 \h </w:instrText>
+          </w:r>
+          <w:r>
+            <w:fldChar w:fldCharType="separate"/>
+          </w:r>
+          <w:r>
+            <w:t>9</w:t>
           </w:r>
           <w:r>
             <w:fldChar w:fldCharType="end"/>
@@ -416,7 +436,7 @@
             <w:fldChar w:fldCharType="begin"/>
           </w:r>
           <w:r>
-            <w:instrText xml:space="preserve"> HYPERLINK \l _Toc12986 </w:instrText>
+            <w:instrText xml:space="preserve"> HYPERLINK \l _Toc7394 </w:instrText>
           </w:r>
           <w:r>
             <w:fldChar w:fldCharType="separate"/>
@@ -431,13 +451,13 @@
             <w:fldChar w:fldCharType="begin"/>
           </w:r>
           <w:r>
-            <w:instrText xml:space="preserve"> PAGEREF _Toc12986 \h </w:instrText>
-          </w:r>
-          <w:r>
-            <w:fldChar w:fldCharType="separate"/>
-          </w:r>
-          <w:r>
-            <w:t>7</w:t>
+            <w:instrText xml:space="preserve"> PAGEREF _Toc7394 \h </w:instrText>
+          </w:r>
+          <w:r>
+            <w:fldChar w:fldCharType="separate"/>
+          </w:r>
+          <w:r>
+            <w:t>9</w:t>
           </w:r>
           <w:r>
             <w:fldChar w:fldCharType="end"/>
@@ -457,7 +477,7 @@
             <w:fldChar w:fldCharType="begin"/>
           </w:r>
           <w:r>
-            <w:instrText xml:space="preserve"> HYPERLINK \l _Toc12747 </w:instrText>
+            <w:instrText xml:space="preserve"> HYPERLINK \l _Toc29080 </w:instrText>
           </w:r>
           <w:r>
             <w:fldChar w:fldCharType="separate"/>
@@ -472,13 +492,13 @@
             <w:fldChar w:fldCharType="begin"/>
           </w:r>
           <w:r>
-            <w:instrText xml:space="preserve"> PAGEREF _Toc12747 \h </w:instrText>
-          </w:r>
-          <w:r>
-            <w:fldChar w:fldCharType="separate"/>
-          </w:r>
-          <w:r>
-            <w:t>7</w:t>
+            <w:instrText xml:space="preserve"> PAGEREF _Toc29080 \h </w:instrText>
+          </w:r>
+          <w:r>
+            <w:fldChar w:fldCharType="separate"/>
+          </w:r>
+          <w:r>
+            <w:t>9</w:t>
           </w:r>
           <w:r>
             <w:fldChar w:fldCharType="end"/>
@@ -498,7 +518,7 @@
             <w:fldChar w:fldCharType="begin"/>
           </w:r>
           <w:r>
-            <w:instrText xml:space="preserve"> HYPERLINK \l _Toc25647 </w:instrText>
+            <w:instrText xml:space="preserve"> HYPERLINK \l _Toc15541 </w:instrText>
           </w:r>
           <w:r>
             <w:fldChar w:fldCharType="separate"/>
@@ -513,13 +533,13 @@
             <w:fldChar w:fldCharType="begin"/>
           </w:r>
           <w:r>
-            <w:instrText xml:space="preserve"> PAGEREF _Toc25647 \h </w:instrText>
-          </w:r>
-          <w:r>
-            <w:fldChar w:fldCharType="separate"/>
-          </w:r>
-          <w:r>
-            <w:t>7</w:t>
+            <w:instrText xml:space="preserve"> PAGEREF _Toc15541 \h </w:instrText>
+          </w:r>
+          <w:r>
+            <w:fldChar w:fldCharType="separate"/>
+          </w:r>
+          <w:r>
+            <w:t>9</w:t>
           </w:r>
           <w:r>
             <w:fldChar w:fldCharType="end"/>
@@ -539,7 +559,7 @@
             <w:fldChar w:fldCharType="begin"/>
           </w:r>
           <w:r>
-            <w:instrText xml:space="preserve"> HYPERLINK \l _Toc1707 </w:instrText>
+            <w:instrText xml:space="preserve"> HYPERLINK \l _Toc32014 </w:instrText>
           </w:r>
           <w:r>
             <w:fldChar w:fldCharType="separate"/>
@@ -561,13 +581,13 @@
             <w:fldChar w:fldCharType="begin"/>
           </w:r>
           <w:r>
-            <w:instrText xml:space="preserve"> PAGEREF _Toc1707 \h </w:instrText>
-          </w:r>
-          <w:r>
-            <w:fldChar w:fldCharType="separate"/>
-          </w:r>
-          <w:r>
-            <w:t>7</w:t>
+            <w:instrText xml:space="preserve"> PAGEREF _Toc32014 \h </w:instrText>
+          </w:r>
+          <w:r>
+            <w:fldChar w:fldCharType="separate"/>
+          </w:r>
+          <w:r>
+            <w:t>9</w:t>
           </w:r>
           <w:r>
             <w:fldChar w:fldCharType="end"/>
@@ -587,7 +607,7 @@
             <w:fldChar w:fldCharType="begin"/>
           </w:r>
           <w:r>
-            <w:instrText xml:space="preserve"> HYPERLINK \l _Toc22762 </w:instrText>
+            <w:instrText xml:space="preserve"> HYPERLINK \l _Toc7848 </w:instrText>
           </w:r>
           <w:r>
             <w:fldChar w:fldCharType="separate"/>
@@ -609,13 +629,13 @@
             <w:fldChar w:fldCharType="begin"/>
           </w:r>
           <w:r>
-            <w:instrText xml:space="preserve"> PAGEREF _Toc22762 \h </w:instrText>
-          </w:r>
-          <w:r>
-            <w:fldChar w:fldCharType="separate"/>
-          </w:r>
-          <w:r>
-            <w:t>7</w:t>
+            <w:instrText xml:space="preserve"> PAGEREF _Toc7848 \h </w:instrText>
+          </w:r>
+          <w:r>
+            <w:fldChar w:fldCharType="separate"/>
+          </w:r>
+          <w:r>
+            <w:t>9</w:t>
           </w:r>
           <w:r>
             <w:fldChar w:fldCharType="end"/>
@@ -635,7 +655,7 @@
             <w:fldChar w:fldCharType="begin"/>
           </w:r>
           <w:r>
-            <w:instrText xml:space="preserve"> HYPERLINK \l _Toc16648 </w:instrText>
+            <w:instrText xml:space="preserve"> HYPERLINK \l _Toc31449 </w:instrText>
           </w:r>
           <w:r>
             <w:fldChar w:fldCharType="separate"/>
@@ -657,13 +677,13 @@
             <w:fldChar w:fldCharType="begin"/>
           </w:r>
           <w:r>
-            <w:instrText xml:space="preserve"> PAGEREF _Toc16648 \h </w:instrText>
-          </w:r>
-          <w:r>
-            <w:fldChar w:fldCharType="separate"/>
-          </w:r>
-          <w:r>
-            <w:t>7</w:t>
+            <w:instrText xml:space="preserve"> PAGEREF _Toc31449 \h </w:instrText>
+          </w:r>
+          <w:r>
+            <w:fldChar w:fldCharType="separate"/>
+          </w:r>
+          <w:r>
+            <w:t>9</w:t>
           </w:r>
           <w:r>
             <w:fldChar w:fldCharType="end"/>
@@ -683,7 +703,7 @@
             <w:fldChar w:fldCharType="begin"/>
           </w:r>
           <w:r>
-            <w:instrText xml:space="preserve"> HYPERLINK \l _Toc2130 </w:instrText>
+            <w:instrText xml:space="preserve"> HYPERLINK \l _Toc10360 </w:instrText>
           </w:r>
           <w:r>
             <w:fldChar w:fldCharType="separate"/>
@@ -698,13 +718,13 @@
             <w:fldChar w:fldCharType="begin"/>
           </w:r>
           <w:r>
-            <w:instrText xml:space="preserve"> PAGEREF _Toc2130 \h </w:instrText>
-          </w:r>
-          <w:r>
-            <w:fldChar w:fldCharType="separate"/>
-          </w:r>
-          <w:r>
-            <w:t>9</w:t>
+            <w:instrText xml:space="preserve"> PAGEREF _Toc10360 \h </w:instrText>
+          </w:r>
+          <w:r>
+            <w:fldChar w:fldCharType="separate"/>
+          </w:r>
+          <w:r>
+            <w:t>11</w:t>
           </w:r>
           <w:r>
             <w:fldChar w:fldCharType="end"/>
@@ -724,7 +744,7 @@
             <w:fldChar w:fldCharType="begin"/>
           </w:r>
           <w:r>
-            <w:instrText xml:space="preserve"> HYPERLINK \l _Toc7927 </w:instrText>
+            <w:instrText xml:space="preserve"> HYPERLINK \l _Toc2423 </w:instrText>
           </w:r>
           <w:r>
             <w:fldChar w:fldCharType="separate"/>
@@ -746,13 +766,13 @@
             <w:fldChar w:fldCharType="begin"/>
           </w:r>
           <w:r>
-            <w:instrText xml:space="preserve"> PAGEREF _Toc7927 \h </w:instrText>
-          </w:r>
-          <w:r>
-            <w:fldChar w:fldCharType="separate"/>
-          </w:r>
-          <w:r>
-            <w:t>9</w:t>
+            <w:instrText xml:space="preserve"> PAGEREF _Toc2423 \h </w:instrText>
+          </w:r>
+          <w:r>
+            <w:fldChar w:fldCharType="separate"/>
+          </w:r>
+          <w:r>
+            <w:t>11</w:t>
           </w:r>
           <w:r>
             <w:fldChar w:fldCharType="end"/>
@@ -772,7 +792,7 @@
             <w:fldChar w:fldCharType="begin"/>
           </w:r>
           <w:r>
-            <w:instrText xml:space="preserve"> HYPERLINK \l _Toc4908 </w:instrText>
+            <w:instrText xml:space="preserve"> HYPERLINK \l _Toc22423 </w:instrText>
           </w:r>
           <w:r>
             <w:fldChar w:fldCharType="separate"/>
@@ -787,13 +807,13 @@
             <w:fldChar w:fldCharType="begin"/>
           </w:r>
           <w:r>
-            <w:instrText xml:space="preserve"> PAGEREF _Toc4908 \h </w:instrText>
-          </w:r>
-          <w:r>
-            <w:fldChar w:fldCharType="separate"/>
-          </w:r>
-          <w:r>
-            <w:t>10</w:t>
+            <w:instrText xml:space="preserve"> PAGEREF _Toc22423 \h </w:instrText>
+          </w:r>
+          <w:r>
+            <w:fldChar w:fldCharType="separate"/>
+          </w:r>
+          <w:r>
+            <w:t>12</w:t>
           </w:r>
           <w:r>
             <w:fldChar w:fldCharType="end"/>
@@ -813,7 +833,7 @@
             <w:fldChar w:fldCharType="begin"/>
           </w:r>
           <w:r>
-            <w:instrText xml:space="preserve"> HYPERLINK \l _Toc21775 </w:instrText>
+            <w:instrText xml:space="preserve"> HYPERLINK \l _Toc19922 </w:instrText>
           </w:r>
           <w:r>
             <w:fldChar w:fldCharType="separate"/>
@@ -828,13 +848,13 @@
             <w:fldChar w:fldCharType="begin"/>
           </w:r>
           <w:r>
-            <w:instrText xml:space="preserve"> PAGEREF _Toc21775 \h </w:instrText>
-          </w:r>
-          <w:r>
-            <w:fldChar w:fldCharType="separate"/>
-          </w:r>
-          <w:r>
-            <w:t>11</w:t>
+            <w:instrText xml:space="preserve"> PAGEREF _Toc19922 \h </w:instrText>
+          </w:r>
+          <w:r>
+            <w:fldChar w:fldCharType="separate"/>
+          </w:r>
+          <w:r>
+            <w:t>13</w:t>
           </w:r>
           <w:r>
             <w:fldChar w:fldCharType="end"/>
@@ -854,7 +874,7 @@
             <w:fldChar w:fldCharType="begin"/>
           </w:r>
           <w:r>
-            <w:instrText xml:space="preserve"> HYPERLINK \l _Toc7955 </w:instrText>
+            <w:instrText xml:space="preserve"> HYPERLINK \l _Toc28030 </w:instrText>
           </w:r>
           <w:r>
             <w:fldChar w:fldCharType="separate"/>
@@ -869,13 +889,13 @@
             <w:fldChar w:fldCharType="begin"/>
           </w:r>
           <w:r>
-            <w:instrText xml:space="preserve"> PAGEREF _Toc7955 \h </w:instrText>
-          </w:r>
-          <w:r>
-            <w:fldChar w:fldCharType="separate"/>
-          </w:r>
-          <w:r>
-            <w:t>12</w:t>
+            <w:instrText xml:space="preserve"> PAGEREF _Toc28030 \h </w:instrText>
+          </w:r>
+          <w:r>
+            <w:fldChar w:fldCharType="separate"/>
+          </w:r>
+          <w:r>
+            <w:t>14</w:t>
           </w:r>
           <w:r>
             <w:fldChar w:fldCharType="end"/>
@@ -895,7 +915,7 @@
             <w:fldChar w:fldCharType="begin"/>
           </w:r>
           <w:r>
-            <w:instrText xml:space="preserve"> HYPERLINK \l _Toc4208 </w:instrText>
+            <w:instrText xml:space="preserve"> HYPERLINK \l _Toc23248 </w:instrText>
           </w:r>
           <w:r>
             <w:fldChar w:fldCharType="separate"/>
@@ -910,13 +930,13 @@
             <w:fldChar w:fldCharType="begin"/>
           </w:r>
           <w:r>
-            <w:instrText xml:space="preserve"> PAGEREF _Toc4208 \h </w:instrText>
-          </w:r>
-          <w:r>
-            <w:fldChar w:fldCharType="separate"/>
-          </w:r>
-          <w:r>
-            <w:t>13</w:t>
+            <w:instrText xml:space="preserve"> PAGEREF _Toc23248 \h </w:instrText>
+          </w:r>
+          <w:r>
+            <w:fldChar w:fldCharType="separate"/>
+          </w:r>
+          <w:r>
+            <w:t>15</w:t>
           </w:r>
           <w:r>
             <w:fldChar w:fldCharType="end"/>
@@ -936,7 +956,7 @@
             <w:fldChar w:fldCharType="begin"/>
           </w:r>
           <w:r>
-            <w:instrText xml:space="preserve"> HYPERLINK \l _Toc4812 </w:instrText>
+            <w:instrText xml:space="preserve"> HYPERLINK \l _Toc29577 </w:instrText>
           </w:r>
           <w:r>
             <w:fldChar w:fldCharType="separate"/>
@@ -955,13 +975,13 @@
             <w:fldChar w:fldCharType="begin"/>
           </w:r>
           <w:r>
-            <w:instrText xml:space="preserve"> PAGEREF _Toc4812 \h </w:instrText>
-          </w:r>
-          <w:r>
-            <w:fldChar w:fldCharType="separate"/>
-          </w:r>
-          <w:r>
-            <w:t>14</w:t>
+            <w:instrText xml:space="preserve"> PAGEREF _Toc29577 \h </w:instrText>
+          </w:r>
+          <w:r>
+            <w:fldChar w:fldCharType="separate"/>
+          </w:r>
+          <w:r>
+            <w:t>16</w:t>
           </w:r>
           <w:r>
             <w:fldChar w:fldCharType="end"/>
@@ -981,7 +1001,7 @@
             <w:fldChar w:fldCharType="begin"/>
           </w:r>
           <w:r>
-            <w:instrText xml:space="preserve"> HYPERLINK \l _Toc31309 </w:instrText>
+            <w:instrText xml:space="preserve"> HYPERLINK \l _Toc30273 </w:instrText>
           </w:r>
           <w:r>
             <w:fldChar w:fldCharType="separate"/>
@@ -1000,13 +1020,13 @@
             <w:fldChar w:fldCharType="begin"/>
           </w:r>
           <w:r>
-            <w:instrText xml:space="preserve"> PAGEREF _Toc31309 \h </w:instrText>
-          </w:r>
-          <w:r>
-            <w:fldChar w:fldCharType="separate"/>
-          </w:r>
-          <w:r>
-            <w:t>15</w:t>
+            <w:instrText xml:space="preserve"> PAGEREF _Toc30273 \h </w:instrText>
+          </w:r>
+          <w:r>
+            <w:fldChar w:fldCharType="separate"/>
+          </w:r>
+          <w:r>
+            <w:t>17</w:t>
           </w:r>
           <w:r>
             <w:fldChar w:fldCharType="end"/>
@@ -1026,7 +1046,7 @@
             <w:fldChar w:fldCharType="begin"/>
           </w:r>
           <w:r>
-            <w:instrText xml:space="preserve"> HYPERLINK \l _Toc25149 </w:instrText>
+            <w:instrText xml:space="preserve"> HYPERLINK \l _Toc31391 </w:instrText>
           </w:r>
           <w:r>
             <w:fldChar w:fldCharType="separate"/>
@@ -1058,13 +1078,13 @@
             <w:fldChar w:fldCharType="begin"/>
           </w:r>
           <w:r>
-            <w:instrText xml:space="preserve"> PAGEREF _Toc25149 \h </w:instrText>
-          </w:r>
-          <w:r>
-            <w:fldChar w:fldCharType="separate"/>
-          </w:r>
-          <w:r>
-            <w:t>16</w:t>
+            <w:instrText xml:space="preserve"> PAGEREF _Toc31391 \h </w:instrText>
+          </w:r>
+          <w:r>
+            <w:fldChar w:fldCharType="separate"/>
+          </w:r>
+          <w:r>
+            <w:t>18</w:t>
           </w:r>
           <w:r>
             <w:fldChar w:fldCharType="end"/>
@@ -1084,7 +1104,7 @@
             <w:fldChar w:fldCharType="begin"/>
           </w:r>
           <w:r>
-            <w:instrText xml:space="preserve"> HYPERLINK \l _Toc20615 </w:instrText>
+            <w:instrText xml:space="preserve"> HYPERLINK \l _Toc11873 </w:instrText>
           </w:r>
           <w:r>
             <w:fldChar w:fldCharType="separate"/>
@@ -1116,13 +1136,13 @@
             <w:fldChar w:fldCharType="begin"/>
           </w:r>
           <w:r>
-            <w:instrText xml:space="preserve"> PAGEREF _Toc20615 \h </w:instrText>
-          </w:r>
-          <w:r>
-            <w:fldChar w:fldCharType="separate"/>
-          </w:r>
-          <w:r>
-            <w:t>17</w:t>
+            <w:instrText xml:space="preserve"> PAGEREF _Toc11873 \h </w:instrText>
+          </w:r>
+          <w:r>
+            <w:fldChar w:fldCharType="separate"/>
+          </w:r>
+          <w:r>
+            <w:t>19</w:t>
           </w:r>
           <w:r>
             <w:fldChar w:fldCharType="end"/>
@@ -1142,26 +1162,82 @@
             <w:fldChar w:fldCharType="begin"/>
           </w:r>
           <w:r>
-            <w:instrText xml:space="preserve"> HYPERLINK \l _Toc20233 </w:instrText>
-          </w:r>
-          <w:r>
-            <w:fldChar w:fldCharType="separate"/>
-          </w:r>
-          <w:r>
-            <w:t>4.</w:t>
+            <w:instrText xml:space="preserve"> HYPERLINK \l _Toc23865 </w:instrText>
+          </w:r>
+          <w:r>
+            <w:fldChar w:fldCharType="separate"/>
+          </w:r>
+          <w:r>
+            <w:t>4.1</w:t>
           </w:r>
           <w:r>
             <w:rPr>
               <w:rFonts w:hint="eastAsia"/>
               <w:lang w:val="en-US" w:eastAsia="zh-CN"/>
             </w:rPr>
-            <w:t>10</w:t>
+            <w:t>0</w:t>
+          </w:r>
+          <w:r>
+            <w:t xml:space="preserve"> 跨库复制</w:t>
+          </w:r>
+          <w:r>
+            <w:rPr>
+              <w:rFonts w:hint="eastAsia"/>
+              <w:lang w:val="en-US" w:eastAsia="zh-CN"/>
+            </w:rPr>
+            <w:t>配置数据</w:t>
+          </w:r>
+          <w:r>
+            <w:tab/>
+          </w:r>
+          <w:r>
+            <w:fldChar w:fldCharType="begin"/>
+          </w:r>
+          <w:r>
+            <w:instrText xml:space="preserve"> PAGEREF _Toc23865 \h </w:instrText>
+          </w:r>
+          <w:r>
+            <w:fldChar w:fldCharType="separate"/>
+          </w:r>
+          <w:r>
+            <w:t>20</w:t>
+          </w:r>
+          <w:r>
+            <w:fldChar w:fldCharType="end"/>
+          </w:r>
+          <w:r>
+            <w:fldChar w:fldCharType="end"/>
+          </w:r>
+        </w:p>
+        <w:p>
+          <w:pPr>
+            <w:pStyle w:val="11"/>
+            <w:tabs>
+              <w:tab w:val="right" w:leader="dot" w:pos="9746"/>
+            </w:tabs>
+          </w:pPr>
+          <w:r>
+            <w:fldChar w:fldCharType="begin"/>
+          </w:r>
+          <w:r>
+            <w:instrText xml:space="preserve"> HYPERLINK \l _Toc3145 </w:instrText>
+          </w:r>
+          <w:r>
+            <w:fldChar w:fldCharType="separate"/>
+          </w:r>
+          <w:r>
+            <w:t>4.</w:t>
+          </w:r>
+          <w:r>
+            <w:rPr>
+              <w:rFonts w:hint="eastAsia"/>
+              <w:lang w:val="en-US" w:eastAsia="zh-CN"/>
+            </w:rPr>
+            <w:t>11</w:t>
           </w:r>
           <w:r>
             <w:t>工具扩展</w:t>
           </w:r>
-          <w:bookmarkStart w:id="67" w:name="_GoBack"/>
-          <w:bookmarkEnd w:id="67"/>
           <w:r>
             <w:tab/>
           </w:r>
@@ -1169,13 +1245,13 @@
             <w:fldChar w:fldCharType="begin"/>
           </w:r>
           <w:r>
-            <w:instrText xml:space="preserve"> PAGEREF _Toc20233 \h </w:instrText>
-          </w:r>
-          <w:r>
-            <w:fldChar w:fldCharType="separate"/>
-          </w:r>
-          <w:r>
-            <w:t>18</w:t>
+            <w:instrText xml:space="preserve"> PAGEREF _Toc3145 \h </w:instrText>
+          </w:r>
+          <w:r>
+            <w:fldChar w:fldCharType="separate"/>
+          </w:r>
+          <w:r>
+            <w:t>22</w:t>
           </w:r>
           <w:r>
             <w:fldChar w:fldCharType="end"/>
@@ -1195,7 +1271,7 @@
             <w:fldChar w:fldCharType="begin"/>
           </w:r>
           <w:r>
-            <w:instrText xml:space="preserve"> HYPERLINK \l _Toc1111 </w:instrText>
+            <w:instrText xml:space="preserve"> HYPERLINK \l _Toc16004 </w:instrText>
           </w:r>
           <w:r>
             <w:fldChar w:fldCharType="separate"/>
@@ -1217,13 +1293,13 @@
             <w:fldChar w:fldCharType="begin"/>
           </w:r>
           <w:r>
-            <w:instrText xml:space="preserve"> PAGEREF _Toc1111 \h </w:instrText>
-          </w:r>
-          <w:r>
-            <w:fldChar w:fldCharType="separate"/>
-          </w:r>
-          <w:r>
-            <w:t>19</w:t>
+            <w:instrText xml:space="preserve"> PAGEREF _Toc16004 \h </w:instrText>
+          </w:r>
+          <w:r>
+            <w:fldChar w:fldCharType="separate"/>
+          </w:r>
+          <w:r>
+            <w:t>23</w:t>
           </w:r>
           <w:r>
             <w:fldChar w:fldCharType="end"/>
@@ -1243,7 +1319,7 @@
             <w:fldChar w:fldCharType="begin"/>
           </w:r>
           <w:r>
-            <w:instrText xml:space="preserve"> HYPERLINK \l _Toc27423 </w:instrText>
+            <w:instrText xml:space="preserve"> HYPERLINK \l _Toc21249 </w:instrText>
           </w:r>
           <w:r>
             <w:fldChar w:fldCharType="separate"/>
@@ -1265,13 +1341,13 @@
             <w:fldChar w:fldCharType="begin"/>
           </w:r>
           <w:r>
-            <w:instrText xml:space="preserve"> PAGEREF _Toc27423 \h </w:instrText>
-          </w:r>
-          <w:r>
-            <w:fldChar w:fldCharType="separate"/>
-          </w:r>
-          <w:r>
-            <w:t>19</w:t>
+            <w:instrText xml:space="preserve"> PAGEREF _Toc21249 \h </w:instrText>
+          </w:r>
+          <w:r>
+            <w:fldChar w:fldCharType="separate"/>
+          </w:r>
+          <w:r>
+            <w:t>23</w:t>
           </w:r>
           <w:r>
             <w:fldChar w:fldCharType="end"/>
@@ -1291,7 +1367,7 @@
             <w:fldChar w:fldCharType="begin"/>
           </w:r>
           <w:r>
-            <w:instrText xml:space="preserve"> HYPERLINK \l _Toc5919 </w:instrText>
+            <w:instrText xml:space="preserve"> HYPERLINK \l _Toc6066 </w:instrText>
           </w:r>
           <w:r>
             <w:fldChar w:fldCharType="separate"/>
@@ -1313,13 +1389,13 @@
             <w:fldChar w:fldCharType="begin"/>
           </w:r>
           <w:r>
-            <w:instrText xml:space="preserve"> PAGEREF _Toc5919 \h </w:instrText>
-          </w:r>
-          <w:r>
-            <w:fldChar w:fldCharType="separate"/>
-          </w:r>
-          <w:r>
-            <w:t>19</w:t>
+            <w:instrText xml:space="preserve"> PAGEREF _Toc6066 \h </w:instrText>
+          </w:r>
+          <w:r>
+            <w:fldChar w:fldCharType="separate"/>
+          </w:r>
+          <w:r>
+            <w:t>23</w:t>
           </w:r>
           <w:r>
             <w:fldChar w:fldCharType="end"/>
@@ -1339,7 +1415,7 @@
             <w:fldChar w:fldCharType="begin"/>
           </w:r>
           <w:r>
-            <w:instrText xml:space="preserve"> HYPERLINK \l _Toc21702 </w:instrText>
+            <w:instrText xml:space="preserve"> HYPERLINK \l _Toc30741 </w:instrText>
           </w:r>
           <w:r>
             <w:fldChar w:fldCharType="separate"/>
@@ -1361,13 +1437,13 @@
             <w:fldChar w:fldCharType="begin"/>
           </w:r>
           <w:r>
-            <w:instrText xml:space="preserve"> PAGEREF _Toc21702 \h </w:instrText>
-          </w:r>
-          <w:r>
-            <w:fldChar w:fldCharType="separate"/>
-          </w:r>
-          <w:r>
-            <w:t>19</w:t>
+            <w:instrText xml:space="preserve"> PAGEREF _Toc30741 \h </w:instrText>
+          </w:r>
+          <w:r>
+            <w:fldChar w:fldCharType="separate"/>
+          </w:r>
+          <w:r>
+            <w:t>23</w:t>
           </w:r>
           <w:r>
             <w:fldChar w:fldCharType="end"/>
@@ -1387,7 +1463,7 @@
             <w:fldChar w:fldCharType="begin"/>
           </w:r>
           <w:r>
-            <w:instrText xml:space="preserve"> HYPERLINK \l _Toc28368 </w:instrText>
+            <w:instrText xml:space="preserve"> HYPERLINK \l _Toc27832 </w:instrText>
           </w:r>
           <w:r>
             <w:fldChar w:fldCharType="separate"/>
@@ -1409,13 +1485,13 @@
             <w:fldChar w:fldCharType="begin"/>
           </w:r>
           <w:r>
-            <w:instrText xml:space="preserve"> PAGEREF _Toc28368 \h </w:instrText>
-          </w:r>
-          <w:r>
-            <w:fldChar w:fldCharType="separate"/>
-          </w:r>
-          <w:r>
-            <w:t>19</w:t>
+            <w:instrText xml:space="preserve"> PAGEREF _Toc27832 \h </w:instrText>
+          </w:r>
+          <w:r>
+            <w:fldChar w:fldCharType="separate"/>
+          </w:r>
+          <w:r>
+            <w:t>23</w:t>
           </w:r>
           <w:r>
             <w:fldChar w:fldCharType="end"/>
@@ -1435,7 +1511,7 @@
             <w:fldChar w:fldCharType="begin"/>
           </w:r>
           <w:r>
-            <w:instrText xml:space="preserve"> HYPERLINK \l _Toc8160 </w:instrText>
+            <w:instrText xml:space="preserve"> HYPERLINK \l _Toc10713 </w:instrText>
           </w:r>
           <w:r>
             <w:fldChar w:fldCharType="separate"/>
@@ -1457,13 +1533,13 @@
             <w:fldChar w:fldCharType="begin"/>
           </w:r>
           <w:r>
-            <w:instrText xml:space="preserve"> PAGEREF _Toc8160 \h </w:instrText>
-          </w:r>
-          <w:r>
-            <w:fldChar w:fldCharType="separate"/>
-          </w:r>
-          <w:r>
-            <w:t>19</w:t>
+            <w:instrText xml:space="preserve"> PAGEREF _Toc10713 \h </w:instrText>
+          </w:r>
+          <w:r>
+            <w:fldChar w:fldCharType="separate"/>
+          </w:r>
+          <w:r>
+            <w:t>23</w:t>
           </w:r>
           <w:r>
             <w:fldChar w:fldCharType="end"/>
@@ -1483,7 +1559,7 @@
             <w:fldChar w:fldCharType="begin"/>
           </w:r>
           <w:r>
-            <w:instrText xml:space="preserve"> HYPERLINK \l _Toc26259 </w:instrText>
+            <w:instrText xml:space="preserve"> HYPERLINK \l _Toc19463 </w:instrText>
           </w:r>
           <w:r>
             <w:fldChar w:fldCharType="separate"/>
@@ -1505,13 +1581,13 @@
             <w:fldChar w:fldCharType="begin"/>
           </w:r>
           <w:r>
-            <w:instrText xml:space="preserve"> PAGEREF _Toc26259 \h </w:instrText>
-          </w:r>
-          <w:r>
-            <w:fldChar w:fldCharType="separate"/>
-          </w:r>
-          <w:r>
-            <w:t>19</w:t>
+            <w:instrText xml:space="preserve"> PAGEREF _Toc19463 \h </w:instrText>
+          </w:r>
+          <w:r>
+            <w:fldChar w:fldCharType="separate"/>
+          </w:r>
+          <w:r>
+            <w:t>23</w:t>
           </w:r>
           <w:r>
             <w:fldChar w:fldCharType="end"/>
@@ -1531,7 +1607,7 @@
             <w:fldChar w:fldCharType="begin"/>
           </w:r>
           <w:r>
-            <w:instrText xml:space="preserve"> HYPERLINK \l _Toc16002 </w:instrText>
+            <w:instrText xml:space="preserve"> HYPERLINK \l _Toc6334 </w:instrText>
           </w:r>
           <w:r>
             <w:fldChar w:fldCharType="separate"/>
@@ -1570,13 +1646,13 @@
             <w:fldChar w:fldCharType="begin"/>
           </w:r>
           <w:r>
-            <w:instrText xml:space="preserve"> PAGEREF _Toc16002 \h </w:instrText>
-          </w:r>
-          <w:r>
-            <w:fldChar w:fldCharType="separate"/>
-          </w:r>
-          <w:r>
-            <w:t>19</w:t>
+            <w:instrText xml:space="preserve"> PAGEREF _Toc6334 \h </w:instrText>
+          </w:r>
+          <w:r>
+            <w:fldChar w:fldCharType="separate"/>
+          </w:r>
+          <w:r>
+            <w:t>23</w:t>
           </w:r>
           <w:r>
             <w:fldChar w:fldCharType="end"/>
@@ -1596,7 +1672,7 @@
             <w:fldChar w:fldCharType="begin"/>
           </w:r>
           <w:r>
-            <w:instrText xml:space="preserve"> HYPERLINK \l _Toc17806 </w:instrText>
+            <w:instrText xml:space="preserve"> HYPERLINK \l _Toc6402 </w:instrText>
           </w:r>
           <w:r>
             <w:fldChar w:fldCharType="separate"/>
@@ -1618,13 +1694,13 @@
             <w:fldChar w:fldCharType="begin"/>
           </w:r>
           <w:r>
-            <w:instrText xml:space="preserve"> PAGEREF _Toc17806 \h </w:instrText>
-          </w:r>
-          <w:r>
-            <w:fldChar w:fldCharType="separate"/>
-          </w:r>
-          <w:r>
-            <w:t>20</w:t>
+            <w:instrText xml:space="preserve"> PAGEREF _Toc6402 \h </w:instrText>
+          </w:r>
+          <w:r>
+            <w:fldChar w:fldCharType="separate"/>
+          </w:r>
+          <w:r>
+            <w:t>24</w:t>
           </w:r>
           <w:r>
             <w:fldChar w:fldCharType="end"/>
@@ -1644,7 +1720,7 @@
             <w:fldChar w:fldCharType="begin"/>
           </w:r>
           <w:r>
-            <w:instrText xml:space="preserve"> HYPERLINK \l _Toc2835 </w:instrText>
+            <w:instrText xml:space="preserve"> HYPERLINK \l _Toc9322 </w:instrText>
           </w:r>
           <w:r>
             <w:fldChar w:fldCharType="separate"/>
@@ -1666,13 +1742,13 @@
             <w:fldChar w:fldCharType="begin"/>
           </w:r>
           <w:r>
-            <w:instrText xml:space="preserve"> PAGEREF _Toc2835 \h </w:instrText>
-          </w:r>
-          <w:r>
-            <w:fldChar w:fldCharType="separate"/>
-          </w:r>
-          <w:r>
-            <w:t>20</w:t>
+            <w:instrText xml:space="preserve"> PAGEREF _Toc9322 \h </w:instrText>
+          </w:r>
+          <w:r>
+            <w:fldChar w:fldCharType="separate"/>
+          </w:r>
+          <w:r>
+            <w:t>24</w:t>
           </w:r>
           <w:r>
             <w:fldChar w:fldCharType="end"/>
@@ -1692,7 +1768,7 @@
             <w:fldChar w:fldCharType="begin"/>
           </w:r>
           <w:r>
-            <w:instrText xml:space="preserve"> HYPERLINK \l _Toc21755 </w:instrText>
+            <w:instrText xml:space="preserve"> HYPERLINK \l _Toc24389 </w:instrText>
           </w:r>
           <w:r>
             <w:fldChar w:fldCharType="separate"/>
@@ -1714,13 +1790,13 @@
             <w:fldChar w:fldCharType="begin"/>
           </w:r>
           <w:r>
-            <w:instrText xml:space="preserve"> PAGEREF _Toc21755 \h </w:instrText>
-          </w:r>
-          <w:r>
-            <w:fldChar w:fldCharType="separate"/>
-          </w:r>
-          <w:r>
-            <w:t>20</w:t>
+            <w:instrText xml:space="preserve"> PAGEREF _Toc24389 \h </w:instrText>
+          </w:r>
+          <w:r>
+            <w:fldChar w:fldCharType="separate"/>
+          </w:r>
+          <w:r>
+            <w:t>24</w:t>
           </w:r>
           <w:r>
             <w:fldChar w:fldCharType="end"/>
@@ -1740,7 +1816,7 @@
             <w:fldChar w:fldCharType="begin"/>
           </w:r>
           <w:r>
-            <w:instrText xml:space="preserve"> HYPERLINK \l _Toc26762 </w:instrText>
+            <w:instrText xml:space="preserve"> HYPERLINK \l _Toc21103 </w:instrText>
           </w:r>
           <w:r>
             <w:fldChar w:fldCharType="separate"/>
@@ -1762,13 +1838,13 @@
             <w:fldChar w:fldCharType="begin"/>
           </w:r>
           <w:r>
-            <w:instrText xml:space="preserve"> PAGEREF _Toc26762 \h </w:instrText>
-          </w:r>
-          <w:r>
-            <w:fldChar w:fldCharType="separate"/>
-          </w:r>
-          <w:r>
-            <w:t>20</w:t>
+            <w:instrText xml:space="preserve"> PAGEREF _Toc21103 \h </w:instrText>
+          </w:r>
+          <w:r>
+            <w:fldChar w:fldCharType="separate"/>
+          </w:r>
+          <w:r>
+            <w:t>24</w:t>
           </w:r>
           <w:r>
             <w:fldChar w:fldCharType="end"/>
@@ -1788,7 +1864,7 @@
             <w:fldChar w:fldCharType="begin"/>
           </w:r>
           <w:r>
-            <w:instrText xml:space="preserve"> HYPERLINK \l _Toc22520 </w:instrText>
+            <w:instrText xml:space="preserve"> HYPERLINK \l _Toc7411 </w:instrText>
           </w:r>
           <w:r>
             <w:fldChar w:fldCharType="separate"/>
@@ -1810,13 +1886,13 @@
             <w:fldChar w:fldCharType="begin"/>
           </w:r>
           <w:r>
-            <w:instrText xml:space="preserve"> PAGEREF _Toc22520 \h </w:instrText>
-          </w:r>
-          <w:r>
-            <w:fldChar w:fldCharType="separate"/>
-          </w:r>
-          <w:r>
-            <w:t>20</w:t>
+            <w:instrText xml:space="preserve"> PAGEREF _Toc7411 \h </w:instrText>
+          </w:r>
+          <w:r>
+            <w:fldChar w:fldCharType="separate"/>
+          </w:r>
+          <w:r>
+            <w:t>24</w:t>
           </w:r>
           <w:r>
             <w:fldChar w:fldCharType="end"/>
@@ -1836,7 +1912,7 @@
             <w:fldChar w:fldCharType="begin"/>
           </w:r>
           <w:r>
-            <w:instrText xml:space="preserve"> HYPERLINK \l _Toc20875 </w:instrText>
+            <w:instrText xml:space="preserve"> HYPERLINK \l _Toc25554 </w:instrText>
           </w:r>
           <w:r>
             <w:fldChar w:fldCharType="separate"/>
@@ -1858,13 +1934,13 @@
             <w:fldChar w:fldCharType="begin"/>
           </w:r>
           <w:r>
-            <w:instrText xml:space="preserve"> PAGEREF _Toc20875 \h </w:instrText>
-          </w:r>
-          <w:r>
-            <w:fldChar w:fldCharType="separate"/>
-          </w:r>
-          <w:r>
-            <w:t>20</w:t>
+            <w:instrText xml:space="preserve"> PAGEREF _Toc25554 \h </w:instrText>
+          </w:r>
+          <w:r>
+            <w:fldChar w:fldCharType="separate"/>
+          </w:r>
+          <w:r>
+            <w:t>24</w:t>
           </w:r>
           <w:r>
             <w:fldChar w:fldCharType="end"/>
@@ -1884,7 +1960,7 @@
             <w:fldChar w:fldCharType="begin"/>
           </w:r>
           <w:r>
-            <w:instrText xml:space="preserve"> HYPERLINK \l _Toc31403 </w:instrText>
+            <w:instrText xml:space="preserve"> HYPERLINK \l _Toc9382 </w:instrText>
           </w:r>
           <w:r>
             <w:fldChar w:fldCharType="separate"/>
@@ -1906,13 +1982,13 @@
             <w:fldChar w:fldCharType="begin"/>
           </w:r>
           <w:r>
-            <w:instrText xml:space="preserve"> PAGEREF _Toc31403 \h </w:instrText>
-          </w:r>
-          <w:r>
-            <w:fldChar w:fldCharType="separate"/>
-          </w:r>
-          <w:r>
-            <w:t>20</w:t>
+            <w:instrText xml:space="preserve"> PAGEREF _Toc9382 \h </w:instrText>
+          </w:r>
+          <w:r>
+            <w:fldChar w:fldCharType="separate"/>
+          </w:r>
+          <w:r>
+            <w:t>24</w:t>
           </w:r>
           <w:r>
             <w:fldChar w:fldCharType="end"/>
@@ -1932,7 +2008,7 @@
             <w:fldChar w:fldCharType="begin"/>
           </w:r>
           <w:r>
-            <w:instrText xml:space="preserve"> HYPERLINK \l _Toc13677 </w:instrText>
+            <w:instrText xml:space="preserve"> HYPERLINK \l _Toc18375 </w:instrText>
           </w:r>
           <w:r>
             <w:fldChar w:fldCharType="separate"/>
@@ -1954,13 +2030,13 @@
             <w:fldChar w:fldCharType="begin"/>
           </w:r>
           <w:r>
-            <w:instrText xml:space="preserve"> PAGEREF _Toc13677 \h </w:instrText>
-          </w:r>
-          <w:r>
-            <w:fldChar w:fldCharType="separate"/>
-          </w:r>
-          <w:r>
-            <w:t>20</w:t>
+            <w:instrText xml:space="preserve"> PAGEREF _Toc18375 \h </w:instrText>
+          </w:r>
+          <w:r>
+            <w:fldChar w:fldCharType="separate"/>
+          </w:r>
+          <w:r>
+            <w:t>24</w:t>
           </w:r>
           <w:r>
             <w:fldChar w:fldCharType="end"/>
@@ -1980,7 +2056,7 @@
             <w:fldChar w:fldCharType="begin"/>
           </w:r>
           <w:r>
-            <w:instrText xml:space="preserve"> HYPERLINK \l _Toc15282 </w:instrText>
+            <w:instrText xml:space="preserve"> HYPERLINK \l _Toc31675 </w:instrText>
           </w:r>
           <w:r>
             <w:fldChar w:fldCharType="separate"/>
@@ -2002,13 +2078,13 @@
             <w:fldChar w:fldCharType="begin"/>
           </w:r>
           <w:r>
-            <w:instrText xml:space="preserve"> PAGEREF _Toc15282 \h </w:instrText>
-          </w:r>
-          <w:r>
-            <w:fldChar w:fldCharType="separate"/>
-          </w:r>
-          <w:r>
-            <w:t>20</w:t>
+            <w:instrText xml:space="preserve"> PAGEREF _Toc31675 \h </w:instrText>
+          </w:r>
+          <w:r>
+            <w:fldChar w:fldCharType="separate"/>
+          </w:r>
+          <w:r>
+            <w:t>24</w:t>
           </w:r>
           <w:r>
             <w:fldChar w:fldCharType="end"/>
@@ -2028,7 +2104,7 @@
             <w:fldChar w:fldCharType="begin"/>
           </w:r>
           <w:r>
-            <w:instrText xml:space="preserve"> HYPERLINK \l _Toc14961 </w:instrText>
+            <w:instrText xml:space="preserve"> HYPERLINK \l _Toc23882 </w:instrText>
           </w:r>
           <w:r>
             <w:fldChar w:fldCharType="separate"/>
@@ -2050,13 +2126,13 @@
             <w:fldChar w:fldCharType="begin"/>
           </w:r>
           <w:r>
-            <w:instrText xml:space="preserve"> PAGEREF _Toc14961 \h </w:instrText>
-          </w:r>
-          <w:r>
-            <w:fldChar w:fldCharType="separate"/>
-          </w:r>
-          <w:r>
-            <w:t>21</w:t>
+            <w:instrText xml:space="preserve"> PAGEREF _Toc23882 \h </w:instrText>
+          </w:r>
+          <w:r>
+            <w:fldChar w:fldCharType="separate"/>
+          </w:r>
+          <w:r>
+            <w:t>25</w:t>
           </w:r>
           <w:r>
             <w:fldChar w:fldCharType="end"/>
@@ -2076,7 +2152,7 @@
             <w:fldChar w:fldCharType="begin"/>
           </w:r>
           <w:r>
-            <w:instrText xml:space="preserve"> HYPERLINK \l _Toc10749 </w:instrText>
+            <w:instrText xml:space="preserve"> HYPERLINK \l _Toc7 </w:instrText>
           </w:r>
           <w:r>
             <w:fldChar w:fldCharType="separate"/>
@@ -2098,13 +2174,13 @@
             <w:fldChar w:fldCharType="begin"/>
           </w:r>
           <w:r>
-            <w:instrText xml:space="preserve"> PAGEREF _Toc10749 \h </w:instrText>
-          </w:r>
-          <w:r>
-            <w:fldChar w:fldCharType="separate"/>
-          </w:r>
-          <w:r>
-            <w:t>21</w:t>
+            <w:instrText xml:space="preserve"> PAGEREF _Toc7 \h </w:instrText>
+          </w:r>
+          <w:r>
+            <w:fldChar w:fldCharType="separate"/>
+          </w:r>
+          <w:r>
+            <w:t>25</w:t>
           </w:r>
           <w:r>
             <w:fldChar w:fldCharType="end"/>
@@ -2124,7 +2200,7 @@
             <w:fldChar w:fldCharType="begin"/>
           </w:r>
           <w:r>
-            <w:instrText xml:space="preserve"> HYPERLINK \l _Toc30385 </w:instrText>
+            <w:instrText xml:space="preserve"> HYPERLINK \l _Toc17022 </w:instrText>
           </w:r>
           <w:r>
             <w:fldChar w:fldCharType="separate"/>
@@ -2146,13 +2222,13 @@
             <w:fldChar w:fldCharType="begin"/>
           </w:r>
           <w:r>
-            <w:instrText xml:space="preserve"> PAGEREF _Toc30385 \h </w:instrText>
-          </w:r>
-          <w:r>
-            <w:fldChar w:fldCharType="separate"/>
-          </w:r>
-          <w:r>
-            <w:t>21</w:t>
+            <w:instrText xml:space="preserve"> PAGEREF _Toc17022 \h </w:instrText>
+          </w:r>
+          <w:r>
+            <w:fldChar w:fldCharType="separate"/>
+          </w:r>
+          <w:r>
+            <w:t>25</w:t>
           </w:r>
           <w:r>
             <w:fldChar w:fldCharType="end"/>
@@ -2172,7 +2248,7 @@
             <w:fldChar w:fldCharType="begin"/>
           </w:r>
           <w:r>
-            <w:instrText xml:space="preserve"> HYPERLINK \l _Toc25213 </w:instrText>
+            <w:instrText xml:space="preserve"> HYPERLINK \l _Toc14401 </w:instrText>
           </w:r>
           <w:r>
             <w:fldChar w:fldCharType="separate"/>
@@ -2194,13 +2270,13 @@
             <w:fldChar w:fldCharType="begin"/>
           </w:r>
           <w:r>
-            <w:instrText xml:space="preserve"> PAGEREF _Toc25213 \h </w:instrText>
-          </w:r>
-          <w:r>
-            <w:fldChar w:fldCharType="separate"/>
-          </w:r>
-          <w:r>
-            <w:t>21</w:t>
+            <w:instrText xml:space="preserve"> PAGEREF _Toc14401 \h </w:instrText>
+          </w:r>
+          <w:r>
+            <w:fldChar w:fldCharType="separate"/>
+          </w:r>
+          <w:r>
+            <w:t>25</w:t>
           </w:r>
           <w:r>
             <w:fldChar w:fldCharType="end"/>
@@ -2220,7 +2296,7 @@
             <w:fldChar w:fldCharType="begin"/>
           </w:r>
           <w:r>
-            <w:instrText xml:space="preserve"> HYPERLINK \l _Toc32147 </w:instrText>
+            <w:instrText xml:space="preserve"> HYPERLINK \l _Toc10228 </w:instrText>
           </w:r>
           <w:r>
             <w:fldChar w:fldCharType="separate"/>
@@ -2252,13 +2328,13 @@
             <w:fldChar w:fldCharType="begin"/>
           </w:r>
           <w:r>
-            <w:instrText xml:space="preserve"> PAGEREF _Toc32147 \h </w:instrText>
-          </w:r>
-          <w:r>
-            <w:fldChar w:fldCharType="separate"/>
-          </w:r>
-          <w:r>
-            <w:t>21</w:t>
+            <w:instrText xml:space="preserve"> PAGEREF _Toc10228 \h </w:instrText>
+          </w:r>
+          <w:r>
+            <w:fldChar w:fldCharType="separate"/>
+          </w:r>
+          <w:r>
+            <w:t>25</w:t>
           </w:r>
           <w:r>
             <w:fldChar w:fldCharType="end"/>
@@ -2278,7 +2354,7 @@
             <w:fldChar w:fldCharType="begin"/>
           </w:r>
           <w:r>
-            <w:instrText xml:space="preserve"> HYPERLINK \l _Toc21585 </w:instrText>
+            <w:instrText xml:space="preserve"> HYPERLINK \l _Toc3228 </w:instrText>
           </w:r>
           <w:r>
             <w:fldChar w:fldCharType="separate"/>
@@ -2303,13 +2379,13 @@
             <w:fldChar w:fldCharType="begin"/>
           </w:r>
           <w:r>
-            <w:instrText xml:space="preserve"> PAGEREF _Toc21585 \h </w:instrText>
-          </w:r>
-          <w:r>
-            <w:fldChar w:fldCharType="separate"/>
-          </w:r>
-          <w:r>
-            <w:t>21</w:t>
+            <w:instrText xml:space="preserve"> PAGEREF _Toc3228 \h </w:instrText>
+          </w:r>
+          <w:r>
+            <w:fldChar w:fldCharType="separate"/>
+          </w:r>
+          <w:r>
+            <w:t>25</w:t>
           </w:r>
           <w:r>
             <w:fldChar w:fldCharType="end"/>
@@ -2329,7 +2405,7 @@
             <w:fldChar w:fldCharType="begin"/>
           </w:r>
           <w:r>
-            <w:instrText xml:space="preserve"> HYPERLINK \l _Toc19908 </w:instrText>
+            <w:instrText xml:space="preserve"> HYPERLINK \l _Toc3916 </w:instrText>
           </w:r>
           <w:r>
             <w:fldChar w:fldCharType="separate"/>
@@ -2351,13 +2427,13 @@
             <w:fldChar w:fldCharType="begin"/>
           </w:r>
           <w:r>
-            <w:instrText xml:space="preserve"> PAGEREF _Toc19908 \h </w:instrText>
-          </w:r>
-          <w:r>
-            <w:fldChar w:fldCharType="separate"/>
-          </w:r>
-          <w:r>
-            <w:t>22</w:t>
+            <w:instrText xml:space="preserve"> PAGEREF _Toc3916 \h </w:instrText>
+          </w:r>
+          <w:r>
+            <w:fldChar w:fldCharType="separate"/>
+          </w:r>
+          <w:r>
+            <w:t>26</w:t>
           </w:r>
           <w:r>
             <w:fldChar w:fldCharType="end"/>
@@ -2377,7 +2453,7 @@
             <w:fldChar w:fldCharType="begin"/>
           </w:r>
           <w:r>
-            <w:instrText xml:space="preserve"> HYPERLINK \l _Toc18264 </w:instrText>
+            <w:instrText xml:space="preserve"> HYPERLINK \l _Toc20850 </w:instrText>
           </w:r>
           <w:r>
             <w:fldChar w:fldCharType="separate"/>
@@ -2392,13 +2468,13 @@
             <w:fldChar w:fldCharType="begin"/>
           </w:r>
           <w:r>
-            <w:instrText xml:space="preserve"> PAGEREF _Toc18264 \h </w:instrText>
-          </w:r>
-          <w:r>
-            <w:fldChar w:fldCharType="separate"/>
-          </w:r>
-          <w:r>
-            <w:t>22</w:t>
+            <w:instrText xml:space="preserve"> PAGEREF _Toc20850 \h </w:instrText>
+          </w:r>
+          <w:r>
+            <w:fldChar w:fldCharType="separate"/>
+          </w:r>
+          <w:r>
+            <w:t>26</w:t>
           </w:r>
           <w:r>
             <w:fldChar w:fldCharType="end"/>
@@ -2418,7 +2494,7 @@
             <w:fldChar w:fldCharType="begin"/>
           </w:r>
           <w:r>
-            <w:instrText xml:space="preserve"> HYPERLINK \l _Toc19455 </w:instrText>
+            <w:instrText xml:space="preserve"> HYPERLINK \l _Toc22484 </w:instrText>
           </w:r>
           <w:r>
             <w:fldChar w:fldCharType="separate"/>
@@ -2433,13 +2509,13 @@
             <w:fldChar w:fldCharType="begin"/>
           </w:r>
           <w:r>
-            <w:instrText xml:space="preserve"> PAGEREF _Toc19455 \h </w:instrText>
-          </w:r>
-          <w:r>
-            <w:fldChar w:fldCharType="separate"/>
-          </w:r>
-          <w:r>
-            <w:t>22</w:t>
+            <w:instrText xml:space="preserve"> PAGEREF _Toc22484 \h </w:instrText>
+          </w:r>
+          <w:r>
+            <w:fldChar w:fldCharType="separate"/>
+          </w:r>
+          <w:r>
+            <w:t>26</w:t>
           </w:r>
           <w:r>
             <w:fldChar w:fldCharType="end"/>
@@ -2459,7 +2535,7 @@
             <w:fldChar w:fldCharType="begin"/>
           </w:r>
           <w:r>
-            <w:instrText xml:space="preserve"> HYPERLINK \l _Toc16465 </w:instrText>
+            <w:instrText xml:space="preserve"> HYPERLINK \l _Toc7139 </w:instrText>
           </w:r>
           <w:r>
             <w:fldChar w:fldCharType="separate"/>
@@ -2474,13 +2550,13 @@
             <w:fldChar w:fldCharType="begin"/>
           </w:r>
           <w:r>
-            <w:instrText xml:space="preserve"> PAGEREF _Toc16465 \h </w:instrText>
-          </w:r>
-          <w:r>
-            <w:fldChar w:fldCharType="separate"/>
-          </w:r>
-          <w:r>
-            <w:t>22</w:t>
+            <w:instrText xml:space="preserve"> PAGEREF _Toc7139 \h </w:instrText>
+          </w:r>
+          <w:r>
+            <w:fldChar w:fldCharType="separate"/>
+          </w:r>
+          <w:r>
+            <w:t>26</w:t>
           </w:r>
           <w:r>
             <w:fldChar w:fldCharType="end"/>
@@ -2500,7 +2576,7 @@
             <w:fldChar w:fldCharType="begin"/>
           </w:r>
           <w:r>
-            <w:instrText xml:space="preserve"> HYPERLINK \l _Toc6453 </w:instrText>
+            <w:instrText xml:space="preserve"> HYPERLINK \l _Toc20742 </w:instrText>
           </w:r>
           <w:r>
             <w:fldChar w:fldCharType="separate"/>
@@ -2515,13 +2591,13 @@
             <w:fldChar w:fldCharType="begin"/>
           </w:r>
           <w:r>
-            <w:instrText xml:space="preserve"> PAGEREF _Toc6453 \h </w:instrText>
-          </w:r>
-          <w:r>
-            <w:fldChar w:fldCharType="separate"/>
-          </w:r>
-          <w:r>
-            <w:t>22</w:t>
+            <w:instrText xml:space="preserve"> PAGEREF _Toc20742 \h </w:instrText>
+          </w:r>
+          <w:r>
+            <w:fldChar w:fldCharType="separate"/>
+          </w:r>
+          <w:r>
+            <w:t>26</w:t>
           </w:r>
           <w:r>
             <w:fldChar w:fldCharType="end"/>
@@ -2541,7 +2617,7 @@
             <w:fldChar w:fldCharType="begin"/>
           </w:r>
           <w:r>
-            <w:instrText xml:space="preserve"> HYPERLINK \l _Toc30443 </w:instrText>
+            <w:instrText xml:space="preserve"> HYPERLINK \l _Toc22744 </w:instrText>
           </w:r>
           <w:r>
             <w:fldChar w:fldCharType="separate"/>
@@ -2556,13 +2632,13 @@
             <w:fldChar w:fldCharType="begin"/>
           </w:r>
           <w:r>
-            <w:instrText xml:space="preserve"> PAGEREF _Toc30443 \h </w:instrText>
-          </w:r>
-          <w:r>
-            <w:fldChar w:fldCharType="separate"/>
-          </w:r>
-          <w:r>
-            <w:t>23</w:t>
+            <w:instrText xml:space="preserve"> PAGEREF _Toc22744 \h </w:instrText>
+          </w:r>
+          <w:r>
+            <w:fldChar w:fldCharType="separate"/>
+          </w:r>
+          <w:r>
+            <w:t>27</w:t>
           </w:r>
           <w:r>
             <w:fldChar w:fldCharType="end"/>
@@ -2582,7 +2658,7 @@
             <w:fldChar w:fldCharType="begin"/>
           </w:r>
           <w:r>
-            <w:instrText xml:space="preserve"> HYPERLINK \l _Toc18129 </w:instrText>
+            <w:instrText xml:space="preserve"> HYPERLINK \l _Toc2587 </w:instrText>
           </w:r>
           <w:r>
             <w:fldChar w:fldCharType="separate"/>
@@ -2597,13 +2673,13 @@
             <w:fldChar w:fldCharType="begin"/>
           </w:r>
           <w:r>
-            <w:instrText xml:space="preserve"> PAGEREF _Toc18129 \h </w:instrText>
-          </w:r>
-          <w:r>
-            <w:fldChar w:fldCharType="separate"/>
-          </w:r>
-          <w:r>
-            <w:t>23</w:t>
+            <w:instrText xml:space="preserve"> PAGEREF _Toc2587 \h </w:instrText>
+          </w:r>
+          <w:r>
+            <w:fldChar w:fldCharType="separate"/>
+          </w:r>
+          <w:r>
+            <w:t>27</w:t>
           </w:r>
           <w:r>
             <w:fldChar w:fldCharType="end"/>
@@ -2623,7 +2699,7 @@
             <w:fldChar w:fldCharType="begin"/>
           </w:r>
           <w:r>
-            <w:instrText xml:space="preserve"> HYPERLINK \l _Toc30074 </w:instrText>
+            <w:instrText xml:space="preserve"> HYPERLINK \l _Toc8406 </w:instrText>
           </w:r>
           <w:r>
             <w:fldChar w:fldCharType="separate"/>
@@ -2638,13 +2714,13 @@
             <w:fldChar w:fldCharType="begin"/>
           </w:r>
           <w:r>
-            <w:instrText xml:space="preserve"> PAGEREF _Toc30074 \h </w:instrText>
-          </w:r>
-          <w:r>
-            <w:fldChar w:fldCharType="separate"/>
-          </w:r>
-          <w:r>
-            <w:t>23</w:t>
+            <w:instrText xml:space="preserve"> PAGEREF _Toc8406 \h </w:instrText>
+          </w:r>
+          <w:r>
+            <w:fldChar w:fldCharType="separate"/>
+          </w:r>
+          <w:r>
+            <w:t>27</w:t>
           </w:r>
           <w:r>
             <w:fldChar w:fldCharType="end"/>
@@ -2664,7 +2740,7 @@
             <w:fldChar w:fldCharType="begin"/>
           </w:r>
           <w:r>
-            <w:instrText xml:space="preserve"> HYPERLINK \l _Toc16932 </w:instrText>
+            <w:instrText xml:space="preserve"> HYPERLINK \l _Toc3851 </w:instrText>
           </w:r>
           <w:r>
             <w:fldChar w:fldCharType="separate"/>
@@ -2679,13 +2755,13 @@
             <w:fldChar w:fldCharType="begin"/>
           </w:r>
           <w:r>
-            <w:instrText xml:space="preserve"> PAGEREF _Toc16932 \h </w:instrText>
-          </w:r>
-          <w:r>
-            <w:fldChar w:fldCharType="separate"/>
-          </w:r>
-          <w:r>
-            <w:t>23</w:t>
+            <w:instrText xml:space="preserve"> PAGEREF _Toc3851 \h </w:instrText>
+          </w:r>
+          <w:r>
+            <w:fldChar w:fldCharType="separate"/>
+          </w:r>
+          <w:r>
+            <w:t>27</w:t>
           </w:r>
           <w:r>
             <w:fldChar w:fldCharType="end"/>
@@ -2705,7 +2781,7 @@
             <w:fldChar w:fldCharType="begin"/>
           </w:r>
           <w:r>
-            <w:instrText xml:space="preserve"> HYPERLINK \l _Toc30502 </w:instrText>
+            <w:instrText xml:space="preserve"> HYPERLINK \l _Toc22383 </w:instrText>
           </w:r>
           <w:r>
             <w:fldChar w:fldCharType="separate"/>
@@ -2720,13 +2796,13 @@
             <w:fldChar w:fldCharType="begin"/>
           </w:r>
           <w:r>
-            <w:instrText xml:space="preserve"> PAGEREF _Toc30502 \h </w:instrText>
-          </w:r>
-          <w:r>
-            <w:fldChar w:fldCharType="separate"/>
-          </w:r>
-          <w:r>
-            <w:t>23</w:t>
+            <w:instrText xml:space="preserve"> PAGEREF _Toc22383 \h </w:instrText>
+          </w:r>
+          <w:r>
+            <w:fldChar w:fldCharType="separate"/>
+          </w:r>
+          <w:r>
+            <w:t>27</w:t>
           </w:r>
           <w:r>
             <w:fldChar w:fldCharType="end"/>
@@ -2746,7 +2822,7 @@
             <w:fldChar w:fldCharType="begin"/>
           </w:r>
           <w:r>
-            <w:instrText xml:space="preserve"> HYPERLINK \l _Toc22601 </w:instrText>
+            <w:instrText xml:space="preserve"> HYPERLINK \l _Toc1708 </w:instrText>
           </w:r>
           <w:r>
             <w:fldChar w:fldCharType="separate"/>
@@ -2761,13 +2837,13 @@
             <w:fldChar w:fldCharType="begin"/>
           </w:r>
           <w:r>
-            <w:instrText xml:space="preserve"> PAGEREF _Toc22601 \h </w:instrText>
-          </w:r>
-          <w:r>
-            <w:fldChar w:fldCharType="separate"/>
-          </w:r>
-          <w:r>
-            <w:t>23</w:t>
+            <w:instrText xml:space="preserve"> PAGEREF _Toc1708 \h </w:instrText>
+          </w:r>
+          <w:r>
+            <w:fldChar w:fldCharType="separate"/>
+          </w:r>
+          <w:r>
+            <w:t>27</w:t>
           </w:r>
           <w:r>
             <w:fldChar w:fldCharType="end"/>
@@ -2808,7 +2884,7 @@
       <w:pPr>
         <w:pStyle w:val="2"/>
       </w:pPr>
-      <w:bookmarkStart w:id="1" w:name="_Toc25082"/>
+      <w:bookmarkStart w:id="1" w:name="_Toc4592"/>
       <w:r>
         <w:t>1. 产品简介</w:t>
       </w:r>
@@ -2826,7 +2902,7 @@
       <w:pPr>
         <w:pStyle w:val="3"/>
       </w:pPr>
-      <w:bookmarkStart w:id="2" w:name="_Toc4288"/>
+      <w:bookmarkStart w:id="2" w:name="_Toc7652"/>
       <w:r>
         <w:t>1.1 主要特性</w:t>
       </w:r>
@@ -2933,7 +3009,7 @@
       <w:pPr>
         <w:pStyle w:val="2"/>
       </w:pPr>
-      <w:bookmarkStart w:id="3" w:name="_Toc14799"/>
+      <w:bookmarkStart w:id="3" w:name="_Toc11282"/>
       <w:r>
         <w:t>2. 功能说明</w:t>
       </w:r>
@@ -2943,7 +3019,7 @@
       <w:pPr>
         <w:pStyle w:val="3"/>
       </w:pPr>
-      <w:bookmarkStart w:id="4" w:name="_Toc1136"/>
+      <w:bookmarkStart w:id="4" w:name="_Toc3669"/>
       <w:r>
         <w:t>2.1 账套管理（Tab1）</w:t>
       </w:r>
@@ -3265,9 +3341,358 @@
     </w:p>
     <w:p>
       <w:pPr>
+        <w:pStyle w:val="18"/>
+        <w:numPr>
+          <w:numId w:val="0"/>
+        </w:numPr>
+        <w:ind w:left="360" w:leftChars="0"/>
+        <w:rPr>
+          <w:rFonts w:hint="eastAsia"/>
+          <w:b/>
+          <w:bCs/>
+          <w:lang w:val="en-US" w:eastAsia="zh-CN"/>
+        </w:rPr>
+      </w:pPr>
+    </w:p>
+    <w:p>
+      <w:pPr>
+        <w:pStyle w:val="18"/>
+        <w:numPr>
+          <w:numId w:val="0"/>
+        </w:numPr>
+        <w:rPr>
+          <w:rFonts w:hint="eastAsia"/>
+          <w:color w:val="C00000"/>
+          <w:sz w:val="24"/>
+          <w:szCs w:val="24"/>
+          <w:highlight w:val="none"/>
+          <w:lang w:val="en-US" w:eastAsia="zh-CN"/>
+        </w:rPr>
+      </w:pPr>
+      <w:r>
+        <w:rPr>
+          <w:rFonts w:hint="eastAsia"/>
+          <w:color w:val="C00000"/>
+          <w:sz w:val="24"/>
+          <w:szCs w:val="24"/>
+          <w:highlight w:val="none"/>
+          <w:lang w:val="en-US" w:eastAsia="zh-CN"/>
+        </w:rPr>
+        <w:t>V2.0.0 以后版本支持自动登录，需维护以下内容</w:t>
+      </w:r>
+    </w:p>
+    <w:p>
+      <w:pPr>
+        <w:pStyle w:val="18"/>
+        <w:numPr>
+          <w:ilvl w:val="0"/>
+          <w:numId w:val="2"/>
+        </w:numPr>
+        <w:rPr>
+          <w:rFonts w:hint="eastAsia"/>
+          <w:lang w:val="en-US" w:eastAsia="zh-CN"/>
+        </w:rPr>
+      </w:pPr>
+      <w:r>
+        <w:rPr>
+          <w:rFonts w:hint="eastAsia"/>
+          <w:lang w:val="en-US" w:eastAsia="zh-CN"/>
+        </w:rPr>
+        <w:t>账套信息中维护账套用户名，如为用户名为admin可跳过</w:t>
+      </w:r>
+    </w:p>
+    <w:p>
+      <w:pPr>
+        <w:pStyle w:val="18"/>
+        <w:numPr>
+          <w:numId w:val="0"/>
+        </w:numPr>
+        <w:rPr>
+          <w:rFonts w:hint="eastAsia"/>
+          <w:lang w:val="en-US" w:eastAsia="zh-CN"/>
+        </w:rPr>
+      </w:pPr>
+      <w:r>
+        <w:drawing>
+          <wp:inline distT="0" distB="0" distL="114300" distR="114300">
+            <wp:extent cx="2854325" cy="2956560"/>
+            <wp:effectExtent l="0" t="0" r="6350" b="1270"/>
+            <wp:docPr id="13" name="图片 1"/>
+            <wp:cNvGraphicFramePr>
+              <a:graphicFrameLocks xmlns:a="http://schemas.openxmlformats.org/drawingml/2006/main" noChangeAspect="1"/>
+            </wp:cNvGraphicFramePr>
+            <a:graphic xmlns:a="http://schemas.openxmlformats.org/drawingml/2006/main">
+              <a:graphicData uri="http://schemas.openxmlformats.org/drawingml/2006/picture">
+                <pic:pic xmlns:pic="http://schemas.openxmlformats.org/drawingml/2006/picture">
+                  <pic:nvPicPr>
+                    <pic:cNvPr id="13" name="图片 1"/>
+                    <pic:cNvPicPr>
+                      <a:picLocks noChangeAspect="1"/>
+                    </pic:cNvPicPr>
+                  </pic:nvPicPr>
+                  <pic:blipFill>
+                    <a:blip r:embed="rId8"/>
+                    <a:stretch>
+                      <a:fillRect/>
+                    </a:stretch>
+                  </pic:blipFill>
+                  <pic:spPr>
+                    <a:xfrm>
+                      <a:off x="0" y="0"/>
+                      <a:ext cx="2854325" cy="2956560"/>
+                    </a:xfrm>
+                    <a:prstGeom prst="rect">
+                      <a:avLst/>
+                    </a:prstGeom>
+                    <a:noFill/>
+                    <a:ln>
+                      <a:noFill/>
+                    </a:ln>
+                  </pic:spPr>
+                </pic:pic>
+              </a:graphicData>
+            </a:graphic>
+          </wp:inline>
+        </w:drawing>
+      </w:r>
+    </w:p>
+    <w:p>
+      <w:pPr>
+        <w:pStyle w:val="18"/>
+        <w:numPr>
+          <w:ilvl w:val="0"/>
+          <w:numId w:val="2"/>
+        </w:numPr>
+        <w:rPr>
+          <w:rFonts w:hint="default"/>
+          <w:lang w:val="en-US" w:eastAsia="zh-CN"/>
+        </w:rPr>
+      </w:pPr>
+      <w:r>
+        <w:rPr>
+          <w:rFonts w:hint="eastAsia"/>
+          <w:lang w:val="en-US" w:eastAsia="zh-CN"/>
+        </w:rPr>
+        <w:t>设置中设置自动登录对应参数</w:t>
+      </w:r>
+    </w:p>
+    <w:p>
+      <w:pPr>
+        <w:pStyle w:val="18"/>
+        <w:numPr>
+          <w:numId w:val="0"/>
+        </w:numPr>
+        <w:rPr>
+          <w:rFonts w:hint="eastAsia"/>
+          <w:color w:val="9BBB59" w:themeColor="accent3"/>
+          <w:lang w:val="en-US" w:eastAsia="zh-CN"/>
+          <w14:textFill>
+            <w14:solidFill>
+              <w14:schemeClr w14:val="accent3"/>
+            </w14:solidFill>
+          </w14:textFill>
+        </w:rPr>
+      </w:pPr>
+      <w:r>
+        <w:rPr>
+          <w:rFonts w:hint="eastAsia"/>
+          <w:color w:val="9BBB59" w:themeColor="accent3"/>
+          <w:lang w:val="en-US" w:eastAsia="zh-CN"/>
+          <w14:textFill>
+            <w14:solidFill>
+              <w14:schemeClr w14:val="accent3"/>
+            </w14:solidFill>
+          </w14:textFill>
+        </w:rPr>
+        <w:t>用户名选择器：input[placeholder="请输入登录用户名"]</w:t>
+      </w:r>
+    </w:p>
+    <w:p>
+      <w:pPr>
+        <w:pStyle w:val="18"/>
+        <w:numPr>
+          <w:numId w:val="0"/>
+        </w:numPr>
+        <w:rPr>
+          <w:rFonts w:hint="eastAsia"/>
+          <w:color w:val="9BBB59" w:themeColor="accent3"/>
+          <w:lang w:val="en-US" w:eastAsia="zh-CN"/>
+          <w14:textFill>
+            <w14:solidFill>
+              <w14:schemeClr w14:val="accent3"/>
+            </w14:solidFill>
+          </w14:textFill>
+        </w:rPr>
+      </w:pPr>
+      <w:r>
+        <w:rPr>
+          <w:rFonts w:hint="eastAsia"/>
+          <w:color w:val="9BBB59" w:themeColor="accent3"/>
+          <w:lang w:val="en-US" w:eastAsia="zh-CN"/>
+          <w14:textFill>
+            <w14:solidFill>
+              <w14:schemeClr w14:val="accent3"/>
+            </w14:solidFill>
+          </w14:textFill>
+        </w:rPr>
+        <w:t>密码选择器：input[placeholder="请输入密码"]</w:t>
+      </w:r>
+    </w:p>
+    <w:p>
+      <w:pPr>
+        <w:pStyle w:val="18"/>
+        <w:numPr>
+          <w:numId w:val="0"/>
+        </w:numPr>
+        <w:rPr>
+          <w:rFonts w:hint="default"/>
+          <w:color w:val="9BBB59" w:themeColor="accent3"/>
+          <w:lang w:val="en-US" w:eastAsia="zh-CN"/>
+          <w14:textFill>
+            <w14:solidFill>
+              <w14:schemeClr w14:val="accent3"/>
+            </w14:solidFill>
+          </w14:textFill>
+        </w:rPr>
+      </w:pPr>
+      <w:r>
+        <w:rPr>
+          <w:rFonts w:hint="eastAsia"/>
+          <w:color w:val="9BBB59" w:themeColor="accent3"/>
+          <w:lang w:val="en-US" w:eastAsia="zh-CN"/>
+          <w14:textFill>
+            <w14:solidFill>
+              <w14:schemeClr w14:val="accent3"/>
+            </w14:solidFill>
+          </w14:textFill>
+        </w:rPr>
+        <w:t>登陆按钮选择：.btn-login-1</w:t>
+      </w:r>
+    </w:p>
+    <w:p>
+      <w:pPr>
+        <w:pStyle w:val="18"/>
+        <w:numPr>
+          <w:numId w:val="0"/>
+        </w:numPr>
+      </w:pPr>
+      <w:r>
+        <w:drawing>
+          <wp:inline distT="0" distB="0" distL="114300" distR="114300">
+            <wp:extent cx="5088255" cy="5701665"/>
+            <wp:effectExtent l="0" t="0" r="6985" b="8890"/>
+            <wp:docPr id="16" name="图片 2"/>
+            <wp:cNvGraphicFramePr>
+              <a:graphicFrameLocks xmlns:a="http://schemas.openxmlformats.org/drawingml/2006/main" noChangeAspect="1"/>
+            </wp:cNvGraphicFramePr>
+            <a:graphic xmlns:a="http://schemas.openxmlformats.org/drawingml/2006/main">
+              <a:graphicData uri="http://schemas.openxmlformats.org/drawingml/2006/picture">
+                <pic:pic xmlns:pic="http://schemas.openxmlformats.org/drawingml/2006/picture">
+                  <pic:nvPicPr>
+                    <pic:cNvPr id="16" name="图片 2"/>
+                    <pic:cNvPicPr>
+                      <a:picLocks noChangeAspect="1"/>
+                    </pic:cNvPicPr>
+                  </pic:nvPicPr>
+                  <pic:blipFill>
+                    <a:blip r:embed="rId9"/>
+                    <a:stretch>
+                      <a:fillRect/>
+                    </a:stretch>
+                  </pic:blipFill>
+                  <pic:spPr>
+                    <a:xfrm>
+                      <a:off x="0" y="0"/>
+                      <a:ext cx="5088255" cy="5701665"/>
+                    </a:xfrm>
+                    <a:prstGeom prst="rect">
+                      <a:avLst/>
+                    </a:prstGeom>
+                    <a:noFill/>
+                    <a:ln>
+                      <a:noFill/>
+                    </a:ln>
+                  </pic:spPr>
+                </pic:pic>
+              </a:graphicData>
+            </a:graphic>
+          </wp:inline>
+        </w:drawing>
+      </w:r>
+    </w:p>
+    <w:p>
+      <w:pPr>
+        <w:pStyle w:val="18"/>
+        <w:numPr>
+          <w:numId w:val="0"/>
+        </w:numPr>
+      </w:pPr>
+    </w:p>
+    <w:p>
+      <w:pPr>
+        <w:pStyle w:val="18"/>
+        <w:numPr>
+          <w:numId w:val="0"/>
+        </w:numPr>
+      </w:pPr>
+    </w:p>
+    <w:p>
+      <w:pPr>
+        <w:pStyle w:val="18"/>
+        <w:numPr>
+          <w:numId w:val="0"/>
+        </w:numPr>
+      </w:pPr>
+    </w:p>
+    <w:p>
+      <w:pPr>
+        <w:pStyle w:val="18"/>
+        <w:numPr>
+          <w:numId w:val="0"/>
+        </w:numPr>
+      </w:pPr>
+    </w:p>
+    <w:p>
+      <w:pPr>
+        <w:pStyle w:val="18"/>
+        <w:numPr>
+          <w:numId w:val="0"/>
+        </w:numPr>
+      </w:pPr>
+    </w:p>
+    <w:p>
+      <w:pPr>
+        <w:pStyle w:val="18"/>
+        <w:numPr>
+          <w:numId w:val="0"/>
+        </w:numPr>
+      </w:pPr>
+    </w:p>
+    <w:p>
+      <w:pPr>
+        <w:pStyle w:val="18"/>
+        <w:numPr>
+          <w:numId w:val="0"/>
+        </w:numPr>
+      </w:pPr>
+    </w:p>
+    <w:p>
+      <w:pPr>
+        <w:pStyle w:val="18"/>
+        <w:numPr>
+          <w:numId w:val="0"/>
+        </w:numPr>
+        <w:rPr>
+          <w:rFonts w:hint="default"/>
+          <w:lang w:val="en-US" w:eastAsia="zh-CN"/>
+        </w:rPr>
+      </w:pPr>
+    </w:p>
+    <w:p>
+      <w:pPr>
         <w:pStyle w:val="3"/>
       </w:pPr>
-      <w:bookmarkStart w:id="5" w:name="_Toc24913"/>
+      <w:bookmarkStart w:id="5" w:name="_Toc6233"/>
       <w:r>
         <w:t>2.2 工具箱（Tab2）</w:t>
       </w:r>
@@ -3500,6 +3925,121 @@
                 <w:szCs w:val="22"/>
               </w:rPr>
               <w:t>复制到目标数据库，支持批量操作</w:t>
+            </w:r>
+          </w:p>
+        </w:tc>
+      </w:tr>
+      <w:tr>
+        <w:tblPrEx>
+          <w:tblBorders>
+            <w:top w:val="single" w:color="auto" w:sz="4" w:space="0"/>
+            <w:left w:val="single" w:color="auto" w:sz="4" w:space="0"/>
+            <w:bottom w:val="single" w:color="auto" w:sz="4" w:space="0"/>
+            <w:right w:val="single" w:color="auto" w:sz="4" w:space="0"/>
+            <w:insideH w:val="single" w:color="auto" w:sz="4" w:space="0"/>
+            <w:insideV w:val="single" w:color="auto" w:sz="4" w:space="0"/>
+          </w:tblBorders>
+          <w:tblCellMar>
+            <w:top w:w="0" w:type="dxa"/>
+            <w:left w:w="10" w:type="dxa"/>
+            <w:bottom w:w="0" w:type="dxa"/>
+            <w:right w:w="10" w:type="dxa"/>
+          </w:tblCellMar>
+        </w:tblPrEx>
+        <w:tc>
+          <w:tcPr>
+            <w:tcW w:w="2400" w:type="dxa"/>
+            <w:tcBorders>
+              <w:top w:val="single" w:color="CCCCCC" w:sz="0" w:space="0"/>
+              <w:left w:val="single" w:color="CCCCCC" w:sz="0" w:space="0"/>
+              <w:bottom w:val="single" w:color="CCCCCC" w:sz="0" w:space="0"/>
+              <w:right w:val="single" w:color="CCCCCC" w:sz="0" w:space="0"/>
+            </w:tcBorders>
+          </w:tcPr>
+          <w:p>
+            <w:pPr>
+              <w:rPr>
+                <w:rFonts w:hint="default" w:eastAsia="微软雅黑"/>
+                <w:sz w:val="22"/>
+                <w:szCs w:val="22"/>
+                <w:lang w:val="en-US" w:eastAsia="zh-CN"/>
+              </w:rPr>
+            </w:pPr>
+            <w:r>
+              <w:rPr>
+                <w:rFonts w:hint="eastAsia"/>
+                <w:sz w:val="22"/>
+                <w:szCs w:val="22"/>
+                <w:lang w:val="en-US" w:eastAsia="zh-CN"/>
+              </w:rPr>
+              <w:fldChar w:fldCharType="begin"/>
+            </w:r>
+            <w:r>
+              <w:rPr>
+                <w:rFonts w:hint="eastAsia"/>
+                <w:sz w:val="22"/>
+                <w:szCs w:val="22"/>
+                <w:lang w:val="en-US" w:eastAsia="zh-CN"/>
+              </w:rPr>
+              <w:instrText xml:space="preserve"> HYPERLINK \l "_4.10 跨库复制配置数据" </w:instrText>
+            </w:r>
+            <w:r>
+              <w:rPr>
+                <w:rFonts w:hint="eastAsia"/>
+                <w:sz w:val="22"/>
+                <w:szCs w:val="22"/>
+                <w:lang w:val="en-US" w:eastAsia="zh-CN"/>
+              </w:rPr>
+              <w:fldChar w:fldCharType="separate"/>
+            </w:r>
+            <w:r>
+              <w:rPr>
+                <w:rStyle w:val="16"/>
+                <w:rFonts w:hint="eastAsia"/>
+                <w:sz w:val="22"/>
+                <w:szCs w:val="22"/>
+                <w:lang w:val="en-US" w:eastAsia="zh-CN"/>
+              </w:rPr>
+              <w:t>跨库复制配置数据</w:t>
+            </w:r>
+            <w:r>
+              <w:rPr>
+                <w:rFonts w:hint="eastAsia"/>
+                <w:sz w:val="22"/>
+                <w:szCs w:val="22"/>
+                <w:lang w:val="en-US" w:eastAsia="zh-CN"/>
+              </w:rPr>
+              <w:fldChar w:fldCharType="end"/>
+            </w:r>
+          </w:p>
+        </w:tc>
+        <w:tc>
+          <w:tcPr>
+            <w:tcW w:w="6960" w:type="dxa"/>
+            <w:tcBorders>
+              <w:top w:val="single" w:color="CCCCCC" w:sz="0" w:space="0"/>
+              <w:left w:val="single" w:color="CCCCCC" w:sz="0" w:space="0"/>
+              <w:bottom w:val="single" w:color="CCCCCC" w:sz="0" w:space="0"/>
+              <w:right w:val="single" w:color="CCCCCC" w:sz="0" w:space="0"/>
+            </w:tcBorders>
+          </w:tcPr>
+          <w:p>
+            <w:pPr>
+              <w:rPr>
+                <w:rFonts w:hint="default" w:eastAsia="微软雅黑"/>
+                <w:sz w:val="22"/>
+                <w:szCs w:val="22"/>
+                <w:lang w:val="en-US" w:eastAsia="zh-CN"/>
+              </w:rPr>
+            </w:pPr>
+            <w:r>
+              <w:rPr>
+                <w:rFonts w:hint="eastAsia"/>
+                <w:sz w:val="22"/>
+                <w:szCs w:val="22"/>
+                <w:lang w:val="en-US" w:eastAsia="zh-CN"/>
+              </w:rPr>
+              <w:t>将源数据库的标准查询、系统参数、自定义数据源复制到目标数据库</w:t>
             </w:r>
           </w:p>
         </w:tc>
@@ -4184,7 +4724,7 @@
       <w:pPr>
         <w:pStyle w:val="2"/>
       </w:pPr>
-      <w:bookmarkStart w:id="6" w:name="_Toc10699"/>
+      <w:bookmarkStart w:id="6" w:name="_Toc8793"/>
       <w:r>
         <w:t>3. 账套管理</w:t>
       </w:r>
@@ -4194,7 +4734,7 @@
       <w:pPr>
         <w:pStyle w:val="3"/>
       </w:pPr>
-      <w:bookmarkStart w:id="7" w:name="_Toc12986"/>
+      <w:bookmarkStart w:id="7" w:name="_Toc7394"/>
       <w:r>
         <w:t>3.1 添加账套</w:t>
       </w:r>
@@ -4213,7 +4753,7 @@
         <w:pStyle w:val="18"/>
         <w:numPr>
           <w:ilvl w:val="0"/>
-          <w:numId w:val="2"/>
+          <w:numId w:val="3"/>
         </w:numPr>
       </w:pPr>
       <w:r>
@@ -4232,7 +4772,7 @@
         <w:pStyle w:val="18"/>
         <w:numPr>
           <w:ilvl w:val="0"/>
-          <w:numId w:val="2"/>
+          <w:numId w:val="3"/>
         </w:numPr>
       </w:pPr>
       <w:r>
@@ -4251,7 +4791,7 @@
         <w:pStyle w:val="18"/>
         <w:numPr>
           <w:ilvl w:val="0"/>
-          <w:numId w:val="2"/>
+          <w:numId w:val="3"/>
         </w:numPr>
       </w:pPr>
       <w:r>
@@ -4270,7 +4810,7 @@
         <w:pStyle w:val="18"/>
         <w:numPr>
           <w:ilvl w:val="0"/>
-          <w:numId w:val="2"/>
+          <w:numId w:val="3"/>
         </w:numPr>
       </w:pPr>
       <w:r>
@@ -4289,7 +4829,7 @@
         <w:pStyle w:val="18"/>
         <w:numPr>
           <w:ilvl w:val="0"/>
-          <w:numId w:val="2"/>
+          <w:numId w:val="3"/>
         </w:numPr>
       </w:pPr>
       <w:r>
@@ -4308,7 +4848,7 @@
         <w:pStyle w:val="18"/>
         <w:numPr>
           <w:ilvl w:val="0"/>
-          <w:numId w:val="2"/>
+          <w:numId w:val="3"/>
         </w:numPr>
       </w:pPr>
       <w:r>
@@ -4326,7 +4866,7 @@
       <w:pPr>
         <w:pStyle w:val="3"/>
       </w:pPr>
-      <w:bookmarkStart w:id="8" w:name="_Toc12747"/>
+      <w:bookmarkStart w:id="8" w:name="_Toc29080"/>
       <w:r>
         <w:t>3.2 账套数据存储</w:t>
       </w:r>
@@ -4344,7 +4884,7 @@
       <w:pPr>
         <w:pStyle w:val="3"/>
       </w:pPr>
-      <w:bookmarkStart w:id="9" w:name="_Toc25647"/>
+      <w:bookmarkStart w:id="9" w:name="_Toc15541"/>
       <w:r>
         <w:t>3.3 启动账套</w:t>
       </w:r>
@@ -4382,7 +4922,7 @@
           <w:lang w:val="en-US" w:eastAsia="zh-CN"/>
         </w:rPr>
       </w:pPr>
-      <w:bookmarkStart w:id="10" w:name="_Toc1707"/>
+      <w:bookmarkStart w:id="10" w:name="_Toc32014"/>
       <w:r>
         <w:t>3.</w:t>
       </w:r>
@@ -4457,7 +4997,7 @@
           <w:lang w:val="en-US" w:eastAsia="zh-CN"/>
         </w:rPr>
       </w:pPr>
-      <w:bookmarkStart w:id="11" w:name="_Toc22762"/>
+      <w:bookmarkStart w:id="11" w:name="_Toc7848"/>
       <w:r>
         <w:t>3.</w:t>
       </w:r>
@@ -4532,7 +5072,7 @@
           <w:lang w:val="en-US" w:eastAsia="zh-CN"/>
         </w:rPr>
       </w:pPr>
-      <w:bookmarkStart w:id="12" w:name="_Toc16648"/>
+      <w:bookmarkStart w:id="12" w:name="_Toc31449"/>
       <w:r>
         <w:t>3.</w:t>
       </w:r>
@@ -4586,7 +5126,7 @@
                     </pic:cNvPicPr>
                   </pic:nvPicPr>
                   <pic:blipFill>
-                    <a:blip r:embed="rId8"/>
+                    <a:blip r:embed="rId10"/>
                     <a:stretch>
                       <a:fillRect/>
                     </a:stretch>
@@ -4647,7 +5187,7 @@
       <w:pPr>
         <w:pStyle w:val="2"/>
       </w:pPr>
-      <w:bookmarkStart w:id="13" w:name="_Toc2130"/>
+      <w:bookmarkStart w:id="13" w:name="_Toc10360"/>
       <w:r>
         <w:t>4. 工具箱使用</w:t>
       </w:r>
@@ -4661,7 +5201,7 @@
           <w:lang w:eastAsia="zh-CN"/>
         </w:rPr>
       </w:pPr>
-      <w:bookmarkStart w:id="14" w:name="_Toc7927"/>
+      <w:bookmarkStart w:id="14" w:name="_Toc2423"/>
       <w:bookmarkStart w:id="15" w:name="_4.1 跨库复制对象"/>
       <w:r>
         <w:t>4.1 跨库复制</w:t>
@@ -4717,7 +5257,7 @@
                     </pic:cNvPicPr>
                   </pic:nvPicPr>
                   <pic:blipFill>
-                    <a:blip r:embed="rId9"/>
+                    <a:blip r:embed="rId11"/>
                     <a:stretch>
                       <a:fillRect/>
                     </a:stretch>
@@ -5014,7 +5554,7 @@
                     </pic:cNvPicPr>
                   </pic:nvPicPr>
                   <pic:blipFill>
-                    <a:blip r:embed="rId10"/>
+                    <a:blip r:embed="rId12"/>
                     <a:stretch>
                       <a:fillRect/>
                     </a:stretch>
@@ -5041,12 +5581,54 @@
     </w:p>
     <w:p>
       <w:pPr>
+        <w:ind w:firstLine="440" w:firstLineChars="200"/>
+        <w:rPr>
+          <w:rFonts w:hint="eastAsia"/>
+          <w:lang w:val="en-US" w:eastAsia="zh-CN"/>
+        </w:rPr>
+      </w:pPr>
+      <w:r>
+        <w:rPr>
+          <w:rFonts w:hint="eastAsia"/>
+          <w:lang w:val="en-US" w:eastAsia="zh-CN"/>
+        </w:rPr>
+        <w:t>9.点击缺失对象可以查找源数据库有目标数据库没有数据。</w:t>
+      </w:r>
+    </w:p>
+    <w:p>
+      <w:pPr>
+        <w:ind w:firstLine="440" w:firstLineChars="200"/>
+        <w:rPr>
+          <w:rFonts w:hint="default"/>
+          <w:lang w:val="en-US" w:eastAsia="zh-CN"/>
+        </w:rPr>
+      </w:pPr>
+      <w:r>
+        <w:rPr>
+          <w:rFonts w:hint="eastAsia"/>
+          <w:lang w:val="en-US" w:eastAsia="zh-CN"/>
+        </w:rPr>
+        <w:t>10.查询后可以通过过滤框二次过滤</w:t>
+      </w:r>
+    </w:p>
+    <w:p>
+      <w:pPr>
         <w:pStyle w:val="18"/>
         <w:numPr>
           <w:ilvl w:val="0"/>
           <w:numId w:val="0"/>
         </w:numPr>
         <w:ind w:left="360" w:leftChars="0"/>
+      </w:pPr>
+    </w:p>
+    <w:p>
+      <w:pPr>
+        <w:pStyle w:val="18"/>
+        <w:numPr>
+          <w:ilvl w:val="0"/>
+          <w:numId w:val="0"/>
+        </w:numPr>
+        <w:ind w:left="360" w:leftChars="0"/>
         <w:rPr>
           <w:rFonts w:hint="default"/>
           <w:lang w:val="en-US" w:eastAsia="zh-CN"/>
@@ -5057,7 +5639,7 @@
       <w:pPr>
         <w:pStyle w:val="3"/>
       </w:pPr>
-      <w:bookmarkStart w:id="16" w:name="_Toc4908"/>
+      <w:bookmarkStart w:id="16" w:name="_Toc22423"/>
       <w:bookmarkStart w:id="17" w:name="_4.2 跨库复制Win表单"/>
       <w:r>
         <w:t>4.2 跨库复制Win表单</w:t>
@@ -5096,7 +5678,7 @@
                     </pic:cNvPicPr>
                   </pic:nvPicPr>
                   <pic:blipFill>
-                    <a:blip r:embed="rId11"/>
+                    <a:blip r:embed="rId13"/>
                     <a:stretch>
                       <a:fillRect/>
                     </a:stretch>
@@ -5415,7 +5997,7 @@
       <w:pPr>
         <w:pStyle w:val="3"/>
       </w:pPr>
-      <w:bookmarkStart w:id="18" w:name="_Toc21775"/>
+      <w:bookmarkStart w:id="18" w:name="_Toc19922"/>
       <w:bookmarkStart w:id="19" w:name="_4.3 跨库复制APP表单"/>
       <w:r>
         <w:t>4.3 跨库复制APP表单</w:t>
@@ -5448,7 +6030,7 @@
                     </pic:cNvPicPr>
                   </pic:nvPicPr>
                   <pic:blipFill>
-                    <a:blip r:embed="rId12"/>
+                    <a:blip r:embed="rId14"/>
                     <a:stretch>
                       <a:fillRect/>
                     </a:stretch>
@@ -5667,7 +6249,7 @@
         <w:pStyle w:val="3"/>
         <w:bidi w:val="0"/>
       </w:pPr>
-      <w:bookmarkStart w:id="20" w:name="_Toc7955"/>
+      <w:bookmarkStart w:id="20" w:name="_Toc28030"/>
       <w:bookmarkStart w:id="21" w:name="_4.4 跨库复制单据流转"/>
       <w:r>
         <w:t>4.4 跨库复制单据流转</w:t>
@@ -5700,7 +6282,7 @@
                     </pic:cNvPicPr>
                   </pic:nvPicPr>
                   <pic:blipFill>
-                    <a:blip r:embed="rId13"/>
+                    <a:blip r:embed="rId15"/>
                     <a:stretch>
                       <a:fillRect/>
                     </a:stretch>
@@ -5807,7 +6389,7 @@
         <w:pStyle w:val="3"/>
         <w:bidi w:val="0"/>
       </w:pPr>
-      <w:bookmarkStart w:id="22" w:name="_Toc4208"/>
+      <w:bookmarkStart w:id="22" w:name="_Toc23248"/>
       <w:bookmarkStart w:id="23" w:name="_4.5 跨库复制报表"/>
       <w:r>
         <w:t>4.5 跨库复制报表</w:t>
@@ -5840,7 +6422,7 @@
                     </pic:cNvPicPr>
                   </pic:nvPicPr>
                   <pic:blipFill>
-                    <a:blip r:embed="rId14"/>
+                    <a:blip r:embed="rId16"/>
                     <a:stretch>
                       <a:fillRect/>
                     </a:stretch>
@@ -5951,7 +6533,7 @@
           <w:lang w:val="en-US" w:eastAsia="zh-CN"/>
         </w:rPr>
       </w:pPr>
-      <w:bookmarkStart w:id="24" w:name="_Toc4812"/>
+      <w:bookmarkStart w:id="24" w:name="_Toc29577"/>
       <w:bookmarkStart w:id="25" w:name="_4.6 搜索后台表单"/>
       <w:r>
         <w:rPr>
@@ -6004,7 +6586,7 @@
                     </pic:cNvPicPr>
                   </pic:nvPicPr>
                   <pic:blipFill>
-                    <a:blip r:embed="rId15"/>
+                    <a:blip r:embed="rId17"/>
                     <a:stretch>
                       <a:fillRect/>
                     </a:stretch>
@@ -6094,7 +6676,7 @@
           <w:lang w:val="en-US" w:eastAsia="zh-CN"/>
         </w:rPr>
       </w:pPr>
-      <w:bookmarkStart w:id="26" w:name="_Toc31309"/>
+      <w:bookmarkStart w:id="26" w:name="_Toc30273"/>
       <w:bookmarkStart w:id="27" w:name="_4.7 搜索前台菜单"/>
       <w:r>
         <w:rPr>
@@ -6141,7 +6723,7 @@
                     </pic:cNvPicPr>
                   </pic:nvPicPr>
                   <pic:blipFill>
-                    <a:blip r:embed="rId16"/>
+                    <a:blip r:embed="rId18"/>
                     <a:stretch>
                       <a:fillRect/>
                     </a:stretch>
@@ -6238,7 +6820,7 @@
           <w:lang w:val="en-US" w:eastAsia="zh-CN"/>
         </w:rPr>
       </w:pPr>
-      <w:bookmarkStart w:id="28" w:name="_Toc25149"/>
+      <w:bookmarkStart w:id="28" w:name="_Toc31391"/>
       <w:bookmarkStart w:id="29" w:name="_4.8 跨库复制WEB看板"/>
       <w:r>
         <w:t>4.</w:t>
@@ -6308,7 +6890,7 @@
                     </pic:cNvPicPr>
                   </pic:nvPicPr>
                   <pic:blipFill>
-                    <a:blip r:embed="rId17"/>
+                    <a:blip r:embed="rId19"/>
                     <a:stretch>
                       <a:fillRect/>
                     </a:stretch>
@@ -6539,7 +7121,7 @@
           <w:lang w:val="en-US" w:eastAsia="zh-CN"/>
         </w:rPr>
       </w:pPr>
-      <w:bookmarkStart w:id="30" w:name="_Toc20615"/>
+      <w:bookmarkStart w:id="30" w:name="_Toc11873"/>
       <w:bookmarkStart w:id="31" w:name="_4.9 跨库复制移动看板"/>
       <w:r>
         <w:t>4.</w:t>
@@ -6609,7 +7191,7 @@
                     </pic:cNvPicPr>
                   </pic:nvPicPr>
                   <pic:blipFill>
-                    <a:blip r:embed="rId18"/>
+                    <a:blip r:embed="rId20"/>
                     <a:stretch>
                       <a:fillRect/>
                     </a:stretch>
@@ -6711,8 +7293,8 @@
     <w:p>
       <w:pPr>
         <w:rPr>
-          <w:rFonts w:hint="eastAsia" w:eastAsia="微软雅黑"/>
-          <w:lang w:val="en-US" w:eastAsia="zh-CN"/>
+          <w:rFonts w:hint="eastAsia"/>
+          <w:lang w:eastAsia="zh-CN"/>
         </w:rPr>
       </w:pPr>
       <w:r>
@@ -6835,16 +7417,386 @@
     <w:p>
       <w:pPr>
         <w:rPr>
+          <w:rFonts w:hint="eastAsia"/>
+          <w:lang w:eastAsia="zh-CN"/>
+        </w:rPr>
+      </w:pPr>
+    </w:p>
+    <w:p>
+      <w:pPr>
+        <w:rPr>
+          <w:rFonts w:hint="eastAsia"/>
+          <w:lang w:eastAsia="zh-CN"/>
+        </w:rPr>
+      </w:pPr>
+    </w:p>
+    <w:p>
+      <w:pPr>
+        <w:pStyle w:val="3"/>
+        <w:rPr>
+          <w:rFonts w:hint="default" w:eastAsia="微软雅黑"/>
+          <w:lang w:val="en-US" w:eastAsia="zh-CN"/>
+        </w:rPr>
+      </w:pPr>
+      <w:bookmarkStart w:id="32" w:name="_Toc23865"/>
+      <w:bookmarkStart w:id="33" w:name="_4.10 跨库复制配置数据"/>
+      <w:r>
+        <w:t>4.1</w:t>
+      </w:r>
+      <w:r>
+        <w:rPr>
+          <w:rFonts w:hint="eastAsia"/>
+          <w:lang w:val="en-US" w:eastAsia="zh-CN"/>
+        </w:rPr>
+        <w:t>0</w:t>
+      </w:r>
+      <w:r>
+        <w:t xml:space="preserve"> 跨库复制</w:t>
+      </w:r>
+      <w:r>
+        <w:rPr>
+          <w:rFonts w:hint="eastAsia"/>
+          <w:lang w:val="en-US" w:eastAsia="zh-CN"/>
+        </w:rPr>
+        <w:t>配置数据</w:t>
+      </w:r>
+      <w:bookmarkEnd w:id="32"/>
+    </w:p>
+    <w:bookmarkEnd w:id="33"/>
+    <w:p>
+      <w:pPr>
+        <w:spacing w:after="120"/>
+      </w:pPr>
+      <w:r>
+        <w:t>此工具用于将</w:t>
+      </w:r>
+      <w:r>
+        <w:rPr>
+          <w:rFonts w:hint="eastAsia"/>
+          <w:lang w:val="en-US" w:eastAsia="zh-CN"/>
+        </w:rPr>
+        <w:t>标准查询、系统参数、自定义数据源、</w:t>
+      </w:r>
+      <w:r>
+        <w:t>复制到另一个数据库：</w:t>
+      </w:r>
+    </w:p>
+    <w:p>
+      <w:pPr>
+        <w:spacing w:after="120"/>
+      </w:pPr>
+      <w:r>
+        <w:drawing>
+          <wp:inline distT="0" distB="0" distL="114300" distR="114300">
+            <wp:extent cx="6178550" cy="5706110"/>
+            <wp:effectExtent l="0" t="0" r="6985" b="4445"/>
+            <wp:docPr id="18" name="图片 3"/>
+            <wp:cNvGraphicFramePr>
+              <a:graphicFrameLocks xmlns:a="http://schemas.openxmlformats.org/drawingml/2006/main" noChangeAspect="1"/>
+            </wp:cNvGraphicFramePr>
+            <a:graphic xmlns:a="http://schemas.openxmlformats.org/drawingml/2006/main">
+              <a:graphicData uri="http://schemas.openxmlformats.org/drawingml/2006/picture">
+                <pic:pic xmlns:pic="http://schemas.openxmlformats.org/drawingml/2006/picture">
+                  <pic:nvPicPr>
+                    <pic:cNvPr id="18" name="图片 3"/>
+                    <pic:cNvPicPr>
+                      <a:picLocks noChangeAspect="1"/>
+                    </pic:cNvPicPr>
+                  </pic:nvPicPr>
+                  <pic:blipFill>
+                    <a:blip r:embed="rId21"/>
+                    <a:stretch>
+                      <a:fillRect/>
+                    </a:stretch>
+                  </pic:blipFill>
+                  <pic:spPr>
+                    <a:xfrm>
+                      <a:off x="0" y="0"/>
+                      <a:ext cx="6178550" cy="5706110"/>
+                    </a:xfrm>
+                    <a:prstGeom prst="rect">
+                      <a:avLst/>
+                    </a:prstGeom>
+                    <a:noFill/>
+                    <a:ln>
+                      <a:noFill/>
+                    </a:ln>
+                  </pic:spPr>
+                </pic:pic>
+              </a:graphicData>
+            </a:graphic>
+          </wp:inline>
+        </w:drawing>
+      </w:r>
+    </w:p>
+    <w:p>
+      <w:pPr>
+        <w:pStyle w:val="18"/>
+        <w:numPr>
+          <w:ilvl w:val="0"/>
+          <w:numId w:val="0"/>
+        </w:numPr>
+        <w:ind w:left="360" w:leftChars="0"/>
+      </w:pPr>
+      <w:r>
+        <w:rPr>
+          <w:rFonts w:hint="eastAsia"/>
+          <w:lang w:val="en-US" w:eastAsia="zh-CN"/>
+        </w:rPr>
+        <w:t>1.</w:t>
+      </w:r>
+      <w:r>
+        <w:t>弹出操作窗体，左右两侧分别显示源数据库和目标数据库区域</w:t>
+      </w:r>
+    </w:p>
+    <w:p>
+      <w:pPr>
+        <w:pStyle w:val="18"/>
+        <w:numPr>
+          <w:ilvl w:val="0"/>
+          <w:numId w:val="0"/>
+        </w:numPr>
+        <w:ind w:left="360" w:leftChars="0"/>
+        <w:rPr>
+          <w:rFonts w:hint="default" w:eastAsia="微软雅黑"/>
+          <w:lang w:val="en-US" w:eastAsia="zh-CN"/>
+        </w:rPr>
+      </w:pPr>
+      <w:r>
+        <w:rPr>
+          <w:rFonts w:hint="eastAsia"/>
+          <w:lang w:val="en-US" w:eastAsia="zh-CN"/>
+        </w:rPr>
+        <w:t>2.</w:t>
+      </w:r>
+      <w:r>
+        <w:t>点击“选择账套”按钮，从账套列表中选择源/目标账套（支持拼音首字母搜索）</w:t>
+      </w:r>
+      <w:r>
+        <w:rPr>
+          <w:rFonts w:hint="eastAsia"/>
+          <w:lang w:eastAsia="zh-CN"/>
+        </w:rPr>
+        <w:t>，</w:t>
+      </w:r>
+      <w:r>
+        <w:rPr>
+          <w:rFonts w:hint="eastAsia"/>
+          <w:color w:val="E46C0A" w:themeColor="accent6" w:themeShade="BF"/>
+          <w:lang w:val="en-US" w:eastAsia="zh-CN"/>
+        </w:rPr>
+        <w:t>支持快捷键 Ctrl+S 选择源数据库信息，Ctrl+D 选择目标数据库信息</w:t>
+      </w:r>
+    </w:p>
+    <w:p>
+      <w:pPr>
+        <w:pStyle w:val="18"/>
+        <w:numPr>
+          <w:ilvl w:val="0"/>
+          <w:numId w:val="0"/>
+        </w:numPr>
+        <w:ind w:left="360" w:leftChars="0"/>
+      </w:pPr>
+      <w:r>
+        <w:rPr>
+          <w:rFonts w:hint="eastAsia"/>
+          <w:lang w:val="en-US" w:eastAsia="zh-CN"/>
+        </w:rPr>
+        <w:t>3.</w:t>
+      </w:r>
+      <w:r>
+        <w:t>也可手动输入数据库地址、用户名、密码</w:t>
+      </w:r>
+    </w:p>
+    <w:p>
+      <w:pPr>
+        <w:pStyle w:val="18"/>
+        <w:numPr>
+          <w:ilvl w:val="0"/>
+          <w:numId w:val="0"/>
+        </w:numPr>
+        <w:ind w:left="360" w:leftChars="0"/>
+        <w:rPr>
+          <w:rFonts w:hint="default" w:eastAsia="微软雅黑"/>
+          <w:lang w:val="en-US" w:eastAsia="zh-CN"/>
+        </w:rPr>
+      </w:pPr>
+      <w:r>
+        <w:rPr>
+          <w:rFonts w:hint="eastAsia"/>
+          <w:lang w:val="en-US" w:eastAsia="zh-CN"/>
+        </w:rPr>
+        <w:t>4.选择对应对象类型，可以是标准查询、系统参数、自定义数据源</w:t>
+      </w:r>
+    </w:p>
+    <w:p>
+      <w:pPr>
+        <w:pStyle w:val="18"/>
+        <w:numPr>
+          <w:ilvl w:val="0"/>
+          <w:numId w:val="0"/>
+        </w:numPr>
+        <w:ind w:left="360" w:leftChars="0"/>
+        <w:rPr>
           <w:rFonts w:hint="default"/>
           <w:lang w:val="en-US" w:eastAsia="zh-CN"/>
         </w:rPr>
       </w:pPr>
+      <w:r>
+        <w:rPr>
+          <w:rFonts w:hint="eastAsia"/>
+          <w:lang w:val="en-US" w:eastAsia="zh-CN"/>
+        </w:rPr>
+        <w:t>5.</w:t>
+      </w:r>
+      <w:r>
+        <w:t>在下方多行文本框中输入要复制的</w:t>
+      </w:r>
+      <w:r>
+        <w:rPr>
+          <w:rFonts w:hint="eastAsia"/>
+          <w:lang w:val="en-US" w:eastAsia="zh-CN"/>
+        </w:rPr>
+        <w:t>对象</w:t>
+      </w:r>
+      <w:r>
+        <w:t>名称，</w:t>
+      </w:r>
+      <w:r>
+        <w:rPr>
+          <w:rFonts w:hint="eastAsia"/>
+          <w:lang w:val="en-US" w:eastAsia="zh-CN"/>
+        </w:rPr>
+        <w:t>多个用英文分号隔开，系统参数比较特殊，需要是GROUPSETNAME§§§SENAME的格式输入例如： WX§§§IsCoupon</w:t>
+      </w:r>
+    </w:p>
+    <w:p>
+      <w:pPr>
+        <w:pStyle w:val="18"/>
+        <w:numPr>
+          <w:ilvl w:val="0"/>
+          <w:numId w:val="0"/>
+        </w:numPr>
+        <w:ind w:left="360" w:leftChars="0"/>
+        <w:rPr>
+          <w:rFonts w:hint="eastAsia"/>
+          <w:lang w:val="en-US" w:eastAsia="zh-CN"/>
+        </w:rPr>
+      </w:pPr>
+      <w:r>
+        <w:rPr>
+          <w:rFonts w:hint="eastAsia"/>
+          <w:lang w:val="en-US" w:eastAsia="zh-CN"/>
+        </w:rPr>
+        <w:t>也可以通过下方搜索区域根据对象名称搜索，搜索后单击选中，支持Ctrl+鼠标左键、Shift+鼠标左键 多选。选择完后单击添加选中项，可以把选中数据库对象自动填充至上方区域。</w:t>
+      </w:r>
+    </w:p>
+    <w:p>
+      <w:pPr>
+        <w:pStyle w:val="18"/>
+        <w:numPr>
+          <w:ilvl w:val="0"/>
+          <w:numId w:val="0"/>
+        </w:numPr>
+        <w:ind w:left="360" w:leftChars="0"/>
+        <w:rPr>
+          <w:rFonts w:hint="default"/>
+          <w:lang w:val="en-US" w:eastAsia="zh-CN"/>
+        </w:rPr>
+      </w:pPr>
+      <w:r>
+        <w:rPr>
+          <w:rFonts w:hint="eastAsia"/>
+          <w:lang w:val="en-US" w:eastAsia="zh-CN"/>
+        </w:rPr>
+        <w:t>6.选择是否删除已存在对象，如勾选目标库中存在对象则会先删除再创建，如未勾选若存在则会跳过</w:t>
+      </w:r>
+    </w:p>
+    <w:p>
+      <w:pPr>
+        <w:pStyle w:val="18"/>
+        <w:numPr>
+          <w:ilvl w:val="0"/>
+          <w:numId w:val="0"/>
+        </w:numPr>
+        <w:ind w:left="360" w:leftChars="0"/>
+        <w:rPr>
+          <w:rFonts w:hint="eastAsia"/>
+          <w:color w:val="E46C0A" w:themeColor="accent6" w:themeShade="BF"/>
+          <w:lang w:val="en-US" w:eastAsia="zh-CN"/>
+        </w:rPr>
+      </w:pPr>
+      <w:r>
+        <w:rPr>
+          <w:rFonts w:hint="eastAsia"/>
+          <w:lang w:val="en-US" w:eastAsia="zh-CN"/>
+        </w:rPr>
+        <w:t>7.</w:t>
+      </w:r>
+      <w:r>
+        <w:t>点击“确认”开始复制</w:t>
+      </w:r>
+      <w:r>
+        <w:rPr>
+          <w:rFonts w:hint="eastAsia"/>
+          <w:lang w:val="en-US" w:eastAsia="zh-CN"/>
+        </w:rPr>
+        <w:t xml:space="preserve"> </w:t>
+      </w:r>
+      <w:r>
+        <w:rPr>
+          <w:rFonts w:hint="eastAsia"/>
+          <w:color w:val="E46C0A" w:themeColor="accent6" w:themeShade="BF"/>
+          <w:lang w:val="en-US" w:eastAsia="zh-CN"/>
+        </w:rPr>
+        <w:t xml:space="preserve"> (支持快捷键Enter 确认，ESC取消。注意所有窗体都支持这两个快捷键)</w:t>
+      </w:r>
+    </w:p>
+    <w:p>
+      <w:pPr>
+        <w:ind w:firstLine="440" w:firstLineChars="200"/>
+        <w:rPr>
+          <w:rFonts w:hint="eastAsia"/>
+          <w:lang w:val="en-US" w:eastAsia="zh-CN"/>
+        </w:rPr>
+      </w:pPr>
+      <w:r>
+        <w:rPr>
+          <w:rFonts w:hint="eastAsia"/>
+          <w:lang w:val="en-US" w:eastAsia="zh-CN"/>
+        </w:rPr>
+        <w:t>8.点击缺失对象可以查找源数据库有目标数据库没有数据。</w:t>
+      </w:r>
+    </w:p>
+    <w:p>
+      <w:pPr>
+        <w:ind w:firstLine="440" w:firstLineChars="200"/>
+        <w:rPr>
+          <w:rFonts w:hint="default"/>
+          <w:lang w:val="en-US" w:eastAsia="zh-CN"/>
+        </w:rPr>
+      </w:pPr>
+      <w:r>
+        <w:rPr>
+          <w:rFonts w:hint="eastAsia"/>
+          <w:lang w:val="en-US" w:eastAsia="zh-CN"/>
+        </w:rPr>
+        <w:t>9.查询后可以通过过滤框二次过滤</w:t>
+      </w:r>
+    </w:p>
+    <w:p>
+      <w:pPr>
+        <w:rPr>
+          <w:rFonts w:hint="default"/>
+          <w:lang w:val="en-US" w:eastAsia="zh-CN"/>
+        </w:rPr>
+      </w:pPr>
     </w:p>
     <w:p>
       <w:pPr>
         <w:pStyle w:val="3"/>
       </w:pPr>
-      <w:bookmarkStart w:id="32" w:name="_Toc20233"/>
+      <w:bookmarkStart w:id="34" w:name="_Toc3145"/>
       <w:r>
         <w:t>4.</w:t>
       </w:r>
@@ -6853,12 +7805,12 @@
           <w:rFonts w:hint="eastAsia"/>
           <w:lang w:val="en-US" w:eastAsia="zh-CN"/>
         </w:rPr>
-        <w:t>10</w:t>
+        <w:t>11</w:t>
       </w:r>
       <w:r>
         <w:t>工具扩展</w:t>
       </w:r>
-      <w:bookmarkEnd w:id="32"/>
+      <w:bookmarkEnd w:id="34"/>
     </w:p>
     <w:p>
       <w:pPr>
@@ -6877,7 +7829,7 @@
       <w:pPr>
         <w:pStyle w:val="2"/>
       </w:pPr>
-      <w:bookmarkStart w:id="33" w:name="_Toc1111"/>
+      <w:bookmarkStart w:id="35" w:name="_Toc16004"/>
       <w:r>
         <w:rPr>
           <w:rFonts w:hint="eastAsia"/>
@@ -6888,13 +7840,13 @@
       <w:r>
         <w:t>. 系统托盘与快捷键</w:t>
       </w:r>
-      <w:bookmarkEnd w:id="33"/>
+      <w:bookmarkEnd w:id="35"/>
     </w:p>
     <w:p>
       <w:pPr>
         <w:pStyle w:val="3"/>
       </w:pPr>
-      <w:bookmarkStart w:id="34" w:name="_Toc27423"/>
+      <w:bookmarkStart w:id="36" w:name="_Toc21249"/>
       <w:r>
         <w:rPr>
           <w:rFonts w:hint="eastAsia"/>
@@ -6905,7 +7857,7 @@
       <w:r>
         <w:t>.1 自动隐藏到托盘</w:t>
       </w:r>
-      <w:bookmarkEnd w:id="34"/>
+      <w:bookmarkEnd w:id="36"/>
     </w:p>
     <w:p>
       <w:pPr>
@@ -6919,7 +7871,7 @@
       <w:pPr>
         <w:pStyle w:val="3"/>
       </w:pPr>
-      <w:bookmarkStart w:id="35" w:name="_Toc5919"/>
+      <w:bookmarkStart w:id="37" w:name="_Toc6066"/>
       <w:r>
         <w:rPr>
           <w:rFonts w:hint="eastAsia"/>
@@ -6930,7 +7882,7 @@
       <w:r>
         <w:t>.2 从托盘恢复</w:t>
       </w:r>
-      <w:bookmarkEnd w:id="35"/>
+      <w:bookmarkEnd w:id="37"/>
     </w:p>
     <w:p>
       <w:pPr>
@@ -6944,7 +7896,7 @@
       <w:pPr>
         <w:pStyle w:val="3"/>
       </w:pPr>
-      <w:bookmarkStart w:id="36" w:name="_Toc21702"/>
+      <w:bookmarkStart w:id="38" w:name="_Toc30741"/>
       <w:r>
         <w:rPr>
           <w:rFonts w:hint="eastAsia"/>
@@ -6955,7 +7907,7 @@
       <w:r>
         <w:t>.3 托盘快捷键</w:t>
       </w:r>
-      <w:bookmarkEnd w:id="36"/>
+      <w:bookmarkEnd w:id="38"/>
     </w:p>
     <w:p>
       <w:pPr>
@@ -6989,7 +7941,7 @@
       <w:pPr>
         <w:pStyle w:val="2"/>
       </w:pPr>
-      <w:bookmarkStart w:id="37" w:name="_Toc28368"/>
+      <w:bookmarkStart w:id="39" w:name="_Toc27832"/>
       <w:r>
         <w:rPr>
           <w:rFonts w:hint="eastAsia"/>
@@ -7000,13 +7952,13 @@
       <w:r>
         <w:t>. Root模式</w:t>
       </w:r>
-      <w:bookmarkEnd w:id="37"/>
+      <w:bookmarkEnd w:id="39"/>
     </w:p>
     <w:p>
       <w:pPr>
         <w:pStyle w:val="3"/>
       </w:pPr>
-      <w:bookmarkStart w:id="38" w:name="_Toc8160"/>
+      <w:bookmarkStart w:id="40" w:name="_Toc10713"/>
       <w:r>
         <w:rPr>
           <w:rFonts w:hint="eastAsia"/>
@@ -7017,7 +7969,7 @@
       <w:r>
         <w:t>.1 进入Root模式</w:t>
       </w:r>
-      <w:bookmarkEnd w:id="38"/>
+      <w:bookmarkEnd w:id="40"/>
     </w:p>
     <w:p>
       <w:pPr>
@@ -7058,7 +8010,7 @@
       <w:pPr>
         <w:pStyle w:val="3"/>
       </w:pPr>
-      <w:bookmarkStart w:id="39" w:name="_Toc26259"/>
+      <w:bookmarkStart w:id="41" w:name="_Toc19463"/>
       <w:r>
         <w:rPr>
           <w:rFonts w:hint="eastAsia"/>
@@ -7069,7 +8021,7 @@
       <w:r>
         <w:t>.2 查看明文密码</w:t>
       </w:r>
-      <w:bookmarkEnd w:id="39"/>
+      <w:bookmarkEnd w:id="41"/>
     </w:p>
     <w:p>
       <w:pPr>
@@ -7087,7 +8039,7 @@
           <w:lang w:val="en-US" w:eastAsia="zh-CN"/>
         </w:rPr>
       </w:pPr>
-      <w:bookmarkStart w:id="40" w:name="_Toc16002"/>
+      <w:bookmarkStart w:id="42" w:name="_Toc6334"/>
       <w:r>
         <w:rPr>
           <w:rFonts w:hint="eastAsia"/>
@@ -7115,7 +8067,7 @@
         </w:rPr>
         <w:t>复制账套信息</w:t>
       </w:r>
-      <w:bookmarkEnd w:id="40"/>
+      <w:bookmarkEnd w:id="42"/>
     </w:p>
     <w:p>
       <w:pPr>
@@ -7144,7 +8096,7 @@
       <w:pPr>
         <w:pStyle w:val="2"/>
       </w:pPr>
-      <w:bookmarkStart w:id="41" w:name="_Toc17806"/>
+      <w:bookmarkStart w:id="43" w:name="_Toc6402"/>
       <w:r>
         <w:rPr>
           <w:rFonts w:hint="eastAsia"/>
@@ -7155,13 +8107,13 @@
       <w:r>
         <w:t>. 一键启动</w:t>
       </w:r>
-      <w:bookmarkEnd w:id="41"/>
+      <w:bookmarkEnd w:id="43"/>
     </w:p>
     <w:p>
       <w:pPr>
         <w:pStyle w:val="3"/>
       </w:pPr>
-      <w:bookmarkStart w:id="42" w:name="_Toc2835"/>
+      <w:bookmarkStart w:id="44" w:name="_Toc9322"/>
       <w:r>
         <w:rPr>
           <w:rFonts w:hint="eastAsia"/>
@@ -7172,7 +8124,7 @@
       <w:r>
         <w:t>.1 启动选项</w:t>
       </w:r>
-      <w:bookmarkEnd w:id="42"/>
+      <w:bookmarkEnd w:id="44"/>
     </w:p>
     <w:p>
       <w:pPr>
@@ -7202,7 +8154,7 @@
       <w:pPr>
         <w:pStyle w:val="3"/>
       </w:pPr>
-      <w:bookmarkStart w:id="43" w:name="_Toc21755"/>
+      <w:bookmarkStart w:id="45" w:name="_Toc24389"/>
       <w:r>
         <w:rPr>
           <w:rFonts w:hint="eastAsia"/>
@@ -7213,7 +8165,7 @@
       <w:r>
         <w:t>.2 浏览器选择</w:t>
       </w:r>
-      <w:bookmarkEnd w:id="43"/>
+      <w:bookmarkEnd w:id="45"/>
     </w:p>
     <w:p>
       <w:pPr>
@@ -7227,7 +8179,7 @@
       <w:pPr>
         <w:pStyle w:val="3"/>
       </w:pPr>
-      <w:bookmarkStart w:id="44" w:name="_Toc26762"/>
+      <w:bookmarkStart w:id="46" w:name="_Toc21103"/>
       <w:r>
         <w:rPr>
           <w:rFonts w:hint="eastAsia"/>
@@ -7238,7 +8190,7 @@
       <w:r>
         <w:t>.3 新窗口/新Tab</w:t>
       </w:r>
-      <w:bookmarkEnd w:id="44"/>
+      <w:bookmarkEnd w:id="46"/>
     </w:p>
     <w:p>
       <w:pPr>
@@ -7252,7 +8204,7 @@
       <w:pPr>
         <w:pStyle w:val="3"/>
       </w:pPr>
-      <w:bookmarkStart w:id="45" w:name="_Toc22520"/>
+      <w:bookmarkStart w:id="47" w:name="_Toc7411"/>
       <w:r>
         <w:rPr>
           <w:rFonts w:hint="eastAsia"/>
@@ -7263,7 +8215,7 @@
       <w:r>
         <w:t>.4 快捷启动按钮</w:t>
       </w:r>
-      <w:bookmarkEnd w:id="45"/>
+      <w:bookmarkEnd w:id="47"/>
     </w:p>
     <w:p>
       <w:pPr>
@@ -7277,7 +8229,7 @@
       <w:pPr>
         <w:pStyle w:val="2"/>
       </w:pPr>
-      <w:bookmarkStart w:id="46" w:name="_Toc20875"/>
+      <w:bookmarkStart w:id="48" w:name="_Toc25554"/>
       <w:r>
         <w:rPr>
           <w:rFonts w:hint="eastAsia"/>
@@ -7288,13 +8240,13 @@
       <w:r>
         <w:t>. 数据库连接与远程访问</w:t>
       </w:r>
-      <w:bookmarkEnd w:id="46"/>
+      <w:bookmarkEnd w:id="48"/>
     </w:p>
     <w:p>
       <w:pPr>
         <w:pStyle w:val="3"/>
       </w:pPr>
-      <w:bookmarkStart w:id="47" w:name="_Toc31403"/>
+      <w:bookmarkStart w:id="49" w:name="_Toc9382"/>
       <w:r>
         <w:rPr>
           <w:rFonts w:hint="eastAsia"/>
@@ -7305,7 +8257,7 @@
       <w:r>
         <w:t>.1 启动SSMS</w:t>
       </w:r>
-      <w:bookmarkEnd w:id="47"/>
+      <w:bookmarkEnd w:id="49"/>
     </w:p>
     <w:p>
       <w:pPr>
@@ -7319,7 +8271,7 @@
       <w:pPr>
         <w:pStyle w:val="3"/>
       </w:pPr>
-      <w:bookmarkStart w:id="48" w:name="_Toc13677"/>
+      <w:bookmarkStart w:id="50" w:name="_Toc18375"/>
       <w:r>
         <w:rPr>
           <w:rFonts w:hint="eastAsia"/>
@@ -7330,7 +8282,7 @@
       <w:r>
         <w:t>.2 RDP远程桌面</w:t>
       </w:r>
-      <w:bookmarkEnd w:id="48"/>
+      <w:bookmarkEnd w:id="50"/>
     </w:p>
     <w:p>
       <w:pPr>
@@ -7344,7 +8296,7 @@
       <w:pPr>
         <w:pStyle w:val="3"/>
       </w:pPr>
-      <w:bookmarkStart w:id="49" w:name="_Toc15282"/>
+      <w:bookmarkStart w:id="51" w:name="_Toc31675"/>
       <w:r>
         <w:rPr>
           <w:rFonts w:hint="eastAsia"/>
@@ -7355,7 +8307,7 @@
       <w:r>
         <w:t>.3 向日葵</w:t>
       </w:r>
-      <w:bookmarkEnd w:id="49"/>
+      <w:bookmarkEnd w:id="51"/>
     </w:p>
     <w:p>
       <w:pPr>
@@ -7369,7 +8321,7 @@
       <w:pPr>
         <w:pStyle w:val="2"/>
       </w:pPr>
-      <w:bookmarkStart w:id="50" w:name="_Toc14961"/>
+      <w:bookmarkStart w:id="52" w:name="_Toc23882"/>
       <w:r>
         <w:rPr>
           <w:rFonts w:hint="eastAsia"/>
@@ -7380,13 +8332,13 @@
       <w:r>
         <w:t>. 设置</w:t>
       </w:r>
-      <w:bookmarkEnd w:id="50"/>
+      <w:bookmarkEnd w:id="52"/>
     </w:p>
     <w:p>
       <w:pPr>
         <w:pStyle w:val="3"/>
       </w:pPr>
-      <w:bookmarkStart w:id="51" w:name="_Toc10749"/>
+      <w:bookmarkStart w:id="53" w:name="_Toc7"/>
       <w:r>
         <w:rPr>
           <w:rFonts w:hint="eastAsia"/>
@@ -7397,7 +8349,7 @@
       <w:r>
         <w:t>.1 应用程序目录</w:t>
       </w:r>
-      <w:bookmarkEnd w:id="51"/>
+      <w:bookmarkEnd w:id="53"/>
     </w:p>
     <w:p>
       <w:pPr>
@@ -7411,7 +8363,7 @@
       <w:pPr>
         <w:pStyle w:val="3"/>
       </w:pPr>
-      <w:bookmarkStart w:id="52" w:name="_Toc30385"/>
+      <w:bookmarkStart w:id="54" w:name="_Toc17022"/>
       <w:r>
         <w:rPr>
           <w:rFonts w:hint="eastAsia"/>
@@ -7422,7 +8374,7 @@
       <w:r>
         <w:t>.2 数据库管理器路径</w:t>
       </w:r>
-      <w:bookmarkEnd w:id="52"/>
+      <w:bookmarkEnd w:id="54"/>
     </w:p>
     <w:p>
       <w:pPr>
@@ -7436,7 +8388,7 @@
       <w:pPr>
         <w:pStyle w:val="3"/>
       </w:pPr>
-      <w:bookmarkStart w:id="53" w:name="_Toc25213"/>
+      <w:bookmarkStart w:id="55" w:name="_Toc14401"/>
       <w:r>
         <w:rPr>
           <w:rFonts w:hint="eastAsia"/>
@@ -7447,7 +8399,7 @@
       <w:r>
         <w:t>.3 启动选项</w:t>
       </w:r>
-      <w:bookmarkEnd w:id="53"/>
+      <w:bookmarkEnd w:id="55"/>
     </w:p>
     <w:p>
       <w:pPr>
@@ -7461,7 +8413,7 @@
       <w:pPr>
         <w:pStyle w:val="3"/>
       </w:pPr>
-      <w:bookmarkStart w:id="54" w:name="_Toc32147"/>
+      <w:bookmarkStart w:id="56" w:name="_Toc10228"/>
       <w:r>
         <w:rPr>
           <w:rFonts w:hint="eastAsia"/>
@@ -7482,7 +8434,7 @@
       <w:r>
         <w:t xml:space="preserve"> 浏览器启动方式</w:t>
       </w:r>
-      <w:bookmarkEnd w:id="54"/>
+      <w:bookmarkEnd w:id="56"/>
     </w:p>
     <w:p>
       <w:pPr>
@@ -7496,7 +8448,7 @@
       <w:pPr>
         <w:pStyle w:val="2"/>
       </w:pPr>
-      <w:bookmarkStart w:id="55" w:name="_Toc21585"/>
+      <w:bookmarkStart w:id="57" w:name="_Toc3228"/>
       <w:r>
         <w:t>1</w:t>
       </w:r>
@@ -7510,7 +8462,7 @@
       <w:r>
         <w:t>. 设置</w:t>
       </w:r>
-      <w:bookmarkEnd w:id="55"/>
+      <w:bookmarkEnd w:id="57"/>
     </w:p>
     <w:p>
       <w:pPr>
@@ -7551,7 +8503,7 @@
                     </pic:cNvPicPr>
                   </pic:nvPicPr>
                   <pic:blipFill>
-                    <a:blip r:embed="rId19"/>
+                    <a:blip r:embed="rId22"/>
                     <a:stretch>
                       <a:fillRect/>
                     </a:stretch>
@@ -7599,7 +8551,7 @@
           <w:lang w:val="en-US" w:eastAsia="zh-CN"/>
         </w:rPr>
       </w:pPr>
-      <w:bookmarkStart w:id="56" w:name="_Toc19908"/>
+      <w:bookmarkStart w:id="58" w:name="_Toc3916"/>
       <w:r>
         <w:rPr>
           <w:rFonts w:hint="eastAsia"/>
@@ -7610,17 +8562,17 @@
       <w:r>
         <w:t>. 常见问题</w:t>
       </w:r>
-      <w:bookmarkEnd w:id="56"/>
+      <w:bookmarkEnd w:id="58"/>
     </w:p>
     <w:p>
       <w:pPr>
         <w:pStyle w:val="3"/>
       </w:pPr>
-      <w:bookmarkStart w:id="57" w:name="_Toc18264"/>
+      <w:bookmarkStart w:id="59" w:name="_Toc20850"/>
       <w:r>
         <w:t>Q1: 账套密码忘记怎么办？</w:t>
       </w:r>
-      <w:bookmarkEnd w:id="57"/>
+      <w:bookmarkEnd w:id="59"/>
     </w:p>
     <w:p>
       <w:pPr>
@@ -7634,11 +8586,11 @@
       <w:pPr>
         <w:pStyle w:val="3"/>
       </w:pPr>
-      <w:bookmarkStart w:id="58" w:name="_Toc19455"/>
+      <w:bookmarkStart w:id="60" w:name="_Toc22484"/>
       <w:r>
         <w:t>Q2: 工具箱不显示自定义工具？</w:t>
       </w:r>
-      <w:bookmarkEnd w:id="58"/>
+      <w:bookmarkEnd w:id="60"/>
     </w:p>
     <w:p>
       <w:pPr>
@@ -7652,11 +8604,11 @@
       <w:pPr>
         <w:pStyle w:val="3"/>
       </w:pPr>
-      <w:bookmarkStart w:id="59" w:name="_Toc16465"/>
+      <w:bookmarkStart w:id="61" w:name="_Toc7139"/>
       <w:r>
         <w:t>Q3: 复制操作失败？</w:t>
       </w:r>
-      <w:bookmarkEnd w:id="59"/>
+      <w:bookmarkEnd w:id="61"/>
     </w:p>
     <w:p>
       <w:pPr>
@@ -7670,11 +8622,11 @@
       <w:pPr>
         <w:pStyle w:val="3"/>
       </w:pPr>
-      <w:bookmarkStart w:id="60" w:name="_Toc6453"/>
+      <w:bookmarkStart w:id="62" w:name="_Toc20742"/>
       <w:r>
         <w:t>Q4: 程序无法启动？</w:t>
       </w:r>
-      <w:bookmarkEnd w:id="60"/>
+      <w:bookmarkEnd w:id="62"/>
     </w:p>
     <w:p>
       <w:pPr>
@@ -7688,61 +8640,61 @@
       <w:pPr>
         <w:pStyle w:val="3"/>
       </w:pPr>
-      <w:bookmarkStart w:id="61" w:name="_Toc30443"/>
+      <w:bookmarkStart w:id="63" w:name="_Toc22744"/>
       <w:r>
         <w:t>Q5: 托盘快捷键不生效？</w:t>
       </w:r>
-      <w:bookmarkEnd w:id="61"/>
+      <w:bookmarkEnd w:id="63"/>
     </w:p>
     <w:p>
       <w:pPr>
         <w:pStyle w:val="3"/>
       </w:pPr>
-      <w:bookmarkStart w:id="62" w:name="_Toc18129"/>
+      <w:bookmarkStart w:id="64" w:name="_Toc2587"/>
       <w:r>
         <w:t>A: 快捷键可能被其他程序占用。建议换一个不常用的快捷键组合，或关闭其他可能占用快捷键的程序后再试。</w:t>
       </w:r>
-      <w:bookmarkEnd w:id="62"/>
+      <w:bookmarkEnd w:id="64"/>
     </w:p>
     <w:p>
       <w:pPr>
         <w:pStyle w:val="3"/>
       </w:pPr>
-      <w:bookmarkStart w:id="63" w:name="_Toc30074"/>
+      <w:bookmarkStart w:id="65" w:name="_Toc8406"/>
       <w:r>
         <w:t>Q6: 复制表单后目标账套报错？</w:t>
       </w:r>
-      <w:bookmarkEnd w:id="63"/>
+      <w:bookmarkEnd w:id="65"/>
     </w:p>
     <w:p>
       <w:pPr>
         <w:pStyle w:val="3"/>
       </w:pPr>
-      <w:bookmarkStart w:id="64" w:name="_Toc16932"/>
+      <w:bookmarkStart w:id="66" w:name="_Toc3851"/>
       <w:r>
         <w:t>A: 使用"复制Win表单"时，建议勾选"同时复制关联存储过程"、"复制编码规则"、"复制标准查询"选项，确保关联数据完整复制到目标账套。</w:t>
       </w:r>
-      <w:bookmarkEnd w:id="64"/>
+      <w:bookmarkEnd w:id="66"/>
     </w:p>
     <w:p>
       <w:pPr>
         <w:pStyle w:val="3"/>
       </w:pPr>
-      <w:bookmarkStart w:id="65" w:name="_Toc30502"/>
+      <w:bookmarkStart w:id="67" w:name="_Toc22383"/>
       <w:r>
         <w:t>Q7: 账套搜索不到？</w:t>
       </w:r>
-      <w:bookmarkEnd w:id="65"/>
+      <w:bookmarkEnd w:id="67"/>
     </w:p>
     <w:p>
       <w:pPr>
         <w:pStyle w:val="3"/>
       </w:pPr>
-      <w:bookmarkStart w:id="66" w:name="_Toc22601"/>
+      <w:bookmarkStart w:id="68" w:name="_Toc1708"/>
       <w:r>
         <w:t>A: 账套搜索支持拼音首字母搜索（如输入"CS"可找到"测试"账套），也支持账套代码、名称和服务器地址的模糊搜索。请检查搜索关键词是否正确。</w:t>
       </w:r>
-      <w:bookmarkEnd w:id="66"/>
+      <w:bookmarkEnd w:id="68"/>
     </w:p>
     <w:p>
       <w:pPr>
@@ -7843,6 +8795,18 @@
 <file path=word/numbering.xml><?xml version="1.0" encoding="utf-8"?>
 <w:numbering xmlns:wpc="http://schemas.microsoft.com/office/word/2010/wordprocessingCanvas" xmlns:mc="http://schemas.openxmlformats.org/markup-compatibility/2006" xmlns:o="urn:schemas-microsoft-com:office:office" xmlns:r="http://schemas.openxmlformats.org/officeDocument/2006/relationships" xmlns:m="http://schemas.openxmlformats.org/officeDocument/2006/math" xmlns:v="urn:schemas-microsoft-com:vml" xmlns:wp14="http://schemas.microsoft.com/office/word/2010/wordprocessingDrawing" xmlns:wp="http://schemas.openxmlformats.org/drawingml/2006/wordprocessingDrawing" xmlns:w10="urn:schemas-microsoft-com:office:word" xmlns:w="http://schemas.openxmlformats.org/wordprocessingml/2006/main" xmlns:w14="http://schemas.microsoft.com/office/word/2010/wordml" xmlns:wpg="http://schemas.microsoft.com/office/word/2010/wordprocessingGroup" xmlns:wpi="http://schemas.microsoft.com/office/word/2010/wordprocessingInk" xmlns:wne="http://schemas.microsoft.com/office/word/2006/wordml" xmlns:wps="http://schemas.microsoft.com/office/word/2010/wordprocessingShape" xmlns:wpsCustomData="http://www.wps.cn/officeDocument/2013/wpsCustomData" mc:Ignorable="w14 wp14">
   <w:abstractNum w:abstractNumId="0">
+    <w:nsid w:val="96DA22EA"/>
+    <w:multiLevelType w:val="singleLevel"/>
+    <w:tmpl w:val="96DA22EA"/>
+    <w:lvl w:ilvl="0" w:tentative="0">
+      <w:start w:val="1"/>
+      <w:numFmt w:val="decimal"/>
+      <w:suff w:val="nothing"/>
+      <w:lvlText w:val="%1、"/>
+      <w:lvlJc w:val="left"/>
+    </w:lvl>
+  </w:abstractNum>
+  <w:abstractNum w:abstractNumId="1">
     <w:nsid w:val="0053208E"/>
     <w:multiLevelType w:val="singleLevel"/>
     <w:tmpl w:val="0053208E"/>
@@ -7856,7 +8820,7 @@
       </w:pPr>
     </w:lvl>
   </w:abstractNum>
-  <w:abstractNum w:abstractNumId="1">
+  <w:abstractNum w:abstractNumId="2">
     <w:nsid w:val="59ADCABA"/>
     <w:multiLevelType w:val="singleLevel"/>
     <w:tmpl w:val="59ADCABA"/>
@@ -7871,13 +8835,16 @@
     </w:lvl>
   </w:abstractNum>
   <w:num w:numId="1">
-    <w:abstractNumId w:val="0"/>
+    <w:abstractNumId w:val="1"/>
     <w:lvlOverride w:ilvl="0">
       <w:startOverride w:val="1"/>
     </w:lvlOverride>
   </w:num>
   <w:num w:numId="2">
-    <w:abstractNumId w:val="1"/>
+    <w:abstractNumId w:val="0"/>
+  </w:num>
+  <w:num w:numId="3">
+    <w:abstractNumId w:val="2"/>
     <w:lvlOverride w:ilvl="0">
       <w:startOverride w:val="1"/>
     </w:lvlOverride>

--- a/A3工具箱_用户手册.docx
+++ b/A3工具箱_用户手册.docx
@@ -74,6 +74,568 @@
       </w:r>
     </w:p>
     <w:p/>
+    <w:tbl>
+      <w:tblPr>
+        <w:tblStyle w:val="14"/>
+        <w:tblW w:w="0" w:type="auto"/>
+        <w:tblInd w:w="0" w:type="dxa"/>
+        <w:tblBorders>
+          <w:top w:val="single" w:color="auto" w:sz="4" w:space="0"/>
+          <w:left w:val="single" w:color="auto" w:sz="4" w:space="0"/>
+          <w:bottom w:val="single" w:color="auto" w:sz="4" w:space="0"/>
+          <w:right w:val="single" w:color="auto" w:sz="4" w:space="0"/>
+          <w:insideH w:val="single" w:color="auto" w:sz="4" w:space="0"/>
+          <w:insideV w:val="single" w:color="auto" w:sz="4" w:space="0"/>
+        </w:tblBorders>
+        <w:tblLayout w:type="autofit"/>
+        <w:tblCellMar>
+          <w:left w:w="108" w:type="dxa"/>
+          <w:right w:w="108" w:type="dxa"/>
+        </w:tblCellMar>
+      </w:tblPr>
+      <w:tblGrid>
+        <w:gridCol w:w="1547"/>
+        <w:gridCol w:w="1586"/>
+        <w:gridCol w:w="4338"/>
+        <w:gridCol w:w="2491"/>
+      </w:tblGrid>
+      <w:tr>
+        <w:tblPrEx>
+          <w:tblBorders>
+            <w:top w:val="single" w:color="auto" w:sz="4" w:space="0"/>
+            <w:left w:val="single" w:color="auto" w:sz="4" w:space="0"/>
+            <w:bottom w:val="single" w:color="auto" w:sz="4" w:space="0"/>
+            <w:right w:val="single" w:color="auto" w:sz="4" w:space="0"/>
+            <w:insideH w:val="single" w:color="auto" w:sz="4" w:space="0"/>
+            <w:insideV w:val="single" w:color="auto" w:sz="4" w:space="0"/>
+          </w:tblBorders>
+        </w:tblPrEx>
+        <w:tc>
+          <w:tcPr>
+            <w:tcW w:w="1547" w:type="dxa"/>
+          </w:tcPr>
+          <w:p>
+            <w:pPr>
+              <w:jc w:val="center"/>
+              <w:rPr>
+                <w:rFonts w:hint="eastAsia" w:eastAsia="微软雅黑"/>
+                <w:vertAlign w:val="baseline"/>
+                <w:lang w:val="en-US" w:eastAsia="zh-CN"/>
+              </w:rPr>
+            </w:pPr>
+            <w:r>
+              <w:rPr>
+                <w:rFonts w:hint="eastAsia"/>
+                <w:vertAlign w:val="baseline"/>
+                <w:lang w:val="en-US" w:eastAsia="zh-CN"/>
+              </w:rPr>
+              <w:t>版本号</w:t>
+            </w:r>
+          </w:p>
+        </w:tc>
+        <w:tc>
+          <w:tcPr>
+            <w:tcW w:w="1586" w:type="dxa"/>
+          </w:tcPr>
+          <w:p>
+            <w:pPr>
+              <w:jc w:val="center"/>
+              <w:rPr>
+                <w:rFonts w:hint="eastAsia" w:eastAsia="微软雅黑"/>
+                <w:vertAlign w:val="baseline"/>
+                <w:lang w:val="en-US" w:eastAsia="zh-CN"/>
+              </w:rPr>
+            </w:pPr>
+            <w:r>
+              <w:rPr>
+                <w:rFonts w:hint="eastAsia"/>
+                <w:vertAlign w:val="baseline"/>
+                <w:lang w:val="en-US" w:eastAsia="zh-CN"/>
+              </w:rPr>
+              <w:t>修订人</w:t>
+            </w:r>
+          </w:p>
+        </w:tc>
+        <w:tc>
+          <w:tcPr>
+            <w:tcW w:w="4338" w:type="dxa"/>
+          </w:tcPr>
+          <w:p>
+            <w:pPr>
+              <w:jc w:val="center"/>
+              <w:rPr>
+                <w:rFonts w:hint="default" w:eastAsia="微软雅黑"/>
+                <w:vertAlign w:val="baseline"/>
+                <w:lang w:val="en-US" w:eastAsia="zh-CN"/>
+              </w:rPr>
+            </w:pPr>
+            <w:r>
+              <w:rPr>
+                <w:rFonts w:hint="eastAsia"/>
+                <w:vertAlign w:val="baseline"/>
+                <w:lang w:val="en-US" w:eastAsia="zh-CN"/>
+              </w:rPr>
+              <w:t>修订内容</w:t>
+            </w:r>
+          </w:p>
+        </w:tc>
+        <w:tc>
+          <w:tcPr>
+            <w:tcW w:w="2491" w:type="dxa"/>
+          </w:tcPr>
+          <w:p>
+            <w:pPr>
+              <w:jc w:val="center"/>
+              <w:rPr>
+                <w:rFonts w:hint="default" w:eastAsia="微软雅黑"/>
+                <w:vertAlign w:val="baseline"/>
+                <w:lang w:val="en-US" w:eastAsia="zh-CN"/>
+              </w:rPr>
+            </w:pPr>
+            <w:r>
+              <w:rPr>
+                <w:rFonts w:hint="eastAsia"/>
+                <w:vertAlign w:val="baseline"/>
+                <w:lang w:val="en-US" w:eastAsia="zh-CN"/>
+              </w:rPr>
+              <w:t>修订日期</w:t>
+            </w:r>
+          </w:p>
+        </w:tc>
+      </w:tr>
+      <w:tr>
+        <w:tblPrEx>
+          <w:tblBorders>
+            <w:top w:val="single" w:color="auto" w:sz="4" w:space="0"/>
+            <w:left w:val="single" w:color="auto" w:sz="4" w:space="0"/>
+            <w:bottom w:val="single" w:color="auto" w:sz="4" w:space="0"/>
+            <w:right w:val="single" w:color="auto" w:sz="4" w:space="0"/>
+            <w:insideH w:val="single" w:color="auto" w:sz="4" w:space="0"/>
+            <w:insideV w:val="single" w:color="auto" w:sz="4" w:space="0"/>
+          </w:tblBorders>
+          <w:tblCellMar>
+            <w:left w:w="108" w:type="dxa"/>
+            <w:right w:w="108" w:type="dxa"/>
+          </w:tblCellMar>
+        </w:tblPrEx>
+        <w:tc>
+          <w:tcPr>
+            <w:tcW w:w="1547" w:type="dxa"/>
+          </w:tcPr>
+          <w:p>
+            <w:pPr>
+              <w:jc w:val="center"/>
+              <w:rPr>
+                <w:rFonts w:hint="default" w:eastAsia="微软雅黑"/>
+                <w:vertAlign w:val="baseline"/>
+                <w:lang w:val="en-US" w:eastAsia="zh-CN"/>
+              </w:rPr>
+            </w:pPr>
+            <w:r>
+              <w:rPr>
+                <w:rFonts w:hint="eastAsia"/>
+                <w:vertAlign w:val="baseline"/>
+                <w:lang w:val="en-US" w:eastAsia="zh-CN"/>
+              </w:rPr>
+              <w:t>V1.0.0</w:t>
+            </w:r>
+          </w:p>
+        </w:tc>
+        <w:tc>
+          <w:tcPr>
+            <w:tcW w:w="1586" w:type="dxa"/>
+          </w:tcPr>
+          <w:p>
+            <w:pPr>
+              <w:jc w:val="center"/>
+              <w:rPr>
+                <w:rFonts w:hint="default" w:eastAsia="微软雅黑"/>
+                <w:vertAlign w:val="baseline"/>
+                <w:lang w:val="en-US" w:eastAsia="zh-CN"/>
+              </w:rPr>
+            </w:pPr>
+            <w:r>
+              <w:rPr>
+                <w:rFonts w:hint="eastAsia"/>
+                <w:vertAlign w:val="baseline"/>
+                <w:lang w:val="en-US" w:eastAsia="zh-CN"/>
+              </w:rPr>
+              <w:t>wq</w:t>
+            </w:r>
+          </w:p>
+        </w:tc>
+        <w:tc>
+          <w:tcPr>
+            <w:tcW w:w="4338" w:type="dxa"/>
+          </w:tcPr>
+          <w:p>
+            <w:pPr>
+              <w:jc w:val="left"/>
+              <w:rPr>
+                <w:rFonts w:hint="default" w:eastAsia="微软雅黑"/>
+                <w:vertAlign w:val="baseline"/>
+                <w:lang w:val="en-US" w:eastAsia="zh-CN"/>
+              </w:rPr>
+            </w:pPr>
+            <w:r>
+              <w:rPr>
+                <w:rFonts w:hint="eastAsia"/>
+                <w:vertAlign w:val="baseline"/>
+                <w:lang w:val="en-US" w:eastAsia="zh-CN"/>
+              </w:rPr>
+              <w:t>账套管理工具，支持搜索、启动、远程等</w:t>
+            </w:r>
+          </w:p>
+        </w:tc>
+        <w:tc>
+          <w:tcPr>
+            <w:tcW w:w="2491" w:type="dxa"/>
+          </w:tcPr>
+          <w:p>
+            <w:pPr>
+              <w:jc w:val="center"/>
+              <w:rPr>
+                <w:rFonts w:hint="default" w:eastAsia="微软雅黑"/>
+                <w:vertAlign w:val="baseline"/>
+                <w:lang w:val="en-US" w:eastAsia="zh-CN"/>
+              </w:rPr>
+            </w:pPr>
+            <w:r>
+              <w:rPr>
+                <w:rFonts w:hint="eastAsia"/>
+                <w:vertAlign w:val="baseline"/>
+                <w:lang w:val="en-US" w:eastAsia="zh-CN"/>
+              </w:rPr>
+              <w:t>2026-04-18</w:t>
+            </w:r>
+          </w:p>
+        </w:tc>
+      </w:tr>
+      <w:tr>
+        <w:tblPrEx>
+          <w:tblBorders>
+            <w:top w:val="single" w:color="auto" w:sz="4" w:space="0"/>
+            <w:left w:val="single" w:color="auto" w:sz="4" w:space="0"/>
+            <w:bottom w:val="single" w:color="auto" w:sz="4" w:space="0"/>
+            <w:right w:val="single" w:color="auto" w:sz="4" w:space="0"/>
+            <w:insideH w:val="single" w:color="auto" w:sz="4" w:space="0"/>
+            <w:insideV w:val="single" w:color="auto" w:sz="4" w:space="0"/>
+          </w:tblBorders>
+          <w:tblCellMar>
+            <w:left w:w="108" w:type="dxa"/>
+            <w:right w:w="108" w:type="dxa"/>
+          </w:tblCellMar>
+        </w:tblPrEx>
+        <w:tc>
+          <w:tcPr>
+            <w:tcW w:w="1547" w:type="dxa"/>
+          </w:tcPr>
+          <w:p>
+            <w:pPr>
+              <w:jc w:val="center"/>
+              <w:rPr>
+                <w:rFonts w:hint="default" w:eastAsia="微软雅黑"/>
+                <w:vertAlign w:val="baseline"/>
+                <w:lang w:val="en-US" w:eastAsia="zh-CN"/>
+              </w:rPr>
+            </w:pPr>
+            <w:r>
+              <w:rPr>
+                <w:rFonts w:hint="eastAsia"/>
+                <w:vertAlign w:val="baseline"/>
+                <w:lang w:val="en-US" w:eastAsia="zh-CN"/>
+              </w:rPr>
+              <w:t>V1.1.0</w:t>
+            </w:r>
+          </w:p>
+        </w:tc>
+        <w:tc>
+          <w:tcPr>
+            <w:tcW w:w="1586" w:type="dxa"/>
+          </w:tcPr>
+          <w:p>
+            <w:pPr>
+              <w:jc w:val="center"/>
+              <w:rPr>
+                <w:rFonts w:hint="eastAsia" w:eastAsia="微软雅黑"/>
+                <w:vertAlign w:val="baseline"/>
+                <w:lang w:val="en-US" w:eastAsia="zh-CN"/>
+              </w:rPr>
+            </w:pPr>
+            <w:r>
+              <w:rPr>
+                <w:rFonts w:hint="eastAsia"/>
+                <w:vertAlign w:val="baseline"/>
+                <w:lang w:val="en-US" w:eastAsia="zh-CN"/>
+              </w:rPr>
+              <w:t>wq</w:t>
+            </w:r>
+          </w:p>
+        </w:tc>
+        <w:tc>
+          <w:tcPr>
+            <w:tcW w:w="4338" w:type="dxa"/>
+          </w:tcPr>
+          <w:p>
+            <w:pPr>
+              <w:jc w:val="left"/>
+              <w:rPr>
+                <w:rFonts w:hint="default" w:eastAsia="微软雅黑"/>
+                <w:vertAlign w:val="baseline"/>
+                <w:lang w:val="en-US" w:eastAsia="zh-CN"/>
+              </w:rPr>
+            </w:pPr>
+            <w:r>
+              <w:rPr>
+                <w:rFonts w:hint="eastAsia"/>
+                <w:vertAlign w:val="baseline"/>
+                <w:lang w:val="en-US" w:eastAsia="zh-CN"/>
+              </w:rPr>
+              <w:t>新增托盘、快捷键等</w:t>
+            </w:r>
+          </w:p>
+        </w:tc>
+        <w:tc>
+          <w:tcPr>
+            <w:tcW w:w="2491" w:type="dxa"/>
+          </w:tcPr>
+          <w:p>
+            <w:pPr>
+              <w:jc w:val="center"/>
+              <w:rPr>
+                <w:rFonts w:hint="default" w:eastAsia="微软雅黑"/>
+                <w:vertAlign w:val="baseline"/>
+                <w:lang w:val="en-US" w:eastAsia="zh-CN"/>
+              </w:rPr>
+            </w:pPr>
+            <w:r>
+              <w:rPr>
+                <w:rFonts w:hint="eastAsia"/>
+                <w:vertAlign w:val="baseline"/>
+                <w:lang w:val="en-US" w:eastAsia="zh-CN"/>
+              </w:rPr>
+              <w:t>2026-04-30</w:t>
+            </w:r>
+          </w:p>
+        </w:tc>
+      </w:tr>
+      <w:tr>
+        <w:tblPrEx>
+          <w:tblBorders>
+            <w:top w:val="single" w:color="auto" w:sz="4" w:space="0"/>
+            <w:left w:val="single" w:color="auto" w:sz="4" w:space="0"/>
+            <w:bottom w:val="single" w:color="auto" w:sz="4" w:space="0"/>
+            <w:right w:val="single" w:color="auto" w:sz="4" w:space="0"/>
+            <w:insideH w:val="single" w:color="auto" w:sz="4" w:space="0"/>
+            <w:insideV w:val="single" w:color="auto" w:sz="4" w:space="0"/>
+          </w:tblBorders>
+          <w:tblCellMar>
+            <w:left w:w="108" w:type="dxa"/>
+            <w:right w:w="108" w:type="dxa"/>
+          </w:tblCellMar>
+        </w:tblPrEx>
+        <w:tc>
+          <w:tcPr>
+            <w:tcW w:w="1547" w:type="dxa"/>
+          </w:tcPr>
+          <w:p>
+            <w:pPr>
+              <w:jc w:val="center"/>
+              <w:rPr>
+                <w:rFonts w:hint="default" w:eastAsia="微软雅黑"/>
+                <w:vertAlign w:val="baseline"/>
+                <w:lang w:val="en-US" w:eastAsia="zh-CN"/>
+              </w:rPr>
+            </w:pPr>
+            <w:r>
+              <w:rPr>
+                <w:rFonts w:hint="eastAsia"/>
+                <w:vertAlign w:val="baseline"/>
+                <w:lang w:val="en-US" w:eastAsia="zh-CN"/>
+              </w:rPr>
+              <w:t>V2.0.0</w:t>
+            </w:r>
+          </w:p>
+        </w:tc>
+        <w:tc>
+          <w:tcPr>
+            <w:tcW w:w="1586" w:type="dxa"/>
+          </w:tcPr>
+          <w:p>
+            <w:pPr>
+              <w:jc w:val="center"/>
+              <w:rPr>
+                <w:rFonts w:hint="default" w:eastAsia="微软雅黑"/>
+                <w:vertAlign w:val="baseline"/>
+                <w:lang w:val="en-US" w:eastAsia="zh-CN"/>
+              </w:rPr>
+            </w:pPr>
+            <w:r>
+              <w:rPr>
+                <w:rFonts w:hint="eastAsia"/>
+                <w:vertAlign w:val="baseline"/>
+                <w:lang w:val="en-US" w:eastAsia="zh-CN"/>
+              </w:rPr>
+              <w:t>wq</w:t>
+            </w:r>
+          </w:p>
+        </w:tc>
+        <w:tc>
+          <w:tcPr>
+            <w:tcW w:w="4338" w:type="dxa"/>
+          </w:tcPr>
+          <w:p>
+            <w:pPr>
+              <w:jc w:val="left"/>
+              <w:rPr>
+                <w:rFonts w:hint="default" w:eastAsia="微软雅黑"/>
+                <w:vertAlign w:val="baseline"/>
+                <w:lang w:val="en-US" w:eastAsia="zh-CN"/>
+              </w:rPr>
+            </w:pPr>
+            <w:r>
+              <w:rPr>
+                <w:rFonts w:hint="eastAsia"/>
+                <w:vertAlign w:val="baseline"/>
+                <w:lang w:val="en-US" w:eastAsia="zh-CN"/>
+              </w:rPr>
+              <w:t>新增自动登陆功能</w:t>
+            </w:r>
+          </w:p>
+        </w:tc>
+        <w:tc>
+          <w:tcPr>
+            <w:tcW w:w="2491" w:type="dxa"/>
+          </w:tcPr>
+          <w:p>
+            <w:pPr>
+              <w:jc w:val="center"/>
+              <w:rPr>
+                <w:rFonts w:hint="default" w:eastAsia="微软雅黑"/>
+                <w:vertAlign w:val="baseline"/>
+                <w:lang w:val="en-US" w:eastAsia="zh-CN"/>
+              </w:rPr>
+            </w:pPr>
+            <w:r>
+              <w:rPr>
+                <w:rFonts w:hint="eastAsia"/>
+                <w:vertAlign w:val="baseline"/>
+                <w:lang w:val="en-US" w:eastAsia="zh-CN"/>
+              </w:rPr>
+              <w:t>2026-06-17</w:t>
+            </w:r>
+          </w:p>
+        </w:tc>
+      </w:tr>
+      <w:tr>
+        <w:tblPrEx>
+          <w:tblBorders>
+            <w:top w:val="single" w:color="auto" w:sz="4" w:space="0"/>
+            <w:left w:val="single" w:color="auto" w:sz="4" w:space="0"/>
+            <w:bottom w:val="single" w:color="auto" w:sz="4" w:space="0"/>
+            <w:right w:val="single" w:color="auto" w:sz="4" w:space="0"/>
+            <w:insideH w:val="single" w:color="auto" w:sz="4" w:space="0"/>
+            <w:insideV w:val="single" w:color="auto" w:sz="4" w:space="0"/>
+          </w:tblBorders>
+          <w:tblCellMar>
+            <w:left w:w="108" w:type="dxa"/>
+            <w:right w:w="108" w:type="dxa"/>
+          </w:tblCellMar>
+        </w:tblPrEx>
+        <w:tc>
+          <w:tcPr>
+            <w:tcW w:w="1547" w:type="dxa"/>
+          </w:tcPr>
+          <w:p>
+            <w:pPr>
+              <w:jc w:val="center"/>
+              <w:rPr>
+                <w:rFonts w:hint="default" w:eastAsia="微软雅黑"/>
+                <w:vertAlign w:val="baseline"/>
+                <w:lang w:val="en-US" w:eastAsia="zh-CN"/>
+              </w:rPr>
+            </w:pPr>
+            <w:r>
+              <w:rPr>
+                <w:rFonts w:hint="eastAsia"/>
+                <w:vertAlign w:val="baseline"/>
+                <w:lang w:val="en-US" w:eastAsia="zh-CN"/>
+              </w:rPr>
+              <w:t>V2.1.0</w:t>
+            </w:r>
+          </w:p>
+        </w:tc>
+        <w:tc>
+          <w:tcPr>
+            <w:tcW w:w="1586" w:type="dxa"/>
+          </w:tcPr>
+          <w:p>
+            <w:pPr>
+              <w:jc w:val="center"/>
+              <w:rPr>
+                <w:rFonts w:hint="eastAsia" w:eastAsia="微软雅黑"/>
+                <w:vertAlign w:val="baseline"/>
+                <w:lang w:val="en-US" w:eastAsia="zh-CN"/>
+              </w:rPr>
+            </w:pPr>
+            <w:r>
+              <w:rPr>
+                <w:rFonts w:hint="eastAsia"/>
+                <w:vertAlign w:val="baseline"/>
+                <w:lang w:val="en-US" w:eastAsia="zh-CN"/>
+              </w:rPr>
+              <w:t>wq</w:t>
+            </w:r>
+          </w:p>
+        </w:tc>
+        <w:tc>
+          <w:tcPr>
+            <w:tcW w:w="4338" w:type="dxa"/>
+          </w:tcPr>
+          <w:p>
+            <w:pPr>
+              <w:jc w:val="left"/>
+              <w:rPr>
+                <w:rFonts w:hint="default" w:eastAsia="微软雅黑"/>
+                <w:vertAlign w:val="baseline"/>
+                <w:lang w:val="en-US" w:eastAsia="zh-CN"/>
+              </w:rPr>
+            </w:pPr>
+            <w:r>
+              <w:rPr>
+                <w:rFonts w:hint="eastAsia"/>
+                <w:vertAlign w:val="baseline"/>
+                <w:lang w:val="en-US" w:eastAsia="zh-CN"/>
+              </w:rPr>
+              <w:t>新增自定义工具MVP</w:t>
+            </w:r>
+          </w:p>
+        </w:tc>
+        <w:tc>
+          <w:tcPr>
+            <w:tcW w:w="2491" w:type="dxa"/>
+          </w:tcPr>
+          <w:p>
+            <w:pPr>
+              <w:jc w:val="center"/>
+              <w:rPr>
+                <w:rFonts w:hint="default" w:eastAsia="微软雅黑"/>
+                <w:vertAlign w:val="baseline"/>
+                <w:lang w:val="en-US" w:eastAsia="zh-CN"/>
+              </w:rPr>
+            </w:pPr>
+            <w:r>
+              <w:rPr>
+                <w:rFonts w:hint="eastAsia"/>
+                <w:vertAlign w:val="baseline"/>
+                <w:lang w:val="en-US" w:eastAsia="zh-CN"/>
+              </w:rPr>
+              <w:t>2026-06-29</w:t>
+            </w:r>
+          </w:p>
+        </w:tc>
+      </w:tr>
+    </w:tbl>
     <w:p/>
     <w:p/>
     <w:p>
@@ -85,7 +647,7 @@
       <w:pPr>
         <w:pStyle w:val="2"/>
       </w:pPr>
-      <w:bookmarkStart w:id="0" w:name="_Toc3119"/>
+      <w:bookmarkStart w:id="0" w:name="_Toc3342"/>
       <w:r>
         <w:t>目录</w:t>
       </w:r>
@@ -134,8 +696,8 @@
               <w:tab w:val="right" w:leader="dot" w:pos="9746"/>
             </w:tabs>
           </w:pPr>
-          <w:bookmarkStart w:id="69" w:name="_GoBack"/>
-          <w:bookmarkEnd w:id="69"/>
+          <w:bookmarkStart w:id="71" w:name="_GoBack"/>
+          <w:bookmarkEnd w:id="71"/>
           <w:r>
             <w:fldChar w:fldCharType="begin"/>
           </w:r>
@@ -149,7 +711,7 @@
             <w:fldChar w:fldCharType="begin"/>
           </w:r>
           <w:r>
-            <w:instrText xml:space="preserve"> HYPERLINK \l _Toc3119 </w:instrText>
+            <w:instrText xml:space="preserve"> HYPERLINK \l _Toc3342 </w:instrText>
           </w:r>
           <w:r>
             <w:fldChar w:fldCharType="separate"/>
@@ -164,7 +726,7 @@
             <w:fldChar w:fldCharType="begin"/>
           </w:r>
           <w:r>
-            <w:instrText xml:space="preserve"> PAGEREF _Toc3119 \h </w:instrText>
+            <w:instrText xml:space="preserve"> PAGEREF _Toc3342 \h </w:instrText>
           </w:r>
           <w:r>
             <w:fldChar w:fldCharType="separate"/>
@@ -190,7 +752,7 @@
             <w:fldChar w:fldCharType="begin"/>
           </w:r>
           <w:r>
-            <w:instrText xml:space="preserve"> HYPERLINK \l _Toc4592 </w:instrText>
+            <w:instrText xml:space="preserve"> HYPERLINK \l _Toc14500 </w:instrText>
           </w:r>
           <w:r>
             <w:fldChar w:fldCharType="separate"/>
@@ -205,7 +767,7 @@
             <w:fldChar w:fldCharType="begin"/>
           </w:r>
           <w:r>
-            <w:instrText xml:space="preserve"> PAGEREF _Toc4592 \h </w:instrText>
+            <w:instrText xml:space="preserve"> PAGEREF _Toc14500 \h </w:instrText>
           </w:r>
           <w:r>
             <w:fldChar w:fldCharType="separate"/>
@@ -231,7 +793,7 @@
             <w:fldChar w:fldCharType="begin"/>
           </w:r>
           <w:r>
-            <w:instrText xml:space="preserve"> HYPERLINK \l _Toc7652 </w:instrText>
+            <w:instrText xml:space="preserve"> HYPERLINK \l _Toc26843 </w:instrText>
           </w:r>
           <w:r>
             <w:fldChar w:fldCharType="separate"/>
@@ -246,7 +808,7 @@
             <w:fldChar w:fldCharType="begin"/>
           </w:r>
           <w:r>
-            <w:instrText xml:space="preserve"> PAGEREF _Toc7652 \h </w:instrText>
+            <w:instrText xml:space="preserve"> PAGEREF _Toc26843 \h </w:instrText>
           </w:r>
           <w:r>
             <w:fldChar w:fldCharType="separate"/>
@@ -272,7 +834,7 @@
             <w:fldChar w:fldCharType="begin"/>
           </w:r>
           <w:r>
-            <w:instrText xml:space="preserve"> HYPERLINK \l _Toc11282 </w:instrText>
+            <w:instrText xml:space="preserve"> HYPERLINK \l _Toc7356 </w:instrText>
           </w:r>
           <w:r>
             <w:fldChar w:fldCharType="separate"/>
@@ -287,7 +849,7 @@
             <w:fldChar w:fldCharType="begin"/>
           </w:r>
           <w:r>
-            <w:instrText xml:space="preserve"> PAGEREF _Toc11282 \h </w:instrText>
+            <w:instrText xml:space="preserve"> PAGEREF _Toc7356 \h </w:instrText>
           </w:r>
           <w:r>
             <w:fldChar w:fldCharType="separate"/>
@@ -313,7 +875,7 @@
             <w:fldChar w:fldCharType="begin"/>
           </w:r>
           <w:r>
-            <w:instrText xml:space="preserve"> HYPERLINK \l _Toc3669 </w:instrText>
+            <w:instrText xml:space="preserve"> HYPERLINK \l _Toc23352 </w:instrText>
           </w:r>
           <w:r>
             <w:fldChar w:fldCharType="separate"/>
@@ -328,7 +890,7 @@
             <w:fldChar w:fldCharType="begin"/>
           </w:r>
           <w:r>
-            <w:instrText xml:space="preserve"> PAGEREF _Toc3669 \h </w:instrText>
+            <w:instrText xml:space="preserve"> PAGEREF _Toc23352 \h </w:instrText>
           </w:r>
           <w:r>
             <w:fldChar w:fldCharType="separate"/>
@@ -354,7 +916,7 @@
             <w:fldChar w:fldCharType="begin"/>
           </w:r>
           <w:r>
-            <w:instrText xml:space="preserve"> HYPERLINK \l _Toc6233 </w:instrText>
+            <w:instrText xml:space="preserve"> HYPERLINK \l _Toc23132 </w:instrText>
           </w:r>
           <w:r>
             <w:fldChar w:fldCharType="separate"/>
@@ -369,7 +931,7 @@
             <w:fldChar w:fldCharType="begin"/>
           </w:r>
           <w:r>
-            <w:instrText xml:space="preserve"> PAGEREF _Toc6233 \h </w:instrText>
+            <w:instrText xml:space="preserve"> PAGEREF _Toc23132 \h </w:instrText>
           </w:r>
           <w:r>
             <w:fldChar w:fldCharType="separate"/>
@@ -395,7 +957,7 @@
             <w:fldChar w:fldCharType="begin"/>
           </w:r>
           <w:r>
-            <w:instrText xml:space="preserve"> HYPERLINK \l _Toc8793 </w:instrText>
+            <w:instrText xml:space="preserve"> HYPERLINK \l _Toc4697 </w:instrText>
           </w:r>
           <w:r>
             <w:fldChar w:fldCharType="separate"/>
@@ -410,7 +972,7 @@
             <w:fldChar w:fldCharType="begin"/>
           </w:r>
           <w:r>
-            <w:instrText xml:space="preserve"> PAGEREF _Toc8793 \h </w:instrText>
+            <w:instrText xml:space="preserve"> PAGEREF _Toc4697 \h </w:instrText>
           </w:r>
           <w:r>
             <w:fldChar w:fldCharType="separate"/>
@@ -436,7 +998,7 @@
             <w:fldChar w:fldCharType="begin"/>
           </w:r>
           <w:r>
-            <w:instrText xml:space="preserve"> HYPERLINK \l _Toc7394 </w:instrText>
+            <w:instrText xml:space="preserve"> HYPERLINK \l _Toc23190 </w:instrText>
           </w:r>
           <w:r>
             <w:fldChar w:fldCharType="separate"/>
@@ -451,7 +1013,7 @@
             <w:fldChar w:fldCharType="begin"/>
           </w:r>
           <w:r>
-            <w:instrText xml:space="preserve"> PAGEREF _Toc7394 \h </w:instrText>
+            <w:instrText xml:space="preserve"> PAGEREF _Toc23190 \h </w:instrText>
           </w:r>
           <w:r>
             <w:fldChar w:fldCharType="separate"/>
@@ -477,7 +1039,7 @@
             <w:fldChar w:fldCharType="begin"/>
           </w:r>
           <w:r>
-            <w:instrText xml:space="preserve"> HYPERLINK \l _Toc29080 </w:instrText>
+            <w:instrText xml:space="preserve"> HYPERLINK \l _Toc16370 </w:instrText>
           </w:r>
           <w:r>
             <w:fldChar w:fldCharType="separate"/>
@@ -492,7 +1054,7 @@
             <w:fldChar w:fldCharType="begin"/>
           </w:r>
           <w:r>
-            <w:instrText xml:space="preserve"> PAGEREF _Toc29080 \h </w:instrText>
+            <w:instrText xml:space="preserve"> PAGEREF _Toc16370 \h </w:instrText>
           </w:r>
           <w:r>
             <w:fldChar w:fldCharType="separate"/>
@@ -518,7 +1080,7 @@
             <w:fldChar w:fldCharType="begin"/>
           </w:r>
           <w:r>
-            <w:instrText xml:space="preserve"> HYPERLINK \l _Toc15541 </w:instrText>
+            <w:instrText xml:space="preserve"> HYPERLINK \l _Toc27027 </w:instrText>
           </w:r>
           <w:r>
             <w:fldChar w:fldCharType="separate"/>
@@ -533,7 +1095,7 @@
             <w:fldChar w:fldCharType="begin"/>
           </w:r>
           <w:r>
-            <w:instrText xml:space="preserve"> PAGEREF _Toc15541 \h </w:instrText>
+            <w:instrText xml:space="preserve"> PAGEREF _Toc27027 \h </w:instrText>
           </w:r>
           <w:r>
             <w:fldChar w:fldCharType="separate"/>
@@ -559,7 +1121,7 @@
             <w:fldChar w:fldCharType="begin"/>
           </w:r>
           <w:r>
-            <w:instrText xml:space="preserve"> HYPERLINK \l _Toc32014 </w:instrText>
+            <w:instrText xml:space="preserve"> HYPERLINK \l _Toc25541 </w:instrText>
           </w:r>
           <w:r>
             <w:fldChar w:fldCharType="separate"/>
@@ -581,7 +1143,7 @@
             <w:fldChar w:fldCharType="begin"/>
           </w:r>
           <w:r>
-            <w:instrText xml:space="preserve"> PAGEREF _Toc32014 \h </w:instrText>
+            <w:instrText xml:space="preserve"> PAGEREF _Toc25541 \h </w:instrText>
           </w:r>
           <w:r>
             <w:fldChar w:fldCharType="separate"/>
@@ -607,7 +1169,7 @@
             <w:fldChar w:fldCharType="begin"/>
           </w:r>
           <w:r>
-            <w:instrText xml:space="preserve"> HYPERLINK \l _Toc7848 </w:instrText>
+            <w:instrText xml:space="preserve"> HYPERLINK \l _Toc17244 </w:instrText>
           </w:r>
           <w:r>
             <w:fldChar w:fldCharType="separate"/>
@@ -629,7 +1191,7 @@
             <w:fldChar w:fldCharType="begin"/>
           </w:r>
           <w:r>
-            <w:instrText xml:space="preserve"> PAGEREF _Toc7848 \h </w:instrText>
+            <w:instrText xml:space="preserve"> PAGEREF _Toc17244 \h </w:instrText>
           </w:r>
           <w:r>
             <w:fldChar w:fldCharType="separate"/>
@@ -655,7 +1217,7 @@
             <w:fldChar w:fldCharType="begin"/>
           </w:r>
           <w:r>
-            <w:instrText xml:space="preserve"> HYPERLINK \l _Toc31449 </w:instrText>
+            <w:instrText xml:space="preserve"> HYPERLINK \l _Toc24512 </w:instrText>
           </w:r>
           <w:r>
             <w:fldChar w:fldCharType="separate"/>
@@ -677,7 +1239,7 @@
             <w:fldChar w:fldCharType="begin"/>
           </w:r>
           <w:r>
-            <w:instrText xml:space="preserve"> PAGEREF _Toc31449 \h </w:instrText>
+            <w:instrText xml:space="preserve"> PAGEREF _Toc24512 \h </w:instrText>
           </w:r>
           <w:r>
             <w:fldChar w:fldCharType="separate"/>
@@ -703,7 +1265,7 @@
             <w:fldChar w:fldCharType="begin"/>
           </w:r>
           <w:r>
-            <w:instrText xml:space="preserve"> HYPERLINK \l _Toc10360 </w:instrText>
+            <w:instrText xml:space="preserve"> HYPERLINK \l _Toc10254 </w:instrText>
           </w:r>
           <w:r>
             <w:fldChar w:fldCharType="separate"/>
@@ -718,7 +1280,7 @@
             <w:fldChar w:fldCharType="begin"/>
           </w:r>
           <w:r>
-            <w:instrText xml:space="preserve"> PAGEREF _Toc10360 \h </w:instrText>
+            <w:instrText xml:space="preserve"> PAGEREF _Toc10254 \h </w:instrText>
           </w:r>
           <w:r>
             <w:fldChar w:fldCharType="separate"/>
@@ -744,7 +1306,7 @@
             <w:fldChar w:fldCharType="begin"/>
           </w:r>
           <w:r>
-            <w:instrText xml:space="preserve"> HYPERLINK \l _Toc2423 </w:instrText>
+            <w:instrText xml:space="preserve"> HYPERLINK \l _Toc18914 </w:instrText>
           </w:r>
           <w:r>
             <w:fldChar w:fldCharType="separate"/>
@@ -766,7 +1328,7 @@
             <w:fldChar w:fldCharType="begin"/>
           </w:r>
           <w:r>
-            <w:instrText xml:space="preserve"> PAGEREF _Toc2423 \h </w:instrText>
+            <w:instrText xml:space="preserve"> PAGEREF _Toc18914 \h </w:instrText>
           </w:r>
           <w:r>
             <w:fldChar w:fldCharType="separate"/>
@@ -792,7 +1354,7 @@
             <w:fldChar w:fldCharType="begin"/>
           </w:r>
           <w:r>
-            <w:instrText xml:space="preserve"> HYPERLINK \l _Toc22423 </w:instrText>
+            <w:instrText xml:space="preserve"> HYPERLINK \l _Toc15003 </w:instrText>
           </w:r>
           <w:r>
             <w:fldChar w:fldCharType="separate"/>
@@ -807,7 +1369,7 @@
             <w:fldChar w:fldCharType="begin"/>
           </w:r>
           <w:r>
-            <w:instrText xml:space="preserve"> PAGEREF _Toc22423 \h </w:instrText>
+            <w:instrText xml:space="preserve"> PAGEREF _Toc15003 \h </w:instrText>
           </w:r>
           <w:r>
             <w:fldChar w:fldCharType="separate"/>
@@ -833,7 +1395,7 @@
             <w:fldChar w:fldCharType="begin"/>
           </w:r>
           <w:r>
-            <w:instrText xml:space="preserve"> HYPERLINK \l _Toc19922 </w:instrText>
+            <w:instrText xml:space="preserve"> HYPERLINK \l _Toc21124 </w:instrText>
           </w:r>
           <w:r>
             <w:fldChar w:fldCharType="separate"/>
@@ -848,7 +1410,7 @@
             <w:fldChar w:fldCharType="begin"/>
           </w:r>
           <w:r>
-            <w:instrText xml:space="preserve"> PAGEREF _Toc19922 \h </w:instrText>
+            <w:instrText xml:space="preserve"> PAGEREF _Toc21124 \h </w:instrText>
           </w:r>
           <w:r>
             <w:fldChar w:fldCharType="separate"/>
@@ -874,7 +1436,7 @@
             <w:fldChar w:fldCharType="begin"/>
           </w:r>
           <w:r>
-            <w:instrText xml:space="preserve"> HYPERLINK \l _Toc28030 </w:instrText>
+            <w:instrText xml:space="preserve"> HYPERLINK \l _Toc18041 </w:instrText>
           </w:r>
           <w:r>
             <w:fldChar w:fldCharType="separate"/>
@@ -889,7 +1451,7 @@
             <w:fldChar w:fldCharType="begin"/>
           </w:r>
           <w:r>
-            <w:instrText xml:space="preserve"> PAGEREF _Toc28030 \h </w:instrText>
+            <w:instrText xml:space="preserve"> PAGEREF _Toc18041 \h </w:instrText>
           </w:r>
           <w:r>
             <w:fldChar w:fldCharType="separate"/>
@@ -915,7 +1477,7 @@
             <w:fldChar w:fldCharType="begin"/>
           </w:r>
           <w:r>
-            <w:instrText xml:space="preserve"> HYPERLINK \l _Toc23248 </w:instrText>
+            <w:instrText xml:space="preserve"> HYPERLINK \l _Toc2494 </w:instrText>
           </w:r>
           <w:r>
             <w:fldChar w:fldCharType="separate"/>
@@ -930,7 +1492,7 @@
             <w:fldChar w:fldCharType="begin"/>
           </w:r>
           <w:r>
-            <w:instrText xml:space="preserve"> PAGEREF _Toc23248 \h </w:instrText>
+            <w:instrText xml:space="preserve"> PAGEREF _Toc2494 \h </w:instrText>
           </w:r>
           <w:r>
             <w:fldChar w:fldCharType="separate"/>
@@ -956,7 +1518,7 @@
             <w:fldChar w:fldCharType="begin"/>
           </w:r>
           <w:r>
-            <w:instrText xml:space="preserve"> HYPERLINK \l _Toc29577 </w:instrText>
+            <w:instrText xml:space="preserve"> HYPERLINK \l _Toc11252 </w:instrText>
           </w:r>
           <w:r>
             <w:fldChar w:fldCharType="separate"/>
@@ -975,7 +1537,7 @@
             <w:fldChar w:fldCharType="begin"/>
           </w:r>
           <w:r>
-            <w:instrText xml:space="preserve"> PAGEREF _Toc29577 \h </w:instrText>
+            <w:instrText xml:space="preserve"> PAGEREF _Toc11252 \h </w:instrText>
           </w:r>
           <w:r>
             <w:fldChar w:fldCharType="separate"/>
@@ -1001,7 +1563,7 @@
             <w:fldChar w:fldCharType="begin"/>
           </w:r>
           <w:r>
-            <w:instrText xml:space="preserve"> HYPERLINK \l _Toc30273 </w:instrText>
+            <w:instrText xml:space="preserve"> HYPERLINK \l _Toc25842 </w:instrText>
           </w:r>
           <w:r>
             <w:fldChar w:fldCharType="separate"/>
@@ -1020,7 +1582,7 @@
             <w:fldChar w:fldCharType="begin"/>
           </w:r>
           <w:r>
-            <w:instrText xml:space="preserve"> PAGEREF _Toc30273 \h </w:instrText>
+            <w:instrText xml:space="preserve"> PAGEREF _Toc25842 \h </w:instrText>
           </w:r>
           <w:r>
             <w:fldChar w:fldCharType="separate"/>
@@ -1046,7 +1608,7 @@
             <w:fldChar w:fldCharType="begin"/>
           </w:r>
           <w:r>
-            <w:instrText xml:space="preserve"> HYPERLINK \l _Toc31391 </w:instrText>
+            <w:instrText xml:space="preserve"> HYPERLINK \l _Toc28678 </w:instrText>
           </w:r>
           <w:r>
             <w:fldChar w:fldCharType="separate"/>
@@ -1078,7 +1640,7 @@
             <w:fldChar w:fldCharType="begin"/>
           </w:r>
           <w:r>
-            <w:instrText xml:space="preserve"> PAGEREF _Toc31391 \h </w:instrText>
+            <w:instrText xml:space="preserve"> PAGEREF _Toc28678 \h </w:instrText>
           </w:r>
           <w:r>
             <w:fldChar w:fldCharType="separate"/>
@@ -1104,7 +1666,7 @@
             <w:fldChar w:fldCharType="begin"/>
           </w:r>
           <w:r>
-            <w:instrText xml:space="preserve"> HYPERLINK \l _Toc11873 </w:instrText>
+            <w:instrText xml:space="preserve"> HYPERLINK \l _Toc11727 </w:instrText>
           </w:r>
           <w:r>
             <w:fldChar w:fldCharType="separate"/>
@@ -1136,7 +1698,7 @@
             <w:fldChar w:fldCharType="begin"/>
           </w:r>
           <w:r>
-            <w:instrText xml:space="preserve"> PAGEREF _Toc11873 \h </w:instrText>
+            <w:instrText xml:space="preserve"> PAGEREF _Toc11727 \h </w:instrText>
           </w:r>
           <w:r>
             <w:fldChar w:fldCharType="separate"/>
@@ -1162,7 +1724,7 @@
             <w:fldChar w:fldCharType="begin"/>
           </w:r>
           <w:r>
-            <w:instrText xml:space="preserve"> HYPERLINK \l _Toc23865 </w:instrText>
+            <w:instrText xml:space="preserve"> HYPERLINK \l _Toc5079 </w:instrText>
           </w:r>
           <w:r>
             <w:fldChar w:fldCharType="separate"/>
@@ -1194,7 +1756,7 @@
             <w:fldChar w:fldCharType="begin"/>
           </w:r>
           <w:r>
-            <w:instrText xml:space="preserve"> PAGEREF _Toc23865 \h </w:instrText>
+            <w:instrText xml:space="preserve"> PAGEREF _Toc5079 \h </w:instrText>
           </w:r>
           <w:r>
             <w:fldChar w:fldCharType="separate"/>
@@ -1220,7 +1782,7 @@
             <w:fldChar w:fldCharType="begin"/>
           </w:r>
           <w:r>
-            <w:instrText xml:space="preserve"> HYPERLINK \l _Toc3145 </w:instrText>
+            <w:instrText xml:space="preserve"> HYPERLINK \l _Toc3653 </w:instrText>
           </w:r>
           <w:r>
             <w:fldChar w:fldCharType="separate"/>
@@ -1233,7 +1795,55 @@
               <w:rFonts w:hint="eastAsia"/>
               <w:lang w:val="en-US" w:eastAsia="zh-CN"/>
             </w:rPr>
-            <w:t>11</w:t>
+            <w:t>12自定义工具</w:t>
+          </w:r>
+          <w:r>
+            <w:tab/>
+          </w:r>
+          <w:r>
+            <w:fldChar w:fldCharType="begin"/>
+          </w:r>
+          <w:r>
+            <w:instrText xml:space="preserve"> PAGEREF _Toc3653 \h </w:instrText>
+          </w:r>
+          <w:r>
+            <w:fldChar w:fldCharType="separate"/>
+          </w:r>
+          <w:r>
+            <w:t>22</w:t>
+          </w:r>
+          <w:r>
+            <w:fldChar w:fldCharType="end"/>
+          </w:r>
+          <w:r>
+            <w:fldChar w:fldCharType="end"/>
+          </w:r>
+        </w:p>
+        <w:p>
+          <w:pPr>
+            <w:pStyle w:val="11"/>
+            <w:tabs>
+              <w:tab w:val="right" w:leader="dot" w:pos="9746"/>
+            </w:tabs>
+          </w:pPr>
+          <w:r>
+            <w:fldChar w:fldCharType="begin"/>
+          </w:r>
+          <w:r>
+            <w:instrText xml:space="preserve"> HYPERLINK \l _Toc14679 </w:instrText>
+          </w:r>
+          <w:r>
+            <w:fldChar w:fldCharType="separate"/>
+          </w:r>
+          <w:r>
+            <w:t>4.</w:t>
+          </w:r>
+          <w:r>
+            <w:rPr>
+              <w:rFonts w:hint="eastAsia"/>
+              <w:lang w:val="en-US" w:eastAsia="zh-CN"/>
+            </w:rPr>
+            <w:t>13</w:t>
           </w:r>
           <w:r>
             <w:t>工具扩展</w:t>
@@ -1245,13 +1855,13 @@
             <w:fldChar w:fldCharType="begin"/>
           </w:r>
           <w:r>
-            <w:instrText xml:space="preserve"> PAGEREF _Toc3145 \h </w:instrText>
-          </w:r>
-          <w:r>
-            <w:fldChar w:fldCharType="separate"/>
-          </w:r>
-          <w:r>
-            <w:t>22</w:t>
+            <w:instrText xml:space="preserve"> PAGEREF _Toc14679 \h </w:instrText>
+          </w:r>
+          <w:r>
+            <w:fldChar w:fldCharType="separate"/>
+          </w:r>
+          <w:r>
+            <w:t>23</w:t>
           </w:r>
           <w:r>
             <w:fldChar w:fldCharType="end"/>
@@ -1271,7 +1881,7 @@
             <w:fldChar w:fldCharType="begin"/>
           </w:r>
           <w:r>
-            <w:instrText xml:space="preserve"> HYPERLINK \l _Toc16004 </w:instrText>
+            <w:instrText xml:space="preserve"> HYPERLINK \l _Toc18753 </w:instrText>
           </w:r>
           <w:r>
             <w:fldChar w:fldCharType="separate"/>
@@ -1293,13 +1903,13 @@
             <w:fldChar w:fldCharType="begin"/>
           </w:r>
           <w:r>
-            <w:instrText xml:space="preserve"> PAGEREF _Toc16004 \h </w:instrText>
-          </w:r>
-          <w:r>
-            <w:fldChar w:fldCharType="separate"/>
-          </w:r>
-          <w:r>
-            <w:t>23</w:t>
+            <w:instrText xml:space="preserve"> PAGEREF _Toc18753 \h </w:instrText>
+          </w:r>
+          <w:r>
+            <w:fldChar w:fldCharType="separate"/>
+          </w:r>
+          <w:r>
+            <w:t>25</w:t>
           </w:r>
           <w:r>
             <w:fldChar w:fldCharType="end"/>
@@ -1319,7 +1929,7 @@
             <w:fldChar w:fldCharType="begin"/>
           </w:r>
           <w:r>
-            <w:instrText xml:space="preserve"> HYPERLINK \l _Toc21249 </w:instrText>
+            <w:instrText xml:space="preserve"> HYPERLINK \l _Toc1423 </w:instrText>
           </w:r>
           <w:r>
             <w:fldChar w:fldCharType="separate"/>
@@ -1341,13 +1951,13 @@
             <w:fldChar w:fldCharType="begin"/>
           </w:r>
           <w:r>
-            <w:instrText xml:space="preserve"> PAGEREF _Toc21249 \h </w:instrText>
-          </w:r>
-          <w:r>
-            <w:fldChar w:fldCharType="separate"/>
-          </w:r>
-          <w:r>
-            <w:t>23</w:t>
+            <w:instrText xml:space="preserve"> PAGEREF _Toc1423 \h </w:instrText>
+          </w:r>
+          <w:r>
+            <w:fldChar w:fldCharType="separate"/>
+          </w:r>
+          <w:r>
+            <w:t>25</w:t>
           </w:r>
           <w:r>
             <w:fldChar w:fldCharType="end"/>
@@ -1367,7 +1977,7 @@
             <w:fldChar w:fldCharType="begin"/>
           </w:r>
           <w:r>
-            <w:instrText xml:space="preserve"> HYPERLINK \l _Toc6066 </w:instrText>
+            <w:instrText xml:space="preserve"> HYPERLINK \l _Toc28208 </w:instrText>
           </w:r>
           <w:r>
             <w:fldChar w:fldCharType="separate"/>
@@ -1389,13 +1999,13 @@
             <w:fldChar w:fldCharType="begin"/>
           </w:r>
           <w:r>
-            <w:instrText xml:space="preserve"> PAGEREF _Toc6066 \h </w:instrText>
-          </w:r>
-          <w:r>
-            <w:fldChar w:fldCharType="separate"/>
-          </w:r>
-          <w:r>
-            <w:t>23</w:t>
+            <w:instrText xml:space="preserve"> PAGEREF _Toc28208 \h </w:instrText>
+          </w:r>
+          <w:r>
+            <w:fldChar w:fldCharType="separate"/>
+          </w:r>
+          <w:r>
+            <w:t>25</w:t>
           </w:r>
           <w:r>
             <w:fldChar w:fldCharType="end"/>
@@ -1415,7 +2025,7 @@
             <w:fldChar w:fldCharType="begin"/>
           </w:r>
           <w:r>
-            <w:instrText xml:space="preserve"> HYPERLINK \l _Toc30741 </w:instrText>
+            <w:instrText xml:space="preserve"> HYPERLINK \l _Toc30366 </w:instrText>
           </w:r>
           <w:r>
             <w:fldChar w:fldCharType="separate"/>
@@ -1437,13 +2047,13 @@
             <w:fldChar w:fldCharType="begin"/>
           </w:r>
           <w:r>
-            <w:instrText xml:space="preserve"> PAGEREF _Toc30741 \h </w:instrText>
-          </w:r>
-          <w:r>
-            <w:fldChar w:fldCharType="separate"/>
-          </w:r>
-          <w:r>
-            <w:t>23</w:t>
+            <w:instrText xml:space="preserve"> PAGEREF _Toc30366 \h </w:instrText>
+          </w:r>
+          <w:r>
+            <w:fldChar w:fldCharType="separate"/>
+          </w:r>
+          <w:r>
+            <w:t>25</w:t>
           </w:r>
           <w:r>
             <w:fldChar w:fldCharType="end"/>
@@ -1463,7 +2073,7 @@
             <w:fldChar w:fldCharType="begin"/>
           </w:r>
           <w:r>
-            <w:instrText xml:space="preserve"> HYPERLINK \l _Toc27832 </w:instrText>
+            <w:instrText xml:space="preserve"> HYPERLINK \l _Toc21119 </w:instrText>
           </w:r>
           <w:r>
             <w:fldChar w:fldCharType="separate"/>
@@ -1485,13 +2095,13 @@
             <w:fldChar w:fldCharType="begin"/>
           </w:r>
           <w:r>
-            <w:instrText xml:space="preserve"> PAGEREF _Toc27832 \h </w:instrText>
-          </w:r>
-          <w:r>
-            <w:fldChar w:fldCharType="separate"/>
-          </w:r>
-          <w:r>
-            <w:t>23</w:t>
+            <w:instrText xml:space="preserve"> PAGEREF _Toc21119 \h </w:instrText>
+          </w:r>
+          <w:r>
+            <w:fldChar w:fldCharType="separate"/>
+          </w:r>
+          <w:r>
+            <w:t>25</w:t>
           </w:r>
           <w:r>
             <w:fldChar w:fldCharType="end"/>
@@ -1511,7 +2121,7 @@
             <w:fldChar w:fldCharType="begin"/>
           </w:r>
           <w:r>
-            <w:instrText xml:space="preserve"> HYPERLINK \l _Toc10713 </w:instrText>
+            <w:instrText xml:space="preserve"> HYPERLINK \l _Toc26392 </w:instrText>
           </w:r>
           <w:r>
             <w:fldChar w:fldCharType="separate"/>
@@ -1533,13 +2143,13 @@
             <w:fldChar w:fldCharType="begin"/>
           </w:r>
           <w:r>
-            <w:instrText xml:space="preserve"> PAGEREF _Toc10713 \h </w:instrText>
-          </w:r>
-          <w:r>
-            <w:fldChar w:fldCharType="separate"/>
-          </w:r>
-          <w:r>
-            <w:t>23</w:t>
+            <w:instrText xml:space="preserve"> PAGEREF _Toc26392 \h </w:instrText>
+          </w:r>
+          <w:r>
+            <w:fldChar w:fldCharType="separate"/>
+          </w:r>
+          <w:r>
+            <w:t>25</w:t>
           </w:r>
           <w:r>
             <w:fldChar w:fldCharType="end"/>
@@ -1559,7 +2169,7 @@
             <w:fldChar w:fldCharType="begin"/>
           </w:r>
           <w:r>
-            <w:instrText xml:space="preserve"> HYPERLINK \l _Toc19463 </w:instrText>
+            <w:instrText xml:space="preserve"> HYPERLINK \l _Toc15619 </w:instrText>
           </w:r>
           <w:r>
             <w:fldChar w:fldCharType="separate"/>
@@ -1581,13 +2191,13 @@
             <w:fldChar w:fldCharType="begin"/>
           </w:r>
           <w:r>
-            <w:instrText xml:space="preserve"> PAGEREF _Toc19463 \h </w:instrText>
-          </w:r>
-          <w:r>
-            <w:fldChar w:fldCharType="separate"/>
-          </w:r>
-          <w:r>
-            <w:t>23</w:t>
+            <w:instrText xml:space="preserve"> PAGEREF _Toc15619 \h </w:instrText>
+          </w:r>
+          <w:r>
+            <w:fldChar w:fldCharType="separate"/>
+          </w:r>
+          <w:r>
+            <w:t>25</w:t>
           </w:r>
           <w:r>
             <w:fldChar w:fldCharType="end"/>
@@ -1607,7 +2217,7 @@
             <w:fldChar w:fldCharType="begin"/>
           </w:r>
           <w:r>
-            <w:instrText xml:space="preserve"> HYPERLINK \l _Toc6334 </w:instrText>
+            <w:instrText xml:space="preserve"> HYPERLINK \l _Toc11857 </w:instrText>
           </w:r>
           <w:r>
             <w:fldChar w:fldCharType="separate"/>
@@ -1646,13 +2256,13 @@
             <w:fldChar w:fldCharType="begin"/>
           </w:r>
           <w:r>
-            <w:instrText xml:space="preserve"> PAGEREF _Toc6334 \h </w:instrText>
-          </w:r>
-          <w:r>
-            <w:fldChar w:fldCharType="separate"/>
-          </w:r>
-          <w:r>
-            <w:t>23</w:t>
+            <w:instrText xml:space="preserve"> PAGEREF _Toc11857 \h </w:instrText>
+          </w:r>
+          <w:r>
+            <w:fldChar w:fldCharType="separate"/>
+          </w:r>
+          <w:r>
+            <w:t>25</w:t>
           </w:r>
           <w:r>
             <w:fldChar w:fldCharType="end"/>
@@ -1672,7 +2282,7 @@
             <w:fldChar w:fldCharType="begin"/>
           </w:r>
           <w:r>
-            <w:instrText xml:space="preserve"> HYPERLINK \l _Toc6402 </w:instrText>
+            <w:instrText xml:space="preserve"> HYPERLINK \l _Toc13995 </w:instrText>
           </w:r>
           <w:r>
             <w:fldChar w:fldCharType="separate"/>
@@ -1694,13 +2304,13 @@
             <w:fldChar w:fldCharType="begin"/>
           </w:r>
           <w:r>
-            <w:instrText xml:space="preserve"> PAGEREF _Toc6402 \h </w:instrText>
-          </w:r>
-          <w:r>
-            <w:fldChar w:fldCharType="separate"/>
-          </w:r>
-          <w:r>
-            <w:t>24</w:t>
+            <w:instrText xml:space="preserve"> PAGEREF _Toc13995 \h </w:instrText>
+          </w:r>
+          <w:r>
+            <w:fldChar w:fldCharType="separate"/>
+          </w:r>
+          <w:r>
+            <w:t>26</w:t>
           </w:r>
           <w:r>
             <w:fldChar w:fldCharType="end"/>
@@ -1720,7 +2330,7 @@
             <w:fldChar w:fldCharType="begin"/>
           </w:r>
           <w:r>
-            <w:instrText xml:space="preserve"> HYPERLINK \l _Toc9322 </w:instrText>
+            <w:instrText xml:space="preserve"> HYPERLINK \l _Toc10368 </w:instrText>
           </w:r>
           <w:r>
             <w:fldChar w:fldCharType="separate"/>
@@ -1742,13 +2352,13 @@
             <w:fldChar w:fldCharType="begin"/>
           </w:r>
           <w:r>
-            <w:instrText xml:space="preserve"> PAGEREF _Toc9322 \h </w:instrText>
-          </w:r>
-          <w:r>
-            <w:fldChar w:fldCharType="separate"/>
-          </w:r>
-          <w:r>
-            <w:t>24</w:t>
+            <w:instrText xml:space="preserve"> PAGEREF _Toc10368 \h </w:instrText>
+          </w:r>
+          <w:r>
+            <w:fldChar w:fldCharType="separate"/>
+          </w:r>
+          <w:r>
+            <w:t>26</w:t>
           </w:r>
           <w:r>
             <w:fldChar w:fldCharType="end"/>
@@ -1768,7 +2378,7 @@
             <w:fldChar w:fldCharType="begin"/>
           </w:r>
           <w:r>
-            <w:instrText xml:space="preserve"> HYPERLINK \l _Toc24389 </w:instrText>
+            <w:instrText xml:space="preserve"> HYPERLINK \l _Toc4934 </w:instrText>
           </w:r>
           <w:r>
             <w:fldChar w:fldCharType="separate"/>
@@ -1790,13 +2400,13 @@
             <w:fldChar w:fldCharType="begin"/>
           </w:r>
           <w:r>
-            <w:instrText xml:space="preserve"> PAGEREF _Toc24389 \h </w:instrText>
-          </w:r>
-          <w:r>
-            <w:fldChar w:fldCharType="separate"/>
-          </w:r>
-          <w:r>
-            <w:t>24</w:t>
+            <w:instrText xml:space="preserve"> PAGEREF _Toc4934 \h </w:instrText>
+          </w:r>
+          <w:r>
+            <w:fldChar w:fldCharType="separate"/>
+          </w:r>
+          <w:r>
+            <w:t>26</w:t>
           </w:r>
           <w:r>
             <w:fldChar w:fldCharType="end"/>
@@ -1816,7 +2426,7 @@
             <w:fldChar w:fldCharType="begin"/>
           </w:r>
           <w:r>
-            <w:instrText xml:space="preserve"> HYPERLINK \l _Toc21103 </w:instrText>
+            <w:instrText xml:space="preserve"> HYPERLINK \l _Toc12117 </w:instrText>
           </w:r>
           <w:r>
             <w:fldChar w:fldCharType="separate"/>
@@ -1838,13 +2448,13 @@
             <w:fldChar w:fldCharType="begin"/>
           </w:r>
           <w:r>
-            <w:instrText xml:space="preserve"> PAGEREF _Toc21103 \h </w:instrText>
-          </w:r>
-          <w:r>
-            <w:fldChar w:fldCharType="separate"/>
-          </w:r>
-          <w:r>
-            <w:t>24</w:t>
+            <w:instrText xml:space="preserve"> PAGEREF _Toc12117 \h </w:instrText>
+          </w:r>
+          <w:r>
+            <w:fldChar w:fldCharType="separate"/>
+          </w:r>
+          <w:r>
+            <w:t>26</w:t>
           </w:r>
           <w:r>
             <w:fldChar w:fldCharType="end"/>
@@ -1864,7 +2474,7 @@
             <w:fldChar w:fldCharType="begin"/>
           </w:r>
           <w:r>
-            <w:instrText xml:space="preserve"> HYPERLINK \l _Toc7411 </w:instrText>
+            <w:instrText xml:space="preserve"> HYPERLINK \l _Toc11898 </w:instrText>
           </w:r>
           <w:r>
             <w:fldChar w:fldCharType="separate"/>
@@ -1886,13 +2496,13 @@
             <w:fldChar w:fldCharType="begin"/>
           </w:r>
           <w:r>
-            <w:instrText xml:space="preserve"> PAGEREF _Toc7411 \h </w:instrText>
-          </w:r>
-          <w:r>
-            <w:fldChar w:fldCharType="separate"/>
-          </w:r>
-          <w:r>
-            <w:t>24</w:t>
+            <w:instrText xml:space="preserve"> PAGEREF _Toc11898 \h </w:instrText>
+          </w:r>
+          <w:r>
+            <w:fldChar w:fldCharType="separate"/>
+          </w:r>
+          <w:r>
+            <w:t>26</w:t>
           </w:r>
           <w:r>
             <w:fldChar w:fldCharType="end"/>
@@ -1912,7 +2522,7 @@
             <w:fldChar w:fldCharType="begin"/>
           </w:r>
           <w:r>
-            <w:instrText xml:space="preserve"> HYPERLINK \l _Toc25554 </w:instrText>
+            <w:instrText xml:space="preserve"> HYPERLINK \l _Toc15813 </w:instrText>
           </w:r>
           <w:r>
             <w:fldChar w:fldCharType="separate"/>
@@ -1934,13 +2544,13 @@
             <w:fldChar w:fldCharType="begin"/>
           </w:r>
           <w:r>
-            <w:instrText xml:space="preserve"> PAGEREF _Toc25554 \h </w:instrText>
-          </w:r>
-          <w:r>
-            <w:fldChar w:fldCharType="separate"/>
-          </w:r>
-          <w:r>
-            <w:t>24</w:t>
+            <w:instrText xml:space="preserve"> PAGEREF _Toc15813 \h </w:instrText>
+          </w:r>
+          <w:r>
+            <w:fldChar w:fldCharType="separate"/>
+          </w:r>
+          <w:r>
+            <w:t>26</w:t>
           </w:r>
           <w:r>
             <w:fldChar w:fldCharType="end"/>
@@ -1960,7 +2570,7 @@
             <w:fldChar w:fldCharType="begin"/>
           </w:r>
           <w:r>
-            <w:instrText xml:space="preserve"> HYPERLINK \l _Toc9382 </w:instrText>
+            <w:instrText xml:space="preserve"> HYPERLINK \l _Toc5541 </w:instrText>
           </w:r>
           <w:r>
             <w:fldChar w:fldCharType="separate"/>
@@ -1982,13 +2592,13 @@
             <w:fldChar w:fldCharType="begin"/>
           </w:r>
           <w:r>
-            <w:instrText xml:space="preserve"> PAGEREF _Toc9382 \h </w:instrText>
-          </w:r>
-          <w:r>
-            <w:fldChar w:fldCharType="separate"/>
-          </w:r>
-          <w:r>
-            <w:t>24</w:t>
+            <w:instrText xml:space="preserve"> PAGEREF _Toc5541 \h </w:instrText>
+          </w:r>
+          <w:r>
+            <w:fldChar w:fldCharType="separate"/>
+          </w:r>
+          <w:r>
+            <w:t>26</w:t>
           </w:r>
           <w:r>
             <w:fldChar w:fldCharType="end"/>
@@ -2008,7 +2618,7 @@
             <w:fldChar w:fldCharType="begin"/>
           </w:r>
           <w:r>
-            <w:instrText xml:space="preserve"> HYPERLINK \l _Toc18375 </w:instrText>
+            <w:instrText xml:space="preserve"> HYPERLINK \l _Toc14576 </w:instrText>
           </w:r>
           <w:r>
             <w:fldChar w:fldCharType="separate"/>
@@ -2030,13 +2640,13 @@
             <w:fldChar w:fldCharType="begin"/>
           </w:r>
           <w:r>
-            <w:instrText xml:space="preserve"> PAGEREF _Toc18375 \h </w:instrText>
-          </w:r>
-          <w:r>
-            <w:fldChar w:fldCharType="separate"/>
-          </w:r>
-          <w:r>
-            <w:t>24</w:t>
+            <w:instrText xml:space="preserve"> PAGEREF _Toc14576 \h </w:instrText>
+          </w:r>
+          <w:r>
+            <w:fldChar w:fldCharType="separate"/>
+          </w:r>
+          <w:r>
+            <w:t>26</w:t>
           </w:r>
           <w:r>
             <w:fldChar w:fldCharType="end"/>
@@ -2056,7 +2666,7 @@
             <w:fldChar w:fldCharType="begin"/>
           </w:r>
           <w:r>
-            <w:instrText xml:space="preserve"> HYPERLINK \l _Toc31675 </w:instrText>
+            <w:instrText xml:space="preserve"> HYPERLINK \l _Toc22970 </w:instrText>
           </w:r>
           <w:r>
             <w:fldChar w:fldCharType="separate"/>
@@ -2078,13 +2688,13 @@
             <w:fldChar w:fldCharType="begin"/>
           </w:r>
           <w:r>
-            <w:instrText xml:space="preserve"> PAGEREF _Toc31675 \h </w:instrText>
-          </w:r>
-          <w:r>
-            <w:fldChar w:fldCharType="separate"/>
-          </w:r>
-          <w:r>
-            <w:t>24</w:t>
+            <w:instrText xml:space="preserve"> PAGEREF _Toc22970 \h </w:instrText>
+          </w:r>
+          <w:r>
+            <w:fldChar w:fldCharType="separate"/>
+          </w:r>
+          <w:r>
+            <w:t>26</w:t>
           </w:r>
           <w:r>
             <w:fldChar w:fldCharType="end"/>
@@ -2104,7 +2714,7 @@
             <w:fldChar w:fldCharType="begin"/>
           </w:r>
           <w:r>
-            <w:instrText xml:space="preserve"> HYPERLINK \l _Toc23882 </w:instrText>
+            <w:instrText xml:space="preserve"> HYPERLINK \l _Toc29963 </w:instrText>
           </w:r>
           <w:r>
             <w:fldChar w:fldCharType="separate"/>
@@ -2126,13 +2736,13 @@
             <w:fldChar w:fldCharType="begin"/>
           </w:r>
           <w:r>
-            <w:instrText xml:space="preserve"> PAGEREF _Toc23882 \h </w:instrText>
-          </w:r>
-          <w:r>
-            <w:fldChar w:fldCharType="separate"/>
-          </w:r>
-          <w:r>
-            <w:t>25</w:t>
+            <w:instrText xml:space="preserve"> PAGEREF _Toc29963 \h </w:instrText>
+          </w:r>
+          <w:r>
+            <w:fldChar w:fldCharType="separate"/>
+          </w:r>
+          <w:r>
+            <w:t>27</w:t>
           </w:r>
           <w:r>
             <w:fldChar w:fldCharType="end"/>
@@ -2152,7 +2762,7 @@
             <w:fldChar w:fldCharType="begin"/>
           </w:r>
           <w:r>
-            <w:instrText xml:space="preserve"> HYPERLINK \l _Toc7 </w:instrText>
+            <w:instrText xml:space="preserve"> HYPERLINK \l _Toc4352 </w:instrText>
           </w:r>
           <w:r>
             <w:fldChar w:fldCharType="separate"/>
@@ -2174,13 +2784,13 @@
             <w:fldChar w:fldCharType="begin"/>
           </w:r>
           <w:r>
-            <w:instrText xml:space="preserve"> PAGEREF _Toc7 \h </w:instrText>
-          </w:r>
-          <w:r>
-            <w:fldChar w:fldCharType="separate"/>
-          </w:r>
-          <w:r>
-            <w:t>25</w:t>
+            <w:instrText xml:space="preserve"> PAGEREF _Toc4352 \h </w:instrText>
+          </w:r>
+          <w:r>
+            <w:fldChar w:fldCharType="separate"/>
+          </w:r>
+          <w:r>
+            <w:t>27</w:t>
           </w:r>
           <w:r>
             <w:fldChar w:fldCharType="end"/>
@@ -2200,7 +2810,7 @@
             <w:fldChar w:fldCharType="begin"/>
           </w:r>
           <w:r>
-            <w:instrText xml:space="preserve"> HYPERLINK \l _Toc17022 </w:instrText>
+            <w:instrText xml:space="preserve"> HYPERLINK \l _Toc32406 </w:instrText>
           </w:r>
           <w:r>
             <w:fldChar w:fldCharType="separate"/>
@@ -2222,13 +2832,13 @@
             <w:fldChar w:fldCharType="begin"/>
           </w:r>
           <w:r>
-            <w:instrText xml:space="preserve"> PAGEREF _Toc17022 \h </w:instrText>
-          </w:r>
-          <w:r>
-            <w:fldChar w:fldCharType="separate"/>
-          </w:r>
-          <w:r>
-            <w:t>25</w:t>
+            <w:instrText xml:space="preserve"> PAGEREF _Toc32406 \h </w:instrText>
+          </w:r>
+          <w:r>
+            <w:fldChar w:fldCharType="separate"/>
+          </w:r>
+          <w:r>
+            <w:t>27</w:t>
           </w:r>
           <w:r>
             <w:fldChar w:fldCharType="end"/>
@@ -2248,7 +2858,7 @@
             <w:fldChar w:fldCharType="begin"/>
           </w:r>
           <w:r>
-            <w:instrText xml:space="preserve"> HYPERLINK \l _Toc14401 </w:instrText>
+            <w:instrText xml:space="preserve"> HYPERLINK \l _Toc4068 </w:instrText>
           </w:r>
           <w:r>
             <w:fldChar w:fldCharType="separate"/>
@@ -2270,13 +2880,13 @@
             <w:fldChar w:fldCharType="begin"/>
           </w:r>
           <w:r>
-            <w:instrText xml:space="preserve"> PAGEREF _Toc14401 \h </w:instrText>
-          </w:r>
-          <w:r>
-            <w:fldChar w:fldCharType="separate"/>
-          </w:r>
-          <w:r>
-            <w:t>25</w:t>
+            <w:instrText xml:space="preserve"> PAGEREF _Toc4068 \h </w:instrText>
+          </w:r>
+          <w:r>
+            <w:fldChar w:fldCharType="separate"/>
+          </w:r>
+          <w:r>
+            <w:t>27</w:t>
           </w:r>
           <w:r>
             <w:fldChar w:fldCharType="end"/>
@@ -2296,7 +2906,7 @@
             <w:fldChar w:fldCharType="begin"/>
           </w:r>
           <w:r>
-            <w:instrText xml:space="preserve"> HYPERLINK \l _Toc10228 </w:instrText>
+            <w:instrText xml:space="preserve"> HYPERLINK \l _Toc12919 </w:instrText>
           </w:r>
           <w:r>
             <w:fldChar w:fldCharType="separate"/>
@@ -2328,13 +2938,13 @@
             <w:fldChar w:fldCharType="begin"/>
           </w:r>
           <w:r>
-            <w:instrText xml:space="preserve"> PAGEREF _Toc10228 \h </w:instrText>
-          </w:r>
-          <w:r>
-            <w:fldChar w:fldCharType="separate"/>
-          </w:r>
-          <w:r>
-            <w:t>25</w:t>
+            <w:instrText xml:space="preserve"> PAGEREF _Toc12919 \h </w:instrText>
+          </w:r>
+          <w:r>
+            <w:fldChar w:fldCharType="separate"/>
+          </w:r>
+          <w:r>
+            <w:t>27</w:t>
           </w:r>
           <w:r>
             <w:fldChar w:fldCharType="end"/>
@@ -2354,7 +2964,7 @@
             <w:fldChar w:fldCharType="begin"/>
           </w:r>
           <w:r>
-            <w:instrText xml:space="preserve"> HYPERLINK \l _Toc3228 </w:instrText>
+            <w:instrText xml:space="preserve"> HYPERLINK \l _Toc22843 </w:instrText>
           </w:r>
           <w:r>
             <w:fldChar w:fldCharType="separate"/>
@@ -2379,13 +2989,13 @@
             <w:fldChar w:fldCharType="begin"/>
           </w:r>
           <w:r>
-            <w:instrText xml:space="preserve"> PAGEREF _Toc3228 \h </w:instrText>
-          </w:r>
-          <w:r>
-            <w:fldChar w:fldCharType="separate"/>
-          </w:r>
-          <w:r>
-            <w:t>25</w:t>
+            <w:instrText xml:space="preserve"> PAGEREF _Toc22843 \h </w:instrText>
+          </w:r>
+          <w:r>
+            <w:fldChar w:fldCharType="separate"/>
+          </w:r>
+          <w:r>
+            <w:t>27</w:t>
           </w:r>
           <w:r>
             <w:fldChar w:fldCharType="end"/>
@@ -2405,7 +3015,7 @@
             <w:fldChar w:fldCharType="begin"/>
           </w:r>
           <w:r>
-            <w:instrText xml:space="preserve"> HYPERLINK \l _Toc3916 </w:instrText>
+            <w:instrText xml:space="preserve"> HYPERLINK \l _Toc17321 </w:instrText>
           </w:r>
           <w:r>
             <w:fldChar w:fldCharType="separate"/>
@@ -2427,13 +3037,13 @@
             <w:fldChar w:fldCharType="begin"/>
           </w:r>
           <w:r>
-            <w:instrText xml:space="preserve"> PAGEREF _Toc3916 \h </w:instrText>
-          </w:r>
-          <w:r>
-            <w:fldChar w:fldCharType="separate"/>
-          </w:r>
-          <w:r>
-            <w:t>26</w:t>
+            <w:instrText xml:space="preserve"> PAGEREF _Toc17321 \h </w:instrText>
+          </w:r>
+          <w:r>
+            <w:fldChar w:fldCharType="separate"/>
+          </w:r>
+          <w:r>
+            <w:t>28</w:t>
           </w:r>
           <w:r>
             <w:fldChar w:fldCharType="end"/>
@@ -2453,7 +3063,7 @@
             <w:fldChar w:fldCharType="begin"/>
           </w:r>
           <w:r>
-            <w:instrText xml:space="preserve"> HYPERLINK \l _Toc20850 </w:instrText>
+            <w:instrText xml:space="preserve"> HYPERLINK \l _Toc2465 </w:instrText>
           </w:r>
           <w:r>
             <w:fldChar w:fldCharType="separate"/>
@@ -2468,13 +3078,13 @@
             <w:fldChar w:fldCharType="begin"/>
           </w:r>
           <w:r>
-            <w:instrText xml:space="preserve"> PAGEREF _Toc20850 \h </w:instrText>
-          </w:r>
-          <w:r>
-            <w:fldChar w:fldCharType="separate"/>
-          </w:r>
-          <w:r>
-            <w:t>26</w:t>
+            <w:instrText xml:space="preserve"> PAGEREF _Toc2465 \h </w:instrText>
+          </w:r>
+          <w:r>
+            <w:fldChar w:fldCharType="separate"/>
+          </w:r>
+          <w:r>
+            <w:t>28</w:t>
           </w:r>
           <w:r>
             <w:fldChar w:fldCharType="end"/>
@@ -2494,7 +3104,7 @@
             <w:fldChar w:fldCharType="begin"/>
           </w:r>
           <w:r>
-            <w:instrText xml:space="preserve"> HYPERLINK \l _Toc22484 </w:instrText>
+            <w:instrText xml:space="preserve"> HYPERLINK \l _Toc927 </w:instrText>
           </w:r>
           <w:r>
             <w:fldChar w:fldCharType="separate"/>
@@ -2509,13 +3119,13 @@
             <w:fldChar w:fldCharType="begin"/>
           </w:r>
           <w:r>
-            <w:instrText xml:space="preserve"> PAGEREF _Toc22484 \h </w:instrText>
-          </w:r>
-          <w:r>
-            <w:fldChar w:fldCharType="separate"/>
-          </w:r>
-          <w:r>
-            <w:t>26</w:t>
+            <w:instrText xml:space="preserve"> PAGEREF _Toc927 \h </w:instrText>
+          </w:r>
+          <w:r>
+            <w:fldChar w:fldCharType="separate"/>
+          </w:r>
+          <w:r>
+            <w:t>28</w:t>
           </w:r>
           <w:r>
             <w:fldChar w:fldCharType="end"/>
@@ -2535,7 +3145,7 @@
             <w:fldChar w:fldCharType="begin"/>
           </w:r>
           <w:r>
-            <w:instrText xml:space="preserve"> HYPERLINK \l _Toc7139 </w:instrText>
+            <w:instrText xml:space="preserve"> HYPERLINK \l _Toc24292 </w:instrText>
           </w:r>
           <w:r>
             <w:fldChar w:fldCharType="separate"/>
@@ -2550,13 +3160,13 @@
             <w:fldChar w:fldCharType="begin"/>
           </w:r>
           <w:r>
-            <w:instrText xml:space="preserve"> PAGEREF _Toc7139 \h </w:instrText>
-          </w:r>
-          <w:r>
-            <w:fldChar w:fldCharType="separate"/>
-          </w:r>
-          <w:r>
-            <w:t>26</w:t>
+            <w:instrText xml:space="preserve"> PAGEREF _Toc24292 \h </w:instrText>
+          </w:r>
+          <w:r>
+            <w:fldChar w:fldCharType="separate"/>
+          </w:r>
+          <w:r>
+            <w:t>28</w:t>
           </w:r>
           <w:r>
             <w:fldChar w:fldCharType="end"/>
@@ -2576,7 +3186,7 @@
             <w:fldChar w:fldCharType="begin"/>
           </w:r>
           <w:r>
-            <w:instrText xml:space="preserve"> HYPERLINK \l _Toc20742 </w:instrText>
+            <w:instrText xml:space="preserve"> HYPERLINK \l _Toc10895 </w:instrText>
           </w:r>
           <w:r>
             <w:fldChar w:fldCharType="separate"/>
@@ -2591,13 +3201,13 @@
             <w:fldChar w:fldCharType="begin"/>
           </w:r>
           <w:r>
-            <w:instrText xml:space="preserve"> PAGEREF _Toc20742 \h </w:instrText>
-          </w:r>
-          <w:r>
-            <w:fldChar w:fldCharType="separate"/>
-          </w:r>
-          <w:r>
-            <w:t>26</w:t>
+            <w:instrText xml:space="preserve"> PAGEREF _Toc10895 \h </w:instrText>
+          </w:r>
+          <w:r>
+            <w:fldChar w:fldCharType="separate"/>
+          </w:r>
+          <w:r>
+            <w:t>28</w:t>
           </w:r>
           <w:r>
             <w:fldChar w:fldCharType="end"/>
@@ -2617,7 +3227,7 @@
             <w:fldChar w:fldCharType="begin"/>
           </w:r>
           <w:r>
-            <w:instrText xml:space="preserve"> HYPERLINK \l _Toc22744 </w:instrText>
+            <w:instrText xml:space="preserve"> HYPERLINK \l _Toc17294 </w:instrText>
           </w:r>
           <w:r>
             <w:fldChar w:fldCharType="separate"/>
@@ -2632,13 +3242,13 @@
             <w:fldChar w:fldCharType="begin"/>
           </w:r>
           <w:r>
-            <w:instrText xml:space="preserve"> PAGEREF _Toc22744 \h </w:instrText>
-          </w:r>
-          <w:r>
-            <w:fldChar w:fldCharType="separate"/>
-          </w:r>
-          <w:r>
-            <w:t>27</w:t>
+            <w:instrText xml:space="preserve"> PAGEREF _Toc17294 \h </w:instrText>
+          </w:r>
+          <w:r>
+            <w:fldChar w:fldCharType="separate"/>
+          </w:r>
+          <w:r>
+            <w:t>29</w:t>
           </w:r>
           <w:r>
             <w:fldChar w:fldCharType="end"/>
@@ -2658,7 +3268,7 @@
             <w:fldChar w:fldCharType="begin"/>
           </w:r>
           <w:r>
-            <w:instrText xml:space="preserve"> HYPERLINK \l _Toc2587 </w:instrText>
+            <w:instrText xml:space="preserve"> HYPERLINK \l _Toc1854 </w:instrText>
           </w:r>
           <w:r>
             <w:fldChar w:fldCharType="separate"/>
@@ -2673,13 +3283,13 @@
             <w:fldChar w:fldCharType="begin"/>
           </w:r>
           <w:r>
-            <w:instrText xml:space="preserve"> PAGEREF _Toc2587 \h </w:instrText>
-          </w:r>
-          <w:r>
-            <w:fldChar w:fldCharType="separate"/>
-          </w:r>
-          <w:r>
-            <w:t>27</w:t>
+            <w:instrText xml:space="preserve"> PAGEREF _Toc1854 \h </w:instrText>
+          </w:r>
+          <w:r>
+            <w:fldChar w:fldCharType="separate"/>
+          </w:r>
+          <w:r>
+            <w:t>29</w:t>
           </w:r>
           <w:r>
             <w:fldChar w:fldCharType="end"/>
@@ -2699,7 +3309,7 @@
             <w:fldChar w:fldCharType="begin"/>
           </w:r>
           <w:r>
-            <w:instrText xml:space="preserve"> HYPERLINK \l _Toc8406 </w:instrText>
+            <w:instrText xml:space="preserve"> HYPERLINK \l _Toc18453 </w:instrText>
           </w:r>
           <w:r>
             <w:fldChar w:fldCharType="separate"/>
@@ -2714,13 +3324,13 @@
             <w:fldChar w:fldCharType="begin"/>
           </w:r>
           <w:r>
-            <w:instrText xml:space="preserve"> PAGEREF _Toc8406 \h </w:instrText>
-          </w:r>
-          <w:r>
-            <w:fldChar w:fldCharType="separate"/>
-          </w:r>
-          <w:r>
-            <w:t>27</w:t>
+            <w:instrText xml:space="preserve"> PAGEREF _Toc18453 \h </w:instrText>
+          </w:r>
+          <w:r>
+            <w:fldChar w:fldCharType="separate"/>
+          </w:r>
+          <w:r>
+            <w:t>29</w:t>
           </w:r>
           <w:r>
             <w:fldChar w:fldCharType="end"/>
@@ -2740,7 +3350,7 @@
             <w:fldChar w:fldCharType="begin"/>
           </w:r>
           <w:r>
-            <w:instrText xml:space="preserve"> HYPERLINK \l _Toc3851 </w:instrText>
+            <w:instrText xml:space="preserve"> HYPERLINK \l _Toc31239 </w:instrText>
           </w:r>
           <w:r>
             <w:fldChar w:fldCharType="separate"/>
@@ -2755,13 +3365,13 @@
             <w:fldChar w:fldCharType="begin"/>
           </w:r>
           <w:r>
-            <w:instrText xml:space="preserve"> PAGEREF _Toc3851 \h </w:instrText>
-          </w:r>
-          <w:r>
-            <w:fldChar w:fldCharType="separate"/>
-          </w:r>
-          <w:r>
-            <w:t>27</w:t>
+            <w:instrText xml:space="preserve"> PAGEREF _Toc31239 \h </w:instrText>
+          </w:r>
+          <w:r>
+            <w:fldChar w:fldCharType="separate"/>
+          </w:r>
+          <w:r>
+            <w:t>29</w:t>
           </w:r>
           <w:r>
             <w:fldChar w:fldCharType="end"/>
@@ -2781,7 +3391,7 @@
             <w:fldChar w:fldCharType="begin"/>
           </w:r>
           <w:r>
-            <w:instrText xml:space="preserve"> HYPERLINK \l _Toc22383 </w:instrText>
+            <w:instrText xml:space="preserve"> HYPERLINK \l _Toc32316 </w:instrText>
           </w:r>
           <w:r>
             <w:fldChar w:fldCharType="separate"/>
@@ -2796,13 +3406,13 @@
             <w:fldChar w:fldCharType="begin"/>
           </w:r>
           <w:r>
-            <w:instrText xml:space="preserve"> PAGEREF _Toc22383 \h </w:instrText>
-          </w:r>
-          <w:r>
-            <w:fldChar w:fldCharType="separate"/>
-          </w:r>
-          <w:r>
-            <w:t>27</w:t>
+            <w:instrText xml:space="preserve"> PAGEREF _Toc32316 \h </w:instrText>
+          </w:r>
+          <w:r>
+            <w:fldChar w:fldCharType="separate"/>
+          </w:r>
+          <w:r>
+            <w:t>29</w:t>
           </w:r>
           <w:r>
             <w:fldChar w:fldCharType="end"/>
@@ -2822,7 +3432,7 @@
             <w:fldChar w:fldCharType="begin"/>
           </w:r>
           <w:r>
-            <w:instrText xml:space="preserve"> HYPERLINK \l _Toc1708 </w:instrText>
+            <w:instrText xml:space="preserve"> HYPERLINK \l _Toc32045 </w:instrText>
           </w:r>
           <w:r>
             <w:fldChar w:fldCharType="separate"/>
@@ -2837,13 +3447,13 @@
             <w:fldChar w:fldCharType="begin"/>
           </w:r>
           <w:r>
-            <w:instrText xml:space="preserve"> PAGEREF _Toc1708 \h </w:instrText>
-          </w:r>
-          <w:r>
-            <w:fldChar w:fldCharType="separate"/>
-          </w:r>
-          <w:r>
-            <w:t>27</w:t>
+            <w:instrText xml:space="preserve"> PAGEREF _Toc32045 \h </w:instrText>
+          </w:r>
+          <w:r>
+            <w:fldChar w:fldCharType="separate"/>
+          </w:r>
+          <w:r>
+            <w:t>29</w:t>
           </w:r>
           <w:r>
             <w:fldChar w:fldCharType="end"/>
@@ -2884,7 +3494,7 @@
       <w:pPr>
         <w:pStyle w:val="2"/>
       </w:pPr>
-      <w:bookmarkStart w:id="1" w:name="_Toc4592"/>
+      <w:bookmarkStart w:id="1" w:name="_Toc14500"/>
       <w:r>
         <w:t>1. 产品简介</w:t>
       </w:r>
@@ -2902,7 +3512,7 @@
       <w:pPr>
         <w:pStyle w:val="3"/>
       </w:pPr>
-      <w:bookmarkStart w:id="2" w:name="_Toc7652"/>
+      <w:bookmarkStart w:id="2" w:name="_Toc26843"/>
       <w:r>
         <w:t>1.1 主要特性</w:t>
       </w:r>
@@ -2910,7 +3520,7 @@
     </w:p>
     <w:p>
       <w:pPr>
-        <w:pStyle w:val="18"/>
+        <w:pStyle w:val="19"/>
         <w:numPr>
           <w:ilvl w:val="0"/>
           <w:numId w:val="1"/>
@@ -2922,7 +3532,7 @@
     </w:p>
     <w:p>
       <w:pPr>
-        <w:pStyle w:val="18"/>
+        <w:pStyle w:val="19"/>
         <w:numPr>
           <w:ilvl w:val="0"/>
           <w:numId w:val="1"/>
@@ -2934,7 +3544,7 @@
     </w:p>
     <w:p>
       <w:pPr>
-        <w:pStyle w:val="18"/>
+        <w:pStyle w:val="19"/>
         <w:numPr>
           <w:ilvl w:val="0"/>
           <w:numId w:val="1"/>
@@ -2946,7 +3556,7 @@
     </w:p>
     <w:p>
       <w:pPr>
-        <w:pStyle w:val="18"/>
+        <w:pStyle w:val="19"/>
         <w:numPr>
           <w:ilvl w:val="0"/>
           <w:numId w:val="1"/>
@@ -2958,7 +3568,7 @@
     </w:p>
     <w:p>
       <w:pPr>
-        <w:pStyle w:val="18"/>
+        <w:pStyle w:val="19"/>
         <w:numPr>
           <w:ilvl w:val="0"/>
           <w:numId w:val="1"/>
@@ -2970,7 +3580,7 @@
     </w:p>
     <w:p>
       <w:pPr>
-        <w:pStyle w:val="18"/>
+        <w:pStyle w:val="19"/>
         <w:numPr>
           <w:ilvl w:val="0"/>
           <w:numId w:val="1"/>
@@ -2986,7 +3596,7 @@
     </w:p>
     <w:p>
       <w:pPr>
-        <w:pStyle w:val="18"/>
+        <w:pStyle w:val="19"/>
         <w:numPr>
           <w:ilvl w:val="0"/>
           <w:numId w:val="1"/>
@@ -3009,7 +3619,7 @@
       <w:pPr>
         <w:pStyle w:val="2"/>
       </w:pPr>
-      <w:bookmarkStart w:id="3" w:name="_Toc11282"/>
+      <w:bookmarkStart w:id="3" w:name="_Toc7356"/>
       <w:r>
         <w:t>2. 功能说明</w:t>
       </w:r>
@@ -3019,7 +3629,7 @@
       <w:pPr>
         <w:pStyle w:val="3"/>
       </w:pPr>
-      <w:bookmarkStart w:id="4" w:name="_Toc3669"/>
+      <w:bookmarkStart w:id="4" w:name="_Toc23352"/>
       <w:r>
         <w:t>2.1 账套管理（Tab1）</w:t>
       </w:r>
@@ -3083,7 +3693,7 @@
     </w:p>
     <w:p>
       <w:pPr>
-        <w:pStyle w:val="18"/>
+        <w:pStyle w:val="19"/>
         <w:numPr>
           <w:ilvl w:val="0"/>
           <w:numId w:val="1"/>
@@ -3102,7 +3712,7 @@
     </w:p>
     <w:p>
       <w:pPr>
-        <w:pStyle w:val="18"/>
+        <w:pStyle w:val="19"/>
         <w:numPr>
           <w:ilvl w:val="0"/>
           <w:numId w:val="1"/>
@@ -3127,7 +3737,7 @@
     </w:p>
     <w:p>
       <w:pPr>
-        <w:pStyle w:val="18"/>
+        <w:pStyle w:val="19"/>
         <w:numPr>
           <w:ilvl w:val="0"/>
           <w:numId w:val="1"/>
@@ -3179,7 +3789,7 @@
     </w:p>
     <w:p>
       <w:pPr>
-        <w:pStyle w:val="18"/>
+        <w:pStyle w:val="19"/>
         <w:numPr>
           <w:ilvl w:val="0"/>
           <w:numId w:val="1"/>
@@ -3198,7 +3808,7 @@
     </w:p>
     <w:p>
       <w:pPr>
-        <w:pStyle w:val="18"/>
+        <w:pStyle w:val="19"/>
         <w:numPr>
           <w:ilvl w:val="0"/>
           <w:numId w:val="1"/>
@@ -3217,7 +3827,7 @@
     </w:p>
     <w:p>
       <w:pPr>
-        <w:pStyle w:val="18"/>
+        <w:pStyle w:val="19"/>
         <w:numPr>
           <w:ilvl w:val="0"/>
           <w:numId w:val="1"/>
@@ -3250,7 +3860,7 @@
     </w:p>
     <w:p>
       <w:pPr>
-        <w:pStyle w:val="18"/>
+        <w:pStyle w:val="19"/>
         <w:numPr>
           <w:ilvl w:val="0"/>
           <w:numId w:val="1"/>
@@ -3281,7 +3891,7 @@
     </w:p>
     <w:p>
       <w:pPr>
-        <w:pStyle w:val="18"/>
+        <w:pStyle w:val="19"/>
         <w:numPr>
           <w:ilvl w:val="0"/>
           <w:numId w:val="1"/>
@@ -3310,7 +3920,7 @@
     </w:p>
     <w:p>
       <w:pPr>
-        <w:pStyle w:val="18"/>
+        <w:pStyle w:val="19"/>
         <w:numPr>
           <w:ilvl w:val="0"/>
           <w:numId w:val="1"/>
@@ -3341,8 +3951,9 @@
     </w:p>
     <w:p>
       <w:pPr>
-        <w:pStyle w:val="18"/>
+        <w:pStyle w:val="19"/>
         <w:numPr>
+          <w:ilvl w:val="0"/>
           <w:numId w:val="0"/>
         </w:numPr>
         <w:ind w:left="360" w:leftChars="0"/>
@@ -3356,8 +3967,9 @@
     </w:p>
     <w:p>
       <w:pPr>
-        <w:pStyle w:val="18"/>
+        <w:pStyle w:val="19"/>
         <w:numPr>
+          <w:ilvl w:val="0"/>
           <w:numId w:val="0"/>
         </w:numPr>
         <w:rPr>
@@ -3383,7 +3995,7 @@
     </w:p>
     <w:p>
       <w:pPr>
-        <w:pStyle w:val="18"/>
+        <w:pStyle w:val="19"/>
         <w:numPr>
           <w:ilvl w:val="0"/>
           <w:numId w:val="2"/>
@@ -3403,8 +4015,9 @@
     </w:p>
     <w:p>
       <w:pPr>
-        <w:pStyle w:val="18"/>
+        <w:pStyle w:val="19"/>
         <w:numPr>
+          <w:ilvl w:val="0"/>
           <w:numId w:val="0"/>
         </w:numPr>
         <w:rPr>
@@ -3458,7 +4071,7 @@
     </w:p>
     <w:p>
       <w:pPr>
-        <w:pStyle w:val="18"/>
+        <w:pStyle w:val="19"/>
         <w:numPr>
           <w:ilvl w:val="0"/>
           <w:numId w:val="2"/>
@@ -3478,8 +4091,9 @@
     </w:p>
     <w:p>
       <w:pPr>
-        <w:pStyle w:val="18"/>
+        <w:pStyle w:val="19"/>
         <w:numPr>
+          <w:ilvl w:val="0"/>
           <w:numId w:val="0"/>
         </w:numPr>
         <w:rPr>
@@ -3509,8 +4123,9 @@
     </w:p>
     <w:p>
       <w:pPr>
-        <w:pStyle w:val="18"/>
+        <w:pStyle w:val="19"/>
         <w:numPr>
+          <w:ilvl w:val="0"/>
           <w:numId w:val="0"/>
         </w:numPr>
         <w:rPr>
@@ -3540,8 +4155,9 @@
     </w:p>
     <w:p>
       <w:pPr>
-        <w:pStyle w:val="18"/>
+        <w:pStyle w:val="19"/>
         <w:numPr>
+          <w:ilvl w:val="0"/>
           <w:numId w:val="0"/>
         </w:numPr>
         <w:rPr>
@@ -3571,8 +4187,9 @@
     </w:p>
     <w:p>
       <w:pPr>
-        <w:pStyle w:val="18"/>
+        <w:pStyle w:val="19"/>
         <w:numPr>
+          <w:ilvl w:val="0"/>
           <w:numId w:val="0"/>
         </w:numPr>
       </w:pPr>
@@ -3622,64 +4239,72 @@
     </w:p>
     <w:p>
       <w:pPr>
-        <w:pStyle w:val="18"/>
+        <w:pStyle w:val="19"/>
         <w:numPr>
+          <w:ilvl w:val="0"/>
           <w:numId w:val="0"/>
         </w:numPr>
       </w:pPr>
     </w:p>
     <w:p>
       <w:pPr>
-        <w:pStyle w:val="18"/>
+        <w:pStyle w:val="19"/>
         <w:numPr>
+          <w:ilvl w:val="0"/>
           <w:numId w:val="0"/>
         </w:numPr>
       </w:pPr>
     </w:p>
     <w:p>
       <w:pPr>
-        <w:pStyle w:val="18"/>
+        <w:pStyle w:val="19"/>
         <w:numPr>
+          <w:ilvl w:val="0"/>
           <w:numId w:val="0"/>
         </w:numPr>
       </w:pPr>
     </w:p>
     <w:p>
       <w:pPr>
-        <w:pStyle w:val="18"/>
+        <w:pStyle w:val="19"/>
         <w:numPr>
+          <w:ilvl w:val="0"/>
           <w:numId w:val="0"/>
         </w:numPr>
       </w:pPr>
     </w:p>
     <w:p>
       <w:pPr>
-        <w:pStyle w:val="18"/>
+        <w:pStyle w:val="19"/>
         <w:numPr>
+          <w:ilvl w:val="0"/>
           <w:numId w:val="0"/>
         </w:numPr>
       </w:pPr>
     </w:p>
     <w:p>
       <w:pPr>
-        <w:pStyle w:val="18"/>
+        <w:pStyle w:val="19"/>
         <w:numPr>
+          <w:ilvl w:val="0"/>
           <w:numId w:val="0"/>
         </w:numPr>
       </w:pPr>
     </w:p>
     <w:p>
       <w:pPr>
-        <w:pStyle w:val="18"/>
+        <w:pStyle w:val="19"/>
         <w:numPr>
+          <w:ilvl w:val="0"/>
           <w:numId w:val="0"/>
         </w:numPr>
       </w:pPr>
     </w:p>
     <w:p>
       <w:pPr>
-        <w:pStyle w:val="18"/>
+        <w:pStyle w:val="19"/>
         <w:numPr>
+          <w:ilvl w:val="0"/>
           <w:numId w:val="0"/>
         </w:numPr>
         <w:rPr>
@@ -3692,7 +4317,7 @@
       <w:pPr>
         <w:pStyle w:val="3"/>
       </w:pPr>
-      <w:bookmarkStart w:id="5" w:name="_Toc6233"/>
+      <w:bookmarkStart w:id="5" w:name="_Toc23132"/>
       <w:r>
         <w:t>2.2 工具箱（Tab2）</w:t>
       </w:r>
@@ -3741,12 +4366,6 @@
             <w:insideH w:val="single" w:color="auto" w:sz="4" w:space="0"/>
             <w:insideV w:val="single" w:color="auto" w:sz="4" w:space="0"/>
           </w:tblBorders>
-          <w:tblCellMar>
-            <w:top w:w="0" w:type="dxa"/>
-            <w:left w:w="10" w:type="dxa"/>
-            <w:bottom w:w="0" w:type="dxa"/>
-            <w:right w:w="10" w:type="dxa"/>
-          </w:tblCellMar>
         </w:tblPrEx>
         <w:trPr>
           <w:tblHeader/>
@@ -3866,7 +4485,7 @@
             </w:r>
             <w:r>
               <w:rPr>
-                <w:rStyle w:val="16"/>
+                <w:rStyle w:val="17"/>
                 <w:sz w:val="22"/>
                 <w:szCs w:val="22"/>
               </w:rPr>
@@ -3874,7 +4493,7 @@
             </w:r>
             <w:r>
               <w:rPr>
-                <w:rStyle w:val="16"/>
+                <w:rStyle w:val="17"/>
                 <w:rFonts w:hint="eastAsia"/>
                 <w:sz w:val="22"/>
                 <w:szCs w:val="22"/>
@@ -3994,7 +4613,7 @@
             </w:r>
             <w:r>
               <w:rPr>
-                <w:rStyle w:val="16"/>
+                <w:rStyle w:val="17"/>
                 <w:rFonts w:hint="eastAsia"/>
                 <w:sz w:val="22"/>
                 <w:szCs w:val="22"/>
@@ -4095,7 +4714,7 @@
             </w:r>
             <w:r>
               <w:rPr>
-                <w:rStyle w:val="16"/>
+                <w:rStyle w:val="17"/>
                 <w:sz w:val="22"/>
                 <w:szCs w:val="22"/>
               </w:rPr>
@@ -4196,7 +4815,7 @@
             </w:r>
             <w:r>
               <w:rPr>
-                <w:rStyle w:val="16"/>
+                <w:rStyle w:val="17"/>
                 <w:sz w:val="22"/>
                 <w:szCs w:val="22"/>
               </w:rPr>
@@ -4270,7 +4889,7 @@
             </w:r>
             <w:r>
               <w:rPr>
-                <w:rStyle w:val="16"/>
+                <w:rStyle w:val="17"/>
               </w:rPr>
               <w:t>跨库复制单据流转</w:t>
             </w:r>
@@ -4325,7 +4944,7 @@
             </w:r>
             <w:r>
               <w:rPr>
-                <w:rStyle w:val="16"/>
+                <w:rStyle w:val="17"/>
               </w:rPr>
               <w:t>跨库复制报表</w:t>
             </w:r>
@@ -4398,7 +5017,7 @@
             </w:r>
             <w:r>
               <w:rPr>
-                <w:rStyle w:val="16"/>
+                <w:rStyle w:val="17"/>
                 <w:rFonts w:hint="eastAsia"/>
                 <w:lang w:val="en-US" w:eastAsia="zh-CN"/>
               </w:rPr>
@@ -4487,7 +5106,7 @@
             </w:r>
             <w:r>
               <w:rPr>
-                <w:rStyle w:val="16"/>
+                <w:rStyle w:val="17"/>
                 <w:rFonts w:hint="eastAsia"/>
                 <w:lang w:val="en-US" w:eastAsia="zh-CN"/>
               </w:rPr>
@@ -4576,7 +5195,7 @@
             </w:r>
             <w:r>
               <w:rPr>
-                <w:rStyle w:val="16"/>
+                <w:rStyle w:val="17"/>
                 <w:rFonts w:hint="eastAsia"/>
                 <w:lang w:val="en-US" w:eastAsia="zh-CN"/>
               </w:rPr>
@@ -4671,7 +5290,7 @@
             </w:r>
             <w:r>
               <w:rPr>
-                <w:rStyle w:val="16"/>
+                <w:rStyle w:val="17"/>
                 <w:rFonts w:hint="eastAsia"/>
                 <w:lang w:val="en-US" w:eastAsia="zh-CN"/>
               </w:rPr>
@@ -4714,6 +5333,95 @@
           </w:p>
         </w:tc>
       </w:tr>
+      <w:tr>
+        <w:tblPrEx>
+          <w:tblBorders>
+            <w:top w:val="single" w:color="auto" w:sz="4" w:space="0"/>
+            <w:left w:val="single" w:color="auto" w:sz="4" w:space="0"/>
+            <w:bottom w:val="single" w:color="auto" w:sz="4" w:space="0"/>
+            <w:right w:val="single" w:color="auto" w:sz="4" w:space="0"/>
+            <w:insideH w:val="single" w:color="auto" w:sz="4" w:space="0"/>
+            <w:insideV w:val="single" w:color="auto" w:sz="4" w:space="0"/>
+          </w:tblBorders>
+          <w:tblCellMar>
+            <w:top w:w="0" w:type="dxa"/>
+            <w:left w:w="10" w:type="dxa"/>
+            <w:bottom w:w="0" w:type="dxa"/>
+            <w:right w:w="10" w:type="dxa"/>
+          </w:tblCellMar>
+        </w:tblPrEx>
+        <w:tc>
+          <w:tcPr>
+            <w:tcW w:w="2400" w:type="dxa"/>
+            <w:shd w:val="clear" w:color="auto" w:fill="F5F5F5"/>
+          </w:tcPr>
+          <w:p>
+            <w:pPr>
+              <w:rPr>
+                <w:rFonts w:hint="default"/>
+                <w:lang w:val="en-US" w:eastAsia="zh-CN"/>
+              </w:rPr>
+            </w:pPr>
+            <w:r>
+              <w:rPr>
+                <w:rFonts w:hint="eastAsia"/>
+                <w:lang w:val="en-US" w:eastAsia="zh-CN"/>
+              </w:rPr>
+              <w:fldChar w:fldCharType="begin"/>
+            </w:r>
+            <w:r>
+              <w:rPr>
+                <w:rFonts w:hint="eastAsia"/>
+                <w:lang w:val="en-US" w:eastAsia="zh-CN"/>
+              </w:rPr>
+              <w:instrText xml:space="preserve"> HYPERLINK \l "_4.12自定义工具" </w:instrText>
+            </w:r>
+            <w:r>
+              <w:rPr>
+                <w:rFonts w:hint="eastAsia"/>
+                <w:lang w:val="en-US" w:eastAsia="zh-CN"/>
+              </w:rPr>
+              <w:fldChar w:fldCharType="separate"/>
+            </w:r>
+            <w:r>
+              <w:rPr>
+                <w:rStyle w:val="17"/>
+                <w:rFonts w:hint="eastAsia"/>
+                <w:lang w:val="en-US" w:eastAsia="zh-CN"/>
+              </w:rPr>
+              <w:t>自定义工具</w:t>
+            </w:r>
+            <w:r>
+              <w:rPr>
+                <w:rFonts w:hint="eastAsia"/>
+                <w:lang w:val="en-US" w:eastAsia="zh-CN"/>
+              </w:rPr>
+              <w:fldChar w:fldCharType="end"/>
+            </w:r>
+          </w:p>
+        </w:tc>
+        <w:tc>
+          <w:tcPr>
+            <w:tcW w:w="6960" w:type="dxa"/>
+            <w:shd w:val="clear" w:color="auto" w:fill="F5F5F5"/>
+          </w:tcPr>
+          <w:p>
+            <w:pPr>
+              <w:rPr>
+                <w:rFonts w:hint="default" w:eastAsia="微软雅黑"/>
+                <w:lang w:val="en-US" w:eastAsia="zh-CN"/>
+              </w:rPr>
+            </w:pPr>
+            <w:r>
+              <w:rPr>
+                <w:rFonts w:hint="eastAsia"/>
+                <w:lang w:val="en-US" w:eastAsia="zh-CN"/>
+              </w:rPr>
+              <w:t>可以自己配置对应工具批量复制对应数据</w:t>
+            </w:r>
+          </w:p>
+        </w:tc>
+      </w:tr>
     </w:tbl>
     <w:p>
       <w:pPr>
@@ -4724,7 +5432,7 @@
       <w:pPr>
         <w:pStyle w:val="2"/>
       </w:pPr>
-      <w:bookmarkStart w:id="6" w:name="_Toc8793"/>
+      <w:bookmarkStart w:id="6" w:name="_Toc4697"/>
       <w:r>
         <w:t>3. 账套管理</w:t>
       </w:r>
@@ -4734,7 +5442,7 @@
       <w:pPr>
         <w:pStyle w:val="3"/>
       </w:pPr>
-      <w:bookmarkStart w:id="7" w:name="_Toc7394"/>
+      <w:bookmarkStart w:id="7" w:name="_Toc23190"/>
       <w:r>
         <w:t>3.1 添加账套</w:t>
       </w:r>
@@ -4750,7 +5458,7 @@
     </w:p>
     <w:p>
       <w:pPr>
-        <w:pStyle w:val="18"/>
+        <w:pStyle w:val="19"/>
         <w:numPr>
           <w:ilvl w:val="0"/>
           <w:numId w:val="3"/>
@@ -4769,7 +5477,7 @@
     </w:p>
     <w:p>
       <w:pPr>
-        <w:pStyle w:val="18"/>
+        <w:pStyle w:val="19"/>
         <w:numPr>
           <w:ilvl w:val="0"/>
           <w:numId w:val="3"/>
@@ -4788,7 +5496,7 @@
     </w:p>
     <w:p>
       <w:pPr>
-        <w:pStyle w:val="18"/>
+        <w:pStyle w:val="19"/>
         <w:numPr>
           <w:ilvl w:val="0"/>
           <w:numId w:val="3"/>
@@ -4807,7 +5515,7 @@
     </w:p>
     <w:p>
       <w:pPr>
-        <w:pStyle w:val="18"/>
+        <w:pStyle w:val="19"/>
         <w:numPr>
           <w:ilvl w:val="0"/>
           <w:numId w:val="3"/>
@@ -4826,7 +5534,7 @@
     </w:p>
     <w:p>
       <w:pPr>
-        <w:pStyle w:val="18"/>
+        <w:pStyle w:val="19"/>
         <w:numPr>
           <w:ilvl w:val="0"/>
           <w:numId w:val="3"/>
@@ -4845,7 +5553,7 @@
     </w:p>
     <w:p>
       <w:pPr>
-        <w:pStyle w:val="18"/>
+        <w:pStyle w:val="19"/>
         <w:numPr>
           <w:ilvl w:val="0"/>
           <w:numId w:val="3"/>
@@ -4866,7 +5574,7 @@
       <w:pPr>
         <w:pStyle w:val="3"/>
       </w:pPr>
-      <w:bookmarkStart w:id="8" w:name="_Toc29080"/>
+      <w:bookmarkStart w:id="8" w:name="_Toc16370"/>
       <w:r>
         <w:t>3.2 账套数据存储</w:t>
       </w:r>
@@ -4884,7 +5592,7 @@
       <w:pPr>
         <w:pStyle w:val="3"/>
       </w:pPr>
-      <w:bookmarkStart w:id="9" w:name="_Toc15541"/>
+      <w:bookmarkStart w:id="9" w:name="_Toc27027"/>
       <w:r>
         <w:t>3.3 启动账套</w:t>
       </w:r>
@@ -4922,7 +5630,7 @@
           <w:lang w:val="en-US" w:eastAsia="zh-CN"/>
         </w:rPr>
       </w:pPr>
-      <w:bookmarkStart w:id="10" w:name="_Toc32014"/>
+      <w:bookmarkStart w:id="10" w:name="_Toc25541"/>
       <w:r>
         <w:t>3.</w:t>
       </w:r>
@@ -4997,7 +5705,7 @@
           <w:lang w:val="en-US" w:eastAsia="zh-CN"/>
         </w:rPr>
       </w:pPr>
-      <w:bookmarkStart w:id="11" w:name="_Toc7848"/>
+      <w:bookmarkStart w:id="11" w:name="_Toc17244"/>
       <w:r>
         <w:t>3.</w:t>
       </w:r>
@@ -5072,7 +5780,7 @@
           <w:lang w:val="en-US" w:eastAsia="zh-CN"/>
         </w:rPr>
       </w:pPr>
-      <w:bookmarkStart w:id="12" w:name="_Toc31449"/>
+      <w:bookmarkStart w:id="12" w:name="_Toc24512"/>
       <w:r>
         <w:t>3.</w:t>
       </w:r>
@@ -5187,7 +5895,7 @@
       <w:pPr>
         <w:pStyle w:val="2"/>
       </w:pPr>
-      <w:bookmarkStart w:id="13" w:name="_Toc10360"/>
+      <w:bookmarkStart w:id="13" w:name="_Toc10254"/>
       <w:r>
         <w:t>4. 工具箱使用</w:t>
       </w:r>
@@ -5201,7 +5909,7 @@
           <w:lang w:eastAsia="zh-CN"/>
         </w:rPr>
       </w:pPr>
-      <w:bookmarkStart w:id="14" w:name="_Toc2423"/>
+      <w:bookmarkStart w:id="14" w:name="_Toc18914"/>
       <w:bookmarkStart w:id="15" w:name="_4.1 跨库复制对象"/>
       <w:r>
         <w:t>4.1 跨库复制</w:t>
@@ -5284,7 +5992,7 @@
     </w:p>
     <w:p>
       <w:pPr>
-        <w:pStyle w:val="18"/>
+        <w:pStyle w:val="19"/>
         <w:numPr>
           <w:ilvl w:val="0"/>
           <w:numId w:val="0"/>
@@ -5304,7 +6012,7 @@
     </w:p>
     <w:p>
       <w:pPr>
-        <w:pStyle w:val="18"/>
+        <w:pStyle w:val="19"/>
         <w:numPr>
           <w:ilvl w:val="0"/>
           <w:numId w:val="0"/>
@@ -5343,7 +6051,7 @@
     </w:p>
     <w:p>
       <w:pPr>
-        <w:pStyle w:val="18"/>
+        <w:pStyle w:val="19"/>
         <w:numPr>
           <w:ilvl w:val="0"/>
           <w:numId w:val="0"/>
@@ -5363,7 +6071,7 @@
     </w:p>
     <w:p>
       <w:pPr>
-        <w:pStyle w:val="18"/>
+        <w:pStyle w:val="19"/>
         <w:numPr>
           <w:ilvl w:val="0"/>
           <w:numId w:val="0"/>
@@ -5384,7 +6092,7 @@
     </w:p>
     <w:p>
       <w:pPr>
-        <w:pStyle w:val="18"/>
+        <w:pStyle w:val="19"/>
         <w:numPr>
           <w:ilvl w:val="0"/>
           <w:numId w:val="0"/>
@@ -5425,7 +6133,7 @@
     </w:p>
     <w:p>
       <w:pPr>
-        <w:pStyle w:val="18"/>
+        <w:pStyle w:val="19"/>
         <w:numPr>
           <w:ilvl w:val="0"/>
           <w:numId w:val="0"/>
@@ -5446,7 +6154,7 @@
     </w:p>
     <w:p>
       <w:pPr>
-        <w:pStyle w:val="18"/>
+        <w:pStyle w:val="19"/>
         <w:numPr>
           <w:ilvl w:val="0"/>
           <w:numId w:val="0"/>
@@ -5467,7 +6175,7 @@
     </w:p>
     <w:p>
       <w:pPr>
-        <w:pStyle w:val="18"/>
+        <w:pStyle w:val="19"/>
         <w:numPr>
           <w:ilvl w:val="0"/>
           <w:numId w:val="0"/>
@@ -5507,7 +6215,7 @@
     </w:p>
     <w:p>
       <w:pPr>
-        <w:pStyle w:val="18"/>
+        <w:pStyle w:val="19"/>
         <w:numPr>
           <w:ilvl w:val="0"/>
           <w:numId w:val="0"/>
@@ -5528,7 +6236,7 @@
     </w:p>
     <w:p>
       <w:pPr>
-        <w:pStyle w:val="18"/>
+        <w:pStyle w:val="19"/>
         <w:numPr>
           <w:ilvl w:val="0"/>
           <w:numId w:val="0"/>
@@ -5613,7 +6321,7 @@
     </w:p>
     <w:p>
       <w:pPr>
-        <w:pStyle w:val="18"/>
+        <w:pStyle w:val="19"/>
         <w:numPr>
           <w:ilvl w:val="0"/>
           <w:numId w:val="0"/>
@@ -5623,7 +6331,7 @@
     </w:p>
     <w:p>
       <w:pPr>
-        <w:pStyle w:val="18"/>
+        <w:pStyle w:val="19"/>
         <w:numPr>
           <w:ilvl w:val="0"/>
           <w:numId w:val="0"/>
@@ -5639,7 +6347,7 @@
       <w:pPr>
         <w:pStyle w:val="3"/>
       </w:pPr>
-      <w:bookmarkStart w:id="16" w:name="_Toc22423"/>
+      <w:bookmarkStart w:id="16" w:name="_Toc15003"/>
       <w:bookmarkStart w:id="17" w:name="_4.2 跨库复制Win表单"/>
       <w:r>
         <w:t>4.2 跨库复制Win表单</w:t>
@@ -5705,7 +6413,7 @@
     </w:p>
     <w:p>
       <w:pPr>
-        <w:pStyle w:val="18"/>
+        <w:pStyle w:val="19"/>
         <w:numPr>
           <w:ilvl w:val="0"/>
           <w:numId w:val="0"/>
@@ -5725,7 +6433,7 @@
     </w:p>
     <w:p>
       <w:pPr>
-        <w:pStyle w:val="18"/>
+        <w:pStyle w:val="19"/>
         <w:numPr>
           <w:ilvl w:val="0"/>
           <w:numId w:val="0"/>
@@ -5745,7 +6453,7 @@
     </w:p>
     <w:p>
       <w:pPr>
-        <w:pStyle w:val="18"/>
+        <w:pStyle w:val="19"/>
         <w:numPr>
           <w:ilvl w:val="0"/>
           <w:numId w:val="0"/>
@@ -5765,7 +6473,7 @@
     </w:p>
     <w:p>
       <w:pPr>
-        <w:pStyle w:val="18"/>
+        <w:pStyle w:val="19"/>
         <w:numPr>
           <w:ilvl w:val="0"/>
           <w:numId w:val="0"/>
@@ -5796,7 +6504,7 @@
     </w:p>
     <w:p>
       <w:pPr>
-        <w:pStyle w:val="18"/>
+        <w:pStyle w:val="19"/>
         <w:numPr>
           <w:ilvl w:val="0"/>
           <w:numId w:val="0"/>
@@ -5817,7 +6525,7 @@
     </w:p>
     <w:p>
       <w:pPr>
-        <w:pStyle w:val="18"/>
+        <w:pStyle w:val="19"/>
         <w:numPr>
           <w:ilvl w:val="0"/>
           <w:numId w:val="0"/>
@@ -5838,7 +6546,7 @@
     </w:p>
     <w:p>
       <w:pPr>
-        <w:pStyle w:val="18"/>
+        <w:pStyle w:val="19"/>
         <w:numPr>
           <w:ilvl w:val="0"/>
           <w:numId w:val="0"/>
@@ -5859,7 +6567,7 @@
     </w:p>
     <w:p>
       <w:pPr>
-        <w:pStyle w:val="18"/>
+        <w:pStyle w:val="19"/>
         <w:numPr>
           <w:ilvl w:val="0"/>
           <w:numId w:val="0"/>
@@ -5970,7 +6678,7 @@
     </w:p>
     <w:p>
       <w:pPr>
-        <w:pStyle w:val="18"/>
+        <w:pStyle w:val="19"/>
         <w:numPr>
           <w:ilvl w:val="0"/>
           <w:numId w:val="0"/>
@@ -5997,7 +6705,7 @@
       <w:pPr>
         <w:pStyle w:val="3"/>
       </w:pPr>
-      <w:bookmarkStart w:id="18" w:name="_Toc19922"/>
+      <w:bookmarkStart w:id="18" w:name="_Toc21124"/>
       <w:bookmarkStart w:id="19" w:name="_4.3 跨库复制APP表单"/>
       <w:r>
         <w:t>4.3 跨库复制APP表单</w:t>
@@ -6085,7 +6793,7 @@
     </w:p>
     <w:p>
       <w:pPr>
-        <w:pStyle w:val="18"/>
+        <w:pStyle w:val="19"/>
         <w:numPr>
           <w:ilvl w:val="0"/>
           <w:numId w:val="0"/>
@@ -6105,7 +6813,7 @@
     </w:p>
     <w:p>
       <w:pPr>
-        <w:pStyle w:val="18"/>
+        <w:pStyle w:val="19"/>
         <w:numPr>
           <w:ilvl w:val="0"/>
           <w:numId w:val="0"/>
@@ -6249,7 +6957,7 @@
         <w:pStyle w:val="3"/>
         <w:bidi w:val="0"/>
       </w:pPr>
-      <w:bookmarkStart w:id="20" w:name="_Toc28030"/>
+      <w:bookmarkStart w:id="20" w:name="_Toc18041"/>
       <w:bookmarkStart w:id="21" w:name="_4.4 跨库复制单据流转"/>
       <w:r>
         <w:t>4.4 跨库复制单据流转</w:t>
@@ -6331,7 +7039,7 @@
     </w:p>
     <w:p>
       <w:pPr>
-        <w:pStyle w:val="18"/>
+        <w:pStyle w:val="19"/>
         <w:numPr>
           <w:ilvl w:val="0"/>
           <w:numId w:val="0"/>
@@ -6357,7 +7065,7 @@
     </w:p>
     <w:p>
       <w:pPr>
-        <w:pStyle w:val="18"/>
+        <w:pStyle w:val="19"/>
         <w:numPr>
           <w:ilvl w:val="0"/>
           <w:numId w:val="0"/>
@@ -6389,7 +7097,7 @@
         <w:pStyle w:val="3"/>
         <w:bidi w:val="0"/>
       </w:pPr>
-      <w:bookmarkStart w:id="22" w:name="_Toc23248"/>
+      <w:bookmarkStart w:id="22" w:name="_Toc2494"/>
       <w:bookmarkStart w:id="23" w:name="_4.5 跨库复制报表"/>
       <w:r>
         <w:t>4.5 跨库复制报表</w:t>
@@ -6471,7 +7179,7 @@
     </w:p>
     <w:p>
       <w:pPr>
-        <w:pStyle w:val="18"/>
+        <w:pStyle w:val="19"/>
         <w:numPr>
           <w:ilvl w:val="0"/>
           <w:numId w:val="0"/>
@@ -6497,7 +7205,7 @@
     </w:p>
     <w:p>
       <w:pPr>
-        <w:pStyle w:val="18"/>
+        <w:pStyle w:val="19"/>
         <w:numPr>
           <w:ilvl w:val="0"/>
           <w:numId w:val="0"/>
@@ -6533,7 +7241,7 @@
           <w:lang w:val="en-US" w:eastAsia="zh-CN"/>
         </w:rPr>
       </w:pPr>
-      <w:bookmarkStart w:id="24" w:name="_Toc29577"/>
+      <w:bookmarkStart w:id="24" w:name="_Toc11252"/>
       <w:bookmarkStart w:id="25" w:name="_4.6 搜索后台表单"/>
       <w:r>
         <w:rPr>
@@ -6676,7 +7384,7 @@
           <w:lang w:val="en-US" w:eastAsia="zh-CN"/>
         </w:rPr>
       </w:pPr>
-      <w:bookmarkStart w:id="26" w:name="_Toc30273"/>
+      <w:bookmarkStart w:id="26" w:name="_Toc25842"/>
       <w:bookmarkStart w:id="27" w:name="_4.7 搜索前台菜单"/>
       <w:r>
         <w:rPr>
@@ -6820,7 +7528,7 @@
           <w:lang w:val="en-US" w:eastAsia="zh-CN"/>
         </w:rPr>
       </w:pPr>
-      <w:bookmarkStart w:id="28" w:name="_Toc31391"/>
+      <w:bookmarkStart w:id="28" w:name="_Toc28678"/>
       <w:bookmarkStart w:id="29" w:name="_4.8 跨库复制WEB看板"/>
       <w:r>
         <w:t>4.</w:t>
@@ -6955,7 +7663,7 @@
     </w:p>
     <w:p>
       <w:pPr>
-        <w:pStyle w:val="18"/>
+        <w:pStyle w:val="19"/>
         <w:numPr>
           <w:ilvl w:val="0"/>
           <w:numId w:val="0"/>
@@ -6975,7 +7683,7 @@
     </w:p>
     <w:p>
       <w:pPr>
-        <w:pStyle w:val="18"/>
+        <w:pStyle w:val="19"/>
         <w:numPr>
           <w:ilvl w:val="0"/>
           <w:numId w:val="0"/>
@@ -7121,7 +7829,7 @@
           <w:lang w:val="en-US" w:eastAsia="zh-CN"/>
         </w:rPr>
       </w:pPr>
-      <w:bookmarkStart w:id="30" w:name="_Toc11873"/>
+      <w:bookmarkStart w:id="30" w:name="_Toc11727"/>
       <w:bookmarkStart w:id="31" w:name="_4.9 跨库复制移动看板"/>
       <w:r>
         <w:t>4.</w:t>
@@ -7256,7 +7964,7 @@
     </w:p>
     <w:p>
       <w:pPr>
-        <w:pStyle w:val="18"/>
+        <w:pStyle w:val="19"/>
         <w:numPr>
           <w:ilvl w:val="0"/>
           <w:numId w:val="0"/>
@@ -7276,7 +7984,7 @@
     </w:p>
     <w:p>
       <w:pPr>
-        <w:pStyle w:val="18"/>
+        <w:pStyle w:val="19"/>
         <w:numPr>
           <w:ilvl w:val="0"/>
           <w:numId w:val="0"/>
@@ -7438,7 +8146,7 @@
           <w:lang w:val="en-US" w:eastAsia="zh-CN"/>
         </w:rPr>
       </w:pPr>
-      <w:bookmarkStart w:id="32" w:name="_Toc23865"/>
+      <w:bookmarkStart w:id="32" w:name="_Toc5079"/>
       <w:bookmarkStart w:id="33" w:name="_4.10 跨库复制配置数据"/>
       <w:r>
         <w:t>4.1</w:t>
@@ -7531,7 +8239,7 @@
     </w:p>
     <w:p>
       <w:pPr>
-        <w:pStyle w:val="18"/>
+        <w:pStyle w:val="19"/>
         <w:numPr>
           <w:ilvl w:val="0"/>
           <w:numId w:val="0"/>
@@ -7551,7 +8259,7 @@
     </w:p>
     <w:p>
       <w:pPr>
-        <w:pStyle w:val="18"/>
+        <w:pStyle w:val="19"/>
         <w:numPr>
           <w:ilvl w:val="0"/>
           <w:numId w:val="0"/>
@@ -7590,7 +8298,7 @@
     </w:p>
     <w:p>
       <w:pPr>
-        <w:pStyle w:val="18"/>
+        <w:pStyle w:val="19"/>
         <w:numPr>
           <w:ilvl w:val="0"/>
           <w:numId w:val="0"/>
@@ -7610,7 +8318,7 @@
     </w:p>
     <w:p>
       <w:pPr>
-        <w:pStyle w:val="18"/>
+        <w:pStyle w:val="19"/>
         <w:numPr>
           <w:ilvl w:val="0"/>
           <w:numId w:val="0"/>
@@ -7631,7 +8339,7 @@
     </w:p>
     <w:p>
       <w:pPr>
-        <w:pStyle w:val="18"/>
+        <w:pStyle w:val="19"/>
         <w:numPr>
           <w:ilvl w:val="0"/>
           <w:numId w:val="0"/>
@@ -7672,7 +8380,7 @@
     </w:p>
     <w:p>
       <w:pPr>
-        <w:pStyle w:val="18"/>
+        <w:pStyle w:val="19"/>
         <w:numPr>
           <w:ilvl w:val="0"/>
           <w:numId w:val="0"/>
@@ -7693,7 +8401,7 @@
     </w:p>
     <w:p>
       <w:pPr>
-        <w:pStyle w:val="18"/>
+        <w:pStyle w:val="19"/>
         <w:numPr>
           <w:ilvl w:val="0"/>
           <w:numId w:val="0"/>
@@ -7714,7 +8422,7 @@
     </w:p>
     <w:p>
       <w:pPr>
-        <w:pStyle w:val="18"/>
+        <w:pStyle w:val="19"/>
         <w:numPr>
           <w:ilvl w:val="0"/>
           <w:numId w:val="0"/>
@@ -7772,31 +8480,326 @@
       <w:pPr>
         <w:ind w:firstLine="440" w:firstLineChars="200"/>
         <w:rPr>
+          <w:rFonts w:hint="eastAsia"/>
+          <w:lang w:val="en-US" w:eastAsia="zh-CN"/>
+        </w:rPr>
+      </w:pPr>
+      <w:r>
+        <w:rPr>
+          <w:rFonts w:hint="eastAsia"/>
+          <w:lang w:val="en-US" w:eastAsia="zh-CN"/>
+        </w:rPr>
+        <w:t>9.查询后可以通过过滤框二次过滤</w:t>
+      </w:r>
+    </w:p>
+    <w:p>
+      <w:pPr>
+        <w:rPr>
+          <w:rFonts w:hint="eastAsia"/>
+          <w:lang w:val="en-US" w:eastAsia="zh-CN"/>
+        </w:rPr>
+      </w:pPr>
+    </w:p>
+    <w:p>
+      <w:pPr>
+        <w:pStyle w:val="3"/>
+        <w:rPr>
           <w:rFonts w:hint="default"/>
-          <w:lang w:val="en-US" w:eastAsia="zh-CN"/>
-        </w:rPr>
-      </w:pPr>
-      <w:r>
-        <w:rPr>
-          <w:rFonts w:hint="eastAsia"/>
-          <w:lang w:val="en-US" w:eastAsia="zh-CN"/>
-        </w:rPr>
-        <w:t>9.查询后可以通过过滤框二次过滤</w:t>
-      </w:r>
-    </w:p>
-    <w:p>
-      <w:pPr>
+          <w:lang w:val="en-US"/>
+        </w:rPr>
+      </w:pPr>
+      <w:bookmarkStart w:id="34" w:name="_Toc3653"/>
+      <w:bookmarkStart w:id="35" w:name="_4.12自定义工具"/>
+      <w:r>
+        <w:t>4.</w:t>
+      </w:r>
+      <w:r>
+        <w:rPr>
+          <w:rFonts w:hint="eastAsia"/>
+          <w:lang w:val="en-US" w:eastAsia="zh-CN"/>
+        </w:rPr>
+        <w:t>12自定义工具</w:t>
+      </w:r>
+      <w:bookmarkEnd w:id="34"/>
+    </w:p>
+    <w:bookmarkEnd w:id="35"/>
+    <w:p>
+      <w:pPr>
+        <w:pStyle w:val="19"/>
+        <w:numPr>
+          <w:ilvl w:val="0"/>
+          <w:numId w:val="0"/>
+        </w:numPr>
+      </w:pPr>
+      <w:r>
+        <w:drawing>
+          <wp:inline distT="0" distB="0" distL="114300" distR="114300">
+            <wp:extent cx="6176010" cy="3277870"/>
+            <wp:effectExtent l="0" t="0" r="9525" b="3810"/>
+            <wp:docPr id="17" name="图片 1"/>
+            <wp:cNvGraphicFramePr>
+              <a:graphicFrameLocks xmlns:a="http://schemas.openxmlformats.org/drawingml/2006/main" noChangeAspect="1"/>
+            </wp:cNvGraphicFramePr>
+            <a:graphic xmlns:a="http://schemas.openxmlformats.org/drawingml/2006/main">
+              <a:graphicData uri="http://schemas.openxmlformats.org/drawingml/2006/picture">
+                <pic:pic xmlns:pic="http://schemas.openxmlformats.org/drawingml/2006/picture">
+                  <pic:nvPicPr>
+                    <pic:cNvPr id="17" name="图片 1"/>
+                    <pic:cNvPicPr>
+                      <a:picLocks noChangeAspect="1"/>
+                    </pic:cNvPicPr>
+                  </pic:nvPicPr>
+                  <pic:blipFill>
+                    <a:blip r:embed="rId22"/>
+                    <a:stretch>
+                      <a:fillRect/>
+                    </a:stretch>
+                  </pic:blipFill>
+                  <pic:spPr>
+                    <a:xfrm>
+                      <a:off x="0" y="0"/>
+                      <a:ext cx="6176010" cy="3277870"/>
+                    </a:xfrm>
+                    <a:prstGeom prst="rect">
+                      <a:avLst/>
+                    </a:prstGeom>
+                    <a:noFill/>
+                    <a:ln>
+                      <a:noFill/>
+                    </a:ln>
+                  </pic:spPr>
+                </pic:pic>
+              </a:graphicData>
+            </a:graphic>
+          </wp:inline>
+        </w:drawing>
+      </w:r>
+    </w:p>
+    <w:p>
+      <w:pPr>
+        <w:pStyle w:val="19"/>
+        <w:numPr>
+          <w:ilvl w:val="0"/>
+          <w:numId w:val="0"/>
+        </w:numPr>
+      </w:pPr>
+    </w:p>
+    <w:p>
+      <w:pPr>
+        <w:pStyle w:val="19"/>
+        <w:numPr>
+          <w:ilvl w:val="0"/>
+          <w:numId w:val="0"/>
+        </w:numPr>
+        <w:rPr>
+          <w:rFonts w:hint="eastAsia"/>
+          <w:lang w:val="en-US" w:eastAsia="zh-CN"/>
+        </w:rPr>
+      </w:pPr>
+      <w:r>
+        <w:rPr>
+          <w:rFonts w:hint="eastAsia"/>
+          <w:lang w:val="en-US" w:eastAsia="zh-CN"/>
+        </w:rPr>
+        <w:t>1、点击自定义工具</w:t>
+      </w:r>
+      <w:r>
+        <w:t>，</w:t>
+      </w:r>
+      <w:r>
+        <w:rPr>
+          <w:rFonts w:hint="eastAsia"/>
+          <w:lang w:val="en-US" w:eastAsia="zh-CN"/>
+        </w:rPr>
+        <w:t>填写对应信息，点击确定创建对应自定义工具</w:t>
+      </w:r>
+    </w:p>
+    <w:p>
+      <w:pPr>
+        <w:pStyle w:val="19"/>
+        <w:numPr>
+          <w:ilvl w:val="0"/>
+          <w:numId w:val="0"/>
+        </w:numPr>
+        <w:rPr>
+          <w:rFonts w:hint="eastAsia"/>
+          <w:lang w:val="en-US" w:eastAsia="zh-CN"/>
+        </w:rPr>
+      </w:pPr>
+      <w:r>
+        <w:rPr>
+          <w:rFonts w:hint="eastAsia"/>
+          <w:lang w:val="en-US" w:eastAsia="zh-CN"/>
+        </w:rPr>
+        <w:t>2、如需要跨库复制报表功能，先从IDE中找到报表录入表单，查看对应数据源</w:t>
+      </w:r>
+    </w:p>
+    <w:p>
+      <w:pPr>
+        <w:pStyle w:val="19"/>
+        <w:numPr>
+          <w:ilvl w:val="0"/>
+          <w:numId w:val="0"/>
+        </w:numPr>
+        <w:rPr>
+          <w:rFonts w:hint="eastAsia"/>
+          <w:lang w:val="en-US" w:eastAsia="zh-CN"/>
+        </w:rPr>
+      </w:pPr>
+      <w:r>
+        <w:rPr>
+          <w:rFonts w:hint="eastAsia"/>
+          <w:lang w:val="en-US" w:eastAsia="zh-CN"/>
+        </w:rPr>
+        <w:t>3、主表对应数据源中主数据源表名</w:t>
+      </w:r>
+    </w:p>
+    <w:p>
+      <w:pPr>
+        <w:pStyle w:val="19"/>
+        <w:numPr>
+          <w:ilvl w:val="0"/>
+          <w:numId w:val="0"/>
+        </w:numPr>
         <w:rPr>
           <w:rFonts w:hint="default"/>
           <w:lang w:val="en-US" w:eastAsia="zh-CN"/>
         </w:rPr>
       </w:pPr>
+      <w:r>
+        <w:rPr>
+          <w:rFonts w:hint="eastAsia"/>
+          <w:lang w:val="en-US" w:eastAsia="zh-CN"/>
+        </w:rPr>
+        <w:t>4、关联表非主数据源里表名多个用英文分号隔开</w:t>
+      </w:r>
+    </w:p>
+    <w:p>
+      <w:pPr>
+        <w:rPr>
+          <w:rFonts w:hint="eastAsia"/>
+          <w:lang w:val="en-US" w:eastAsia="zh-CN"/>
+        </w:rPr>
+      </w:pPr>
+      <w:r>
+        <w:rPr>
+          <w:rFonts w:hint="eastAsia"/>
+          <w:lang w:val="en-US" w:eastAsia="zh-CN"/>
+        </w:rPr>
+        <w:t>5、关联字段 填写数据关系中关联字段</w:t>
+      </w:r>
+    </w:p>
+    <w:p>
+      <w:r>
+        <w:drawing>
+          <wp:inline distT="0" distB="0" distL="114300" distR="114300">
+            <wp:extent cx="6179820" cy="3670300"/>
+            <wp:effectExtent l="0" t="0" r="5715" b="0"/>
+            <wp:docPr id="19" name="图片 2"/>
+            <wp:cNvGraphicFramePr>
+              <a:graphicFrameLocks xmlns:a="http://schemas.openxmlformats.org/drawingml/2006/main" noChangeAspect="1"/>
+            </wp:cNvGraphicFramePr>
+            <a:graphic xmlns:a="http://schemas.openxmlformats.org/drawingml/2006/main">
+              <a:graphicData uri="http://schemas.openxmlformats.org/drawingml/2006/picture">
+                <pic:pic xmlns:pic="http://schemas.openxmlformats.org/drawingml/2006/picture">
+                  <pic:nvPicPr>
+                    <pic:cNvPr id="19" name="图片 2"/>
+                    <pic:cNvPicPr>
+                      <a:picLocks noChangeAspect="1"/>
+                    </pic:cNvPicPr>
+                  </pic:nvPicPr>
+                  <pic:blipFill>
+                    <a:blip r:embed="rId23"/>
+                    <a:stretch>
+                      <a:fillRect/>
+                    </a:stretch>
+                  </pic:blipFill>
+                  <pic:spPr>
+                    <a:xfrm>
+                      <a:off x="0" y="0"/>
+                      <a:ext cx="6179820" cy="3670300"/>
+                    </a:xfrm>
+                    <a:prstGeom prst="rect">
+                      <a:avLst/>
+                    </a:prstGeom>
+                    <a:noFill/>
+                    <a:ln>
+                      <a:noFill/>
+                    </a:ln>
+                  </pic:spPr>
+                </pic:pic>
+              </a:graphicData>
+            </a:graphic>
+          </wp:inline>
+        </w:drawing>
+      </w:r>
+    </w:p>
+    <w:p>
+      <w:r>
+        <w:drawing>
+          <wp:inline distT="0" distB="0" distL="114300" distR="114300">
+            <wp:extent cx="6171565" cy="3734435"/>
+            <wp:effectExtent l="0" t="0" r="3175" b="635"/>
+            <wp:docPr id="20" name="图片 3"/>
+            <wp:cNvGraphicFramePr>
+              <a:graphicFrameLocks xmlns:a="http://schemas.openxmlformats.org/drawingml/2006/main" noChangeAspect="1"/>
+            </wp:cNvGraphicFramePr>
+            <a:graphic xmlns:a="http://schemas.openxmlformats.org/drawingml/2006/main">
+              <a:graphicData uri="http://schemas.openxmlformats.org/drawingml/2006/picture">
+                <pic:pic xmlns:pic="http://schemas.openxmlformats.org/drawingml/2006/picture">
+                  <pic:nvPicPr>
+                    <pic:cNvPr id="20" name="图片 3"/>
+                    <pic:cNvPicPr>
+                      <a:picLocks noChangeAspect="1"/>
+                    </pic:cNvPicPr>
+                  </pic:nvPicPr>
+                  <pic:blipFill>
+                    <a:blip r:embed="rId24"/>
+                    <a:stretch>
+                      <a:fillRect/>
+                    </a:stretch>
+                  </pic:blipFill>
+                  <pic:spPr>
+                    <a:xfrm>
+                      <a:off x="0" y="0"/>
+                      <a:ext cx="6171565" cy="3734435"/>
+                    </a:xfrm>
+                    <a:prstGeom prst="rect">
+                      <a:avLst/>
+                    </a:prstGeom>
+                    <a:noFill/>
+                    <a:ln>
+                      <a:noFill/>
+                    </a:ln>
+                  </pic:spPr>
+                </pic:pic>
+              </a:graphicData>
+            </a:graphic>
+          </wp:inline>
+        </w:drawing>
+      </w:r>
+    </w:p>
+    <w:p>
+      <w:pPr>
+        <w:rPr>
+          <w:rFonts w:hint="default"/>
+          <w:lang w:val="en-US" w:eastAsia="zh-CN"/>
+        </w:rPr>
+      </w:pPr>
+    </w:p>
+    <w:p>
+      <w:pPr>
+        <w:rPr>
+          <w:rFonts w:hint="default"/>
+          <w:lang w:val="en-US" w:eastAsia="zh-CN"/>
+        </w:rPr>
+      </w:pPr>
     </w:p>
     <w:p>
       <w:pPr>
         <w:pStyle w:val="3"/>
       </w:pPr>
-      <w:bookmarkStart w:id="34" w:name="_Toc3145"/>
+      <w:bookmarkStart w:id="36" w:name="_Toc14679"/>
       <w:r>
         <w:t>4.</w:t>
       </w:r>
@@ -7805,12 +8808,12 @@
           <w:rFonts w:hint="eastAsia"/>
           <w:lang w:val="en-US" w:eastAsia="zh-CN"/>
         </w:rPr>
-        <w:t>11</w:t>
+        <w:t>13</w:t>
       </w:r>
       <w:r>
         <w:t>工具扩展</w:t>
       </w:r>
-      <w:bookmarkEnd w:id="34"/>
+      <w:bookmarkEnd w:id="36"/>
     </w:p>
     <w:p>
       <w:pPr>
@@ -7829,7 +8832,7 @@
       <w:pPr>
         <w:pStyle w:val="2"/>
       </w:pPr>
-      <w:bookmarkStart w:id="35" w:name="_Toc16004"/>
+      <w:bookmarkStart w:id="37" w:name="_Toc18753"/>
       <w:r>
         <w:rPr>
           <w:rFonts w:hint="eastAsia"/>
@@ -7840,13 +8843,13 @@
       <w:r>
         <w:t>. 系统托盘与快捷键</w:t>
       </w:r>
-      <w:bookmarkEnd w:id="35"/>
+      <w:bookmarkEnd w:id="37"/>
     </w:p>
     <w:p>
       <w:pPr>
         <w:pStyle w:val="3"/>
       </w:pPr>
-      <w:bookmarkStart w:id="36" w:name="_Toc21249"/>
+      <w:bookmarkStart w:id="38" w:name="_Toc1423"/>
       <w:r>
         <w:rPr>
           <w:rFonts w:hint="eastAsia"/>
@@ -7857,7 +8860,7 @@
       <w:r>
         <w:t>.1 自动隐藏到托盘</w:t>
       </w:r>
-      <w:bookmarkEnd w:id="36"/>
+      <w:bookmarkEnd w:id="38"/>
     </w:p>
     <w:p>
       <w:pPr>
@@ -7871,7 +8874,7 @@
       <w:pPr>
         <w:pStyle w:val="3"/>
       </w:pPr>
-      <w:bookmarkStart w:id="37" w:name="_Toc6066"/>
+      <w:bookmarkStart w:id="39" w:name="_Toc28208"/>
       <w:r>
         <w:rPr>
           <w:rFonts w:hint="eastAsia"/>
@@ -7882,7 +8885,7 @@
       <w:r>
         <w:t>.2 从托盘恢复</w:t>
       </w:r>
-      <w:bookmarkEnd w:id="37"/>
+      <w:bookmarkEnd w:id="39"/>
     </w:p>
     <w:p>
       <w:pPr>
@@ -7896,7 +8899,7 @@
       <w:pPr>
         <w:pStyle w:val="3"/>
       </w:pPr>
-      <w:bookmarkStart w:id="38" w:name="_Toc30741"/>
+      <w:bookmarkStart w:id="40" w:name="_Toc30366"/>
       <w:r>
         <w:rPr>
           <w:rFonts w:hint="eastAsia"/>
@@ -7907,7 +8910,7 @@
       <w:r>
         <w:t>.3 托盘快捷键</w:t>
       </w:r>
-      <w:bookmarkEnd w:id="38"/>
+      <w:bookmarkEnd w:id="40"/>
     </w:p>
     <w:p>
       <w:pPr>
@@ -7941,7 +8944,7 @@
       <w:pPr>
         <w:pStyle w:val="2"/>
       </w:pPr>
-      <w:bookmarkStart w:id="39" w:name="_Toc27832"/>
+      <w:bookmarkStart w:id="41" w:name="_Toc21119"/>
       <w:r>
         <w:rPr>
           <w:rFonts w:hint="eastAsia"/>
@@ -7952,13 +8955,13 @@
       <w:r>
         <w:t>. Root模式</w:t>
       </w:r>
-      <w:bookmarkEnd w:id="39"/>
+      <w:bookmarkEnd w:id="41"/>
     </w:p>
     <w:p>
       <w:pPr>
         <w:pStyle w:val="3"/>
       </w:pPr>
-      <w:bookmarkStart w:id="40" w:name="_Toc10713"/>
+      <w:bookmarkStart w:id="42" w:name="_Toc26392"/>
       <w:r>
         <w:rPr>
           <w:rFonts w:hint="eastAsia"/>
@@ -7969,7 +8972,7 @@
       <w:r>
         <w:t>.1 进入Root模式</w:t>
       </w:r>
-      <w:bookmarkEnd w:id="40"/>
+      <w:bookmarkEnd w:id="42"/>
     </w:p>
     <w:p>
       <w:pPr>
@@ -8010,7 +9013,7 @@
       <w:pPr>
         <w:pStyle w:val="3"/>
       </w:pPr>
-      <w:bookmarkStart w:id="41" w:name="_Toc19463"/>
+      <w:bookmarkStart w:id="43" w:name="_Toc15619"/>
       <w:r>
         <w:rPr>
           <w:rFonts w:hint="eastAsia"/>
@@ -8021,7 +9024,7 @@
       <w:r>
         <w:t>.2 查看明文密码</w:t>
       </w:r>
-      <w:bookmarkEnd w:id="41"/>
+      <w:bookmarkEnd w:id="43"/>
     </w:p>
     <w:p>
       <w:pPr>
@@ -8039,7 +9042,7 @@
           <w:lang w:val="en-US" w:eastAsia="zh-CN"/>
         </w:rPr>
       </w:pPr>
-      <w:bookmarkStart w:id="42" w:name="_Toc6334"/>
+      <w:bookmarkStart w:id="44" w:name="_Toc11857"/>
       <w:r>
         <w:rPr>
           <w:rFonts w:hint="eastAsia"/>
@@ -8067,7 +9070,7 @@
         </w:rPr>
         <w:t>复制账套信息</w:t>
       </w:r>
-      <w:bookmarkEnd w:id="42"/>
+      <w:bookmarkEnd w:id="44"/>
     </w:p>
     <w:p>
       <w:pPr>
@@ -8096,7 +9099,7 @@
       <w:pPr>
         <w:pStyle w:val="2"/>
       </w:pPr>
-      <w:bookmarkStart w:id="43" w:name="_Toc6402"/>
+      <w:bookmarkStart w:id="45" w:name="_Toc13995"/>
       <w:r>
         <w:rPr>
           <w:rFonts w:hint="eastAsia"/>
@@ -8107,13 +9110,13 @@
       <w:r>
         <w:t>. 一键启动</w:t>
       </w:r>
-      <w:bookmarkEnd w:id="43"/>
+      <w:bookmarkEnd w:id="45"/>
     </w:p>
     <w:p>
       <w:pPr>
         <w:pStyle w:val="3"/>
       </w:pPr>
-      <w:bookmarkStart w:id="44" w:name="_Toc9322"/>
+      <w:bookmarkStart w:id="46" w:name="_Toc10368"/>
       <w:r>
         <w:rPr>
           <w:rFonts w:hint="eastAsia"/>
@@ -8124,7 +9127,7 @@
       <w:r>
         <w:t>.1 启动选项</w:t>
       </w:r>
-      <w:bookmarkEnd w:id="44"/>
+      <w:bookmarkEnd w:id="46"/>
     </w:p>
     <w:p>
       <w:pPr>
@@ -8154,7 +9157,7 @@
       <w:pPr>
         <w:pStyle w:val="3"/>
       </w:pPr>
-      <w:bookmarkStart w:id="45" w:name="_Toc24389"/>
+      <w:bookmarkStart w:id="47" w:name="_Toc4934"/>
       <w:r>
         <w:rPr>
           <w:rFonts w:hint="eastAsia"/>
@@ -8165,7 +9168,7 @@
       <w:r>
         <w:t>.2 浏览器选择</w:t>
       </w:r>
-      <w:bookmarkEnd w:id="45"/>
+      <w:bookmarkEnd w:id="47"/>
     </w:p>
     <w:p>
       <w:pPr>
@@ -8179,7 +9182,7 @@
       <w:pPr>
         <w:pStyle w:val="3"/>
       </w:pPr>
-      <w:bookmarkStart w:id="46" w:name="_Toc21103"/>
+      <w:bookmarkStart w:id="48" w:name="_Toc12117"/>
       <w:r>
         <w:rPr>
           <w:rFonts w:hint="eastAsia"/>
@@ -8190,7 +9193,7 @@
       <w:r>
         <w:t>.3 新窗口/新Tab</w:t>
       </w:r>
-      <w:bookmarkEnd w:id="46"/>
+      <w:bookmarkEnd w:id="48"/>
     </w:p>
     <w:p>
       <w:pPr>
@@ -8204,7 +9207,7 @@
       <w:pPr>
         <w:pStyle w:val="3"/>
       </w:pPr>
-      <w:bookmarkStart w:id="47" w:name="_Toc7411"/>
+      <w:bookmarkStart w:id="49" w:name="_Toc11898"/>
       <w:r>
         <w:rPr>
           <w:rFonts w:hint="eastAsia"/>
@@ -8215,7 +9218,7 @@
       <w:r>
         <w:t>.4 快捷启动按钮</w:t>
       </w:r>
-      <w:bookmarkEnd w:id="47"/>
+      <w:bookmarkEnd w:id="49"/>
     </w:p>
     <w:p>
       <w:pPr>
@@ -8229,7 +9232,7 @@
       <w:pPr>
         <w:pStyle w:val="2"/>
       </w:pPr>
-      <w:bookmarkStart w:id="48" w:name="_Toc25554"/>
+      <w:bookmarkStart w:id="50" w:name="_Toc15813"/>
       <w:r>
         <w:rPr>
           <w:rFonts w:hint="eastAsia"/>
@@ -8240,13 +9243,13 @@
       <w:r>
         <w:t>. 数据库连接与远程访问</w:t>
       </w:r>
-      <w:bookmarkEnd w:id="48"/>
+      <w:bookmarkEnd w:id="50"/>
     </w:p>
     <w:p>
       <w:pPr>
         <w:pStyle w:val="3"/>
       </w:pPr>
-      <w:bookmarkStart w:id="49" w:name="_Toc9382"/>
+      <w:bookmarkStart w:id="51" w:name="_Toc5541"/>
       <w:r>
         <w:rPr>
           <w:rFonts w:hint="eastAsia"/>
@@ -8257,7 +9260,7 @@
       <w:r>
         <w:t>.1 启动SSMS</w:t>
       </w:r>
-      <w:bookmarkEnd w:id="49"/>
+      <w:bookmarkEnd w:id="51"/>
     </w:p>
     <w:p>
       <w:pPr>
@@ -8271,7 +9274,7 @@
       <w:pPr>
         <w:pStyle w:val="3"/>
       </w:pPr>
-      <w:bookmarkStart w:id="50" w:name="_Toc18375"/>
+      <w:bookmarkStart w:id="52" w:name="_Toc14576"/>
       <w:r>
         <w:rPr>
           <w:rFonts w:hint="eastAsia"/>
@@ -8282,7 +9285,7 @@
       <w:r>
         <w:t>.2 RDP远程桌面</w:t>
       </w:r>
-      <w:bookmarkEnd w:id="50"/>
+      <w:bookmarkEnd w:id="52"/>
     </w:p>
     <w:p>
       <w:pPr>
@@ -8296,7 +9299,7 @@
       <w:pPr>
         <w:pStyle w:val="3"/>
       </w:pPr>
-      <w:bookmarkStart w:id="51" w:name="_Toc31675"/>
+      <w:bookmarkStart w:id="53" w:name="_Toc22970"/>
       <w:r>
         <w:rPr>
           <w:rFonts w:hint="eastAsia"/>
@@ -8307,7 +9310,7 @@
       <w:r>
         <w:t>.3 向日葵</w:t>
       </w:r>
-      <w:bookmarkEnd w:id="51"/>
+      <w:bookmarkEnd w:id="53"/>
     </w:p>
     <w:p>
       <w:pPr>
@@ -8321,7 +9324,7 @@
       <w:pPr>
         <w:pStyle w:val="2"/>
       </w:pPr>
-      <w:bookmarkStart w:id="52" w:name="_Toc23882"/>
+      <w:bookmarkStart w:id="54" w:name="_Toc29963"/>
       <w:r>
         <w:rPr>
           <w:rFonts w:hint="eastAsia"/>
@@ -8332,13 +9335,13 @@
       <w:r>
         <w:t>. 设置</w:t>
       </w:r>
-      <w:bookmarkEnd w:id="52"/>
+      <w:bookmarkEnd w:id="54"/>
     </w:p>
     <w:p>
       <w:pPr>
         <w:pStyle w:val="3"/>
       </w:pPr>
-      <w:bookmarkStart w:id="53" w:name="_Toc7"/>
+      <w:bookmarkStart w:id="55" w:name="_Toc4352"/>
       <w:r>
         <w:rPr>
           <w:rFonts w:hint="eastAsia"/>
@@ -8349,7 +9352,7 @@
       <w:r>
         <w:t>.1 应用程序目录</w:t>
       </w:r>
-      <w:bookmarkEnd w:id="53"/>
+      <w:bookmarkEnd w:id="55"/>
     </w:p>
     <w:p>
       <w:pPr>
@@ -8363,7 +9366,7 @@
       <w:pPr>
         <w:pStyle w:val="3"/>
       </w:pPr>
-      <w:bookmarkStart w:id="54" w:name="_Toc17022"/>
+      <w:bookmarkStart w:id="56" w:name="_Toc32406"/>
       <w:r>
         <w:rPr>
           <w:rFonts w:hint="eastAsia"/>
@@ -8374,7 +9377,7 @@
       <w:r>
         <w:t>.2 数据库管理器路径</w:t>
       </w:r>
-      <w:bookmarkEnd w:id="54"/>
+      <w:bookmarkEnd w:id="56"/>
     </w:p>
     <w:p>
       <w:pPr>
@@ -8388,7 +9391,7 @@
       <w:pPr>
         <w:pStyle w:val="3"/>
       </w:pPr>
-      <w:bookmarkStart w:id="55" w:name="_Toc14401"/>
+      <w:bookmarkStart w:id="57" w:name="_Toc4068"/>
       <w:r>
         <w:rPr>
           <w:rFonts w:hint="eastAsia"/>
@@ -8399,7 +9402,7 @@
       <w:r>
         <w:t>.3 启动选项</w:t>
       </w:r>
-      <w:bookmarkEnd w:id="55"/>
+      <w:bookmarkEnd w:id="57"/>
     </w:p>
     <w:p>
       <w:pPr>
@@ -8413,7 +9416,7 @@
       <w:pPr>
         <w:pStyle w:val="3"/>
       </w:pPr>
-      <w:bookmarkStart w:id="56" w:name="_Toc10228"/>
+      <w:bookmarkStart w:id="58" w:name="_Toc12919"/>
       <w:r>
         <w:rPr>
           <w:rFonts w:hint="eastAsia"/>
@@ -8434,7 +9437,7 @@
       <w:r>
         <w:t xml:space="preserve"> 浏览器启动方式</w:t>
       </w:r>
-      <w:bookmarkEnd w:id="56"/>
+      <w:bookmarkEnd w:id="58"/>
     </w:p>
     <w:p>
       <w:pPr>
@@ -8448,7 +9451,7 @@
       <w:pPr>
         <w:pStyle w:val="2"/>
       </w:pPr>
-      <w:bookmarkStart w:id="57" w:name="_Toc3228"/>
+      <w:bookmarkStart w:id="59" w:name="_Toc22843"/>
       <w:r>
         <w:t>1</w:t>
       </w:r>
@@ -8462,7 +9465,7 @@
       <w:r>
         <w:t>. 设置</w:t>
       </w:r>
-      <w:bookmarkEnd w:id="57"/>
+      <w:bookmarkEnd w:id="59"/>
     </w:p>
     <w:p>
       <w:pPr>
@@ -8503,7 +9506,7 @@
                     </pic:cNvPicPr>
                   </pic:nvPicPr>
                   <pic:blipFill>
-                    <a:blip r:embed="rId22"/>
+                    <a:blip r:embed="rId25"/>
                     <a:stretch>
                       <a:fillRect/>
                     </a:stretch>
@@ -8551,7 +9554,7 @@
           <w:lang w:val="en-US" w:eastAsia="zh-CN"/>
         </w:rPr>
       </w:pPr>
-      <w:bookmarkStart w:id="58" w:name="_Toc3916"/>
+      <w:bookmarkStart w:id="60" w:name="_Toc17321"/>
       <w:r>
         <w:rPr>
           <w:rFonts w:hint="eastAsia"/>
@@ -8562,17 +9565,17 @@
       <w:r>
         <w:t>. 常见问题</w:t>
       </w:r>
-      <w:bookmarkEnd w:id="58"/>
+      <w:bookmarkEnd w:id="60"/>
     </w:p>
     <w:p>
       <w:pPr>
         <w:pStyle w:val="3"/>
       </w:pPr>
-      <w:bookmarkStart w:id="59" w:name="_Toc20850"/>
+      <w:bookmarkStart w:id="61" w:name="_Toc2465"/>
       <w:r>
         <w:t>Q1: 账套密码忘记怎么办？</w:t>
       </w:r>
-      <w:bookmarkEnd w:id="59"/>
+      <w:bookmarkEnd w:id="61"/>
     </w:p>
     <w:p>
       <w:pPr>
@@ -8586,11 +9589,11 @@
       <w:pPr>
         <w:pStyle w:val="3"/>
       </w:pPr>
-      <w:bookmarkStart w:id="60" w:name="_Toc22484"/>
+      <w:bookmarkStart w:id="62" w:name="_Toc927"/>
       <w:r>
         <w:t>Q2: 工具箱不显示自定义工具？</w:t>
       </w:r>
-      <w:bookmarkEnd w:id="60"/>
+      <w:bookmarkEnd w:id="62"/>
     </w:p>
     <w:p>
       <w:pPr>
@@ -8604,11 +9607,11 @@
       <w:pPr>
         <w:pStyle w:val="3"/>
       </w:pPr>
-      <w:bookmarkStart w:id="61" w:name="_Toc7139"/>
+      <w:bookmarkStart w:id="63" w:name="_Toc24292"/>
       <w:r>
         <w:t>Q3: 复制操作失败？</w:t>
       </w:r>
-      <w:bookmarkEnd w:id="61"/>
+      <w:bookmarkEnd w:id="63"/>
     </w:p>
     <w:p>
       <w:pPr>
@@ -8622,11 +9625,11 @@
       <w:pPr>
         <w:pStyle w:val="3"/>
       </w:pPr>
-      <w:bookmarkStart w:id="62" w:name="_Toc20742"/>
+      <w:bookmarkStart w:id="64" w:name="_Toc10895"/>
       <w:r>
         <w:t>Q4: 程序无法启动？</w:t>
       </w:r>
-      <w:bookmarkEnd w:id="62"/>
+      <w:bookmarkEnd w:id="64"/>
     </w:p>
     <w:p>
       <w:pPr>
@@ -8640,61 +9643,61 @@
       <w:pPr>
         <w:pStyle w:val="3"/>
       </w:pPr>
-      <w:bookmarkStart w:id="63" w:name="_Toc22744"/>
+      <w:bookmarkStart w:id="65" w:name="_Toc17294"/>
       <w:r>
         <w:t>Q5: 托盘快捷键不生效？</w:t>
       </w:r>
-      <w:bookmarkEnd w:id="63"/>
+      <w:bookmarkEnd w:id="65"/>
     </w:p>
     <w:p>
       <w:pPr>
         <w:pStyle w:val="3"/>
       </w:pPr>
-      <w:bookmarkStart w:id="64" w:name="_Toc2587"/>
+      <w:bookmarkStart w:id="66" w:name="_Toc1854"/>
       <w:r>
         <w:t>A: 快捷键可能被其他程序占用。建议换一个不常用的快捷键组合，或关闭其他可能占用快捷键的程序后再试。</w:t>
       </w:r>
-      <w:bookmarkEnd w:id="64"/>
+      <w:bookmarkEnd w:id="66"/>
     </w:p>
     <w:p>
       <w:pPr>
         <w:pStyle w:val="3"/>
       </w:pPr>
-      <w:bookmarkStart w:id="65" w:name="_Toc8406"/>
+      <w:bookmarkStart w:id="67" w:name="_Toc18453"/>
       <w:r>
         <w:t>Q6: 复制表单后目标账套报错？</w:t>
       </w:r>
-      <w:bookmarkEnd w:id="65"/>
+      <w:bookmarkEnd w:id="67"/>
     </w:p>
     <w:p>
       <w:pPr>
         <w:pStyle w:val="3"/>
       </w:pPr>
-      <w:bookmarkStart w:id="66" w:name="_Toc3851"/>
+      <w:bookmarkStart w:id="68" w:name="_Toc31239"/>
       <w:r>
         <w:t>A: 使用"复制Win表单"时，建议勾选"同时复制关联存储过程"、"复制编码规则"、"复制标准查询"选项，确保关联数据完整复制到目标账套。</w:t>
       </w:r>
-      <w:bookmarkEnd w:id="66"/>
+      <w:bookmarkEnd w:id="68"/>
     </w:p>
     <w:p>
       <w:pPr>
         <w:pStyle w:val="3"/>
       </w:pPr>
-      <w:bookmarkStart w:id="67" w:name="_Toc22383"/>
+      <w:bookmarkStart w:id="69" w:name="_Toc32316"/>
       <w:r>
         <w:t>Q7: 账套搜索不到？</w:t>
       </w:r>
-      <w:bookmarkEnd w:id="67"/>
+      <w:bookmarkEnd w:id="69"/>
     </w:p>
     <w:p>
       <w:pPr>
         <w:pStyle w:val="3"/>
       </w:pPr>
-      <w:bookmarkStart w:id="68" w:name="_Toc1708"/>
+      <w:bookmarkStart w:id="70" w:name="_Toc32045"/>
       <w:r>
         <w:t>A: 账套搜索支持拼音首字母搜索（如输入"CS"可找到"测试"账套），也支持账套代码、名称和服务器地址的模糊搜索。请检查搜索关键词是否正确。</w:t>
       </w:r>
-      <w:bookmarkEnd w:id="68"/>
+      <w:bookmarkEnd w:id="70"/>
     </w:p>
     <w:p>
       <w:pPr>
@@ -9219,7 +10222,7 @@
       <w:szCs w:val="22"/>
     </w:rPr>
   </w:style>
-  <w:style w:type="character" w:default="1" w:styleId="14">
+  <w:style w:type="character" w:default="1" w:styleId="15">
     <w:name w:val="Default Paragraph Font"/>
     <w:semiHidden/>
     <w:qFormat/>
@@ -9241,7 +10244,7 @@
   </w:style>
   <w:style w:type="paragraph" w:styleId="8">
     <w:name w:val="endnote text"/>
-    <w:link w:val="20"/>
+    <w:link w:val="21"/>
     <w:semiHidden/>
     <w:unhideWhenUsed/>
     <w:qFormat/>
@@ -9264,7 +10267,7 @@
   </w:style>
   <w:style w:type="paragraph" w:styleId="10">
     <w:name w:val="footnote text"/>
-    <w:link w:val="19"/>
+    <w:link w:val="20"/>
     <w:semiHidden/>
     <w:unhideWhenUsed/>
     <w:qFormat/>
@@ -9305,7 +10308,26 @@
       <w:szCs w:val="52"/>
     </w:rPr>
   </w:style>
-  <w:style w:type="character" w:styleId="15">
+  <w:style w:type="table" w:styleId="14">
+    <w:name w:val="Table Grid"/>
+    <w:basedOn w:val="13"/>
+    <w:uiPriority w:val="0"/>
+    <w:pPr>
+      <w:widowControl w:val="0"/>
+      <w:jc w:val="both"/>
+    </w:pPr>
+    <w:tblPr>
+      <w:tblBorders>
+        <w:top w:val="single" w:color="auto" w:sz="4" w:space="0"/>
+        <w:left w:val="single" w:color="auto" w:sz="4" w:space="0"/>
+        <w:bottom w:val="single" w:color="auto" w:sz="4" w:space="0"/>
+        <w:right w:val="single" w:color="auto" w:sz="4" w:space="0"/>
+        <w:insideH w:val="single" w:color="auto" w:sz="4" w:space="0"/>
+        <w:insideV w:val="single" w:color="auto" w:sz="4" w:space="0"/>
+      </w:tblBorders>
+    </w:tblPr>
+  </w:style>
+  <w:style w:type="character" w:styleId="16">
     <w:name w:val="endnote reference"/>
     <w:semiHidden/>
     <w:unhideWhenUsed/>
@@ -9315,7 +10337,7 @@
       <w:vertAlign w:val="superscript"/>
     </w:rPr>
   </w:style>
-  <w:style w:type="character" w:styleId="16">
+  <w:style w:type="character" w:styleId="17">
     <w:name w:val="Hyperlink"/>
     <w:unhideWhenUsed/>
     <w:qFormat/>
@@ -9325,7 +10347,7 @@
       <w:u w:val="single"/>
     </w:rPr>
   </w:style>
-  <w:style w:type="character" w:styleId="17">
+  <w:style w:type="character" w:styleId="18">
     <w:name w:val="footnote reference"/>
     <w:semiHidden/>
     <w:unhideWhenUsed/>
@@ -9335,7 +10357,7 @@
       <w:vertAlign w:val="superscript"/>
     </w:rPr>
   </w:style>
-  <w:style w:type="paragraph" w:styleId="18">
+  <w:style w:type="paragraph" w:styleId="19">
     <w:name w:val="List Paragraph"/>
     <w:qFormat/>
     <w:uiPriority w:val="0"/>
@@ -9345,7 +10367,7 @@
       <w:szCs w:val="22"/>
     </w:rPr>
   </w:style>
-  <w:style w:type="character" w:customStyle="1" w:styleId="19">
+  <w:style w:type="character" w:customStyle="1" w:styleId="20">
     <w:name w:val="Footnote Text Char"/>
     <w:link w:val="10"/>
     <w:semiHidden/>
@@ -9357,7 +10379,7 @@
       <w:szCs w:val="20"/>
     </w:rPr>
   </w:style>
-  <w:style w:type="character" w:customStyle="1" w:styleId="20">
+  <w:style w:type="character" w:customStyle="1" w:styleId="21">
     <w:name w:val="Endnote Text Char"/>
     <w:link w:val="8"/>
     <w:semiHidden/>

--- a/A3工具箱_用户手册.docx
+++ b/A3工具箱_用户手册.docx
@@ -70,7 +70,7 @@
           <w:szCs w:val="24"/>
           <w:lang w:val="en-US" w:eastAsia="zh-CN"/>
         </w:rPr>
-        <w:t>0.0</w:t>
+        <w:t>2.0</w:t>
       </w:r>
     </w:p>
     <w:p/>
@@ -89,7 +89,9 @@
         </w:tblBorders>
         <w:tblLayout w:type="autofit"/>
         <w:tblCellMar>
+          <w:top w:w="0" w:type="dxa"/>
           <w:left w:w="108" w:type="dxa"/>
+          <w:bottom w:w="0" w:type="dxa"/>
           <w:right w:w="108" w:type="dxa"/>
         </w:tblCellMar>
       </w:tblPr>
@@ -109,6 +111,12 @@
             <w:insideH w:val="single" w:color="auto" w:sz="4" w:space="0"/>
             <w:insideV w:val="single" w:color="auto" w:sz="4" w:space="0"/>
           </w:tblBorders>
+          <w:tblCellMar>
+            <w:top w:w="0" w:type="dxa"/>
+            <w:left w:w="108" w:type="dxa"/>
+            <w:bottom w:w="0" w:type="dxa"/>
+            <w:right w:w="108" w:type="dxa"/>
+          </w:tblCellMar>
         </w:tblPrEx>
         <w:tc>
           <w:tcPr>
@@ -214,7 +222,9 @@
             <w:insideV w:val="single" w:color="auto" w:sz="4" w:space="0"/>
           </w:tblBorders>
           <w:tblCellMar>
+            <w:top w:w="0" w:type="dxa"/>
             <w:left w:w="108" w:type="dxa"/>
+            <w:bottom w:w="0" w:type="dxa"/>
             <w:right w:w="108" w:type="dxa"/>
           </w:tblCellMar>
         </w:tblPrEx>
@@ -322,7 +332,9 @@
             <w:insideV w:val="single" w:color="auto" w:sz="4" w:space="0"/>
           </w:tblBorders>
           <w:tblCellMar>
+            <w:top w:w="0" w:type="dxa"/>
             <w:left w:w="108" w:type="dxa"/>
+            <w:bottom w:w="0" w:type="dxa"/>
             <w:right w:w="108" w:type="dxa"/>
           </w:tblCellMar>
         </w:tblPrEx>
@@ -430,7 +442,9 @@
             <w:insideV w:val="single" w:color="auto" w:sz="4" w:space="0"/>
           </w:tblBorders>
           <w:tblCellMar>
+            <w:top w:w="0" w:type="dxa"/>
             <w:left w:w="108" w:type="dxa"/>
+            <w:bottom w:w="0" w:type="dxa"/>
             <w:right w:w="108" w:type="dxa"/>
           </w:tblCellMar>
         </w:tblPrEx>
@@ -538,7 +552,9 @@
             <w:insideV w:val="single" w:color="auto" w:sz="4" w:space="0"/>
           </w:tblBorders>
           <w:tblCellMar>
+            <w:top w:w="0" w:type="dxa"/>
             <w:left w:w="108" w:type="dxa"/>
+            <w:bottom w:w="0" w:type="dxa"/>
             <w:right w:w="108" w:type="dxa"/>
           </w:tblCellMar>
         </w:tblPrEx>
@@ -635,6 +651,116 @@
           </w:p>
         </w:tc>
       </w:tr>
+      <w:tr>
+        <w:tblPrEx>
+          <w:tblBorders>
+            <w:top w:val="single" w:color="auto" w:sz="4" w:space="0"/>
+            <w:left w:val="single" w:color="auto" w:sz="4" w:space="0"/>
+            <w:bottom w:val="single" w:color="auto" w:sz="4" w:space="0"/>
+            <w:right w:val="single" w:color="auto" w:sz="4" w:space="0"/>
+            <w:insideH w:val="single" w:color="auto" w:sz="4" w:space="0"/>
+            <w:insideV w:val="single" w:color="auto" w:sz="4" w:space="0"/>
+          </w:tblBorders>
+          <w:tblCellMar>
+            <w:top w:w="0" w:type="dxa"/>
+            <w:left w:w="108" w:type="dxa"/>
+            <w:bottom w:w="0" w:type="dxa"/>
+            <w:right w:w="108" w:type="dxa"/>
+          </w:tblCellMar>
+        </w:tblPrEx>
+        <w:tc>
+          <w:tcPr>
+            <w:tcW w:w="1547" w:type="dxa"/>
+          </w:tcPr>
+          <w:p>
+            <w:pPr>
+              <w:jc w:val="center"/>
+              <w:rPr>
+                <w:rFonts w:hint="default"/>
+                <w:vertAlign w:val="baseline"/>
+                <w:lang w:val="en-US" w:eastAsia="zh-CN"/>
+              </w:rPr>
+            </w:pPr>
+            <w:r>
+              <w:rPr>
+                <w:rFonts w:hint="eastAsia"/>
+                <w:vertAlign w:val="baseline"/>
+                <w:lang w:val="en-US" w:eastAsia="zh-CN"/>
+              </w:rPr>
+              <w:t>V2.2.0</w:t>
+            </w:r>
+          </w:p>
+        </w:tc>
+        <w:tc>
+          <w:tcPr>
+            <w:tcW w:w="1586" w:type="dxa"/>
+          </w:tcPr>
+          <w:p>
+            <w:pPr>
+              <w:jc w:val="center"/>
+              <w:rPr>
+                <w:rFonts w:hint="default"/>
+                <w:vertAlign w:val="baseline"/>
+                <w:lang w:val="en-US" w:eastAsia="zh-CN"/>
+              </w:rPr>
+            </w:pPr>
+            <w:r>
+              <w:rPr>
+                <w:rFonts w:hint="eastAsia"/>
+                <w:vertAlign w:val="baseline"/>
+                <w:lang w:val="en-US" w:eastAsia="zh-CN"/>
+              </w:rPr>
+              <w:t>wq</w:t>
+            </w:r>
+          </w:p>
+        </w:tc>
+        <w:tc>
+          <w:tcPr>
+            <w:tcW w:w="4338" w:type="dxa"/>
+          </w:tcPr>
+          <w:p>
+            <w:pPr>
+              <w:jc w:val="left"/>
+              <w:rPr>
+                <w:rFonts w:hint="default"/>
+                <w:vertAlign w:val="baseline"/>
+                <w:lang w:val="en-US" w:eastAsia="zh-CN"/>
+              </w:rPr>
+            </w:pPr>
+            <w:r>
+              <w:rPr>
+                <w:rFonts w:hint="eastAsia"/>
+                <w:vertAlign w:val="baseline"/>
+                <w:lang w:val="en-US" w:eastAsia="zh-CN"/>
+              </w:rPr>
+              <w:t>新增内置SQL查询工具</w:t>
+            </w:r>
+          </w:p>
+        </w:tc>
+        <w:tc>
+          <w:tcPr>
+            <w:tcW w:w="2491" w:type="dxa"/>
+          </w:tcPr>
+          <w:p>
+            <w:pPr>
+              <w:jc w:val="center"/>
+              <w:rPr>
+                <w:rFonts w:hint="default"/>
+                <w:vertAlign w:val="baseline"/>
+                <w:lang w:val="en-US" w:eastAsia="zh-CN"/>
+              </w:rPr>
+            </w:pPr>
+            <w:r>
+              <w:rPr>
+                <w:rFonts w:hint="eastAsia"/>
+                <w:vertAlign w:val="baseline"/>
+                <w:lang w:val="en-US" w:eastAsia="zh-CN"/>
+              </w:rPr>
+              <w:t>2026-07-07</w:t>
+            </w:r>
+          </w:p>
+        </w:tc>
+      </w:tr>
     </w:tbl>
     <w:p/>
     <w:p/>
@@ -696,8 +822,6 @@
               <w:tab w:val="right" w:leader="dot" w:pos="9746"/>
             </w:tabs>
           </w:pPr>
-          <w:bookmarkStart w:id="71" w:name="_GoBack"/>
-          <w:bookmarkEnd w:id="71"/>
           <w:r>
             <w:fldChar w:fldCharType="begin"/>
           </w:r>
@@ -3520,7 +3644,7 @@
     </w:p>
     <w:p>
       <w:pPr>
-        <w:pStyle w:val="19"/>
+        <w:pStyle w:val="20"/>
         <w:numPr>
           <w:ilvl w:val="0"/>
           <w:numId w:val="1"/>
@@ -3532,7 +3656,7 @@
     </w:p>
     <w:p>
       <w:pPr>
-        <w:pStyle w:val="19"/>
+        <w:pStyle w:val="20"/>
         <w:numPr>
           <w:ilvl w:val="0"/>
           <w:numId w:val="1"/>
@@ -3544,7 +3668,7 @@
     </w:p>
     <w:p>
       <w:pPr>
-        <w:pStyle w:val="19"/>
+        <w:pStyle w:val="20"/>
         <w:numPr>
           <w:ilvl w:val="0"/>
           <w:numId w:val="1"/>
@@ -3556,7 +3680,7 @@
     </w:p>
     <w:p>
       <w:pPr>
-        <w:pStyle w:val="19"/>
+        <w:pStyle w:val="20"/>
         <w:numPr>
           <w:ilvl w:val="0"/>
           <w:numId w:val="1"/>
@@ -3568,7 +3692,7 @@
     </w:p>
     <w:p>
       <w:pPr>
-        <w:pStyle w:val="19"/>
+        <w:pStyle w:val="20"/>
         <w:numPr>
           <w:ilvl w:val="0"/>
           <w:numId w:val="1"/>
@@ -3580,7 +3704,7 @@
     </w:p>
     <w:p>
       <w:pPr>
-        <w:pStyle w:val="19"/>
+        <w:pStyle w:val="20"/>
         <w:numPr>
           <w:ilvl w:val="0"/>
           <w:numId w:val="1"/>
@@ -3596,7 +3720,7 @@
     </w:p>
     <w:p>
       <w:pPr>
-        <w:pStyle w:val="19"/>
+        <w:pStyle w:val="20"/>
         <w:numPr>
           <w:ilvl w:val="0"/>
           <w:numId w:val="1"/>
@@ -3693,7 +3817,7 @@
     </w:p>
     <w:p>
       <w:pPr>
-        <w:pStyle w:val="19"/>
+        <w:pStyle w:val="20"/>
         <w:numPr>
           <w:ilvl w:val="0"/>
           <w:numId w:val="1"/>
@@ -3712,7 +3836,7 @@
     </w:p>
     <w:p>
       <w:pPr>
-        <w:pStyle w:val="19"/>
+        <w:pStyle w:val="20"/>
         <w:numPr>
           <w:ilvl w:val="0"/>
           <w:numId w:val="1"/>
@@ -3737,7 +3861,7 @@
     </w:p>
     <w:p>
       <w:pPr>
-        <w:pStyle w:val="19"/>
+        <w:pStyle w:val="20"/>
         <w:numPr>
           <w:ilvl w:val="0"/>
           <w:numId w:val="1"/>
@@ -3789,7 +3913,7 @@
     </w:p>
     <w:p>
       <w:pPr>
-        <w:pStyle w:val="19"/>
+        <w:pStyle w:val="20"/>
         <w:numPr>
           <w:ilvl w:val="0"/>
           <w:numId w:val="1"/>
@@ -3808,7 +3932,7 @@
     </w:p>
     <w:p>
       <w:pPr>
-        <w:pStyle w:val="19"/>
+        <w:pStyle w:val="20"/>
         <w:numPr>
           <w:ilvl w:val="0"/>
           <w:numId w:val="1"/>
@@ -3827,7 +3951,7 @@
     </w:p>
     <w:p>
       <w:pPr>
-        <w:pStyle w:val="19"/>
+        <w:pStyle w:val="20"/>
         <w:numPr>
           <w:ilvl w:val="0"/>
           <w:numId w:val="1"/>
@@ -3860,7 +3984,7 @@
     </w:p>
     <w:p>
       <w:pPr>
-        <w:pStyle w:val="19"/>
+        <w:pStyle w:val="20"/>
         <w:numPr>
           <w:ilvl w:val="0"/>
           <w:numId w:val="1"/>
@@ -3891,7 +4015,7 @@
     </w:p>
     <w:p>
       <w:pPr>
-        <w:pStyle w:val="19"/>
+        <w:pStyle w:val="20"/>
         <w:numPr>
           <w:ilvl w:val="0"/>
           <w:numId w:val="1"/>
@@ -3920,7 +4044,7 @@
     </w:p>
     <w:p>
       <w:pPr>
-        <w:pStyle w:val="19"/>
+        <w:pStyle w:val="20"/>
         <w:numPr>
           <w:ilvl w:val="0"/>
           <w:numId w:val="1"/>
@@ -3951,7 +4075,7 @@
     </w:p>
     <w:p>
       <w:pPr>
-        <w:pStyle w:val="19"/>
+        <w:pStyle w:val="20"/>
         <w:numPr>
           <w:ilvl w:val="0"/>
           <w:numId w:val="0"/>
@@ -3967,7 +4091,7 @@
     </w:p>
     <w:p>
       <w:pPr>
-        <w:pStyle w:val="19"/>
+        <w:pStyle w:val="20"/>
         <w:numPr>
           <w:ilvl w:val="0"/>
           <w:numId w:val="0"/>
@@ -3995,7 +4119,7 @@
     </w:p>
     <w:p>
       <w:pPr>
-        <w:pStyle w:val="19"/>
+        <w:pStyle w:val="20"/>
         <w:numPr>
           <w:ilvl w:val="0"/>
           <w:numId w:val="2"/>
@@ -4015,7 +4139,7 @@
     </w:p>
     <w:p>
       <w:pPr>
-        <w:pStyle w:val="19"/>
+        <w:pStyle w:val="20"/>
         <w:numPr>
           <w:ilvl w:val="0"/>
           <w:numId w:val="0"/>
@@ -4071,7 +4195,7 @@
     </w:p>
     <w:p>
       <w:pPr>
-        <w:pStyle w:val="19"/>
+        <w:pStyle w:val="20"/>
         <w:numPr>
           <w:ilvl w:val="0"/>
           <w:numId w:val="2"/>
@@ -4091,7 +4215,7 @@
     </w:p>
     <w:p>
       <w:pPr>
-        <w:pStyle w:val="19"/>
+        <w:pStyle w:val="20"/>
         <w:numPr>
           <w:ilvl w:val="0"/>
           <w:numId w:val="0"/>
@@ -4123,7 +4247,7 @@
     </w:p>
     <w:p>
       <w:pPr>
-        <w:pStyle w:val="19"/>
+        <w:pStyle w:val="20"/>
         <w:numPr>
           <w:ilvl w:val="0"/>
           <w:numId w:val="0"/>
@@ -4155,7 +4279,7 @@
     </w:p>
     <w:p>
       <w:pPr>
-        <w:pStyle w:val="19"/>
+        <w:pStyle w:val="20"/>
         <w:numPr>
           <w:ilvl w:val="0"/>
           <w:numId w:val="0"/>
@@ -4187,7 +4311,7 @@
     </w:p>
     <w:p>
       <w:pPr>
-        <w:pStyle w:val="19"/>
+        <w:pStyle w:val="20"/>
         <w:numPr>
           <w:ilvl w:val="0"/>
           <w:numId w:val="0"/>
@@ -4239,7 +4363,7 @@
     </w:p>
     <w:p>
       <w:pPr>
-        <w:pStyle w:val="19"/>
+        <w:pStyle w:val="20"/>
         <w:numPr>
           <w:ilvl w:val="0"/>
           <w:numId w:val="0"/>
@@ -4248,7 +4372,7 @@
     </w:p>
     <w:p>
       <w:pPr>
-        <w:pStyle w:val="19"/>
+        <w:pStyle w:val="20"/>
         <w:numPr>
           <w:ilvl w:val="0"/>
           <w:numId w:val="0"/>
@@ -4257,7 +4381,7 @@
     </w:p>
     <w:p>
       <w:pPr>
-        <w:pStyle w:val="19"/>
+        <w:pStyle w:val="20"/>
         <w:numPr>
           <w:ilvl w:val="0"/>
           <w:numId w:val="0"/>
@@ -4266,7 +4390,7 @@
     </w:p>
     <w:p>
       <w:pPr>
-        <w:pStyle w:val="19"/>
+        <w:pStyle w:val="20"/>
         <w:numPr>
           <w:ilvl w:val="0"/>
           <w:numId w:val="0"/>
@@ -4275,7 +4399,7 @@
     </w:p>
     <w:p>
       <w:pPr>
-        <w:pStyle w:val="19"/>
+        <w:pStyle w:val="20"/>
         <w:numPr>
           <w:ilvl w:val="0"/>
           <w:numId w:val="0"/>
@@ -4284,7 +4408,7 @@
     </w:p>
     <w:p>
       <w:pPr>
-        <w:pStyle w:val="19"/>
+        <w:pStyle w:val="20"/>
         <w:numPr>
           <w:ilvl w:val="0"/>
           <w:numId w:val="0"/>
@@ -4293,7 +4417,7 @@
     </w:p>
     <w:p>
       <w:pPr>
-        <w:pStyle w:val="19"/>
+        <w:pStyle w:val="20"/>
         <w:numPr>
           <w:ilvl w:val="0"/>
           <w:numId w:val="0"/>
@@ -4302,7 +4426,7 @@
     </w:p>
     <w:p>
       <w:pPr>
-        <w:pStyle w:val="19"/>
+        <w:pStyle w:val="20"/>
         <w:numPr>
           <w:ilvl w:val="0"/>
           <w:numId w:val="0"/>
@@ -4366,6 +4490,12 @@
             <w:insideH w:val="single" w:color="auto" w:sz="4" w:space="0"/>
             <w:insideV w:val="single" w:color="auto" w:sz="4" w:space="0"/>
           </w:tblBorders>
+          <w:tblCellMar>
+            <w:top w:w="0" w:type="dxa"/>
+            <w:left w:w="10" w:type="dxa"/>
+            <w:bottom w:w="0" w:type="dxa"/>
+            <w:right w:w="10" w:type="dxa"/>
+          </w:tblCellMar>
         </w:tblPrEx>
         <w:trPr>
           <w:tblHeader/>
@@ -4485,7 +4615,7 @@
             </w:r>
             <w:r>
               <w:rPr>
-                <w:rStyle w:val="17"/>
+                <w:rStyle w:val="18"/>
                 <w:sz w:val="22"/>
                 <w:szCs w:val="22"/>
               </w:rPr>
@@ -4493,7 +4623,7 @@
             </w:r>
             <w:r>
               <w:rPr>
-                <w:rStyle w:val="17"/>
+                <w:rStyle w:val="18"/>
                 <w:rFonts w:hint="eastAsia"/>
                 <w:sz w:val="22"/>
                 <w:szCs w:val="22"/>
@@ -4613,7 +4743,7 @@
             </w:r>
             <w:r>
               <w:rPr>
-                <w:rStyle w:val="17"/>
+                <w:rStyle w:val="18"/>
                 <w:rFonts w:hint="eastAsia"/>
                 <w:sz w:val="22"/>
                 <w:szCs w:val="22"/>
@@ -4714,7 +4844,7 @@
             </w:r>
             <w:r>
               <w:rPr>
-                <w:rStyle w:val="17"/>
+                <w:rStyle w:val="18"/>
                 <w:sz w:val="22"/>
                 <w:szCs w:val="22"/>
               </w:rPr>
@@ -4815,7 +4945,7 @@
             </w:r>
             <w:r>
               <w:rPr>
-                <w:rStyle w:val="17"/>
+                <w:rStyle w:val="18"/>
                 <w:sz w:val="22"/>
                 <w:szCs w:val="22"/>
               </w:rPr>
@@ -4889,7 +5019,7 @@
             </w:r>
             <w:r>
               <w:rPr>
-                <w:rStyle w:val="17"/>
+                <w:rStyle w:val="18"/>
               </w:rPr>
               <w:t>跨库复制单据流转</w:t>
             </w:r>
@@ -4944,7 +5074,7 @@
             </w:r>
             <w:r>
               <w:rPr>
-                <w:rStyle w:val="17"/>
+                <w:rStyle w:val="18"/>
               </w:rPr>
               <w:t>跨库复制报表</w:t>
             </w:r>
@@ -5017,7 +5147,7 @@
             </w:r>
             <w:r>
               <w:rPr>
-                <w:rStyle w:val="17"/>
+                <w:rStyle w:val="18"/>
                 <w:rFonts w:hint="eastAsia"/>
                 <w:lang w:val="en-US" w:eastAsia="zh-CN"/>
               </w:rPr>
@@ -5106,7 +5236,7 @@
             </w:r>
             <w:r>
               <w:rPr>
-                <w:rStyle w:val="17"/>
+                <w:rStyle w:val="18"/>
                 <w:rFonts w:hint="eastAsia"/>
                 <w:lang w:val="en-US" w:eastAsia="zh-CN"/>
               </w:rPr>
@@ -5195,7 +5325,7 @@
             </w:r>
             <w:r>
               <w:rPr>
-                <w:rStyle w:val="17"/>
+                <w:rStyle w:val="18"/>
                 <w:rFonts w:hint="eastAsia"/>
                 <w:lang w:val="en-US" w:eastAsia="zh-CN"/>
               </w:rPr>
@@ -5290,7 +5420,7 @@
             </w:r>
             <w:r>
               <w:rPr>
-                <w:rStyle w:val="17"/>
+                <w:rStyle w:val="18"/>
                 <w:rFonts w:hint="eastAsia"/>
                 <w:lang w:val="en-US" w:eastAsia="zh-CN"/>
               </w:rPr>
@@ -5385,7 +5515,7 @@
             </w:r>
             <w:r>
               <w:rPr>
-                <w:rStyle w:val="17"/>
+                <w:rStyle w:val="18"/>
                 <w:rFonts w:hint="eastAsia"/>
                 <w:lang w:val="en-US" w:eastAsia="zh-CN"/>
               </w:rPr>
@@ -5422,6 +5552,95 @@
           </w:p>
         </w:tc>
       </w:tr>
+      <w:tr>
+        <w:tblPrEx>
+          <w:tblBorders>
+            <w:top w:val="single" w:color="auto" w:sz="4" w:space="0"/>
+            <w:left w:val="single" w:color="auto" w:sz="4" w:space="0"/>
+            <w:bottom w:val="single" w:color="auto" w:sz="4" w:space="0"/>
+            <w:right w:val="single" w:color="auto" w:sz="4" w:space="0"/>
+            <w:insideH w:val="single" w:color="auto" w:sz="4" w:space="0"/>
+            <w:insideV w:val="single" w:color="auto" w:sz="4" w:space="0"/>
+          </w:tblBorders>
+          <w:tblCellMar>
+            <w:top w:w="0" w:type="dxa"/>
+            <w:left w:w="10" w:type="dxa"/>
+            <w:bottom w:w="0" w:type="dxa"/>
+            <w:right w:w="10" w:type="dxa"/>
+          </w:tblCellMar>
+        </w:tblPrEx>
+        <w:tc>
+          <w:tcPr>
+            <w:tcW w:w="2400" w:type="dxa"/>
+            <w:shd w:val="clear" w:color="auto" w:fill="F5F5F5"/>
+          </w:tcPr>
+          <w:p>
+            <w:pPr>
+              <w:rPr>
+                <w:rFonts w:hint="default"/>
+                <w:lang w:val="en-US" w:eastAsia="zh-CN"/>
+              </w:rPr>
+            </w:pPr>
+            <w:r>
+              <w:rPr>
+                <w:rFonts w:hint="eastAsia"/>
+                <w:lang w:val="en-US" w:eastAsia="zh-CN"/>
+              </w:rPr>
+              <w:fldChar w:fldCharType="begin"/>
+            </w:r>
+            <w:r>
+              <w:rPr>
+                <w:rFonts w:hint="eastAsia"/>
+                <w:lang w:val="en-US" w:eastAsia="zh-CN"/>
+              </w:rPr>
+              <w:instrText xml:space="preserve"> HYPERLINK \l "_4.13 SQL内置查询工具" </w:instrText>
+            </w:r>
+            <w:r>
+              <w:rPr>
+                <w:rFonts w:hint="eastAsia"/>
+                <w:lang w:val="en-US" w:eastAsia="zh-CN"/>
+              </w:rPr>
+              <w:fldChar w:fldCharType="separate"/>
+            </w:r>
+            <w:r>
+              <w:rPr>
+                <w:rStyle w:val="17"/>
+                <w:rFonts w:hint="eastAsia"/>
+                <w:lang w:val="en-US" w:eastAsia="zh-CN"/>
+              </w:rPr>
+              <w:t>SQL内置查询工具</w:t>
+            </w:r>
+            <w:r>
+              <w:rPr>
+                <w:rFonts w:hint="eastAsia"/>
+                <w:lang w:val="en-US" w:eastAsia="zh-CN"/>
+              </w:rPr>
+              <w:fldChar w:fldCharType="end"/>
+            </w:r>
+          </w:p>
+        </w:tc>
+        <w:tc>
+          <w:tcPr>
+            <w:tcW w:w="6960" w:type="dxa"/>
+            <w:shd w:val="clear" w:color="auto" w:fill="F5F5F5"/>
+          </w:tcPr>
+          <w:p>
+            <w:pPr>
+              <w:rPr>
+                <w:rFonts w:hint="default"/>
+                <w:lang w:val="en-US" w:eastAsia="zh-CN"/>
+              </w:rPr>
+            </w:pPr>
+            <w:r>
+              <w:rPr>
+                <w:rFonts w:hint="eastAsia"/>
+                <w:lang w:val="en-US" w:eastAsia="zh-CN"/>
+              </w:rPr>
+              <w:t>可以通过内置工具完成简单查询修改，不用打开臃肿SSMS</w:t>
+            </w:r>
+          </w:p>
+        </w:tc>
+      </w:tr>
     </w:tbl>
     <w:p>
       <w:pPr>
@@ -5458,7 +5677,7 @@
     </w:p>
     <w:p>
       <w:pPr>
-        <w:pStyle w:val="19"/>
+        <w:pStyle w:val="20"/>
         <w:numPr>
           <w:ilvl w:val="0"/>
           <w:numId w:val="3"/>
@@ -5477,7 +5696,7 @@
     </w:p>
     <w:p>
       <w:pPr>
-        <w:pStyle w:val="19"/>
+        <w:pStyle w:val="20"/>
         <w:numPr>
           <w:ilvl w:val="0"/>
           <w:numId w:val="3"/>
@@ -5496,7 +5715,7 @@
     </w:p>
     <w:p>
       <w:pPr>
-        <w:pStyle w:val="19"/>
+        <w:pStyle w:val="20"/>
         <w:numPr>
           <w:ilvl w:val="0"/>
           <w:numId w:val="3"/>
@@ -5515,7 +5734,7 @@
     </w:p>
     <w:p>
       <w:pPr>
-        <w:pStyle w:val="19"/>
+        <w:pStyle w:val="20"/>
         <w:numPr>
           <w:ilvl w:val="0"/>
           <w:numId w:val="3"/>
@@ -5534,7 +5753,7 @@
     </w:p>
     <w:p>
       <w:pPr>
-        <w:pStyle w:val="19"/>
+        <w:pStyle w:val="20"/>
         <w:numPr>
           <w:ilvl w:val="0"/>
           <w:numId w:val="3"/>
@@ -5553,7 +5772,7 @@
     </w:p>
     <w:p>
       <w:pPr>
-        <w:pStyle w:val="19"/>
+        <w:pStyle w:val="20"/>
         <w:numPr>
           <w:ilvl w:val="0"/>
           <w:numId w:val="3"/>
@@ -5992,7 +6211,7 @@
     </w:p>
     <w:p>
       <w:pPr>
-        <w:pStyle w:val="19"/>
+        <w:pStyle w:val="20"/>
         <w:numPr>
           <w:ilvl w:val="0"/>
           <w:numId w:val="0"/>
@@ -6012,7 +6231,7 @@
     </w:p>
     <w:p>
       <w:pPr>
-        <w:pStyle w:val="19"/>
+        <w:pStyle w:val="20"/>
         <w:numPr>
           <w:ilvl w:val="0"/>
           <w:numId w:val="0"/>
@@ -6051,7 +6270,7 @@
     </w:p>
     <w:p>
       <w:pPr>
-        <w:pStyle w:val="19"/>
+        <w:pStyle w:val="20"/>
         <w:numPr>
           <w:ilvl w:val="0"/>
           <w:numId w:val="0"/>
@@ -6071,7 +6290,7 @@
     </w:p>
     <w:p>
       <w:pPr>
-        <w:pStyle w:val="19"/>
+        <w:pStyle w:val="20"/>
         <w:numPr>
           <w:ilvl w:val="0"/>
           <w:numId w:val="0"/>
@@ -6092,7 +6311,7 @@
     </w:p>
     <w:p>
       <w:pPr>
-        <w:pStyle w:val="19"/>
+        <w:pStyle w:val="20"/>
         <w:numPr>
           <w:ilvl w:val="0"/>
           <w:numId w:val="0"/>
@@ -6133,7 +6352,7 @@
     </w:p>
     <w:p>
       <w:pPr>
-        <w:pStyle w:val="19"/>
+        <w:pStyle w:val="20"/>
         <w:numPr>
           <w:ilvl w:val="0"/>
           <w:numId w:val="0"/>
@@ -6154,7 +6373,7 @@
     </w:p>
     <w:p>
       <w:pPr>
-        <w:pStyle w:val="19"/>
+        <w:pStyle w:val="20"/>
         <w:numPr>
           <w:ilvl w:val="0"/>
           <w:numId w:val="0"/>
@@ -6175,7 +6394,7 @@
     </w:p>
     <w:p>
       <w:pPr>
-        <w:pStyle w:val="19"/>
+        <w:pStyle w:val="20"/>
         <w:numPr>
           <w:ilvl w:val="0"/>
           <w:numId w:val="0"/>
@@ -6215,7 +6434,7 @@
     </w:p>
     <w:p>
       <w:pPr>
-        <w:pStyle w:val="19"/>
+        <w:pStyle w:val="20"/>
         <w:numPr>
           <w:ilvl w:val="0"/>
           <w:numId w:val="0"/>
@@ -6236,7 +6455,7 @@
     </w:p>
     <w:p>
       <w:pPr>
-        <w:pStyle w:val="19"/>
+        <w:pStyle w:val="20"/>
         <w:numPr>
           <w:ilvl w:val="0"/>
           <w:numId w:val="0"/>
@@ -6321,7 +6540,7 @@
     </w:p>
     <w:p>
       <w:pPr>
-        <w:pStyle w:val="19"/>
+        <w:pStyle w:val="20"/>
         <w:numPr>
           <w:ilvl w:val="0"/>
           <w:numId w:val="0"/>
@@ -6331,7 +6550,7 @@
     </w:p>
     <w:p>
       <w:pPr>
-        <w:pStyle w:val="19"/>
+        <w:pStyle w:val="20"/>
         <w:numPr>
           <w:ilvl w:val="0"/>
           <w:numId w:val="0"/>
@@ -6413,7 +6632,7 @@
     </w:p>
     <w:p>
       <w:pPr>
-        <w:pStyle w:val="19"/>
+        <w:pStyle w:val="20"/>
         <w:numPr>
           <w:ilvl w:val="0"/>
           <w:numId w:val="0"/>
@@ -6433,7 +6652,7 @@
     </w:p>
     <w:p>
       <w:pPr>
-        <w:pStyle w:val="19"/>
+        <w:pStyle w:val="20"/>
         <w:numPr>
           <w:ilvl w:val="0"/>
           <w:numId w:val="0"/>
@@ -6453,7 +6672,7 @@
     </w:p>
     <w:p>
       <w:pPr>
-        <w:pStyle w:val="19"/>
+        <w:pStyle w:val="20"/>
         <w:numPr>
           <w:ilvl w:val="0"/>
           <w:numId w:val="0"/>
@@ -6473,7 +6692,7 @@
     </w:p>
     <w:p>
       <w:pPr>
-        <w:pStyle w:val="19"/>
+        <w:pStyle w:val="20"/>
         <w:numPr>
           <w:ilvl w:val="0"/>
           <w:numId w:val="0"/>
@@ -6504,7 +6723,7 @@
     </w:p>
     <w:p>
       <w:pPr>
-        <w:pStyle w:val="19"/>
+        <w:pStyle w:val="20"/>
         <w:numPr>
           <w:ilvl w:val="0"/>
           <w:numId w:val="0"/>
@@ -6525,7 +6744,7 @@
     </w:p>
     <w:p>
       <w:pPr>
-        <w:pStyle w:val="19"/>
+        <w:pStyle w:val="20"/>
         <w:numPr>
           <w:ilvl w:val="0"/>
           <w:numId w:val="0"/>
@@ -6546,7 +6765,7 @@
     </w:p>
     <w:p>
       <w:pPr>
-        <w:pStyle w:val="19"/>
+        <w:pStyle w:val="20"/>
         <w:numPr>
           <w:ilvl w:val="0"/>
           <w:numId w:val="0"/>
@@ -6567,7 +6786,7 @@
     </w:p>
     <w:p>
       <w:pPr>
-        <w:pStyle w:val="19"/>
+        <w:pStyle w:val="20"/>
         <w:numPr>
           <w:ilvl w:val="0"/>
           <w:numId w:val="0"/>
@@ -6678,7 +6897,7 @@
     </w:p>
     <w:p>
       <w:pPr>
-        <w:pStyle w:val="19"/>
+        <w:pStyle w:val="20"/>
         <w:numPr>
           <w:ilvl w:val="0"/>
           <w:numId w:val="0"/>
@@ -6793,7 +7012,7 @@
     </w:p>
     <w:p>
       <w:pPr>
-        <w:pStyle w:val="19"/>
+        <w:pStyle w:val="20"/>
         <w:numPr>
           <w:ilvl w:val="0"/>
           <w:numId w:val="0"/>
@@ -6813,7 +7032,7 @@
     </w:p>
     <w:p>
       <w:pPr>
-        <w:pStyle w:val="19"/>
+        <w:pStyle w:val="20"/>
         <w:numPr>
           <w:ilvl w:val="0"/>
           <w:numId w:val="0"/>
@@ -7039,7 +7258,7 @@
     </w:p>
     <w:p>
       <w:pPr>
-        <w:pStyle w:val="19"/>
+        <w:pStyle w:val="20"/>
         <w:numPr>
           <w:ilvl w:val="0"/>
           <w:numId w:val="0"/>
@@ -7065,7 +7284,7 @@
     </w:p>
     <w:p>
       <w:pPr>
-        <w:pStyle w:val="19"/>
+        <w:pStyle w:val="20"/>
         <w:numPr>
           <w:ilvl w:val="0"/>
           <w:numId w:val="0"/>
@@ -7179,7 +7398,7 @@
     </w:p>
     <w:p>
       <w:pPr>
-        <w:pStyle w:val="19"/>
+        <w:pStyle w:val="20"/>
         <w:numPr>
           <w:ilvl w:val="0"/>
           <w:numId w:val="0"/>
@@ -7205,7 +7424,7 @@
     </w:p>
     <w:p>
       <w:pPr>
-        <w:pStyle w:val="19"/>
+        <w:pStyle w:val="20"/>
         <w:numPr>
           <w:ilvl w:val="0"/>
           <w:numId w:val="0"/>
@@ -7663,7 +7882,7 @@
     </w:p>
     <w:p>
       <w:pPr>
-        <w:pStyle w:val="19"/>
+        <w:pStyle w:val="20"/>
         <w:numPr>
           <w:ilvl w:val="0"/>
           <w:numId w:val="0"/>
@@ -7683,7 +7902,7 @@
     </w:p>
     <w:p>
       <w:pPr>
-        <w:pStyle w:val="19"/>
+        <w:pStyle w:val="20"/>
         <w:numPr>
           <w:ilvl w:val="0"/>
           <w:numId w:val="0"/>
@@ -7964,7 +8183,7 @@
     </w:p>
     <w:p>
       <w:pPr>
-        <w:pStyle w:val="19"/>
+        <w:pStyle w:val="20"/>
         <w:numPr>
           <w:ilvl w:val="0"/>
           <w:numId w:val="0"/>
@@ -7984,7 +8203,7 @@
     </w:p>
     <w:p>
       <w:pPr>
-        <w:pStyle w:val="19"/>
+        <w:pStyle w:val="20"/>
         <w:numPr>
           <w:ilvl w:val="0"/>
           <w:numId w:val="0"/>
@@ -8239,7 +8458,7 @@
     </w:p>
     <w:p>
       <w:pPr>
-        <w:pStyle w:val="19"/>
+        <w:pStyle w:val="20"/>
         <w:numPr>
           <w:ilvl w:val="0"/>
           <w:numId w:val="0"/>
@@ -8259,7 +8478,7 @@
     </w:p>
     <w:p>
       <w:pPr>
-        <w:pStyle w:val="19"/>
+        <w:pStyle w:val="20"/>
         <w:numPr>
           <w:ilvl w:val="0"/>
           <w:numId w:val="0"/>
@@ -8298,7 +8517,7 @@
     </w:p>
     <w:p>
       <w:pPr>
-        <w:pStyle w:val="19"/>
+        <w:pStyle w:val="20"/>
         <w:numPr>
           <w:ilvl w:val="0"/>
           <w:numId w:val="0"/>
@@ -8318,7 +8537,7 @@
     </w:p>
     <w:p>
       <w:pPr>
-        <w:pStyle w:val="19"/>
+        <w:pStyle w:val="20"/>
         <w:numPr>
           <w:ilvl w:val="0"/>
           <w:numId w:val="0"/>
@@ -8339,7 +8558,7 @@
     </w:p>
     <w:p>
       <w:pPr>
-        <w:pStyle w:val="19"/>
+        <w:pStyle w:val="20"/>
         <w:numPr>
           <w:ilvl w:val="0"/>
           <w:numId w:val="0"/>
@@ -8380,7 +8599,7 @@
     </w:p>
     <w:p>
       <w:pPr>
-        <w:pStyle w:val="19"/>
+        <w:pStyle w:val="20"/>
         <w:numPr>
           <w:ilvl w:val="0"/>
           <w:numId w:val="0"/>
@@ -8401,7 +8620,7 @@
     </w:p>
     <w:p>
       <w:pPr>
-        <w:pStyle w:val="19"/>
+        <w:pStyle w:val="20"/>
         <w:numPr>
           <w:ilvl w:val="0"/>
           <w:numId w:val="0"/>
@@ -8422,7 +8641,7 @@
     </w:p>
     <w:p>
       <w:pPr>
-        <w:pStyle w:val="19"/>
+        <w:pStyle w:val="20"/>
         <w:numPr>
           <w:ilvl w:val="0"/>
           <w:numId w:val="0"/>
@@ -8525,7 +8744,7 @@
     <w:bookmarkEnd w:id="35"/>
     <w:p>
       <w:pPr>
-        <w:pStyle w:val="19"/>
+        <w:pStyle w:val="20"/>
         <w:numPr>
           <w:ilvl w:val="0"/>
           <w:numId w:val="0"/>
@@ -8577,7 +8796,7 @@
     </w:p>
     <w:p>
       <w:pPr>
-        <w:pStyle w:val="19"/>
+        <w:pStyle w:val="20"/>
         <w:numPr>
           <w:ilvl w:val="0"/>
           <w:numId w:val="0"/>
@@ -8586,7 +8805,7 @@
     </w:p>
     <w:p>
       <w:pPr>
-        <w:pStyle w:val="19"/>
+        <w:pStyle w:val="20"/>
         <w:numPr>
           <w:ilvl w:val="0"/>
           <w:numId w:val="0"/>
@@ -8616,7 +8835,7 @@
     </w:p>
     <w:p>
       <w:pPr>
-        <w:pStyle w:val="19"/>
+        <w:pStyle w:val="20"/>
         <w:numPr>
           <w:ilvl w:val="0"/>
           <w:numId w:val="0"/>
@@ -8636,7 +8855,7 @@
     </w:p>
     <w:p>
       <w:pPr>
-        <w:pStyle w:val="19"/>
+        <w:pStyle w:val="20"/>
         <w:numPr>
           <w:ilvl w:val="0"/>
           <w:numId w:val="0"/>
@@ -8656,7 +8875,7 @@
     </w:p>
     <w:p>
       <w:pPr>
-        <w:pStyle w:val="19"/>
+        <w:pStyle w:val="20"/>
         <w:numPr>
           <w:ilvl w:val="0"/>
           <w:numId w:val="0"/>
@@ -8690,12 +8909,48 @@
       </w:r>
     </w:p>
     <w:p>
+      <w:pPr>
+        <w:rPr>
+          <w:rFonts w:hint="eastAsia"/>
+          <w:lang w:val="en-US" w:eastAsia="zh-CN"/>
+        </w:rPr>
+      </w:pPr>
+    </w:p>
+    <w:p>
+      <w:pPr>
+        <w:pStyle w:val="3"/>
+        <w:rPr>
+          <w:rFonts w:hint="default"/>
+          <w:lang w:val="en-US"/>
+        </w:rPr>
+      </w:pPr>
+      <w:bookmarkStart w:id="36" w:name="_4.13 SQL内置查询工具"/>
+      <w:r>
+        <w:t>4.</w:t>
+      </w:r>
+      <w:r>
+        <w:rPr>
+          <w:rFonts w:hint="eastAsia"/>
+          <w:lang w:val="en-US" w:eastAsia="zh-CN"/>
+        </w:rPr>
+        <w:t>13 SQL内置查询工具</w:t>
+      </w:r>
+    </w:p>
+    <w:bookmarkEnd w:id="36"/>
+    <w:p>
+      <w:pPr>
+        <w:pStyle w:val="20"/>
+        <w:numPr>
+          <w:ilvl w:val="0"/>
+          <w:numId w:val="0"/>
+        </w:numPr>
+      </w:pPr>
       <w:r>
         <w:drawing>
           <wp:inline distT="0" distB="0" distL="114300" distR="114300">
-            <wp:extent cx="6179820" cy="3670300"/>
-            <wp:effectExtent l="0" t="0" r="5715" b="0"/>
-            <wp:docPr id="19" name="图片 2"/>
+            <wp:extent cx="3080385" cy="2105025"/>
+            <wp:effectExtent l="0" t="0" r="6985" b="0"/>
+            <wp:docPr id="22" name="图片 1"/>
             <wp:cNvGraphicFramePr>
               <a:graphicFrameLocks xmlns:a="http://schemas.openxmlformats.org/drawingml/2006/main" noChangeAspect="1"/>
             </wp:cNvGraphicFramePr>
@@ -8703,7 +8958,7 @@
               <a:graphicData uri="http://schemas.openxmlformats.org/drawingml/2006/picture">
                 <pic:pic xmlns:pic="http://schemas.openxmlformats.org/drawingml/2006/picture">
                   <pic:nvPicPr>
-                    <pic:cNvPr id="19" name="图片 2"/>
+                    <pic:cNvPr id="22" name="图片 1"/>
                     <pic:cNvPicPr>
                       <a:picLocks noChangeAspect="1"/>
                     </pic:cNvPicPr>
@@ -8717,7 +8972,7 @@
                   <pic:spPr>
                     <a:xfrm>
                       <a:off x="0" y="0"/>
-                      <a:ext cx="6179820" cy="3670300"/>
+                      <a:ext cx="3080385" cy="2105025"/>
                     </a:xfrm>
                     <a:prstGeom prst="rect">
                       <a:avLst/>
@@ -8733,14 +8988,12 @@
           </wp:inline>
         </w:drawing>
       </w:r>
-    </w:p>
-    <w:p>
       <w:r>
         <w:drawing>
           <wp:inline distT="0" distB="0" distL="114300" distR="114300">
-            <wp:extent cx="6171565" cy="3734435"/>
-            <wp:effectExtent l="0" t="0" r="3175" b="635"/>
-            <wp:docPr id="20" name="图片 3"/>
+            <wp:extent cx="3362960" cy="4168775"/>
+            <wp:effectExtent l="0" t="0" r="5080" b="8890"/>
+            <wp:docPr id="23" name="图片 2"/>
             <wp:cNvGraphicFramePr>
               <a:graphicFrameLocks xmlns:a="http://schemas.openxmlformats.org/drawingml/2006/main" noChangeAspect="1"/>
             </wp:cNvGraphicFramePr>
@@ -8748,7 +9001,7 @@
               <a:graphicData uri="http://schemas.openxmlformats.org/drawingml/2006/picture">
                 <pic:pic xmlns:pic="http://schemas.openxmlformats.org/drawingml/2006/picture">
                   <pic:nvPicPr>
-                    <pic:cNvPr id="20" name="图片 3"/>
+                    <pic:cNvPr id="23" name="图片 2"/>
                     <pic:cNvPicPr>
                       <a:picLocks noChangeAspect="1"/>
                     </pic:cNvPicPr>
@@ -8762,7 +9015,7 @@
                   <pic:spPr>
                     <a:xfrm>
                       <a:off x="0" y="0"/>
-                      <a:ext cx="6171565" cy="3734435"/>
+                      <a:ext cx="3362960" cy="4168775"/>
                     </a:xfrm>
                     <a:prstGeom prst="rect">
                       <a:avLst/>
@@ -8781,25 +9034,139 @@
     </w:p>
     <w:p>
       <w:pPr>
+        <w:pStyle w:val="20"/>
+        <w:numPr>
+          <w:ilvl w:val="0"/>
+          <w:numId w:val="0"/>
+        </w:numPr>
+      </w:pPr>
+    </w:p>
+    <w:p>
+      <w:pPr>
+        <w:pStyle w:val="20"/>
+        <w:numPr>
+          <w:ilvl w:val="0"/>
+          <w:numId w:val="0"/>
+        </w:numPr>
         <w:rPr>
           <w:rFonts w:hint="default"/>
           <w:lang w:val="en-US" w:eastAsia="zh-CN"/>
         </w:rPr>
       </w:pPr>
-    </w:p>
-    <w:p>
-      <w:pPr>
+      <w:r>
+        <w:rPr>
+          <w:rFonts w:hint="eastAsia"/>
+          <w:lang w:val="en-US" w:eastAsia="zh-CN"/>
+        </w:rPr>
+        <w:t>1、工具页面选择源账套</w:t>
+      </w:r>
+    </w:p>
+    <w:p>
+      <w:pPr>
+        <w:pStyle w:val="20"/>
+        <w:numPr>
+          <w:ilvl w:val="0"/>
+          <w:numId w:val="0"/>
+        </w:numPr>
         <w:rPr>
           <w:rFonts w:hint="default"/>
           <w:lang w:val="en-US" w:eastAsia="zh-CN"/>
         </w:rPr>
       </w:pPr>
+      <w:r>
+        <w:rPr>
+          <w:rFonts w:hint="eastAsia"/>
+          <w:lang w:val="en-US" w:eastAsia="zh-CN"/>
+        </w:rPr>
+        <w:t>2、点击SQL查询工具启动工具</w:t>
+      </w:r>
+    </w:p>
+    <w:p>
+      <w:pPr>
+        <w:pStyle w:val="20"/>
+        <w:numPr>
+          <w:ilvl w:val="0"/>
+          <w:numId w:val="0"/>
+        </w:numPr>
+        <w:rPr>
+          <w:rFonts w:hint="default"/>
+          <w:lang w:val="en-US" w:eastAsia="zh-CN"/>
+        </w:rPr>
+      </w:pPr>
+      <w:r>
+        <w:rPr>
+          <w:rFonts w:hint="eastAsia"/>
+          <w:lang w:val="en-US" w:eastAsia="zh-CN"/>
+        </w:rPr>
+        <w:t>3、之后操作参考SSMS里操作即可，可以完成一些简单数据库操作</w:t>
+      </w:r>
+    </w:p>
+    <w:p>
+      <w:pPr>
+        <w:pStyle w:val="20"/>
+        <w:numPr>
+          <w:ilvl w:val="0"/>
+          <w:numId w:val="0"/>
+        </w:numPr>
+        <w:rPr>
+          <w:rFonts w:hint="default"/>
+          <w:lang w:val="en-US" w:eastAsia="zh-CN"/>
+        </w:rPr>
+      </w:pPr>
+      <w:r>
+        <w:rPr>
+          <w:rFonts w:hint="eastAsia"/>
+          <w:lang w:val="en-US" w:eastAsia="zh-CN"/>
+        </w:rPr>
+        <w:t>4、也可在设置页面设置为启动SQL内置查询工具</w:t>
+      </w:r>
+    </w:p>
+    <w:p>
+      <w:pPr>
+        <w:rPr>
+          <w:rFonts w:hint="default"/>
+          <w:lang w:val="en-US" w:eastAsia="zh-CN"/>
+        </w:rPr>
+      </w:pPr>
+      <w:r>
+        <w:rPr>
+          <w:rFonts w:hint="eastAsia"/>
+          <w:lang w:val="en-US" w:eastAsia="zh-CN"/>
+        </w:rPr>
+        <w:t>5、选中账套点链接就会启动内置SQL查询工具</w:t>
+      </w:r>
+    </w:p>
+    <w:p>
+      <w:pPr>
+        <w:rPr>
+          <w:rFonts w:hint="eastAsia"/>
+          <w:lang w:val="en-US" w:eastAsia="zh-CN"/>
+        </w:rPr>
+      </w:pPr>
+    </w:p>
+    <w:p/>
+    <w:p/>
+    <w:p>
+      <w:pPr>
+        <w:rPr>
+          <w:rFonts w:hint="default"/>
+          <w:lang w:val="en-US" w:eastAsia="zh-CN"/>
+        </w:rPr>
+      </w:pPr>
+    </w:p>
+    <w:p>
+      <w:pPr>
+        <w:rPr>
+          <w:rFonts w:hint="default"/>
+          <w:lang w:val="en-US" w:eastAsia="zh-CN"/>
+        </w:rPr>
+      </w:pPr>
     </w:p>
     <w:p>
       <w:pPr>
         <w:pStyle w:val="3"/>
       </w:pPr>
-      <w:bookmarkStart w:id="36" w:name="_Toc14679"/>
+      <w:bookmarkStart w:id="37" w:name="_Toc14679"/>
       <w:r>
         <w:t>4.</w:t>
       </w:r>
@@ -8808,12 +9175,14 @@
           <w:rFonts w:hint="eastAsia"/>
           <w:lang w:val="en-US" w:eastAsia="zh-CN"/>
         </w:rPr>
-        <w:t>13</w:t>
-      </w:r>
+        <w:t>14</w:t>
+      </w:r>
+      <w:bookmarkStart w:id="72" w:name="_GoBack"/>
+      <w:bookmarkEnd w:id="72"/>
       <w:r>
         <w:t>工具扩展</w:t>
       </w:r>
-      <w:bookmarkEnd w:id="36"/>
+      <w:bookmarkEnd w:id="37"/>
     </w:p>
     <w:p>
       <w:pPr>
@@ -8832,7 +9201,7 @@
       <w:pPr>
         <w:pStyle w:val="2"/>
       </w:pPr>
-      <w:bookmarkStart w:id="37" w:name="_Toc18753"/>
+      <w:bookmarkStart w:id="38" w:name="_Toc18753"/>
       <w:r>
         <w:rPr>
           <w:rFonts w:hint="eastAsia"/>
@@ -8843,13 +9212,13 @@
       <w:r>
         <w:t>. 系统托盘与快捷键</w:t>
       </w:r>
-      <w:bookmarkEnd w:id="37"/>
+      <w:bookmarkEnd w:id="38"/>
     </w:p>
     <w:p>
       <w:pPr>
         <w:pStyle w:val="3"/>
       </w:pPr>
-      <w:bookmarkStart w:id="38" w:name="_Toc1423"/>
+      <w:bookmarkStart w:id="39" w:name="_Toc1423"/>
       <w:r>
         <w:rPr>
           <w:rFonts w:hint="eastAsia"/>
@@ -8860,7 +9229,7 @@
       <w:r>
         <w:t>.1 自动隐藏到托盘</w:t>
       </w:r>
-      <w:bookmarkEnd w:id="38"/>
+      <w:bookmarkEnd w:id="39"/>
     </w:p>
     <w:p>
       <w:pPr>
@@ -8874,7 +9243,7 @@
       <w:pPr>
         <w:pStyle w:val="3"/>
       </w:pPr>
-      <w:bookmarkStart w:id="39" w:name="_Toc28208"/>
+      <w:bookmarkStart w:id="40" w:name="_Toc28208"/>
       <w:r>
         <w:rPr>
           <w:rFonts w:hint="eastAsia"/>
@@ -8885,7 +9254,7 @@
       <w:r>
         <w:t>.2 从托盘恢复</w:t>
       </w:r>
-      <w:bookmarkEnd w:id="39"/>
+      <w:bookmarkEnd w:id="40"/>
     </w:p>
     <w:p>
       <w:pPr>
@@ -8899,7 +9268,7 @@
       <w:pPr>
         <w:pStyle w:val="3"/>
       </w:pPr>
-      <w:bookmarkStart w:id="40" w:name="_Toc30366"/>
+      <w:bookmarkStart w:id="41" w:name="_Toc30366"/>
       <w:r>
         <w:rPr>
           <w:rFonts w:hint="eastAsia"/>
@@ -8910,7 +9279,7 @@
       <w:r>
         <w:t>.3 托盘快捷键</w:t>
       </w:r>
-      <w:bookmarkEnd w:id="40"/>
+      <w:bookmarkEnd w:id="41"/>
     </w:p>
     <w:p>
       <w:pPr>
@@ -8944,7 +9313,7 @@
       <w:pPr>
         <w:pStyle w:val="2"/>
       </w:pPr>
-      <w:bookmarkStart w:id="41" w:name="_Toc21119"/>
+      <w:bookmarkStart w:id="42" w:name="_Toc21119"/>
       <w:r>
         <w:rPr>
           <w:rFonts w:hint="eastAsia"/>
@@ -8955,13 +9324,13 @@
       <w:r>
         <w:t>. Root模式</w:t>
       </w:r>
-      <w:bookmarkEnd w:id="41"/>
+      <w:bookmarkEnd w:id="42"/>
     </w:p>
     <w:p>
       <w:pPr>
         <w:pStyle w:val="3"/>
       </w:pPr>
-      <w:bookmarkStart w:id="42" w:name="_Toc26392"/>
+      <w:bookmarkStart w:id="43" w:name="_Toc26392"/>
       <w:r>
         <w:rPr>
           <w:rFonts w:hint="eastAsia"/>
@@ -8972,7 +9341,7 @@
       <w:r>
         <w:t>.1 进入Root模式</w:t>
       </w:r>
-      <w:bookmarkEnd w:id="42"/>
+      <w:bookmarkEnd w:id="43"/>
     </w:p>
     <w:p>
       <w:pPr>
@@ -9013,7 +9382,7 @@
       <w:pPr>
         <w:pStyle w:val="3"/>
       </w:pPr>
-      <w:bookmarkStart w:id="43" w:name="_Toc15619"/>
+      <w:bookmarkStart w:id="44" w:name="_Toc15619"/>
       <w:r>
         <w:rPr>
           <w:rFonts w:hint="eastAsia"/>
@@ -9024,7 +9393,7 @@
       <w:r>
         <w:t>.2 查看明文密码</w:t>
       </w:r>
-      <w:bookmarkEnd w:id="43"/>
+      <w:bookmarkEnd w:id="44"/>
     </w:p>
     <w:p>
       <w:pPr>
@@ -9042,7 +9411,7 @@
           <w:lang w:val="en-US" w:eastAsia="zh-CN"/>
         </w:rPr>
       </w:pPr>
-      <w:bookmarkStart w:id="44" w:name="_Toc11857"/>
+      <w:bookmarkStart w:id="45" w:name="_Toc11857"/>
       <w:r>
         <w:rPr>
           <w:rFonts w:hint="eastAsia"/>
@@ -9070,7 +9439,7 @@
         </w:rPr>
         <w:t>复制账套信息</w:t>
       </w:r>
-      <w:bookmarkEnd w:id="44"/>
+      <w:bookmarkEnd w:id="45"/>
     </w:p>
     <w:p>
       <w:pPr>
@@ -9099,7 +9468,7 @@
       <w:pPr>
         <w:pStyle w:val="2"/>
       </w:pPr>
-      <w:bookmarkStart w:id="45" w:name="_Toc13995"/>
+      <w:bookmarkStart w:id="46" w:name="_Toc13995"/>
       <w:r>
         <w:rPr>
           <w:rFonts w:hint="eastAsia"/>
@@ -9110,13 +9479,13 @@
       <w:r>
         <w:t>. 一键启动</w:t>
       </w:r>
-      <w:bookmarkEnd w:id="45"/>
+      <w:bookmarkEnd w:id="46"/>
     </w:p>
     <w:p>
       <w:pPr>
         <w:pStyle w:val="3"/>
       </w:pPr>
-      <w:bookmarkStart w:id="46" w:name="_Toc10368"/>
+      <w:bookmarkStart w:id="47" w:name="_Toc10368"/>
       <w:r>
         <w:rPr>
           <w:rFonts w:hint="eastAsia"/>
@@ -9127,7 +9496,7 @@
       <w:r>
         <w:t>.1 启动选项</w:t>
       </w:r>
-      <w:bookmarkEnd w:id="46"/>
+      <w:bookmarkEnd w:id="47"/>
     </w:p>
     <w:p>
       <w:pPr>
@@ -9157,7 +9526,7 @@
       <w:pPr>
         <w:pStyle w:val="3"/>
       </w:pPr>
-      <w:bookmarkStart w:id="47" w:name="_Toc4934"/>
+      <w:bookmarkStart w:id="48" w:name="_Toc4934"/>
       <w:r>
         <w:rPr>
           <w:rFonts w:hint="eastAsia"/>
@@ -9168,7 +9537,7 @@
       <w:r>
         <w:t>.2 浏览器选择</w:t>
       </w:r>
-      <w:bookmarkEnd w:id="47"/>
+      <w:bookmarkEnd w:id="48"/>
     </w:p>
     <w:p>
       <w:pPr>
@@ -9182,7 +9551,7 @@
       <w:pPr>
         <w:pStyle w:val="3"/>
       </w:pPr>
-      <w:bookmarkStart w:id="48" w:name="_Toc12117"/>
+      <w:bookmarkStart w:id="49" w:name="_Toc12117"/>
       <w:r>
         <w:rPr>
           <w:rFonts w:hint="eastAsia"/>
@@ -9193,7 +9562,7 @@
       <w:r>
         <w:t>.3 新窗口/新Tab</w:t>
       </w:r>
-      <w:bookmarkEnd w:id="48"/>
+      <w:bookmarkEnd w:id="49"/>
     </w:p>
     <w:p>
       <w:pPr>
@@ -9207,7 +9576,7 @@
       <w:pPr>
         <w:pStyle w:val="3"/>
       </w:pPr>
-      <w:bookmarkStart w:id="49" w:name="_Toc11898"/>
+      <w:bookmarkStart w:id="50" w:name="_Toc11898"/>
       <w:r>
         <w:rPr>
           <w:rFonts w:hint="eastAsia"/>
@@ -9218,7 +9587,7 @@
       <w:r>
         <w:t>.4 快捷启动按钮</w:t>
       </w:r>
-      <w:bookmarkEnd w:id="49"/>
+      <w:bookmarkEnd w:id="50"/>
     </w:p>
     <w:p>
       <w:pPr>
@@ -9232,7 +9601,7 @@
       <w:pPr>
         <w:pStyle w:val="2"/>
       </w:pPr>
-      <w:bookmarkStart w:id="50" w:name="_Toc15813"/>
+      <w:bookmarkStart w:id="51" w:name="_Toc15813"/>
       <w:r>
         <w:rPr>
           <w:rFonts w:hint="eastAsia"/>
@@ -9243,13 +9612,13 @@
       <w:r>
         <w:t>. 数据库连接与远程访问</w:t>
       </w:r>
-      <w:bookmarkEnd w:id="50"/>
+      <w:bookmarkEnd w:id="51"/>
     </w:p>
     <w:p>
       <w:pPr>
         <w:pStyle w:val="3"/>
       </w:pPr>
-      <w:bookmarkStart w:id="51" w:name="_Toc5541"/>
+      <w:bookmarkStart w:id="52" w:name="_Toc5541"/>
       <w:r>
         <w:rPr>
           <w:rFonts w:hint="eastAsia"/>
@@ -9260,7 +9629,7 @@
       <w:r>
         <w:t>.1 启动SSMS</w:t>
       </w:r>
-      <w:bookmarkEnd w:id="51"/>
+      <w:bookmarkEnd w:id="52"/>
     </w:p>
     <w:p>
       <w:pPr>
@@ -9274,7 +9643,7 @@
       <w:pPr>
         <w:pStyle w:val="3"/>
       </w:pPr>
-      <w:bookmarkStart w:id="52" w:name="_Toc14576"/>
+      <w:bookmarkStart w:id="53" w:name="_Toc14576"/>
       <w:r>
         <w:rPr>
           <w:rFonts w:hint="eastAsia"/>
@@ -9285,7 +9654,7 @@
       <w:r>
         <w:t>.2 RDP远程桌面</w:t>
       </w:r>
-      <w:bookmarkEnd w:id="52"/>
+      <w:bookmarkEnd w:id="53"/>
     </w:p>
     <w:p>
       <w:pPr>
@@ -9299,7 +9668,7 @@
       <w:pPr>
         <w:pStyle w:val="3"/>
       </w:pPr>
-      <w:bookmarkStart w:id="53" w:name="_Toc22970"/>
+      <w:bookmarkStart w:id="54" w:name="_Toc22970"/>
       <w:r>
         <w:rPr>
           <w:rFonts w:hint="eastAsia"/>
@@ -9310,7 +9679,7 @@
       <w:r>
         <w:t>.3 向日葵</w:t>
       </w:r>
-      <w:bookmarkEnd w:id="53"/>
+      <w:bookmarkEnd w:id="54"/>
     </w:p>
     <w:p>
       <w:pPr>
@@ -9324,7 +9693,7 @@
       <w:pPr>
         <w:pStyle w:val="2"/>
       </w:pPr>
-      <w:bookmarkStart w:id="54" w:name="_Toc29963"/>
+      <w:bookmarkStart w:id="55" w:name="_Toc29963"/>
       <w:r>
         <w:rPr>
           <w:rFonts w:hint="eastAsia"/>
@@ -9335,13 +9704,13 @@
       <w:r>
         <w:t>. 设置</w:t>
       </w:r>
-      <w:bookmarkEnd w:id="54"/>
+      <w:bookmarkEnd w:id="55"/>
     </w:p>
     <w:p>
       <w:pPr>
         <w:pStyle w:val="3"/>
       </w:pPr>
-      <w:bookmarkStart w:id="55" w:name="_Toc4352"/>
+      <w:bookmarkStart w:id="56" w:name="_Toc4352"/>
       <w:r>
         <w:rPr>
           <w:rFonts w:hint="eastAsia"/>
@@ -9352,7 +9721,7 @@
       <w:r>
         <w:t>.1 应用程序目录</w:t>
       </w:r>
-      <w:bookmarkEnd w:id="55"/>
+      <w:bookmarkEnd w:id="56"/>
     </w:p>
     <w:p>
       <w:pPr>
@@ -9366,7 +9735,7 @@
       <w:pPr>
         <w:pStyle w:val="3"/>
       </w:pPr>
-      <w:bookmarkStart w:id="56" w:name="_Toc32406"/>
+      <w:bookmarkStart w:id="57" w:name="_Toc32406"/>
       <w:r>
         <w:rPr>
           <w:rFonts w:hint="eastAsia"/>
@@ -9377,7 +9746,7 @@
       <w:r>
         <w:t>.2 数据库管理器路径</w:t>
       </w:r>
-      <w:bookmarkEnd w:id="56"/>
+      <w:bookmarkEnd w:id="57"/>
     </w:p>
     <w:p>
       <w:pPr>
@@ -9391,7 +9760,7 @@
       <w:pPr>
         <w:pStyle w:val="3"/>
       </w:pPr>
-      <w:bookmarkStart w:id="57" w:name="_Toc4068"/>
+      <w:bookmarkStart w:id="58" w:name="_Toc4068"/>
       <w:r>
         <w:rPr>
           <w:rFonts w:hint="eastAsia"/>
@@ -9402,7 +9771,7 @@
       <w:r>
         <w:t>.3 启动选项</w:t>
       </w:r>
-      <w:bookmarkEnd w:id="57"/>
+      <w:bookmarkEnd w:id="58"/>
     </w:p>
     <w:p>
       <w:pPr>
@@ -9416,7 +9785,7 @@
       <w:pPr>
         <w:pStyle w:val="3"/>
       </w:pPr>
-      <w:bookmarkStart w:id="58" w:name="_Toc12919"/>
+      <w:bookmarkStart w:id="59" w:name="_Toc12919"/>
       <w:r>
         <w:rPr>
           <w:rFonts w:hint="eastAsia"/>
@@ -9437,7 +9806,7 @@
       <w:r>
         <w:t xml:space="preserve"> 浏览器启动方式</w:t>
       </w:r>
-      <w:bookmarkEnd w:id="58"/>
+      <w:bookmarkEnd w:id="59"/>
     </w:p>
     <w:p>
       <w:pPr>
@@ -9451,7 +9820,7 @@
       <w:pPr>
         <w:pStyle w:val="2"/>
       </w:pPr>
-      <w:bookmarkStart w:id="59" w:name="_Toc22843"/>
+      <w:bookmarkStart w:id="60" w:name="_Toc22843"/>
       <w:r>
         <w:t>1</w:t>
       </w:r>
@@ -9465,7 +9834,7 @@
       <w:r>
         <w:t>. 设置</w:t>
       </w:r>
-      <w:bookmarkEnd w:id="59"/>
+      <w:bookmarkEnd w:id="60"/>
     </w:p>
     <w:p>
       <w:pPr>
@@ -9554,7 +9923,7 @@
           <w:lang w:val="en-US" w:eastAsia="zh-CN"/>
         </w:rPr>
       </w:pPr>
-      <w:bookmarkStart w:id="60" w:name="_Toc17321"/>
+      <w:bookmarkStart w:id="61" w:name="_Toc17321"/>
       <w:r>
         <w:rPr>
           <w:rFonts w:hint="eastAsia"/>
@@ -9565,17 +9934,17 @@
       <w:r>
         <w:t>. 常见问题</w:t>
       </w:r>
-      <w:bookmarkEnd w:id="60"/>
+      <w:bookmarkEnd w:id="61"/>
     </w:p>
     <w:p>
       <w:pPr>
         <w:pStyle w:val="3"/>
       </w:pPr>
-      <w:bookmarkStart w:id="61" w:name="_Toc2465"/>
+      <w:bookmarkStart w:id="62" w:name="_Toc2465"/>
       <w:r>
         <w:t>Q1: 账套密码忘记怎么办？</w:t>
       </w:r>
-      <w:bookmarkEnd w:id="61"/>
+      <w:bookmarkEnd w:id="62"/>
     </w:p>
     <w:p>
       <w:pPr>
@@ -9589,11 +9958,11 @@
       <w:pPr>
         <w:pStyle w:val="3"/>
       </w:pPr>
-      <w:bookmarkStart w:id="62" w:name="_Toc927"/>
+      <w:bookmarkStart w:id="63" w:name="_Toc927"/>
       <w:r>
         <w:t>Q2: 工具箱不显示自定义工具？</w:t>
       </w:r>
-      <w:bookmarkEnd w:id="62"/>
+      <w:bookmarkEnd w:id="63"/>
     </w:p>
     <w:p>
       <w:pPr>
@@ -9607,11 +9976,11 @@
       <w:pPr>
         <w:pStyle w:val="3"/>
       </w:pPr>
-      <w:bookmarkStart w:id="63" w:name="_Toc24292"/>
+      <w:bookmarkStart w:id="64" w:name="_Toc24292"/>
       <w:r>
         <w:t>Q3: 复制操作失败？</w:t>
       </w:r>
-      <w:bookmarkEnd w:id="63"/>
+      <w:bookmarkEnd w:id="64"/>
     </w:p>
     <w:p>
       <w:pPr>
@@ -9625,11 +9994,11 @@
       <w:pPr>
         <w:pStyle w:val="3"/>
       </w:pPr>
-      <w:bookmarkStart w:id="64" w:name="_Toc10895"/>
+      <w:bookmarkStart w:id="65" w:name="_Toc10895"/>
       <w:r>
         <w:t>Q4: 程序无法启动？</w:t>
       </w:r>
-      <w:bookmarkEnd w:id="64"/>
+      <w:bookmarkEnd w:id="65"/>
     </w:p>
     <w:p>
       <w:pPr>
@@ -9643,61 +10012,61 @@
       <w:pPr>
         <w:pStyle w:val="3"/>
       </w:pPr>
-      <w:bookmarkStart w:id="65" w:name="_Toc17294"/>
+      <w:bookmarkStart w:id="66" w:name="_Toc17294"/>
       <w:r>
         <w:t>Q5: 托盘快捷键不生效？</w:t>
       </w:r>
-      <w:bookmarkEnd w:id="65"/>
+      <w:bookmarkEnd w:id="66"/>
     </w:p>
     <w:p>
       <w:pPr>
         <w:pStyle w:val="3"/>
       </w:pPr>
-      <w:bookmarkStart w:id="66" w:name="_Toc1854"/>
+      <w:bookmarkStart w:id="67" w:name="_Toc1854"/>
       <w:r>
         <w:t>A: 快捷键可能被其他程序占用。建议换一个不常用的快捷键组合，或关闭其他可能占用快捷键的程序后再试。</w:t>
       </w:r>
-      <w:bookmarkEnd w:id="66"/>
+      <w:bookmarkEnd w:id="67"/>
     </w:p>
     <w:p>
       <w:pPr>
         <w:pStyle w:val="3"/>
       </w:pPr>
-      <w:bookmarkStart w:id="67" w:name="_Toc18453"/>
+      <w:bookmarkStart w:id="68" w:name="_Toc18453"/>
       <w:r>
         <w:t>Q6: 复制表单后目标账套报错？</w:t>
       </w:r>
-      <w:bookmarkEnd w:id="67"/>
+      <w:bookmarkEnd w:id="68"/>
     </w:p>
     <w:p>
       <w:pPr>
         <w:pStyle w:val="3"/>
       </w:pPr>
-      <w:bookmarkStart w:id="68" w:name="_Toc31239"/>
+      <w:bookmarkStart w:id="69" w:name="_Toc31239"/>
       <w:r>
         <w:t>A: 使用"复制Win表单"时，建议勾选"同时复制关联存储过程"、"复制编码规则"、"复制标准查询"选项，确保关联数据完整复制到目标账套。</w:t>
       </w:r>
-      <w:bookmarkEnd w:id="68"/>
+      <w:bookmarkEnd w:id="69"/>
     </w:p>
     <w:p>
       <w:pPr>
         <w:pStyle w:val="3"/>
       </w:pPr>
-      <w:bookmarkStart w:id="69" w:name="_Toc32316"/>
+      <w:bookmarkStart w:id="70" w:name="_Toc32316"/>
       <w:r>
         <w:t>Q7: 账套搜索不到？</w:t>
       </w:r>
-      <w:bookmarkEnd w:id="69"/>
+      <w:bookmarkEnd w:id="70"/>
     </w:p>
     <w:p>
       <w:pPr>
         <w:pStyle w:val="3"/>
       </w:pPr>
-      <w:bookmarkStart w:id="70" w:name="_Toc32045"/>
+      <w:bookmarkStart w:id="71" w:name="_Toc32045"/>
       <w:r>
         <w:t>A: 账套搜索支持拼音首字母搜索（如输入"CS"可找到"测试"账套），也支持账套代码、名称和服务器地址的模糊搜索。请检查搜索关键词是否正确。</w:t>
       </w:r>
-      <w:bookmarkEnd w:id="70"/>
+      <w:bookmarkEnd w:id="71"/>
     </w:p>
     <w:p>
       <w:pPr>
@@ -10244,7 +10613,7 @@
   </w:style>
   <w:style w:type="paragraph" w:styleId="8">
     <w:name w:val="endnote text"/>
-    <w:link w:val="21"/>
+    <w:link w:val="22"/>
     <w:semiHidden/>
     <w:unhideWhenUsed/>
     <w:qFormat/>
@@ -10267,7 +10636,7 @@
   </w:style>
   <w:style w:type="paragraph" w:styleId="10">
     <w:name w:val="footnote text"/>
-    <w:link w:val="20"/>
+    <w:link w:val="21"/>
     <w:semiHidden/>
     <w:unhideWhenUsed/>
     <w:qFormat/>
@@ -10338,6 +10707,15 @@
     </w:rPr>
   </w:style>
   <w:style w:type="character" w:styleId="17">
+    <w:name w:val="FollowedHyperlink"/>
+    <w:basedOn w:val="15"/>
+    <w:uiPriority w:val="0"/>
+    <w:rPr>
+      <w:color w:val="800080"/>
+      <w:u w:val="single"/>
+    </w:rPr>
+  </w:style>
+  <w:style w:type="character" w:styleId="18">
     <w:name w:val="Hyperlink"/>
     <w:unhideWhenUsed/>
     <w:qFormat/>
@@ -10347,7 +10725,7 @@
       <w:u w:val="single"/>
     </w:rPr>
   </w:style>
-  <w:style w:type="character" w:styleId="18">
+  <w:style w:type="character" w:styleId="19">
     <w:name w:val="footnote reference"/>
     <w:semiHidden/>
     <w:unhideWhenUsed/>
@@ -10357,7 +10735,7 @@
       <w:vertAlign w:val="superscript"/>
     </w:rPr>
   </w:style>
-  <w:style w:type="paragraph" w:styleId="19">
+  <w:style w:type="paragraph" w:styleId="20">
     <w:name w:val="List Paragraph"/>
     <w:qFormat/>
     <w:uiPriority w:val="0"/>
@@ -10367,7 +10745,7 @@
       <w:szCs w:val="22"/>
     </w:rPr>
   </w:style>
-  <w:style w:type="character" w:customStyle="1" w:styleId="20">
+  <w:style w:type="character" w:customStyle="1" w:styleId="21">
     <w:name w:val="Footnote Text Char"/>
     <w:link w:val="10"/>
     <w:semiHidden/>
@@ -10379,7 +10757,7 @@
       <w:szCs w:val="20"/>
     </w:rPr>
   </w:style>
-  <w:style w:type="character" w:customStyle="1" w:styleId="21">
+  <w:style w:type="character" w:customStyle="1" w:styleId="22">
     <w:name w:val="Endnote Text Char"/>
     <w:link w:val="8"/>
     <w:semiHidden/>

--- a/A3工具箱_用户手册.docx
+++ b/A3工具箱_用户手册.docx
@@ -70,7 +70,7 @@
           <w:szCs w:val="24"/>
           <w:lang w:val="en-US" w:eastAsia="zh-CN"/>
         </w:rPr>
-        <w:t>2.0</w:t>
+        <w:t>3.0</w:t>
       </w:r>
     </w:p>
     <w:p/>
@@ -758,6 +758,118 @@
               </w:rPr>
               <w:t>2026-07-07</w:t>
             </w:r>
+          </w:p>
+        </w:tc>
+      </w:tr>
+      <w:tr>
+        <w:tblPrEx>
+          <w:tblBorders>
+            <w:top w:val="single" w:color="auto" w:sz="4" w:space="0"/>
+            <w:left w:val="single" w:color="auto" w:sz="4" w:space="0"/>
+            <w:bottom w:val="single" w:color="auto" w:sz="4" w:space="0"/>
+            <w:right w:val="single" w:color="auto" w:sz="4" w:space="0"/>
+            <w:insideH w:val="single" w:color="auto" w:sz="4" w:space="0"/>
+            <w:insideV w:val="single" w:color="auto" w:sz="4" w:space="0"/>
+          </w:tblBorders>
+          <w:tblCellMar>
+            <w:top w:w="0" w:type="dxa"/>
+            <w:left w:w="108" w:type="dxa"/>
+            <w:bottom w:w="0" w:type="dxa"/>
+            <w:right w:w="108" w:type="dxa"/>
+          </w:tblCellMar>
+        </w:tblPrEx>
+        <w:tc>
+          <w:tcPr>
+            <w:tcW w:w="1547" w:type="dxa"/>
+          </w:tcPr>
+          <w:p>
+            <w:pPr>
+              <w:jc w:val="center"/>
+              <w:rPr>
+                <w:rFonts w:hint="default"/>
+                <w:vertAlign w:val="baseline"/>
+                <w:lang w:val="en-US" w:eastAsia="zh-CN"/>
+              </w:rPr>
+            </w:pPr>
+            <w:r>
+              <w:rPr>
+                <w:rFonts w:hint="eastAsia"/>
+                <w:vertAlign w:val="baseline"/>
+                <w:lang w:val="en-US" w:eastAsia="zh-CN"/>
+              </w:rPr>
+              <w:t>V2.3.0</w:t>
+            </w:r>
+          </w:p>
+        </w:tc>
+        <w:tc>
+          <w:tcPr>
+            <w:tcW w:w="1586" w:type="dxa"/>
+          </w:tcPr>
+          <w:p>
+            <w:pPr>
+              <w:jc w:val="center"/>
+              <w:rPr>
+                <w:rFonts w:hint="default"/>
+                <w:vertAlign w:val="baseline"/>
+                <w:lang w:val="en-US" w:eastAsia="zh-CN"/>
+              </w:rPr>
+            </w:pPr>
+            <w:r>
+              <w:rPr>
+                <w:rFonts w:hint="eastAsia"/>
+                <w:vertAlign w:val="baseline"/>
+                <w:lang w:val="en-US" w:eastAsia="zh-CN"/>
+              </w:rPr>
+              <w:t>wq</w:t>
+            </w:r>
+          </w:p>
+        </w:tc>
+        <w:tc>
+          <w:tcPr>
+            <w:tcW w:w="4338" w:type="dxa"/>
+          </w:tcPr>
+          <w:p>
+            <w:pPr>
+              <w:jc w:val="left"/>
+              <w:rPr>
+                <w:rFonts w:hint="default"/>
+                <w:vertAlign w:val="baseline"/>
+                <w:lang w:val="en-US" w:eastAsia="zh-CN"/>
+              </w:rPr>
+            </w:pPr>
+            <w:r>
+              <w:rPr>
+                <w:rFonts w:hint="eastAsia"/>
+                <w:vertAlign w:val="baseline"/>
+                <w:lang w:val="en-US" w:eastAsia="zh-CN"/>
+              </w:rPr>
+              <w:t>工具新增自动更新功能</w:t>
+            </w:r>
+          </w:p>
+        </w:tc>
+        <w:tc>
+          <w:tcPr>
+            <w:tcW w:w="2491" w:type="dxa"/>
+          </w:tcPr>
+          <w:p>
+            <w:pPr>
+              <w:jc w:val="center"/>
+              <w:rPr>
+                <w:rFonts w:hint="default"/>
+                <w:vertAlign w:val="baseline"/>
+                <w:lang w:val="en-US" w:eastAsia="zh-CN"/>
+              </w:rPr>
+            </w:pPr>
+            <w:r>
+              <w:rPr>
+                <w:rFonts w:hint="eastAsia"/>
+                <w:vertAlign w:val="baseline"/>
+                <w:lang w:val="en-US" w:eastAsia="zh-CN"/>
+              </w:rPr>
+              <w:t>2026-07-09</w:t>
+            </w:r>
+            <w:bookmarkStart w:id="72" w:name="_GoBack"/>
+            <w:bookmarkEnd w:id="72"/>
           </w:p>
         </w:tc>
       </w:tr>
@@ -9177,8 +9289,6 @@
         </w:rPr>
         <w:t>14</w:t>
       </w:r>
-      <w:bookmarkStart w:id="72" w:name="_GoBack"/>
-      <w:bookmarkEnd w:id="72"/>
       <w:r>
         <w:t>工具扩展</w:t>
       </w:r>
